--- a/output/Rehan_Malik_Resume_data_engineer_amazon.docx
+++ b/output/Rehan_Malik_Resume_data_engineer_amazon.docx
@@ -249,7 +249,7 @@
         <w:rPr>
           <w:sz w:val="20"/>
         </w:rPr>
-        <w:t>Developed</w:t>
+        <w:t>Designed</w:t>
       </w:r>
       <w:r>
         <w:rPr>
@@ -301,23 +301,23 @@
         <w:rPr>
           <w:sz w:val="20"/>
         </w:rPr>
+        <w:t>streaming</w:t>
+      </w:r>
+      <w:r>
+        <w:rPr>
+          <w:spacing w:val="-3"/>
+          <w:sz w:val="20"/>
+        </w:rPr>
+        <w:t xml:space="preserve"> </w:t>
+      </w:r>
+      <w:r>
+        <w:rPr>
+          <w:sz w:val="20"/>
+        </w:rPr>
         <w:t>data</w:t>
       </w:r>
       <w:r>
         <w:rPr>
-          <w:spacing w:val="-3"/>
-          <w:sz w:val="20"/>
-        </w:rPr>
-        <w:t xml:space="preserve"> </w:t>
-      </w:r>
-      <w:r>
-        <w:rPr>
-          <w:sz w:val="20"/>
-        </w:rPr>
-        <w:t>ingestion</w:t>
-      </w:r>
-      <w:r>
-        <w:rPr>
           <w:spacing w:val="-5"/>
           <w:sz w:val="20"/>
         </w:rPr>
@@ -340,20 +340,20 @@
         <w:rPr>
           <w:sz w:val="20"/>
         </w:rPr>
-        <w:t>processing</w:t>
-      </w:r>
-      <w:r>
-        <w:rPr>
-          <w:spacing w:val="-4"/>
-          <w:sz w:val="20"/>
-        </w:rPr>
-        <w:t xml:space="preserve"> </w:t>
-      </w:r>
-      <w:r>
-        <w:rPr>
-          <w:sz w:val="20"/>
-        </w:rPr>
-        <w:t>500+</w:t>
+        <w:t>using</w:t>
+      </w:r>
+      <w:r>
+        <w:rPr>
+          <w:spacing w:val="-4"/>
+          <w:sz w:val="20"/>
+        </w:rPr>
+        <w:t xml:space="preserve"> </w:t>
+      </w:r>
+      <w:r>
+        <w:rPr>
+          <w:sz w:val="20"/>
+        </w:rPr>
+        <w:t>WebSockets,</w:t>
       </w:r>
       <w:r>
         <w:rPr>
@@ -366,7 +366,7 @@
         <w:rPr>
           <w:sz w:val="20"/>
         </w:rPr>
-        <w:t>simultaneous</w:t>
+        <w:t>Apache</w:t>
       </w:r>
       <w:r>
         <w:rPr>
@@ -379,7 +379,7 @@
         <w:rPr>
           <w:sz w:val="20"/>
         </w:rPr>
-        <w:t>streams using Apache Kafka, WebSockets, and streaming architectures, ensuring zero-latency performance.</w:t>
+        <w:t>Kafka, and AWS services, enabling zero-latency processing of 500+ concurrent voice-to-data ingestion events.</w:t>
       </w:r>
     </w:p>
     <w:p>
@@ -403,7 +403,98 @@
         <w:rPr>
           <w:sz w:val="20"/>
         </w:rPr>
-        <w:t>Designed</w:t>
+        <w:t>Developed</w:t>
+      </w:r>
+      <w:r>
+        <w:rPr>
+          <w:spacing w:val="-3"/>
+          <w:sz w:val="20"/>
+        </w:rPr>
+        <w:t xml:space="preserve"> </w:t>
+      </w:r>
+      <w:r>
+        <w:rPr>
+          <w:sz w:val="20"/>
+        </w:rPr>
+        <w:t>end-to-end</w:t>
+      </w:r>
+      <w:r>
+        <w:rPr>
+          <w:spacing w:val="-3"/>
+          <w:sz w:val="20"/>
+        </w:rPr>
+        <w:t xml:space="preserve"> </w:t>
+      </w:r>
+      <w:r>
+        <w:rPr>
+          <w:sz w:val="20"/>
+        </w:rPr>
+        <w:t>ETL</w:t>
+      </w:r>
+      <w:r>
+        <w:rPr>
+          <w:spacing w:val="-4"/>
+          <w:sz w:val="20"/>
+        </w:rPr>
+        <w:t xml:space="preserve"> </w:t>
+      </w:r>
+      <w:r>
+        <w:rPr>
+          <w:sz w:val="20"/>
+        </w:rPr>
+        <w:t>pipelines</w:t>
+      </w:r>
+      <w:r>
+        <w:rPr>
+          <w:spacing w:val="-4"/>
+          <w:sz w:val="20"/>
+        </w:rPr>
+        <w:t xml:space="preserve"> </w:t>
+      </w:r>
+      <w:r>
+        <w:rPr>
+          <w:sz w:val="20"/>
+        </w:rPr>
+        <w:t>to</w:t>
+      </w:r>
+      <w:r>
+        <w:rPr>
+          <w:spacing w:val="-4"/>
+          <w:sz w:val="20"/>
+        </w:rPr>
+        <w:t xml:space="preserve"> </w:t>
+      </w:r>
+      <w:r>
+        <w:rPr>
+          <w:sz w:val="20"/>
+        </w:rPr>
+        <w:t>automate</w:t>
+      </w:r>
+      <w:r>
+        <w:rPr>
+          <w:spacing w:val="-6"/>
+          <w:sz w:val="20"/>
+        </w:rPr>
+        <w:t xml:space="preserve"> </w:t>
+      </w:r>
+      <w:r>
+        <w:rPr>
+          <w:sz w:val="20"/>
+        </w:rPr>
+        <w:t>complex</w:t>
+      </w:r>
+      <w:r>
+        <w:rPr>
+          <w:spacing w:val="-3"/>
+          <w:sz w:val="20"/>
+        </w:rPr>
+        <w:t xml:space="preserve"> </w:t>
+      </w:r>
+      <w:r>
+        <w:rPr>
+          <w:sz w:val="20"/>
+        </w:rPr>
+        <w:t>SEO</w:t>
       </w:r>
       <w:r>
         <w:rPr>
@@ -420,94 +511,16 @@
       </w:r>
       <w:r>
         <w:rPr>
-          <w:spacing w:val="-3"/>
-          <w:sz w:val="20"/>
-        </w:rPr>
-        <w:t xml:space="preserve"> </w:t>
-      </w:r>
-      <w:r>
-        <w:rPr>
-          <w:sz w:val="20"/>
-        </w:rPr>
-        <w:t>implemented</w:t>
-      </w:r>
-      <w:r>
-        <w:rPr>
-          <w:spacing w:val="-4"/>
-          <w:sz w:val="20"/>
-        </w:rPr>
-        <w:t xml:space="preserve"> </w:t>
-      </w:r>
-      <w:r>
-        <w:rPr>
-          <w:sz w:val="20"/>
-        </w:rPr>
-        <w:t>end-to-end</w:t>
-      </w:r>
-      <w:r>
-        <w:rPr>
-          <w:spacing w:val="-4"/>
-          <w:sz w:val="20"/>
-        </w:rPr>
-        <w:t xml:space="preserve"> </w:t>
-      </w:r>
-      <w:r>
-        <w:rPr>
-          <w:sz w:val="20"/>
-        </w:rPr>
-        <w:t>ETL</w:t>
-      </w:r>
-      <w:r>
-        <w:rPr>
-          <w:spacing w:val="-4"/>
-          <w:sz w:val="20"/>
-        </w:rPr>
-        <w:t xml:space="preserve"> </w:t>
-      </w:r>
-      <w:r>
-        <w:rPr>
-          <w:sz w:val="20"/>
-        </w:rPr>
-        <w:t>pipelines</w:t>
-      </w:r>
-      <w:r>
-        <w:rPr>
-          <w:spacing w:val="-6"/>
-          <w:sz w:val="20"/>
-        </w:rPr>
-        <w:t xml:space="preserve"> </w:t>
-      </w:r>
-      <w:r>
-        <w:rPr>
-          <w:sz w:val="20"/>
-        </w:rPr>
-        <w:t>for</w:t>
-      </w:r>
-      <w:r>
-        <w:rPr>
-          <w:spacing w:val="-3"/>
-          <w:sz w:val="20"/>
-        </w:rPr>
-        <w:t xml:space="preserve"> </w:t>
-      </w:r>
-      <w:r>
-        <w:rPr>
-          <w:sz w:val="20"/>
-        </w:rPr>
-        <w:t>automated</w:t>
-      </w:r>
-      <w:r>
-        <w:rPr>
-          <w:spacing w:val="-3"/>
-          <w:sz w:val="20"/>
-        </w:rPr>
-        <w:t xml:space="preserve"> </w:t>
-      </w:r>
-      <w:r>
-        <w:rPr>
-          <w:sz w:val="20"/>
-        </w:rPr>
-        <w:t>data</w:t>
+          <w:spacing w:val="-4"/>
+          <w:sz w:val="20"/>
+        </w:rPr>
+        <w:t xml:space="preserve"> </w:t>
+      </w:r>
+      <w:r>
+        <w:rPr>
+          <w:sz w:val="20"/>
+        </w:rPr>
+        <w:t>content</w:t>
       </w:r>
       <w:r>
         <w:rPr>
@@ -546,20 +559,7 @@
         <w:rPr>
           <w:sz w:val="20"/>
         </w:rPr>
-        <w:t>Python</w:t>
-      </w:r>
-      <w:r>
-        <w:rPr>
-          <w:spacing w:val="-4"/>
-          <w:sz w:val="20"/>
-        </w:rPr>
-        <w:t xml:space="preserve"> </w:t>
-      </w:r>
-      <w:r>
-        <w:rPr>
-          <w:sz w:val="20"/>
-        </w:rPr>
-        <w:t>and LangChain to optimize data processing without manual intervention.</w:t>
+        <w:t>Python and orchestration frameworks to eliminate manual intervention.</w:t>
       </w:r>
     </w:p>
     <w:p>
@@ -596,24 +596,115 @@
         <w:rPr>
           <w:sz w:val="20"/>
         </w:rPr>
+        <w:t>ETL</w:t>
+      </w:r>
+      <w:r>
+        <w:rPr>
+          <w:spacing w:val="-3"/>
+          <w:sz w:val="20"/>
+        </w:rPr>
+        <w:t xml:space="preserve"> </w:t>
+      </w:r>
+      <w:r>
+        <w:rPr>
+          <w:sz w:val="20"/>
+        </w:rPr>
+        <w:t>pipelines</w:t>
+      </w:r>
+      <w:r>
+        <w:rPr>
+          <w:spacing w:val="-4"/>
+          <w:sz w:val="20"/>
+        </w:rPr>
+        <w:t xml:space="preserve"> </w:t>
+      </w:r>
+      <w:r>
+        <w:rPr>
+          <w:sz w:val="20"/>
+        </w:rPr>
         <w:t>and</w:t>
       </w:r>
       <w:r>
         <w:rPr>
-          <w:spacing w:val="-3"/>
-          <w:sz w:val="20"/>
-        </w:rPr>
-        <w:t xml:space="preserve"> </w:t>
-      </w:r>
-      <w:r>
-        <w:rPr>
-          <w:sz w:val="20"/>
-        </w:rPr>
-        <w:t>scaled</w:t>
-      </w:r>
-      <w:r>
-        <w:rPr>
-          <w:spacing w:val="-4"/>
+          <w:spacing w:val="-4"/>
+          <w:sz w:val="20"/>
+        </w:rPr>
+        <w:t xml:space="preserve"> </w:t>
+      </w:r>
+      <w:r>
+        <w:rPr>
+          <w:sz w:val="20"/>
+        </w:rPr>
+        <w:t>implemented</w:t>
+      </w:r>
+      <w:r>
+        <w:rPr>
+          <w:spacing w:val="-3"/>
+          <w:sz w:val="20"/>
+        </w:rPr>
+        <w:t xml:space="preserve"> </w:t>
+      </w:r>
+      <w:r>
+        <w:rPr>
+          <w:sz w:val="20"/>
+        </w:rPr>
+        <w:t>data</w:t>
+      </w:r>
+      <w:r>
+        <w:rPr>
+          <w:spacing w:val="-4"/>
+          <w:sz w:val="20"/>
+        </w:rPr>
+        <w:t xml:space="preserve"> </w:t>
+      </w:r>
+      <w:r>
+        <w:rPr>
+          <w:sz w:val="20"/>
+        </w:rPr>
+        <w:t>partitioning</w:t>
+      </w:r>
+      <w:r>
+        <w:rPr>
+          <w:spacing w:val="-6"/>
+          <w:sz w:val="20"/>
+        </w:rPr>
+        <w:t xml:space="preserve"> </w:t>
+      </w:r>
+      <w:r>
+        <w:rPr>
+          <w:sz w:val="20"/>
+        </w:rPr>
+        <w:t>strategies</w:t>
+      </w:r>
+      <w:r>
+        <w:rPr>
+          <w:spacing w:val="-3"/>
+          <w:sz w:val="20"/>
+        </w:rPr>
+        <w:t xml:space="preserve"> </w:t>
+      </w:r>
+      <w:r>
+        <w:rPr>
+          <w:sz w:val="20"/>
+        </w:rPr>
+        <w:t>to</w:t>
+      </w:r>
+      <w:r>
+        <w:rPr>
+          <w:spacing w:val="-3"/>
+          <w:sz w:val="20"/>
+        </w:rPr>
+        <w:t xml:space="preserve"> </w:t>
+      </w:r>
+      <w:r>
+        <w:rPr>
+          <w:sz w:val="20"/>
+        </w:rPr>
+        <w:t>scale</w:t>
+      </w:r>
+      <w:r>
+        <w:rPr>
+          <w:spacing w:val="-3"/>
           <w:sz w:val="20"/>
         </w:rPr>
         <w:t xml:space="preserve"> </w:t>
@@ -626,7 +717,7 @@
       </w:r>
       <w:r>
         <w:rPr>
-          <w:spacing w:val="-4"/>
+          <w:spacing w:val="-5"/>
           <w:sz w:val="20"/>
         </w:rPr>
         <w:t xml:space="preserve"> </w:t>
@@ -648,111 +739,20 @@
         <w:rPr>
           <w:sz w:val="20"/>
         </w:rPr>
-        <w:t>infrastructure</w:t>
-      </w:r>
-      <w:r>
-        <w:rPr>
-          <w:spacing w:val="-4"/>
-          <w:sz w:val="20"/>
-        </w:rPr>
-        <w:t xml:space="preserve"> </w:t>
-      </w:r>
-      <w:r>
-        <w:rPr>
-          <w:sz w:val="20"/>
-        </w:rPr>
-        <w:t>on</w:t>
-      </w:r>
-      <w:r>
-        <w:rPr>
-          <w:spacing w:val="-6"/>
-          <w:sz w:val="20"/>
-        </w:rPr>
-        <w:t xml:space="preserve"> </w:t>
-      </w:r>
-      <w:r>
-        <w:rPr>
-          <w:sz w:val="20"/>
-        </w:rPr>
-        <w:t>AWS</w:t>
-      </w:r>
-      <w:r>
-        <w:rPr>
-          <w:spacing w:val="-3"/>
-          <w:sz w:val="20"/>
-        </w:rPr>
-        <w:t xml:space="preserve"> </w:t>
-      </w:r>
-      <w:r>
-        <w:rPr>
-          <w:sz w:val="20"/>
-        </w:rPr>
-        <w:t>(S3,</w:t>
-      </w:r>
-      <w:r>
-        <w:rPr>
-          <w:spacing w:val="-3"/>
-          <w:sz w:val="20"/>
-        </w:rPr>
-        <w:t xml:space="preserve"> </w:t>
-      </w:r>
-      <w:r>
-        <w:rPr>
-          <w:sz w:val="20"/>
-        </w:rPr>
-        <w:t>Lambda,</w:t>
-      </w:r>
-      <w:r>
-        <w:rPr>
-          <w:spacing w:val="-3"/>
-          <w:sz w:val="20"/>
-        </w:rPr>
-        <w:t xml:space="preserve"> </w:t>
-      </w:r>
-      <w:r>
-        <w:rPr>
-          <w:sz w:val="20"/>
-        </w:rPr>
-        <w:t>RDS)</w:t>
-      </w:r>
-      <w:r>
-        <w:rPr>
-          <w:spacing w:val="-5"/>
-          <w:sz w:val="20"/>
-        </w:rPr>
-        <w:t xml:space="preserve"> </w:t>
-      </w:r>
-      <w:r>
-        <w:rPr>
-          <w:sz w:val="20"/>
-        </w:rPr>
-        <w:t>to</w:t>
-      </w:r>
-      <w:r>
-        <w:rPr>
-          <w:spacing w:val="-3"/>
-          <w:sz w:val="20"/>
-        </w:rPr>
-        <w:t xml:space="preserve"> </w:t>
-      </w:r>
-      <w:r>
-        <w:rPr>
-          <w:sz w:val="20"/>
-        </w:rPr>
-        <w:t>handle</w:t>
-      </w:r>
-      <w:r>
-        <w:rPr>
-          <w:spacing w:val="-4"/>
-          <w:sz w:val="20"/>
-        </w:rPr>
-        <w:t xml:space="preserve"> </w:t>
-      </w:r>
-      <w:r>
-        <w:rPr>
-          <w:sz w:val="20"/>
-        </w:rPr>
-        <w:t>2TB+ datasets, increasing system processing capacity by 60% through advanced partitioning and pipeline tuning.</w:t>
+        <w:t>infrastructure,</w:t>
+      </w:r>
+      <w:r>
+        <w:rPr>
+          <w:spacing w:val="-4"/>
+          <w:sz w:val="20"/>
+        </w:rPr>
+        <w:t xml:space="preserve"> </w:t>
+      </w:r>
+      <w:r>
+        <w:rPr>
+          <w:sz w:val="20"/>
+        </w:rPr>
+        <w:t>increasing processing capacity by 60% and managing 2TB+ datasets.</w:t>
       </w:r>
     </w:p>
     <w:p>
@@ -828,7 +828,7 @@
         <w:rPr>
           <w:sz w:val="20"/>
         </w:rPr>
-        <w:t>cloud</w:t>
+        <w:t>data</w:t>
       </w:r>
       <w:r>
         <w:rPr>
@@ -841,7 +841,7 @@
         <w:rPr>
           <w:sz w:val="20"/>
         </w:rPr>
-        <w:t>solutions</w:t>
+        <w:t>backends</w:t>
       </w:r>
       <w:r>
         <w:rPr>
@@ -867,20 +867,20 @@
         <w:rPr>
           <w:sz w:val="20"/>
         </w:rPr>
-        <w:t>AWS,</w:t>
-      </w:r>
-      <w:r>
-        <w:rPr>
-          <w:spacing w:val="-3"/>
-          <w:sz w:val="20"/>
-        </w:rPr>
-        <w:t xml:space="preserve"> </w:t>
-      </w:r>
-      <w:r>
-        <w:rPr>
-          <w:sz w:val="20"/>
-        </w:rPr>
-        <w:t>including</w:t>
+        <w:t>AWS</w:t>
+      </w:r>
+      <w:r>
+        <w:rPr>
+          <w:spacing w:val="-3"/>
+          <w:sz w:val="20"/>
+        </w:rPr>
+        <w:t xml:space="preserve"> </w:t>
+      </w:r>
+      <w:r>
+        <w:rPr>
+          <w:sz w:val="20"/>
+        </w:rPr>
+        <w:t>(ECS,</w:t>
       </w:r>
       <w:r>
         <w:rPr>
@@ -893,32 +893,6 @@
         <w:rPr>
           <w:sz w:val="20"/>
         </w:rPr>
-        <w:t>ECS</w:t>
-      </w:r>
-      <w:r>
-        <w:rPr>
-          <w:spacing w:val="-3"/>
-          <w:sz w:val="20"/>
-        </w:rPr>
-        <w:t xml:space="preserve"> </w:t>
-      </w:r>
-      <w:r>
-        <w:rPr>
-          <w:sz w:val="20"/>
-        </w:rPr>
-        <w:t>and</w:t>
-      </w:r>
-      <w:r>
-        <w:rPr>
-          <w:spacing w:val="-3"/>
-          <w:sz w:val="20"/>
-        </w:rPr>
-        <w:t xml:space="preserve"> </w:t>
-      </w:r>
-      <w:r>
-        <w:rPr>
-          <w:sz w:val="20"/>
-        </w:rPr>
         <w:t>Lambda,</w:t>
       </w:r>
       <w:r>
@@ -932,6 +906,32 @@
         <w:rPr>
           <w:sz w:val="20"/>
         </w:rPr>
+        <w:t>S3,</w:t>
+      </w:r>
+      <w:r>
+        <w:rPr>
+          <w:spacing w:val="-3"/>
+          <w:sz w:val="20"/>
+        </w:rPr>
+        <w:t xml:space="preserve"> </w:t>
+      </w:r>
+      <w:r>
+        <w:rPr>
+          <w:sz w:val="20"/>
+        </w:rPr>
+        <w:t>RDS)</w:t>
+      </w:r>
+      <w:r>
+        <w:rPr>
+          <w:spacing w:val="-3"/>
+          <w:sz w:val="20"/>
+        </w:rPr>
+        <w:t xml:space="preserve"> </w:t>
+      </w:r>
+      <w:r>
+        <w:rPr>
+          <w:sz w:val="20"/>
+        </w:rPr>
         <w:t>to</w:t>
       </w:r>
       <w:r>
@@ -958,7 +958,7 @@
         <w:rPr>
           <w:sz w:val="20"/>
         </w:rPr>
-        <w:t>high-throughput</w:t>
+        <w:t>petabyte-scale</w:t>
       </w:r>
       <w:r>
         <w:rPr>
@@ -971,7 +971,7 @@
         <w:rPr>
           <w:sz w:val="20"/>
         </w:rPr>
-        <w:t>data processing and machine learning workloads.</w:t>
+        <w:t>data processing for GenAI and machine learning workloads.</w:t>
       </w:r>
     </w:p>
     <w:p>
@@ -1099,20 +1099,20 @@
         <w:rPr>
           <w:sz w:val="20"/>
         </w:rPr>
-        <w:t>data</w:t>
-      </w:r>
-      <w:r>
-        <w:rPr>
-          <w:spacing w:val="-4"/>
-          <w:sz w:val="20"/>
-        </w:rPr>
-        <w:t xml:space="preserve"> </w:t>
-      </w:r>
-      <w:r>
-        <w:rPr>
-          <w:sz w:val="20"/>
-        </w:rPr>
-        <w:t>processing</w:t>
+        <w:t>model</w:t>
+      </w:r>
+      <w:r>
+        <w:rPr>
+          <w:spacing w:val="-4"/>
+          <w:sz w:val="20"/>
+        </w:rPr>
+        <w:t xml:space="preserve"> </w:t>
+      </w:r>
+      <w:r>
+        <w:rPr>
+          <w:sz w:val="20"/>
+        </w:rPr>
+        <w:t>inference</w:t>
       </w:r>
       <w:r>
         <w:rPr>
@@ -1138,7 +1138,7 @@
         <w:rPr>
           <w:sz w:val="20"/>
         </w:rPr>
-        <w:t>by 25% and improving system concurrency by 15%.</w:t>
+        <w:t>by 25% and enabling support for 15% more concurrent users.</w:t>
       </w:r>
     </w:p>
     <w:p>
@@ -1162,11 +1162,37 @@
         <w:rPr>
           <w:sz w:val="20"/>
         </w:rPr>
-        <w:t>Built</w:t>
-      </w:r>
-      <w:r>
-        <w:rPr>
-          <w:spacing w:val="-4"/>
+        <w:t>Designed</w:t>
+      </w:r>
+      <w:r>
+        <w:rPr>
+          <w:spacing w:val="-4"/>
+          <w:sz w:val="20"/>
+        </w:rPr>
+        <w:t xml:space="preserve"> </w:t>
+      </w:r>
+      <w:r>
+        <w:rPr>
+          <w:sz w:val="20"/>
+        </w:rPr>
+        <w:t>and</w:t>
+      </w:r>
+      <w:r>
+        <w:rPr>
+          <w:spacing w:val="-5"/>
+          <w:sz w:val="20"/>
+        </w:rPr>
+        <w:t xml:space="preserve"> </w:t>
+      </w:r>
+      <w:r>
+        <w:rPr>
+          <w:sz w:val="20"/>
+        </w:rPr>
+        <w:t>implemented</w:t>
+      </w:r>
+      <w:r>
+        <w:rPr>
+          <w:spacing w:val="-3"/>
           <w:sz w:val="20"/>
         </w:rPr>
         <w:t xml:space="preserve"> </w:t>
@@ -1179,6 +1205,97 @@
       </w:r>
       <w:r>
         <w:rPr>
+          <w:spacing w:val="-1"/>
+          <w:sz w:val="20"/>
+        </w:rPr>
+        <w:t xml:space="preserve"> </w:t>
+      </w:r>
+      <w:r>
+        <w:rPr>
+          <w:sz w:val="20"/>
+        </w:rPr>
+        <w:t>retrieval</w:t>
+      </w:r>
+      <w:r>
+        <w:rPr>
+          <w:spacing w:val="-4"/>
+          <w:sz w:val="20"/>
+        </w:rPr>
+        <w:t xml:space="preserve"> </w:t>
+      </w:r>
+      <w:r>
+        <w:rPr>
+          <w:sz w:val="20"/>
+        </w:rPr>
+        <w:t>pipelines</w:t>
+      </w:r>
+      <w:r>
+        <w:rPr>
+          <w:spacing w:val="-2"/>
+          <w:sz w:val="20"/>
+        </w:rPr>
+        <w:t xml:space="preserve"> </w:t>
+      </w:r>
+      <w:r>
+        <w:rPr>
+          <w:sz w:val="20"/>
+        </w:rPr>
+        <w:t>using</w:t>
+      </w:r>
+      <w:r>
+        <w:rPr>
+          <w:spacing w:val="-4"/>
+          <w:sz w:val="20"/>
+        </w:rPr>
+        <w:t xml:space="preserve"> </w:t>
+      </w:r>
+      <w:r>
+        <w:rPr>
+          <w:sz w:val="20"/>
+        </w:rPr>
+        <w:t>LangChain,</w:t>
+      </w:r>
+      <w:r>
+        <w:rPr>
+          <w:spacing w:val="-3"/>
+          <w:sz w:val="20"/>
+        </w:rPr>
+        <w:t xml:space="preserve"> </w:t>
+      </w:r>
+      <w:r>
+        <w:rPr>
+          <w:sz w:val="20"/>
+        </w:rPr>
+        <w:t>FAISS,</w:t>
+      </w:r>
+      <w:r>
+        <w:rPr>
+          <w:spacing w:val="-4"/>
+          <w:sz w:val="20"/>
+        </w:rPr>
+        <w:t xml:space="preserve"> </w:t>
+      </w:r>
+      <w:r>
+        <w:rPr>
+          <w:sz w:val="20"/>
+        </w:rPr>
+        <w:t>and</w:t>
+      </w:r>
+      <w:r>
+        <w:rPr>
+          <w:spacing w:val="-2"/>
+          <w:sz w:val="20"/>
+        </w:rPr>
+        <w:t xml:space="preserve"> </w:t>
+      </w:r>
+      <w:r>
+        <w:rPr>
+          <w:sz w:val="20"/>
+        </w:rPr>
+        <w:t>ChromaDB</w:t>
+      </w:r>
+      <w:r>
+        <w:rPr>
           <w:spacing w:val="-5"/>
           <w:sz w:val="20"/>
         </w:rPr>
@@ -1188,114 +1305,10 @@
         <w:rPr>
           <w:sz w:val="20"/>
         </w:rPr>
-        <w:t>retrieval</w:t>
-      </w:r>
-      <w:r>
-        <w:rPr>
-          <w:spacing w:val="-3"/>
-          <w:sz w:val="20"/>
-        </w:rPr>
-        <w:t xml:space="preserve"> </w:t>
-      </w:r>
-      <w:r>
-        <w:rPr>
-          <w:sz w:val="20"/>
-        </w:rPr>
-        <w:t>pipelines</w:t>
-      </w:r>
-      <w:r>
-        <w:rPr>
-          <w:spacing w:val="-1"/>
-          <w:sz w:val="20"/>
-        </w:rPr>
-        <w:t xml:space="preserve"> </w:t>
-      </w:r>
-      <w:r>
-        <w:rPr>
-          <w:sz w:val="20"/>
-        </w:rPr>
         <w:t>for</w:t>
       </w:r>
       <w:r>
         <w:rPr>
-          <w:spacing w:val="-4"/>
-          <w:sz w:val="20"/>
-        </w:rPr>
-        <w:t xml:space="preserve"> </w:t>
-      </w:r>
-      <w:r>
-        <w:rPr>
-          <w:sz w:val="20"/>
-        </w:rPr>
-        <w:t>structured</w:t>
-      </w:r>
-      <w:r>
-        <w:rPr>
-          <w:spacing w:val="-2"/>
-          <w:sz w:val="20"/>
-        </w:rPr>
-        <w:t xml:space="preserve"> </w:t>
-      </w:r>
-      <w:r>
-        <w:rPr>
-          <w:sz w:val="20"/>
-        </w:rPr>
-        <w:t>and</w:t>
-      </w:r>
-      <w:r>
-        <w:rPr>
-          <w:spacing w:val="-4"/>
-          <w:sz w:val="20"/>
-        </w:rPr>
-        <w:t xml:space="preserve"> </w:t>
-      </w:r>
-      <w:r>
-        <w:rPr>
-          <w:sz w:val="20"/>
-        </w:rPr>
-        <w:t>unstructured</w:t>
-      </w:r>
-      <w:r>
-        <w:rPr>
-          <w:spacing w:val="-3"/>
-          <w:sz w:val="20"/>
-        </w:rPr>
-        <w:t xml:space="preserve"> </w:t>
-      </w:r>
-      <w:r>
-        <w:rPr>
-          <w:sz w:val="20"/>
-        </w:rPr>
-        <w:t>datasets</w:t>
-      </w:r>
-      <w:r>
-        <w:rPr>
-          <w:spacing w:val="-4"/>
-          <w:sz w:val="20"/>
-        </w:rPr>
-        <w:t xml:space="preserve"> </w:t>
-      </w:r>
-      <w:r>
-        <w:rPr>
-          <w:sz w:val="20"/>
-        </w:rPr>
-        <w:t>using</w:t>
-      </w:r>
-      <w:r>
-        <w:rPr>
-          <w:spacing w:val="-2"/>
-          <w:sz w:val="20"/>
-        </w:rPr>
-        <w:t xml:space="preserve"> </w:t>
-      </w:r>
-      <w:r>
-        <w:rPr>
-          <w:sz w:val="20"/>
-        </w:rPr>
-        <w:t>Apache</w:t>
-      </w:r>
-      <w:r>
-        <w:rPr>
           <w:spacing w:val="-5"/>
           <w:sz w:val="20"/>
         </w:rPr>
@@ -1305,20 +1318,7 @@
         <w:rPr>
           <w:sz w:val="20"/>
         </w:rPr>
-        <w:t>Spark,</w:t>
-      </w:r>
-      <w:r>
-        <w:rPr>
-          <w:spacing w:val="-5"/>
-          <w:sz w:val="20"/>
-        </w:rPr>
-        <w:t xml:space="preserve"> </w:t>
-      </w:r>
-      <w:r>
-        <w:rPr>
-          <w:sz w:val="20"/>
-        </w:rPr>
-        <w:t>FAISS, and ChromaDB, enabling efficient enterprise knowledge access.</w:t>
+        <w:t>real-time access to structured and unstructured enterprise datasets.</w:t>
       </w:r>
     </w:p>
     <w:p>
@@ -1342,11 +1342,115 @@
         <w:rPr>
           <w:sz w:val="20"/>
         </w:rPr>
-        <w:t>Implemented</w:t>
-      </w:r>
-      <w:r>
-        <w:rPr>
-          <w:spacing w:val="-4"/>
+        <w:t>Enhanced</w:t>
+      </w:r>
+      <w:r>
+        <w:rPr>
+          <w:spacing w:val="-4"/>
+          <w:sz w:val="20"/>
+        </w:rPr>
+        <w:t xml:space="preserve"> </w:t>
+      </w:r>
+      <w:r>
+        <w:rPr>
+          <w:sz w:val="20"/>
+        </w:rPr>
+        <w:t>machine</w:t>
+      </w:r>
+      <w:r>
+        <w:rPr>
+          <w:spacing w:val="-5"/>
+          <w:sz w:val="20"/>
+        </w:rPr>
+        <w:t xml:space="preserve"> </w:t>
+      </w:r>
+      <w:r>
+        <w:rPr>
+          <w:sz w:val="20"/>
+        </w:rPr>
+        <w:t>learning</w:t>
+      </w:r>
+      <w:r>
+        <w:rPr>
+          <w:spacing w:val="-3"/>
+          <w:sz w:val="20"/>
+        </w:rPr>
+        <w:t xml:space="preserve"> </w:t>
+      </w:r>
+      <w:r>
+        <w:rPr>
+          <w:sz w:val="20"/>
+        </w:rPr>
+        <w:t>pipeline</w:t>
+      </w:r>
+      <w:r>
+        <w:rPr>
+          <w:spacing w:val="-4"/>
+          <w:sz w:val="20"/>
+        </w:rPr>
+        <w:t xml:space="preserve"> </w:t>
+      </w:r>
+      <w:r>
+        <w:rPr>
+          <w:sz w:val="20"/>
+        </w:rPr>
+        <w:t>performance</w:t>
+      </w:r>
+      <w:r>
+        <w:rPr>
+          <w:spacing w:val="-5"/>
+          <w:sz w:val="20"/>
+        </w:rPr>
+        <w:t xml:space="preserve"> </w:t>
+      </w:r>
+      <w:r>
+        <w:rPr>
+          <w:sz w:val="20"/>
+        </w:rPr>
+        <w:t>and</w:t>
+      </w:r>
+      <w:r>
+        <w:rPr>
+          <w:spacing w:val="-4"/>
+          <w:sz w:val="20"/>
+        </w:rPr>
+        <w:t xml:space="preserve"> </w:t>
+      </w:r>
+      <w:r>
+        <w:rPr>
+          <w:sz w:val="20"/>
+        </w:rPr>
+        <w:t>reliability</w:t>
+      </w:r>
+      <w:r>
+        <w:rPr>
+          <w:spacing w:val="-2"/>
+          <w:sz w:val="20"/>
+        </w:rPr>
+        <w:t xml:space="preserve"> </w:t>
+      </w:r>
+      <w:r>
+        <w:rPr>
+          <w:sz w:val="20"/>
+        </w:rPr>
+        <w:t>by</w:t>
+      </w:r>
+      <w:r>
+        <w:rPr>
+          <w:spacing w:val="-4"/>
+          <w:sz w:val="20"/>
+        </w:rPr>
+        <w:t xml:space="preserve"> </w:t>
+      </w:r>
+      <w:r>
+        <w:rPr>
+          <w:sz w:val="20"/>
+        </w:rPr>
+        <w:t>implementing</w:t>
+      </w:r>
+      <w:r>
+        <w:rPr>
+          <w:spacing w:val="-5"/>
           <w:sz w:val="20"/>
         </w:rPr>
         <w:t xml:space="preserve"> </w:t>
@@ -1359,7 +1463,7 @@
       </w:r>
       <w:r>
         <w:rPr>
-          <w:spacing w:val="-5"/>
+          <w:spacing w:val="-4"/>
           <w:sz w:val="20"/>
         </w:rPr>
         <w:t xml:space="preserve"> </w:t>
@@ -1372,7 +1476,7 @@
       </w:r>
       <w:r>
         <w:rPr>
-          <w:spacing w:val="-3"/>
+          <w:spacing w:val="-4"/>
           <w:sz w:val="20"/>
         </w:rPr>
         <w:t xml:space="preserve"> </w:t>
@@ -1394,131 +1498,27 @@
         <w:rPr>
           <w:sz w:val="20"/>
         </w:rPr>
-        <w:t>to</w:t>
-      </w:r>
-      <w:r>
-        <w:rPr>
-          <w:spacing w:val="-5"/>
-          <w:sz w:val="20"/>
-        </w:rPr>
-        <w:t xml:space="preserve"> </w:t>
-      </w:r>
-      <w:r>
-        <w:rPr>
-          <w:sz w:val="20"/>
-        </w:rPr>
-        <w:t>enhance</w:t>
-      </w:r>
-      <w:r>
-        <w:rPr>
-          <w:spacing w:val="-4"/>
-          <w:sz w:val="20"/>
-        </w:rPr>
-        <w:t xml:space="preserve"> </w:t>
-      </w:r>
-      <w:r>
-        <w:rPr>
-          <w:sz w:val="20"/>
-        </w:rPr>
-        <w:t>machine</w:t>
+        <w:t>and</w:t>
+      </w:r>
+      <w:r>
+        <w:rPr>
+          <w:spacing w:val="-4"/>
+          <w:sz w:val="20"/>
+        </w:rPr>
+        <w:t xml:space="preserve"> </w:t>
+      </w:r>
+      <w:r>
+        <w:rPr>
+          <w:sz w:val="20"/>
+        </w:rPr>
+        <w:t>fine-tuning</w:t>
       </w:r>
       <w:r>
         <w:rPr>
           <w:spacing w:val="-2"/>
           <w:sz w:val="20"/>
         </w:rPr>
-        <w:t xml:space="preserve"> </w:t>
-      </w:r>
-      <w:r>
-        <w:rPr>
-          <w:sz w:val="20"/>
-        </w:rPr>
-        <w:t>learning</w:t>
-      </w:r>
-      <w:r>
-        <w:rPr>
-          <w:spacing w:val="-4"/>
-          <w:sz w:val="20"/>
-        </w:rPr>
-        <w:t xml:space="preserve"> </w:t>
-      </w:r>
-      <w:r>
-        <w:rPr>
-          <w:sz w:val="20"/>
-        </w:rPr>
-        <w:t>model</w:t>
-      </w:r>
-      <w:r>
-        <w:rPr>
-          <w:spacing w:val="-5"/>
-          <w:sz w:val="20"/>
-        </w:rPr>
-        <w:t xml:space="preserve"> </w:t>
-      </w:r>
-      <w:r>
-        <w:rPr>
-          <w:sz w:val="20"/>
-        </w:rPr>
-        <w:t>performance</w:t>
-      </w:r>
-      <w:r>
-        <w:rPr>
-          <w:spacing w:val="-4"/>
-          <w:sz w:val="20"/>
-        </w:rPr>
-        <w:t xml:space="preserve"> </w:t>
-      </w:r>
-      <w:r>
-        <w:rPr>
-          <w:sz w:val="20"/>
-        </w:rPr>
-        <w:t>and</w:t>
-      </w:r>
-      <w:r>
-        <w:rPr>
-          <w:spacing w:val="-4"/>
-          <w:sz w:val="20"/>
-        </w:rPr>
-        <w:t xml:space="preserve"> </w:t>
-      </w:r>
-      <w:r>
-        <w:rPr>
-          <w:sz w:val="20"/>
-        </w:rPr>
-        <w:t>reliability</w:t>
-      </w:r>
-      <w:r>
-        <w:rPr>
-          <w:spacing w:val="-4"/>
-          <w:sz w:val="20"/>
-        </w:rPr>
-        <w:t xml:space="preserve"> </w:t>
-      </w:r>
-      <w:r>
-        <w:rPr>
-          <w:sz w:val="20"/>
-        </w:rPr>
-        <w:t>for</w:t>
-      </w:r>
-      <w:r>
-        <w:rPr>
-          <w:spacing w:val="-4"/>
-          <w:sz w:val="20"/>
-        </w:rPr>
-        <w:t xml:space="preserve"> </w:t>
-      </w:r>
-      <w:r>
-        <w:rPr>
-          <w:sz w:val="20"/>
-        </w:rPr>
-        <w:t>production-grade</w:t>
-      </w:r>
-      <w:r>
-        <w:rPr>
-          <w:spacing w:val="-2"/>
-          <w:sz w:val="20"/>
-        </w:rPr>
-        <w:t>AI systems.</w:t>
+        <w:t>models for production use cases.</w:t>
       </w:r>
     </w:p>
     <w:p>
@@ -1542,7 +1542,7 @@
         <w:rPr>
           <w:sz w:val="20"/>
         </w:rPr>
-        <w:t>Developed</w:t>
+        <w:t>Built</w:t>
       </w:r>
       <w:r>
         <w:rPr>
@@ -1607,6 +1607,32 @@
         <w:rPr>
           <w:sz w:val="20"/>
         </w:rPr>
+        <w:t>on</w:t>
+      </w:r>
+      <w:r>
+        <w:rPr>
+          <w:spacing w:val="-4"/>
+          <w:sz w:val="20"/>
+        </w:rPr>
+        <w:t xml:space="preserve"> </w:t>
+      </w:r>
+      <w:r>
+        <w:rPr>
+          <w:sz w:val="20"/>
+        </w:rPr>
+        <w:t>AWS</w:t>
+      </w:r>
+      <w:r>
+        <w:rPr>
+          <w:spacing w:val="-3"/>
+          <w:sz w:val="20"/>
+        </w:rPr>
+        <w:t xml:space="preserve"> </w:t>
+      </w:r>
+      <w:r>
+        <w:rPr>
+          <w:sz w:val="20"/>
+        </w:rPr>
         <w:t>for</w:t>
       </w:r>
       <w:r>
@@ -1620,20 +1646,7 @@
         <w:rPr>
           <w:sz w:val="20"/>
         </w:rPr>
-        <w:t>audio-to-text</w:t>
-      </w:r>
-      <w:r>
-        <w:rPr>
-          <w:spacing w:val="-3"/>
-          <w:sz w:val="20"/>
-        </w:rPr>
-        <w:t xml:space="preserve"> </w:t>
-      </w:r>
-      <w:r>
-        <w:rPr>
-          <w:sz w:val="20"/>
-        </w:rPr>
-        <w:t>processing,</w:t>
+        <w:t>speech-to-text,</w:t>
       </w:r>
       <w:r>
         <w:rPr>
@@ -1685,20 +1698,7 @@
         <w:rPr>
           <w:sz w:val="20"/>
         </w:rPr>
-        <w:t>insights</w:t>
-      </w:r>
-      <w:r>
-        <w:rPr>
-          <w:spacing w:val="-4"/>
-          <w:sz w:val="20"/>
-        </w:rPr>
-        <w:t xml:space="preserve"> </w:t>
-      </w:r>
-      <w:r>
-        <w:rPr>
-          <w:sz w:val="20"/>
-        </w:rPr>
-        <w:t>generation using AWS services and streaming architectures.</w:t>
+        <w:t>sales insights, leveraging Apache Kafka and other streaming technologies.</w:t>
       </w:r>
     </w:p>
     <w:p>
@@ -1857,7 +1857,20 @@
         <w:rPr>
           <w:sz w:val="20"/>
         </w:rPr>
-        <w:t>scalable</w:t>
+        <w:t>and</w:t>
+      </w:r>
+      <w:r>
+        <w:rPr>
+          <w:spacing w:val="-4"/>
+          <w:sz w:val="20"/>
+        </w:rPr>
+        <w:t xml:space="preserve"> </w:t>
+      </w:r>
+      <w:r>
+        <w:rPr>
+          <w:sz w:val="20"/>
+        </w:rPr>
+        <w:t>optimized</w:t>
       </w:r>
       <w:r>
         <w:rPr>
@@ -1887,7 +1900,7 @@
       </w:r>
       <w:r>
         <w:rPr>
-          <w:spacing w:val="-4"/>
+          <w:spacing w:val="-3"/>
           <w:sz w:val="20"/>
         </w:rPr>
         <w:t xml:space="preserve"> </w:t>
@@ -1900,7 +1913,7 @@
       </w:r>
       <w:r>
         <w:rPr>
-          <w:spacing w:val="-3"/>
+          <w:spacing w:val="-4"/>
           <w:sz w:val="20"/>
         </w:rPr>
         <w:t xml:space="preserve"> </w:t>
@@ -1913,7 +1926,7 @@
       </w:r>
       <w:r>
         <w:rPr>
-          <w:spacing w:val="-4"/>
+          <w:spacing w:val="-5"/>
           <w:sz w:val="20"/>
         </w:rPr>
         <w:t xml:space="preserve"> </w:t>
@@ -1926,6 +1939,45 @@
       </w:r>
       <w:r>
         <w:rPr>
+          <w:spacing w:val="-3"/>
+          <w:sz w:val="20"/>
+        </w:rPr>
+        <w:t xml:space="preserve"> </w:t>
+      </w:r>
+      <w:r>
+        <w:rPr>
+          <w:sz w:val="20"/>
+        </w:rPr>
+        <w:t>enterprise</w:t>
+      </w:r>
+      <w:r>
+        <w:rPr>
+          <w:spacing w:val="-3"/>
+          <w:sz w:val="20"/>
+        </w:rPr>
+        <w:t xml:space="preserve"> </w:t>
+      </w:r>
+      <w:r>
+        <w:rPr>
+          <w:sz w:val="20"/>
+        </w:rPr>
+        <w:t>transformation,</w:t>
+      </w:r>
+      <w:r>
+        <w:rPr>
+          <w:spacing w:val="-4"/>
+          <w:sz w:val="20"/>
+        </w:rPr>
+        <w:t xml:space="preserve"> </w:t>
+      </w:r>
+      <w:r>
+        <w:rPr>
+          <w:sz w:val="20"/>
+        </w:rPr>
+        <w:t>leveraging</w:t>
+      </w:r>
+      <w:r>
+        <w:rPr>
           <w:spacing w:val="-5"/>
           <w:sz w:val="20"/>
         </w:rPr>
@@ -1935,72 +1987,20 @@
         <w:rPr>
           <w:sz w:val="20"/>
         </w:rPr>
-        <w:t>enterprise</w:t>
-      </w:r>
-      <w:r>
-        <w:rPr>
-          <w:spacing w:val="-3"/>
-          <w:sz w:val="20"/>
-        </w:rPr>
-        <w:t xml:space="preserve"> </w:t>
-      </w:r>
-      <w:r>
-        <w:rPr>
-          <w:sz w:val="20"/>
-        </w:rPr>
-        <w:t>transformation,</w:t>
-      </w:r>
-      <w:r>
-        <w:rPr>
-          <w:spacing w:val="-3"/>
-          <w:sz w:val="20"/>
-        </w:rPr>
-        <w:t xml:space="preserve"> </w:t>
-      </w:r>
-      <w:r>
-        <w:rPr>
-          <w:sz w:val="20"/>
-        </w:rPr>
-        <w:t>leveraging</w:t>
-      </w:r>
-      <w:r>
-        <w:rPr>
-          <w:spacing w:val="-4"/>
-          <w:sz w:val="20"/>
-        </w:rPr>
-        <w:t xml:space="preserve"> </w:t>
-      </w:r>
-      <w:r>
-        <w:rPr>
-          <w:sz w:val="20"/>
-        </w:rPr>
         <w:t>AWS</w:t>
       </w:r>
       <w:r>
         <w:rPr>
-          <w:spacing w:val="-5"/>
-          <w:sz w:val="20"/>
-        </w:rPr>
-        <w:t xml:space="preserve"> </w:t>
-      </w:r>
-      <w:r>
-        <w:rPr>
-          <w:sz w:val="20"/>
-        </w:rPr>
-        <w:t>services</w:t>
-      </w:r>
-      <w:r>
-        <w:rPr>
-          <w:spacing w:val="-3"/>
-          <w:sz w:val="20"/>
-        </w:rPr>
-        <w:t xml:space="preserve"> </w:t>
-      </w:r>
-      <w:r>
-        <w:rPr>
-          <w:sz w:val="20"/>
-        </w:rPr>
-        <w:t>to ingest, transform, and structure large-scale business data.</w:t>
+          <w:spacing w:val="-3"/>
+          <w:sz w:val="20"/>
+        </w:rPr>
+        <w:t xml:space="preserve"> </w:t>
+      </w:r>
+      <w:r>
+        <w:rPr>
+          <w:sz w:val="20"/>
+        </w:rPr>
+        <w:t>services to process and structure large-scale datasets in regulated environments.</w:t>
       </w:r>
     </w:p>
     <w:p>
@@ -2024,7 +2024,7 @@
         <w:rPr>
           <w:sz w:val="20"/>
         </w:rPr>
-        <w:t>Designed</w:t>
+        <w:t>Engineered</w:t>
       </w:r>
       <w:r>
         <w:rPr>
@@ -2037,6 +2037,32 @@
         <w:rPr>
           <w:sz w:val="20"/>
         </w:rPr>
+        <w:t>data</w:t>
+      </w:r>
+      <w:r>
+        <w:rPr>
+          <w:spacing w:val="-3"/>
+          <w:sz w:val="20"/>
+        </w:rPr>
+        <w:t xml:space="preserve"> </w:t>
+      </w:r>
+      <w:r>
+        <w:rPr>
+          <w:sz w:val="20"/>
+        </w:rPr>
+        <w:t>ingestion</w:t>
+      </w:r>
+      <w:r>
+        <w:rPr>
+          <w:spacing w:val="-5"/>
+          <w:sz w:val="20"/>
+        </w:rPr>
+        <w:t xml:space="preserve"> </w:t>
+      </w:r>
+      <w:r>
+        <w:rPr>
+          <w:sz w:val="20"/>
+        </w:rPr>
         <w:t>and</w:t>
       </w:r>
       <w:r>
@@ -2050,7 +2076,33 @@
         <w:rPr>
           <w:sz w:val="20"/>
         </w:rPr>
-        <w:t>optimized</w:t>
+        <w:t>transformation</w:t>
+      </w:r>
+      <w:r>
+        <w:rPr>
+          <w:spacing w:val="-7"/>
+          <w:sz w:val="20"/>
+        </w:rPr>
+        <w:t xml:space="preserve"> </w:t>
+      </w:r>
+      <w:r>
+        <w:rPr>
+          <w:sz w:val="20"/>
+        </w:rPr>
+        <w:t>workflows,</w:t>
+      </w:r>
+      <w:r>
+        <w:rPr>
+          <w:spacing w:val="-3"/>
+          <w:sz w:val="20"/>
+        </w:rPr>
+        <w:t xml:space="preserve"> </w:t>
+      </w:r>
+      <w:r>
+        <w:rPr>
+          <w:sz w:val="20"/>
+        </w:rPr>
+        <w:t>converting</w:t>
       </w:r>
       <w:r>
         <w:rPr>
@@ -2063,111 +2115,59 @@
         <w:rPr>
           <w:sz w:val="20"/>
         </w:rPr>
-        <w:t>ETL</w:t>
-      </w:r>
-      <w:r>
-        <w:rPr>
-          <w:spacing w:val="-3"/>
-          <w:sz w:val="20"/>
-        </w:rPr>
-        <w:t xml:space="preserve"> </w:t>
-      </w:r>
-      <w:r>
-        <w:rPr>
-          <w:sz w:val="20"/>
-        </w:rPr>
-        <w:t>pipelines</w:t>
-      </w:r>
-      <w:r>
-        <w:rPr>
-          <w:spacing w:val="-7"/>
-          <w:sz w:val="20"/>
-        </w:rPr>
-        <w:t xml:space="preserve"> </w:t>
-      </w:r>
-      <w:r>
-        <w:rPr>
-          <w:sz w:val="20"/>
-        </w:rPr>
-        <w:t>with</w:t>
-      </w:r>
-      <w:r>
-        <w:rPr>
-          <w:spacing w:val="-3"/>
-          <w:sz w:val="20"/>
-        </w:rPr>
-        <w:t xml:space="preserve"> </w:t>
-      </w:r>
-      <w:r>
-        <w:rPr>
-          <w:sz w:val="20"/>
-        </w:rPr>
-        <w:t>audit-ready</w:t>
-      </w:r>
-      <w:r>
-        <w:rPr>
-          <w:spacing w:val="-5"/>
-          <w:sz w:val="20"/>
-        </w:rPr>
-        <w:t xml:space="preserve"> </w:t>
-      </w:r>
-      <w:r>
-        <w:rPr>
-          <w:sz w:val="20"/>
-        </w:rPr>
-        <w:t>data</w:t>
-      </w:r>
-      <w:r>
-        <w:rPr>
-          <w:spacing w:val="-3"/>
-          <w:sz w:val="20"/>
-        </w:rPr>
-        <w:t xml:space="preserve"> </w:t>
-      </w:r>
-      <w:r>
-        <w:rPr>
-          <w:sz w:val="20"/>
-        </w:rPr>
-        <w:t>lineage,</w:t>
-      </w:r>
-      <w:r>
-        <w:rPr>
-          <w:spacing w:val="-4"/>
-          <w:sz w:val="20"/>
-        </w:rPr>
-        <w:t xml:space="preserve"> </w:t>
-      </w:r>
-      <w:r>
-        <w:rPr>
-          <w:sz w:val="20"/>
-        </w:rPr>
-        <w:t>ensuring</w:t>
-      </w:r>
-      <w:r>
-        <w:rPr>
-          <w:spacing w:val="-4"/>
-          <w:sz w:val="20"/>
-        </w:rPr>
-        <w:t xml:space="preserve"> </w:t>
-      </w:r>
-      <w:r>
-        <w:rPr>
-          <w:sz w:val="20"/>
-        </w:rPr>
-        <w:t>compliance</w:t>
-      </w:r>
-      <w:r>
-        <w:rPr>
-          <w:spacing w:val="-4"/>
-          <w:sz w:val="20"/>
-        </w:rPr>
-        <w:t xml:space="preserve"> </w:t>
-      </w:r>
-      <w:r>
-        <w:rPr>
-          <w:sz w:val="20"/>
-        </w:rPr>
-        <w:t>with governance standards and traceability across data workflows.</w:t>
+        <w:t>unstructured</w:t>
+      </w:r>
+      <w:r>
+        <w:rPr>
+          <w:spacing w:val="-3"/>
+          <w:sz w:val="20"/>
+        </w:rPr>
+        <w:t xml:space="preserve"> </w:t>
+      </w:r>
+      <w:r>
+        <w:rPr>
+          <w:sz w:val="20"/>
+        </w:rPr>
+        <w:t>business</w:t>
+      </w:r>
+      <w:r>
+        <w:rPr>
+          <w:spacing w:val="-4"/>
+          <w:sz w:val="20"/>
+        </w:rPr>
+        <w:t xml:space="preserve"> </w:t>
+      </w:r>
+      <w:r>
+        <w:rPr>
+          <w:sz w:val="20"/>
+        </w:rPr>
+        <w:t>documents</w:t>
+      </w:r>
+      <w:r>
+        <w:rPr>
+          <w:spacing w:val="-4"/>
+          <w:sz w:val="20"/>
+        </w:rPr>
+        <w:t xml:space="preserve"> </w:t>
+      </w:r>
+      <w:r>
+        <w:rPr>
+          <w:sz w:val="20"/>
+        </w:rPr>
+        <w:t>into</w:t>
+      </w:r>
+      <w:r>
+        <w:rPr>
+          <w:spacing w:val="-4"/>
+          <w:sz w:val="20"/>
+        </w:rPr>
+        <w:t xml:space="preserve"> </w:t>
+      </w:r>
+      <w:r>
+        <w:rPr>
+          <w:sz w:val="20"/>
+        </w:rPr>
+        <w:t>structured technical assets to support analytics and machine learning models.</w:t>
       </w:r>
     </w:p>
     <w:p>
@@ -2204,6 +2204,84 @@
         <w:rPr>
           <w:sz w:val="20"/>
         </w:rPr>
+        <w:t>scalable</w:t>
+      </w:r>
+      <w:r>
+        <w:rPr>
+          <w:spacing w:val="-5"/>
+          <w:sz w:val="20"/>
+        </w:rPr>
+        <w:t xml:space="preserve"> </w:t>
+      </w:r>
+      <w:r>
+        <w:rPr>
+          <w:sz w:val="20"/>
+        </w:rPr>
+        <w:t>orchestration</w:t>
+      </w:r>
+      <w:r>
+        <w:rPr>
+          <w:spacing w:val="-5"/>
+          <w:sz w:val="20"/>
+        </w:rPr>
+        <w:t xml:space="preserve"> </w:t>
+      </w:r>
+      <w:r>
+        <w:rPr>
+          <w:sz w:val="20"/>
+        </w:rPr>
+        <w:t>frameworks</w:t>
+      </w:r>
+      <w:r>
+        <w:rPr>
+          <w:spacing w:val="-3"/>
+          <w:sz w:val="20"/>
+        </w:rPr>
+        <w:t xml:space="preserve"> </w:t>
+      </w:r>
+      <w:r>
+        <w:rPr>
+          <w:sz w:val="20"/>
+        </w:rPr>
+        <w:t>using</w:t>
+      </w:r>
+      <w:r>
+        <w:rPr>
+          <w:spacing w:val="-6"/>
+          <w:sz w:val="20"/>
+        </w:rPr>
+        <w:t xml:space="preserve"> </w:t>
+      </w:r>
+      <w:r>
+        <w:rPr>
+          <w:sz w:val="20"/>
+        </w:rPr>
+        <w:t>tools</w:t>
+      </w:r>
+      <w:r>
+        <w:rPr>
+          <w:spacing w:val="-4"/>
+          <w:sz w:val="20"/>
+        </w:rPr>
+        <w:t xml:space="preserve"> </w:t>
+      </w:r>
+      <w:r>
+        <w:rPr>
+          <w:sz w:val="20"/>
+        </w:rPr>
+        <w:t>like</w:t>
+      </w:r>
+      <w:r>
+        <w:rPr>
+          <w:spacing w:val="-5"/>
+          <w:sz w:val="20"/>
+        </w:rPr>
+        <w:t xml:space="preserve"> </w:t>
+      </w:r>
+      <w:r>
+        <w:rPr>
+          <w:sz w:val="20"/>
+        </w:rPr>
         <w:t>Apache</w:t>
       </w:r>
       <w:r>
@@ -2217,7 +2295,7 @@
         <w:rPr>
           <w:sz w:val="20"/>
         </w:rPr>
-        <w:t>Spark</w:t>
+        <w:t>Airflow</w:t>
       </w:r>
       <w:r>
         <w:rPr>
@@ -2234,45 +2312,6 @@
       </w:r>
       <w:r>
         <w:rPr>
-          <w:spacing w:val="-3"/>
-          <w:sz w:val="20"/>
-        </w:rPr>
-        <w:t xml:space="preserve"> </w:t>
-      </w:r>
-      <w:r>
-        <w:rPr>
-          <w:sz w:val="20"/>
-        </w:rPr>
-        <w:t>AWS</w:t>
-      </w:r>
-      <w:r>
-        <w:rPr>
-          <w:spacing w:val="-6"/>
-          <w:sz w:val="20"/>
-        </w:rPr>
-        <w:t xml:space="preserve"> </w:t>
-      </w:r>
-      <w:r>
-        <w:rPr>
-          <w:sz w:val="20"/>
-        </w:rPr>
-        <w:t>Glue</w:t>
-      </w:r>
-      <w:r>
-        <w:rPr>
-          <w:spacing w:val="-4"/>
-          <w:sz w:val="20"/>
-        </w:rPr>
-        <w:t xml:space="preserve"> </w:t>
-      </w:r>
-      <w:r>
-        <w:rPr>
-          <w:sz w:val="20"/>
-        </w:rPr>
-        <w:t>for</w:t>
-      </w:r>
-      <w:r>
-        <w:rPr>
           <w:spacing w:val="-5"/>
           <w:sz w:val="20"/>
         </w:rPr>
@@ -2282,46 +2321,7 @@
         <w:rPr>
           <w:sz w:val="20"/>
         </w:rPr>
-        <w:t>high-performance</w:t>
-      </w:r>
-      <w:r>
-        <w:rPr>
-          <w:spacing w:val="-5"/>
-          <w:sz w:val="20"/>
-        </w:rPr>
-        <w:t xml:space="preserve"> </w:t>
-      </w:r>
-      <w:r>
-        <w:rPr>
-          <w:sz w:val="20"/>
-        </w:rPr>
-        <w:t>data</w:t>
-      </w:r>
-      <w:r>
-        <w:rPr>
-          <w:spacing w:val="-5"/>
-          <w:sz w:val="20"/>
-        </w:rPr>
-        <w:t xml:space="preserve"> </w:t>
-      </w:r>
-      <w:r>
-        <w:rPr>
-          <w:sz w:val="20"/>
-        </w:rPr>
-        <w:t>processing</w:t>
-      </w:r>
-      <w:r>
-        <w:rPr>
-          <w:spacing w:val="-5"/>
-          <w:sz w:val="20"/>
-        </w:rPr>
-        <w:t xml:space="preserve"> </w:t>
-      </w:r>
-      <w:r>
-        <w:rPr>
-          <w:sz w:val="20"/>
-        </w:rPr>
-        <w:t>and transformation in regulated cloud environments.</w:t>
+        <w:t>AWS Glue, ensuring compliance with governance and traceability requirements.</w:t>
       </w:r>
     </w:p>
     <w:p>
@@ -2345,20 +2345,20 @@
         <w:rPr>
           <w:sz w:val="20"/>
         </w:rPr>
-        <w:t>Built</w:t>
-      </w:r>
-      <w:r>
-        <w:rPr>
-          <w:spacing w:val="-4"/>
-          <w:sz w:val="20"/>
-        </w:rPr>
-        <w:t xml:space="preserve"> </w:t>
-      </w:r>
-      <w:r>
-        <w:rPr>
-          <w:sz w:val="20"/>
-        </w:rPr>
-        <w:t>real-time</w:t>
+        <w:t>Designed</w:t>
+      </w:r>
+      <w:r>
+        <w:rPr>
+          <w:spacing w:val="-4"/>
+          <w:sz w:val="20"/>
+        </w:rPr>
+        <w:t xml:space="preserve"> </w:t>
+      </w:r>
+      <w:r>
+        <w:rPr>
+          <w:sz w:val="20"/>
+        </w:rPr>
+        <w:t>audit-ready</w:t>
       </w:r>
       <w:r>
         <w:rPr>
@@ -2384,7 +2384,7 @@
         <w:rPr>
           <w:sz w:val="20"/>
         </w:rPr>
-        <w:t>integration</w:t>
+        <w:t>lineage</w:t>
       </w:r>
       <w:r>
         <w:rPr>
@@ -2410,7 +2410,7 @@
         <w:rPr>
           <w:sz w:val="20"/>
         </w:rPr>
-        <w:t>using</w:t>
+        <w:t>to</w:t>
       </w:r>
       <w:r>
         <w:rPr>
@@ -2423,7 +2423,7 @@
         <w:rPr>
           <w:sz w:val="20"/>
         </w:rPr>
-        <w:t>Kafka</w:t>
+        <w:t>maintain</w:t>
       </w:r>
       <w:r>
         <w:rPr>
@@ -2436,6 +2436,32 @@
         <w:rPr>
           <w:sz w:val="20"/>
         </w:rPr>
+        <w:t>data</w:t>
+      </w:r>
+      <w:r>
+        <w:rPr>
+          <w:spacing w:val="-4"/>
+          <w:sz w:val="20"/>
+        </w:rPr>
+        <w:t xml:space="preserve"> </w:t>
+      </w:r>
+      <w:r>
+        <w:rPr>
+          <w:sz w:val="20"/>
+        </w:rPr>
+        <w:t>integrity</w:t>
+      </w:r>
+      <w:r>
+        <w:rPr>
+          <w:spacing w:val="-4"/>
+          <w:sz w:val="20"/>
+        </w:rPr>
+        <w:t xml:space="preserve"> </w:t>
+      </w:r>
+      <w:r>
+        <w:rPr>
+          <w:sz w:val="20"/>
+        </w:rPr>
         <w:t>and</w:t>
       </w:r>
       <w:r>
@@ -2449,46 +2475,20 @@
         <w:rPr>
           <w:sz w:val="20"/>
         </w:rPr>
-        <w:t>RAG</w:t>
-      </w:r>
-      <w:r>
-        <w:rPr>
-          <w:spacing w:val="-4"/>
-          <w:sz w:val="20"/>
-        </w:rPr>
-        <w:t xml:space="preserve"> </w:t>
-      </w:r>
-      <w:r>
-        <w:rPr>
-          <w:sz w:val="20"/>
-        </w:rPr>
-        <w:t>architectures</w:t>
-      </w:r>
-      <w:r>
-        <w:rPr>
-          <w:spacing w:val="-4"/>
-          <w:sz w:val="20"/>
-        </w:rPr>
-        <w:t xml:space="preserve"> </w:t>
-      </w:r>
-      <w:r>
-        <w:rPr>
-          <w:sz w:val="20"/>
-        </w:rPr>
-        <w:t>to</w:t>
-      </w:r>
-      <w:r>
-        <w:rPr>
-          <w:spacing w:val="-4"/>
-          <w:sz w:val="20"/>
-        </w:rPr>
-        <w:t xml:space="preserve"> </w:t>
-      </w:r>
-      <w:r>
-        <w:rPr>
-          <w:sz w:val="20"/>
-        </w:rPr>
-        <w:t>enable domain-specific and factual outputs for machine learning models.</w:t>
+        <w:t>adherence</w:t>
+      </w:r>
+      <w:r>
+        <w:rPr>
+          <w:spacing w:val="-4"/>
+          <w:sz w:val="20"/>
+        </w:rPr>
+        <w:t xml:space="preserve"> </w:t>
+      </w:r>
+      <w:r>
+        <w:rPr>
+          <w:sz w:val="20"/>
+        </w:rPr>
+        <w:t>to data warehousing best practices across all deliverables.</w:t>
       </w:r>
     </w:p>
     <w:p>
@@ -2525,7 +2525,7 @@
         <w:rPr>
           <w:sz w:val="20"/>
         </w:rPr>
-        <w:t>Python</w:t>
+        <w:t>retrieval-augmented</w:t>
       </w:r>
       <w:r>
         <w:rPr>
@@ -2538,20 +2538,20 @@
         <w:rPr>
           <w:sz w:val="20"/>
         </w:rPr>
-        <w:t>and</w:t>
-      </w:r>
-      <w:r>
-        <w:rPr>
-          <w:spacing w:val="-4"/>
-          <w:sz w:val="20"/>
-        </w:rPr>
-        <w:t xml:space="preserve"> </w:t>
-      </w:r>
-      <w:r>
-        <w:rPr>
-          <w:sz w:val="20"/>
-        </w:rPr>
-        <w:t>SQL</w:t>
+        <w:t>generation</w:t>
+      </w:r>
+      <w:r>
+        <w:rPr>
+          <w:spacing w:val="-4"/>
+          <w:sz w:val="20"/>
+        </w:rPr>
+        <w:t xml:space="preserve"> </w:t>
+      </w:r>
+      <w:r>
+        <w:rPr>
+          <w:sz w:val="20"/>
+        </w:rPr>
+        <w:t>(RAG)</w:t>
       </w:r>
       <w:r>
         <w:rPr>
@@ -2564,23 +2564,23 @@
         <w:rPr>
           <w:sz w:val="20"/>
         </w:rPr>
+        <w:t>architectures</w:t>
+      </w:r>
+      <w:r>
+        <w:rPr>
+          <w:spacing w:val="-4"/>
+          <w:sz w:val="20"/>
+        </w:rPr>
+        <w:t xml:space="preserve"> </w:t>
+      </w:r>
+      <w:r>
+        <w:rPr>
+          <w:sz w:val="20"/>
+        </w:rPr>
         <w:t>to</w:t>
       </w:r>
       <w:r>
         <w:rPr>
-          <w:spacing w:val="-4"/>
-          <w:sz w:val="20"/>
-        </w:rPr>
-        <w:t xml:space="preserve"> </w:t>
-      </w:r>
-      <w:r>
-        <w:rPr>
-          <w:sz w:val="20"/>
-        </w:rPr>
-        <w:t>construct</w:t>
-      </w:r>
-      <w:r>
-        <w:rPr>
           <w:spacing w:val="-6"/>
           <w:sz w:val="20"/>
         </w:rPr>
@@ -2590,20 +2590,20 @@
         <w:rPr>
           <w:sz w:val="20"/>
         </w:rPr>
-        <w:t>and</w:t>
-      </w:r>
-      <w:r>
-        <w:rPr>
-          <w:spacing w:val="-4"/>
-          <w:sz w:val="20"/>
-        </w:rPr>
-        <w:t xml:space="preserve"> </w:t>
-      </w:r>
-      <w:r>
-        <w:rPr>
-          <w:sz w:val="20"/>
-        </w:rPr>
-        <w:t>maintain</w:t>
+        <w:t>build</w:t>
+      </w:r>
+      <w:r>
+        <w:rPr>
+          <w:spacing w:val="-4"/>
+          <w:sz w:val="20"/>
+        </w:rPr>
+        <w:t xml:space="preserve"> </w:t>
+      </w:r>
+      <w:r>
+        <w:rPr>
+          <w:sz w:val="20"/>
+        </w:rPr>
+        <w:t>knowledge</w:t>
       </w:r>
       <w:r>
         <w:rPr>
@@ -2616,7 +2616,7 @@
         <w:rPr>
           <w:sz w:val="20"/>
         </w:rPr>
-        <w:t>robust</w:t>
+        <w:t>grounding</w:t>
       </w:r>
       <w:r>
         <w:rPr>
@@ -2629,6 +2629,32 @@
         <w:rPr>
           <w:sz w:val="20"/>
         </w:rPr>
+        <w:t>mechanisms,</w:t>
+      </w:r>
+      <w:r>
+        <w:rPr>
+          <w:spacing w:val="-3"/>
+          <w:sz w:val="20"/>
+        </w:rPr>
+        <w:t xml:space="preserve"> </w:t>
+      </w:r>
+      <w:r>
+        <w:rPr>
+          <w:sz w:val="20"/>
+        </w:rPr>
+        <w:t>ensuring</w:t>
+      </w:r>
+      <w:r>
+        <w:rPr>
+          <w:spacing w:val="-6"/>
+          <w:sz w:val="20"/>
+        </w:rPr>
+        <w:t xml:space="preserve"> </w:t>
+      </w:r>
+      <w:r>
+        <w:rPr>
+          <w:sz w:val="20"/>
+        </w:rPr>
         <w:t>data</w:t>
       </w:r>
       <w:r>
@@ -2642,46 +2668,20 @@
         <w:rPr>
           <w:sz w:val="20"/>
         </w:rPr>
-        <w:t>pipelines,</w:t>
-      </w:r>
-      <w:r>
-        <w:rPr>
-          <w:spacing w:val="-6"/>
-          <w:sz w:val="20"/>
-        </w:rPr>
-        <w:t xml:space="preserve"> </w:t>
-      </w:r>
-      <w:r>
-        <w:rPr>
-          <w:sz w:val="20"/>
-        </w:rPr>
-        <w:t>ensuring</w:t>
-      </w:r>
-      <w:r>
-        <w:rPr>
-          <w:spacing w:val="-3"/>
-          <w:sz w:val="20"/>
-        </w:rPr>
-        <w:t xml:space="preserve"> </w:t>
-      </w:r>
-      <w:r>
-        <w:rPr>
-          <w:sz w:val="20"/>
-        </w:rPr>
-        <w:t>high</w:t>
-      </w:r>
-      <w:r>
-        <w:rPr>
-          <w:spacing w:val="-4"/>
-          <w:sz w:val="20"/>
-        </w:rPr>
-        <w:t xml:space="preserve"> </w:t>
-      </w:r>
-      <w:r>
-        <w:rPr>
-          <w:sz w:val="20"/>
-        </w:rPr>
-        <w:t>data quality and reliability for critical business analytics.</w:t>
+        <w:t>accuracy</w:t>
+      </w:r>
+      <w:r>
+        <w:rPr>
+          <w:spacing w:val="-4"/>
+          <w:sz w:val="20"/>
+        </w:rPr>
+        <w:t xml:space="preserve"> </w:t>
+      </w:r>
+      <w:r>
+        <w:rPr>
+          <w:sz w:val="20"/>
+        </w:rPr>
+        <w:t>and domain specificity in large-scale data systems.</w:t>
       </w:r>
     </w:p>
     <w:p>
@@ -2731,11 +2731,24 @@
         <w:rPr>
           <w:sz w:val="20"/>
         </w:rPr>
+        <w:t>cross-functional</w:t>
+      </w:r>
+      <w:r>
+        <w:rPr>
+          <w:spacing w:val="-2"/>
+          <w:sz w:val="20"/>
+        </w:rPr>
+        <w:t xml:space="preserve"> </w:t>
+      </w:r>
+      <w:r>
+        <w:rPr>
+          <w:sz w:val="20"/>
+        </w:rPr>
         <w:t>stakeholders</w:t>
       </w:r>
       <w:r>
         <w:rPr>
-          <w:spacing w:val="-2"/>
+          <w:spacing w:val="-3"/>
           <w:sz w:val="20"/>
         </w:rPr>
         <w:t xml:space="preserve"> </w:t>
@@ -2748,19 +2761,6 @@
       </w:r>
       <w:r>
         <w:rPr>
-          <w:spacing w:val="-3"/>
-          <w:sz w:val="20"/>
-        </w:rPr>
-        <w:t xml:space="preserve"> </w:t>
-      </w:r>
-      <w:r>
-        <w:rPr>
-          <w:sz w:val="20"/>
-        </w:rPr>
-        <w:t>ensure</w:t>
-      </w:r>
-      <w:r>
-        <w:rPr>
           <w:spacing w:val="-5"/>
           <w:sz w:val="20"/>
         </w:rPr>
@@ -2770,72 +2770,72 @@
         <w:rPr>
           <w:sz w:val="20"/>
         </w:rPr>
-        <w:t>effective</w:t>
-      </w:r>
-      <w:r>
-        <w:rPr>
-          <w:spacing w:val="-3"/>
-          <w:sz w:val="20"/>
-        </w:rPr>
-        <w:t xml:space="preserve"> </w:t>
-      </w:r>
-      <w:r>
-        <w:rPr>
-          <w:sz w:val="20"/>
-        </w:rPr>
-        <w:t>adoption</w:t>
-      </w:r>
-      <w:r>
-        <w:rPr>
-          <w:spacing w:val="-3"/>
-          <w:sz w:val="20"/>
-        </w:rPr>
-        <w:t xml:space="preserve"> </w:t>
-      </w:r>
-      <w:r>
-        <w:rPr>
-          <w:sz w:val="20"/>
-        </w:rPr>
-        <w:t>of</w:t>
-      </w:r>
-      <w:r>
-        <w:rPr>
-          <w:spacing w:val="-3"/>
-          <w:sz w:val="20"/>
-        </w:rPr>
-        <w:t xml:space="preserve"> </w:t>
-      </w:r>
-      <w:r>
-        <w:rPr>
-          <w:sz w:val="20"/>
-        </w:rPr>
-        <w:t>data-driven</w:t>
-      </w:r>
-      <w:r>
-        <w:rPr>
-          <w:spacing w:val="-3"/>
-          <w:sz w:val="20"/>
-        </w:rPr>
-        <w:t xml:space="preserve"> </w:t>
-      </w:r>
-      <w:r>
-        <w:rPr>
-          <w:sz w:val="20"/>
-        </w:rPr>
-        <w:t>solutions,</w:t>
-      </w:r>
-      <w:r>
-        <w:rPr>
-          <w:spacing w:val="-4"/>
-          <w:sz w:val="20"/>
-        </w:rPr>
-        <w:t xml:space="preserve"> </w:t>
-      </w:r>
-      <w:r>
-        <w:rPr>
-          <w:sz w:val="20"/>
-        </w:rPr>
-        <w:t>conducting</w:t>
+        <w:t>validate</w:t>
+      </w:r>
+      <w:r>
+        <w:rPr>
+          <w:spacing w:val="-3"/>
+          <w:sz w:val="20"/>
+        </w:rPr>
+        <w:t xml:space="preserve"> </w:t>
+      </w:r>
+      <w:r>
+        <w:rPr>
+          <w:sz w:val="20"/>
+        </w:rPr>
+        <w:t>and</w:t>
+      </w:r>
+      <w:r>
+        <w:rPr>
+          <w:spacing w:val="-3"/>
+          <w:sz w:val="20"/>
+        </w:rPr>
+        <w:t xml:space="preserve"> </w:t>
+      </w:r>
+      <w:r>
+        <w:rPr>
+          <w:sz w:val="20"/>
+        </w:rPr>
+        <w:t>optimize</w:t>
+      </w:r>
+      <w:r>
+        <w:rPr>
+          <w:spacing w:val="-3"/>
+          <w:sz w:val="20"/>
+        </w:rPr>
+        <w:t xml:space="preserve"> </w:t>
+      </w:r>
+      <w:r>
+        <w:rPr>
+          <w:sz w:val="20"/>
+        </w:rPr>
+        <w:t>data</w:t>
+      </w:r>
+      <w:r>
+        <w:rPr>
+          <w:spacing w:val="-3"/>
+          <w:sz w:val="20"/>
+        </w:rPr>
+        <w:t xml:space="preserve"> </w:t>
+      </w:r>
+      <w:r>
+        <w:rPr>
+          <w:sz w:val="20"/>
+        </w:rPr>
+        <w:t>pipelines,</w:t>
+      </w:r>
+      <w:r>
+        <w:rPr>
+          <w:spacing w:val="-4"/>
+          <w:sz w:val="20"/>
+        </w:rPr>
+        <w:t xml:space="preserve"> </w:t>
+      </w:r>
+      <w:r>
+        <w:rPr>
+          <w:sz w:val="20"/>
+        </w:rPr>
+        <w:t>ensuring</w:t>
       </w:r>
       <w:r>
         <w:rPr>
@@ -2848,7 +2848,7 @@
         <w:rPr>
           <w:sz w:val="20"/>
         </w:rPr>
-        <w:t>validation</w:t>
+        <w:t>alignment</w:t>
       </w:r>
       <w:r>
         <w:rPr>
@@ -2861,7 +2861,7 @@
         <w:rPr>
           <w:sz w:val="20"/>
         </w:rPr>
-        <w:t>sessions to align outputs with production requirements.</w:t>
+        <w:t>with business requirements and safe deployment in production environments.</w:t>
       </w:r>
     </w:p>
     <w:p>
@@ -3106,10 +3106,62 @@
         <w:rPr>
           <w:sz w:val="20"/>
         </w:rPr>
+        <w:t>AI</w:t>
+      </w:r>
+      <w:r>
+        <w:rPr>
+          <w:spacing w:val="-2"/>
+          <w:sz w:val="20"/>
+        </w:rPr>
+        <w:t xml:space="preserve"> </w:t>
+      </w:r>
+      <w:r>
+        <w:rPr>
+          <w:sz w:val="20"/>
+        </w:rPr>
+        <w:t>and</w:t>
+      </w:r>
+      <w:r>
+        <w:rPr>
+          <w:spacing w:val="-4"/>
+          <w:sz w:val="20"/>
+        </w:rPr>
+        <w:t xml:space="preserve"> </w:t>
+      </w:r>
+      <w:r>
+        <w:rPr>
+          <w:sz w:val="20"/>
+        </w:rPr>
         <w:t>data</w:t>
       </w:r>
       <w:r>
         <w:rPr>
+          <w:spacing w:val="-4"/>
+          <w:sz w:val="20"/>
+        </w:rPr>
+        <w:t xml:space="preserve"> </w:t>
+      </w:r>
+      <w:r>
+        <w:rPr>
+          <w:sz w:val="20"/>
+        </w:rPr>
+        <w:t>solutions</w:t>
+      </w:r>
+      <w:r>
+        <w:rPr>
+          <w:spacing w:val="-3"/>
+          <w:sz w:val="20"/>
+        </w:rPr>
+        <w:t xml:space="preserve"> </w:t>
+      </w:r>
+      <w:r>
+        <w:rPr>
+          <w:sz w:val="20"/>
+        </w:rPr>
+        <w:t>on</w:t>
+      </w:r>
+      <w:r>
+        <w:rPr>
           <w:spacing w:val="-2"/>
           <w:sz w:val="20"/>
         </w:rPr>
@@ -3119,11 +3171,24 @@
         <w:rPr>
           <w:sz w:val="20"/>
         </w:rPr>
-        <w:t>pipelines</w:t>
-      </w:r>
-      <w:r>
-        <w:rPr>
-          <w:spacing w:val="-4"/>
+        <w:t>AWS,</w:t>
+      </w:r>
+      <w:r>
+        <w:rPr>
+          <w:spacing w:val="-5"/>
+          <w:sz w:val="20"/>
+        </w:rPr>
+        <w:t xml:space="preserve"> </w:t>
+      </w:r>
+      <w:r>
+        <w:rPr>
+          <w:sz w:val="20"/>
+        </w:rPr>
+        <w:t>Azure,</w:t>
+      </w:r>
+      <w:r>
+        <w:rPr>
+          <w:spacing w:val="-3"/>
           <w:sz w:val="20"/>
         </w:rPr>
         <w:t xml:space="preserve"> </w:t>
@@ -3136,29 +3201,29 @@
       </w:r>
       <w:r>
         <w:rPr>
-          <w:spacing w:val="-4"/>
-          <w:sz w:val="20"/>
-        </w:rPr>
-        <w:t xml:space="preserve"> </w:t>
-      </w:r>
-      <w:r>
-        <w:rPr>
-          <w:sz w:val="20"/>
-        </w:rPr>
-        <w:t>AI</w:t>
-      </w:r>
-      <w:r>
-        <w:rPr>
-          <w:spacing w:val="-3"/>
-          <w:sz w:val="20"/>
-        </w:rPr>
-        <w:t xml:space="preserve"> </w:t>
-      </w:r>
-      <w:r>
-        <w:rPr>
-          <w:sz w:val="20"/>
-        </w:rPr>
-        <w:t>solutions</w:t>
+          <w:spacing w:val="-3"/>
+          <w:sz w:val="20"/>
+        </w:rPr>
+        <w:t xml:space="preserve"> </w:t>
+      </w:r>
+      <w:r>
+        <w:rPr>
+          <w:sz w:val="20"/>
+        </w:rPr>
+        <w:t>GCP,</w:t>
+      </w:r>
+      <w:r>
+        <w:rPr>
+          <w:spacing w:val="-3"/>
+          <w:sz w:val="20"/>
+        </w:rPr>
+        <w:t xml:space="preserve"> </w:t>
+      </w:r>
+      <w:r>
+        <w:rPr>
+          <w:sz w:val="20"/>
+        </w:rPr>
+        <w:t>addressing</w:t>
       </w:r>
       <w:r>
         <w:rPr>
@@ -3171,72 +3236,7 @@
         <w:rPr>
           <w:sz w:val="20"/>
         </w:rPr>
-        <w:t>on</w:t>
-      </w:r>
-      <w:r>
-        <w:rPr>
-          <w:spacing w:val="-5"/>
-          <w:sz w:val="20"/>
-        </w:rPr>
-        <w:t xml:space="preserve"> </w:t>
-      </w:r>
-      <w:r>
-        <w:rPr>
-          <w:sz w:val="20"/>
-        </w:rPr>
-        <w:t>AWS,</w:t>
-      </w:r>
-      <w:r>
-        <w:rPr>
-          <w:spacing w:val="-3"/>
-          <w:sz w:val="20"/>
-        </w:rPr>
-        <w:t xml:space="preserve"> </w:t>
-      </w:r>
-      <w:r>
-        <w:rPr>
-          <w:sz w:val="20"/>
-        </w:rPr>
-        <w:t>Azure,</w:t>
-      </w:r>
-      <w:r>
-        <w:rPr>
-          <w:spacing w:val="-3"/>
-          <w:sz w:val="20"/>
-        </w:rPr>
-        <w:t xml:space="preserve"> </w:t>
-      </w:r>
-      <w:r>
-        <w:rPr>
-          <w:sz w:val="20"/>
-        </w:rPr>
-        <w:t>and</w:t>
-      </w:r>
-      <w:r>
-        <w:rPr>
-          <w:spacing w:val="-3"/>
-          <w:sz w:val="20"/>
-        </w:rPr>
-        <w:t xml:space="preserve"> </w:t>
-      </w:r>
-      <w:r>
-        <w:rPr>
-          <w:sz w:val="20"/>
-        </w:rPr>
-        <w:t>GCP,</w:t>
-      </w:r>
-      <w:r>
-        <w:rPr>
-          <w:spacing w:val="-2"/>
-          <w:sz w:val="20"/>
-        </w:rPr>
-        <w:t xml:space="preserve"> </w:t>
-      </w:r>
-      <w:r>
-        <w:rPr>
-          <w:sz w:val="20"/>
-        </w:rPr>
-        <w:t>addressing complex business data challenges for enterprise clients.</w:t>
+        <w:t>complex business data challenges for enterprise clients.</w:t>
       </w:r>
     </w:p>
     <w:p>
@@ -3312,7 +3312,7 @@
         <w:rPr>
           <w:sz w:val="20"/>
         </w:rPr>
-        <w:t>workflows</w:t>
+        <w:t>pipelines</w:t>
       </w:r>
       <w:r>
         <w:rPr>
@@ -3338,7 +3338,7 @@
         <w:rPr>
           <w:sz w:val="20"/>
         </w:rPr>
-        <w:t>real-time</w:t>
+        <w:t>automated</w:t>
       </w:r>
       <w:r>
         <w:rPr>
@@ -3364,7 +3364,7 @@
         <w:rPr>
           <w:sz w:val="20"/>
         </w:rPr>
-        <w:t>processing</w:t>
+        <w:t>workflows,</w:t>
       </w:r>
       <w:r>
         <w:rPr>
@@ -3377,7 +3377,7 @@
         <w:rPr>
           <w:sz w:val="20"/>
         </w:rPr>
-        <w:t>pipelines,</w:t>
+        <w:t>leveraging</w:t>
       </w:r>
       <w:r>
         <w:rPr>
@@ -3390,20 +3390,20 @@
         <w:rPr>
           <w:sz w:val="20"/>
         </w:rPr>
-        <w:t>ensuring</w:t>
-      </w:r>
-      <w:r>
-        <w:rPr>
-          <w:spacing w:val="-3"/>
-          <w:sz w:val="20"/>
-        </w:rPr>
-        <w:t xml:space="preserve"> </w:t>
-      </w:r>
-      <w:r>
-        <w:rPr>
-          <w:sz w:val="20"/>
-        </w:rPr>
-        <w:t>seamless</w:t>
+        <w:t>AWS</w:t>
+      </w:r>
+      <w:r>
+        <w:rPr>
+          <w:spacing w:val="-3"/>
+          <w:sz w:val="20"/>
+        </w:rPr>
+        <w:t xml:space="preserve"> </w:t>
+      </w:r>
+      <w:r>
+        <w:rPr>
+          <w:sz w:val="20"/>
+        </w:rPr>
+        <w:t>services</w:t>
       </w:r>
       <w:r>
         <w:rPr>
@@ -3416,20 +3416,20 @@
         <w:rPr>
           <w:sz w:val="20"/>
         </w:rPr>
-        <w:t>integration</w:t>
-      </w:r>
-      <w:r>
-        <w:rPr>
-          <w:spacing w:val="-3"/>
-          <w:sz w:val="20"/>
-        </w:rPr>
-        <w:t xml:space="preserve"> </w:t>
-      </w:r>
-      <w:r>
-        <w:rPr>
-          <w:sz w:val="20"/>
-        </w:rPr>
-        <w:t>with enterprise data ecosystems.</w:t>
+        <w:t>like</w:t>
+      </w:r>
+      <w:r>
+        <w:rPr>
+          <w:spacing w:val="-3"/>
+          <w:sz w:val="20"/>
+        </w:rPr>
+        <w:t xml:space="preserve"> </w:t>
+      </w:r>
+      <w:r>
+        <w:rPr>
+          <w:sz w:val="20"/>
+        </w:rPr>
+        <w:t>Glue, S3, and Lambda for seamless integration.</w:t>
       </w:r>
     </w:p>
     <w:p>
@@ -3466,6 +3466,58 @@
         <w:rPr>
           <w:sz w:val="20"/>
         </w:rPr>
+        <w:t>real-time</w:t>
+      </w:r>
+      <w:r>
+        <w:rPr>
+          <w:spacing w:val="-4"/>
+          <w:sz w:val="20"/>
+        </w:rPr>
+        <w:t xml:space="preserve"> </w:t>
+      </w:r>
+      <w:r>
+        <w:rPr>
+          <w:sz w:val="20"/>
+        </w:rPr>
+        <w:t>data</w:t>
+      </w:r>
+      <w:r>
+        <w:rPr>
+          <w:spacing w:val="-4"/>
+          <w:sz w:val="20"/>
+        </w:rPr>
+        <w:t xml:space="preserve"> </w:t>
+      </w:r>
+      <w:r>
+        <w:rPr>
+          <w:sz w:val="20"/>
+        </w:rPr>
+        <w:t>processing</w:t>
+      </w:r>
+      <w:r>
+        <w:rPr>
+          <w:spacing w:val="-6"/>
+          <w:sz w:val="20"/>
+        </w:rPr>
+        <w:t xml:space="preserve"> </w:t>
+      </w:r>
+      <w:r>
+        <w:rPr>
+          <w:sz w:val="20"/>
+        </w:rPr>
+        <w:t>pipelines</w:t>
+      </w:r>
+      <w:r>
+        <w:rPr>
+          <w:spacing w:val="-4"/>
+          <w:sz w:val="20"/>
+        </w:rPr>
+        <w:t xml:space="preserve"> </w:t>
+      </w:r>
+      <w:r>
+        <w:rPr>
+          <w:sz w:val="20"/>
+        </w:rPr>
         <w:t>and</w:t>
       </w:r>
       <w:r>
@@ -3483,7 +3535,20 @@
       </w:r>
       <w:r>
         <w:rPr>
-          <w:spacing w:val="-4"/>
+          <w:spacing w:val="-2"/>
+          <w:sz w:val="20"/>
+        </w:rPr>
+        <w:t xml:space="preserve"> </w:t>
+      </w:r>
+      <w:r>
+        <w:rPr>
+          <w:sz w:val="20"/>
+        </w:rPr>
+        <w:t>cloud</w:t>
+      </w:r>
+      <w:r>
+        <w:rPr>
+          <w:spacing w:val="-6"/>
           <w:sz w:val="20"/>
         </w:rPr>
         <w:t xml:space="preserve"> </w:t>
@@ -3496,71 +3561,6 @@
       </w:r>
       <w:r>
         <w:rPr>
-          <w:spacing w:val="-6"/>
-          <w:sz w:val="20"/>
-        </w:rPr>
-        <w:t xml:space="preserve"> </w:t>
-      </w:r>
-      <w:r>
-        <w:rPr>
-          <w:sz w:val="20"/>
-        </w:rPr>
-        <w:t>pipelines</w:t>
-      </w:r>
-      <w:r>
-        <w:rPr>
-          <w:spacing w:val="-4"/>
-          <w:sz w:val="20"/>
-        </w:rPr>
-        <w:t xml:space="preserve"> </w:t>
-      </w:r>
-      <w:r>
-        <w:rPr>
-          <w:sz w:val="20"/>
-        </w:rPr>
-        <w:t>leveraging</w:t>
-      </w:r>
-      <w:r>
-        <w:rPr>
-          <w:spacing w:val="-4"/>
-          <w:sz w:val="20"/>
-        </w:rPr>
-        <w:t xml:space="preserve"> </w:t>
-      </w:r>
-      <w:r>
-        <w:rPr>
-          <w:sz w:val="20"/>
-        </w:rPr>
-        <w:t>AWS</w:t>
-      </w:r>
-      <w:r>
-        <w:rPr>
-          <w:spacing w:val="-2"/>
-          <w:sz w:val="20"/>
-        </w:rPr>
-        <w:t xml:space="preserve"> </w:t>
-      </w:r>
-      <w:r>
-        <w:rPr>
-          <w:sz w:val="20"/>
-        </w:rPr>
-        <w:t>services</w:t>
-      </w:r>
-      <w:r>
-        <w:rPr>
-          <w:spacing w:val="-6"/>
-          <w:sz w:val="20"/>
-        </w:rPr>
-        <w:t xml:space="preserve"> </w:t>
-      </w:r>
-      <w:r>
-        <w:rPr>
-          <w:sz w:val="20"/>
-        </w:rPr>
-        <w:t>such</w:t>
-      </w:r>
-      <w:r>
-        <w:rPr>
           <w:spacing w:val="-5"/>
           <w:sz w:val="20"/>
         </w:rPr>
@@ -3570,33 +3570,33 @@
         <w:rPr>
           <w:sz w:val="20"/>
         </w:rPr>
-        <w:t>as</w:t>
-      </w:r>
-      <w:r>
-        <w:rPr>
-          <w:spacing w:val="-4"/>
-          <w:sz w:val="20"/>
-        </w:rPr>
-        <w:t xml:space="preserve"> </w:t>
-      </w:r>
-      <w:r>
-        <w:rPr>
-          <w:sz w:val="20"/>
-        </w:rPr>
-        <w:t>S3,</w:t>
-      </w:r>
-      <w:r>
-        <w:rPr>
-          <w:spacing w:val="-4"/>
-          <w:sz w:val="20"/>
-        </w:rPr>
-        <w:t xml:space="preserve"> </w:t>
-      </w:r>
-      <w:r>
-        <w:rPr>
-          <w:sz w:val="20"/>
-        </w:rPr>
-        <w:t>Glue, Lambda, and Redshift to support analytics and machine learning initiatives.</w:t>
+        <w:t>migration</w:t>
+      </w:r>
+      <w:r>
+        <w:rPr>
+          <w:spacing w:val="-4"/>
+          <w:sz w:val="20"/>
+        </w:rPr>
+        <w:t xml:space="preserve"> </w:t>
+      </w:r>
+      <w:r>
+        <w:rPr>
+          <w:sz w:val="20"/>
+        </w:rPr>
+        <w:t>strategies,</w:t>
+      </w:r>
+      <w:r>
+        <w:rPr>
+          <w:spacing w:val="-4"/>
+          <w:sz w:val="20"/>
+        </w:rPr>
+        <w:t xml:space="preserve"> </w:t>
+      </w:r>
+      <w:r>
+        <w:rPr>
+          <w:sz w:val="20"/>
+        </w:rPr>
+        <w:t>ensuring high performance and reliability.</w:t>
       </w:r>
     </w:p>
     <w:p>
@@ -3724,11 +3724,37 @@
         <w:rPr>
           <w:sz w:val="20"/>
         </w:rPr>
-        <w:t>on</w:t>
-      </w:r>
-      <w:r>
-        <w:rPr>
-          <w:spacing w:val="-4"/>
+        <w:t>cloud</w:t>
+      </w:r>
+      <w:r>
+        <w:rPr>
+          <w:spacing w:val="-4"/>
+          <w:sz w:val="20"/>
+        </w:rPr>
+        <w:t xml:space="preserve"> </w:t>
+      </w:r>
+      <w:r>
+        <w:rPr>
+          <w:sz w:val="20"/>
+        </w:rPr>
+        <w:t>infrastructure</w:t>
+      </w:r>
+      <w:r>
+        <w:rPr>
+          <w:spacing w:val="-5"/>
+          <w:sz w:val="20"/>
+        </w:rPr>
+        <w:t xml:space="preserve"> </w:t>
+      </w:r>
+      <w:r>
+        <w:rPr>
+          <w:sz w:val="20"/>
+        </w:rPr>
+        <w:t>and</w:t>
+      </w:r>
+      <w:r>
+        <w:rPr>
+          <w:spacing w:val="-5"/>
           <w:sz w:val="20"/>
         </w:rPr>
         <w:t xml:space="preserve"> </w:t>
@@ -3741,32 +3767,6 @@
       </w:r>
       <w:r>
         <w:rPr>
-          <w:spacing w:val="-5"/>
-          <w:sz w:val="20"/>
-        </w:rPr>
-        <w:t xml:space="preserve"> </w:t>
-      </w:r>
-      <w:r>
-        <w:rPr>
-          <w:sz w:val="20"/>
-        </w:rPr>
-        <w:t>architecture</w:t>
-      </w:r>
-      <w:r>
-        <w:rPr>
-          <w:spacing w:val="-5"/>
-          <w:sz w:val="20"/>
-        </w:rPr>
-        <w:t xml:space="preserve"> </w:t>
-      </w:r>
-      <w:r>
-        <w:rPr>
-          <w:sz w:val="20"/>
-        </w:rPr>
-        <w:t>roadmaps,</w:t>
-      </w:r>
-      <w:r>
-        <w:rPr>
           <w:spacing w:val="-2"/>
           <w:sz w:val="20"/>
         </w:rPr>
@@ -3776,7 +3776,7 @@
         <w:rPr>
           <w:sz w:val="20"/>
         </w:rPr>
-        <w:t>cloud infrastructure updates, and automation strategies.</w:t>
+        <w:t>architecture roadmaps with business objectives.</w:t>
       </w:r>
     </w:p>
     <w:p>
@@ -3813,24 +3813,37 @@
         <w:rPr>
           <w:sz w:val="20"/>
         </w:rPr>
-        <w:t>security,</w:t>
-      </w:r>
-      <w:r>
-        <w:rPr>
-          <w:spacing w:val="-3"/>
-          <w:sz w:val="20"/>
-        </w:rPr>
-        <w:t xml:space="preserve"> </w:t>
-      </w:r>
-      <w:r>
-        <w:rPr>
-          <w:sz w:val="20"/>
-        </w:rPr>
-        <w:t>performance,</w:t>
-      </w:r>
-      <w:r>
-        <w:rPr>
-          <w:spacing w:val="-3"/>
+        <w:t>compliance</w:t>
+      </w:r>
+      <w:r>
+        <w:rPr>
+          <w:spacing w:val="-3"/>
+          <w:sz w:val="20"/>
+        </w:rPr>
+        <w:t xml:space="preserve"> </w:t>
+      </w:r>
+      <w:r>
+        <w:rPr>
+          <w:sz w:val="20"/>
+        </w:rPr>
+        <w:t>with</w:t>
+      </w:r>
+      <w:r>
+        <w:rPr>
+          <w:spacing w:val="-3"/>
+          <w:sz w:val="20"/>
+        </w:rPr>
+        <w:t xml:space="preserve"> </w:t>
+      </w:r>
+      <w:r>
+        <w:rPr>
+          <w:sz w:val="20"/>
+        </w:rPr>
+        <w:t>security</w:t>
+      </w:r>
+      <w:r>
+        <w:rPr>
+          <w:spacing w:val="-4"/>
           <w:sz w:val="20"/>
         </w:rPr>
         <w:t xml:space="preserve"> </w:t>
@@ -3843,19 +3856,6 @@
       </w:r>
       <w:r>
         <w:rPr>
-          <w:spacing w:val="-4"/>
-          <w:sz w:val="20"/>
-        </w:rPr>
-        <w:t xml:space="preserve"> </w:t>
-      </w:r>
-      <w:r>
-        <w:rPr>
-          <w:sz w:val="20"/>
-        </w:rPr>
-        <w:t>operational</w:t>
-      </w:r>
-      <w:r>
-        <w:rPr>
           <w:spacing w:val="-5"/>
           <w:sz w:val="20"/>
         </w:rPr>
@@ -3865,7 +3865,7 @@
         <w:rPr>
           <w:sz w:val="20"/>
         </w:rPr>
-        <w:t>efficiency</w:t>
+        <w:t>performance</w:t>
       </w:r>
       <w:r>
         <w:rPr>
@@ -3878,11 +3878,24 @@
         <w:rPr>
           <w:sz w:val="20"/>
         </w:rPr>
+        <w:t>standards</w:t>
+      </w:r>
+      <w:r>
+        <w:rPr>
+          <w:spacing w:val="-4"/>
+          <w:sz w:val="20"/>
+        </w:rPr>
+        <w:t xml:space="preserve"> </w:t>
+      </w:r>
+      <w:r>
+        <w:rPr>
+          <w:sz w:val="20"/>
+        </w:rPr>
         <w:t>across</w:t>
       </w:r>
       <w:r>
         <w:rPr>
-          <w:spacing w:val="-4"/>
+          <w:spacing w:val="-3"/>
           <w:sz w:val="20"/>
         </w:rPr>
         <w:t xml:space="preserve"> </w:t>
@@ -3895,7 +3908,7 @@
       </w:r>
       <w:r>
         <w:rPr>
-          <w:spacing w:val="-3"/>
+          <w:spacing w:val="-6"/>
           <w:sz w:val="20"/>
         </w:rPr>
         <w:t xml:space="preserve"> </w:t>
@@ -3908,7 +3921,7 @@
       </w:r>
       <w:r>
         <w:rPr>
-          <w:spacing w:val="-6"/>
+          <w:spacing w:val="-2"/>
           <w:sz w:val="20"/>
         </w:rPr>
         <w:t xml:space="preserve"> </w:t>
@@ -3921,7 +3934,7 @@
       </w:r>
       <w:r>
         <w:rPr>
-          <w:spacing w:val="-2"/>
+          <w:spacing w:val="-4"/>
           <w:sz w:val="20"/>
         </w:rPr>
         <w:t xml:space="preserve"> </w:t>
@@ -3934,29 +3947,16 @@
       </w:r>
       <w:r>
         <w:rPr>
-          <w:spacing w:val="-4"/>
-          <w:sz w:val="20"/>
-        </w:rPr>
-        <w:t xml:space="preserve"> </w:t>
-      </w:r>
-      <w:r>
-        <w:rPr>
-          <w:sz w:val="20"/>
-        </w:rPr>
-        <w:t>manual</w:t>
-      </w:r>
-      <w:r>
-        <w:rPr>
-          <w:spacing w:val="-3"/>
-          <w:sz w:val="20"/>
-        </w:rPr>
-        <w:t xml:space="preserve"> </w:t>
-      </w:r>
-      <w:r>
-        <w:rPr>
-          <w:sz w:val="20"/>
-        </w:rPr>
-        <w:t>processes and enhancing system reliability.</w:t>
+          <w:spacing w:val="-3"/>
+          <w:sz w:val="20"/>
+        </w:rPr>
+        <w:t xml:space="preserve"> </w:t>
+      </w:r>
+      <w:r>
+        <w:rPr>
+          <w:sz w:val="20"/>
+        </w:rPr>
+        <w:t>manual operational overhead.</w:t>
       </w:r>
     </w:p>
     <w:p>
@@ -4180,7 +4180,7 @@
         <w:rPr>
           <w:sz w:val="20"/>
         </w:rPr>
-        <w:t>LangChain,</w:t>
+        <w:t>Python,</w:t>
       </w:r>
       <w:r>
         <w:rPr>
@@ -4193,7 +4193,7 @@
         <w:rPr>
           <w:sz w:val="20"/>
         </w:rPr>
-        <w:t>FAISS,</w:t>
+        <w:t>PySpark,</w:t>
       </w:r>
       <w:r>
         <w:rPr>
@@ -4219,20 +4219,20 @@
         <w:rPr>
           <w:sz w:val="20"/>
         </w:rPr>
-        <w:t>ChromaDB</w:t>
-      </w:r>
-      <w:r>
-        <w:rPr>
-          <w:spacing w:val="-3"/>
-          <w:sz w:val="20"/>
-        </w:rPr>
-        <w:t xml:space="preserve"> </w:t>
-      </w:r>
-      <w:r>
-        <w:rPr>
-          <w:sz w:val="20"/>
-        </w:rPr>
-        <w:t>to</w:t>
+        <w:t>Airflow</w:t>
+      </w:r>
+      <w:r>
+        <w:rPr>
+          <w:spacing w:val="-3"/>
+          <w:sz w:val="20"/>
+        </w:rPr>
+        <w:t xml:space="preserve"> </w:t>
+      </w:r>
+      <w:r>
+        <w:rPr>
+          <w:sz w:val="20"/>
+        </w:rPr>
+        <w:t>for</w:t>
       </w:r>
       <w:r>
         <w:rPr>
@@ -4245,7 +4245,7 @@
         <w:rPr>
           <w:sz w:val="20"/>
         </w:rPr>
-        <w:t>enable</w:t>
+        <w:t>data</w:t>
       </w:r>
       <w:r>
         <w:rPr>
@@ -4258,7 +4258,7 @@
         <w:rPr>
           <w:sz w:val="20"/>
         </w:rPr>
-        <w:t>efficient</w:t>
+        <w:t>ingestion,</w:t>
       </w:r>
       <w:r>
         <w:rPr>
@@ -4271,7 +4271,7 @@
         <w:rPr>
           <w:sz w:val="20"/>
         </w:rPr>
-        <w:t>enterprise search across 2TB+ document repositories.</w:t>
+        <w:t>transformation, and validation across 2TB+ document repositories.</w:t>
       </w:r>
     </w:p>
     <w:p>
@@ -4295,7 +4295,85 @@
         <w:rPr>
           <w:sz w:val="20"/>
         </w:rPr>
-        <w:t>Designed</w:t>
+        <w:t>Implemented</w:t>
+      </w:r>
+      <w:r>
+        <w:rPr>
+          <w:spacing w:val="-4"/>
+          <w:sz w:val="20"/>
+        </w:rPr>
+        <w:t xml:space="preserve"> </w:t>
+      </w:r>
+      <w:r>
+        <w:rPr>
+          <w:sz w:val="20"/>
+        </w:rPr>
+        <w:t>context-aware</w:t>
+      </w:r>
+      <w:r>
+        <w:rPr>
+          <w:spacing w:val="-4"/>
+          <w:sz w:val="20"/>
+        </w:rPr>
+        <w:t xml:space="preserve"> </w:t>
+      </w:r>
+      <w:r>
+        <w:rPr>
+          <w:sz w:val="20"/>
+        </w:rPr>
+        <w:t>enterprise</w:t>
+      </w:r>
+      <w:r>
+        <w:rPr>
+          <w:spacing w:val="-5"/>
+          <w:sz w:val="20"/>
+        </w:rPr>
+        <w:t xml:space="preserve"> </w:t>
+      </w:r>
+      <w:r>
+        <w:rPr>
+          <w:sz w:val="20"/>
+        </w:rPr>
+        <w:t>search</w:t>
+      </w:r>
+      <w:r>
+        <w:rPr>
+          <w:spacing w:val="-3"/>
+          <w:sz w:val="20"/>
+        </w:rPr>
+        <w:t xml:space="preserve"> </w:t>
+      </w:r>
+      <w:r>
+        <w:rPr>
+          <w:sz w:val="20"/>
+        </w:rPr>
+        <w:t>solutions</w:t>
+      </w:r>
+      <w:r>
+        <w:rPr>
+          <w:spacing w:val="-7"/>
+          <w:sz w:val="20"/>
+        </w:rPr>
+        <w:t xml:space="preserve"> </w:t>
+      </w:r>
+      <w:r>
+        <w:rPr>
+          <w:sz w:val="20"/>
+        </w:rPr>
+        <w:t>with</w:t>
+      </w:r>
+      <w:r>
+        <w:rPr>
+          <w:spacing w:val="-2"/>
+          <w:sz w:val="20"/>
+        </w:rPr>
+        <w:t xml:space="preserve"> </w:t>
+      </w:r>
+      <w:r>
+        <w:rPr>
+          <w:sz w:val="20"/>
+        </w:rPr>
+        <w:t>LangChain</w:t>
       </w:r>
       <w:r>
         <w:rPr>
@@ -4321,7 +4399,20 @@
         <w:rPr>
           <w:sz w:val="20"/>
         </w:rPr>
-        <w:t>optimized</w:t>
+        <w:t>FAISS,</w:t>
+      </w:r>
+      <w:r>
+        <w:rPr>
+          <w:spacing w:val="-4"/>
+          <w:sz w:val="20"/>
+        </w:rPr>
+        <w:t xml:space="preserve"> </w:t>
+      </w:r>
+      <w:r>
+        <w:rPr>
+          <w:sz w:val="20"/>
+        </w:rPr>
+        <w:t>optimizing</w:t>
       </w:r>
       <w:r>
         <w:rPr>
@@ -4334,111 +4425,20 @@
         <w:rPr>
           <w:sz w:val="20"/>
         </w:rPr>
-        <w:t>ETL/ELT</w:t>
-      </w:r>
-      <w:r>
-        <w:rPr>
-          <w:spacing w:val="-3"/>
-          <w:sz w:val="20"/>
-        </w:rPr>
-        <w:t xml:space="preserve"> </w:t>
-      </w:r>
-      <w:r>
-        <w:rPr>
-          <w:sz w:val="20"/>
-        </w:rPr>
-        <w:t>workflows</w:t>
-      </w:r>
-      <w:r>
-        <w:rPr>
-          <w:spacing w:val="-7"/>
-          <w:sz w:val="20"/>
-        </w:rPr>
-        <w:t xml:space="preserve"> </w:t>
-      </w:r>
-      <w:r>
-        <w:rPr>
-          <w:sz w:val="20"/>
-        </w:rPr>
-        <w:t>for</w:t>
-      </w:r>
-      <w:r>
-        <w:rPr>
-          <w:spacing w:val="-2"/>
-          <w:sz w:val="20"/>
-        </w:rPr>
-        <w:t xml:space="preserve"> </w:t>
-      </w:r>
-      <w:r>
-        <w:rPr>
-          <w:sz w:val="20"/>
-        </w:rPr>
-        <w:t>data</w:t>
-      </w:r>
-      <w:r>
-        <w:rPr>
-          <w:spacing w:val="-4"/>
-          <w:sz w:val="20"/>
-        </w:rPr>
-        <w:t xml:space="preserve"> </w:t>
-      </w:r>
-      <w:r>
-        <w:rPr>
-          <w:sz w:val="20"/>
-        </w:rPr>
-        <w:t>ingestion,</w:t>
-      </w:r>
-      <w:r>
-        <w:rPr>
-          <w:spacing w:val="-4"/>
-          <w:sz w:val="20"/>
-        </w:rPr>
-        <w:t xml:space="preserve"> </w:t>
-      </w:r>
-      <w:r>
-        <w:rPr>
-          <w:sz w:val="20"/>
-        </w:rPr>
-        <w:t>transformation,</w:t>
-      </w:r>
-      <w:r>
-        <w:rPr>
-          <w:spacing w:val="-4"/>
-          <w:sz w:val="20"/>
-        </w:rPr>
-        <w:t xml:space="preserve"> </w:t>
-      </w:r>
-      <w:r>
-        <w:rPr>
-          <w:sz w:val="20"/>
-        </w:rPr>
-        <w:t>validation,</w:t>
-      </w:r>
-      <w:r>
-        <w:rPr>
-          <w:spacing w:val="-5"/>
-          <w:sz w:val="20"/>
-        </w:rPr>
-        <w:t xml:space="preserve"> </w:t>
-      </w:r>
-      <w:r>
-        <w:rPr>
-          <w:sz w:val="20"/>
-        </w:rPr>
-        <w:t>and</w:t>
-      </w:r>
-      <w:r>
-        <w:rPr>
-          <w:spacing w:val="-4"/>
-          <w:sz w:val="20"/>
-        </w:rPr>
-        <w:t xml:space="preserve"> </w:t>
-      </w:r>
-      <w:r>
-        <w:rPr>
-          <w:sz w:val="20"/>
-        </w:rPr>
-        <w:t>processing</w:t>
+        <w:t>query</w:t>
+      </w:r>
+      <w:r>
+        <w:rPr>
+          <w:spacing w:val="-4"/>
+          <w:sz w:val="20"/>
+        </w:rPr>
+        <w:t xml:space="preserve"> </w:t>
+      </w:r>
+      <w:r>
+        <w:rPr>
+          <w:sz w:val="20"/>
+        </w:rPr>
+        <w:t>performance</w:t>
       </w:r>
       <w:r>
         <w:rPr>
@@ -4451,7 +4451,7 @@
         <w:rPr>
           <w:sz w:val="20"/>
         </w:rPr>
-        <w:t>using Python, PySpark, and Airflow.</w:t>
+        <w:t>for petabyte-scale datasets.</w:t>
       </w:r>
     </w:p>
     <w:p>
@@ -4516,20 +4516,20 @@
         <w:rPr>
           <w:sz w:val="20"/>
         </w:rPr>
-        <w:t>machine</w:t>
-      </w:r>
-      <w:r>
-        <w:rPr>
-          <w:spacing w:val="-3"/>
-          <w:sz w:val="20"/>
-        </w:rPr>
-        <w:t xml:space="preserve"> </w:t>
-      </w:r>
-      <w:r>
-        <w:rPr>
-          <w:sz w:val="20"/>
-        </w:rPr>
-        <w:t>learning</w:t>
+        <w:t>LLMs</w:t>
+      </w:r>
+      <w:r>
+        <w:rPr>
+          <w:spacing w:val="-3"/>
+          <w:sz w:val="20"/>
+        </w:rPr>
+        <w:t xml:space="preserve"> </w:t>
+      </w:r>
+      <w:r>
+        <w:rPr>
+          <w:sz w:val="20"/>
+        </w:rPr>
+        <w:t>on</w:t>
       </w:r>
       <w:r>
         <w:rPr>
@@ -4542,20 +4542,20 @@
         <w:rPr>
           <w:sz w:val="20"/>
         </w:rPr>
-        <w:t>models</w:t>
-      </w:r>
-      <w:r>
-        <w:rPr>
-          <w:spacing w:val="-4"/>
-          <w:sz w:val="20"/>
-        </w:rPr>
-        <w:t xml:space="preserve"> </w:t>
-      </w:r>
-      <w:r>
-        <w:rPr>
-          <w:sz w:val="20"/>
-        </w:rPr>
-        <w:t>on</w:t>
+        <w:t>AWS</w:t>
+      </w:r>
+      <w:r>
+        <w:rPr>
+          <w:spacing w:val="-4"/>
+          <w:sz w:val="20"/>
+        </w:rPr>
+        <w:t xml:space="preserve"> </w:t>
+      </w:r>
+      <w:r>
+        <w:rPr>
+          <w:sz w:val="20"/>
+        </w:rPr>
+        <w:t>SageMaker</w:t>
       </w:r>
       <w:r>
         <w:rPr>
@@ -4568,7 +4568,7 @@
         <w:rPr>
           <w:sz w:val="20"/>
         </w:rPr>
-        <w:t>AWS</w:t>
+        <w:t>using</w:t>
       </w:r>
       <w:r>
         <w:rPr>
@@ -4581,7 +4581,7 @@
         <w:rPr>
           <w:sz w:val="20"/>
         </w:rPr>
-        <w:t>SageMaker,</w:t>
+        <w:t>LoRA</w:t>
       </w:r>
       <w:r>
         <w:rPr>
@@ -4594,20 +4594,20 @@
         <w:rPr>
           <w:sz w:val="20"/>
         </w:rPr>
-        <w:t>leveraging</w:t>
-      </w:r>
-      <w:r>
-        <w:rPr>
-          <w:spacing w:val="-4"/>
-          <w:sz w:val="20"/>
-        </w:rPr>
-        <w:t xml:space="preserve"> </w:t>
-      </w:r>
-      <w:r>
-        <w:rPr>
-          <w:sz w:val="20"/>
-        </w:rPr>
-        <w:t>LoRA</w:t>
+        <w:t>and</w:t>
+      </w:r>
+      <w:r>
+        <w:rPr>
+          <w:spacing w:val="-4"/>
+          <w:sz w:val="20"/>
+        </w:rPr>
+        <w:t xml:space="preserve"> </w:t>
+      </w:r>
+      <w:r>
+        <w:rPr>
+          <w:sz w:val="20"/>
+        </w:rPr>
+        <w:t>QLoRA,</w:t>
       </w:r>
       <w:r>
         <w:rPr>
@@ -4620,7 +4620,7 @@
         <w:rPr>
           <w:sz w:val="20"/>
         </w:rPr>
-        <w:t>and</w:t>
+        <w:t>achieving</w:t>
       </w:r>
       <w:r>
         <w:rPr>
@@ -4633,7 +4633,7 @@
         <w:rPr>
           <w:sz w:val="20"/>
         </w:rPr>
-        <w:t>QLoRA</w:t>
+        <w:t>a</w:t>
       </w:r>
       <w:r>
         <w:rPr>
@@ -4646,7 +4646,7 @@
         <w:rPr>
           <w:sz w:val="20"/>
         </w:rPr>
-        <w:t>techniques</w:t>
+        <w:t>40%</w:t>
       </w:r>
       <w:r>
         <w:rPr>
@@ -4659,7 +4659,7 @@
         <w:rPr>
           <w:sz w:val="20"/>
         </w:rPr>
-        <w:t>to reduce API costs by 40%.</w:t>
+        <w:t>reduction in API costs compared to hosted models.</w:t>
       </w:r>
     </w:p>
     <w:p>
@@ -4683,20 +4683,20 @@
         <w:rPr>
           <w:sz w:val="20"/>
         </w:rPr>
-        <w:t>Implemented</w:t>
-      </w:r>
-      <w:r>
-        <w:rPr>
-          <w:spacing w:val="-3"/>
-          <w:sz w:val="20"/>
-        </w:rPr>
-        <w:t xml:space="preserve"> </w:t>
-      </w:r>
-      <w:r>
-        <w:rPr>
-          <w:sz w:val="20"/>
-        </w:rPr>
-        <w:t>large-scale</w:t>
+        <w:t>Optimized</w:t>
+      </w:r>
+      <w:r>
+        <w:rPr>
+          <w:spacing w:val="-3"/>
+          <w:sz w:val="20"/>
+        </w:rPr>
+        <w:t xml:space="preserve"> </w:t>
+      </w:r>
+      <w:r>
+        <w:rPr>
+          <w:sz w:val="20"/>
+        </w:rPr>
+        <w:t>model</w:t>
       </w:r>
       <w:r>
         <w:rPr>
@@ -4709,19 +4709,6 @@
         <w:rPr>
           <w:sz w:val="20"/>
         </w:rPr>
-        <w:t>model</w:t>
-      </w:r>
-      <w:r>
-        <w:rPr>
-          <w:spacing w:val="-4"/>
-          <w:sz w:val="20"/>
-        </w:rPr>
-        <w:t xml:space="preserve"> </w:t>
-      </w:r>
-      <w:r>
-        <w:rPr>
-          <w:sz w:val="20"/>
-        </w:rPr>
         <w:t>serving</w:t>
       </w:r>
       <w:r>
@@ -4739,6 +4726,19 @@
       </w:r>
       <w:r>
         <w:rPr>
+          <w:spacing w:val="-4"/>
+          <w:sz w:val="20"/>
+        </w:rPr>
+        <w:t xml:space="preserve"> </w:t>
+      </w:r>
+      <w:r>
+        <w:rPr>
+          <w:sz w:val="20"/>
+        </w:rPr>
+        <w:t>VLLM</w:t>
+      </w:r>
+      <w:r>
+        <w:rPr>
           <w:spacing w:val="-1"/>
           <w:sz w:val="20"/>
         </w:rPr>
@@ -4748,7 +4748,7 @@
         <w:rPr>
           <w:sz w:val="20"/>
         </w:rPr>
-        <w:t>VLLM</w:t>
+        <w:t>and</w:t>
       </w:r>
       <w:r>
         <w:rPr>
@@ -4761,7 +4761,7 @@
         <w:rPr>
           <w:sz w:val="20"/>
         </w:rPr>
-        <w:t>and</w:t>
+        <w:t>CUDA</w:t>
       </w:r>
       <w:r>
         <w:rPr>
@@ -4774,7 +4774,7 @@
         <w:rPr>
           <w:sz w:val="20"/>
         </w:rPr>
-        <w:t>CUDA-optimized</w:t>
+        <w:t>for</w:t>
       </w:r>
       <w:r>
         <w:rPr>
@@ -4826,33 +4826,33 @@
         <w:rPr>
           <w:sz w:val="20"/>
         </w:rPr>
-        <w:t>using</w:t>
-      </w:r>
-      <w:r>
-        <w:rPr>
-          <w:spacing w:val="-3"/>
-          <w:sz w:val="20"/>
-        </w:rPr>
-        <w:t xml:space="preserve"> </w:t>
-      </w:r>
-      <w:r>
-        <w:rPr>
-          <w:sz w:val="20"/>
-        </w:rPr>
-        <w:t>Docker</w:t>
-      </w:r>
-      <w:r>
-        <w:rPr>
-          <w:spacing w:val="-3"/>
-          <w:sz w:val="20"/>
-        </w:rPr>
-        <w:t xml:space="preserve"> </w:t>
-      </w:r>
-      <w:r>
-        <w:rPr>
-          <w:sz w:val="20"/>
-        </w:rPr>
-        <w:t>on AWS ECS/ECR.</w:t>
+        <w:t>with</w:t>
+      </w:r>
+      <w:r>
+        <w:rPr>
+          <w:spacing w:val="-3"/>
+          <w:sz w:val="20"/>
+        </w:rPr>
+        <w:t xml:space="preserve"> </w:t>
+      </w:r>
+      <w:r>
+        <w:rPr>
+          <w:sz w:val="20"/>
+        </w:rPr>
+        <w:t>Docker,</w:t>
+      </w:r>
+      <w:r>
+        <w:rPr>
+          <w:spacing w:val="-3"/>
+          <w:sz w:val="20"/>
+        </w:rPr>
+        <w:t xml:space="preserve"> </w:t>
+      </w:r>
+      <w:r>
+        <w:rPr>
+          <w:sz w:val="20"/>
+        </w:rPr>
+        <w:t>and deployed on AWS ECS/ECR.</w:t>
       </w:r>
     </w:p>
     <w:p>
@@ -4876,20 +4876,20 @@
         <w:rPr>
           <w:sz w:val="20"/>
         </w:rPr>
-        <w:t>Built</w:t>
-      </w:r>
-      <w:r>
-        <w:rPr>
-          <w:spacing w:val="-3"/>
-          <w:sz w:val="20"/>
-        </w:rPr>
-        <w:t xml:space="preserve"> </w:t>
-      </w:r>
-      <w:r>
-        <w:rPr>
-          <w:sz w:val="20"/>
-        </w:rPr>
-        <w:t>automated</w:t>
+        <w:t>Designed</w:t>
+      </w:r>
+      <w:r>
+        <w:rPr>
+          <w:spacing w:val="-3"/>
+          <w:sz w:val="20"/>
+        </w:rPr>
+        <w:t xml:space="preserve"> </w:t>
+      </w:r>
+      <w:r>
+        <w:rPr>
+          <w:sz w:val="20"/>
+        </w:rPr>
+        <w:t>and</w:t>
       </w:r>
       <w:r>
         <w:rPr>
@@ -4902,20 +4902,20 @@
         <w:rPr>
           <w:sz w:val="20"/>
         </w:rPr>
-        <w:t>data</w:t>
-      </w:r>
-      <w:r>
-        <w:rPr>
-          <w:spacing w:val="-4"/>
-          <w:sz w:val="20"/>
-        </w:rPr>
-        <w:t xml:space="preserve"> </w:t>
-      </w:r>
-      <w:r>
-        <w:rPr>
-          <w:sz w:val="20"/>
-        </w:rPr>
-        <w:t>workflows</w:t>
+        <w:t>maintained</w:t>
+      </w:r>
+      <w:r>
+        <w:rPr>
+          <w:spacing w:val="-4"/>
+          <w:sz w:val="20"/>
+        </w:rPr>
+        <w:t xml:space="preserve"> </w:t>
+      </w:r>
+      <w:r>
+        <w:rPr>
+          <w:sz w:val="20"/>
+        </w:rPr>
+        <w:t>ETL</w:t>
       </w:r>
       <w:r>
         <w:rPr>
@@ -4928,11 +4928,24 @@
         <w:rPr>
           <w:sz w:val="20"/>
         </w:rPr>
-        <w:t>connecting</w:t>
-      </w:r>
-      <w:r>
-        <w:rPr>
-          <w:spacing w:val="-4"/>
+        <w:t>pipelines</w:t>
+      </w:r>
+      <w:r>
+        <w:rPr>
+          <w:spacing w:val="-4"/>
+          <w:sz w:val="20"/>
+        </w:rPr>
+        <w:t xml:space="preserve"> </w:t>
+      </w:r>
+      <w:r>
+        <w:rPr>
+          <w:sz w:val="20"/>
+        </w:rPr>
+        <w:t>integrating</w:t>
+      </w:r>
+      <w:r>
+        <w:rPr>
+          <w:spacing w:val="-1"/>
           <w:sz w:val="20"/>
         </w:rPr>
         <w:t xml:space="preserve"> </w:t>
@@ -4945,7 +4958,7 @@
       </w:r>
       <w:r>
         <w:rPr>
-          <w:spacing w:val="-1"/>
+          <w:spacing w:val="-6"/>
           <w:sz w:val="20"/>
         </w:rPr>
         <w:t xml:space="preserve"> </w:t>
@@ -4958,7 +4971,7 @@
       </w:r>
       <w:r>
         <w:rPr>
-          <w:spacing w:val="-6"/>
+          <w:spacing w:val="-5"/>
           <w:sz w:val="20"/>
         </w:rPr>
         <w:t xml:space="preserve"> </w:t>
@@ -4971,7 +4984,7 @@
       </w:r>
       <w:r>
         <w:rPr>
-          <w:spacing w:val="-5"/>
+          <w:spacing w:val="-4"/>
           <w:sz w:val="20"/>
         </w:rPr>
         <w:t xml:space="preserve"> </w:t>
@@ -5023,29 +5036,16 @@
       </w:r>
       <w:r>
         <w:rPr>
-          <w:spacing w:val="-4"/>
-          <w:sz w:val="20"/>
-        </w:rPr>
-        <w:t xml:space="preserve"> </w:t>
-      </w:r>
-      <w:r>
-        <w:rPr>
-          <w:sz w:val="20"/>
-        </w:rPr>
-        <w:t>streamline</w:t>
-      </w:r>
-      <w:r>
-        <w:rPr>
-          <w:spacing w:val="-3"/>
-          <w:sz w:val="20"/>
-        </w:rPr>
-        <w:t xml:space="preserve"> </w:t>
-      </w:r>
-      <w:r>
-        <w:rPr>
-          <w:sz w:val="20"/>
-        </w:rPr>
-        <w:t>real-time data processing.</w:t>
+          <w:spacing w:val="-3"/>
+          <w:sz w:val="20"/>
+        </w:rPr>
+        <w:t xml:space="preserve"> </w:t>
+      </w:r>
+      <w:r>
+        <w:rPr>
+          <w:sz w:val="20"/>
+        </w:rPr>
+        <w:t>support real-time data workflows.</w:t>
       </w:r>
     </w:p>
     <w:p>
@@ -5134,7 +5134,7 @@
         <w:rPr>
           <w:sz w:val="20"/>
         </w:rPr>
-        <w:t>pipelines</w:t>
+        <w:t>processing</w:t>
       </w:r>
       <w:r>
         <w:rPr>
@@ -5147,7 +5147,7 @@
         <w:rPr>
           <w:sz w:val="20"/>
         </w:rPr>
-        <w:t>to</w:t>
+        <w:t>pipelines,</w:t>
       </w:r>
       <w:r>
         <w:rPr>
@@ -5160,7 +5160,7 @@
         <w:rPr>
           <w:sz w:val="20"/>
         </w:rPr>
-        <w:t>enhance</w:t>
+        <w:t>reducing</w:t>
       </w:r>
       <w:r>
         <w:rPr>
@@ -5173,20 +5173,20 @@
         <w:rPr>
           <w:sz w:val="20"/>
         </w:rPr>
-        <w:t>performance,</w:t>
-      </w:r>
-      <w:r>
-        <w:rPr>
-          <w:spacing w:val="-4"/>
-          <w:sz w:val="20"/>
-        </w:rPr>
-        <w:t xml:space="preserve"> </w:t>
-      </w:r>
-      <w:r>
-        <w:rPr>
-          <w:sz w:val="20"/>
-        </w:rPr>
-        <w:t>reducing</w:t>
+        <w:t>computational</w:t>
+      </w:r>
+      <w:r>
+        <w:rPr>
+          <w:spacing w:val="-4"/>
+          <w:sz w:val="20"/>
+        </w:rPr>
+        <w:t xml:space="preserve"> </w:t>
+      </w:r>
+      <w:r>
+        <w:rPr>
+          <w:sz w:val="20"/>
+        </w:rPr>
+        <w:t>latency</w:t>
       </w:r>
       <w:r>
         <w:rPr>
@@ -5200,7 +5200,7 @@
           <w:spacing w:val="-4"/>
           <w:sz w:val="20"/>
         </w:rPr>
-        <w:t>processing latency by 25%.</w:t>
+        <w:t>by 25% for high-throughput applications.</w:t>
       </w:r>
     </w:p>
     <w:p>
@@ -5224,7 +5224,7 @@
         <w:rPr>
           <w:sz w:val="20"/>
         </w:rPr>
-        <w:t>Designed</w:t>
+        <w:t>Engineered</w:t>
       </w:r>
       <w:r>
         <w:rPr>
@@ -5237,33 +5237,111 @@
         <w:rPr>
           <w:sz w:val="20"/>
         </w:rPr>
+        <w:t>real-time</w:t>
+      </w:r>
+      <w:r>
+        <w:rPr>
+          <w:spacing w:val="-10"/>
+          <w:sz w:val="20"/>
+        </w:rPr>
+        <w:t xml:space="preserve"> </w:t>
+      </w:r>
+      <w:r>
+        <w:rPr>
+          <w:sz w:val="20"/>
+        </w:rPr>
+        <w:t>streaming</w:t>
+      </w:r>
+      <w:r>
+        <w:rPr>
+          <w:spacing w:val="-5"/>
+          <w:sz w:val="20"/>
+        </w:rPr>
+        <w:t xml:space="preserve"> </w:t>
+      </w:r>
+      <w:r>
+        <w:rPr>
+          <w:sz w:val="20"/>
+        </w:rPr>
+        <w:t>data</w:t>
+      </w:r>
+      <w:r>
+        <w:rPr>
+          <w:spacing w:val="-8"/>
+          <w:sz w:val="20"/>
+        </w:rPr>
+        <w:t xml:space="preserve"> </w:t>
+      </w:r>
+      <w:r>
+        <w:rPr>
+          <w:sz w:val="20"/>
+        </w:rPr>
+        <w:t>architectures</w:t>
+      </w:r>
+      <w:r>
+        <w:rPr>
+          <w:spacing w:val="-7"/>
+          <w:sz w:val="20"/>
+        </w:rPr>
+        <w:t xml:space="preserve"> </w:t>
+      </w:r>
+      <w:r>
+        <w:rPr>
+          <w:sz w:val="20"/>
+        </w:rPr>
+        <w:t>with</w:t>
+      </w:r>
+      <w:r>
+        <w:rPr>
+          <w:spacing w:val="-10"/>
+          <w:sz w:val="20"/>
+        </w:rPr>
+        <w:t xml:space="preserve"> </w:t>
+      </w:r>
+      <w:r>
+        <w:rPr>
+          <w:sz w:val="20"/>
+        </w:rPr>
+        <w:t>audio</w:t>
+      </w:r>
+      <w:r>
+        <w:rPr>
+          <w:spacing w:val="-7"/>
+          <w:sz w:val="20"/>
+        </w:rPr>
+        <w:t xml:space="preserve"> </w:t>
+      </w:r>
+      <w:r>
+        <w:rPr>
+          <w:sz w:val="20"/>
+        </w:rPr>
+        <w:t>processing</w:t>
+      </w:r>
+      <w:r>
+        <w:rPr>
+          <w:spacing w:val="-8"/>
+          <w:sz w:val="20"/>
+        </w:rPr>
+        <w:t xml:space="preserve"> </w:t>
+      </w:r>
+      <w:r>
+        <w:rPr>
+          <w:sz w:val="20"/>
+        </w:rPr>
         <w:t>and</w:t>
       </w:r>
       <w:r>
         <w:rPr>
-          <w:spacing w:val="-10"/>
-          <w:sz w:val="20"/>
-        </w:rPr>
-        <w:t xml:space="preserve"> </w:t>
-      </w:r>
-      <w:r>
-        <w:rPr>
-          <w:sz w:val="20"/>
-        </w:rPr>
-        <w:t>implemented</w:t>
-      </w:r>
-      <w:r>
-        <w:rPr>
-          <w:spacing w:val="-5"/>
-          <w:sz w:val="20"/>
-        </w:rPr>
-        <w:t xml:space="preserve"> </w:t>
-      </w:r>
-      <w:r>
-        <w:rPr>
-          <w:sz w:val="20"/>
-        </w:rPr>
-        <w:t>real-time</w:t>
+          <w:spacing w:val="-4"/>
+          <w:sz w:val="20"/>
+        </w:rPr>
+        <w:t xml:space="preserve"> </w:t>
+      </w:r>
+      <w:r>
+        <w:rPr>
+          <w:sz w:val="20"/>
+        </w:rPr>
+        <w:t>speech-to-text</w:t>
       </w:r>
       <w:r>
         <w:rPr>
@@ -5274,88 +5352,10 @@
       </w:r>
       <w:r>
         <w:rPr>
-          <w:sz w:val="20"/>
-        </w:rPr>
-        <w:t>audio</w:t>
-      </w:r>
-      <w:r>
-        <w:rPr>
-          <w:spacing w:val="-7"/>
-          <w:sz w:val="20"/>
-        </w:rPr>
-        <w:t xml:space="preserve"> </w:t>
-      </w:r>
-      <w:r>
-        <w:rPr>
-          <w:sz w:val="20"/>
-        </w:rPr>
-        <w:t>processing</w:t>
-      </w:r>
-      <w:r>
-        <w:rPr>
-          <w:spacing w:val="-10"/>
-          <w:sz w:val="20"/>
-        </w:rPr>
-        <w:t xml:space="preserve"> </w:t>
-      </w:r>
-      <w:r>
-        <w:rPr>
-          <w:sz w:val="20"/>
-        </w:rPr>
-        <w:t>and</w:t>
-      </w:r>
-      <w:r>
-        <w:rPr>
-          <w:spacing w:val="-7"/>
-          <w:sz w:val="20"/>
-        </w:rPr>
-        <w:t xml:space="preserve"> </w:t>
-      </w:r>
-      <w:r>
-        <w:rPr>
-          <w:sz w:val="20"/>
-        </w:rPr>
-        <w:t>speech-to-text</w:t>
-      </w:r>
-      <w:r>
-        <w:rPr>
-          <w:spacing w:val="-8"/>
-          <w:sz w:val="20"/>
-        </w:rPr>
-        <w:t xml:space="preserve"> </w:t>
-      </w:r>
-      <w:r>
-        <w:rPr>
-          <w:sz w:val="20"/>
-        </w:rPr>
-        <w:t>pipelines</w:t>
-      </w:r>
-      <w:r>
-        <w:rPr>
-          <w:spacing w:val="-4"/>
-          <w:sz w:val="20"/>
-        </w:rPr>
-        <w:t xml:space="preserve"> </w:t>
-      </w:r>
-      <w:r>
-        <w:rPr>
-          <w:sz w:val="20"/>
-        </w:rPr>
-        <w:t>for</w:t>
-      </w:r>
-      <w:r>
-        <w:rPr>
-          <w:spacing w:val="-8"/>
-          <w:sz w:val="20"/>
-        </w:rPr>
-        <w:t xml:space="preserve"> </w:t>
-      </w:r>
-      <w:r>
-        <w:rPr>
           <w:spacing w:val="-2"/>
           <w:sz w:val="20"/>
         </w:rPr>
-        <w:t>streaming data architectures.</w:t>
+        <w:t>pipelines leveraging AWS services.</w:t>
       </w:r>
     </w:p>
     <w:p>
@@ -5392,10 +5392,101 @@
         <w:rPr>
           <w:sz w:val="20"/>
         </w:rPr>
+        <w:t>and</w:t>
+      </w:r>
+      <w:r>
+        <w:rPr>
+          <w:spacing w:val="-8"/>
+          <w:sz w:val="20"/>
+        </w:rPr>
+        <w:t xml:space="preserve"> </w:t>
+      </w:r>
+      <w:r>
+        <w:rPr>
+          <w:sz w:val="20"/>
+        </w:rPr>
+        <w:t>optimized</w:t>
+      </w:r>
+      <w:r>
+        <w:rPr>
+          <w:spacing w:val="-6"/>
+          <w:sz w:val="20"/>
+        </w:rPr>
+        <w:t xml:space="preserve"> </w:t>
+      </w:r>
+      <w:r>
+        <w:rPr>
+          <w:sz w:val="20"/>
+        </w:rPr>
         <w:t>high-performance</w:t>
       </w:r>
       <w:r>
         <w:rPr>
+          <w:spacing w:val="-9"/>
+          <w:sz w:val="20"/>
+        </w:rPr>
+        <w:t xml:space="preserve"> </w:t>
+      </w:r>
+      <w:r>
+        <w:rPr>
+          <w:sz w:val="20"/>
+        </w:rPr>
+        <w:t>APIs</w:t>
+      </w:r>
+      <w:r>
+        <w:rPr>
+          <w:spacing w:val="-9"/>
+          <w:sz w:val="20"/>
+        </w:rPr>
+        <w:t xml:space="preserve"> </w:t>
+      </w:r>
+      <w:r>
+        <w:rPr>
+          <w:sz w:val="20"/>
+        </w:rPr>
+        <w:t>for</w:t>
+      </w:r>
+      <w:r>
+        <w:rPr>
+          <w:spacing w:val="-9"/>
+          <w:sz w:val="20"/>
+        </w:rPr>
+        <w:t xml:space="preserve"> </w:t>
+      </w:r>
+      <w:r>
+        <w:rPr>
+          <w:sz w:val="20"/>
+        </w:rPr>
+        <w:t>conversational</w:t>
+      </w:r>
+      <w:r>
+        <w:rPr>
+          <w:spacing w:val="-7"/>
+          <w:sz w:val="20"/>
+        </w:rPr>
+        <w:t xml:space="preserve"> </w:t>
+      </w:r>
+      <w:r>
+        <w:rPr>
+          <w:sz w:val="20"/>
+        </w:rPr>
+        <w:t>data</w:t>
+      </w:r>
+      <w:r>
+        <w:rPr>
+          <w:spacing w:val="-5"/>
+          <w:sz w:val="20"/>
+        </w:rPr>
+        <w:t xml:space="preserve"> </w:t>
+      </w:r>
+      <w:r>
+        <w:rPr>
+          <w:sz w:val="20"/>
+        </w:rPr>
+        <w:t>applications,</w:t>
+      </w:r>
+      <w:r>
+        <w:rPr>
           <w:spacing w:val="-8"/>
           <w:sz w:val="20"/>
         </w:rPr>
@@ -5405,20 +5496,20 @@
         <w:rPr>
           <w:sz w:val="20"/>
         </w:rPr>
-        <w:t>APIs</w:t>
-      </w:r>
-      <w:r>
-        <w:rPr>
-          <w:spacing w:val="-6"/>
-          <w:sz w:val="20"/>
-        </w:rPr>
-        <w:t xml:space="preserve"> </w:t>
-      </w:r>
-      <w:r>
-        <w:rPr>
-          <w:sz w:val="20"/>
-        </w:rPr>
-        <w:t>for</w:t>
+        <w:t>achieving</w:t>
+      </w:r>
+      <w:r>
+        <w:rPr>
+          <w:spacing w:val="-7"/>
+          <w:sz w:val="20"/>
+        </w:rPr>
+        <w:t xml:space="preserve"> </w:t>
+      </w:r>
+      <w:r>
+        <w:rPr>
+          <w:sz w:val="20"/>
+        </w:rPr>
+        <w:t>a</w:t>
       </w:r>
       <w:r>
         <w:rPr>
@@ -5429,101 +5520,10 @@
       </w:r>
       <w:r>
         <w:rPr>
-          <w:sz w:val="20"/>
-        </w:rPr>
-        <w:t>conversational</w:t>
-      </w:r>
-      <w:r>
-        <w:rPr>
-          <w:spacing w:val="-9"/>
-          <w:sz w:val="20"/>
-        </w:rPr>
-        <w:t xml:space="preserve"> </w:t>
-      </w:r>
-      <w:r>
-        <w:rPr>
-          <w:sz w:val="20"/>
-        </w:rPr>
-        <w:t>data</w:t>
-      </w:r>
-      <w:r>
-        <w:rPr>
-          <w:spacing w:val="-9"/>
-          <w:sz w:val="20"/>
-        </w:rPr>
-        <w:t xml:space="preserve"> </w:t>
-      </w:r>
-      <w:r>
-        <w:rPr>
-          <w:sz w:val="20"/>
-        </w:rPr>
-        <w:t>applications,</w:t>
-      </w:r>
-      <w:r>
-        <w:rPr>
-          <w:spacing w:val="-7"/>
-          <w:sz w:val="20"/>
-        </w:rPr>
-        <w:t xml:space="preserve"> </w:t>
-      </w:r>
-      <w:r>
-        <w:rPr>
-          <w:sz w:val="20"/>
-        </w:rPr>
-        <w:t>achieving</w:t>
-      </w:r>
-      <w:r>
-        <w:rPr>
-          <w:spacing w:val="-5"/>
-          <w:sz w:val="20"/>
-        </w:rPr>
-        <w:t xml:space="preserve"> </w:t>
-      </w:r>
-      <w:r>
-        <w:rPr>
-          <w:sz w:val="20"/>
-        </w:rPr>
-        <w:t>a</w:t>
-      </w:r>
-      <w:r>
-        <w:rPr>
-          <w:spacing w:val="-8"/>
-          <w:sz w:val="20"/>
-        </w:rPr>
-        <w:t xml:space="preserve"> </w:t>
-      </w:r>
-      <w:r>
-        <w:rPr>
-          <w:sz w:val="20"/>
-        </w:rPr>
-        <w:t>35%</w:t>
-      </w:r>
-      <w:r>
-        <w:rPr>
-          <w:spacing w:val="-7"/>
-          <w:sz w:val="20"/>
-        </w:rPr>
-        <w:t xml:space="preserve"> </w:t>
-      </w:r>
-      <w:r>
-        <w:rPr>
-          <w:sz w:val="20"/>
-        </w:rPr>
-        <w:t>improvement</w:t>
-      </w:r>
-      <w:r>
-        <w:rPr>
-          <w:spacing w:val="-9"/>
-          <w:sz w:val="20"/>
-        </w:rPr>
-        <w:t xml:space="preserve"> </w:t>
-      </w:r>
-      <w:r>
-        <w:rPr>
-          <w:spacing w:val="-4"/>
-          <w:sz w:val="20"/>
-        </w:rPr>
-        <w:t>in response times.</w:t>
+          <w:spacing w:val="-4"/>
+          <w:sz w:val="20"/>
+        </w:rPr>
+        <w:t>35% improvement in response times.</w:t>
       </w:r>
     </w:p>
     <w:p>
@@ -5702,7 +5702,7 @@
         <w:rPr>
           <w:sz w:val="20"/>
         </w:rPr>
-        <w:t>Designed</w:t>
+        <w:t>Developed</w:t>
       </w:r>
       <w:r>
         <w:rPr>
@@ -5845,23 +5845,23 @@
         <w:rPr>
           <w:sz w:val="20"/>
         </w:rPr>
+        <w:t>high</w:t>
+      </w:r>
+      <w:r>
+        <w:rPr>
+          <w:spacing w:val="-4"/>
+          <w:sz w:val="20"/>
+        </w:rPr>
+        <w:t xml:space="preserve"> </w:t>
+      </w:r>
+      <w:r>
+        <w:rPr>
+          <w:sz w:val="20"/>
+        </w:rPr>
         <w:t>data</w:t>
       </w:r>
       <w:r>
         <w:rPr>
-          <w:spacing w:val="-4"/>
-          <w:sz w:val="20"/>
-        </w:rPr>
-        <w:t xml:space="preserve"> </w:t>
-      </w:r>
-      <w:r>
-        <w:rPr>
-          <w:sz w:val="20"/>
-        </w:rPr>
-        <w:t>quality,</w:t>
-      </w:r>
-      <w:r>
-        <w:rPr>
           <w:spacing w:val="-1"/>
           <w:sz w:val="20"/>
         </w:rPr>
@@ -5871,7 +5871,7 @@
         <w:rPr>
           <w:sz w:val="20"/>
         </w:rPr>
-        <w:t>reliability, and timely delivery for accounts generating $200K+ in monthly revenue.</w:t>
+        <w:t>quality, pipeline reliability, and timely updates for critical business analytics.</w:t>
       </w:r>
     </w:p>
     <w:p>
@@ -5921,7 +5921,7 @@
         <w:rPr>
           <w:sz w:val="20"/>
         </w:rPr>
-        <w:t>evaluated</w:t>
+        <w:t>improved</w:t>
       </w:r>
       <w:r>
         <w:rPr>
@@ -5947,7 +5947,20 @@
         <w:rPr>
           <w:sz w:val="20"/>
         </w:rPr>
-        <w:t>quality,</w:t>
+        <w:t>quality</w:t>
+      </w:r>
+      <w:r>
+        <w:rPr>
+          <w:spacing w:val="-3"/>
+          <w:sz w:val="20"/>
+        </w:rPr>
+        <w:t xml:space="preserve"> </w:t>
+      </w:r>
+      <w:r>
+        <w:rPr>
+          <w:sz w:val="20"/>
+        </w:rPr>
+        <w:t>and</w:t>
       </w:r>
       <w:r>
         <w:rPr>
@@ -5964,42 +5977,29 @@
       </w:r>
       <w:r>
         <w:rPr>
-          <w:spacing w:val="-3"/>
-          <w:sz w:val="20"/>
-        </w:rPr>
-        <w:t xml:space="preserve"> </w:t>
-      </w:r>
-      <w:r>
-        <w:rPr>
-          <w:sz w:val="20"/>
-        </w:rPr>
-        <w:t>performance,</w:t>
-      </w:r>
-      <w:r>
-        <w:rPr>
-          <w:spacing w:val="-4"/>
-          <w:sz w:val="20"/>
-        </w:rPr>
-        <w:t xml:space="preserve"> </w:t>
-      </w:r>
-      <w:r>
-        <w:rPr>
-          <w:sz w:val="20"/>
-        </w:rPr>
-        <w:t>and</w:t>
-      </w:r>
-      <w:r>
-        <w:rPr>
-          <w:spacing w:val="-3"/>
-          <w:sz w:val="20"/>
-        </w:rPr>
-        <w:t xml:space="preserve"> </w:t>
-      </w:r>
-      <w:r>
-        <w:rPr>
-          <w:sz w:val="20"/>
-        </w:rPr>
-        <w:t>system</w:t>
+          <w:spacing w:val="-4"/>
+          <w:sz w:val="20"/>
+        </w:rPr>
+        <w:t xml:space="preserve"> </w:t>
+      </w:r>
+      <w:r>
+        <w:rPr>
+          <w:sz w:val="20"/>
+        </w:rPr>
+        <w:t>performance</w:t>
+      </w:r>
+      <w:r>
+        <w:rPr>
+          <w:spacing w:val="-3"/>
+          <w:sz w:val="20"/>
+        </w:rPr>
+        <w:t xml:space="preserve"> </w:t>
+      </w:r>
+      <w:r>
+        <w:rPr>
+          <w:sz w:val="20"/>
+        </w:rPr>
+        <w:t>while</w:t>
       </w:r>
       <w:r>
         <w:rPr>
@@ -6012,46 +6012,46 @@
         <w:rPr>
           <w:sz w:val="20"/>
         </w:rPr>
-        <w:t>reliability,</w:t>
-      </w:r>
-      <w:r>
-        <w:rPr>
-          <w:spacing w:val="-3"/>
-          <w:sz w:val="20"/>
-        </w:rPr>
-        <w:t xml:space="preserve"> </w:t>
-      </w:r>
-      <w:r>
-        <w:rPr>
-          <w:sz w:val="20"/>
-        </w:rPr>
-        <w:t>implementing</w:t>
-      </w:r>
-      <w:r>
-        <w:rPr>
-          <w:spacing w:val="-4"/>
-          <w:sz w:val="20"/>
-        </w:rPr>
-        <w:t xml:space="preserve"> </w:t>
-      </w:r>
-      <w:r>
-        <w:rPr>
-          <w:sz w:val="20"/>
-        </w:rPr>
-        <w:t>solutions</w:t>
-      </w:r>
-      <w:r>
-        <w:rPr>
-          <w:spacing w:val="-3"/>
-          <w:sz w:val="20"/>
-        </w:rPr>
-        <w:t xml:space="preserve"> </w:t>
-      </w:r>
-      <w:r>
-        <w:rPr>
-          <w:sz w:val="20"/>
-        </w:rPr>
-        <w:t>to support data-driven decisions for $1M+ accounts.</w:t>
+        <w:t>aligning</w:t>
+      </w:r>
+      <w:r>
+        <w:rPr>
+          <w:spacing w:val="-3"/>
+          <w:sz w:val="20"/>
+        </w:rPr>
+        <w:t xml:space="preserve"> </w:t>
+      </w:r>
+      <w:r>
+        <w:rPr>
+          <w:sz w:val="20"/>
+        </w:rPr>
+        <w:t>with</w:t>
+      </w:r>
+      <w:r>
+        <w:rPr>
+          <w:spacing w:val="-4"/>
+          <w:sz w:val="20"/>
+        </w:rPr>
+        <w:t xml:space="preserve"> </w:t>
+      </w:r>
+      <w:r>
+        <w:rPr>
+          <w:sz w:val="20"/>
+        </w:rPr>
+        <w:t>client-specific</w:t>
+      </w:r>
+      <w:r>
+        <w:rPr>
+          <w:spacing w:val="-3"/>
+          <w:sz w:val="20"/>
+        </w:rPr>
+        <w:t xml:space="preserve"> </w:t>
+      </w:r>
+      <w:r>
+        <w:rPr>
+          <w:sz w:val="20"/>
+        </w:rPr>
+        <w:t>requirements, supporting accounts with $1M+ revenue impact.</w:t>
       </w:r>
     </w:p>
     <w:p>
@@ -6075,7 +6075,7 @@
         <w:rPr>
           <w:sz w:val="20"/>
         </w:rPr>
-        <w:t>Developed</w:t>
+        <w:t>Designed</w:t>
       </w:r>
       <w:r>
         <w:rPr>
@@ -6101,7 +6101,7 @@
         <w:rPr>
           <w:sz w:val="20"/>
         </w:rPr>
-        <w:t>managed</w:t>
+        <w:t>executed</w:t>
       </w:r>
       <w:r>
         <w:rPr>
@@ -6153,7 +6153,7 @@
         <w:rPr>
           <w:sz w:val="20"/>
         </w:rPr>
-        <w:t>for</w:t>
+        <w:t>to</w:t>
       </w:r>
       <w:r>
         <w:rPr>
@@ -6166,11 +6166,24 @@
         <w:rPr>
           <w:sz w:val="20"/>
         </w:rPr>
+        <w:t>support</w:t>
+      </w:r>
+      <w:r>
+        <w:rPr>
+          <w:spacing w:val="-3"/>
+          <w:sz w:val="20"/>
+        </w:rPr>
+        <w:t xml:space="preserve"> </w:t>
+      </w:r>
+      <w:r>
+        <w:rPr>
+          <w:sz w:val="20"/>
+        </w:rPr>
         <w:t>machine</w:t>
       </w:r>
       <w:r>
         <w:rPr>
-          <w:spacing w:val="-3"/>
+          <w:spacing w:val="-4"/>
           <w:sz w:val="20"/>
         </w:rPr>
         <w:t xml:space="preserve"> </w:t>
@@ -6196,7 +6209,7 @@
       </w:r>
       <w:r>
         <w:rPr>
-          <w:spacing w:val="-4"/>
+          <w:spacing w:val="-3"/>
           <w:sz w:val="20"/>
         </w:rPr>
         <w:t xml:space="preserve"> </w:t>
@@ -6218,46 +6231,33 @@
         <w:rPr>
           <w:sz w:val="20"/>
         </w:rPr>
-        <w:t>high-quality</w:t>
-      </w:r>
-      <w:r>
-        <w:rPr>
-          <w:spacing w:val="-3"/>
-          <w:sz w:val="20"/>
-        </w:rPr>
-        <w:t xml:space="preserve"> </w:t>
-      </w:r>
-      <w:r>
-        <w:rPr>
-          <w:sz w:val="20"/>
-        </w:rPr>
-        <w:t>training</w:t>
-      </w:r>
-      <w:r>
-        <w:rPr>
-          <w:spacing w:val="-3"/>
-          <w:sz w:val="20"/>
-        </w:rPr>
-        <w:t xml:space="preserve"> </w:t>
-      </w:r>
-      <w:r>
-        <w:rPr>
-          <w:sz w:val="20"/>
-        </w:rPr>
-        <w:t>data</w:t>
-      </w:r>
-      <w:r>
-        <w:rPr>
-          <w:spacing w:val="-3"/>
-          <w:sz w:val="20"/>
-        </w:rPr>
-        <w:t xml:space="preserve"> </w:t>
-      </w:r>
-      <w:r>
-        <w:rPr>
-          <w:sz w:val="20"/>
-        </w:rPr>
-        <w:t>and seamless integration with ML pipelines.</w:t>
+        <w:t>availability</w:t>
+      </w:r>
+      <w:r>
+        <w:rPr>
+          <w:spacing w:val="-3"/>
+          <w:sz w:val="20"/>
+        </w:rPr>
+        <w:t xml:space="preserve"> </w:t>
+      </w:r>
+      <w:r>
+        <w:rPr>
+          <w:sz w:val="20"/>
+        </w:rPr>
+        <w:t>and</w:t>
+      </w:r>
+      <w:r>
+        <w:rPr>
+          <w:spacing w:val="-3"/>
+          <w:sz w:val="20"/>
+        </w:rPr>
+        <w:t xml:space="preserve"> </w:t>
+      </w:r>
+      <w:r>
+        <w:rPr>
+          <w:sz w:val="20"/>
+        </w:rPr>
+        <w:t>quality of training data at scale.</w:t>
       </w:r>
     </w:p>
     <w:p>
@@ -6294,7 +6294,7 @@
         <w:rPr>
           <w:sz w:val="20"/>
         </w:rPr>
-        <w:t>real-time</w:t>
+        <w:t>and</w:t>
       </w:r>
       <w:r>
         <w:rPr>
@@ -6307,24 +6307,102 @@
         <w:rPr>
           <w:sz w:val="20"/>
         </w:rPr>
+        <w:t>maintained</w:t>
+      </w:r>
+      <w:r>
+        <w:rPr>
+          <w:spacing w:val="-5"/>
+          <w:sz w:val="20"/>
+        </w:rPr>
+        <w:t xml:space="preserve"> </w:t>
+      </w:r>
+      <w:r>
+        <w:rPr>
+          <w:sz w:val="20"/>
+        </w:rPr>
         <w:t>data</w:t>
       </w:r>
       <w:r>
         <w:rPr>
-          <w:spacing w:val="-5"/>
-          <w:sz w:val="20"/>
-        </w:rPr>
-        <w:t xml:space="preserve"> </w:t>
-      </w:r>
-      <w:r>
-        <w:rPr>
-          <w:sz w:val="20"/>
-        </w:rPr>
-        <w:t>monitoring</w:t>
-      </w:r>
-      <w:r>
-        <w:rPr>
-          <w:spacing w:val="-3"/>
+          <w:spacing w:val="-3"/>
+          <w:sz w:val="20"/>
+        </w:rPr>
+        <w:t xml:space="preserve"> </w:t>
+      </w:r>
+      <w:r>
+        <w:rPr>
+          <w:sz w:val="20"/>
+        </w:rPr>
+        <w:t>analysis</w:t>
+      </w:r>
+      <w:r>
+        <w:rPr>
+          <w:spacing w:val="-1"/>
+          <w:sz w:val="20"/>
+        </w:rPr>
+        <w:t xml:space="preserve"> </w:t>
+      </w:r>
+      <w:r>
+        <w:rPr>
+          <w:sz w:val="20"/>
+        </w:rPr>
+        <w:t>workflows</w:t>
+      </w:r>
+      <w:r>
+        <w:rPr>
+          <w:spacing w:val="-4"/>
+          <w:sz w:val="20"/>
+        </w:rPr>
+        <w:t xml:space="preserve"> </w:t>
+      </w:r>
+      <w:r>
+        <w:rPr>
+          <w:sz w:val="20"/>
+        </w:rPr>
+        <w:t>using</w:t>
+      </w:r>
+      <w:r>
+        <w:rPr>
+          <w:spacing w:val="-4"/>
+          <w:sz w:val="20"/>
+        </w:rPr>
+        <w:t xml:space="preserve"> </w:t>
+      </w:r>
+      <w:r>
+        <w:rPr>
+          <w:sz w:val="20"/>
+        </w:rPr>
+        <w:t>SQL,</w:t>
+      </w:r>
+      <w:r>
+        <w:rPr>
+          <w:spacing w:val="-4"/>
+          <w:sz w:val="20"/>
+        </w:rPr>
+        <w:t xml:space="preserve"> </w:t>
+      </w:r>
+      <w:r>
+        <w:rPr>
+          <w:sz w:val="20"/>
+        </w:rPr>
+        <w:t>PostgreSQL,</w:t>
+      </w:r>
+      <w:r>
+        <w:rPr>
+          <w:spacing w:val="-4"/>
+          <w:sz w:val="20"/>
+        </w:rPr>
+        <w:t xml:space="preserve"> </w:t>
+      </w:r>
+      <w:r>
+        <w:rPr>
+          <w:sz w:val="20"/>
+        </w:rPr>
+        <w:t>Grafana,</w:t>
+      </w:r>
+      <w:r>
+        <w:rPr>
+          <w:spacing w:val="-4"/>
           <w:sz w:val="20"/>
         </w:rPr>
         <w:t xml:space="preserve"> </w:t>
@@ -6337,107 +6415,29 @@
       </w:r>
       <w:r>
         <w:rPr>
-          <w:spacing w:val="-1"/>
-          <w:sz w:val="20"/>
-        </w:rPr>
-        <w:t xml:space="preserve"> </w:t>
-      </w:r>
-      <w:r>
-        <w:rPr>
-          <w:sz w:val="20"/>
-        </w:rPr>
-        <w:t>reporting</w:t>
-      </w:r>
-      <w:r>
-        <w:rPr>
-          <w:spacing w:val="-4"/>
-          <w:sz w:val="20"/>
-        </w:rPr>
-        <w:t xml:space="preserve"> </w:t>
-      </w:r>
-      <w:r>
-        <w:rPr>
-          <w:sz w:val="20"/>
-        </w:rPr>
-        <w:t>solutions</w:t>
-      </w:r>
-      <w:r>
-        <w:rPr>
-          <w:spacing w:val="-4"/>
-          <w:sz w:val="20"/>
-        </w:rPr>
-        <w:t xml:space="preserve"> </w:t>
-      </w:r>
-      <w:r>
-        <w:rPr>
-          <w:sz w:val="20"/>
-        </w:rPr>
-        <w:t>using</w:t>
-      </w:r>
-      <w:r>
-        <w:rPr>
-          <w:spacing w:val="-4"/>
-          <w:sz w:val="20"/>
-        </w:rPr>
-        <w:t xml:space="preserve"> </w:t>
-      </w:r>
-      <w:r>
-        <w:rPr>
-          <w:sz w:val="20"/>
-        </w:rPr>
-        <w:t>SQL,</w:t>
-      </w:r>
-      <w:r>
-        <w:rPr>
-          <w:spacing w:val="-4"/>
-          <w:sz w:val="20"/>
-        </w:rPr>
-        <w:t xml:space="preserve"> </w:t>
-      </w:r>
-      <w:r>
-        <w:rPr>
-          <w:sz w:val="20"/>
-        </w:rPr>
-        <w:t>PostgreSQL,</w:t>
-      </w:r>
-      <w:r>
-        <w:rPr>
-          <w:spacing w:val="-4"/>
-          <w:sz w:val="20"/>
-        </w:rPr>
-        <w:t xml:space="preserve"> </w:t>
-      </w:r>
-      <w:r>
-        <w:rPr>
-          <w:sz w:val="20"/>
-        </w:rPr>
-        <w:t>Grafana,</w:t>
-      </w:r>
-      <w:r>
-        <w:rPr>
-          <w:spacing w:val="-4"/>
-          <w:sz w:val="20"/>
-        </w:rPr>
-        <w:t xml:space="preserve"> </w:t>
-      </w:r>
-      <w:r>
-        <w:rPr>
-          <w:sz w:val="20"/>
-        </w:rPr>
-        <w:t>and</w:t>
-      </w:r>
-      <w:r>
-        <w:rPr>
-          <w:spacing w:val="-4"/>
-          <w:sz w:val="20"/>
-        </w:rPr>
-        <w:t xml:space="preserve"> </w:t>
-      </w:r>
-      <w:r>
-        <w:rPr>
-          <w:sz w:val="20"/>
-        </w:rPr>
-        <w:t>Tableau to support business analytics and operational insights.</w:t>
+          <w:spacing w:val="-4"/>
+          <w:sz w:val="20"/>
+        </w:rPr>
+        <w:t xml:space="preserve"> </w:t>
+      </w:r>
+      <w:r>
+        <w:rPr>
+          <w:sz w:val="20"/>
+        </w:rPr>
+        <w:t>Tableau</w:t>
+      </w:r>
+      <w:r>
+        <w:rPr>
+          <w:spacing w:val="-4"/>
+          <w:sz w:val="20"/>
+        </w:rPr>
+        <w:t xml:space="preserve"> </w:t>
+      </w:r>
+      <w:r>
+        <w:rPr>
+          <w:sz w:val="20"/>
+        </w:rPr>
+        <w:t>for real-time data visualization and reporting.</w:t>
       </w:r>
     </w:p>
     <w:p>
@@ -6513,7 +6513,7 @@
         <w:rPr>
           <w:sz w:val="20"/>
         </w:rPr>
-        <w:t>to</w:t>
+        <w:t>in</w:t>
       </w:r>
       <w:r>
         <w:rPr>
@@ -6526,7 +6526,7 @@
         <w:rPr>
           <w:sz w:val="20"/>
         </w:rPr>
-        <w:t>manage</w:t>
+        <w:t>a</w:t>
       </w:r>
       <w:r>
         <w:rPr>
@@ -6539,7 +6539,7 @@
         <w:rPr>
           <w:sz w:val="20"/>
         </w:rPr>
-        <w:t>data</w:t>
+        <w:t>24/7</w:t>
       </w:r>
       <w:r>
         <w:rPr>
@@ -6552,7 +6552,7 @@
         <w:rPr>
           <w:sz w:val="20"/>
         </w:rPr>
-        <w:t>workflows</w:t>
+        <w:t>production</w:t>
       </w:r>
       <w:r>
         <w:rPr>
@@ -6565,7 +6565,7 @@
         <w:rPr>
           <w:sz w:val="20"/>
         </w:rPr>
-        <w:t>and</w:t>
+        <w:t>environment,</w:t>
       </w:r>
       <w:r>
         <w:rPr>
@@ -6578,7 +6578,7 @@
         <w:rPr>
           <w:sz w:val="20"/>
         </w:rPr>
-        <w:t>resolve</w:t>
+        <w:t>leveraging</w:t>
       </w:r>
       <w:r>
         <w:rPr>
@@ -6591,7 +6591,7 @@
         <w:rPr>
           <w:sz w:val="20"/>
         </w:rPr>
-        <w:t>issues</w:t>
+        <w:t>tools</w:t>
       </w:r>
       <w:r>
         <w:rPr>
@@ -6604,7 +6604,7 @@
         <w:rPr>
           <w:sz w:val="20"/>
         </w:rPr>
-        <w:t>in</w:t>
+        <w:t>like</w:t>
       </w:r>
       <w:r>
         <w:rPr>
@@ -6617,7 +6617,7 @@
         <w:rPr>
           <w:sz w:val="20"/>
         </w:rPr>
-        <w:t>a</w:t>
+        <w:t>Jira,</w:t>
       </w:r>
       <w:r>
         <w:rPr>
@@ -6631,7 +6631,7 @@
           <w:spacing w:val="-2"/>
           <w:sz w:val="20"/>
         </w:rPr>
-        <w:t>high-availability production environment using Jira, Slack, and Trello.</w:t>
+        <w:t>Slack, and Trello to ensure seamless communication and project delivery.</w:t>
       </w:r>
     </w:p>
     <w:p>
@@ -6839,23 +6839,23 @@
         <w:rPr>
           <w:sz w:val="20"/>
         </w:rPr>
-        <w:t>production</w:t>
-      </w:r>
-      <w:r>
-        <w:rPr>
-          <w:spacing w:val="-3"/>
-          <w:sz w:val="20"/>
-        </w:rPr>
-        <w:t xml:space="preserve"> </w:t>
-      </w:r>
-      <w:r>
-        <w:rPr>
-          <w:sz w:val="20"/>
-        </w:rPr>
         <w:t>ETL</w:t>
       </w:r>
       <w:r>
         <w:rPr>
+          <w:spacing w:val="-3"/>
+          <w:sz w:val="20"/>
+        </w:rPr>
+        <w:t xml:space="preserve"> </w:t>
+      </w:r>
+      <w:r>
+        <w:rPr>
+          <w:sz w:val="20"/>
+        </w:rPr>
+        <w:t>pipelines</w:t>
+      </w:r>
+      <w:r>
+        <w:rPr>
           <w:spacing w:val="-6"/>
           <w:sz w:val="20"/>
         </w:rPr>
@@ -6865,7 +6865,7 @@
         <w:rPr>
           <w:sz w:val="20"/>
         </w:rPr>
-        <w:t>pipelines,</w:t>
+        <w:t>and</w:t>
       </w:r>
       <w:r>
         <w:rPr>
@@ -6878,6 +6878,32 @@
         <w:rPr>
           <w:sz w:val="20"/>
         </w:rPr>
+        <w:t>ML</w:t>
+      </w:r>
+      <w:r>
+        <w:rPr>
+          <w:spacing w:val="-3"/>
+          <w:sz w:val="20"/>
+        </w:rPr>
+        <w:t xml:space="preserve"> </w:t>
+      </w:r>
+      <w:r>
+        <w:rPr>
+          <w:sz w:val="20"/>
+        </w:rPr>
+        <w:t>operations,</w:t>
+      </w:r>
+      <w:r>
+        <w:rPr>
+          <w:spacing w:val="-3"/>
+          <w:sz w:val="20"/>
+        </w:rPr>
+        <w:t xml:space="preserve"> </w:t>
+      </w:r>
+      <w:r>
+        <w:rPr>
+          <w:sz w:val="20"/>
+        </w:rPr>
         <w:t>ensuring</w:t>
       </w:r>
       <w:r>
@@ -6908,7 +6934,7 @@
       </w:r>
       <w:r>
         <w:rPr>
-          <w:spacing w:val="-3"/>
+          <w:spacing w:val="-2"/>
           <w:sz w:val="20"/>
         </w:rPr>
         <w:t xml:space="preserve"> </w:t>
@@ -6934,42 +6960,16 @@
       </w:r>
       <w:r>
         <w:rPr>
-          <w:spacing w:val="-2"/>
-          <w:sz w:val="20"/>
-        </w:rPr>
-        <w:t xml:space="preserve"> </w:t>
-      </w:r>
-      <w:r>
-        <w:rPr>
-          <w:sz w:val="20"/>
-        </w:rPr>
-        <w:t>integrity</w:t>
-      </w:r>
-      <w:r>
-        <w:rPr>
-          <w:spacing w:val="-3"/>
-          <w:sz w:val="20"/>
-        </w:rPr>
-        <w:t xml:space="preserve"> </w:t>
-      </w:r>
-      <w:r>
-        <w:rPr>
-          <w:sz w:val="20"/>
-        </w:rPr>
-        <w:t>across</w:t>
-      </w:r>
-      <w:r>
-        <w:rPr>
-          <w:spacing w:val="-4"/>
-          <w:sz w:val="20"/>
-        </w:rPr>
-        <w:t xml:space="preserve"> </w:t>
-      </w:r>
-      <w:r>
-        <w:rPr>
-          <w:sz w:val="20"/>
-        </w:rPr>
-        <w:t>large-scale enterprise systems.</w:t>
+          <w:spacing w:val="-4"/>
+          <w:sz w:val="20"/>
+        </w:rPr>
+        <w:t xml:space="preserve"> </w:t>
+      </w:r>
+      <w:r>
+        <w:rPr>
+          <w:sz w:val="20"/>
+        </w:rPr>
+        <w:t>accuracy across large-scale enterprise systems.</w:t>
       </w:r>
     </w:p>
     <w:p>
@@ -7032,7 +7032,7 @@
         <w:rPr>
           <w:sz w:val="20"/>
         </w:rPr>
-        <w:t>churn</w:t>
+        <w:t>predictive</w:t>
       </w:r>
       <w:r>
         <w:rPr>
@@ -7045,7 +7045,7 @@
         <w:rPr>
           <w:sz w:val="20"/>
         </w:rPr>
-        <w:t>risk</w:t>
+        <w:t>models</w:t>
       </w:r>
       <w:r>
         <w:rPr>
@@ -7058,32 +7058,6 @@
         <w:rPr>
           <w:sz w:val="20"/>
         </w:rPr>
-        <w:t>prediction</w:t>
-      </w:r>
-      <w:r>
-        <w:rPr>
-          <w:spacing w:val="-4"/>
-          <w:sz w:val="20"/>
-        </w:rPr>
-        <w:t xml:space="preserve"> </w:t>
-      </w:r>
-      <w:r>
-        <w:rPr>
-          <w:sz w:val="20"/>
-        </w:rPr>
-        <w:t>models</w:t>
-      </w:r>
-      <w:r>
-        <w:rPr>
-          <w:spacing w:val="-3"/>
-          <w:sz w:val="20"/>
-        </w:rPr>
-        <w:t xml:space="preserve"> </w:t>
-      </w:r>
-      <w:r>
-        <w:rPr>
-          <w:sz w:val="20"/>
-        </w:rPr>
         <w:t>integrated</w:t>
       </w:r>
       <w:r>
@@ -7123,6 +7097,32 @@
         <w:rPr>
           <w:sz w:val="20"/>
         </w:rPr>
+        <w:t>workflows,</w:t>
+      </w:r>
+      <w:r>
+        <w:rPr>
+          <w:spacing w:val="-3"/>
+          <w:sz w:val="20"/>
+        </w:rPr>
+        <w:t xml:space="preserve"> </w:t>
+      </w:r>
+      <w:r>
+        <w:rPr>
+          <w:sz w:val="20"/>
+        </w:rPr>
+        <w:t>enhancing</w:t>
+      </w:r>
+      <w:r>
+        <w:rPr>
+          <w:spacing w:val="-4"/>
+          <w:sz w:val="20"/>
+        </w:rPr>
+        <w:t xml:space="preserve"> </w:t>
+      </w:r>
+      <w:r>
+        <w:rPr>
+          <w:sz w:val="20"/>
+        </w:rPr>
         <w:t>decision-making</w:t>
       </w:r>
       <w:r>
@@ -7136,20 +7136,20 @@
         <w:rPr>
           <w:sz w:val="20"/>
         </w:rPr>
-        <w:t>systems,</w:t>
-      </w:r>
-      <w:r>
-        <w:rPr>
-          <w:spacing w:val="-4"/>
-          <w:sz w:val="20"/>
-        </w:rPr>
-        <w:t xml:space="preserve"> </w:t>
-      </w:r>
-      <w:r>
-        <w:rPr>
-          <w:sz w:val="20"/>
-        </w:rPr>
-        <w:t>enhancing</w:t>
+        <w:t>and</w:t>
+      </w:r>
+      <w:r>
+        <w:rPr>
+          <w:spacing w:val="-4"/>
+          <w:sz w:val="20"/>
+        </w:rPr>
+        <w:t xml:space="preserve"> </w:t>
+      </w:r>
+      <w:r>
+        <w:rPr>
+          <w:sz w:val="20"/>
+        </w:rPr>
+        <w:t>operational</w:t>
       </w:r>
       <w:r>
         <w:rPr>
@@ -7162,7 +7162,7 @@
         <w:rPr>
           <w:sz w:val="20"/>
         </w:rPr>
-        <w:t>customer engagement strategies.</w:t>
+        <w:t>efficiency.</w:t>
       </w:r>
     </w:p>
     <w:p>
@@ -7373,11 +7373,89 @@
         <w:rPr>
           <w:sz w:val="20"/>
         </w:rPr>
-        <w:t>Collaborated</w:t>
-      </w:r>
-      <w:r>
-        <w:rPr>
-          <w:spacing w:val="-4"/>
+        <w:t>Streamlined</w:t>
+      </w:r>
+      <w:r>
+        <w:rPr>
+          <w:spacing w:val="-4"/>
+          <w:sz w:val="20"/>
+        </w:rPr>
+        <w:t xml:space="preserve"> </w:t>
+      </w:r>
+      <w:r>
+        <w:rPr>
+          <w:sz w:val="20"/>
+        </w:rPr>
+        <w:t>incident</w:t>
+      </w:r>
+      <w:r>
+        <w:rPr>
+          <w:spacing w:val="-4"/>
+          <w:sz w:val="20"/>
+        </w:rPr>
+        <w:t xml:space="preserve"> </w:t>
+      </w:r>
+      <w:r>
+        <w:rPr>
+          <w:sz w:val="20"/>
+        </w:rPr>
+        <w:t>management</w:t>
+      </w:r>
+      <w:r>
+        <w:rPr>
+          <w:spacing w:val="-1"/>
+          <w:sz w:val="20"/>
+        </w:rPr>
+        <w:t xml:space="preserve"> </w:t>
+      </w:r>
+      <w:r>
+        <w:rPr>
+          <w:sz w:val="20"/>
+        </w:rPr>
+        <w:t>processes</w:t>
+      </w:r>
+      <w:r>
+        <w:rPr>
+          <w:spacing w:val="-5"/>
+          <w:sz w:val="20"/>
+        </w:rPr>
+        <w:t xml:space="preserve"> </w:t>
+      </w:r>
+      <w:r>
+        <w:rPr>
+          <w:sz w:val="20"/>
+        </w:rPr>
+        <w:t>using</w:t>
+      </w:r>
+      <w:r>
+        <w:rPr>
+          <w:spacing w:val="-5"/>
+          <w:sz w:val="20"/>
+        </w:rPr>
+        <w:t xml:space="preserve"> </w:t>
+      </w:r>
+      <w:r>
+        <w:rPr>
+          <w:sz w:val="20"/>
+        </w:rPr>
+        <w:t>JIRA,</w:t>
+      </w:r>
+      <w:r>
+        <w:rPr>
+          <w:spacing w:val="-4"/>
+          <w:sz w:val="20"/>
+        </w:rPr>
+        <w:t xml:space="preserve"> </w:t>
+      </w:r>
+      <w:r>
+        <w:rPr>
+          <w:sz w:val="20"/>
+        </w:rPr>
+        <w:t>collaborating</w:t>
+      </w:r>
+      <w:r>
+        <w:rPr>
+          <w:spacing w:val="-5"/>
           <w:sz w:val="20"/>
         </w:rPr>
         <w:t xml:space="preserve"> </w:t>
@@ -7390,7 +7468,7 @@
       </w:r>
       <w:r>
         <w:rPr>
-          <w:spacing w:val="-4"/>
+          <w:spacing w:val="-2"/>
           <w:sz w:val="20"/>
         </w:rPr>
         <w:t xml:space="preserve"> </w:t>
@@ -7403,7 +7481,7 @@
       </w:r>
       <w:r>
         <w:rPr>
-          <w:spacing w:val="-1"/>
+          <w:spacing w:val="-4"/>
           <w:sz w:val="20"/>
         </w:rPr>
         <w:t xml:space="preserve"> </w:t>
@@ -7416,7 +7494,7 @@
       </w:r>
       <w:r>
         <w:rPr>
-          <w:spacing w:val="-5"/>
+          <w:spacing w:val="-4"/>
           <w:sz w:val="20"/>
         </w:rPr>
         <w:t xml:space="preserve"> </w:t>
@@ -7429,7 +7507,7 @@
       </w:r>
       <w:r>
         <w:rPr>
-          <w:spacing w:val="-5"/>
+          <w:spacing w:val="-3"/>
           <w:sz w:val="20"/>
         </w:rPr>
         <w:t xml:space="preserve"> </w:t>
@@ -7442,7 +7520,7 @@
       </w:r>
       <w:r>
         <w:rPr>
-          <w:spacing w:val="-4"/>
+          <w:spacing w:val="-3"/>
           <w:sz w:val="20"/>
         </w:rPr>
         <w:t xml:space="preserve"> </w:t>
@@ -7455,101 +7533,23 @@
       </w:r>
       <w:r>
         <w:rPr>
-          <w:spacing w:val="-5"/>
-          <w:sz w:val="20"/>
-        </w:rPr>
-        <w:t xml:space="preserve"> </w:t>
-      </w:r>
-      <w:r>
-        <w:rPr>
-          <w:sz w:val="20"/>
-        </w:rPr>
-        <w:t>incidents,</w:t>
+          <w:spacing w:val="-4"/>
+          <w:sz w:val="20"/>
+        </w:rPr>
+        <w:t xml:space="preserve"> </w:t>
+      </w:r>
+      <w:r>
+        <w:rPr>
+          <w:sz w:val="20"/>
+        </w:rPr>
+        <w:t>issues</w:t>
       </w:r>
       <w:r>
         <w:rPr>
           <w:spacing w:val="-2"/>
           <w:sz w:val="20"/>
         </w:rPr>
-        <w:t xml:space="preserve"> </w:t>
-      </w:r>
-      <w:r>
-        <w:rPr>
-          <w:sz w:val="20"/>
-        </w:rPr>
-        <w:t>leveraging</w:t>
-      </w:r>
-      <w:r>
-        <w:rPr>
-          <w:spacing w:val="-4"/>
-          <w:sz w:val="20"/>
-        </w:rPr>
-        <w:t xml:space="preserve"> </w:t>
-      </w:r>
-      <w:r>
-        <w:rPr>
-          <w:sz w:val="20"/>
-        </w:rPr>
-        <w:t>JIRA</w:t>
-      </w:r>
-      <w:r>
-        <w:rPr>
-          <w:spacing w:val="-4"/>
-          <w:sz w:val="20"/>
-        </w:rPr>
-        <w:t xml:space="preserve"> </w:t>
-      </w:r>
-      <w:r>
-        <w:rPr>
-          <w:sz w:val="20"/>
-        </w:rPr>
-        <w:t>for</w:t>
-      </w:r>
-      <w:r>
-        <w:rPr>
-          <w:spacing w:val="-3"/>
-          <w:sz w:val="20"/>
-        </w:rPr>
-        <w:t xml:space="preserve"> </w:t>
-      </w:r>
-      <w:r>
-        <w:rPr>
-          <w:sz w:val="20"/>
-        </w:rPr>
-        <w:t>efficient</w:t>
-      </w:r>
-      <w:r>
-        <w:rPr>
-          <w:spacing w:val="-3"/>
-          <w:sz w:val="20"/>
-        </w:rPr>
-        <w:t xml:space="preserve"> </w:t>
-      </w:r>
-      <w:r>
-        <w:rPr>
-          <w:sz w:val="20"/>
-        </w:rPr>
-        <w:t>ticket</w:t>
-      </w:r>
-      <w:r>
-        <w:rPr>
-          <w:spacing w:val="-4"/>
-          <w:sz w:val="20"/>
-        </w:rPr>
-        <w:t xml:space="preserve"> </w:t>
-      </w:r>
-      <w:r>
-        <w:rPr>
-          <w:sz w:val="20"/>
-        </w:rPr>
-        <w:t>management</w:t>
-      </w:r>
-      <w:r>
-        <w:rPr>
-          <w:spacing w:val="-2"/>
-          <w:sz w:val="20"/>
-        </w:rPr>
-        <w:t>and issue tracking.</w:t>
+        <w:t>efficiently.</w:t>
       </w:r>
     </w:p>
     <w:p>
@@ -7745,7 +7745,7 @@
         <w:rPr>
           <w:sz w:val="20"/>
         </w:rPr>
-        <w:t>implemented</w:t>
+        <w:t>optimized</w:t>
       </w:r>
       <w:r>
         <w:rPr>
@@ -7849,7 +7849,7 @@
         <w:rPr>
           <w:sz w:val="20"/>
         </w:rPr>
-        <w:t>large</w:t>
+        <w:t>IoT</w:t>
       </w:r>
       <w:r>
         <w:rPr>
@@ -7862,7 +7862,7 @@
         <w:rPr>
           <w:sz w:val="20"/>
         </w:rPr>
-        <w:t>volumes</w:t>
+        <w:t>sensor</w:t>
       </w:r>
       <w:r>
         <w:rPr>
@@ -7875,7 +7875,7 @@
         <w:rPr>
           <w:sz w:val="20"/>
         </w:rPr>
-        <w:t>of</w:t>
+        <w:t>data,</w:t>
       </w:r>
       <w:r>
         <w:rPr>
@@ -7888,7 +7888,7 @@
         <w:rPr>
           <w:sz w:val="20"/>
         </w:rPr>
-        <w:t>IoT</w:t>
+        <w:t>leveraging</w:t>
       </w:r>
       <w:r>
         <w:rPr>
@@ -7901,7 +7901,7 @@
         <w:rPr>
           <w:sz w:val="20"/>
         </w:rPr>
-        <w:t>sensor</w:t>
+        <w:t>Python</w:t>
       </w:r>
       <w:r>
         <w:rPr>
@@ -7915,7 +7915,7 @@
           <w:spacing w:val="-2"/>
           <w:sz w:val="20"/>
         </w:rPr>
-        <w:t>data, leveraging Python and SQL.</w:t>
+        <w:t>and SQL for data transformations.</w:t>
       </w:r>
     </w:p>
     <w:p>
@@ -7939,7 +7939,72 @@
         <w:rPr>
           <w:sz w:val="20"/>
         </w:rPr>
-        <w:t>Optimized</w:t>
+        <w:t>Utilized</w:t>
+      </w:r>
+      <w:r>
+        <w:rPr>
+          <w:spacing w:val="-4"/>
+          <w:sz w:val="20"/>
+        </w:rPr>
+        <w:t xml:space="preserve"> </w:t>
+      </w:r>
+      <w:r>
+        <w:rPr>
+          <w:sz w:val="20"/>
+        </w:rPr>
+        <w:t>PostgreSQL</w:t>
+      </w:r>
+      <w:r>
+        <w:rPr>
+          <w:spacing w:val="-5"/>
+          <w:sz w:val="20"/>
+        </w:rPr>
+        <w:t xml:space="preserve"> </w:t>
+      </w:r>
+      <w:r>
+        <w:rPr>
+          <w:sz w:val="20"/>
+        </w:rPr>
+        <w:t>and</w:t>
+      </w:r>
+      <w:r>
+        <w:rPr>
+          <w:spacing w:val="-1"/>
+          <w:sz w:val="20"/>
+        </w:rPr>
+        <w:t xml:space="preserve"> </w:t>
+      </w:r>
+      <w:r>
+        <w:rPr>
+          <w:sz w:val="20"/>
+        </w:rPr>
+        <w:t>MySQL</w:t>
+      </w:r>
+      <w:r>
+        <w:rPr>
+          <w:spacing w:val="-4"/>
+          <w:sz w:val="20"/>
+        </w:rPr>
+        <w:t xml:space="preserve"> </w:t>
+      </w:r>
+      <w:r>
+        <w:rPr>
+          <w:sz w:val="20"/>
+        </w:rPr>
+        <w:t>to</w:t>
+      </w:r>
+      <w:r>
+        <w:rPr>
+          <w:spacing w:val="-4"/>
+          <w:sz w:val="20"/>
+        </w:rPr>
+        <w:t xml:space="preserve"> </w:t>
+      </w:r>
+      <w:r>
+        <w:rPr>
+          <w:sz w:val="20"/>
+        </w:rPr>
+        <w:t>implement</w:t>
       </w:r>
       <w:r>
         <w:rPr>
@@ -7956,42 +8021,16 @@
       </w:r>
       <w:r>
         <w:rPr>
-          <w:spacing w:val="-5"/>
-          <w:sz w:val="20"/>
-        </w:rPr>
-        <w:t xml:space="preserve"> </w:t>
-      </w:r>
-      <w:r>
-        <w:rPr>
-          <w:sz w:val="20"/>
-        </w:rPr>
-        <w:t>workflows</w:t>
-      </w:r>
-      <w:r>
-        <w:rPr>
-          <w:spacing w:val="-1"/>
-          <w:sz w:val="20"/>
-        </w:rPr>
-        <w:t xml:space="preserve"> </w:t>
-      </w:r>
-      <w:r>
-        <w:rPr>
-          <w:sz w:val="20"/>
-        </w:rPr>
-        <w:t>using</w:t>
-      </w:r>
-      <w:r>
-        <w:rPr>
-          <w:spacing w:val="-4"/>
-          <w:sz w:val="20"/>
-        </w:rPr>
-        <w:t xml:space="preserve"> </w:t>
-      </w:r>
-      <w:r>
-        <w:rPr>
-          <w:sz w:val="20"/>
-        </w:rPr>
-        <w:t>PostgreSQL</w:t>
+          <w:spacing w:val="-4"/>
+          <w:sz w:val="20"/>
+        </w:rPr>
+        <w:t xml:space="preserve"> </w:t>
+      </w:r>
+      <w:r>
+        <w:rPr>
+          <w:sz w:val="20"/>
+        </w:rPr>
+        <w:t>modeling</w:t>
       </w:r>
       <w:r>
         <w:rPr>
@@ -8017,46 +8056,7 @@
         <w:rPr>
           <w:sz w:val="20"/>
         </w:rPr>
-        <w:t>MySQL,</w:t>
-      </w:r>
-      <w:r>
-        <w:rPr>
-          <w:spacing w:val="-4"/>
-          <w:sz w:val="20"/>
-        </w:rPr>
-        <w:t xml:space="preserve"> </w:t>
-      </w:r>
-      <w:r>
-        <w:rPr>
-          <w:sz w:val="20"/>
-        </w:rPr>
-        <w:t>applying</w:t>
-      </w:r>
-      <w:r>
-        <w:rPr>
-          <w:spacing w:val="-4"/>
-          <w:sz w:val="20"/>
-        </w:rPr>
-        <w:t xml:space="preserve"> </w:t>
-      </w:r>
-      <w:r>
-        <w:rPr>
-          <w:sz w:val="20"/>
-        </w:rPr>
-        <w:t>data</w:t>
-      </w:r>
-      <w:r>
-        <w:rPr>
-          <w:spacing w:val="-4"/>
-          <w:sz w:val="20"/>
-        </w:rPr>
-        <w:t xml:space="preserve"> </w:t>
-      </w:r>
-      <w:r>
-        <w:rPr>
-          <w:sz w:val="20"/>
-        </w:rPr>
-        <w:t>modeling</w:t>
+        <w:t>warehousing</w:t>
       </w:r>
       <w:r>
         <w:rPr>
@@ -8082,20 +8082,20 @@
         <w:rPr>
           <w:sz w:val="20"/>
         </w:rPr>
-        <w:t>practices</w:t>
-      </w:r>
-      <w:r>
-        <w:rPr>
-          <w:spacing w:val="-4"/>
-          <w:sz w:val="20"/>
-        </w:rPr>
-        <w:t xml:space="preserve"> </w:t>
-      </w:r>
-      <w:r>
-        <w:rPr>
-          <w:sz w:val="20"/>
-        </w:rPr>
-        <w:t>to enhance performance and reliability.</w:t>
+        <w:t>practices,</w:t>
+      </w:r>
+      <w:r>
+        <w:rPr>
+          <w:spacing w:val="-4"/>
+          <w:sz w:val="20"/>
+        </w:rPr>
+        <w:t xml:space="preserve"> </w:t>
+      </w:r>
+      <w:r>
+        <w:rPr>
+          <w:sz w:val="20"/>
+        </w:rPr>
+        <w:t>ensuring efficient storage and retrieval of IoT datasets.</w:t>
       </w:r>
     </w:p>
     <w:p>
@@ -8288,13 +8288,14 @@
         <w:rPr>
           <w:sz w:val="20"/>
         </w:rPr>
+        <w:t>key</w:t>
+      </w:r>
+      <w:r>
+        <w:rPr>
+          <w:spacing w:val="-2"/>
+          <w:sz w:val="20"/>
+        </w:rPr>
         <w:t>stakeholders.</w:t>
-      </w:r>
-      <w:r>
-        <w:rPr>
-          <w:spacing w:val="-2"/>
-          <w:sz w:val="20"/>
-        </w:rPr>
       </w:r>
     </w:p>
     <w:p>
@@ -8318,7 +8319,7 @@
         <w:rPr>
           <w:sz w:val="20"/>
         </w:rPr>
-        <w:t>Utilized</w:t>
+        <w:t>Applied</w:t>
       </w:r>
       <w:r>
         <w:rPr>
@@ -8357,33 +8358,20 @@
         <w:rPr>
           <w:sz w:val="20"/>
         </w:rPr>
-        <w:t>techniques</w:t>
-      </w:r>
-      <w:r>
-        <w:rPr>
-          <w:spacing w:val="-3"/>
-          <w:sz w:val="20"/>
-        </w:rPr>
-        <w:t xml:space="preserve"> </w:t>
-      </w:r>
-      <w:r>
-        <w:rPr>
-          <w:sz w:val="20"/>
-        </w:rPr>
-        <w:t>such</w:t>
-      </w:r>
-      <w:r>
-        <w:rPr>
-          <w:spacing w:val="-3"/>
-          <w:sz w:val="20"/>
-        </w:rPr>
-        <w:t xml:space="preserve"> </w:t>
-      </w:r>
-      <w:r>
-        <w:rPr>
-          <w:sz w:val="20"/>
-        </w:rPr>
-        <w:t>as</w:t>
+        <w:t>techniques,</w:t>
+      </w:r>
+      <w:r>
+        <w:rPr>
+          <w:spacing w:val="-3"/>
+          <w:sz w:val="20"/>
+        </w:rPr>
+        <w:t xml:space="preserve"> </w:t>
+      </w:r>
+      <w:r>
+        <w:rPr>
+          <w:sz w:val="20"/>
+        </w:rPr>
+        <w:t>including</w:t>
       </w:r>
       <w:r>
         <w:rPr>
@@ -8413,6 +8401,19 @@
       </w:r>
       <w:r>
         <w:rPr>
+          <w:spacing w:val="-3"/>
+          <w:sz w:val="20"/>
+        </w:rPr>
+        <w:t xml:space="preserve"> </w:t>
+      </w:r>
+      <w:r>
+        <w:rPr>
+          <w:sz w:val="20"/>
+        </w:rPr>
+        <w:t>anomaly</w:t>
+      </w:r>
+      <w:r>
+        <w:rPr>
           <w:spacing w:val="-6"/>
           <w:sz w:val="20"/>
         </w:rPr>
@@ -8422,7 +8423,7 @@
         <w:rPr>
           <w:sz w:val="20"/>
         </w:rPr>
-        <w:t>anomaly</w:t>
+        <w:t>detection,</w:t>
       </w:r>
       <w:r>
         <w:rPr>
@@ -8435,53 +8436,53 @@
         <w:rPr>
           <w:sz w:val="20"/>
         </w:rPr>
-        <w:t>detection</w:t>
-      </w:r>
-      <w:r>
-        <w:rPr>
-          <w:spacing w:val="-4"/>
-          <w:sz w:val="20"/>
-        </w:rPr>
-        <w:t xml:space="preserve"> </w:t>
-      </w:r>
-      <w:r>
-        <w:rPr>
-          <w:sz w:val="20"/>
-        </w:rPr>
         <w:t>to</w:t>
       </w:r>
       <w:r>
         <w:rPr>
-          <w:spacing w:val="-3"/>
-          <w:sz w:val="20"/>
-        </w:rPr>
-        <w:t xml:space="preserve"> </w:t>
-      </w:r>
-      <w:r>
-        <w:rPr>
-          <w:sz w:val="20"/>
-        </w:rPr>
-        <w:t>derive</w:t>
-      </w:r>
-      <w:r>
-        <w:rPr>
-          <w:spacing w:val="-4"/>
-          <w:sz w:val="20"/>
-        </w:rPr>
-        <w:t xml:space="preserve"> </w:t>
-      </w:r>
-      <w:r>
-        <w:rPr>
-          <w:sz w:val="20"/>
-        </w:rPr>
-        <w:t>predictive</w:t>
+          <w:spacing w:val="-4"/>
+          <w:sz w:val="20"/>
+        </w:rPr>
+        <w:t xml:space="preserve"> </w:t>
+      </w:r>
+      <w:r>
+        <w:rPr>
+          <w:sz w:val="20"/>
+        </w:rPr>
+        <w:t>IoT</w:t>
+      </w:r>
+      <w:r>
+        <w:rPr>
+          <w:spacing w:val="-3"/>
+          <w:sz w:val="20"/>
+        </w:rPr>
+        <w:t xml:space="preserve"> </w:t>
+      </w:r>
+      <w:r>
+        <w:rPr>
+          <w:sz w:val="20"/>
+        </w:rPr>
+        <w:t>time-series</w:t>
+      </w:r>
+      <w:r>
+        <w:rPr>
+          <w:spacing w:val="-4"/>
+          <w:sz w:val="20"/>
+        </w:rPr>
+        <w:t xml:space="preserve"> </w:t>
+      </w:r>
+      <w:r>
+        <w:rPr>
+          <w:sz w:val="20"/>
+        </w:rPr>
+        <w:t>data,</w:t>
       </w:r>
       <w:r>
         <w:rPr>
           <w:spacing w:val="-2"/>
           <w:sz w:val="20"/>
         </w:rPr>
-        <w:t>maintenance insights from IoT time-series data.</w:t>
+        <w:t>enabling predictive maintenance insights.</w:t>
       </w:r>
     </w:p>
     <w:p>
@@ -8970,12 +8971,12 @@
           <w:spacing w:val="-11"/>
           <w:sz w:val="20"/>
         </w:rPr>
-        <w:t>PySpark, Apache Kafka, Apache Airflow, ETL/ELT Pipelines, Data Warehousing, dbt.</w:t>
-      </w:r>
-      <w:r>
-        <w:rPr>
-          <w:sz w:val="20"/>
-        </w:rPr>
+      </w:r>
+      <w:r>
+        <w:rPr>
+          <w:sz w:val="20"/>
+        </w:rPr>
+        <w:t>SQL, PySpark, Apache Kafka, Apache Airflow, ETL/ELT Pipelines, Data Modeling, Data Warehousing, Real-Time Streaming, DynamoDB, PostgreSQL, MongoDB, Redis, MySQL, dbt, Data Quality, Grafana, Tableau, Power BI.</w:t>
       </w:r>
       <w:r>
         <w:rPr>
@@ -9073,10 +9074,10 @@
           <w:b/>
           <w:spacing w:val="-3"/>
         </w:rPr>
-        <w:t>AWS (S3, Lambda, SageMaker, ECS, ECR, RDS), Terraform, CI/CD, Docker, Kubernetes, Azure, GCP, Microservices.</w:t>
-      </w:r>
-      <w:r>
-        <w:rPr/>
+      </w:r>
+      <w:r>
+        <w:rPr/>
+        <w:t>AWS (S3, Redshift, Glue, EMR, Lambda, SageMaker, ECS, ECR, RDS), Terraform, CI/CD, Docker, Kubernetes, Microservices, Azure, GCP.</w:t>
       </w:r>
       <w:r>
         <w:rPr>
@@ -9315,10 +9316,10 @@
           <w:b/>
           <w:spacing w:val="-1"/>
         </w:rPr>
-        <w:t>LangChain, RAG Architectures, Fine-Tuning (LoRA, QLoRA, PEFT), Prompt Engineering, OpenAI, Claude/Anthropic, LLaMA, Mistral, Hugging Face, VLLM, FAISS, ChromaDB, Pinecone, PG-Vector, Agentic AI.</w:t>
-      </w:r>
-      <w:r>
-        <w:rPr/>
+      </w:r>
+      <w:r>
+        <w:rPr/>
+        <w:t>LangChain, RAG Architectures, Agentic AI, Fine-Tuning (LoRA, QLoRA, PEFT), OpenAI, Claude/Anthropic, LLaMA, Mistral, Hugging Face, VLLM, Prompt Engineering, FAISS, ChromaDB, Pinecone, PG-Vector.</w:t>
       </w:r>
       <w:r>
         <w:rPr>
@@ -9437,10 +9438,10 @@
           <w:b/>
           <w:spacing w:val="-7"/>
         </w:rPr>
+      </w:r>
+      <w:r>
+        <w:rPr/>
         <w:t>Foundations: Data, Data, Everywhere (Google).</w:t>
-      </w:r>
-      <w:r>
-        <w:rPr/>
       </w:r>
       <w:r>
         <w:rPr>
@@ -9525,127 +9526,102 @@
       </w:pPr>
       <w:r>
         <w:rPr/>
-        <w:t>Real-Time</w:t>
       </w:r>
       <w:r>
         <w:rPr>
           <w:spacing w:val="-5"/>
         </w:rPr>
-        <w:t> </w:t>
-      </w:r>
-      <w:r>
-        <w:rPr/>
-        <w:t>Streaming,</w:t>
-      </w:r>
-      <w:r>
-        <w:rPr>
-          <w:spacing w:val="-4"/>
-        </w:rPr>
-        <w:t> </w:t>
-      </w:r>
-      <w:r>
-        <w:rPr/>
-        <w:t>PostgreSQL,</w:t>
+      </w:r>
+      <w:r>
+        <w:rPr/>
+      </w:r>
+      <w:r>
+        <w:rPr>
+          <w:spacing w:val="-4"/>
+        </w:rPr>
+      </w:r>
+      <w:r>
+        <w:rPr/>
       </w:r>
       <w:r>
         <w:rPr>
           <w:spacing w:val="-2"/>
         </w:rPr>
-        <w:t> </w:t>
-      </w:r>
-      <w:r>
-        <w:rPr/>
-        <w:t>MongoDB,</w:t>
-      </w:r>
-      <w:r>
-        <w:rPr>
-          <w:spacing w:val="-4"/>
-        </w:rPr>
-        <w:t> </w:t>
-      </w:r>
-      <w:r>
-        <w:rPr/>
-        <w:t>Redis,</w:t>
-      </w:r>
-      <w:r>
-        <w:rPr>
-          <w:spacing w:val="-4"/>
-        </w:rPr>
-        <w:t> </w:t>
-      </w:r>
-      <w:r>
-        <w:rPr/>
-        <w:t>MySQL,</w:t>
-      </w:r>
-      <w:r>
-        <w:rPr>
-          <w:spacing w:val="-4"/>
-        </w:rPr>
-        <w:t> </w:t>
-      </w:r>
-      <w:r>
-        <w:rPr/>
-        <w:t>DynamoDB,</w:t>
+      </w:r>
+      <w:r>
+        <w:rPr/>
+      </w:r>
+      <w:r>
+        <w:rPr>
+          <w:spacing w:val="-4"/>
+        </w:rPr>
+      </w:r>
+      <w:r>
+        <w:rPr/>
+      </w:r>
+      <w:r>
+        <w:rPr>
+          <w:spacing w:val="-4"/>
+        </w:rPr>
+      </w:r>
+      <w:r>
+        <w:rPr/>
+      </w:r>
+      <w:r>
+        <w:rPr>
+          <w:spacing w:val="-4"/>
+        </w:rPr>
+      </w:r>
+      <w:r>
+        <w:rPr/>
       </w:r>
       <w:r>
         <w:rPr>
           <w:spacing w:val="-6"/>
         </w:rPr>
-        <w:t> </w:t>
-      </w:r>
-      <w:r>
-        <w:rPr/>
-        <w:t>SQL,</w:t>
+      </w:r>
+      <w:r>
+        <w:rPr/>
       </w:r>
       <w:r>
         <w:rPr>
           <w:spacing w:val="-2"/>
         </w:rPr>
-        <w:t> </w:t>
-      </w:r>
-      <w:r>
-        <w:rPr/>
-        <w:t>Grafana,</w:t>
+      </w:r>
+      <w:r>
+        <w:rPr/>
       </w:r>
       <w:r>
         <w:rPr>
           <w:spacing w:val="-2"/>
         </w:rPr>
-        <w:t> </w:t>
-      </w:r>
-      <w:r>
-        <w:rPr/>
-        <w:t>Tableau,</w:t>
-      </w:r>
-      <w:r>
-        <w:rPr>
-          <w:spacing w:val="-4"/>
-        </w:rPr>
-        <w:t> </w:t>
-      </w:r>
-      <w:r>
-        <w:rPr/>
-        <w:t>Power</w:t>
-      </w:r>
-      <w:r>
-        <w:rPr>
-          <w:spacing w:val="-4"/>
-        </w:rPr>
-        <w:t> </w:t>
-      </w:r>
-      <w:r>
-        <w:rPr/>
-        <w:t>BI,</w:t>
+      </w:r>
+      <w:r>
+        <w:rPr/>
+      </w:r>
+      <w:r>
+        <w:rPr>
+          <w:spacing w:val="-4"/>
+        </w:rPr>
+      </w:r>
+      <w:r>
+        <w:rPr/>
+      </w:r>
+      <w:r>
+        <w:rPr>
+          <w:spacing w:val="-4"/>
+        </w:rPr>
+      </w:r>
+      <w:r>
+        <w:rPr/>
       </w:r>
       <w:r>
         <w:rPr>
           <w:spacing w:val="-6"/>
         </w:rPr>
-        <w:t> </w:t>
-      </w:r>
-      <w:r>
-        <w:rPr/>
-        <w:t>Data Modeling, Data Quality.</w:t>
+      </w:r>
+      <w:r>
+        <w:rPr/>
       </w:r>
     </w:p>
     <w:sectPr>

--- a/output/Rehan_Malik_Resume_data_engineer_amazon.docx
+++ b/output/Rehan_Malik_Resume_data_engineer_amazon.docx
@@ -209,23 +209,22 @@
         <w:rPr>
           <w:spacing w:val="-5"/>
         </w:rPr>
-        <w:t> </w:t>
-      </w:r>
-      <w:r>
-        <w:rPr/>
-        <w:t>AI</w:t>
+        <w:t xml:space="preserve"> </w:t>
+      </w:r>
+      <w:r>
+        <w:rPr/>
+        <w:t>Senior</w:t>
       </w:r>
       <w:r>
         <w:rPr>
           <w:spacing w:val="-6"/>
         </w:rPr>
-        <w:t> </w:t>
-      </w:r>
-      <w:r>
-        <w:rPr>
-          <w:spacing w:val="-4"/>
-        </w:rPr>
-        <w:t>Lead</w:t>
+      </w:r>
+      <w:r>
+        <w:rPr>
+          <w:spacing w:val="-4"/>
+        </w:rPr>
+        <w:t>Data &amp; AI Lead</w:t>
       </w:r>
     </w:p>
     <w:p>
@@ -301,23 +300,23 @@
         <w:rPr>
           <w:sz w:val="20"/>
         </w:rPr>
-        <w:t>streaming</w:t>
-      </w:r>
-      <w:r>
-        <w:rPr>
-          <w:spacing w:val="-3"/>
-          <w:sz w:val="20"/>
-        </w:rPr>
-        <w:t xml:space="preserve"> </w:t>
-      </w:r>
-      <w:r>
-        <w:rPr>
-          <w:sz w:val="20"/>
-        </w:rPr>
         <w:t>data</w:t>
       </w:r>
       <w:r>
         <w:rPr>
+          <w:spacing w:val="-3"/>
+          <w:sz w:val="20"/>
+        </w:rPr>
+        <w:t xml:space="preserve"> </w:t>
+      </w:r>
+      <w:r>
+        <w:rPr>
+          <w:sz w:val="20"/>
+        </w:rPr>
+        <w:t>ingestion</w:t>
+      </w:r>
+      <w:r>
+        <w:rPr>
           <w:spacing w:val="-5"/>
           <w:sz w:val="20"/>
         </w:rPr>
@@ -340,20 +339,20 @@
         <w:rPr>
           <w:sz w:val="20"/>
         </w:rPr>
-        <w:t>using</w:t>
-      </w:r>
-      <w:r>
-        <w:rPr>
-          <w:spacing w:val="-4"/>
-          <w:sz w:val="20"/>
-        </w:rPr>
-        <w:t xml:space="preserve"> </w:t>
-      </w:r>
-      <w:r>
-        <w:rPr>
-          <w:sz w:val="20"/>
-        </w:rPr>
-        <w:t>WebSockets,</w:t>
+        <w:t>processing</w:t>
+      </w:r>
+      <w:r>
+        <w:rPr>
+          <w:spacing w:val="-4"/>
+          <w:sz w:val="20"/>
+        </w:rPr>
+        <w:t xml:space="preserve"> </w:t>
+      </w:r>
+      <w:r>
+        <w:rPr>
+          <w:sz w:val="20"/>
+        </w:rPr>
+        <w:t>500+</w:t>
       </w:r>
       <w:r>
         <w:rPr>
@@ -366,7 +365,7 @@
         <w:rPr>
           <w:sz w:val="20"/>
         </w:rPr>
-        <w:t>Apache</w:t>
+        <w:t>concurrent</w:t>
       </w:r>
       <w:r>
         <w:rPr>
@@ -379,7 +378,7 @@
         <w:rPr>
           <w:sz w:val="20"/>
         </w:rPr>
-        <w:t>Kafka, and AWS services, enabling zero-latency processing of 500+ concurrent voice-to-data ingestion events.</w:t>
+        <w:t>streams using Apache Kafka, WebSockets, and streaming architectures, ensuring zero-latency performance.</w:t>
       </w:r>
     </w:p>
     <w:p>
@@ -403,7 +402,7 @@
         <w:rPr>
           <w:sz w:val="20"/>
         </w:rPr>
-        <w:t>Developed</w:t>
+        <w:t>Built</w:t>
       </w:r>
       <w:r>
         <w:rPr>
@@ -455,20 +454,20 @@
         <w:rPr>
           <w:sz w:val="20"/>
         </w:rPr>
-        <w:t>to</w:t>
-      </w:r>
-      <w:r>
-        <w:rPr>
-          <w:spacing w:val="-4"/>
-          <w:sz w:val="20"/>
-        </w:rPr>
-        <w:t xml:space="preserve"> </w:t>
-      </w:r>
-      <w:r>
-        <w:rPr>
-          <w:sz w:val="20"/>
-        </w:rPr>
-        <w:t>automate</w:t>
+        <w:t>automating</w:t>
+      </w:r>
+      <w:r>
+        <w:rPr>
+          <w:spacing w:val="-4"/>
+          <w:sz w:val="20"/>
+        </w:rPr>
+        <w:t xml:space="preserve"> </w:t>
+      </w:r>
+      <w:r>
+        <w:rPr>
+          <w:sz w:val="20"/>
+        </w:rPr>
+        <w:t>complex</w:t>
       </w:r>
       <w:r>
         <w:rPr>
@@ -481,24 +480,37 @@
         <w:rPr>
           <w:sz w:val="20"/>
         </w:rPr>
-        <w:t>complex</w:t>
-      </w:r>
-      <w:r>
-        <w:rPr>
-          <w:spacing w:val="-3"/>
-          <w:sz w:val="20"/>
-        </w:rPr>
-        <w:t xml:space="preserve"> </w:t>
-      </w:r>
-      <w:r>
-        <w:rPr>
-          <w:sz w:val="20"/>
-        </w:rPr>
-        <w:t>SEO</w:t>
-      </w:r>
-      <w:r>
-        <w:rPr>
-          <w:spacing w:val="-3"/>
+        <w:t>workflows,</w:t>
+      </w:r>
+      <w:r>
+        <w:rPr>
+          <w:spacing w:val="-3"/>
+          <w:sz w:val="20"/>
+        </w:rPr>
+        <w:t xml:space="preserve"> </w:t>
+      </w:r>
+      <w:r>
+        <w:rPr>
+          <w:sz w:val="20"/>
+        </w:rPr>
+        <w:t>leveraging</w:t>
+      </w:r>
+      <w:r>
+        <w:rPr>
+          <w:spacing w:val="-3"/>
+          <w:sz w:val="20"/>
+        </w:rPr>
+        <w:t xml:space="preserve"> </w:t>
+      </w:r>
+      <w:r>
+        <w:rPr>
+          <w:sz w:val="20"/>
+        </w:rPr>
+        <w:t>Python</w:t>
+      </w:r>
+      <w:r>
+        <w:rPr>
+          <w:spacing w:val="-4"/>
           <w:sz w:val="20"/>
         </w:rPr>
         <w:t xml:space="preserve"> </w:t>
@@ -520,46 +532,33 @@
         <w:rPr>
           <w:sz w:val="20"/>
         </w:rPr>
-        <w:t>content</w:t>
-      </w:r>
-      <w:r>
-        <w:rPr>
-          <w:spacing w:val="-4"/>
-          <w:sz w:val="20"/>
-        </w:rPr>
-        <w:t xml:space="preserve"> </w:t>
-      </w:r>
-      <w:r>
-        <w:rPr>
-          <w:sz w:val="20"/>
-        </w:rPr>
-        <w:t>workflows,</w:t>
-      </w:r>
-      <w:r>
-        <w:rPr>
-          <w:spacing w:val="-4"/>
-          <w:sz w:val="20"/>
-        </w:rPr>
-        <w:t xml:space="preserve"> </w:t>
-      </w:r>
-      <w:r>
-        <w:rPr>
-          <w:sz w:val="20"/>
-        </w:rPr>
-        <w:t>leveraging</w:t>
-      </w:r>
-      <w:r>
-        <w:rPr>
-          <w:spacing w:val="-4"/>
-          <w:sz w:val="20"/>
-        </w:rPr>
-        <w:t xml:space="preserve"> </w:t>
-      </w:r>
-      <w:r>
-        <w:rPr>
-          <w:sz w:val="20"/>
-        </w:rPr>
-        <w:t>Python and orchestration frameworks to eliminate manual intervention.</w:t>
+        <w:t>orchestration</w:t>
+      </w:r>
+      <w:r>
+        <w:rPr>
+          <w:spacing w:val="-4"/>
+          <w:sz w:val="20"/>
+        </w:rPr>
+        <w:t xml:space="preserve"> </w:t>
+      </w:r>
+      <w:r>
+        <w:rPr>
+          <w:sz w:val="20"/>
+        </w:rPr>
+        <w:t>frameworks</w:t>
+      </w:r>
+      <w:r>
+        <w:rPr>
+          <w:spacing w:val="-4"/>
+          <w:sz w:val="20"/>
+        </w:rPr>
+        <w:t xml:space="preserve"> </w:t>
+      </w:r>
+      <w:r>
+        <w:rPr>
+          <w:sz w:val="20"/>
+        </w:rPr>
+        <w:t>to optimize data processing and reduce manual intervention.</w:t>
       </w:r>
     </w:p>
     <w:p>
@@ -752,7 +751,7 @@
         <w:rPr>
           <w:sz w:val="20"/>
         </w:rPr>
-        <w:t>increasing processing capacity by 60% and managing 2TB+ datasets.</w:t>
+        <w:t>increasing processing capacity by 60% for datasets exceeding 2TB.</w:t>
       </w:r>
     </w:p>
     <w:p>
@@ -841,7 +840,7 @@
         <w:rPr>
           <w:sz w:val="20"/>
         </w:rPr>
-        <w:t>backends</w:t>
+        <w:t>solutions</w:t>
       </w:r>
       <w:r>
         <w:rPr>
@@ -880,7 +879,7 @@
         <w:rPr>
           <w:sz w:val="20"/>
         </w:rPr>
-        <w:t>(ECS,</w:t>
+        <w:t>(Lambda,</w:t>
       </w:r>
       <w:r>
         <w:rPr>
@@ -893,19 +892,6 @@
         <w:rPr>
           <w:sz w:val="20"/>
         </w:rPr>
-        <w:t>Lambda,</w:t>
-      </w:r>
-      <w:r>
-        <w:rPr>
-          <w:spacing w:val="-3"/>
-          <w:sz w:val="20"/>
-        </w:rPr>
-        <w:t xml:space="preserve"> </w:t>
-      </w:r>
-      <w:r>
-        <w:rPr>
-          <w:sz w:val="20"/>
-        </w:rPr>
         <w:t>S3,</w:t>
       </w:r>
       <w:r>
@@ -919,7 +905,20 @@
         <w:rPr>
           <w:sz w:val="20"/>
         </w:rPr>
-        <w:t>RDS)</w:t>
+        <w:t>RDS,</w:t>
+      </w:r>
+      <w:r>
+        <w:rPr>
+          <w:spacing w:val="-3"/>
+          <w:sz w:val="20"/>
+        </w:rPr>
+        <w:t xml:space="preserve"> </w:t>
+      </w:r>
+      <w:r>
+        <w:rPr>
+          <w:sz w:val="20"/>
+        </w:rPr>
+        <w:t>ECS)</w:t>
       </w:r>
       <w:r>
         <w:rPr>
@@ -958,7 +957,7 @@
         <w:rPr>
           <w:sz w:val="20"/>
         </w:rPr>
-        <w:t>petabyte-scale</w:t>
+        <w:t>high-throughput</w:t>
       </w:r>
       <w:r>
         <w:rPr>
@@ -971,7 +970,7 @@
         <w:rPr>
           <w:sz w:val="20"/>
         </w:rPr>
-        <w:t>data processing for GenAI and machine learning workloads.</w:t>
+        <w:t>analytics and machine learning workloads.</w:t>
       </w:r>
     </w:p>
     <w:p>
@@ -995,7 +994,7 @@
         <w:rPr>
           <w:sz w:val="20"/>
         </w:rPr>
-        <w:t>Engineered</w:t>
+        <w:t>Developed</w:t>
       </w:r>
       <w:r>
         <w:rPr>
@@ -1073,20 +1072,20 @@
         <w:rPr>
           <w:sz w:val="20"/>
         </w:rPr>
-        <w:t>Python,</w:t>
-      </w:r>
-      <w:r>
-        <w:rPr>
-          <w:spacing w:val="-3"/>
-          <w:sz w:val="20"/>
-        </w:rPr>
-        <w:t xml:space="preserve"> </w:t>
-      </w:r>
-      <w:r>
-        <w:rPr>
-          <w:sz w:val="20"/>
-        </w:rPr>
-        <w:t>reducing</w:t>
+        <w:t>integrated</w:t>
+      </w:r>
+      <w:r>
+        <w:rPr>
+          <w:spacing w:val="-3"/>
+          <w:sz w:val="20"/>
+        </w:rPr>
+        <w:t xml:space="preserve"> </w:t>
+      </w:r>
+      <w:r>
+        <w:rPr>
+          <w:sz w:val="20"/>
+        </w:rPr>
+        <w:t>C++</w:t>
       </w:r>
       <w:r>
         <w:rPr>
@@ -1099,33 +1098,33 @@
         <w:rPr>
           <w:sz w:val="20"/>
         </w:rPr>
-        <w:t>model</w:t>
-      </w:r>
-      <w:r>
-        <w:rPr>
-          <w:spacing w:val="-4"/>
-          <w:sz w:val="20"/>
-        </w:rPr>
-        <w:t xml:space="preserve"> </w:t>
-      </w:r>
-      <w:r>
-        <w:rPr>
-          <w:sz w:val="20"/>
-        </w:rPr>
-        <w:t>inference</w:t>
-      </w:r>
-      <w:r>
-        <w:rPr>
-          <w:spacing w:val="-4"/>
-          <w:sz w:val="20"/>
-        </w:rPr>
-        <w:t xml:space="preserve"> </w:t>
-      </w:r>
-      <w:r>
-        <w:rPr>
-          <w:sz w:val="20"/>
-        </w:rPr>
-        <w:t>latency</w:t>
+        <w:t>modules</w:t>
+      </w:r>
+      <w:r>
+        <w:rPr>
+          <w:spacing w:val="-4"/>
+          <w:sz w:val="20"/>
+        </w:rPr>
+        <w:t xml:space="preserve"> </w:t>
+      </w:r>
+      <w:r>
+        <w:rPr>
+          <w:sz w:val="20"/>
+        </w:rPr>
+        <w:t>to</w:t>
+      </w:r>
+      <w:r>
+        <w:rPr>
+          <w:spacing w:val="-4"/>
+          <w:sz w:val="20"/>
+        </w:rPr>
+        <w:t xml:space="preserve"> </w:t>
+      </w:r>
+      <w:r>
+        <w:rPr>
+          <w:sz w:val="20"/>
+        </w:rPr>
+        <w:t>reduce</w:t>
       </w:r>
       <w:r>
         <w:rPr>
@@ -1138,7 +1137,7 @@
         <w:rPr>
           <w:sz w:val="20"/>
         </w:rPr>
-        <w:t>by 25% and enabling support for 15% more concurrent users.</w:t>
+        <w:t>processing latency by 25% and enhance system scalability for concurrent users.</w:t>
       </w:r>
     </w:p>
     <w:p>
@@ -1175,10 +1174,127 @@
         <w:rPr>
           <w:sz w:val="20"/>
         </w:rPr>
+        <w:t>data</w:t>
+      </w:r>
+      <w:r>
+        <w:rPr>
+          <w:spacing w:val="-5"/>
+          <w:sz w:val="20"/>
+        </w:rPr>
+        <w:t xml:space="preserve"> </w:t>
+      </w:r>
+      <w:r>
+        <w:rPr>
+          <w:sz w:val="20"/>
+        </w:rPr>
+        <w:t>retrieval</w:t>
+      </w:r>
+      <w:r>
+        <w:rPr>
+          <w:spacing w:val="-3"/>
+          <w:sz w:val="20"/>
+        </w:rPr>
+        <w:t xml:space="preserve"> </w:t>
+      </w:r>
+      <w:r>
+        <w:rPr>
+          <w:sz w:val="20"/>
+        </w:rPr>
+        <w:t>pipelines</w:t>
+      </w:r>
+      <w:r>
+        <w:rPr>
+          <w:spacing w:val="-1"/>
+          <w:sz w:val="20"/>
+        </w:rPr>
+        <w:t xml:space="preserve"> </w:t>
+      </w:r>
+      <w:r>
+        <w:rPr>
+          <w:sz w:val="20"/>
+        </w:rPr>
+        <w:t>using</w:t>
+      </w:r>
+      <w:r>
+        <w:rPr>
+          <w:spacing w:val="-4"/>
+          <w:sz w:val="20"/>
+        </w:rPr>
+        <w:t xml:space="preserve"> </w:t>
+      </w:r>
+      <w:r>
+        <w:rPr>
+          <w:sz w:val="20"/>
+        </w:rPr>
+        <w:t>FAISS</w:t>
+      </w:r>
+      <w:r>
+        <w:rPr>
+          <w:spacing w:val="-2"/>
+          <w:sz w:val="20"/>
+        </w:rPr>
+        <w:t xml:space="preserve"> </w:t>
+      </w:r>
+      <w:r>
+        <w:rPr>
+          <w:sz w:val="20"/>
+        </w:rPr>
         <w:t>and</w:t>
       </w:r>
       <w:r>
         <w:rPr>
+          <w:spacing w:val="-4"/>
+          <w:sz w:val="20"/>
+        </w:rPr>
+        <w:t xml:space="preserve"> </w:t>
+      </w:r>
+      <w:r>
+        <w:rPr>
+          <w:sz w:val="20"/>
+        </w:rPr>
+        <w:t>ChromaDB</w:t>
+      </w:r>
+      <w:r>
+        <w:rPr>
+          <w:spacing w:val="-3"/>
+          <w:sz w:val="20"/>
+        </w:rPr>
+        <w:t xml:space="preserve"> </w:t>
+      </w:r>
+      <w:r>
+        <w:rPr>
+          <w:sz w:val="20"/>
+        </w:rPr>
+        <w:t>for</w:t>
+      </w:r>
+      <w:r>
+        <w:rPr>
+          <w:spacing w:val="-4"/>
+          <w:sz w:val="20"/>
+        </w:rPr>
+        <w:t xml:space="preserve"> </w:t>
+      </w:r>
+      <w:r>
+        <w:rPr>
+          <w:sz w:val="20"/>
+        </w:rPr>
+        <w:t>efficient</w:t>
+      </w:r>
+      <w:r>
+        <w:rPr>
+          <w:spacing w:val="-2"/>
+          <w:sz w:val="20"/>
+        </w:rPr>
+        <w:t xml:space="preserve"> </w:t>
+      </w:r>
+      <w:r>
+        <w:rPr>
+          <w:sz w:val="20"/>
+        </w:rPr>
+        <w:t>access</w:t>
+      </w:r>
+      <w:r>
+        <w:rPr>
           <w:spacing w:val="-5"/>
           <w:sz w:val="20"/>
         </w:rPr>
@@ -1188,111 +1304,7 @@
         <w:rPr>
           <w:sz w:val="20"/>
         </w:rPr>
-        <w:t>implemented</w:t>
-      </w:r>
-      <w:r>
-        <w:rPr>
-          <w:spacing w:val="-3"/>
-          <w:sz w:val="20"/>
-        </w:rPr>
-        <w:t xml:space="preserve"> </w:t>
-      </w:r>
-      <w:r>
-        <w:rPr>
-          <w:sz w:val="20"/>
-        </w:rPr>
-        <w:t>data</w:t>
-      </w:r>
-      <w:r>
-        <w:rPr>
-          <w:spacing w:val="-1"/>
-          <w:sz w:val="20"/>
-        </w:rPr>
-        <w:t xml:space="preserve"> </w:t>
-      </w:r>
-      <w:r>
-        <w:rPr>
-          <w:sz w:val="20"/>
-        </w:rPr>
-        <w:t>retrieval</w:t>
-      </w:r>
-      <w:r>
-        <w:rPr>
-          <w:spacing w:val="-4"/>
-          <w:sz w:val="20"/>
-        </w:rPr>
-        <w:t xml:space="preserve"> </w:t>
-      </w:r>
-      <w:r>
-        <w:rPr>
-          <w:sz w:val="20"/>
-        </w:rPr>
-        <w:t>pipelines</w:t>
-      </w:r>
-      <w:r>
-        <w:rPr>
-          <w:spacing w:val="-2"/>
-          <w:sz w:val="20"/>
-        </w:rPr>
-        <w:t xml:space="preserve"> </w:t>
-      </w:r>
-      <w:r>
-        <w:rPr>
-          <w:sz w:val="20"/>
-        </w:rPr>
-        <w:t>using</w:t>
-      </w:r>
-      <w:r>
-        <w:rPr>
-          <w:spacing w:val="-4"/>
-          <w:sz w:val="20"/>
-        </w:rPr>
-        <w:t xml:space="preserve"> </w:t>
-      </w:r>
-      <w:r>
-        <w:rPr>
-          <w:sz w:val="20"/>
-        </w:rPr>
-        <w:t>LangChain,</w:t>
-      </w:r>
-      <w:r>
-        <w:rPr>
-          <w:spacing w:val="-3"/>
-          <w:sz w:val="20"/>
-        </w:rPr>
-        <w:t xml:space="preserve"> </w:t>
-      </w:r>
-      <w:r>
-        <w:rPr>
-          <w:sz w:val="20"/>
-        </w:rPr>
-        <w:t>FAISS,</w:t>
-      </w:r>
-      <w:r>
-        <w:rPr>
-          <w:spacing w:val="-4"/>
-          <w:sz w:val="20"/>
-        </w:rPr>
-        <w:t xml:space="preserve"> </w:t>
-      </w:r>
-      <w:r>
-        <w:rPr>
-          <w:sz w:val="20"/>
-        </w:rPr>
-        <w:t>and</w:t>
-      </w:r>
-      <w:r>
-        <w:rPr>
-          <w:spacing w:val="-2"/>
-          <w:sz w:val="20"/>
-        </w:rPr>
-        <w:t xml:space="preserve"> </w:t>
-      </w:r>
-      <w:r>
-        <w:rPr>
-          <w:sz w:val="20"/>
-        </w:rPr>
-        <w:t>ChromaDB</w:t>
+        <w:t>to</w:t>
       </w:r>
       <w:r>
         <w:rPr>
@@ -1305,20 +1317,7 @@
         <w:rPr>
           <w:sz w:val="20"/>
         </w:rPr>
-        <w:t>for</w:t>
-      </w:r>
-      <w:r>
-        <w:rPr>
-          <w:spacing w:val="-5"/>
-          <w:sz w:val="20"/>
-        </w:rPr>
-        <w:t xml:space="preserve"> </w:t>
-      </w:r>
-      <w:r>
-        <w:rPr>
-          <w:sz w:val="20"/>
-        </w:rPr>
-        <w:t>real-time access to structured and unstructured enterprise datasets.</w:t>
+        <w:t>structured and unstructured enterprise datasets.</w:t>
       </w:r>
     </w:p>
     <w:p>
@@ -1342,7 +1341,72 @@
         <w:rPr>
           <w:sz w:val="20"/>
         </w:rPr>
-        <w:t>Enhanced</w:t>
+        <w:t>Implemented</w:t>
+      </w:r>
+      <w:r>
+        <w:rPr>
+          <w:spacing w:val="-4"/>
+          <w:sz w:val="20"/>
+        </w:rPr>
+        <w:t xml:space="preserve"> </w:t>
+      </w:r>
+      <w:r>
+        <w:rPr>
+          <w:sz w:val="20"/>
+        </w:rPr>
+        <w:t>reinforcement</w:t>
+      </w:r>
+      <w:r>
+        <w:rPr>
+          <w:spacing w:val="-5"/>
+          <w:sz w:val="20"/>
+        </w:rPr>
+        <w:t xml:space="preserve"> </w:t>
+      </w:r>
+      <w:r>
+        <w:rPr>
+          <w:sz w:val="20"/>
+        </w:rPr>
+        <w:t>learning</w:t>
+      </w:r>
+      <w:r>
+        <w:rPr>
+          <w:spacing w:val="-3"/>
+          <w:sz w:val="20"/>
+        </w:rPr>
+        <w:t xml:space="preserve"> </w:t>
+      </w:r>
+      <w:r>
+        <w:rPr>
+          <w:sz w:val="20"/>
+        </w:rPr>
+        <w:t>frameworks</w:t>
+      </w:r>
+      <w:r>
+        <w:rPr>
+          <w:spacing w:val="-4"/>
+          <w:sz w:val="20"/>
+        </w:rPr>
+        <w:t xml:space="preserve"> </w:t>
+      </w:r>
+      <w:r>
+        <w:rPr>
+          <w:sz w:val="20"/>
+        </w:rPr>
+        <w:t>to</w:t>
+      </w:r>
+      <w:r>
+        <w:rPr>
+          <w:spacing w:val="-5"/>
+          <w:sz w:val="20"/>
+        </w:rPr>
+        <w:t xml:space="preserve"> </w:t>
+      </w:r>
+      <w:r>
+        <w:rPr>
+          <w:sz w:val="20"/>
+        </w:rPr>
+        <w:t>improve</w:t>
       </w:r>
       <w:r>
         <w:rPr>
@@ -1359,6 +1423,32 @@
       </w:r>
       <w:r>
         <w:rPr>
+          <w:spacing w:val="-2"/>
+          <w:sz w:val="20"/>
+        </w:rPr>
+        <w:t xml:space="preserve"> </w:t>
+      </w:r>
+      <w:r>
+        <w:rPr>
+          <w:sz w:val="20"/>
+        </w:rPr>
+        <w:t>learning</w:t>
+      </w:r>
+      <w:r>
+        <w:rPr>
+          <w:spacing w:val="-4"/>
+          <w:sz w:val="20"/>
+        </w:rPr>
+        <w:t xml:space="preserve"> </w:t>
+      </w:r>
+      <w:r>
+        <w:rPr>
+          <w:sz w:val="20"/>
+        </w:rPr>
+        <w:t>model</w:t>
+      </w:r>
+      <w:r>
+        <w:rPr>
           <w:spacing w:val="-5"/>
           <w:sz w:val="20"/>
         </w:rPr>
@@ -1368,37 +1458,11 @@
         <w:rPr>
           <w:sz w:val="20"/>
         </w:rPr>
-        <w:t>learning</w:t>
-      </w:r>
-      <w:r>
-        <w:rPr>
-          <w:spacing w:val="-3"/>
-          <w:sz w:val="20"/>
-        </w:rPr>
-        <w:t xml:space="preserve"> </w:t>
-      </w:r>
-      <w:r>
-        <w:rPr>
-          <w:sz w:val="20"/>
-        </w:rPr>
-        <w:t>pipeline</w:t>
-      </w:r>
-      <w:r>
-        <w:rPr>
-          <w:spacing w:val="-4"/>
-          <w:sz w:val="20"/>
-        </w:rPr>
-        <w:t xml:space="preserve"> </w:t>
-      </w:r>
-      <w:r>
-        <w:rPr>
-          <w:sz w:val="20"/>
-        </w:rPr>
-        <w:t>performance</w:t>
-      </w:r>
-      <w:r>
-        <w:rPr>
-          <w:spacing w:val="-5"/>
+        <w:t>accuracy</w:t>
+      </w:r>
+      <w:r>
+        <w:rPr>
+          <w:spacing w:val="-4"/>
           <w:sz w:val="20"/>
         </w:rPr>
         <w:t xml:space="preserve"> </w:t>
@@ -1424,101 +1488,36 @@
       </w:r>
       <w:r>
         <w:rPr>
+          <w:spacing w:val="-4"/>
+          <w:sz w:val="20"/>
+        </w:rPr>
+        <w:t xml:space="preserve"> </w:t>
+      </w:r>
+      <w:r>
+        <w:rPr>
+          <w:sz w:val="20"/>
+        </w:rPr>
+        <w:t>in</w:t>
+      </w:r>
+      <w:r>
+        <w:rPr>
+          <w:spacing w:val="-4"/>
+          <w:sz w:val="20"/>
+        </w:rPr>
+        <w:t xml:space="preserve"> </w:t>
+      </w:r>
+      <w:r>
+        <w:rPr>
+          <w:sz w:val="20"/>
+        </w:rPr>
+        <w:t>production</w:t>
+      </w:r>
+      <w:r>
+        <w:rPr>
           <w:spacing w:val="-2"/>
           <w:sz w:val="20"/>
         </w:rPr>
-        <w:t xml:space="preserve"> </w:t>
-      </w:r>
-      <w:r>
-        <w:rPr>
-          <w:sz w:val="20"/>
-        </w:rPr>
-        <w:t>by</w:t>
-      </w:r>
-      <w:r>
-        <w:rPr>
-          <w:spacing w:val="-4"/>
-          <w:sz w:val="20"/>
-        </w:rPr>
-        <w:t xml:space="preserve"> </w:t>
-      </w:r>
-      <w:r>
-        <w:rPr>
-          <w:sz w:val="20"/>
-        </w:rPr>
-        <w:t>implementing</w:t>
-      </w:r>
-      <w:r>
-        <w:rPr>
-          <w:spacing w:val="-5"/>
-          <w:sz w:val="20"/>
-        </w:rPr>
-        <w:t xml:space="preserve"> </w:t>
-      </w:r>
-      <w:r>
-        <w:rPr>
-          <w:sz w:val="20"/>
-        </w:rPr>
-        <w:t>reinforcement</w:t>
-      </w:r>
-      <w:r>
-        <w:rPr>
-          <w:spacing w:val="-4"/>
-          <w:sz w:val="20"/>
-        </w:rPr>
-        <w:t xml:space="preserve"> </w:t>
-      </w:r>
-      <w:r>
-        <w:rPr>
-          <w:sz w:val="20"/>
-        </w:rPr>
-        <w:t>learning</w:t>
-      </w:r>
-      <w:r>
-        <w:rPr>
-          <w:spacing w:val="-4"/>
-          <w:sz w:val="20"/>
-        </w:rPr>
-        <w:t xml:space="preserve"> </w:t>
-      </w:r>
-      <w:r>
-        <w:rPr>
-          <w:sz w:val="20"/>
-        </w:rPr>
-        <w:t>frameworks</w:t>
-      </w:r>
-      <w:r>
-        <w:rPr>
-          <w:spacing w:val="-4"/>
-          <w:sz w:val="20"/>
-        </w:rPr>
-        <w:t xml:space="preserve"> </w:t>
-      </w:r>
-      <w:r>
-        <w:rPr>
-          <w:sz w:val="20"/>
-        </w:rPr>
-        <w:t>and</w:t>
-      </w:r>
-      <w:r>
-        <w:rPr>
-          <w:spacing w:val="-4"/>
-          <w:sz w:val="20"/>
-        </w:rPr>
-        <w:t xml:space="preserve"> </w:t>
-      </w:r>
-      <w:r>
-        <w:rPr>
-          <w:sz w:val="20"/>
-        </w:rPr>
-        <w:t>fine-tuning</w:t>
-      </w:r>
-      <w:r>
-        <w:rPr>
-          <w:spacing w:val="-2"/>
-          <w:sz w:val="20"/>
-        </w:rPr>
-        <w:t>models for production use cases.</w:t>
+        <w:t>environments.</w:t>
       </w:r>
     </w:p>
     <w:p>
@@ -1607,32 +1606,6 @@
         <w:rPr>
           <w:sz w:val="20"/>
         </w:rPr>
-        <w:t>on</w:t>
-      </w:r>
-      <w:r>
-        <w:rPr>
-          <w:spacing w:val="-4"/>
-          <w:sz w:val="20"/>
-        </w:rPr>
-        <w:t xml:space="preserve"> </w:t>
-      </w:r>
-      <w:r>
-        <w:rPr>
-          <w:sz w:val="20"/>
-        </w:rPr>
-        <w:t>AWS</w:t>
-      </w:r>
-      <w:r>
-        <w:rPr>
-          <w:spacing w:val="-3"/>
-          <w:sz w:val="20"/>
-        </w:rPr>
-        <w:t xml:space="preserve"> </w:t>
-      </w:r>
-      <w:r>
-        <w:rPr>
-          <w:sz w:val="20"/>
-        </w:rPr>
         <w:t>for</w:t>
       </w:r>
       <w:r>
@@ -1646,7 +1619,59 @@
         <w:rPr>
           <w:sz w:val="20"/>
         </w:rPr>
-        <w:t>speech-to-text,</w:t>
+        <w:t>audio</w:t>
+      </w:r>
+      <w:r>
+        <w:rPr>
+          <w:spacing w:val="-3"/>
+          <w:sz w:val="20"/>
+        </w:rPr>
+        <w:t xml:space="preserve"> </w:t>
+      </w:r>
+      <w:r>
+        <w:rPr>
+          <w:sz w:val="20"/>
+        </w:rPr>
+        <w:t>processing,</w:t>
+      </w:r>
+      <w:r>
+        <w:rPr>
+          <w:spacing w:val="-4"/>
+          <w:sz w:val="20"/>
+        </w:rPr>
+        <w:t xml:space="preserve"> </w:t>
+      </w:r>
+      <w:r>
+        <w:rPr>
+          <w:sz w:val="20"/>
+        </w:rPr>
+        <w:t>including</w:t>
+      </w:r>
+      <w:r>
+        <w:rPr>
+          <w:spacing w:val="-4"/>
+          <w:sz w:val="20"/>
+        </w:rPr>
+        <w:t xml:space="preserve"> </w:t>
+      </w:r>
+      <w:r>
+        <w:rPr>
+          <w:sz w:val="20"/>
+        </w:rPr>
+        <w:t>speech-to-text</w:t>
+      </w:r>
+      <w:r>
+        <w:rPr>
+          <w:spacing w:val="-4"/>
+          <w:sz w:val="20"/>
+        </w:rPr>
+        <w:t xml:space="preserve"> </w:t>
+      </w:r>
+      <w:r>
+        <w:rPr>
+          <w:sz w:val="20"/>
+        </w:rPr>
+        <w:t>and</w:t>
       </w:r>
       <w:r>
         <w:rPr>
@@ -1672,33 +1697,7 @@
         <w:rPr>
           <w:sz w:val="20"/>
         </w:rPr>
-        <w:t>analysis,</w:t>
-      </w:r>
-      <w:r>
-        <w:rPr>
-          <w:spacing w:val="-4"/>
-          <w:sz w:val="20"/>
-        </w:rPr>
-        <w:t xml:space="preserve"> </w:t>
-      </w:r>
-      <w:r>
-        <w:rPr>
-          <w:sz w:val="20"/>
-        </w:rPr>
-        <w:t>and</w:t>
-      </w:r>
-      <w:r>
-        <w:rPr>
-          <w:spacing w:val="-4"/>
-          <w:sz w:val="20"/>
-        </w:rPr>
-        <w:t xml:space="preserve"> </w:t>
-      </w:r>
-      <w:r>
-        <w:rPr>
-          <w:sz w:val="20"/>
-        </w:rPr>
-        <w:t>sales insights, leveraging Apache Kafka and other streaming technologies.</w:t>
+        <w:t>analysis, using AWS services and advanced streaming architectures.</w:t>
       </w:r>
     </w:p>
     <w:p>
@@ -1794,33 +1793,32 @@
         <w:rPr>
           <w:spacing w:val="-7"/>
         </w:rPr>
-        <w:t> </w:t>
-      </w:r>
-      <w:r>
-        <w:rPr/>
-        <w:t>Generative</w:t>
+        <w:t xml:space="preserve"> </w:t>
+      </w:r>
+      <w:r>
+        <w:rPr/>
+        <w:t>Senior</w:t>
       </w:r>
       <w:r>
         <w:rPr>
           <w:spacing w:val="-7"/>
         </w:rPr>
-        <w:t> </w:t>
-      </w:r>
-      <w:r>
-        <w:rPr/>
-        <w:t>AI</w:t>
+        <w:t xml:space="preserve"> </w:t>
+      </w:r>
+      <w:r>
+        <w:rPr/>
+        <w:t>Data</w:t>
       </w:r>
       <w:r>
         <w:rPr>
           <w:spacing w:val="-5"/>
         </w:rPr>
-        <w:t> </w:t>
       </w:r>
       <w:r>
         <w:rPr>
           <w:spacing w:val="-2"/>
         </w:rPr>
-        <w:t>Engineer</w:t>
+        <w:t>Engineer - Generative AI</w:t>
       </w:r>
     </w:p>
     <w:p>
@@ -1844,7 +1842,7 @@
         <w:rPr>
           <w:sz w:val="20"/>
         </w:rPr>
-        <w:t>Developed</w:t>
+        <w:t>Designed</w:t>
       </w:r>
       <w:r>
         <w:rPr>
@@ -1870,7 +1868,20 @@
         <w:rPr>
           <w:sz w:val="20"/>
         </w:rPr>
-        <w:t>optimized</w:t>
+        <w:t>implemented</w:t>
+      </w:r>
+      <w:r>
+        <w:rPr>
+          <w:spacing w:val="-4"/>
+          <w:sz w:val="20"/>
+        </w:rPr>
+        <w:t xml:space="preserve"> </w:t>
+      </w:r>
+      <w:r>
+        <w:rPr>
+          <w:sz w:val="20"/>
+        </w:rPr>
+        <w:t>scalable</w:t>
       </w:r>
       <w:r>
         <w:rPr>
@@ -1887,16 +1898,55 @@
       </w:r>
       <w:r>
         <w:rPr>
-          <w:spacing w:val="-4"/>
-          <w:sz w:val="20"/>
-        </w:rPr>
-        <w:t xml:space="preserve"> </w:t>
-      </w:r>
-      <w:r>
-        <w:rPr>
-          <w:sz w:val="20"/>
-        </w:rPr>
-        <w:t>architectures</w:t>
+          <w:spacing w:val="-3"/>
+          <w:sz w:val="20"/>
+        </w:rPr>
+        <w:t xml:space="preserve"> </w:t>
+      </w:r>
+      <w:r>
+        <w:rPr>
+          <w:sz w:val="20"/>
+        </w:rPr>
+        <w:t>pipelines</w:t>
+      </w:r>
+      <w:r>
+        <w:rPr>
+          <w:spacing w:val="-4"/>
+          <w:sz w:val="20"/>
+        </w:rPr>
+        <w:t xml:space="preserve"> </w:t>
+      </w:r>
+      <w:r>
+        <w:rPr>
+          <w:sz w:val="20"/>
+        </w:rPr>
+        <w:t>to</w:t>
+      </w:r>
+      <w:r>
+        <w:rPr>
+          <w:spacing w:val="-5"/>
+          <w:sz w:val="20"/>
+        </w:rPr>
+        <w:t xml:space="preserve"> </w:t>
+      </w:r>
+      <w:r>
+        <w:rPr>
+          <w:sz w:val="20"/>
+        </w:rPr>
+        <w:t>ingest,</w:t>
+      </w:r>
+      <w:r>
+        <w:rPr>
+          <w:spacing w:val="-3"/>
+          <w:sz w:val="20"/>
+        </w:rPr>
+        <w:t xml:space="preserve"> </w:t>
+      </w:r>
+      <w:r>
+        <w:rPr>
+          <w:sz w:val="20"/>
+        </w:rPr>
+        <w:t>transform,</w:t>
       </w:r>
       <w:r>
         <w:rPr>
@@ -1922,7 +1972,7 @@
         <w:rPr>
           <w:sz w:val="20"/>
         </w:rPr>
-        <w:t>pipelines</w:t>
+        <w:t>structure</w:t>
       </w:r>
       <w:r>
         <w:rPr>
@@ -1935,72 +1985,20 @@
         <w:rPr>
           <w:sz w:val="20"/>
         </w:rPr>
-        <w:t>for</w:t>
-      </w:r>
-      <w:r>
-        <w:rPr>
-          <w:spacing w:val="-3"/>
-          <w:sz w:val="20"/>
-        </w:rPr>
-        <w:t xml:space="preserve"> </w:t>
-      </w:r>
-      <w:r>
-        <w:rPr>
-          <w:sz w:val="20"/>
-        </w:rPr>
-        <w:t>enterprise</w:t>
-      </w:r>
-      <w:r>
-        <w:rPr>
-          <w:spacing w:val="-3"/>
-          <w:sz w:val="20"/>
-        </w:rPr>
-        <w:t xml:space="preserve"> </w:t>
-      </w:r>
-      <w:r>
-        <w:rPr>
-          <w:sz w:val="20"/>
-        </w:rPr>
-        <w:t>transformation,</w:t>
-      </w:r>
-      <w:r>
-        <w:rPr>
-          <w:spacing w:val="-4"/>
-          <w:sz w:val="20"/>
-        </w:rPr>
-        <w:t xml:space="preserve"> </w:t>
-      </w:r>
-      <w:r>
-        <w:rPr>
-          <w:sz w:val="20"/>
-        </w:rPr>
-        <w:t>leveraging</w:t>
-      </w:r>
-      <w:r>
-        <w:rPr>
-          <w:spacing w:val="-5"/>
-          <w:sz w:val="20"/>
-        </w:rPr>
-        <w:t xml:space="preserve"> </w:t>
-      </w:r>
-      <w:r>
-        <w:rPr>
-          <w:sz w:val="20"/>
-        </w:rPr>
-        <w:t>AWS</w:t>
-      </w:r>
-      <w:r>
-        <w:rPr>
-          <w:spacing w:val="-3"/>
-          <w:sz w:val="20"/>
-        </w:rPr>
-        <w:t xml:space="preserve"> </w:t>
-      </w:r>
-      <w:r>
-        <w:rPr>
-          <w:sz w:val="20"/>
-        </w:rPr>
-        <w:t>services to process and structure large-scale datasets in regulated environments.</w:t>
+        <w:t>business</w:t>
+      </w:r>
+      <w:r>
+        <w:rPr>
+          <w:spacing w:val="-3"/>
+          <w:sz w:val="20"/>
+        </w:rPr>
+        <w:t xml:space="preserve"> </w:t>
+      </w:r>
+      <w:r>
+        <w:rPr>
+          <w:sz w:val="20"/>
+        </w:rPr>
+        <w:t>documents into technical assets, leveraging Python, SQL, and AWS services.</w:t>
       </w:r>
     </w:p>
     <w:p>
@@ -2024,7 +2022,7 @@
         <w:rPr>
           <w:sz w:val="20"/>
         </w:rPr>
-        <w:t>Engineered</w:t>
+        <w:t>Architected</w:t>
       </w:r>
       <w:r>
         <w:rPr>
@@ -2050,7 +2048,7 @@
         <w:rPr>
           <w:sz w:val="20"/>
         </w:rPr>
-        <w:t>ingestion</w:t>
+        <w:t>workflows</w:t>
       </w:r>
       <w:r>
         <w:rPr>
@@ -2063,49 +2061,49 @@
         <w:rPr>
           <w:sz w:val="20"/>
         </w:rPr>
+        <w:t>using</w:t>
+      </w:r>
+      <w:r>
+        <w:rPr>
+          <w:spacing w:val="-3"/>
+          <w:sz w:val="20"/>
+        </w:rPr>
+        <w:t xml:space="preserve"> </w:t>
+      </w:r>
+      <w:r>
+        <w:rPr>
+          <w:sz w:val="20"/>
+        </w:rPr>
+        <w:t>Apache</w:t>
+      </w:r>
+      <w:r>
+        <w:rPr>
+          <w:spacing w:val="-7"/>
+          <w:sz w:val="20"/>
+        </w:rPr>
+        <w:t xml:space="preserve"> </w:t>
+      </w:r>
+      <w:r>
+        <w:rPr>
+          <w:sz w:val="20"/>
+        </w:rPr>
+        <w:t>Spark</w:t>
+      </w:r>
+      <w:r>
+        <w:rPr>
+          <w:spacing w:val="-3"/>
+          <w:sz w:val="20"/>
+        </w:rPr>
+        <w:t xml:space="preserve"> </w:t>
+      </w:r>
+      <w:r>
+        <w:rPr>
+          <w:sz w:val="20"/>
+        </w:rPr>
         <w:t>and</w:t>
       </w:r>
       <w:r>
         <w:rPr>
-          <w:spacing w:val="-3"/>
-          <w:sz w:val="20"/>
-        </w:rPr>
-        <w:t xml:space="preserve"> </w:t>
-      </w:r>
-      <w:r>
-        <w:rPr>
-          <w:sz w:val="20"/>
-        </w:rPr>
-        <w:t>transformation</w:t>
-      </w:r>
-      <w:r>
-        <w:rPr>
-          <w:spacing w:val="-7"/>
-          <w:sz w:val="20"/>
-        </w:rPr>
-        <w:t xml:space="preserve"> </w:t>
-      </w:r>
-      <w:r>
-        <w:rPr>
-          <w:sz w:val="20"/>
-        </w:rPr>
-        <w:t>workflows,</w:t>
-      </w:r>
-      <w:r>
-        <w:rPr>
-          <w:spacing w:val="-3"/>
-          <w:sz w:val="20"/>
-        </w:rPr>
-        <w:t xml:space="preserve"> </w:t>
-      </w:r>
-      <w:r>
-        <w:rPr>
-          <w:sz w:val="20"/>
-        </w:rPr>
-        <w:t>converting</w:t>
-      </w:r>
-      <w:r>
-        <w:rPr>
           <w:spacing w:val="-5"/>
           <w:sz w:val="20"/>
         </w:rPr>
@@ -2115,59 +2113,59 @@
         <w:rPr>
           <w:sz w:val="20"/>
         </w:rPr>
-        <w:t>unstructured</w:t>
-      </w:r>
-      <w:r>
-        <w:rPr>
-          <w:spacing w:val="-3"/>
-          <w:sz w:val="20"/>
-        </w:rPr>
-        <w:t xml:space="preserve"> </w:t>
-      </w:r>
-      <w:r>
-        <w:rPr>
-          <w:sz w:val="20"/>
-        </w:rPr>
-        <w:t>business</w:t>
-      </w:r>
-      <w:r>
-        <w:rPr>
-          <w:spacing w:val="-4"/>
-          <w:sz w:val="20"/>
-        </w:rPr>
-        <w:t xml:space="preserve"> </w:t>
-      </w:r>
-      <w:r>
-        <w:rPr>
-          <w:sz w:val="20"/>
-        </w:rPr>
-        <w:t>documents</w:t>
-      </w:r>
-      <w:r>
-        <w:rPr>
-          <w:spacing w:val="-4"/>
-          <w:sz w:val="20"/>
-        </w:rPr>
-        <w:t xml:space="preserve"> </w:t>
-      </w:r>
-      <w:r>
-        <w:rPr>
-          <w:sz w:val="20"/>
-        </w:rPr>
-        <w:t>into</w:t>
-      </w:r>
-      <w:r>
-        <w:rPr>
-          <w:spacing w:val="-4"/>
-          <w:sz w:val="20"/>
-        </w:rPr>
-        <w:t xml:space="preserve"> </w:t>
-      </w:r>
-      <w:r>
-        <w:rPr>
-          <w:sz w:val="20"/>
-        </w:rPr>
-        <w:t>structured technical assets to support analytics and machine learning models.</w:t>
+        <w:t>Airflow</w:t>
+      </w:r>
+      <w:r>
+        <w:rPr>
+          <w:spacing w:val="-3"/>
+          <w:sz w:val="20"/>
+        </w:rPr>
+        <w:t xml:space="preserve"> </w:t>
+      </w:r>
+      <w:r>
+        <w:rPr>
+          <w:sz w:val="20"/>
+        </w:rPr>
+        <w:t>to</w:t>
+      </w:r>
+      <w:r>
+        <w:rPr>
+          <w:spacing w:val="-4"/>
+          <w:sz w:val="20"/>
+        </w:rPr>
+        <w:t xml:space="preserve"> </w:t>
+      </w:r>
+      <w:r>
+        <w:rPr>
+          <w:sz w:val="20"/>
+        </w:rPr>
+        <w:t>enable</w:t>
+      </w:r>
+      <w:r>
+        <w:rPr>
+          <w:spacing w:val="-4"/>
+          <w:sz w:val="20"/>
+        </w:rPr>
+        <w:t xml:space="preserve"> </w:t>
+      </w:r>
+      <w:r>
+        <w:rPr>
+          <w:sz w:val="20"/>
+        </w:rPr>
+        <w:t>efficient</w:t>
+      </w:r>
+      <w:r>
+        <w:rPr>
+          <w:spacing w:val="-4"/>
+          <w:sz w:val="20"/>
+        </w:rPr>
+        <w:t xml:space="preserve"> </w:t>
+      </w:r>
+      <w:r>
+        <w:rPr>
+          <w:sz w:val="20"/>
+        </w:rPr>
+        <w:t>processing and orchestration of large-scale datasets in regulated environments.</w:t>
       </w:r>
     </w:p>
     <w:p>
@@ -2191,7 +2189,7 @@
         <w:rPr>
           <w:sz w:val="20"/>
         </w:rPr>
-        <w:t>Implemented</w:t>
+        <w:t>Integrated</w:t>
       </w:r>
       <w:r>
         <w:rPr>
@@ -2204,7 +2202,7 @@
         <w:rPr>
           <w:sz w:val="20"/>
         </w:rPr>
-        <w:t>scalable</w:t>
+        <w:t>real-time</w:t>
       </w:r>
       <w:r>
         <w:rPr>
@@ -2217,7 +2215,7 @@
         <w:rPr>
           <w:sz w:val="20"/>
         </w:rPr>
-        <w:t>orchestration</w:t>
+        <w:t>data</w:t>
       </w:r>
       <w:r>
         <w:rPr>
@@ -2230,20 +2228,20 @@
         <w:rPr>
           <w:sz w:val="20"/>
         </w:rPr>
-        <w:t>frameworks</w:t>
-      </w:r>
-      <w:r>
-        <w:rPr>
-          <w:spacing w:val="-3"/>
-          <w:sz w:val="20"/>
-        </w:rPr>
-        <w:t xml:space="preserve"> </w:t>
-      </w:r>
-      <w:r>
-        <w:rPr>
-          <w:sz w:val="20"/>
-        </w:rPr>
-        <w:t>using</w:t>
+        <w:t>streaming</w:t>
+      </w:r>
+      <w:r>
+        <w:rPr>
+          <w:spacing w:val="-3"/>
+          <w:sz w:val="20"/>
+        </w:rPr>
+        <w:t xml:space="preserve"> </w:t>
+      </w:r>
+      <w:r>
+        <w:rPr>
+          <w:sz w:val="20"/>
+        </w:rPr>
+        <w:t>solutions</w:t>
       </w:r>
       <w:r>
         <w:rPr>
@@ -2256,20 +2254,20 @@
         <w:rPr>
           <w:sz w:val="20"/>
         </w:rPr>
-        <w:t>tools</w:t>
-      </w:r>
-      <w:r>
-        <w:rPr>
-          <w:spacing w:val="-4"/>
-          <w:sz w:val="20"/>
-        </w:rPr>
-        <w:t xml:space="preserve"> </w:t>
-      </w:r>
-      <w:r>
-        <w:rPr>
-          <w:sz w:val="20"/>
-        </w:rPr>
-        <w:t>like</w:t>
+        <w:t>with</w:t>
+      </w:r>
+      <w:r>
+        <w:rPr>
+          <w:spacing w:val="-4"/>
+          <w:sz w:val="20"/>
+        </w:rPr>
+        <w:t xml:space="preserve"> </w:t>
+      </w:r>
+      <w:r>
+        <w:rPr>
+          <w:sz w:val="20"/>
+        </w:rPr>
+        <w:t>Kafka</w:t>
       </w:r>
       <w:r>
         <w:rPr>
@@ -2282,7 +2280,7 @@
         <w:rPr>
           <w:sz w:val="20"/>
         </w:rPr>
-        <w:t>Apache</w:t>
+        <w:t>to</w:t>
       </w:r>
       <w:r>
         <w:rPr>
@@ -2295,7 +2293,7 @@
         <w:rPr>
           <w:sz w:val="20"/>
         </w:rPr>
-        <w:t>Airflow</w:t>
+        <w:t>support</w:t>
       </w:r>
       <w:r>
         <w:rPr>
@@ -2308,7 +2306,7 @@
         <w:rPr>
           <w:sz w:val="20"/>
         </w:rPr>
-        <w:t>and</w:t>
+        <w:t>dynamic</w:t>
       </w:r>
       <w:r>
         <w:rPr>
@@ -2321,7 +2319,7 @@
         <w:rPr>
           <w:sz w:val="20"/>
         </w:rPr>
-        <w:t>AWS Glue, ensuring compliance with governance and traceability requirements.</w:t>
+        <w:t>and responsive data processing for enterprise applications.</w:t>
       </w:r>
     </w:p>
     <w:p>
@@ -2345,7 +2343,7 @@
         <w:rPr>
           <w:sz w:val="20"/>
         </w:rPr>
-        <w:t>Designed</w:t>
+        <w:t>Developed</w:t>
       </w:r>
       <w:r>
         <w:rPr>
@@ -2423,7 +2421,7 @@
         <w:rPr>
           <w:sz w:val="20"/>
         </w:rPr>
-        <w:t>maintain</w:t>
+        <w:t>ensure</w:t>
       </w:r>
       <w:r>
         <w:rPr>
@@ -2436,59 +2434,59 @@
         <w:rPr>
           <w:sz w:val="20"/>
         </w:rPr>
-        <w:t>data</w:t>
-      </w:r>
-      <w:r>
-        <w:rPr>
-          <w:spacing w:val="-4"/>
-          <w:sz w:val="20"/>
-        </w:rPr>
-        <w:t xml:space="preserve"> </w:t>
-      </w:r>
-      <w:r>
-        <w:rPr>
-          <w:sz w:val="20"/>
-        </w:rPr>
-        <w:t>integrity</w:t>
-      </w:r>
-      <w:r>
-        <w:rPr>
-          <w:spacing w:val="-4"/>
-          <w:sz w:val="20"/>
-        </w:rPr>
-        <w:t xml:space="preserve"> </w:t>
-      </w:r>
-      <w:r>
-        <w:rPr>
-          <w:sz w:val="20"/>
-        </w:rPr>
-        <w:t>and</w:t>
-      </w:r>
-      <w:r>
-        <w:rPr>
-          <w:spacing w:val="-4"/>
-          <w:sz w:val="20"/>
-        </w:rPr>
-        <w:t xml:space="preserve"> </w:t>
-      </w:r>
-      <w:r>
-        <w:rPr>
-          <w:sz w:val="20"/>
-        </w:rPr>
-        <w:t>adherence</w:t>
-      </w:r>
-      <w:r>
-        <w:rPr>
-          <w:spacing w:val="-4"/>
-          <w:sz w:val="20"/>
-        </w:rPr>
-        <w:t xml:space="preserve"> </w:t>
-      </w:r>
-      <w:r>
-        <w:rPr>
-          <w:sz w:val="20"/>
-        </w:rPr>
-        <w:t>to data warehousing best practices across all deliverables.</w:t>
+        <w:t>compliance</w:t>
+      </w:r>
+      <w:r>
+        <w:rPr>
+          <w:spacing w:val="-4"/>
+          <w:sz w:val="20"/>
+        </w:rPr>
+        <w:t xml:space="preserve"> </w:t>
+      </w:r>
+      <w:r>
+        <w:rPr>
+          <w:sz w:val="20"/>
+        </w:rPr>
+        <w:t>with</w:t>
+      </w:r>
+      <w:r>
+        <w:rPr>
+          <w:spacing w:val="-4"/>
+          <w:sz w:val="20"/>
+        </w:rPr>
+        <w:t xml:space="preserve"> </w:t>
+      </w:r>
+      <w:r>
+        <w:rPr>
+          <w:sz w:val="20"/>
+        </w:rPr>
+        <w:t>governance</w:t>
+      </w:r>
+      <w:r>
+        <w:rPr>
+          <w:spacing w:val="-4"/>
+          <w:sz w:val="20"/>
+        </w:rPr>
+        <w:t xml:space="preserve"> </w:t>
+      </w:r>
+      <w:r>
+        <w:rPr>
+          <w:sz w:val="20"/>
+        </w:rPr>
+        <w:t>standards</w:t>
+      </w:r>
+      <w:r>
+        <w:rPr>
+          <w:spacing w:val="-4"/>
+          <w:sz w:val="20"/>
+        </w:rPr>
+        <w:t xml:space="preserve"> </w:t>
+      </w:r>
+      <w:r>
+        <w:rPr>
+          <w:sz w:val="20"/>
+        </w:rPr>
+        <w:t>and maintain traceability across all data pipelines.</w:t>
       </w:r>
     </w:p>
     <w:p>
@@ -2525,7 +2523,7 @@
         <w:rPr>
           <w:sz w:val="20"/>
         </w:rPr>
-        <w:t>retrieval-augmented</w:t>
+        <w:t>AWS</w:t>
       </w:r>
       <w:r>
         <w:rPr>
@@ -2538,20 +2536,20 @@
         <w:rPr>
           <w:sz w:val="20"/>
         </w:rPr>
-        <w:t>generation</w:t>
-      </w:r>
-      <w:r>
-        <w:rPr>
-          <w:spacing w:val="-4"/>
-          <w:sz w:val="20"/>
-        </w:rPr>
-        <w:t xml:space="preserve"> </w:t>
-      </w:r>
-      <w:r>
-        <w:rPr>
-          <w:sz w:val="20"/>
-        </w:rPr>
-        <w:t>(RAG)</w:t>
+        <w:t>services,</w:t>
+      </w:r>
+      <w:r>
+        <w:rPr>
+          <w:spacing w:val="-4"/>
+          <w:sz w:val="20"/>
+        </w:rPr>
+        <w:t xml:space="preserve"> </w:t>
+      </w:r>
+      <w:r>
+        <w:rPr>
+          <w:sz w:val="20"/>
+        </w:rPr>
+        <w:t>including</w:t>
       </w:r>
       <w:r>
         <w:rPr>
@@ -2564,11 +2562,50 @@
         <w:rPr>
           <w:sz w:val="20"/>
         </w:rPr>
-        <w:t>architectures</w:t>
-      </w:r>
-      <w:r>
-        <w:rPr>
-          <w:spacing w:val="-4"/>
+        <w:t>S3,</w:t>
+      </w:r>
+      <w:r>
+        <w:rPr>
+          <w:spacing w:val="-4"/>
+          <w:sz w:val="20"/>
+        </w:rPr>
+        <w:t xml:space="preserve"> </w:t>
+      </w:r>
+      <w:r>
+        <w:rPr>
+          <w:sz w:val="20"/>
+        </w:rPr>
+        <w:t>Glue,</w:t>
+      </w:r>
+      <w:r>
+        <w:rPr>
+          <w:spacing w:val="-6"/>
+          <w:sz w:val="20"/>
+        </w:rPr>
+        <w:t xml:space="preserve"> </w:t>
+      </w:r>
+      <w:r>
+        <w:rPr>
+          <w:sz w:val="20"/>
+        </w:rPr>
+        <w:t>and</w:t>
+      </w:r>
+      <w:r>
+        <w:rPr>
+          <w:spacing w:val="-4"/>
+          <w:sz w:val="20"/>
+        </w:rPr>
+        <w:t xml:space="preserve"> </w:t>
+      </w:r>
+      <w:r>
+        <w:rPr>
+          <w:sz w:val="20"/>
+        </w:rPr>
+        <w:t>DynamoDB,</w:t>
+      </w:r>
+      <w:r>
+        <w:rPr>
+          <w:spacing w:val="-5"/>
           <w:sz w:val="20"/>
         </w:rPr>
         <w:t xml:space="preserve"> </w:t>
@@ -2581,6 +2618,32 @@
       </w:r>
       <w:r>
         <w:rPr>
+          <w:spacing w:val="-2"/>
+          <w:sz w:val="20"/>
+        </w:rPr>
+        <w:t xml:space="preserve"> </w:t>
+      </w:r>
+      <w:r>
+        <w:rPr>
+          <w:sz w:val="20"/>
+        </w:rPr>
+        <w:t>build</w:t>
+      </w:r>
+      <w:r>
+        <w:rPr>
+          <w:spacing w:val="-3"/>
+          <w:sz w:val="20"/>
+        </w:rPr>
+        <w:t xml:space="preserve"> </w:t>
+      </w:r>
+      <w:r>
+        <w:rPr>
+          <w:sz w:val="20"/>
+        </w:rPr>
+        <w:t>and</w:t>
+      </w:r>
+      <w:r>
+        <w:rPr>
           <w:spacing w:val="-6"/>
           <w:sz w:val="20"/>
         </w:rPr>
@@ -2590,98 +2653,33 @@
         <w:rPr>
           <w:sz w:val="20"/>
         </w:rPr>
-        <w:t>build</w:t>
-      </w:r>
-      <w:r>
-        <w:rPr>
-          <w:spacing w:val="-4"/>
-          <w:sz w:val="20"/>
-        </w:rPr>
-        <w:t xml:space="preserve"> </w:t>
-      </w:r>
-      <w:r>
-        <w:rPr>
-          <w:sz w:val="20"/>
-        </w:rPr>
-        <w:t>knowledge</w:t>
-      </w:r>
-      <w:r>
-        <w:rPr>
-          <w:spacing w:val="-5"/>
-          <w:sz w:val="20"/>
-        </w:rPr>
-        <w:t xml:space="preserve"> </w:t>
-      </w:r>
-      <w:r>
-        <w:rPr>
-          <w:sz w:val="20"/>
-        </w:rPr>
-        <w:t>grounding</w:t>
-      </w:r>
-      <w:r>
-        <w:rPr>
-          <w:spacing w:val="-2"/>
-          <w:sz w:val="20"/>
-        </w:rPr>
-        <w:t xml:space="preserve"> </w:t>
-      </w:r>
-      <w:r>
-        <w:rPr>
-          <w:sz w:val="20"/>
-        </w:rPr>
-        <w:t>mechanisms,</w:t>
-      </w:r>
-      <w:r>
-        <w:rPr>
-          <w:spacing w:val="-3"/>
-          <w:sz w:val="20"/>
-        </w:rPr>
-        <w:t xml:space="preserve"> </w:t>
-      </w:r>
-      <w:r>
-        <w:rPr>
-          <w:sz w:val="20"/>
-        </w:rPr>
-        <w:t>ensuring</w:t>
-      </w:r>
-      <w:r>
-        <w:rPr>
-          <w:spacing w:val="-6"/>
-          <w:sz w:val="20"/>
-        </w:rPr>
-        <w:t xml:space="preserve"> </w:t>
-      </w:r>
-      <w:r>
-        <w:rPr>
-          <w:sz w:val="20"/>
-        </w:rPr>
-        <w:t>data</w:t>
-      </w:r>
-      <w:r>
-        <w:rPr>
-          <w:spacing w:val="-3"/>
-          <w:sz w:val="20"/>
-        </w:rPr>
-        <w:t xml:space="preserve"> </w:t>
-      </w:r>
-      <w:r>
-        <w:rPr>
-          <w:sz w:val="20"/>
-        </w:rPr>
-        <w:t>accuracy</w:t>
-      </w:r>
-      <w:r>
-        <w:rPr>
-          <w:spacing w:val="-4"/>
-          <w:sz w:val="20"/>
-        </w:rPr>
-        <w:t xml:space="preserve"> </w:t>
-      </w:r>
-      <w:r>
-        <w:rPr>
-          <w:sz w:val="20"/>
-        </w:rPr>
-        <w:t>and domain specificity in large-scale data systems.</w:t>
+        <w:t>optimize</w:t>
+      </w:r>
+      <w:r>
+        <w:rPr>
+          <w:spacing w:val="-3"/>
+          <w:sz w:val="20"/>
+        </w:rPr>
+        <w:t xml:space="preserve"> </w:t>
+      </w:r>
+      <w:r>
+        <w:rPr>
+          <w:sz w:val="20"/>
+        </w:rPr>
+        <w:t>ETL/ELT</w:t>
+      </w:r>
+      <w:r>
+        <w:rPr>
+          <w:spacing w:val="-4"/>
+          <w:sz w:val="20"/>
+        </w:rPr>
+        <w:t xml:space="preserve"> </w:t>
+      </w:r>
+      <w:r>
+        <w:rPr>
+          <w:sz w:val="20"/>
+        </w:rPr>
+        <w:t>pipelines, ensuring high performance and scalability.</w:t>
       </w:r>
     </w:p>
     <w:p>
@@ -2744,6 +2742,32 @@
         <w:rPr>
           <w:sz w:val="20"/>
         </w:rPr>
+        <w:t>teams</w:t>
+      </w:r>
+      <w:r>
+        <w:rPr>
+          <w:spacing w:val="-3"/>
+          <w:sz w:val="20"/>
+        </w:rPr>
+        <w:t xml:space="preserve"> </w:t>
+      </w:r>
+      <w:r>
+        <w:rPr>
+          <w:sz w:val="20"/>
+        </w:rPr>
+        <w:t>and</w:t>
+      </w:r>
+      <w:r>
+        <w:rPr>
+          <w:spacing w:val="-5"/>
+          <w:sz w:val="20"/>
+        </w:rPr>
+        <w:t xml:space="preserve"> </w:t>
+      </w:r>
+      <w:r>
+        <w:rPr>
+          <w:sz w:val="20"/>
+        </w:rPr>
         <w:t>stakeholders</w:t>
       </w:r>
       <w:r>
@@ -2761,6 +2785,58 @@
       </w:r>
       <w:r>
         <w:rPr>
+          <w:spacing w:val="-3"/>
+          <w:sz w:val="20"/>
+        </w:rPr>
+        <w:t xml:space="preserve"> </w:t>
+      </w:r>
+      <w:r>
+        <w:rPr>
+          <w:sz w:val="20"/>
+        </w:rPr>
+        <w:t>validate</w:t>
+      </w:r>
+      <w:r>
+        <w:rPr>
+          <w:spacing w:val="-3"/>
+          <w:sz w:val="20"/>
+        </w:rPr>
+        <w:t xml:space="preserve"> </w:t>
+      </w:r>
+      <w:r>
+        <w:rPr>
+          <w:sz w:val="20"/>
+        </w:rPr>
+        <w:t>and</w:t>
+      </w:r>
+      <w:r>
+        <w:rPr>
+          <w:spacing w:val="-3"/>
+          <w:sz w:val="20"/>
+        </w:rPr>
+        <w:t xml:space="preserve"> </w:t>
+      </w:r>
+      <w:r>
+        <w:rPr>
+          <w:sz w:val="20"/>
+        </w:rPr>
+        <w:t>refine</w:t>
+      </w:r>
+      <w:r>
+        <w:rPr>
+          <w:spacing w:val="-4"/>
+          <w:sz w:val="20"/>
+        </w:rPr>
+        <w:t xml:space="preserve"> </w:t>
+      </w:r>
+      <w:r>
+        <w:rPr>
+          <w:sz w:val="20"/>
+        </w:rPr>
+        <w:t>data</w:t>
+      </w:r>
+      <w:r>
+        <w:rPr>
           <w:spacing w:val="-5"/>
           <w:sz w:val="20"/>
         </w:rPr>
@@ -2770,85 +2846,7 @@
         <w:rPr>
           <w:sz w:val="20"/>
         </w:rPr>
-        <w:t>validate</w:t>
-      </w:r>
-      <w:r>
-        <w:rPr>
-          <w:spacing w:val="-3"/>
-          <w:sz w:val="20"/>
-        </w:rPr>
-        <w:t xml:space="preserve"> </w:t>
-      </w:r>
-      <w:r>
-        <w:rPr>
-          <w:sz w:val="20"/>
-        </w:rPr>
-        <w:t>and</w:t>
-      </w:r>
-      <w:r>
-        <w:rPr>
-          <w:spacing w:val="-3"/>
-          <w:sz w:val="20"/>
-        </w:rPr>
-        <w:t xml:space="preserve"> </w:t>
-      </w:r>
-      <w:r>
-        <w:rPr>
-          <w:sz w:val="20"/>
-        </w:rPr>
-        <w:t>optimize</w:t>
-      </w:r>
-      <w:r>
-        <w:rPr>
-          <w:spacing w:val="-3"/>
-          <w:sz w:val="20"/>
-        </w:rPr>
-        <w:t xml:space="preserve"> </w:t>
-      </w:r>
-      <w:r>
-        <w:rPr>
-          <w:sz w:val="20"/>
-        </w:rPr>
-        <w:t>data</w:t>
-      </w:r>
-      <w:r>
-        <w:rPr>
-          <w:spacing w:val="-3"/>
-          <w:sz w:val="20"/>
-        </w:rPr>
-        <w:t xml:space="preserve"> </w:t>
-      </w:r>
-      <w:r>
-        <w:rPr>
-          <w:sz w:val="20"/>
-        </w:rPr>
-        <w:t>pipelines,</w:t>
-      </w:r>
-      <w:r>
-        <w:rPr>
-          <w:spacing w:val="-4"/>
-          <w:sz w:val="20"/>
-        </w:rPr>
-        <w:t xml:space="preserve"> </w:t>
-      </w:r>
-      <w:r>
-        <w:rPr>
-          <w:sz w:val="20"/>
-        </w:rPr>
-        <w:t>ensuring</w:t>
-      </w:r>
-      <w:r>
-        <w:rPr>
-          <w:spacing w:val="-5"/>
-          <w:sz w:val="20"/>
-        </w:rPr>
-        <w:t xml:space="preserve"> </w:t>
-      </w:r>
-      <w:r>
-        <w:rPr>
-          <w:sz w:val="20"/>
-        </w:rPr>
-        <w:t>alignment</w:t>
+        <w:t>workflows,</w:t>
       </w:r>
       <w:r>
         <w:rPr>
@@ -2861,7 +2859,7 @@
         <w:rPr>
           <w:sz w:val="20"/>
         </w:rPr>
-        <w:t>with business requirements and safe deployment in production environments.</w:t>
+        <w:t>ensuring alignment with business objectives and regulatory requirements.</w:t>
       </w:r>
     </w:p>
     <w:p>
@@ -3106,10 +3104,62 @@
         <w:rPr>
           <w:sz w:val="20"/>
         </w:rPr>
+        <w:t>data</w:t>
+      </w:r>
+      <w:r>
+        <w:rPr>
+          <w:spacing w:val="-2"/>
+          <w:sz w:val="20"/>
+        </w:rPr>
+        <w:t xml:space="preserve"> </w:t>
+      </w:r>
+      <w:r>
+        <w:rPr>
+          <w:sz w:val="20"/>
+        </w:rPr>
+        <w:t>pipelines</w:t>
+      </w:r>
+      <w:r>
+        <w:rPr>
+          <w:spacing w:val="-4"/>
+          <w:sz w:val="20"/>
+        </w:rPr>
+        <w:t xml:space="preserve"> </w:t>
+      </w:r>
+      <w:r>
+        <w:rPr>
+          <w:sz w:val="20"/>
+        </w:rPr>
+        <w:t>and</w:t>
+      </w:r>
+      <w:r>
+        <w:rPr>
+          <w:spacing w:val="-4"/>
+          <w:sz w:val="20"/>
+        </w:rPr>
+        <w:t xml:space="preserve"> </w:t>
+      </w:r>
+      <w:r>
+        <w:rPr>
+          <w:sz w:val="20"/>
+        </w:rPr>
         <w:t>AI</w:t>
       </w:r>
       <w:r>
         <w:rPr>
+          <w:spacing w:val="-3"/>
+          <w:sz w:val="20"/>
+        </w:rPr>
+        <w:t xml:space="preserve"> </w:t>
+      </w:r>
+      <w:r>
+        <w:rPr>
+          <w:sz w:val="20"/>
+        </w:rPr>
+        <w:t>solutions</w:t>
+      </w:r>
+      <w:r>
+        <w:rPr>
           <w:spacing w:val="-2"/>
           <w:sz w:val="20"/>
         </w:rPr>
@@ -3119,46 +3169,59 @@
         <w:rPr>
           <w:sz w:val="20"/>
         </w:rPr>
+        <w:t>on</w:t>
+      </w:r>
+      <w:r>
+        <w:rPr>
+          <w:spacing w:val="-5"/>
+          <w:sz w:val="20"/>
+        </w:rPr>
+        <w:t xml:space="preserve"> </w:t>
+      </w:r>
+      <w:r>
+        <w:rPr>
+          <w:sz w:val="20"/>
+        </w:rPr>
+        <w:t>AWS,</w:t>
+      </w:r>
+      <w:r>
+        <w:rPr>
+          <w:spacing w:val="-3"/>
+          <w:sz w:val="20"/>
+        </w:rPr>
+        <w:t xml:space="preserve"> </w:t>
+      </w:r>
+      <w:r>
+        <w:rPr>
+          <w:sz w:val="20"/>
+        </w:rPr>
+        <w:t>Azure,</w:t>
+      </w:r>
+      <w:r>
+        <w:rPr>
+          <w:spacing w:val="-3"/>
+          <w:sz w:val="20"/>
+        </w:rPr>
+        <w:t xml:space="preserve"> </w:t>
+      </w:r>
+      <w:r>
+        <w:rPr>
+          <w:sz w:val="20"/>
+        </w:rPr>
         <w:t>and</w:t>
       </w:r>
       <w:r>
         <w:rPr>
-          <w:spacing w:val="-4"/>
-          <w:sz w:val="20"/>
-        </w:rPr>
-        <w:t xml:space="preserve"> </w:t>
-      </w:r>
-      <w:r>
-        <w:rPr>
-          <w:sz w:val="20"/>
-        </w:rPr>
-        <w:t>data</w:t>
-      </w:r>
-      <w:r>
-        <w:rPr>
-          <w:spacing w:val="-4"/>
-          <w:sz w:val="20"/>
-        </w:rPr>
-        <w:t xml:space="preserve"> </w:t>
-      </w:r>
-      <w:r>
-        <w:rPr>
-          <w:sz w:val="20"/>
-        </w:rPr>
-        <w:t>solutions</w:t>
-      </w:r>
-      <w:r>
-        <w:rPr>
-          <w:spacing w:val="-3"/>
-          <w:sz w:val="20"/>
-        </w:rPr>
-        <w:t xml:space="preserve"> </w:t>
-      </w:r>
-      <w:r>
-        <w:rPr>
-          <w:sz w:val="20"/>
-        </w:rPr>
-        <w:t>on</w:t>
+          <w:spacing w:val="-3"/>
+          <w:sz w:val="20"/>
+        </w:rPr>
+        <w:t xml:space="preserve"> </w:t>
+      </w:r>
+      <w:r>
+        <w:rPr>
+          <w:sz w:val="20"/>
+        </w:rPr>
+        <w:t>GCP,</w:t>
       </w:r>
       <w:r>
         <w:rPr>
@@ -3171,72 +3234,7 @@
         <w:rPr>
           <w:sz w:val="20"/>
         </w:rPr>
-        <w:t>AWS,</w:t>
-      </w:r>
-      <w:r>
-        <w:rPr>
-          <w:spacing w:val="-5"/>
-          <w:sz w:val="20"/>
-        </w:rPr>
-        <w:t xml:space="preserve"> </w:t>
-      </w:r>
-      <w:r>
-        <w:rPr>
-          <w:sz w:val="20"/>
-        </w:rPr>
-        <w:t>Azure,</w:t>
-      </w:r>
-      <w:r>
-        <w:rPr>
-          <w:spacing w:val="-3"/>
-          <w:sz w:val="20"/>
-        </w:rPr>
-        <w:t xml:space="preserve"> </w:t>
-      </w:r>
-      <w:r>
-        <w:rPr>
-          <w:sz w:val="20"/>
-        </w:rPr>
-        <w:t>and</w:t>
-      </w:r>
-      <w:r>
-        <w:rPr>
-          <w:spacing w:val="-3"/>
-          <w:sz w:val="20"/>
-        </w:rPr>
-        <w:t xml:space="preserve"> </w:t>
-      </w:r>
-      <w:r>
-        <w:rPr>
-          <w:sz w:val="20"/>
-        </w:rPr>
-        <w:t>GCP,</w:t>
-      </w:r>
-      <w:r>
-        <w:rPr>
-          <w:spacing w:val="-3"/>
-          <w:sz w:val="20"/>
-        </w:rPr>
-        <w:t xml:space="preserve"> </w:t>
-      </w:r>
-      <w:r>
-        <w:rPr>
-          <w:sz w:val="20"/>
-        </w:rPr>
-        <w:t>addressing</w:t>
-      </w:r>
-      <w:r>
-        <w:rPr>
-          <w:spacing w:val="-2"/>
-          <w:sz w:val="20"/>
-        </w:rPr>
-        <w:t xml:space="preserve"> </w:t>
-      </w:r>
-      <w:r>
-        <w:rPr>
-          <w:sz w:val="20"/>
-        </w:rPr>
-        <w:t>complex business data challenges for enterprise clients.</w:t>
+        <w:t>addressing complex business data challenges for enterprise clients.</w:t>
       </w:r>
     </w:p>
     <w:p>
@@ -3312,7 +3310,7 @@
         <w:rPr>
           <w:sz w:val="20"/>
         </w:rPr>
-        <w:t>pipelines</w:t>
+        <w:t>workflows</w:t>
       </w:r>
       <w:r>
         <w:rPr>
@@ -3338,7 +3336,7 @@
         <w:rPr>
           <w:sz w:val="20"/>
         </w:rPr>
-        <w:t>automated</w:t>
+        <w:t>real-time</w:t>
       </w:r>
       <w:r>
         <w:rPr>
@@ -3364,7 +3362,7 @@
         <w:rPr>
           <w:sz w:val="20"/>
         </w:rPr>
-        <w:t>workflows,</w:t>
+        <w:t>processing</w:t>
       </w:r>
       <w:r>
         <w:rPr>
@@ -3377,7 +3375,7 @@
         <w:rPr>
           <w:sz w:val="20"/>
         </w:rPr>
-        <w:t>leveraging</w:t>
+        <w:t>pipelines,</w:t>
       </w:r>
       <w:r>
         <w:rPr>
@@ -3390,20 +3388,20 @@
         <w:rPr>
           <w:sz w:val="20"/>
         </w:rPr>
-        <w:t>AWS</w:t>
-      </w:r>
-      <w:r>
-        <w:rPr>
-          <w:spacing w:val="-3"/>
-          <w:sz w:val="20"/>
-        </w:rPr>
-        <w:t xml:space="preserve"> </w:t>
-      </w:r>
-      <w:r>
-        <w:rPr>
-          <w:sz w:val="20"/>
-        </w:rPr>
-        <w:t>services</w:t>
+        <w:t>optimizing</w:t>
+      </w:r>
+      <w:r>
+        <w:rPr>
+          <w:spacing w:val="-3"/>
+          <w:sz w:val="20"/>
+        </w:rPr>
+        <w:t xml:space="preserve"> </w:t>
+      </w:r>
+      <w:r>
+        <w:rPr>
+          <w:sz w:val="20"/>
+        </w:rPr>
+        <w:t>data</w:t>
       </w:r>
       <w:r>
         <w:rPr>
@@ -3416,20 +3414,20 @@
         <w:rPr>
           <w:sz w:val="20"/>
         </w:rPr>
-        <w:t>like</w:t>
-      </w:r>
-      <w:r>
-        <w:rPr>
-          <w:spacing w:val="-3"/>
-          <w:sz w:val="20"/>
-        </w:rPr>
-        <w:t xml:space="preserve"> </w:t>
-      </w:r>
-      <w:r>
-        <w:rPr>
-          <w:sz w:val="20"/>
-        </w:rPr>
-        <w:t>Glue, S3, and Lambda for seamless integration.</w:t>
+        <w:t>integration</w:t>
+      </w:r>
+      <w:r>
+        <w:rPr>
+          <w:spacing w:val="-3"/>
+          <w:sz w:val="20"/>
+        </w:rPr>
+        <w:t xml:space="preserve"> </w:t>
+      </w:r>
+      <w:r>
+        <w:rPr>
+          <w:sz w:val="20"/>
+        </w:rPr>
+        <w:t>within enterprise ecosystems.</w:t>
       </w:r>
     </w:p>
     <w:p>
@@ -3453,46 +3451,46 @@
         <w:rPr>
           <w:sz w:val="20"/>
         </w:rPr>
-        <w:t>Built</w:t>
-      </w:r>
-      <w:r>
-        <w:rPr>
-          <w:spacing w:val="-3"/>
-          <w:sz w:val="20"/>
-        </w:rPr>
-        <w:t xml:space="preserve"> </w:t>
-      </w:r>
-      <w:r>
-        <w:rPr>
-          <w:sz w:val="20"/>
-        </w:rPr>
-        <w:t>real-time</w:t>
-      </w:r>
-      <w:r>
-        <w:rPr>
-          <w:spacing w:val="-4"/>
-          <w:sz w:val="20"/>
-        </w:rPr>
-        <w:t xml:space="preserve"> </w:t>
-      </w:r>
-      <w:r>
-        <w:rPr>
-          <w:sz w:val="20"/>
-        </w:rPr>
-        <w:t>data</w:t>
-      </w:r>
-      <w:r>
-        <w:rPr>
-          <w:spacing w:val="-4"/>
-          <w:sz w:val="20"/>
-        </w:rPr>
-        <w:t xml:space="preserve"> </w:t>
-      </w:r>
-      <w:r>
-        <w:rPr>
-          <w:sz w:val="20"/>
-        </w:rPr>
-        <w:t>processing</w:t>
+        <w:t>Utilized</w:t>
+      </w:r>
+      <w:r>
+        <w:rPr>
+          <w:spacing w:val="-3"/>
+          <w:sz w:val="20"/>
+        </w:rPr>
+        <w:t xml:space="preserve"> </w:t>
+      </w:r>
+      <w:r>
+        <w:rPr>
+          <w:sz w:val="20"/>
+        </w:rPr>
+        <w:t>AWS</w:t>
+      </w:r>
+      <w:r>
+        <w:rPr>
+          <w:spacing w:val="-4"/>
+          <w:sz w:val="20"/>
+        </w:rPr>
+        <w:t xml:space="preserve"> </w:t>
+      </w:r>
+      <w:r>
+        <w:rPr>
+          <w:sz w:val="20"/>
+        </w:rPr>
+        <w:t>services</w:t>
+      </w:r>
+      <w:r>
+        <w:rPr>
+          <w:spacing w:val="-4"/>
+          <w:sz w:val="20"/>
+        </w:rPr>
+        <w:t xml:space="preserve"> </w:t>
+      </w:r>
+      <w:r>
+        <w:rPr>
+          <w:sz w:val="20"/>
+        </w:rPr>
+        <w:t>including</w:t>
       </w:r>
       <w:r>
         <w:rPr>
@@ -3505,7 +3503,20 @@
         <w:rPr>
           <w:sz w:val="20"/>
         </w:rPr>
-        <w:t>pipelines</w:t>
+        <w:t>S3,</w:t>
+      </w:r>
+      <w:r>
+        <w:rPr>
+          <w:spacing w:val="-4"/>
+          <w:sz w:val="20"/>
+        </w:rPr>
+        <w:t xml:space="preserve"> </w:t>
+      </w:r>
+      <w:r>
+        <w:rPr>
+          <w:sz w:val="20"/>
+        </w:rPr>
+        <w:t>Lambda,</w:t>
       </w:r>
       <w:r>
         <w:rPr>
@@ -3522,19 +3533,6 @@
       </w:r>
       <w:r>
         <w:rPr>
-          <w:spacing w:val="-4"/>
-          <w:sz w:val="20"/>
-        </w:rPr>
-        <w:t xml:space="preserve"> </w:t>
-      </w:r>
-      <w:r>
-        <w:rPr>
-          <w:sz w:val="20"/>
-        </w:rPr>
-        <w:t>optimized</w:t>
-      </w:r>
-      <w:r>
-        <w:rPr>
           <w:spacing w:val="-2"/>
           <w:sz w:val="20"/>
         </w:rPr>
@@ -3544,7 +3542,7 @@
         <w:rPr>
           <w:sz w:val="20"/>
         </w:rPr>
-        <w:t>cloud</w:t>
+        <w:t>Glue</w:t>
       </w:r>
       <w:r>
         <w:rPr>
@@ -3557,7 +3555,7 @@
         <w:rPr>
           <w:sz w:val="20"/>
         </w:rPr>
-        <w:t>data</w:t>
+        <w:t>to</w:t>
       </w:r>
       <w:r>
         <w:rPr>
@@ -3570,33 +3568,33 @@
         <w:rPr>
           <w:sz w:val="20"/>
         </w:rPr>
-        <w:t>migration</w:t>
-      </w:r>
-      <w:r>
-        <w:rPr>
-          <w:spacing w:val="-4"/>
-          <w:sz w:val="20"/>
-        </w:rPr>
-        <w:t xml:space="preserve"> </w:t>
-      </w:r>
-      <w:r>
-        <w:rPr>
-          <w:sz w:val="20"/>
-        </w:rPr>
-        <w:t>strategies,</w:t>
-      </w:r>
-      <w:r>
-        <w:rPr>
-          <w:spacing w:val="-4"/>
-          <w:sz w:val="20"/>
-        </w:rPr>
-        <w:t xml:space="preserve"> </w:t>
-      </w:r>
-      <w:r>
-        <w:rPr>
-          <w:sz w:val="20"/>
-        </w:rPr>
-        <w:t>ensuring high performance and reliability.</w:t>
+        <w:t>build</w:t>
+      </w:r>
+      <w:r>
+        <w:rPr>
+          <w:spacing w:val="-4"/>
+          <w:sz w:val="20"/>
+        </w:rPr>
+        <w:t xml:space="preserve"> </w:t>
+      </w:r>
+      <w:r>
+        <w:rPr>
+          <w:sz w:val="20"/>
+        </w:rPr>
+        <w:t>automated</w:t>
+      </w:r>
+      <w:r>
+        <w:rPr>
+          <w:spacing w:val="-4"/>
+          <w:sz w:val="20"/>
+        </w:rPr>
+        <w:t xml:space="preserve"> </w:t>
+      </w:r>
+      <w:r>
+        <w:rPr>
+          <w:sz w:val="20"/>
+        </w:rPr>
+        <w:t>data pipelines and support large-scale data migration projects.</w:t>
       </w:r>
     </w:p>
     <w:p>
@@ -3737,7 +3735,7 @@
         <w:rPr>
           <w:sz w:val="20"/>
         </w:rPr>
-        <w:t>infrastructure</w:t>
+        <w:t>data</w:t>
       </w:r>
       <w:r>
         <w:rPr>
@@ -3750,7 +3748,7 @@
         <w:rPr>
           <w:sz w:val="20"/>
         </w:rPr>
-        <w:t>and</w:t>
+        <w:t>architecture</w:t>
       </w:r>
       <w:r>
         <w:rPr>
@@ -3763,7 +3761,7 @@
         <w:rPr>
           <w:sz w:val="20"/>
         </w:rPr>
-        <w:t>data</w:t>
+        <w:t>roadmaps</w:t>
       </w:r>
       <w:r>
         <w:rPr>
@@ -3776,7 +3774,7 @@
         <w:rPr>
           <w:sz w:val="20"/>
         </w:rPr>
-        <w:t>architecture roadmaps with business objectives.</w:t>
+        <w:t>and automation strategies with business objectives.</w:t>
       </w:r>
     </w:p>
     <w:p>
@@ -3956,7 +3954,7 @@
         <w:rPr>
           <w:sz w:val="20"/>
         </w:rPr>
-        <w:t>manual operational overhead.</w:t>
+        <w:t>operational overhead through automation.</w:t>
       </w:r>
     </w:p>
     <w:p>
@@ -4075,23 +4073,22 @@
         <w:rPr>
           <w:spacing w:val="-8"/>
         </w:rPr>
-        <w:t> </w:t>
-      </w:r>
-      <w:r>
-        <w:rPr/>
-        <w:t>ML/AI</w:t>
+        <w:t xml:space="preserve"> </w:t>
+      </w:r>
+      <w:r>
+        <w:rPr/>
+        <w:t>Senior</w:t>
       </w:r>
       <w:r>
         <w:rPr>
           <w:spacing w:val="-5"/>
         </w:rPr>
-        <w:t> </w:t>
       </w:r>
       <w:r>
         <w:rPr>
           <w:spacing w:val="-2"/>
         </w:rPr>
-        <w:t>Engineer</w:t>
+        <w:t>Data &amp; ML Engineer</w:t>
       </w:r>
     </w:p>
     <w:p>
@@ -4167,20 +4164,98 @@
         <w:rPr>
           <w:sz w:val="20"/>
         </w:rPr>
+        <w:t>for</w:t>
+      </w:r>
+      <w:r>
+        <w:rPr>
+          <w:spacing w:val="-4"/>
+          <w:sz w:val="20"/>
+        </w:rPr>
+        <w:t xml:space="preserve"> </w:t>
+      </w:r>
+      <w:r>
+        <w:rPr>
+          <w:sz w:val="20"/>
+        </w:rPr>
+        <w:t>context-aware</w:t>
+      </w:r>
+      <w:r>
+        <w:rPr>
+          <w:spacing w:val="-2"/>
+          <w:sz w:val="20"/>
+        </w:rPr>
+        <w:t xml:space="preserve"> </w:t>
+      </w:r>
+      <w:r>
+        <w:rPr>
+          <w:sz w:val="20"/>
+        </w:rPr>
+        <w:t>enterprise</w:t>
+      </w:r>
+      <w:r>
+        <w:rPr>
+          <w:spacing w:val="-4"/>
+          <w:sz w:val="20"/>
+        </w:rPr>
+        <w:t xml:space="preserve"> </w:t>
+      </w:r>
+      <w:r>
+        <w:rPr>
+          <w:sz w:val="20"/>
+        </w:rPr>
+        <w:t>search</w:t>
+      </w:r>
+      <w:r>
+        <w:rPr>
+          <w:spacing w:val="-1"/>
+          <w:sz w:val="20"/>
+        </w:rPr>
+        <w:t xml:space="preserve"> </w:t>
+      </w:r>
+      <w:r>
+        <w:rPr>
+          <w:sz w:val="20"/>
+        </w:rPr>
         <w:t>using</w:t>
       </w:r>
       <w:r>
         <w:rPr>
-          <w:spacing w:val="-4"/>
-          <w:sz w:val="20"/>
-        </w:rPr>
-        <w:t xml:space="preserve"> </w:t>
-      </w:r>
-      <w:r>
-        <w:rPr>
-          <w:sz w:val="20"/>
-        </w:rPr>
-        <w:t>Python,</w:t>
+          <w:spacing w:val="-3"/>
+          <w:sz w:val="20"/>
+        </w:rPr>
+        <w:t xml:space="preserve"> </w:t>
+      </w:r>
+      <w:r>
+        <w:rPr>
+          <w:sz w:val="20"/>
+        </w:rPr>
+        <w:t>LangChain,</w:t>
+      </w:r>
+      <w:r>
+        <w:rPr>
+          <w:spacing w:val="-7"/>
+          <w:sz w:val="20"/>
+        </w:rPr>
+        <w:t xml:space="preserve"> </w:t>
+      </w:r>
+      <w:r>
+        <w:rPr>
+          <w:sz w:val="20"/>
+        </w:rPr>
+        <w:t>FAISS,</w:t>
+      </w:r>
+      <w:r>
+        <w:rPr>
+          <w:spacing w:val="-5"/>
+          <w:sz w:val="20"/>
+        </w:rPr>
+        <w:t xml:space="preserve"> </w:t>
+      </w:r>
+      <w:r>
+        <w:rPr>
+          <w:sz w:val="20"/>
+        </w:rPr>
+        <w:t>and</w:t>
       </w:r>
       <w:r>
         <w:rPr>
@@ -4193,85 +4268,7 @@
         <w:rPr>
           <w:sz w:val="20"/>
         </w:rPr>
-        <w:t>PySpark,</w:t>
-      </w:r>
-      <w:r>
-        <w:rPr>
-          <w:spacing w:val="-4"/>
-          <w:sz w:val="20"/>
-        </w:rPr>
-        <w:t xml:space="preserve"> </w:t>
-      </w:r>
-      <w:r>
-        <w:rPr>
-          <w:sz w:val="20"/>
-        </w:rPr>
-        <w:t>and</w:t>
-      </w:r>
-      <w:r>
-        <w:rPr>
-          <w:spacing w:val="-1"/>
-          <w:sz w:val="20"/>
-        </w:rPr>
-        <w:t xml:space="preserve"> </w:t>
-      </w:r>
-      <w:r>
-        <w:rPr>
-          <w:sz w:val="20"/>
-        </w:rPr>
-        <w:t>Airflow</w:t>
-      </w:r>
-      <w:r>
-        <w:rPr>
-          <w:spacing w:val="-3"/>
-          <w:sz w:val="20"/>
-        </w:rPr>
-        <w:t xml:space="preserve"> </w:t>
-      </w:r>
-      <w:r>
-        <w:rPr>
-          <w:sz w:val="20"/>
-        </w:rPr>
-        <w:t>for</w:t>
-      </w:r>
-      <w:r>
-        <w:rPr>
-          <w:spacing w:val="-7"/>
-          <w:sz w:val="20"/>
-        </w:rPr>
-        <w:t xml:space="preserve"> </w:t>
-      </w:r>
-      <w:r>
-        <w:rPr>
-          <w:sz w:val="20"/>
-        </w:rPr>
-        <w:t>data</w:t>
-      </w:r>
-      <w:r>
-        <w:rPr>
-          <w:spacing w:val="-5"/>
-          <w:sz w:val="20"/>
-        </w:rPr>
-        <w:t xml:space="preserve"> </w:t>
-      </w:r>
-      <w:r>
-        <w:rPr>
-          <w:sz w:val="20"/>
-        </w:rPr>
-        <w:t>ingestion,</w:t>
-      </w:r>
-      <w:r>
-        <w:rPr>
-          <w:spacing w:val="-2"/>
-          <w:sz w:val="20"/>
-        </w:rPr>
-        <w:t xml:space="preserve"> </w:t>
-      </w:r>
-      <w:r>
-        <w:rPr>
-          <w:sz w:val="20"/>
-        </w:rPr>
-        <w:t>transformation, and validation across 2TB+ document repositories.</w:t>
+        <w:t>ChromaDB, processing over 2TB of document data.</w:t>
       </w:r>
     </w:p>
     <w:p>
@@ -4295,33 +4292,33 @@
         <w:rPr>
           <w:sz w:val="20"/>
         </w:rPr>
-        <w:t>Implemented</w:t>
-      </w:r>
-      <w:r>
-        <w:rPr>
-          <w:spacing w:val="-4"/>
-          <w:sz w:val="20"/>
-        </w:rPr>
-        <w:t xml:space="preserve"> </w:t>
-      </w:r>
-      <w:r>
-        <w:rPr>
-          <w:sz w:val="20"/>
-        </w:rPr>
-        <w:t>context-aware</w:t>
-      </w:r>
-      <w:r>
-        <w:rPr>
-          <w:spacing w:val="-4"/>
-          <w:sz w:val="20"/>
-        </w:rPr>
-        <w:t xml:space="preserve"> </w:t>
-      </w:r>
-      <w:r>
-        <w:rPr>
-          <w:sz w:val="20"/>
-        </w:rPr>
-        <w:t>enterprise</w:t>
+        <w:t>Designed</w:t>
+      </w:r>
+      <w:r>
+        <w:rPr>
+          <w:spacing w:val="-4"/>
+          <w:sz w:val="20"/>
+        </w:rPr>
+        <w:t xml:space="preserve"> </w:t>
+      </w:r>
+      <w:r>
+        <w:rPr>
+          <w:sz w:val="20"/>
+        </w:rPr>
+        <w:t>and</w:t>
+      </w:r>
+      <w:r>
+        <w:rPr>
+          <w:spacing w:val="-4"/>
+          <w:sz w:val="20"/>
+        </w:rPr>
+        <w:t xml:space="preserve"> </w:t>
+      </w:r>
+      <w:r>
+        <w:rPr>
+          <w:sz w:val="20"/>
+        </w:rPr>
+        <w:t>optimized</w:t>
       </w:r>
       <w:r>
         <w:rPr>
@@ -4334,20 +4331,20 @@
         <w:rPr>
           <w:sz w:val="20"/>
         </w:rPr>
-        <w:t>search</w:t>
-      </w:r>
-      <w:r>
-        <w:rPr>
-          <w:spacing w:val="-3"/>
-          <w:sz w:val="20"/>
-        </w:rPr>
-        <w:t xml:space="preserve"> </w:t>
-      </w:r>
-      <w:r>
-        <w:rPr>
-          <w:sz w:val="20"/>
-        </w:rPr>
-        <w:t>solutions</w:t>
+        <w:t>end-to-end</w:t>
+      </w:r>
+      <w:r>
+        <w:rPr>
+          <w:spacing w:val="-3"/>
+          <w:sz w:val="20"/>
+        </w:rPr>
+        <w:t xml:space="preserve"> </w:t>
+      </w:r>
+      <w:r>
+        <w:rPr>
+          <w:sz w:val="20"/>
+        </w:rPr>
+        <w:t>ETL</w:t>
       </w:r>
       <w:r>
         <w:rPr>
@@ -4360,7 +4357,7 @@
         <w:rPr>
           <w:sz w:val="20"/>
         </w:rPr>
-        <w:t>with</w:t>
+        <w:t>pipelines</w:t>
       </w:r>
       <w:r>
         <w:rPr>
@@ -4373,11 +4370,50 @@
         <w:rPr>
           <w:sz w:val="20"/>
         </w:rPr>
-        <w:t>LangChain</w:t>
-      </w:r>
-      <w:r>
-        <w:rPr>
-          <w:spacing w:val="-4"/>
+        <w:t>for</w:t>
+      </w:r>
+      <w:r>
+        <w:rPr>
+          <w:spacing w:val="-4"/>
+          <w:sz w:val="20"/>
+        </w:rPr>
+        <w:t xml:space="preserve"> </w:t>
+      </w:r>
+      <w:r>
+        <w:rPr>
+          <w:sz w:val="20"/>
+        </w:rPr>
+        <w:t>data</w:t>
+      </w:r>
+      <w:r>
+        <w:rPr>
+          <w:spacing w:val="-4"/>
+          <w:sz w:val="20"/>
+        </w:rPr>
+        <w:t xml:space="preserve"> </w:t>
+      </w:r>
+      <w:r>
+        <w:rPr>
+          <w:sz w:val="20"/>
+        </w:rPr>
+        <w:t>ingestion,</w:t>
+      </w:r>
+      <w:r>
+        <w:rPr>
+          <w:spacing w:val="-4"/>
+          <w:sz w:val="20"/>
+        </w:rPr>
+        <w:t xml:space="preserve"> </w:t>
+      </w:r>
+      <w:r>
+        <w:rPr>
+          <w:sz w:val="20"/>
+        </w:rPr>
+        <w:t>transformation,</w:t>
+      </w:r>
+      <w:r>
+        <w:rPr>
+          <w:spacing w:val="-5"/>
           <w:sz w:val="20"/>
         </w:rPr>
         <w:t xml:space="preserve"> </w:t>
@@ -4399,46 +4435,7 @@
         <w:rPr>
           <w:sz w:val="20"/>
         </w:rPr>
-        <w:t>FAISS,</w:t>
-      </w:r>
-      <w:r>
-        <w:rPr>
-          <w:spacing w:val="-4"/>
-          <w:sz w:val="20"/>
-        </w:rPr>
-        <w:t xml:space="preserve"> </w:t>
-      </w:r>
-      <w:r>
-        <w:rPr>
-          <w:sz w:val="20"/>
-        </w:rPr>
-        <w:t>optimizing</w:t>
-      </w:r>
-      <w:r>
-        <w:rPr>
-          <w:spacing w:val="-5"/>
-          <w:sz w:val="20"/>
-        </w:rPr>
-        <w:t xml:space="preserve"> </w:t>
-      </w:r>
-      <w:r>
-        <w:rPr>
-          <w:sz w:val="20"/>
-        </w:rPr>
-        <w:t>query</w:t>
-      </w:r>
-      <w:r>
-        <w:rPr>
-          <w:spacing w:val="-4"/>
-          <w:sz w:val="20"/>
-        </w:rPr>
-        <w:t xml:space="preserve"> </w:t>
-      </w:r>
-      <w:r>
-        <w:rPr>
-          <w:sz w:val="20"/>
-        </w:rPr>
-        <w:t>performance</w:t>
+        <w:t>validation</w:t>
       </w:r>
       <w:r>
         <w:rPr>
@@ -4451,7 +4448,7 @@
         <w:rPr>
           <w:sz w:val="20"/>
         </w:rPr>
-        <w:t>for petabyte-scale datasets.</w:t>
+        <w:t>using Python, PySpark, and Airflow.</w:t>
       </w:r>
     </w:p>
     <w:p>
@@ -4516,11 +4513,37 @@
         <w:rPr>
           <w:sz w:val="20"/>
         </w:rPr>
-        <w:t>LLMs</w:t>
-      </w:r>
-      <w:r>
-        <w:rPr>
-          <w:spacing w:val="-3"/>
+        <w:t>machine</w:t>
+      </w:r>
+      <w:r>
+        <w:rPr>
+          <w:spacing w:val="-3"/>
+          <w:sz w:val="20"/>
+        </w:rPr>
+        <w:t xml:space="preserve"> </w:t>
+      </w:r>
+      <w:r>
+        <w:rPr>
+          <w:sz w:val="20"/>
+        </w:rPr>
+        <w:t>learning</w:t>
+      </w:r>
+      <w:r>
+        <w:rPr>
+          <w:spacing w:val="-2"/>
+          <w:sz w:val="20"/>
+        </w:rPr>
+        <w:t xml:space="preserve"> </w:t>
+      </w:r>
+      <w:r>
+        <w:rPr>
+          <w:sz w:val="20"/>
+        </w:rPr>
+        <w:t>models</w:t>
+      </w:r>
+      <w:r>
+        <w:rPr>
+          <w:spacing w:val="-4"/>
           <w:sz w:val="20"/>
         </w:rPr>
         <w:t xml:space="preserve"> </w:t>
@@ -4533,6 +4556,19 @@
       </w:r>
       <w:r>
         <w:rPr>
+          <w:spacing w:val="-1"/>
+          <w:sz w:val="20"/>
+        </w:rPr>
+        <w:t xml:space="preserve"> </w:t>
+      </w:r>
+      <w:r>
+        <w:rPr>
+          <w:sz w:val="20"/>
+        </w:rPr>
+        <w:t>AWS</w:t>
+      </w:r>
+      <w:r>
+        <w:rPr>
           <w:spacing w:val="-2"/>
           <w:sz w:val="20"/>
         </w:rPr>
@@ -4542,24 +4578,11 @@
         <w:rPr>
           <w:sz w:val="20"/>
         </w:rPr>
-        <w:t>AWS</w:t>
-      </w:r>
-      <w:r>
-        <w:rPr>
-          <w:spacing w:val="-4"/>
-          <w:sz w:val="20"/>
-        </w:rPr>
-        <w:t xml:space="preserve"> </w:t>
-      </w:r>
-      <w:r>
-        <w:rPr>
-          <w:sz w:val="20"/>
-        </w:rPr>
         <w:t>SageMaker</w:t>
       </w:r>
       <w:r>
         <w:rPr>
-          <w:spacing w:val="-1"/>
+          <w:spacing w:val="-2"/>
           <w:sz w:val="20"/>
         </w:rPr>
         <w:t xml:space="preserve"> </w:t>
@@ -4572,6 +4595,58 @@
       </w:r>
       <w:r>
         <w:rPr>
+          <w:spacing w:val="-4"/>
+          <w:sz w:val="20"/>
+        </w:rPr>
+        <w:t xml:space="preserve"> </w:t>
+      </w:r>
+      <w:r>
+        <w:rPr>
+          <w:sz w:val="20"/>
+        </w:rPr>
+        <w:t>LoRA</w:t>
+      </w:r>
+      <w:r>
+        <w:rPr>
+          <w:spacing w:val="-7"/>
+          <w:sz w:val="20"/>
+        </w:rPr>
+        <w:t xml:space="preserve"> </w:t>
+      </w:r>
+      <w:r>
+        <w:rPr>
+          <w:sz w:val="20"/>
+        </w:rPr>
+        <w:t>and</w:t>
+      </w:r>
+      <w:r>
+        <w:rPr>
+          <w:spacing w:val="-6"/>
+          <w:sz w:val="20"/>
+        </w:rPr>
+        <w:t xml:space="preserve"> </w:t>
+      </w:r>
+      <w:r>
+        <w:rPr>
+          <w:sz w:val="20"/>
+        </w:rPr>
+        <w:t>QLoRA</w:t>
+      </w:r>
+      <w:r>
+        <w:rPr>
+          <w:spacing w:val="-5"/>
+          <w:sz w:val="20"/>
+        </w:rPr>
+        <w:t xml:space="preserve"> </w:t>
+      </w:r>
+      <w:r>
+        <w:rPr>
+          <w:sz w:val="20"/>
+        </w:rPr>
+        <w:t>techniques,</w:t>
+      </w:r>
+      <w:r>
+        <w:rPr>
           <w:spacing w:val="-2"/>
           <w:sz w:val="20"/>
         </w:rPr>
@@ -4581,85 +4656,7 @@
         <w:rPr>
           <w:sz w:val="20"/>
         </w:rPr>
-        <w:t>LoRA</w:t>
-      </w:r>
-      <w:r>
-        <w:rPr>
-          <w:spacing w:val="-2"/>
-          <w:sz w:val="20"/>
-        </w:rPr>
-        <w:t xml:space="preserve"> </w:t>
-      </w:r>
-      <w:r>
-        <w:rPr>
-          <w:sz w:val="20"/>
-        </w:rPr>
-        <w:t>and</w:t>
-      </w:r>
-      <w:r>
-        <w:rPr>
-          <w:spacing w:val="-4"/>
-          <w:sz w:val="20"/>
-        </w:rPr>
-        <w:t xml:space="preserve"> </w:t>
-      </w:r>
-      <w:r>
-        <w:rPr>
-          <w:sz w:val="20"/>
-        </w:rPr>
-        <w:t>QLoRA,</w:t>
-      </w:r>
-      <w:r>
-        <w:rPr>
-          <w:spacing w:val="-7"/>
-          <w:sz w:val="20"/>
-        </w:rPr>
-        <w:t xml:space="preserve"> </w:t>
-      </w:r>
-      <w:r>
-        <w:rPr>
-          <w:sz w:val="20"/>
-        </w:rPr>
-        <w:t>achieving</w:t>
-      </w:r>
-      <w:r>
-        <w:rPr>
-          <w:spacing w:val="-6"/>
-          <w:sz w:val="20"/>
-        </w:rPr>
-        <w:t xml:space="preserve"> </w:t>
-      </w:r>
-      <w:r>
-        <w:rPr>
-          <w:sz w:val="20"/>
-        </w:rPr>
-        <w:t>a</w:t>
-      </w:r>
-      <w:r>
-        <w:rPr>
-          <w:spacing w:val="-5"/>
-          <w:sz w:val="20"/>
-        </w:rPr>
-        <w:t xml:space="preserve"> </w:t>
-      </w:r>
-      <w:r>
-        <w:rPr>
-          <w:sz w:val="20"/>
-        </w:rPr>
-        <w:t>40%</w:t>
-      </w:r>
-      <w:r>
-        <w:rPr>
-          <w:spacing w:val="-2"/>
-          <w:sz w:val="20"/>
-        </w:rPr>
-        <w:t xml:space="preserve"> </w:t>
-      </w:r>
-      <w:r>
-        <w:rPr>
-          <w:sz w:val="20"/>
-        </w:rPr>
-        <w:t>reduction in API costs compared to hosted models.</w:t>
+        <w:t>achieving a 40% reduction in API costs.</w:t>
       </w:r>
     </w:p>
     <w:p>
@@ -4683,11 +4680,24 @@
         <w:rPr>
           <w:sz w:val="20"/>
         </w:rPr>
-        <w:t>Optimized</w:t>
-      </w:r>
-      <w:r>
-        <w:rPr>
-          <w:spacing w:val="-3"/>
+        <w:t>Implemented</w:t>
+      </w:r>
+      <w:r>
+        <w:rPr>
+          <w:spacing w:val="-3"/>
+          <w:sz w:val="20"/>
+        </w:rPr>
+        <w:t xml:space="preserve"> </w:t>
+      </w:r>
+      <w:r>
+        <w:rPr>
+          <w:sz w:val="20"/>
+        </w:rPr>
+        <w:t>scalable</w:t>
+      </w:r>
+      <w:r>
+        <w:rPr>
+          <w:spacing w:val="-2"/>
           <w:sz w:val="20"/>
         </w:rPr>
         <w:t xml:space="preserve"> </w:t>
@@ -4700,7 +4710,7 @@
       </w:r>
       <w:r>
         <w:rPr>
-          <w:spacing w:val="-2"/>
+          <w:spacing w:val="-4"/>
           <w:sz w:val="20"/>
         </w:rPr>
         <w:t xml:space="preserve"> </w:t>
@@ -4726,7 +4736,7 @@
       </w:r>
       <w:r>
         <w:rPr>
-          <w:spacing w:val="-4"/>
+          <w:spacing w:val="-1"/>
           <w:sz w:val="20"/>
         </w:rPr>
         <w:t xml:space="preserve"> </w:t>
@@ -4739,6 +4749,58 @@
       </w:r>
       <w:r>
         <w:rPr>
+          <w:spacing w:val="-5"/>
+          <w:sz w:val="20"/>
+        </w:rPr>
+        <w:t xml:space="preserve"> </w:t>
+      </w:r>
+      <w:r>
+        <w:rPr>
+          <w:sz w:val="20"/>
+        </w:rPr>
+        <w:t>and</w:t>
+      </w:r>
+      <w:r>
+        <w:rPr>
+          <w:spacing w:val="-6"/>
+          <w:sz w:val="20"/>
+        </w:rPr>
+        <w:t xml:space="preserve"> </w:t>
+      </w:r>
+      <w:r>
+        <w:rPr>
+          <w:sz w:val="20"/>
+        </w:rPr>
+        <w:t>optimized</w:t>
+      </w:r>
+      <w:r>
+        <w:rPr>
+          <w:spacing w:val="-3"/>
+          <w:sz w:val="20"/>
+        </w:rPr>
+        <w:t xml:space="preserve"> </w:t>
+      </w:r>
+      <w:r>
+        <w:rPr>
+          <w:sz w:val="20"/>
+        </w:rPr>
+        <w:t>GPU</w:t>
+      </w:r>
+      <w:r>
+        <w:rPr>
+          <w:spacing w:val="-4"/>
+          <w:sz w:val="20"/>
+        </w:rPr>
+        <w:t xml:space="preserve"> </w:t>
+      </w:r>
+      <w:r>
+        <w:rPr>
+          <w:sz w:val="20"/>
+        </w:rPr>
+        <w:t>utilization</w:t>
+      </w:r>
+      <w:r>
+        <w:rPr>
           <w:spacing w:val="-1"/>
           <w:sz w:val="20"/>
         </w:rPr>
@@ -4748,63 +4810,24 @@
         <w:rPr>
           <w:sz w:val="20"/>
         </w:rPr>
-        <w:t>and</w:t>
-      </w:r>
-      <w:r>
-        <w:rPr>
-          <w:spacing w:val="-5"/>
-          <w:sz w:val="20"/>
-        </w:rPr>
-        <w:t xml:space="preserve"> </w:t>
-      </w:r>
-      <w:r>
-        <w:rPr>
-          <w:sz w:val="20"/>
-        </w:rPr>
-        <w:t>CUDA</w:t>
-      </w:r>
-      <w:r>
-        <w:rPr>
-          <w:spacing w:val="-6"/>
-          <w:sz w:val="20"/>
-        </w:rPr>
-        <w:t xml:space="preserve"> </w:t>
-      </w:r>
-      <w:r>
-        <w:rPr>
-          <w:sz w:val="20"/>
-        </w:rPr>
-        <w:t>for</w:t>
-      </w:r>
-      <w:r>
-        <w:rPr>
-          <w:spacing w:val="-3"/>
-          <w:sz w:val="20"/>
-        </w:rPr>
-        <w:t xml:space="preserve"> </w:t>
-      </w:r>
-      <w:r>
-        <w:rPr>
-          <w:sz w:val="20"/>
-        </w:rPr>
-        <w:t>GPU</w:t>
-      </w:r>
-      <w:r>
-        <w:rPr>
-          <w:spacing w:val="-4"/>
-          <w:sz w:val="20"/>
-        </w:rPr>
-        <w:t xml:space="preserve"> </w:t>
-      </w:r>
-      <w:r>
-        <w:rPr>
-          <w:sz w:val="20"/>
-        </w:rPr>
-        <w:t>utilization,</w:t>
-      </w:r>
-      <w:r>
-        <w:rPr>
-          <w:spacing w:val="-1"/>
+        <w:t>through</w:t>
+      </w:r>
+      <w:r>
+        <w:rPr>
+          <w:spacing w:val="-3"/>
+          <w:sz w:val="20"/>
+        </w:rPr>
+        <w:t xml:space="preserve"> </w:t>
+      </w:r>
+      <w:r>
+        <w:rPr>
+          <w:sz w:val="20"/>
+        </w:rPr>
+        <w:t>CUDA,</w:t>
+      </w:r>
+      <w:r>
+        <w:rPr>
+          <w:spacing w:val="-3"/>
           <w:sz w:val="20"/>
         </w:rPr>
         <w:t xml:space="preserve"> </w:t>
@@ -4826,33 +4849,7 @@
         <w:rPr>
           <w:sz w:val="20"/>
         </w:rPr>
-        <w:t>with</w:t>
-      </w:r>
-      <w:r>
-        <w:rPr>
-          <w:spacing w:val="-3"/>
-          <w:sz w:val="20"/>
-        </w:rPr>
-        <w:t xml:space="preserve"> </w:t>
-      </w:r>
-      <w:r>
-        <w:rPr>
-          <w:sz w:val="20"/>
-        </w:rPr>
-        <w:t>Docker,</w:t>
-      </w:r>
-      <w:r>
-        <w:rPr>
-          <w:spacing w:val="-3"/>
-          <w:sz w:val="20"/>
-        </w:rPr>
-        <w:t xml:space="preserve"> </w:t>
-      </w:r>
-      <w:r>
-        <w:rPr>
-          <w:sz w:val="20"/>
-        </w:rPr>
-        <w:t>and deployed on AWS ECS/ECR.</w:t>
+        <w:t>via Docker on AWS ECS/ECR.</w:t>
       </w:r>
     </w:p>
     <w:p>
@@ -4876,11 +4873,102 @@
         <w:rPr>
           <w:sz w:val="20"/>
         </w:rPr>
-        <w:t>Designed</w:t>
-      </w:r>
-      <w:r>
-        <w:rPr>
-          <w:spacing w:val="-3"/>
+        <w:t>Engineered</w:t>
+      </w:r>
+      <w:r>
+        <w:rPr>
+          <w:spacing w:val="-3"/>
+          <w:sz w:val="20"/>
+        </w:rPr>
+        <w:t xml:space="preserve"> </w:t>
+      </w:r>
+      <w:r>
+        <w:rPr>
+          <w:sz w:val="20"/>
+        </w:rPr>
+        <w:t>autonomous</w:t>
+      </w:r>
+      <w:r>
+        <w:rPr>
+          <w:spacing w:val="-5"/>
+          <w:sz w:val="20"/>
+        </w:rPr>
+        <w:t xml:space="preserve"> </w:t>
+      </w:r>
+      <w:r>
+        <w:rPr>
+          <w:sz w:val="20"/>
+        </w:rPr>
+        <w:t>data</w:t>
+      </w:r>
+      <w:r>
+        <w:rPr>
+          <w:spacing w:val="-4"/>
+          <w:sz w:val="20"/>
+        </w:rPr>
+        <w:t xml:space="preserve"> </w:t>
+      </w:r>
+      <w:r>
+        <w:rPr>
+          <w:sz w:val="20"/>
+        </w:rPr>
+        <w:t>workflows</w:t>
+      </w:r>
+      <w:r>
+        <w:rPr>
+          <w:spacing w:val="-1"/>
+          <w:sz w:val="20"/>
+        </w:rPr>
+        <w:t xml:space="preserve"> </w:t>
+      </w:r>
+      <w:r>
+        <w:rPr>
+          <w:sz w:val="20"/>
+        </w:rPr>
+        <w:t>by</w:t>
+      </w:r>
+      <w:r>
+        <w:rPr>
+          <w:spacing w:val="-4"/>
+          <w:sz w:val="20"/>
+        </w:rPr>
+        <w:t xml:space="preserve"> </w:t>
+      </w:r>
+      <w:r>
+        <w:rPr>
+          <w:sz w:val="20"/>
+        </w:rPr>
+        <w:t>integrating</w:t>
+      </w:r>
+      <w:r>
+        <w:rPr>
+          <w:spacing w:val="-1"/>
+          <w:sz w:val="20"/>
+        </w:rPr>
+        <w:t xml:space="preserve"> </w:t>
+      </w:r>
+      <w:r>
+        <w:rPr>
+          <w:sz w:val="20"/>
+        </w:rPr>
+        <w:t>APIs,</w:t>
+      </w:r>
+      <w:r>
+        <w:rPr>
+          <w:spacing w:val="-6"/>
+          <w:sz w:val="20"/>
+        </w:rPr>
+        <w:t xml:space="preserve"> </w:t>
+      </w:r>
+      <w:r>
+        <w:rPr>
+          <w:sz w:val="20"/>
+        </w:rPr>
+        <w:t>databases,</w:t>
+      </w:r>
+      <w:r>
+        <w:rPr>
+          <w:spacing w:val="-5"/>
           <w:sz w:val="20"/>
         </w:rPr>
         <w:t xml:space="preserve"> </w:t>
@@ -4893,110 +4981,6 @@
       </w:r>
       <w:r>
         <w:rPr>
-          <w:spacing w:val="-5"/>
-          <w:sz w:val="20"/>
-        </w:rPr>
-        <w:t xml:space="preserve"> </w:t>
-      </w:r>
-      <w:r>
-        <w:rPr>
-          <w:sz w:val="20"/>
-        </w:rPr>
-        <w:t>maintained</w:t>
-      </w:r>
-      <w:r>
-        <w:rPr>
-          <w:spacing w:val="-4"/>
-          <w:sz w:val="20"/>
-        </w:rPr>
-        <w:t xml:space="preserve"> </w:t>
-      </w:r>
-      <w:r>
-        <w:rPr>
-          <w:sz w:val="20"/>
-        </w:rPr>
-        <w:t>ETL</w:t>
-      </w:r>
-      <w:r>
-        <w:rPr>
-          <w:spacing w:val="-1"/>
-          <w:sz w:val="20"/>
-        </w:rPr>
-        <w:t xml:space="preserve"> </w:t>
-      </w:r>
-      <w:r>
-        <w:rPr>
-          <w:sz w:val="20"/>
-        </w:rPr>
-        <w:t>pipelines</w:t>
-      </w:r>
-      <w:r>
-        <w:rPr>
-          <w:spacing w:val="-4"/>
-          <w:sz w:val="20"/>
-        </w:rPr>
-        <w:t xml:space="preserve"> </w:t>
-      </w:r>
-      <w:r>
-        <w:rPr>
-          <w:sz w:val="20"/>
-        </w:rPr>
-        <w:t>integrating</w:t>
-      </w:r>
-      <w:r>
-        <w:rPr>
-          <w:spacing w:val="-1"/>
-          <w:sz w:val="20"/>
-        </w:rPr>
-        <w:t xml:space="preserve"> </w:t>
-      </w:r>
-      <w:r>
-        <w:rPr>
-          <w:sz w:val="20"/>
-        </w:rPr>
-        <w:t>internal</w:t>
-      </w:r>
-      <w:r>
-        <w:rPr>
-          <w:spacing w:val="-6"/>
-          <w:sz w:val="20"/>
-        </w:rPr>
-        <w:t xml:space="preserve"> </w:t>
-      </w:r>
-      <w:r>
-        <w:rPr>
-          <w:sz w:val="20"/>
-        </w:rPr>
-        <w:t>APIs,</w:t>
-      </w:r>
-      <w:r>
-        <w:rPr>
-          <w:spacing w:val="-5"/>
-          <w:sz w:val="20"/>
-        </w:rPr>
-        <w:t xml:space="preserve"> </w:t>
-      </w:r>
-      <w:r>
-        <w:rPr>
-          <w:sz w:val="20"/>
-        </w:rPr>
-        <w:t>databases,</w:t>
-      </w:r>
-      <w:r>
-        <w:rPr>
-          <w:spacing w:val="-4"/>
-          <w:sz w:val="20"/>
-        </w:rPr>
-        <w:t xml:space="preserve"> </w:t>
-      </w:r>
-      <w:r>
-        <w:rPr>
-          <w:sz w:val="20"/>
-        </w:rPr>
-        <w:t>and</w:t>
-      </w:r>
-      <w:r>
-        <w:rPr>
           <w:spacing w:val="-4"/>
           <w:sz w:val="20"/>
         </w:rPr>
@@ -5032,20 +5016,33 @@
         <w:rPr>
           <w:sz w:val="20"/>
         </w:rPr>
-        <w:t>to</w:t>
-      </w:r>
-      <w:r>
-        <w:rPr>
-          <w:spacing w:val="-3"/>
-          <w:sz w:val="20"/>
-        </w:rPr>
-        <w:t xml:space="preserve"> </w:t>
-      </w:r>
-      <w:r>
-        <w:rPr>
-          <w:sz w:val="20"/>
-        </w:rPr>
-        <w:t>support real-time data workflows.</w:t>
+        <w:t>with</w:t>
+      </w:r>
+      <w:r>
+        <w:rPr>
+          <w:spacing w:val="-4"/>
+          <w:sz w:val="20"/>
+        </w:rPr>
+        <w:t xml:space="preserve"> </w:t>
+      </w:r>
+      <w:r>
+        <w:rPr>
+          <w:sz w:val="20"/>
+        </w:rPr>
+        <w:t>Python</w:t>
+      </w:r>
+      <w:r>
+        <w:rPr>
+          <w:spacing w:val="-3"/>
+          <w:sz w:val="20"/>
+        </w:rPr>
+        <w:t xml:space="preserve"> </w:t>
+      </w:r>
+      <w:r>
+        <w:rPr>
+          <w:sz w:val="20"/>
+        </w:rPr>
+        <w:t>for real-time task execution.</w:t>
       </w:r>
     </w:p>
     <w:p>
@@ -5069,7 +5066,7 @@
         <w:rPr>
           <w:sz w:val="20"/>
         </w:rPr>
-        <w:t>Integrated</w:t>
+        <w:t>Enhanced</w:t>
       </w:r>
       <w:r>
         <w:rPr>
@@ -5082,10 +5079,75 @@
         <w:rPr>
           <w:sz w:val="20"/>
         </w:rPr>
+        <w:t>pipeline</w:t>
+      </w:r>
+      <w:r>
+        <w:rPr>
+          <w:spacing w:val="-8"/>
+          <w:sz w:val="20"/>
+        </w:rPr>
+        <w:t xml:space="preserve"> </w:t>
+      </w:r>
+      <w:r>
+        <w:rPr>
+          <w:sz w:val="20"/>
+        </w:rPr>
+        <w:t>performance</w:t>
+      </w:r>
+      <w:r>
+        <w:rPr>
+          <w:spacing w:val="-6"/>
+          <w:sz w:val="20"/>
+        </w:rPr>
+        <w:t xml:space="preserve"> </w:t>
+      </w:r>
+      <w:r>
+        <w:rPr>
+          <w:sz w:val="20"/>
+        </w:rPr>
+        <w:t>by</w:t>
+      </w:r>
+      <w:r>
+        <w:rPr>
+          <w:spacing w:val="-5"/>
+          <w:sz w:val="20"/>
+        </w:rPr>
+        <w:t xml:space="preserve"> </w:t>
+      </w:r>
+      <w:r>
+        <w:rPr>
+          <w:sz w:val="20"/>
+        </w:rPr>
+        <w:t>integrating</w:t>
+      </w:r>
+      <w:r>
+        <w:rPr>
+          <w:spacing w:val="-5"/>
+          <w:sz w:val="20"/>
+        </w:rPr>
+        <w:t xml:space="preserve"> </w:t>
+      </w:r>
+      <w:r>
+        <w:rPr>
+          <w:sz w:val="20"/>
+        </w:rPr>
         <w:t>C++</w:t>
       </w:r>
       <w:r>
         <w:rPr>
+          <w:spacing w:val="-7"/>
+          <w:sz w:val="20"/>
+        </w:rPr>
+        <w:t xml:space="preserve"> </w:t>
+      </w:r>
+      <w:r>
+        <w:rPr>
+          <w:sz w:val="20"/>
+        </w:rPr>
+        <w:t>modules,</w:t>
+      </w:r>
+      <w:r>
+        <w:rPr>
           <w:spacing w:val="-8"/>
           <w:sz w:val="20"/>
         </w:rPr>
@@ -5095,24 +5157,11 @@
         <w:rPr>
           <w:sz w:val="20"/>
         </w:rPr>
-        <w:t>modules</w:t>
-      </w:r>
-      <w:r>
-        <w:rPr>
-          <w:spacing w:val="-6"/>
-          <w:sz w:val="20"/>
-        </w:rPr>
-        <w:t xml:space="preserve"> </w:t>
-      </w:r>
-      <w:r>
-        <w:rPr>
-          <w:sz w:val="20"/>
-        </w:rPr>
-        <w:t>into</w:t>
-      </w:r>
-      <w:r>
-        <w:rPr>
-          <w:spacing w:val="-5"/>
+        <w:t>reducing</w:t>
+      </w:r>
+      <w:r>
+        <w:rPr>
+          <w:spacing w:val="-8"/>
           <w:sz w:val="20"/>
         </w:rPr>
         <w:t xml:space="preserve"> </w:t>
@@ -5125,7 +5174,7 @@
       </w:r>
       <w:r>
         <w:rPr>
-          <w:spacing w:val="-5"/>
+          <w:spacing w:val="-4"/>
           <w:sz w:val="20"/>
         </w:rPr>
         <w:t xml:space="preserve"> </w:t>
@@ -5138,58 +5187,6 @@
       </w:r>
       <w:r>
         <w:rPr>
-          <w:spacing w:val="-7"/>
-          <w:sz w:val="20"/>
-        </w:rPr>
-        <w:t xml:space="preserve"> </w:t>
-      </w:r>
-      <w:r>
-        <w:rPr>
-          <w:sz w:val="20"/>
-        </w:rPr>
-        <w:t>pipelines,</w:t>
-      </w:r>
-      <w:r>
-        <w:rPr>
-          <w:spacing w:val="-8"/>
-          <w:sz w:val="20"/>
-        </w:rPr>
-        <w:t xml:space="preserve"> </w:t>
-      </w:r>
-      <w:r>
-        <w:rPr>
-          <w:sz w:val="20"/>
-        </w:rPr>
-        <w:t>reducing</w:t>
-      </w:r>
-      <w:r>
-        <w:rPr>
-          <w:spacing w:val="-8"/>
-          <w:sz w:val="20"/>
-        </w:rPr>
-        <w:t xml:space="preserve"> </w:t>
-      </w:r>
-      <w:r>
-        <w:rPr>
-          <w:sz w:val="20"/>
-        </w:rPr>
-        <w:t>computational</w:t>
-      </w:r>
-      <w:r>
-        <w:rPr>
-          <w:spacing w:val="-4"/>
-          <w:sz w:val="20"/>
-        </w:rPr>
-        <w:t xml:space="preserve"> </w:t>
-      </w:r>
-      <w:r>
-        <w:rPr>
-          <w:sz w:val="20"/>
-        </w:rPr>
-        <w:t>latency</w:t>
-      </w:r>
-      <w:r>
-        <w:rPr>
           <w:spacing w:val="-9"/>
           <w:sz w:val="20"/>
         </w:rPr>
@@ -5200,7 +5197,7 @@
           <w:spacing w:val="-4"/>
           <w:sz w:val="20"/>
         </w:rPr>
-        <w:t>by 25% for high-throughput applications.</w:t>
+        <w:t>latency by 25%.</w:t>
       </w:r>
     </w:p>
     <w:p>
@@ -5224,7 +5221,7 @@
         <w:rPr>
           <w:sz w:val="20"/>
         </w:rPr>
-        <w:t>Engineered</w:t>
+        <w:t>Developed</w:t>
       </w:r>
       <w:r>
         <w:rPr>
@@ -5276,7 +5273,7 @@
         <w:rPr>
           <w:sz w:val="20"/>
         </w:rPr>
-        <w:t>architectures</w:t>
+        <w:t>pipelines</w:t>
       </w:r>
       <w:r>
         <w:rPr>
@@ -5289,7 +5286,7 @@
         <w:rPr>
           <w:sz w:val="20"/>
         </w:rPr>
-        <w:t>with</w:t>
+        <w:t>for</w:t>
       </w:r>
       <w:r>
         <w:rPr>
@@ -5355,7 +5352,7 @@
           <w:spacing w:val="-2"/>
           <w:sz w:val="20"/>
         </w:rPr>
-        <w:t>pipelines leveraging AWS services.</w:t>
+        <w:t>applications using scalable architectures.</w:t>
       </w:r>
     </w:p>
     <w:p>
@@ -5379,7 +5376,7 @@
         <w:rPr>
           <w:sz w:val="20"/>
         </w:rPr>
-        <w:t>Developed</w:t>
+        <w:t>Built</w:t>
       </w:r>
       <w:r>
         <w:rPr>
@@ -5392,7 +5389,7 @@
         <w:rPr>
           <w:sz w:val="20"/>
         </w:rPr>
-        <w:t>and</w:t>
+        <w:t>low-latency</w:t>
       </w:r>
       <w:r>
         <w:rPr>
@@ -5405,7 +5402,7 @@
         <w:rPr>
           <w:sz w:val="20"/>
         </w:rPr>
-        <w:t>optimized</w:t>
+        <w:t>APIs</w:t>
       </w:r>
       <w:r>
         <w:rPr>
@@ -5418,7 +5415,7 @@
         <w:rPr>
           <w:sz w:val="20"/>
         </w:rPr>
-        <w:t>high-performance</w:t>
+        <w:t>for</w:t>
       </w:r>
       <w:r>
         <w:rPr>
@@ -5431,7 +5428,7 @@
         <w:rPr>
           <w:sz w:val="20"/>
         </w:rPr>
-        <w:t>APIs</w:t>
+        <w:t>conversational</w:t>
       </w:r>
       <w:r>
         <w:rPr>
@@ -5444,7 +5441,7 @@
         <w:rPr>
           <w:sz w:val="20"/>
         </w:rPr>
-        <w:t>for</w:t>
+        <w:t>AI</w:t>
       </w:r>
       <w:r>
         <w:rPr>
@@ -5457,7 +5454,7 @@
         <w:rPr>
           <w:sz w:val="20"/>
         </w:rPr>
-        <w:t>conversational</w:t>
+        <w:t>systems,</w:t>
       </w:r>
       <w:r>
         <w:rPr>
@@ -5470,7 +5467,7 @@
         <w:rPr>
           <w:sz w:val="20"/>
         </w:rPr>
-        <w:t>data</w:t>
+        <w:t>leveraging</w:t>
       </w:r>
       <w:r>
         <w:rPr>
@@ -5483,7 +5480,7 @@
         <w:rPr>
           <w:sz w:val="20"/>
         </w:rPr>
-        <w:t>applications,</w:t>
+        <w:t>OpenAI</w:t>
       </w:r>
       <w:r>
         <w:rPr>
@@ -5496,7 +5493,7 @@
         <w:rPr>
           <w:sz w:val="20"/>
         </w:rPr>
-        <w:t>achieving</w:t>
+        <w:t>models</w:t>
       </w:r>
       <w:r>
         <w:rPr>
@@ -5509,7 +5506,7 @@
         <w:rPr>
           <w:sz w:val="20"/>
         </w:rPr>
-        <w:t>a</w:t>
+        <w:t>to</w:t>
       </w:r>
       <w:r>
         <w:rPr>
@@ -5523,7 +5520,7 @@
           <w:spacing w:val="-4"/>
           <w:sz w:val="20"/>
         </w:rPr>
-        <w:t>35% improvement in response times.</w:t>
+        <w:t>improve response times by 35%.</w:t>
       </w:r>
     </w:p>
     <w:p>
@@ -5652,27 +5649,26 @@
         <w:rPr>
           <w:spacing w:val="-9"/>
         </w:rPr>
-        <w:t> </w:t>
-      </w:r>
-      <w:r>
-        <w:rPr/>
-        <w:t>Machine</w:t>
+        <w:t xml:space="preserve"> </w:t>
+      </w:r>
+      <w:r>
+        <w:rPr/>
+        <w:t>Senior</w:t>
       </w:r>
       <w:r>
         <w:rPr>
           <w:spacing w:val="-9"/>
         </w:rPr>
-        <w:t> </w:t>
-      </w:r>
-      <w:r>
-        <w:rPr/>
-        <w:t>Learning</w:t>
+        <w:t xml:space="preserve"> </w:t>
+      </w:r>
+      <w:r>
+        <w:rPr/>
+        <w:t>Data</w:t>
       </w:r>
       <w:r>
         <w:rPr>
           <w:spacing w:val="-8"/>
         </w:rPr>
-        <w:t> </w:t>
       </w:r>
       <w:r>
         <w:rPr>
@@ -5871,7 +5867,7 @@
         <w:rPr>
           <w:sz w:val="20"/>
         </w:rPr>
-        <w:t>quality, pipeline reliability, and timely updates for critical business analytics.</w:t>
+        <w:t>quality, reliability, and efficiency for accounts generating $200K+ monthly revenue.</w:t>
       </w:r>
     </w:p>
     <w:p>
@@ -5895,11 +5891,50 @@
         <w:rPr>
           <w:sz w:val="20"/>
         </w:rPr>
-        <w:t>Monitored</w:t>
-      </w:r>
-      <w:r>
-        <w:rPr>
-          <w:spacing w:val="-3"/>
+        <w:t>Implemented</w:t>
+      </w:r>
+      <w:r>
+        <w:rPr>
+          <w:spacing w:val="-3"/>
+          <w:sz w:val="20"/>
+        </w:rPr>
+        <w:t xml:space="preserve"> </w:t>
+      </w:r>
+      <w:r>
+        <w:rPr>
+          <w:sz w:val="20"/>
+        </w:rPr>
+        <w:t>data</w:t>
+      </w:r>
+      <w:r>
+        <w:rPr>
+          <w:spacing w:val="-4"/>
+          <w:sz w:val="20"/>
+        </w:rPr>
+        <w:t xml:space="preserve"> </w:t>
+      </w:r>
+      <w:r>
+        <w:rPr>
+          <w:sz w:val="20"/>
+        </w:rPr>
+        <w:t>quality</w:t>
+      </w:r>
+      <w:r>
+        <w:rPr>
+          <w:spacing w:val="-2"/>
+          <w:sz w:val="20"/>
+        </w:rPr>
+        <w:t xml:space="preserve"> </w:t>
+      </w:r>
+      <w:r>
+        <w:rPr>
+          <w:sz w:val="20"/>
+        </w:rPr>
+        <w:t>checks</w:t>
+      </w:r>
+      <w:r>
+        <w:rPr>
+          <w:spacing w:val="-4"/>
           <w:sz w:val="20"/>
         </w:rPr>
         <w:t xml:space="preserve"> </w:t>
@@ -5912,46 +5947,85 @@
       </w:r>
       <w:r>
         <w:rPr>
-          <w:spacing w:val="-4"/>
-          <w:sz w:val="20"/>
-        </w:rPr>
-        <w:t xml:space="preserve"> </w:t>
-      </w:r>
-      <w:r>
-        <w:rPr>
-          <w:sz w:val="20"/>
-        </w:rPr>
-        <w:t>improved</w:t>
-      </w:r>
-      <w:r>
-        <w:rPr>
-          <w:spacing w:val="-2"/>
-          <w:sz w:val="20"/>
-        </w:rPr>
-        <w:t xml:space="preserve"> </w:t>
-      </w:r>
-      <w:r>
-        <w:rPr>
-          <w:sz w:val="20"/>
-        </w:rPr>
-        <w:t>data</w:t>
-      </w:r>
-      <w:r>
-        <w:rPr>
-          <w:spacing w:val="-4"/>
-          <w:sz w:val="20"/>
-        </w:rPr>
-        <w:t xml:space="preserve"> </w:t>
-      </w:r>
-      <w:r>
-        <w:rPr>
-          <w:sz w:val="20"/>
-        </w:rPr>
-        <w:t>quality</w:t>
-      </w:r>
-      <w:r>
-        <w:rPr>
-          <w:spacing w:val="-3"/>
+          <w:spacing w:val="-3"/>
+          <w:sz w:val="20"/>
+        </w:rPr>
+        <w:t xml:space="preserve"> </w:t>
+      </w:r>
+      <w:r>
+        <w:rPr>
+          <w:sz w:val="20"/>
+        </w:rPr>
+        <w:t>performance</w:t>
+      </w:r>
+      <w:r>
+        <w:rPr>
+          <w:spacing w:val="-3"/>
+          <w:sz w:val="20"/>
+        </w:rPr>
+        <w:t xml:space="preserve"> </w:t>
+      </w:r>
+      <w:r>
+        <w:rPr>
+          <w:sz w:val="20"/>
+        </w:rPr>
+        <w:t>monitoring</w:t>
+      </w:r>
+      <w:r>
+        <w:rPr>
+          <w:spacing w:val="-4"/>
+          <w:sz w:val="20"/>
+        </w:rPr>
+        <w:t xml:space="preserve"> </w:t>
+      </w:r>
+      <w:r>
+        <w:rPr>
+          <w:sz w:val="20"/>
+        </w:rPr>
+        <w:t>to</w:t>
+      </w:r>
+      <w:r>
+        <w:rPr>
+          <w:spacing w:val="-3"/>
+          <w:sz w:val="20"/>
+        </w:rPr>
+        <w:t xml:space="preserve"> </w:t>
+      </w:r>
+      <w:r>
+        <w:rPr>
+          <w:sz w:val="20"/>
+        </w:rPr>
+        <w:t>enhance</w:t>
+      </w:r>
+      <w:r>
+        <w:rPr>
+          <w:spacing w:val="-5"/>
+          <w:sz w:val="20"/>
+        </w:rPr>
+        <w:t xml:space="preserve"> </w:t>
+      </w:r>
+      <w:r>
+        <w:rPr>
+          <w:sz w:val="20"/>
+        </w:rPr>
+        <w:t>pipeline</w:t>
+      </w:r>
+      <w:r>
+        <w:rPr>
+          <w:spacing w:val="-3"/>
+          <w:sz w:val="20"/>
+        </w:rPr>
+        <w:t xml:space="preserve"> </w:t>
+      </w:r>
+      <w:r>
+        <w:rPr>
+          <w:sz w:val="20"/>
+        </w:rPr>
+        <w:t>reliability</w:t>
+      </w:r>
+      <w:r>
+        <w:rPr>
+          <w:spacing w:val="-4"/>
           <w:sz w:val="20"/>
         </w:rPr>
         <w:t xml:space="preserve"> </w:t>
@@ -5973,85 +6047,7 @@
         <w:rPr>
           <w:sz w:val="20"/>
         </w:rPr>
-        <w:t>pipeline</w:t>
-      </w:r>
-      <w:r>
-        <w:rPr>
-          <w:spacing w:val="-4"/>
-          <w:sz w:val="20"/>
-        </w:rPr>
-        <w:t xml:space="preserve"> </w:t>
-      </w:r>
-      <w:r>
-        <w:rPr>
-          <w:sz w:val="20"/>
-        </w:rPr>
-        <w:t>performance</w:t>
-      </w:r>
-      <w:r>
-        <w:rPr>
-          <w:spacing w:val="-3"/>
-          <w:sz w:val="20"/>
-        </w:rPr>
-        <w:t xml:space="preserve"> </w:t>
-      </w:r>
-      <w:r>
-        <w:rPr>
-          <w:sz w:val="20"/>
-        </w:rPr>
-        <w:t>while</w:t>
-      </w:r>
-      <w:r>
-        <w:rPr>
-          <w:spacing w:val="-5"/>
-          <w:sz w:val="20"/>
-        </w:rPr>
-        <w:t xml:space="preserve"> </w:t>
-      </w:r>
-      <w:r>
-        <w:rPr>
-          <w:sz w:val="20"/>
-        </w:rPr>
-        <w:t>aligning</w:t>
-      </w:r>
-      <w:r>
-        <w:rPr>
-          <w:spacing w:val="-3"/>
-          <w:sz w:val="20"/>
-        </w:rPr>
-        <w:t xml:space="preserve"> </w:t>
-      </w:r>
-      <w:r>
-        <w:rPr>
-          <w:sz w:val="20"/>
-        </w:rPr>
-        <w:t>with</w:t>
-      </w:r>
-      <w:r>
-        <w:rPr>
-          <w:spacing w:val="-4"/>
-          <w:sz w:val="20"/>
-        </w:rPr>
-        <w:t xml:space="preserve"> </w:t>
-      </w:r>
-      <w:r>
-        <w:rPr>
-          <w:sz w:val="20"/>
-        </w:rPr>
-        <w:t>client-specific</w:t>
-      </w:r>
-      <w:r>
-        <w:rPr>
-          <w:spacing w:val="-3"/>
-          <w:sz w:val="20"/>
-        </w:rPr>
-        <w:t xml:space="preserve"> </w:t>
-      </w:r>
-      <w:r>
-        <w:rPr>
-          <w:sz w:val="20"/>
-        </w:rPr>
-        <w:t>requirements, supporting accounts with $1M+ revenue impact.</w:t>
+        <w:t>support analytics for $1M+ accounts, aligning with stakeholder requirements.</w:t>
       </w:r>
     </w:p>
     <w:p>
@@ -6101,7 +6097,7 @@
         <w:rPr>
           <w:sz w:val="20"/>
         </w:rPr>
-        <w:t>executed</w:t>
+        <w:t>managed</w:t>
       </w:r>
       <w:r>
         <w:rPr>
@@ -6205,7 +6201,7 @@
         <w:rPr>
           <w:sz w:val="20"/>
         </w:rPr>
-        <w:t>projects,</w:t>
+        <w:t>models,</w:t>
       </w:r>
       <w:r>
         <w:rPr>
@@ -6231,7 +6227,7 @@
         <w:rPr>
           <w:sz w:val="20"/>
         </w:rPr>
-        <w:t>availability</w:t>
+        <w:t>timely</w:t>
       </w:r>
       <w:r>
         <w:rPr>
@@ -6257,7 +6253,7 @@
         <w:rPr>
           <w:sz w:val="20"/>
         </w:rPr>
-        <w:t>quality of training data at scale.</w:t>
+        <w:t>accurate data availability for training and inference.</w:t>
       </w:r>
     </w:p>
     <w:p>
@@ -6281,7 +6277,7 @@
         <w:rPr>
           <w:sz w:val="20"/>
         </w:rPr>
-        <w:t>Implemented</w:t>
+        <w:t>Built</w:t>
       </w:r>
       <w:r>
         <w:rPr>
@@ -6320,11 +6316,24 @@
         <w:rPr>
           <w:sz w:val="20"/>
         </w:rPr>
+        <w:t>real-time</w:t>
+      </w:r>
+      <w:r>
+        <w:rPr>
+          <w:spacing w:val="-3"/>
+          <w:sz w:val="20"/>
+        </w:rPr>
+        <w:t xml:space="preserve"> </w:t>
+      </w:r>
+      <w:r>
+        <w:rPr>
+          <w:sz w:val="20"/>
+        </w:rPr>
         <w:t>data</w:t>
       </w:r>
       <w:r>
         <w:rPr>
-          <w:spacing w:val="-3"/>
+          <w:spacing w:val="-1"/>
           <w:sz w:val="20"/>
         </w:rPr>
         <w:t xml:space="preserve"> </w:t>
@@ -6337,7 +6346,7 @@
       </w:r>
       <w:r>
         <w:rPr>
-          <w:spacing w:val="-1"/>
+          <w:spacing w:val="-4"/>
           <w:sz w:val="20"/>
         </w:rPr>
         <w:t xml:space="preserve"> </w:t>
@@ -6424,20 +6433,7 @@
         <w:rPr>
           <w:sz w:val="20"/>
         </w:rPr>
-        <w:t>Tableau</w:t>
-      </w:r>
-      <w:r>
-        <w:rPr>
-          <w:spacing w:val="-4"/>
-          <w:sz w:val="20"/>
-        </w:rPr>
-        <w:t xml:space="preserve"> </w:t>
-      </w:r>
-      <w:r>
-        <w:rPr>
-          <w:sz w:val="20"/>
-        </w:rPr>
-        <w:t>for real-time data visualization and reporting.</w:t>
+        <w:t>Tableau to enable proactive monitoring and actionable insights.</w:t>
       </w:r>
     </w:p>
     <w:p>
@@ -6539,7 +6535,7 @@
         <w:rPr>
           <w:sz w:val="20"/>
         </w:rPr>
-        <w:t>24/7</w:t>
+        <w:t>fast-paced</w:t>
       </w:r>
       <w:r>
         <w:rPr>
@@ -6552,7 +6548,7 @@
         <w:rPr>
           <w:sz w:val="20"/>
         </w:rPr>
-        <w:t>production</w:t>
+        <w:t>environment,</w:t>
       </w:r>
       <w:r>
         <w:rPr>
@@ -6565,7 +6561,7 @@
         <w:rPr>
           <w:sz w:val="20"/>
         </w:rPr>
-        <w:t>environment,</w:t>
+        <w:t>leveraging</w:t>
       </w:r>
       <w:r>
         <w:rPr>
@@ -6578,7 +6574,7 @@
         <w:rPr>
           <w:sz w:val="20"/>
         </w:rPr>
-        <w:t>leveraging</w:t>
+        <w:t>tools</w:t>
       </w:r>
       <w:r>
         <w:rPr>
@@ -6591,7 +6587,7 @@
         <w:rPr>
           <w:sz w:val="20"/>
         </w:rPr>
-        <w:t>tools</w:t>
+        <w:t>like</w:t>
       </w:r>
       <w:r>
         <w:rPr>
@@ -6604,7 +6600,7 @@
         <w:rPr>
           <w:sz w:val="20"/>
         </w:rPr>
-        <w:t>like</w:t>
+        <w:t>Jira</w:t>
       </w:r>
       <w:r>
         <w:rPr>
@@ -6617,7 +6613,7 @@
         <w:rPr>
           <w:sz w:val="20"/>
         </w:rPr>
-        <w:t>Jira,</w:t>
+        <w:t>and</w:t>
       </w:r>
       <w:r>
         <w:rPr>
@@ -6631,7 +6627,7 @@
           <w:spacing w:val="-2"/>
           <w:sz w:val="20"/>
         </w:rPr>
-        <w:t>Slack, and Trello to ensure seamless communication and project delivery.</w:t>
+        <w:t>Slack to ensure seamless communication and issue resolution.</w:t>
       </w:r>
     </w:p>
     <w:p>
@@ -6760,23 +6756,22 @@
         <w:rPr>
           <w:spacing w:val="-6"/>
         </w:rPr>
-        <w:t> </w:t>
-      </w:r>
-      <w:r>
-        <w:rPr/>
-        <w:t>Product</w:t>
+        <w:t xml:space="preserve"> </w:t>
+      </w:r>
+      <w:r>
+        <w:rPr/>
+        <w:t>Data</w:t>
       </w:r>
       <w:r>
         <w:rPr>
           <w:spacing w:val="-5"/>
         </w:rPr>
-        <w:t> </w:t>
       </w:r>
       <w:r>
         <w:rPr>
           <w:spacing w:val="-2"/>
         </w:rPr>
-        <w:t>Engineer</w:t>
+        <w:t>Engineer - AI Products</w:t>
       </w:r>
     </w:p>
     <w:p>
@@ -6826,7 +6821,20 @@
         <w:rPr>
           <w:sz w:val="20"/>
         </w:rPr>
-        <w:t>optimized</w:t>
+        <w:t>monitored</w:t>
+      </w:r>
+      <w:r>
+        <w:rPr>
+          <w:spacing w:val="-3"/>
+          <w:sz w:val="20"/>
+        </w:rPr>
+        <w:t xml:space="preserve"> </w:t>
+      </w:r>
+      <w:r>
+        <w:rPr>
+          <w:sz w:val="20"/>
+        </w:rPr>
+        <w:t>production</w:t>
       </w:r>
       <w:r>
         <w:rPr>
@@ -6843,19 +6851,6 @@
       </w:r>
       <w:r>
         <w:rPr>
-          <w:spacing w:val="-3"/>
-          <w:sz w:val="20"/>
-        </w:rPr>
-        <w:t xml:space="preserve"> </w:t>
-      </w:r>
-      <w:r>
-        <w:rPr>
-          <w:sz w:val="20"/>
-        </w:rPr>
-        <w:t>pipelines</w:t>
-      </w:r>
-      <w:r>
-        <w:rPr>
           <w:spacing w:val="-6"/>
           <w:sz w:val="20"/>
         </w:rPr>
@@ -6865,10 +6860,75 @@
         <w:rPr>
           <w:sz w:val="20"/>
         </w:rPr>
+        <w:t>pipelines,</w:t>
+      </w:r>
+      <w:r>
+        <w:rPr>
+          <w:spacing w:val="-2"/>
+          <w:sz w:val="20"/>
+        </w:rPr>
+        <w:t xml:space="preserve"> </w:t>
+      </w:r>
+      <w:r>
+        <w:rPr>
+          <w:sz w:val="20"/>
+        </w:rPr>
+        <w:t>ensuring</w:t>
+      </w:r>
+      <w:r>
+        <w:rPr>
+          <w:spacing w:val="-3"/>
+          <w:sz w:val="20"/>
+        </w:rPr>
+        <w:t xml:space="preserve"> </w:t>
+      </w:r>
+      <w:r>
+        <w:rPr>
+          <w:sz w:val="20"/>
+        </w:rPr>
+        <w:t>high</w:t>
+      </w:r>
+      <w:r>
+        <w:rPr>
+          <w:spacing w:val="-3"/>
+          <w:sz w:val="20"/>
+        </w:rPr>
+        <w:t xml:space="preserve"> </w:t>
+      </w:r>
+      <w:r>
+        <w:rPr>
+          <w:sz w:val="20"/>
+        </w:rPr>
+        <w:t>availability</w:t>
+      </w:r>
+      <w:r>
+        <w:rPr>
+          <w:spacing w:val="-3"/>
+          <w:sz w:val="20"/>
+        </w:rPr>
+        <w:t xml:space="preserve"> </w:t>
+      </w:r>
+      <w:r>
+        <w:rPr>
+          <w:sz w:val="20"/>
+        </w:rPr>
         <w:t>and</w:t>
       </w:r>
       <w:r>
         <w:rPr>
+          <w:spacing w:val="-3"/>
+          <w:sz w:val="20"/>
+        </w:rPr>
+        <w:t xml:space="preserve"> </w:t>
+      </w:r>
+      <w:r>
+        <w:rPr>
+          <w:sz w:val="20"/>
+        </w:rPr>
+        <w:t>data</w:t>
+      </w:r>
+      <w:r>
+        <w:rPr>
           <w:spacing w:val="-2"/>
           <w:sz w:val="20"/>
         </w:rPr>
@@ -6878,98 +6938,33 @@
         <w:rPr>
           <w:sz w:val="20"/>
         </w:rPr>
-        <w:t>ML</w:t>
-      </w:r>
-      <w:r>
-        <w:rPr>
-          <w:spacing w:val="-3"/>
-          <w:sz w:val="20"/>
-        </w:rPr>
-        <w:t xml:space="preserve"> </w:t>
-      </w:r>
-      <w:r>
-        <w:rPr>
-          <w:sz w:val="20"/>
-        </w:rPr>
-        <w:t>operations,</w:t>
-      </w:r>
-      <w:r>
-        <w:rPr>
-          <w:spacing w:val="-3"/>
-          <w:sz w:val="20"/>
-        </w:rPr>
-        <w:t xml:space="preserve"> </w:t>
-      </w:r>
-      <w:r>
-        <w:rPr>
-          <w:sz w:val="20"/>
-        </w:rPr>
-        <w:t>ensuring</w:t>
-      </w:r>
-      <w:r>
-        <w:rPr>
-          <w:spacing w:val="-3"/>
-          <w:sz w:val="20"/>
-        </w:rPr>
-        <w:t xml:space="preserve"> </w:t>
-      </w:r>
-      <w:r>
-        <w:rPr>
-          <w:sz w:val="20"/>
-        </w:rPr>
-        <w:t>high</w:t>
-      </w:r>
-      <w:r>
-        <w:rPr>
-          <w:spacing w:val="-3"/>
-          <w:sz w:val="20"/>
-        </w:rPr>
-        <w:t xml:space="preserve"> </w:t>
-      </w:r>
-      <w:r>
-        <w:rPr>
-          <w:sz w:val="20"/>
-        </w:rPr>
-        <w:t>availability</w:t>
-      </w:r>
-      <w:r>
-        <w:rPr>
-          <w:spacing w:val="-2"/>
-          <w:sz w:val="20"/>
-        </w:rPr>
-        <w:t xml:space="preserve"> </w:t>
-      </w:r>
-      <w:r>
-        <w:rPr>
-          <w:sz w:val="20"/>
-        </w:rPr>
-        <w:t>and</w:t>
-      </w:r>
-      <w:r>
-        <w:rPr>
-          <w:spacing w:val="-3"/>
-          <w:sz w:val="20"/>
-        </w:rPr>
-        <w:t xml:space="preserve"> </w:t>
-      </w:r>
-      <w:r>
-        <w:rPr>
-          <w:sz w:val="20"/>
-        </w:rPr>
-        <w:t>data</w:t>
-      </w:r>
-      <w:r>
-        <w:rPr>
-          <w:spacing w:val="-4"/>
-          <w:sz w:val="20"/>
-        </w:rPr>
-        <w:t xml:space="preserve"> </w:t>
-      </w:r>
-      <w:r>
-        <w:rPr>
-          <w:sz w:val="20"/>
-        </w:rPr>
-        <w:t>accuracy across large-scale enterprise systems.</w:t>
+        <w:t>integrity</w:t>
+      </w:r>
+      <w:r>
+        <w:rPr>
+          <w:spacing w:val="-3"/>
+          <w:sz w:val="20"/>
+        </w:rPr>
+        <w:t xml:space="preserve"> </w:t>
+      </w:r>
+      <w:r>
+        <w:rPr>
+          <w:sz w:val="20"/>
+        </w:rPr>
+        <w:t>across</w:t>
+      </w:r>
+      <w:r>
+        <w:rPr>
+          <w:spacing w:val="-4"/>
+          <w:sz w:val="20"/>
+        </w:rPr>
+        <w:t xml:space="preserve"> </w:t>
+      </w:r>
+      <w:r>
+        <w:rPr>
+          <w:sz w:val="20"/>
+        </w:rPr>
+        <w:t>large-scale enterprise systems.</w:t>
       </w:r>
     </w:p>
     <w:p>
@@ -7032,7 +7027,7 @@
         <w:rPr>
           <w:sz w:val="20"/>
         </w:rPr>
-        <w:t>predictive</w:t>
+        <w:t>churn</w:t>
       </w:r>
       <w:r>
         <w:rPr>
@@ -7045,11 +7040,24 @@
         <w:rPr>
           <w:sz w:val="20"/>
         </w:rPr>
+        <w:t>risk</w:t>
+      </w:r>
+      <w:r>
+        <w:rPr>
+          <w:spacing w:val="-5"/>
+          <w:sz w:val="20"/>
+        </w:rPr>
+        <w:t xml:space="preserve"> </w:t>
+      </w:r>
+      <w:r>
+        <w:rPr>
+          <w:sz w:val="20"/>
+        </w:rPr>
         <w:t>models</w:t>
       </w:r>
       <w:r>
         <w:rPr>
-          <w:spacing w:val="-5"/>
+          <w:spacing w:val="-4"/>
           <w:sz w:val="20"/>
         </w:rPr>
         <w:t xml:space="preserve"> </w:t>
@@ -7062,20 +7070,20 @@
       </w:r>
       <w:r>
         <w:rPr>
-          <w:spacing w:val="-4"/>
-          <w:sz w:val="20"/>
-        </w:rPr>
-        <w:t xml:space="preserve"> </w:t>
-      </w:r>
-      <w:r>
-        <w:rPr>
-          <w:sz w:val="20"/>
-        </w:rPr>
-        <w:t>with</w:t>
-      </w:r>
-      <w:r>
-        <w:rPr>
-          <w:spacing w:val="-3"/>
+          <w:spacing w:val="-3"/>
+          <w:sz w:val="20"/>
+        </w:rPr>
+        <w:t xml:space="preserve"> </w:t>
+      </w:r>
+      <w:r>
+        <w:rPr>
+          <w:sz w:val="20"/>
+        </w:rPr>
+        <w:t>into</w:t>
+      </w:r>
+      <w:r>
+        <w:rPr>
+          <w:spacing w:val="-4"/>
           <w:sz w:val="20"/>
         </w:rPr>
         <w:t xml:space="preserve"> </w:t>
@@ -7088,42 +7096,29 @@
       </w:r>
       <w:r>
         <w:rPr>
-          <w:spacing w:val="-4"/>
-          <w:sz w:val="20"/>
-        </w:rPr>
-        <w:t xml:space="preserve"> </w:t>
-      </w:r>
-      <w:r>
-        <w:rPr>
-          <w:sz w:val="20"/>
-        </w:rPr>
-        <w:t>workflows,</w:t>
-      </w:r>
-      <w:r>
-        <w:rPr>
-          <w:spacing w:val="-3"/>
-          <w:sz w:val="20"/>
-        </w:rPr>
-        <w:t xml:space="preserve"> </w:t>
-      </w:r>
-      <w:r>
-        <w:rPr>
-          <w:sz w:val="20"/>
-        </w:rPr>
-        <w:t>enhancing</w:t>
-      </w:r>
-      <w:r>
-        <w:rPr>
-          <w:spacing w:val="-4"/>
-          <w:sz w:val="20"/>
-        </w:rPr>
-        <w:t xml:space="preserve"> </w:t>
-      </w:r>
-      <w:r>
-        <w:rPr>
-          <w:sz w:val="20"/>
-        </w:rPr>
-        <w:t>decision-making</w:t>
+          <w:spacing w:val="-3"/>
+          <w:sz w:val="20"/>
+        </w:rPr>
+        <w:t xml:space="preserve"> </w:t>
+      </w:r>
+      <w:r>
+        <w:rPr>
+          <w:sz w:val="20"/>
+        </w:rPr>
+        <w:t>decision</w:t>
+      </w:r>
+      <w:r>
+        <w:rPr>
+          <w:spacing w:val="-4"/>
+          <w:sz w:val="20"/>
+        </w:rPr>
+        <w:t xml:space="preserve"> </w:t>
+      </w:r>
+      <w:r>
+        <w:rPr>
+          <w:sz w:val="20"/>
+        </w:rPr>
+        <w:t>systems,</w:t>
       </w:r>
       <w:r>
         <w:rPr>
@@ -7136,20 +7131,20 @@
         <w:rPr>
           <w:sz w:val="20"/>
         </w:rPr>
-        <w:t>and</w:t>
-      </w:r>
-      <w:r>
-        <w:rPr>
-          <w:spacing w:val="-4"/>
-          <w:sz w:val="20"/>
-        </w:rPr>
-        <w:t xml:space="preserve"> </w:t>
-      </w:r>
-      <w:r>
-        <w:rPr>
-          <w:sz w:val="20"/>
-        </w:rPr>
-        <w:t>operational</w:t>
+        <w:t>optimizing</w:t>
+      </w:r>
+      <w:r>
+        <w:rPr>
+          <w:spacing w:val="-4"/>
+          <w:sz w:val="20"/>
+        </w:rPr>
+        <w:t xml:space="preserve"> </w:t>
+      </w:r>
+      <w:r>
+        <w:rPr>
+          <w:sz w:val="20"/>
+        </w:rPr>
+        <w:t>workflows</w:t>
       </w:r>
       <w:r>
         <w:rPr>
@@ -7162,7 +7157,7 @@
         <w:rPr>
           <w:sz w:val="20"/>
         </w:rPr>
-        <w:t>efficiency.</w:t>
+        <w:t>and improving key performance metrics.</w:t>
       </w:r>
     </w:p>
     <w:p>
@@ -7199,7 +7194,7 @@
         <w:rPr>
           <w:sz w:val="20"/>
         </w:rPr>
-        <w:t>in-depth</w:t>
+        <w:t>production</w:t>
       </w:r>
       <w:r>
         <w:rPr>
@@ -7277,23 +7272,23 @@
         <w:rPr>
           <w:sz w:val="20"/>
         </w:rPr>
+        <w:t>and</w:t>
+      </w:r>
+      <w:r>
+        <w:rPr>
+          <w:spacing w:val="-4"/>
+          <w:sz w:val="20"/>
+        </w:rPr>
+        <w:t xml:space="preserve"> </w:t>
+      </w:r>
+      <w:r>
+        <w:rPr>
+          <w:sz w:val="20"/>
+        </w:rPr>
         <w:t>Grafana,</w:t>
       </w:r>
       <w:r>
         <w:rPr>
-          <w:spacing w:val="-4"/>
-          <w:sz w:val="20"/>
-        </w:rPr>
-        <w:t xml:space="preserve"> </w:t>
-      </w:r>
-      <w:r>
-        <w:rPr>
-          <w:sz w:val="20"/>
-        </w:rPr>
-        <w:t>and</w:t>
-      </w:r>
-      <w:r>
-        <w:rPr>
           <w:spacing w:val="-1"/>
           <w:sz w:val="20"/>
         </w:rPr>
@@ -7303,7 +7298,7 @@
         <w:rPr>
           <w:sz w:val="20"/>
         </w:rPr>
-        <w:t>Tableau</w:t>
+        <w:t>delivering</w:t>
       </w:r>
       <w:r>
         <w:rPr>
@@ -7316,20 +7311,20 @@
         <w:rPr>
           <w:sz w:val="20"/>
         </w:rPr>
-        <w:t>to</w:t>
-      </w:r>
-      <w:r>
-        <w:rPr>
-          <w:spacing w:val="-4"/>
-          <w:sz w:val="20"/>
-        </w:rPr>
-        <w:t xml:space="preserve"> </w:t>
-      </w:r>
-      <w:r>
-        <w:rPr>
-          <w:sz w:val="20"/>
-        </w:rPr>
-        <w:t>support</w:t>
+        <w:t>actionable</w:t>
+      </w:r>
+      <w:r>
+        <w:rPr>
+          <w:spacing w:val="-4"/>
+          <w:sz w:val="20"/>
+        </w:rPr>
+        <w:t xml:space="preserve"> </w:t>
+      </w:r>
+      <w:r>
+        <w:rPr>
+          <w:sz w:val="20"/>
+        </w:rPr>
+        <w:t>insights</w:t>
       </w:r>
       <w:r>
         <w:rPr>
@@ -7342,14 +7337,14 @@
         <w:rPr>
           <w:sz w:val="20"/>
         </w:rPr>
-        <w:t>real-time</w:t>
+        <w:t>for</w:t>
       </w:r>
       <w:r>
         <w:rPr>
           <w:spacing w:val="-2"/>
           <w:sz w:val="20"/>
         </w:rPr>
-        <w:t>monitoring and business insights.</w:t>
+        <w:t>operational monitoring and reporting.</w:t>
       </w:r>
     </w:p>
     <w:p>
@@ -7373,33 +7368,33 @@
         <w:rPr>
           <w:sz w:val="20"/>
         </w:rPr>
-        <w:t>Streamlined</w:t>
-      </w:r>
-      <w:r>
-        <w:rPr>
-          <w:spacing w:val="-4"/>
-          <w:sz w:val="20"/>
-        </w:rPr>
-        <w:t xml:space="preserve"> </w:t>
-      </w:r>
-      <w:r>
-        <w:rPr>
-          <w:sz w:val="20"/>
-        </w:rPr>
-        <w:t>incident</w:t>
-      </w:r>
-      <w:r>
-        <w:rPr>
-          <w:spacing w:val="-4"/>
-          <w:sz w:val="20"/>
-        </w:rPr>
-        <w:t xml:space="preserve"> </w:t>
-      </w:r>
-      <w:r>
-        <w:rPr>
-          <w:sz w:val="20"/>
-        </w:rPr>
-        <w:t>management</w:t>
+        <w:t>Collaborated</w:t>
+      </w:r>
+      <w:r>
+        <w:rPr>
+          <w:spacing w:val="-4"/>
+          <w:sz w:val="20"/>
+        </w:rPr>
+        <w:t xml:space="preserve"> </w:t>
+      </w:r>
+      <w:r>
+        <w:rPr>
+          <w:sz w:val="20"/>
+        </w:rPr>
+        <w:t>with</w:t>
+      </w:r>
+      <w:r>
+        <w:rPr>
+          <w:spacing w:val="-4"/>
+          <w:sz w:val="20"/>
+        </w:rPr>
+        <w:t xml:space="preserve"> </w:t>
+      </w:r>
+      <w:r>
+        <w:rPr>
+          <w:sz w:val="20"/>
+        </w:rPr>
+        <w:t>cross-functional</w:t>
       </w:r>
       <w:r>
         <w:rPr>
@@ -7412,7 +7407,7 @@
         <w:rPr>
           <w:sz w:val="20"/>
         </w:rPr>
-        <w:t>processes</w:t>
+        <w:t>teams</w:t>
       </w:r>
       <w:r>
         <w:rPr>
@@ -7425,7 +7420,7 @@
         <w:rPr>
           <w:sz w:val="20"/>
         </w:rPr>
-        <w:t>using</w:t>
+        <w:t>to</w:t>
       </w:r>
       <w:r>
         <w:rPr>
@@ -7438,20 +7433,20 @@
         <w:rPr>
           <w:sz w:val="20"/>
         </w:rPr>
-        <w:t>JIRA,</w:t>
-      </w:r>
-      <w:r>
-        <w:rPr>
-          <w:spacing w:val="-4"/>
-          <w:sz w:val="20"/>
-        </w:rPr>
-        <w:t xml:space="preserve"> </w:t>
-      </w:r>
-      <w:r>
-        <w:rPr>
-          <w:sz w:val="20"/>
-        </w:rPr>
-        <w:t>collaborating</w:t>
+        <w:t>resolve</w:t>
+      </w:r>
+      <w:r>
+        <w:rPr>
+          <w:spacing w:val="-4"/>
+          <w:sz w:val="20"/>
+        </w:rPr>
+        <w:t xml:space="preserve"> </w:t>
+      </w:r>
+      <w:r>
+        <w:rPr>
+          <w:sz w:val="20"/>
+        </w:rPr>
+        <w:t>pipeline</w:t>
       </w:r>
       <w:r>
         <w:rPr>
@@ -7464,7 +7459,7 @@
         <w:rPr>
           <w:sz w:val="20"/>
         </w:rPr>
-        <w:t>with</w:t>
+        <w:t>incidents,</w:t>
       </w:r>
       <w:r>
         <w:rPr>
@@ -7477,20 +7472,20 @@
         <w:rPr>
           <w:sz w:val="20"/>
         </w:rPr>
-        <w:t>cross-functional</w:t>
-      </w:r>
-      <w:r>
-        <w:rPr>
-          <w:spacing w:val="-4"/>
-          <w:sz w:val="20"/>
-        </w:rPr>
-        <w:t xml:space="preserve"> </w:t>
-      </w:r>
-      <w:r>
-        <w:rPr>
-          <w:sz w:val="20"/>
-        </w:rPr>
-        <w:t>teams</w:t>
+        <w:t>leveraging</w:t>
+      </w:r>
+      <w:r>
+        <w:rPr>
+          <w:spacing w:val="-4"/>
+          <w:sz w:val="20"/>
+        </w:rPr>
+        <w:t xml:space="preserve"> </w:t>
+      </w:r>
+      <w:r>
+        <w:rPr>
+          <w:sz w:val="20"/>
+        </w:rPr>
+        <w:t>JIRA</w:t>
       </w:r>
       <w:r>
         <w:rPr>
@@ -7516,40 +7511,40 @@
         <w:rPr>
           <w:sz w:val="20"/>
         </w:rPr>
-        <w:t>resolve</w:t>
-      </w:r>
-      <w:r>
-        <w:rPr>
-          <w:spacing w:val="-3"/>
-          <w:sz w:val="20"/>
-        </w:rPr>
-        <w:t xml:space="preserve"> </w:t>
-      </w:r>
-      <w:r>
-        <w:rPr>
-          <w:sz w:val="20"/>
-        </w:rPr>
-        <w:t>pipeline</w:t>
-      </w:r>
-      <w:r>
-        <w:rPr>
-          <w:spacing w:val="-4"/>
-          <w:sz w:val="20"/>
-        </w:rPr>
-        <w:t xml:space="preserve"> </w:t>
-      </w:r>
-      <w:r>
-        <w:rPr>
-          <w:sz w:val="20"/>
-        </w:rPr>
-        <w:t>issues</w:t>
+        <w:t>streamline</w:t>
+      </w:r>
+      <w:r>
+        <w:rPr>
+          <w:spacing w:val="-3"/>
+          <w:sz w:val="20"/>
+        </w:rPr>
+        <w:t xml:space="preserve"> </w:t>
+      </w:r>
+      <w:r>
+        <w:rPr>
+          <w:sz w:val="20"/>
+        </w:rPr>
+        <w:t>workflows</w:t>
+      </w:r>
+      <w:r>
+        <w:rPr>
+          <w:spacing w:val="-4"/>
+          <w:sz w:val="20"/>
+        </w:rPr>
+        <w:t xml:space="preserve"> </w:t>
+      </w:r>
+      <w:r>
+        <w:rPr>
+          <w:sz w:val="20"/>
+        </w:rPr>
+        <w:t>and</w:t>
       </w:r>
       <w:r>
         <w:rPr>
           <w:spacing w:val="-2"/>
           <w:sz w:val="20"/>
         </w:rPr>
-        <w:t>efficiently.</w:t>
+        <w:t>enhance system reliability.</w:t>
       </w:r>
     </w:p>
     <w:p>
@@ -7679,23 +7674,22 @@
         <w:rPr>
           <w:spacing w:val="-5"/>
         </w:rPr>
-        <w:t> </w:t>
-      </w:r>
-      <w:r>
-        <w:rPr/>
-        <w:t>Data</w:t>
+        <w:t xml:space="preserve"> </w:t>
+      </w:r>
+      <w:r>
+        <w:rPr/>
+        <w:t>Junior</w:t>
       </w:r>
       <w:r>
         <w:rPr>
           <w:spacing w:val="-6"/>
         </w:rPr>
-        <w:t> </w:t>
       </w:r>
       <w:r>
         <w:rPr>
           <w:spacing w:val="-2"/>
         </w:rPr>
-        <w:t>Engineer</w:t>
+        <w:t>Data Engineer</w:t>
       </w:r>
     </w:p>
     <w:p>
@@ -7758,7 +7752,7 @@
         <w:rPr>
           <w:sz w:val="20"/>
         </w:rPr>
-        <w:t>scalable</w:t>
+        <w:t>ETL</w:t>
       </w:r>
       <w:r>
         <w:rPr>
@@ -7771,7 +7765,7 @@
         <w:rPr>
           <w:sz w:val="20"/>
         </w:rPr>
-        <w:t>ETL</w:t>
+        <w:t>pipelines</w:t>
       </w:r>
       <w:r>
         <w:rPr>
@@ -7784,23 +7778,23 @@
         <w:rPr>
           <w:sz w:val="20"/>
         </w:rPr>
-        <w:t>pipelines</w:t>
-      </w:r>
-      <w:r>
-        <w:rPr>
-          <w:spacing w:val="-3"/>
-          <w:sz w:val="20"/>
-        </w:rPr>
-        <w:t xml:space="preserve"> </w:t>
-      </w:r>
-      <w:r>
-        <w:rPr>
-          <w:sz w:val="20"/>
-        </w:rPr>
         <w:t>to</w:t>
       </w:r>
       <w:r>
         <w:rPr>
+          <w:spacing w:val="-3"/>
+          <w:sz w:val="20"/>
+        </w:rPr>
+        <w:t xml:space="preserve"> </w:t>
+      </w:r>
+      <w:r>
+        <w:rPr>
+          <w:sz w:val="20"/>
+        </w:rPr>
+        <w:t>process</w:t>
+      </w:r>
+      <w:r>
+        <w:rPr>
           <w:spacing w:val="-6"/>
           <w:sz w:val="20"/>
         </w:rPr>
@@ -7810,7 +7804,7 @@
         <w:rPr>
           <w:sz w:val="20"/>
         </w:rPr>
-        <w:t>process</w:t>
+        <w:t>and</w:t>
       </w:r>
       <w:r>
         <w:rPr>
@@ -7823,7 +7817,7 @@
         <w:rPr>
           <w:sz w:val="20"/>
         </w:rPr>
-        <w:t>and</w:t>
+        <w:t>analyze</w:t>
       </w:r>
       <w:r>
         <w:rPr>
@@ -7836,7 +7830,7 @@
         <w:rPr>
           <w:sz w:val="20"/>
         </w:rPr>
-        <w:t>analyze</w:t>
+        <w:t>large-scale</w:t>
       </w:r>
       <w:r>
         <w:rPr>
@@ -7875,7 +7869,7 @@
         <w:rPr>
           <w:sz w:val="20"/>
         </w:rPr>
-        <w:t>data,</w:t>
+        <w:t>data</w:t>
       </w:r>
       <w:r>
         <w:rPr>
@@ -7888,7 +7882,7 @@
         <w:rPr>
           <w:sz w:val="20"/>
         </w:rPr>
-        <w:t>leveraging</w:t>
+        <w:t>from</w:t>
       </w:r>
       <w:r>
         <w:rPr>
@@ -7901,7 +7895,7 @@
         <w:rPr>
           <w:sz w:val="20"/>
         </w:rPr>
-        <w:t>Python</w:t>
+        <w:t>connected</w:t>
       </w:r>
       <w:r>
         <w:rPr>
@@ -7915,7 +7909,7 @@
           <w:spacing w:val="-2"/>
           <w:sz w:val="20"/>
         </w:rPr>
-        <w:t>and SQL for data transformations.</w:t>
+        <w:t>devices, ensuring data quality and reliability.</w:t>
       </w:r>
     </w:p>
     <w:p>
@@ -7939,7 +7933,72 @@
         <w:rPr>
           <w:sz w:val="20"/>
         </w:rPr>
-        <w:t>Utilized</w:t>
+        <w:t>Developed</w:t>
+      </w:r>
+      <w:r>
+        <w:rPr>
+          <w:spacing w:val="-4"/>
+          <w:sz w:val="20"/>
+        </w:rPr>
+        <w:t xml:space="preserve"> </w:t>
+      </w:r>
+      <w:r>
+        <w:rPr>
+          <w:sz w:val="20"/>
+        </w:rPr>
+        <w:t>data</w:t>
+      </w:r>
+      <w:r>
+        <w:rPr>
+          <w:spacing w:val="-5"/>
+          <w:sz w:val="20"/>
+        </w:rPr>
+        <w:t xml:space="preserve"> </w:t>
+      </w:r>
+      <w:r>
+        <w:rPr>
+          <w:sz w:val="20"/>
+        </w:rPr>
+        <w:t>workflows</w:t>
+      </w:r>
+      <w:r>
+        <w:rPr>
+          <w:spacing w:val="-1"/>
+          <w:sz w:val="20"/>
+        </w:rPr>
+        <w:t xml:space="preserve"> </w:t>
+      </w:r>
+      <w:r>
+        <w:rPr>
+          <w:sz w:val="20"/>
+        </w:rPr>
+        <w:t>using</w:t>
+      </w:r>
+      <w:r>
+        <w:rPr>
+          <w:spacing w:val="-4"/>
+          <w:sz w:val="20"/>
+        </w:rPr>
+        <w:t xml:space="preserve"> </w:t>
+      </w:r>
+      <w:r>
+        <w:rPr>
+          <w:sz w:val="20"/>
+        </w:rPr>
+        <w:t>Python</w:t>
+      </w:r>
+      <w:r>
+        <w:rPr>
+          <w:spacing w:val="-4"/>
+          <w:sz w:val="20"/>
+        </w:rPr>
+        <w:t xml:space="preserve"> </w:t>
+      </w:r>
+      <w:r>
+        <w:rPr>
+          <w:sz w:val="20"/>
+        </w:rPr>
+        <w:t>and</w:t>
       </w:r>
       <w:r>
         <w:rPr>
@@ -7956,7 +8015,46 @@
       </w:r>
       <w:r>
         <w:rPr>
-          <w:spacing w:val="-5"/>
+          <w:spacing w:val="-4"/>
+          <w:sz w:val="20"/>
+        </w:rPr>
+        <w:t xml:space="preserve"> </w:t>
+      </w:r>
+      <w:r>
+        <w:rPr>
+          <w:sz w:val="20"/>
+        </w:rPr>
+        <w:t>to</w:t>
+      </w:r>
+      <w:r>
+        <w:rPr>
+          <w:spacing w:val="-4"/>
+          <w:sz w:val="20"/>
+        </w:rPr>
+        <w:t xml:space="preserve"> </w:t>
+      </w:r>
+      <w:r>
+        <w:rPr>
+          <w:sz w:val="20"/>
+        </w:rPr>
+        <w:t>uncover</w:t>
+      </w:r>
+      <w:r>
+        <w:rPr>
+          <w:spacing w:val="-4"/>
+          <w:sz w:val="20"/>
+        </w:rPr>
+        <w:t xml:space="preserve"> </w:t>
+      </w:r>
+      <w:r>
+        <w:rPr>
+          <w:sz w:val="20"/>
+        </w:rPr>
+        <w:t>patterns</w:t>
+      </w:r>
+      <w:r>
+        <w:rPr>
+          <w:spacing w:val="-4"/>
           <w:sz w:val="20"/>
         </w:rPr>
         <w:t xml:space="preserve"> </w:t>
@@ -7969,133 +8067,29 @@
       </w:r>
       <w:r>
         <w:rPr>
-          <w:spacing w:val="-1"/>
-          <w:sz w:val="20"/>
-        </w:rPr>
-        <w:t xml:space="preserve"> </w:t>
-      </w:r>
-      <w:r>
-        <w:rPr>
-          <w:sz w:val="20"/>
-        </w:rPr>
-        <w:t>MySQL</w:t>
-      </w:r>
-      <w:r>
-        <w:rPr>
-          <w:spacing w:val="-4"/>
-          <w:sz w:val="20"/>
-        </w:rPr>
-        <w:t xml:space="preserve"> </w:t>
-      </w:r>
-      <w:r>
-        <w:rPr>
-          <w:sz w:val="20"/>
-        </w:rPr>
-        <w:t>to</w:t>
-      </w:r>
-      <w:r>
-        <w:rPr>
-          <w:spacing w:val="-4"/>
-          <w:sz w:val="20"/>
-        </w:rPr>
-        <w:t xml:space="preserve"> </w:t>
-      </w:r>
-      <w:r>
-        <w:rPr>
-          <w:sz w:val="20"/>
-        </w:rPr>
-        <w:t>implement</w:t>
-      </w:r>
-      <w:r>
-        <w:rPr>
-          <w:spacing w:val="-4"/>
-          <w:sz w:val="20"/>
-        </w:rPr>
-        <w:t xml:space="preserve"> </w:t>
-      </w:r>
-      <w:r>
-        <w:rPr>
-          <w:sz w:val="20"/>
-        </w:rPr>
-        <w:t>data</w:t>
-      </w:r>
-      <w:r>
-        <w:rPr>
-          <w:spacing w:val="-4"/>
-          <w:sz w:val="20"/>
-        </w:rPr>
-        <w:t xml:space="preserve"> </w:t>
-      </w:r>
-      <w:r>
-        <w:rPr>
-          <w:sz w:val="20"/>
-        </w:rPr>
-        <w:t>modeling</w:t>
-      </w:r>
-      <w:r>
-        <w:rPr>
-          <w:spacing w:val="-4"/>
-          <w:sz w:val="20"/>
-        </w:rPr>
-        <w:t xml:space="preserve"> </w:t>
-      </w:r>
-      <w:r>
-        <w:rPr>
-          <w:sz w:val="20"/>
-        </w:rPr>
-        <w:t>and</w:t>
-      </w:r>
-      <w:r>
-        <w:rPr>
-          <w:spacing w:val="-4"/>
-          <w:sz w:val="20"/>
-        </w:rPr>
-        <w:t xml:space="preserve"> </w:t>
-      </w:r>
-      <w:r>
-        <w:rPr>
-          <w:sz w:val="20"/>
-        </w:rPr>
-        <w:t>warehousing</w:t>
-      </w:r>
-      <w:r>
-        <w:rPr>
-          <w:spacing w:val="-4"/>
-          <w:sz w:val="20"/>
-        </w:rPr>
-        <w:t xml:space="preserve"> </w:t>
-      </w:r>
-      <w:r>
-        <w:rPr>
-          <w:sz w:val="20"/>
-        </w:rPr>
-        <w:t>best</w:t>
-      </w:r>
-      <w:r>
-        <w:rPr>
-          <w:spacing w:val="-4"/>
-          <w:sz w:val="20"/>
-        </w:rPr>
-        <w:t xml:space="preserve"> </w:t>
-      </w:r>
-      <w:r>
-        <w:rPr>
-          <w:sz w:val="20"/>
-        </w:rPr>
-        <w:t>practices,</w:t>
-      </w:r>
-      <w:r>
-        <w:rPr>
-          <w:spacing w:val="-4"/>
-          <w:sz w:val="20"/>
-        </w:rPr>
-        <w:t xml:space="preserve"> </w:t>
-      </w:r>
-      <w:r>
-        <w:rPr>
-          <w:sz w:val="20"/>
-        </w:rPr>
-        <w:t>ensuring efficient storage and retrieval of IoT datasets.</w:t>
+          <w:spacing w:val="-4"/>
+          <w:sz w:val="20"/>
+        </w:rPr>
+        <w:t xml:space="preserve"> </w:t>
+      </w:r>
+      <w:r>
+        <w:rPr>
+          <w:sz w:val="20"/>
+        </w:rPr>
+        <w:t>trends</w:t>
+      </w:r>
+      <w:r>
+        <w:rPr>
+          <w:spacing w:val="-4"/>
+          <w:sz w:val="20"/>
+        </w:rPr>
+        <w:t xml:space="preserve"> </w:t>
+      </w:r>
+      <w:r>
+        <w:rPr>
+          <w:sz w:val="20"/>
+        </w:rPr>
+        <w:t>in IoT datasets, aligning with data modeling best practices.</w:t>
       </w:r>
     </w:p>
     <w:p>
@@ -8119,7 +8113,7 @@
         <w:rPr>
           <w:sz w:val="20"/>
         </w:rPr>
-        <w:t>Developed</w:t>
+        <w:t>Built</w:t>
       </w:r>
       <w:r>
         <w:rPr>
@@ -8249,7 +8243,7 @@
         <w:rPr>
           <w:sz w:val="20"/>
         </w:rPr>
-        <w:t>data-driven</w:t>
+        <w:t>stakeholder</w:t>
       </w:r>
       <w:r>
         <w:rPr>
@@ -8275,7 +8269,7 @@
         <w:rPr>
           <w:sz w:val="20"/>
         </w:rPr>
-        <w:t>for</w:t>
+        <w:t>and</w:t>
       </w:r>
       <w:r>
         <w:rPr>
@@ -8288,14 +8282,14 @@
         <w:rPr>
           <w:sz w:val="20"/>
         </w:rPr>
-        <w:t>key</w:t>
+        <w:t>business</w:t>
       </w:r>
       <w:r>
         <w:rPr>
           <w:spacing w:val="-2"/>
           <w:sz w:val="20"/>
         </w:rPr>
-        <w:t>stakeholders.</w:t>
+        <w:t>analytics.</w:t>
       </w:r>
     </w:p>
     <w:p>
@@ -8319,7 +8313,7 @@
         <w:rPr>
           <w:sz w:val="20"/>
         </w:rPr>
-        <w:t>Applied</w:t>
+        <w:t>Implemented</w:t>
       </w:r>
       <w:r>
         <w:rPr>
@@ -8449,40 +8443,40 @@
         <w:rPr>
           <w:sz w:val="20"/>
         </w:rPr>
-        <w:t>IoT</w:t>
-      </w:r>
-      <w:r>
-        <w:rPr>
-          <w:spacing w:val="-3"/>
-          <w:sz w:val="20"/>
-        </w:rPr>
-        <w:t xml:space="preserve"> </w:t>
-      </w:r>
-      <w:r>
-        <w:rPr>
-          <w:sz w:val="20"/>
-        </w:rPr>
-        <w:t>time-series</w:t>
-      </w:r>
-      <w:r>
-        <w:rPr>
-          <w:spacing w:val="-4"/>
-          <w:sz w:val="20"/>
-        </w:rPr>
-        <w:t xml:space="preserve"> </w:t>
-      </w:r>
-      <w:r>
-        <w:rPr>
-          <w:sz w:val="20"/>
-        </w:rPr>
-        <w:t>data,</w:t>
+        <w:t>derive</w:t>
+      </w:r>
+      <w:r>
+        <w:rPr>
+          <w:spacing w:val="-3"/>
+          <w:sz w:val="20"/>
+        </w:rPr>
+        <w:t xml:space="preserve"> </w:t>
+      </w:r>
+      <w:r>
+        <w:rPr>
+          <w:sz w:val="20"/>
+        </w:rPr>
+        <w:t>predictive</w:t>
+      </w:r>
+      <w:r>
+        <w:rPr>
+          <w:spacing w:val="-4"/>
+          <w:sz w:val="20"/>
+        </w:rPr>
+        <w:t xml:space="preserve"> </w:t>
+      </w:r>
+      <w:r>
+        <w:rPr>
+          <w:sz w:val="20"/>
+        </w:rPr>
+        <w:t>maintenance</w:t>
       </w:r>
       <w:r>
         <w:rPr>
           <w:spacing w:val="-2"/>
           <w:sz w:val="20"/>
         </w:rPr>
-        <w:t>enabling predictive maintenance insights.</w:t>
+        <w:t>insights from IoT time-series data.</w:t>
       </w:r>
     </w:p>
     <w:p>
@@ -8976,7 +8970,7 @@
         <w:rPr>
           <w:sz w:val="20"/>
         </w:rPr>
-        <w:t>SQL, PySpark, Apache Kafka, Apache Airflow, ETL/ELT Pipelines, Data Modeling, Data Warehousing, Real-Time Streaming, DynamoDB, PostgreSQL, MongoDB, Redis, MySQL, dbt, Data Quality, Grafana, Tableau, Power BI.</w:t>
+        <w:t>SQL, Apache Kafka, PySpark, Apache Airflow, ETL/ELT Pipelines, Data Modeling, Data Warehousing, Real-Time Streaming, DynamoDB, PostgreSQL, MongoDB, Redis, MySQL, dbt, Data Quality, Grafana, Tableau, Power BI.</w:t>
       </w:r>
       <w:r>
         <w:rPr>
@@ -9077,7 +9071,7 @@
       </w:r>
       <w:r>
         <w:rPr/>
-        <w:t>AWS (S3, Redshift, Glue, EMR, Lambda, SageMaker, ECS, ECR, RDS), Terraform, CI/CD, Docker, Kubernetes, Microservices, Azure, GCP.</w:t>
+        <w:t>AWS (S3, Redshift, Glue, EMR, Lambda, ECS, ECR, SageMaker, RDS), Terraform, CI/CD, Docker, Kubernetes, Microservices, Azure, GCP.</w:t>
       </w:r>
       <w:r>
         <w:rPr>

--- a/output/Rehan_Malik_Resume_data_engineer_amazon.docx
+++ b/output/Rehan_Malik_Resume_data_engineer_amazon.docx
@@ -203,7 +203,6 @@
       <w:r>
         <w:rPr/>
         <w:tab/>
-        <w:t>Senior</w:t>
       </w:r>
       <w:r>
         <w:rPr>
@@ -300,23 +299,23 @@
         <w:rPr>
           <w:sz w:val="20"/>
         </w:rPr>
+        <w:t>streaming</w:t>
+      </w:r>
+      <w:r>
+        <w:rPr>
+          <w:spacing w:val="-3"/>
+          <w:sz w:val="20"/>
+        </w:rPr>
+        <w:t xml:space="preserve"> </w:t>
+      </w:r>
+      <w:r>
+        <w:rPr>
+          <w:sz w:val="20"/>
+        </w:rPr>
         <w:t>data</w:t>
       </w:r>
       <w:r>
         <w:rPr>
-          <w:spacing w:val="-3"/>
-          <w:sz w:val="20"/>
-        </w:rPr>
-        <w:t xml:space="preserve"> </w:t>
-      </w:r>
-      <w:r>
-        <w:rPr>
-          <w:sz w:val="20"/>
-        </w:rPr>
-        <w:t>ingestion</w:t>
-      </w:r>
-      <w:r>
-        <w:rPr>
           <w:spacing w:val="-5"/>
           <w:sz w:val="20"/>
         </w:rPr>
@@ -339,20 +338,20 @@
         <w:rPr>
           <w:sz w:val="20"/>
         </w:rPr>
-        <w:t>processing</w:t>
-      </w:r>
-      <w:r>
-        <w:rPr>
-          <w:spacing w:val="-4"/>
-          <w:sz w:val="20"/>
-        </w:rPr>
-        <w:t xml:space="preserve"> </w:t>
-      </w:r>
-      <w:r>
-        <w:rPr>
-          <w:sz w:val="20"/>
-        </w:rPr>
-        <w:t>500+</w:t>
+        <w:t>using</w:t>
+      </w:r>
+      <w:r>
+        <w:rPr>
+          <w:spacing w:val="-4"/>
+          <w:sz w:val="20"/>
+        </w:rPr>
+        <w:t xml:space="preserve"> </w:t>
+      </w:r>
+      <w:r>
+        <w:rPr>
+          <w:sz w:val="20"/>
+        </w:rPr>
+        <w:t>Apache</w:t>
       </w:r>
       <w:r>
         <w:rPr>
@@ -365,7 +364,7 @@
         <w:rPr>
           <w:sz w:val="20"/>
         </w:rPr>
-        <w:t>concurrent</w:t>
+        <w:t>Kafka</w:t>
       </w:r>
       <w:r>
         <w:rPr>
@@ -378,7 +377,7 @@
         <w:rPr>
           <w:sz w:val="20"/>
         </w:rPr>
-        <w:t>streams using Apache Kafka, WebSockets, and streaming architectures, ensuring zero-latency performance.</w:t>
+        <w:t>and WebSockets, enabling zero-latency ingestion of 500+ concurrent voice streams for business-critical analytics.</w:t>
       </w:r>
     </w:p>
     <w:p>
@@ -402,7 +401,7 @@
         <w:rPr>
           <w:sz w:val="20"/>
         </w:rPr>
-        <w:t>Built</w:t>
+        <w:t>Developed</w:t>
       </w:r>
       <w:r>
         <w:rPr>
@@ -454,7 +453,85 @@
         <w:rPr>
           <w:sz w:val="20"/>
         </w:rPr>
-        <w:t>automating</w:t>
+        <w:t>leveraging</w:t>
+      </w:r>
+      <w:r>
+        <w:rPr>
+          <w:spacing w:val="-4"/>
+          <w:sz w:val="20"/>
+        </w:rPr>
+        <w:t xml:space="preserve"> </w:t>
+      </w:r>
+      <w:r>
+        <w:rPr>
+          <w:sz w:val="20"/>
+        </w:rPr>
+        <w:t>Python</w:t>
+      </w:r>
+      <w:r>
+        <w:rPr>
+          <w:spacing w:val="-6"/>
+          <w:sz w:val="20"/>
+        </w:rPr>
+        <w:t xml:space="preserve"> </w:t>
+      </w:r>
+      <w:r>
+        <w:rPr>
+          <w:sz w:val="20"/>
+        </w:rPr>
+        <w:t>and</w:t>
+      </w:r>
+      <w:r>
+        <w:rPr>
+          <w:spacing w:val="-3"/>
+          <w:sz w:val="20"/>
+        </w:rPr>
+        <w:t xml:space="preserve"> </w:t>
+      </w:r>
+      <w:r>
+        <w:rPr>
+          <w:sz w:val="20"/>
+        </w:rPr>
+        <w:t>AWS</w:t>
+      </w:r>
+      <w:r>
+        <w:rPr>
+          <w:spacing w:val="-3"/>
+          <w:sz w:val="20"/>
+        </w:rPr>
+        <w:t xml:space="preserve"> </w:t>
+      </w:r>
+      <w:r>
+        <w:rPr>
+          <w:sz w:val="20"/>
+        </w:rPr>
+        <w:t>services</w:t>
+      </w:r>
+      <w:r>
+        <w:rPr>
+          <w:spacing w:val="-4"/>
+          <w:sz w:val="20"/>
+        </w:rPr>
+        <w:t xml:space="preserve"> </w:t>
+      </w:r>
+      <w:r>
+        <w:rPr>
+          <w:sz w:val="20"/>
+        </w:rPr>
+        <w:t>to</w:t>
+      </w:r>
+      <w:r>
+        <w:rPr>
+          <w:spacing w:val="-4"/>
+          <w:sz w:val="20"/>
+        </w:rPr>
+        <w:t xml:space="preserve"> </w:t>
+      </w:r>
+      <w:r>
+        <w:rPr>
+          <w:sz w:val="20"/>
+        </w:rPr>
+        <w:t>automate</w:t>
       </w:r>
       <w:r>
         <w:rPr>
@@ -471,94 +548,16 @@
       </w:r>
       <w:r>
         <w:rPr>
-          <w:spacing w:val="-6"/>
-          <w:sz w:val="20"/>
-        </w:rPr>
-        <w:t xml:space="preserve"> </w:t>
-      </w:r>
-      <w:r>
-        <w:rPr>
-          <w:sz w:val="20"/>
-        </w:rPr>
-        <w:t>workflows,</w:t>
-      </w:r>
-      <w:r>
-        <w:rPr>
-          <w:spacing w:val="-3"/>
-          <w:sz w:val="20"/>
-        </w:rPr>
-        <w:t xml:space="preserve"> </w:t>
-      </w:r>
-      <w:r>
-        <w:rPr>
-          <w:sz w:val="20"/>
-        </w:rPr>
-        <w:t>leveraging</w:t>
-      </w:r>
-      <w:r>
-        <w:rPr>
-          <w:spacing w:val="-3"/>
-          <w:sz w:val="20"/>
-        </w:rPr>
-        <w:t xml:space="preserve"> </w:t>
-      </w:r>
-      <w:r>
-        <w:rPr>
-          <w:sz w:val="20"/>
-        </w:rPr>
-        <w:t>Python</w:t>
-      </w:r>
-      <w:r>
-        <w:rPr>
-          <w:spacing w:val="-4"/>
-          <w:sz w:val="20"/>
-        </w:rPr>
-        <w:t xml:space="preserve"> </w:t>
-      </w:r>
-      <w:r>
-        <w:rPr>
-          <w:sz w:val="20"/>
-        </w:rPr>
-        <w:t>and</w:t>
-      </w:r>
-      <w:r>
-        <w:rPr>
-          <w:spacing w:val="-4"/>
-          <w:sz w:val="20"/>
-        </w:rPr>
-        <w:t xml:space="preserve"> </w:t>
-      </w:r>
-      <w:r>
-        <w:rPr>
-          <w:sz w:val="20"/>
-        </w:rPr>
-        <w:t>orchestration</w:t>
-      </w:r>
-      <w:r>
-        <w:rPr>
-          <w:spacing w:val="-4"/>
-          <w:sz w:val="20"/>
-        </w:rPr>
-        <w:t xml:space="preserve"> </w:t>
-      </w:r>
-      <w:r>
-        <w:rPr>
-          <w:sz w:val="20"/>
-        </w:rPr>
-        <w:t>frameworks</w:t>
-      </w:r>
-      <w:r>
-        <w:rPr>
-          <w:spacing w:val="-4"/>
-          <w:sz w:val="20"/>
-        </w:rPr>
-        <w:t xml:space="preserve"> </w:t>
-      </w:r>
-      <w:r>
-        <w:rPr>
-          <w:sz w:val="20"/>
-        </w:rPr>
-        <w:t>to optimize data processing and reduce manual intervention.</w:t>
+          <w:spacing w:val="-4"/>
+          <w:sz w:val="20"/>
+        </w:rPr>
+        <w:t xml:space="preserve"> </w:t>
+      </w:r>
+      <w:r>
+        <w:rPr>
+          <w:sz w:val="20"/>
+        </w:rPr>
+        <w:t>workflows, optimizing data processing for large-scale SEO and content operations.</w:t>
       </w:r>
     </w:p>
     <w:p>
@@ -608,7 +607,7 @@
         <w:rPr>
           <w:sz w:val="20"/>
         </w:rPr>
-        <w:t>pipelines</w:t>
+        <w:t>processes</w:t>
       </w:r>
       <w:r>
         <w:rPr>
@@ -634,7 +633,59 @@
         <w:rPr>
           <w:sz w:val="20"/>
         </w:rPr>
-        <w:t>implemented</w:t>
+        <w:t>partitioning</w:t>
+      </w:r>
+      <w:r>
+        <w:rPr>
+          <w:spacing w:val="-3"/>
+          <w:sz w:val="20"/>
+        </w:rPr>
+        <w:t xml:space="preserve"> </w:t>
+      </w:r>
+      <w:r>
+        <w:rPr>
+          <w:sz w:val="20"/>
+        </w:rPr>
+        <w:t>strategies</w:t>
+      </w:r>
+      <w:r>
+        <w:rPr>
+          <w:spacing w:val="-4"/>
+          <w:sz w:val="20"/>
+        </w:rPr>
+        <w:t xml:space="preserve"> </w:t>
+      </w:r>
+      <w:r>
+        <w:rPr>
+          <w:sz w:val="20"/>
+        </w:rPr>
+        <w:t>to</w:t>
+      </w:r>
+      <w:r>
+        <w:rPr>
+          <w:spacing w:val="-6"/>
+          <w:sz w:val="20"/>
+        </w:rPr>
+        <w:t xml:space="preserve"> </w:t>
+      </w:r>
+      <w:r>
+        <w:rPr>
+          <w:sz w:val="20"/>
+        </w:rPr>
+        <w:t>scale</w:t>
+      </w:r>
+      <w:r>
+        <w:rPr>
+          <w:spacing w:val="-3"/>
+          <w:sz w:val="20"/>
+        </w:rPr>
+        <w:t xml:space="preserve"> </w:t>
+      </w:r>
+      <w:r>
+        <w:rPr>
+          <w:sz w:val="20"/>
+        </w:rPr>
+        <w:t>cloud</w:t>
       </w:r>
       <w:r>
         <w:rPr>
@@ -651,68 +702,16 @@
       </w:r>
       <w:r>
         <w:rPr>
-          <w:spacing w:val="-4"/>
-          <w:sz w:val="20"/>
-        </w:rPr>
-        <w:t xml:space="preserve"> </w:t>
-      </w:r>
-      <w:r>
-        <w:rPr>
-          <w:sz w:val="20"/>
-        </w:rPr>
-        <w:t>partitioning</w:t>
-      </w:r>
-      <w:r>
-        <w:rPr>
-          <w:spacing w:val="-6"/>
-          <w:sz w:val="20"/>
-        </w:rPr>
-        <w:t xml:space="preserve"> </w:t>
-      </w:r>
-      <w:r>
-        <w:rPr>
-          <w:sz w:val="20"/>
-        </w:rPr>
-        <w:t>strategies</w:t>
-      </w:r>
-      <w:r>
-        <w:rPr>
-          <w:spacing w:val="-3"/>
-          <w:sz w:val="20"/>
-        </w:rPr>
-        <w:t xml:space="preserve"> </w:t>
-      </w:r>
-      <w:r>
-        <w:rPr>
-          <w:sz w:val="20"/>
-        </w:rPr>
-        <w:t>to</w:t>
-      </w:r>
-      <w:r>
-        <w:rPr>
-          <w:spacing w:val="-3"/>
-          <w:sz w:val="20"/>
-        </w:rPr>
-        <w:t xml:space="preserve"> </w:t>
-      </w:r>
-      <w:r>
-        <w:rPr>
-          <w:sz w:val="20"/>
-        </w:rPr>
-        <w:t>scale</w:t>
-      </w:r>
-      <w:r>
-        <w:rPr>
-          <w:spacing w:val="-3"/>
-          <w:sz w:val="20"/>
-        </w:rPr>
-        <w:t xml:space="preserve"> </w:t>
-      </w:r>
-      <w:r>
-        <w:rPr>
-          <w:sz w:val="20"/>
-        </w:rPr>
-        <w:t>cloud</w:t>
+          <w:spacing w:val="-3"/>
+          <w:sz w:val="20"/>
+        </w:rPr>
+        <w:t xml:space="preserve"> </w:t>
+      </w:r>
+      <w:r>
+        <w:rPr>
+          <w:sz w:val="20"/>
+        </w:rPr>
+        <w:t>infrastructure,</w:t>
       </w:r>
       <w:r>
         <w:rPr>
@@ -725,33 +724,33 @@
         <w:rPr>
           <w:sz w:val="20"/>
         </w:rPr>
-        <w:t>data</w:t>
-      </w:r>
-      <w:r>
-        <w:rPr>
-          <w:spacing w:val="-3"/>
-          <w:sz w:val="20"/>
-        </w:rPr>
-        <w:t xml:space="preserve"> </w:t>
-      </w:r>
-      <w:r>
-        <w:rPr>
-          <w:sz w:val="20"/>
-        </w:rPr>
-        <w:t>infrastructure,</w:t>
-      </w:r>
-      <w:r>
-        <w:rPr>
-          <w:spacing w:val="-4"/>
-          <w:sz w:val="20"/>
-        </w:rPr>
-        <w:t xml:space="preserve"> </w:t>
-      </w:r>
-      <w:r>
-        <w:rPr>
-          <w:sz w:val="20"/>
-        </w:rPr>
-        <w:t>increasing processing capacity by 60% for datasets exceeding 2TB.</w:t>
+        <w:t>improving</w:t>
+      </w:r>
+      <w:r>
+        <w:rPr>
+          <w:spacing w:val="-3"/>
+          <w:sz w:val="20"/>
+        </w:rPr>
+        <w:t xml:space="preserve"> </w:t>
+      </w:r>
+      <w:r>
+        <w:rPr>
+          <w:sz w:val="20"/>
+        </w:rPr>
+        <w:t>processing</w:t>
+      </w:r>
+      <w:r>
+        <w:rPr>
+          <w:spacing w:val="-4"/>
+          <w:sz w:val="20"/>
+        </w:rPr>
+        <w:t xml:space="preserve"> </w:t>
+      </w:r>
+      <w:r>
+        <w:rPr>
+          <w:sz w:val="20"/>
+        </w:rPr>
+        <w:t>capacity by 60% and managing 2TB+ datasets efficiently.</w:t>
       </w:r>
     </w:p>
     <w:p>
@@ -788,7 +787,7 @@
         <w:rPr>
           <w:sz w:val="20"/>
         </w:rPr>
-        <w:t>scalable</w:t>
+        <w:t>robust</w:t>
       </w:r>
       <w:r>
         <w:rPr>
@@ -801,20 +800,20 @@
         <w:rPr>
           <w:sz w:val="20"/>
         </w:rPr>
-        <w:t>and</w:t>
-      </w:r>
-      <w:r>
-        <w:rPr>
-          <w:spacing w:val="-3"/>
-          <w:sz w:val="20"/>
-        </w:rPr>
-        <w:t xml:space="preserve"> </w:t>
-      </w:r>
-      <w:r>
-        <w:rPr>
-          <w:sz w:val="20"/>
-        </w:rPr>
-        <w:t>resilient</w:t>
+        <w:t>data</w:t>
+      </w:r>
+      <w:r>
+        <w:rPr>
+          <w:spacing w:val="-3"/>
+          <w:sz w:val="20"/>
+        </w:rPr>
+        <w:t xml:space="preserve"> </w:t>
+      </w:r>
+      <w:r>
+        <w:rPr>
+          <w:sz w:val="20"/>
+        </w:rPr>
+        <w:t>solutions</w:t>
       </w:r>
       <w:r>
         <w:rPr>
@@ -827,7 +826,7 @@
         <w:rPr>
           <w:sz w:val="20"/>
         </w:rPr>
-        <w:t>data</w:t>
+        <w:t>on</w:t>
       </w:r>
       <w:r>
         <w:rPr>
@@ -840,37 +839,11 @@
         <w:rPr>
           <w:sz w:val="20"/>
         </w:rPr>
-        <w:t>solutions</w:t>
-      </w:r>
-      <w:r>
-        <w:rPr>
-          <w:spacing w:val="-4"/>
-          <w:sz w:val="20"/>
-        </w:rPr>
-        <w:t xml:space="preserve"> </w:t>
-      </w:r>
-      <w:r>
-        <w:rPr>
-          <w:sz w:val="20"/>
-        </w:rPr>
-        <w:t>on</w:t>
-      </w:r>
-      <w:r>
-        <w:rPr>
-          <w:spacing w:val="-3"/>
-          <w:sz w:val="20"/>
-        </w:rPr>
-        <w:t xml:space="preserve"> </w:t>
-      </w:r>
-      <w:r>
-        <w:rPr>
-          <w:sz w:val="20"/>
-        </w:rPr>
         <w:t>AWS</w:t>
       </w:r>
       <w:r>
         <w:rPr>
-          <w:spacing w:val="-3"/>
+          <w:spacing w:val="-4"/>
           <w:sz w:val="20"/>
         </w:rPr>
         <w:t xml:space="preserve"> </w:t>
@@ -883,6 +856,32 @@
       </w:r>
       <w:r>
         <w:rPr>
+          <w:spacing w:val="-3"/>
+          <w:sz w:val="20"/>
+        </w:rPr>
+        <w:t xml:space="preserve"> </w:t>
+      </w:r>
+      <w:r>
+        <w:rPr>
+          <w:sz w:val="20"/>
+        </w:rPr>
+        <w:t>S3,</w:t>
+      </w:r>
+      <w:r>
+        <w:rPr>
+          <w:spacing w:val="-3"/>
+          <w:sz w:val="20"/>
+        </w:rPr>
+        <w:t xml:space="preserve"> </w:t>
+      </w:r>
+      <w:r>
+        <w:rPr>
+          <w:sz w:val="20"/>
+        </w:rPr>
+        <w:t>RDS,</w:t>
+      </w:r>
+      <w:r>
+        <w:rPr>
           <w:spacing w:val="-6"/>
           <w:sz w:val="20"/>
         </w:rPr>
@@ -892,32 +891,6 @@
         <w:rPr>
           <w:sz w:val="20"/>
         </w:rPr>
-        <w:t>S3,</w:t>
-      </w:r>
-      <w:r>
-        <w:rPr>
-          <w:spacing w:val="-3"/>
-          <w:sz w:val="20"/>
-        </w:rPr>
-        <w:t xml:space="preserve"> </w:t>
-      </w:r>
-      <w:r>
-        <w:rPr>
-          <w:sz w:val="20"/>
-        </w:rPr>
-        <w:t>RDS,</w:t>
-      </w:r>
-      <w:r>
-        <w:rPr>
-          <w:spacing w:val="-3"/>
-          <w:sz w:val="20"/>
-        </w:rPr>
-        <w:t xml:space="preserve"> </w:t>
-      </w:r>
-      <w:r>
-        <w:rPr>
-          <w:sz w:val="20"/>
-        </w:rPr>
         <w:t>ECS)</w:t>
       </w:r>
       <w:r>
@@ -935,6 +908,32 @@
       </w:r>
       <w:r>
         <w:rPr>
+          <w:spacing w:val="-3"/>
+          <w:sz w:val="20"/>
+        </w:rPr>
+        <w:t xml:space="preserve"> </w:t>
+      </w:r>
+      <w:r>
+        <w:rPr>
+          <w:sz w:val="20"/>
+        </w:rPr>
+        <w:t>support</w:t>
+      </w:r>
+      <w:r>
+        <w:rPr>
+          <w:spacing w:val="-3"/>
+          <w:sz w:val="20"/>
+        </w:rPr>
+        <w:t xml:space="preserve"> </w:t>
+      </w:r>
+      <w:r>
+        <w:rPr>
+          <w:sz w:val="20"/>
+        </w:rPr>
+        <w:t>high-volume</w:t>
+      </w:r>
+      <w:r>
+        <w:rPr>
           <w:spacing w:val="-5"/>
           <w:sz w:val="20"/>
         </w:rPr>
@@ -944,20 +943,20 @@
         <w:rPr>
           <w:sz w:val="20"/>
         </w:rPr>
-        <w:t>support</w:t>
-      </w:r>
-      <w:r>
-        <w:rPr>
-          <w:spacing w:val="-3"/>
-          <w:sz w:val="20"/>
-        </w:rPr>
-        <w:t xml:space="preserve"> </w:t>
-      </w:r>
-      <w:r>
-        <w:rPr>
-          <w:sz w:val="20"/>
-        </w:rPr>
-        <w:t>high-throughput</w:t>
+        <w:t>machine</w:t>
+      </w:r>
+      <w:r>
+        <w:rPr>
+          <w:spacing w:val="-3"/>
+          <w:sz w:val="20"/>
+        </w:rPr>
+        <w:t xml:space="preserve"> </w:t>
+      </w:r>
+      <w:r>
+        <w:rPr>
+          <w:sz w:val="20"/>
+        </w:rPr>
+        <w:t>learning</w:t>
       </w:r>
       <w:r>
         <w:rPr>
@@ -970,7 +969,7 @@
         <w:rPr>
           <w:sz w:val="20"/>
         </w:rPr>
-        <w:t>analytics and machine learning workloads.</w:t>
+        <w:t>and data analytics workloads.</w:t>
       </w:r>
     </w:p>
     <w:p>
@@ -994,20 +993,20 @@
         <w:rPr>
           <w:sz w:val="20"/>
         </w:rPr>
-        <w:t>Developed</w:t>
-      </w:r>
-      <w:r>
-        <w:rPr>
-          <w:spacing w:val="-3"/>
-          <w:sz w:val="20"/>
-        </w:rPr>
-        <w:t xml:space="preserve"> </w:t>
-      </w:r>
-      <w:r>
-        <w:rPr>
-          <w:sz w:val="20"/>
-        </w:rPr>
-        <w:t>high-performance</w:t>
+        <w:t>Engineered</w:t>
+      </w:r>
+      <w:r>
+        <w:rPr>
+          <w:spacing w:val="-3"/>
+          <w:sz w:val="20"/>
+        </w:rPr>
+        <w:t xml:space="preserve"> </w:t>
+      </w:r>
+      <w:r>
+        <w:rPr>
+          <w:sz w:val="20"/>
+        </w:rPr>
+        <w:t>gRPC</w:t>
       </w:r>
       <w:r>
         <w:rPr>
@@ -1046,7 +1045,72 @@
         <w:rPr>
           <w:sz w:val="20"/>
         </w:rPr>
-        <w:t>gRPC</w:t>
+        <w:t>performance-optimized</w:t>
+      </w:r>
+      <w:r>
+        <w:rPr>
+          <w:spacing w:val="-4"/>
+          <w:sz w:val="20"/>
+        </w:rPr>
+        <w:t xml:space="preserve"> </w:t>
+      </w:r>
+      <w:r>
+        <w:rPr>
+          <w:sz w:val="20"/>
+        </w:rPr>
+        <w:t>modules,</w:t>
+      </w:r>
+      <w:r>
+        <w:rPr>
+          <w:spacing w:val="-5"/>
+          <w:sz w:val="20"/>
+        </w:rPr>
+        <w:t xml:space="preserve"> </w:t>
+      </w:r>
+      <w:r>
+        <w:rPr>
+          <w:sz w:val="20"/>
+        </w:rPr>
+        <w:t>reducing</w:t>
+      </w:r>
+      <w:r>
+        <w:rPr>
+          <w:spacing w:val="-3"/>
+          <w:sz w:val="20"/>
+        </w:rPr>
+        <w:t xml:space="preserve"> </w:t>
+      </w:r>
+      <w:r>
+        <w:rPr>
+          <w:sz w:val="20"/>
+        </w:rPr>
+        <w:t>latency</w:t>
+      </w:r>
+      <w:r>
+        <w:rPr>
+          <w:spacing w:val="-2"/>
+          <w:sz w:val="20"/>
+        </w:rPr>
+        <w:t xml:space="preserve"> </w:t>
+      </w:r>
+      <w:r>
+        <w:rPr>
+          <w:sz w:val="20"/>
+        </w:rPr>
+        <w:t>by</w:t>
+      </w:r>
+      <w:r>
+        <w:rPr>
+          <w:spacing w:val="-4"/>
+          <w:sz w:val="20"/>
+        </w:rPr>
+        <w:t xml:space="preserve"> </w:t>
+      </w:r>
+      <w:r>
+        <w:rPr>
+          <w:sz w:val="20"/>
+        </w:rPr>
+        <w:t>25%</w:t>
       </w:r>
       <w:r>
         <w:rPr>
@@ -1072,72 +1136,7 @@
         <w:rPr>
           <w:sz w:val="20"/>
         </w:rPr>
-        <w:t>integrated</w:t>
-      </w:r>
-      <w:r>
-        <w:rPr>
-          <w:spacing w:val="-3"/>
-          <w:sz w:val="20"/>
-        </w:rPr>
-        <w:t xml:space="preserve"> </w:t>
-      </w:r>
-      <w:r>
-        <w:rPr>
-          <w:sz w:val="20"/>
-        </w:rPr>
-        <w:t>C++</w:t>
-      </w:r>
-      <w:r>
-        <w:rPr>
-          <w:spacing w:val="-2"/>
-          <w:sz w:val="20"/>
-        </w:rPr>
-        <w:t xml:space="preserve"> </w:t>
-      </w:r>
-      <w:r>
-        <w:rPr>
-          <w:sz w:val="20"/>
-        </w:rPr>
-        <w:t>modules</w:t>
-      </w:r>
-      <w:r>
-        <w:rPr>
-          <w:spacing w:val="-4"/>
-          <w:sz w:val="20"/>
-        </w:rPr>
-        <w:t xml:space="preserve"> </w:t>
-      </w:r>
-      <w:r>
-        <w:rPr>
-          <w:sz w:val="20"/>
-        </w:rPr>
-        <w:t>to</w:t>
-      </w:r>
-      <w:r>
-        <w:rPr>
-          <w:spacing w:val="-4"/>
-          <w:sz w:val="20"/>
-        </w:rPr>
-        <w:t xml:space="preserve"> </w:t>
-      </w:r>
-      <w:r>
-        <w:rPr>
-          <w:sz w:val="20"/>
-        </w:rPr>
-        <w:t>reduce</w:t>
-      </w:r>
-      <w:r>
-        <w:rPr>
-          <w:spacing w:val="-5"/>
-          <w:sz w:val="20"/>
-        </w:rPr>
-        <w:t xml:space="preserve"> </w:t>
-      </w:r>
-      <w:r>
-        <w:rPr>
-          <w:sz w:val="20"/>
-        </w:rPr>
-        <w:t>processing latency by 25% and enhance system scalability for concurrent users.</w:t>
+        <w:t>increasing system throughput to handle 15% more concurrent users.</w:t>
       </w:r>
     </w:p>
     <w:p>
@@ -1174,10 +1173,127 @@
         <w:rPr>
           <w:sz w:val="20"/>
         </w:rPr>
+        <w:t>and</w:t>
+      </w:r>
+      <w:r>
+        <w:rPr>
+          <w:spacing w:val="-5"/>
+          <w:sz w:val="20"/>
+        </w:rPr>
+        <w:t xml:space="preserve"> </w:t>
+      </w:r>
+      <w:r>
+        <w:rPr>
+          <w:sz w:val="20"/>
+        </w:rPr>
+        <w:t>implemented</w:t>
+      </w:r>
+      <w:r>
+        <w:rPr>
+          <w:spacing w:val="-3"/>
+          <w:sz w:val="20"/>
+        </w:rPr>
+        <w:t xml:space="preserve"> </w:t>
+      </w:r>
+      <w:r>
+        <w:rPr>
+          <w:sz w:val="20"/>
+        </w:rPr>
         <w:t>data</w:t>
       </w:r>
       <w:r>
         <w:rPr>
+          <w:spacing w:val="-1"/>
+          <w:sz w:val="20"/>
+        </w:rPr>
+        <w:t xml:space="preserve"> </w:t>
+      </w:r>
+      <w:r>
+        <w:rPr>
+          <w:sz w:val="20"/>
+        </w:rPr>
+        <w:t>retrieval</w:t>
+      </w:r>
+      <w:r>
+        <w:rPr>
+          <w:spacing w:val="-4"/>
+          <w:sz w:val="20"/>
+        </w:rPr>
+        <w:t xml:space="preserve"> </w:t>
+      </w:r>
+      <w:r>
+        <w:rPr>
+          <w:sz w:val="20"/>
+        </w:rPr>
+        <w:t>pipelines</w:t>
+      </w:r>
+      <w:r>
+        <w:rPr>
+          <w:spacing w:val="-2"/>
+          <w:sz w:val="20"/>
+        </w:rPr>
+        <w:t xml:space="preserve"> </w:t>
+      </w:r>
+      <w:r>
+        <w:rPr>
+          <w:sz w:val="20"/>
+        </w:rPr>
+        <w:t>using</w:t>
+      </w:r>
+      <w:r>
+        <w:rPr>
+          <w:spacing w:val="-4"/>
+          <w:sz w:val="20"/>
+        </w:rPr>
+        <w:t xml:space="preserve"> </w:t>
+      </w:r>
+      <w:r>
+        <w:rPr>
+          <w:sz w:val="20"/>
+        </w:rPr>
+        <w:t>FAISS</w:t>
+      </w:r>
+      <w:r>
+        <w:rPr>
+          <w:spacing w:val="-3"/>
+          <w:sz w:val="20"/>
+        </w:rPr>
+        <w:t xml:space="preserve"> </w:t>
+      </w:r>
+      <w:r>
+        <w:rPr>
+          <w:sz w:val="20"/>
+        </w:rPr>
+        <w:t>and</w:t>
+      </w:r>
+      <w:r>
+        <w:rPr>
+          <w:spacing w:val="-4"/>
+          <w:sz w:val="20"/>
+        </w:rPr>
+        <w:t xml:space="preserve"> </w:t>
+      </w:r>
+      <w:r>
+        <w:rPr>
+          <w:sz w:val="20"/>
+        </w:rPr>
+        <w:t>ChromaDB,</w:t>
+      </w:r>
+      <w:r>
+        <w:rPr>
+          <w:spacing w:val="-2"/>
+          <w:sz w:val="20"/>
+        </w:rPr>
+        <w:t xml:space="preserve"> </w:t>
+      </w:r>
+      <w:r>
+        <w:rPr>
+          <w:sz w:val="20"/>
+        </w:rPr>
+        <w:t>enabling</w:t>
+      </w:r>
+      <w:r>
+        <w:rPr>
           <w:spacing w:val="-5"/>
           <w:sz w:val="20"/>
         </w:rPr>
@@ -1187,114 +1303,10 @@
         <w:rPr>
           <w:sz w:val="20"/>
         </w:rPr>
-        <w:t>retrieval</w:t>
-      </w:r>
-      <w:r>
-        <w:rPr>
-          <w:spacing w:val="-3"/>
-          <w:sz w:val="20"/>
-        </w:rPr>
-        <w:t xml:space="preserve"> </w:t>
-      </w:r>
-      <w:r>
-        <w:rPr>
-          <w:sz w:val="20"/>
-        </w:rPr>
-        <w:t>pipelines</w:t>
-      </w:r>
-      <w:r>
-        <w:rPr>
-          <w:spacing w:val="-1"/>
-          <w:sz w:val="20"/>
-        </w:rPr>
-        <w:t xml:space="preserve"> </w:t>
-      </w:r>
-      <w:r>
-        <w:rPr>
-          <w:sz w:val="20"/>
-        </w:rPr>
-        <w:t>using</w:t>
-      </w:r>
-      <w:r>
-        <w:rPr>
-          <w:spacing w:val="-4"/>
-          <w:sz w:val="20"/>
-        </w:rPr>
-        <w:t xml:space="preserve"> </w:t>
-      </w:r>
-      <w:r>
-        <w:rPr>
-          <w:sz w:val="20"/>
-        </w:rPr>
-        <w:t>FAISS</w:t>
-      </w:r>
-      <w:r>
-        <w:rPr>
-          <w:spacing w:val="-2"/>
-          <w:sz w:val="20"/>
-        </w:rPr>
-        <w:t xml:space="preserve"> </w:t>
-      </w:r>
-      <w:r>
-        <w:rPr>
-          <w:sz w:val="20"/>
-        </w:rPr>
-        <w:t>and</w:t>
-      </w:r>
-      <w:r>
-        <w:rPr>
-          <w:spacing w:val="-4"/>
-          <w:sz w:val="20"/>
-        </w:rPr>
-        <w:t xml:space="preserve"> </w:t>
-      </w:r>
-      <w:r>
-        <w:rPr>
-          <w:sz w:val="20"/>
-        </w:rPr>
-        <w:t>ChromaDB</w:t>
-      </w:r>
-      <w:r>
-        <w:rPr>
-          <w:spacing w:val="-3"/>
-          <w:sz w:val="20"/>
-        </w:rPr>
-        <w:t xml:space="preserve"> </w:t>
-      </w:r>
-      <w:r>
-        <w:rPr>
-          <w:sz w:val="20"/>
-        </w:rPr>
-        <w:t>for</w:t>
-      </w:r>
-      <w:r>
-        <w:rPr>
-          <w:spacing w:val="-4"/>
-          <w:sz w:val="20"/>
-        </w:rPr>
-        <w:t xml:space="preserve"> </w:t>
-      </w:r>
-      <w:r>
-        <w:rPr>
-          <w:sz w:val="20"/>
-        </w:rPr>
         <w:t>efficient</w:t>
       </w:r>
       <w:r>
         <w:rPr>
-          <w:spacing w:val="-2"/>
-          <w:sz w:val="20"/>
-        </w:rPr>
-        <w:t xml:space="preserve"> </w:t>
-      </w:r>
-      <w:r>
-        <w:rPr>
-          <w:sz w:val="20"/>
-        </w:rPr>
-        <w:t>access</w:t>
-      </w:r>
-      <w:r>
-        <w:rPr>
           <w:spacing w:val="-5"/>
           <w:sz w:val="20"/>
         </w:rPr>
@@ -1304,20 +1316,7 @@
         <w:rPr>
           <w:sz w:val="20"/>
         </w:rPr>
-        <w:t>to</w:t>
-      </w:r>
-      <w:r>
-        <w:rPr>
-          <w:spacing w:val="-5"/>
-          <w:sz w:val="20"/>
-        </w:rPr>
-        <w:t xml:space="preserve"> </w:t>
-      </w:r>
-      <w:r>
-        <w:rPr>
-          <w:sz w:val="20"/>
-        </w:rPr>
-        <w:t>structured and unstructured enterprise datasets.</w:t>
+        <w:t>querying across structured and unstructured enterprise datasets.</w:t>
       </w:r>
     </w:p>
     <w:p>
@@ -1341,20 +1340,20 @@
         <w:rPr>
           <w:sz w:val="20"/>
         </w:rPr>
-        <w:t>Implemented</w:t>
-      </w:r>
-      <w:r>
-        <w:rPr>
-          <w:spacing w:val="-4"/>
-          <w:sz w:val="20"/>
-        </w:rPr>
-        <w:t xml:space="preserve"> </w:t>
-      </w:r>
-      <w:r>
-        <w:rPr>
-          <w:sz w:val="20"/>
-        </w:rPr>
-        <w:t>reinforcement</w:t>
+        <w:t>Enhanced</w:t>
+      </w:r>
+      <w:r>
+        <w:rPr>
+          <w:spacing w:val="-4"/>
+          <w:sz w:val="20"/>
+        </w:rPr>
+        <w:t xml:space="preserve"> </w:t>
+      </w:r>
+      <w:r>
+        <w:rPr>
+          <w:sz w:val="20"/>
+        </w:rPr>
+        <w:t>machine</w:t>
       </w:r>
       <w:r>
         <w:rPr>
@@ -1380,6 +1379,97 @@
         <w:rPr>
           <w:sz w:val="20"/>
         </w:rPr>
+        <w:t>model</w:t>
+      </w:r>
+      <w:r>
+        <w:rPr>
+          <w:spacing w:val="-4"/>
+          <w:sz w:val="20"/>
+        </w:rPr>
+        <w:t xml:space="preserve"> </w:t>
+      </w:r>
+      <w:r>
+        <w:rPr>
+          <w:sz w:val="20"/>
+        </w:rPr>
+        <w:t>performance</w:t>
+      </w:r>
+      <w:r>
+        <w:rPr>
+          <w:spacing w:val="-5"/>
+          <w:sz w:val="20"/>
+        </w:rPr>
+        <w:t xml:space="preserve"> </w:t>
+      </w:r>
+      <w:r>
+        <w:rPr>
+          <w:sz w:val="20"/>
+        </w:rPr>
+        <w:t>and</w:t>
+      </w:r>
+      <w:r>
+        <w:rPr>
+          <w:spacing w:val="-4"/>
+          <w:sz w:val="20"/>
+        </w:rPr>
+        <w:t xml:space="preserve"> </w:t>
+      </w:r>
+      <w:r>
+        <w:rPr>
+          <w:sz w:val="20"/>
+        </w:rPr>
+        <w:t>reliability</w:t>
+      </w:r>
+      <w:r>
+        <w:rPr>
+          <w:spacing w:val="-2"/>
+          <w:sz w:val="20"/>
+        </w:rPr>
+        <w:t xml:space="preserve"> </w:t>
+      </w:r>
+      <w:r>
+        <w:rPr>
+          <w:sz w:val="20"/>
+        </w:rPr>
+        <w:t>by</w:t>
+      </w:r>
+      <w:r>
+        <w:rPr>
+          <w:spacing w:val="-4"/>
+          <w:sz w:val="20"/>
+        </w:rPr>
+        <w:t xml:space="preserve"> </w:t>
+      </w:r>
+      <w:r>
+        <w:rPr>
+          <w:sz w:val="20"/>
+        </w:rPr>
+        <w:t>integrating</w:t>
+      </w:r>
+      <w:r>
+        <w:rPr>
+          <w:spacing w:val="-5"/>
+          <w:sz w:val="20"/>
+        </w:rPr>
+        <w:t xml:space="preserve"> </w:t>
+      </w:r>
+      <w:r>
+        <w:rPr>
+          <w:sz w:val="20"/>
+        </w:rPr>
+        <w:t>RLHF</w:t>
+      </w:r>
+      <w:r>
+        <w:rPr>
+          <w:spacing w:val="-4"/>
+          <w:sz w:val="20"/>
+        </w:rPr>
+        <w:t xml:space="preserve"> </w:t>
+      </w:r>
+      <w:r>
+        <w:rPr>
+          <w:sz w:val="20"/>
+        </w:rPr>
         <w:t>frameworks</w:t>
       </w:r>
       <w:r>
@@ -1393,131 +1483,40 @@
         <w:rPr>
           <w:sz w:val="20"/>
         </w:rPr>
-        <w:t>to</w:t>
-      </w:r>
-      <w:r>
-        <w:rPr>
-          <w:spacing w:val="-5"/>
-          <w:sz w:val="20"/>
-        </w:rPr>
-        <w:t xml:space="preserve"> </w:t>
-      </w:r>
-      <w:r>
-        <w:rPr>
-          <w:sz w:val="20"/>
-        </w:rPr>
-        <w:t>improve</w:t>
-      </w:r>
-      <w:r>
-        <w:rPr>
-          <w:spacing w:val="-4"/>
-          <w:sz w:val="20"/>
-        </w:rPr>
-        <w:t xml:space="preserve"> </w:t>
-      </w:r>
-      <w:r>
-        <w:rPr>
-          <w:sz w:val="20"/>
-        </w:rPr>
-        <w:t>machine</w:t>
+        <w:t>and</w:t>
+      </w:r>
+      <w:r>
+        <w:rPr>
+          <w:spacing w:val="-4"/>
+          <w:sz w:val="20"/>
+        </w:rPr>
+        <w:t xml:space="preserve"> </w:t>
+      </w:r>
+      <w:r>
+        <w:rPr>
+          <w:sz w:val="20"/>
+        </w:rPr>
+        <w:t>fine-tuning</w:t>
+      </w:r>
+      <w:r>
+        <w:rPr>
+          <w:spacing w:val="-4"/>
+          <w:sz w:val="20"/>
+        </w:rPr>
+        <w:t xml:space="preserve"> </w:t>
+      </w:r>
+      <w:r>
+        <w:rPr>
+          <w:sz w:val="20"/>
+        </w:rPr>
+        <w:t>with</w:t>
       </w:r>
       <w:r>
         <w:rPr>
           <w:spacing w:val="-2"/>
           <w:sz w:val="20"/>
         </w:rPr>
-        <w:t xml:space="preserve"> </w:t>
-      </w:r>
-      <w:r>
-        <w:rPr>
-          <w:sz w:val="20"/>
-        </w:rPr>
-        <w:t>learning</w:t>
-      </w:r>
-      <w:r>
-        <w:rPr>
-          <w:spacing w:val="-4"/>
-          <w:sz w:val="20"/>
-        </w:rPr>
-        <w:t xml:space="preserve"> </w:t>
-      </w:r>
-      <w:r>
-        <w:rPr>
-          <w:sz w:val="20"/>
-        </w:rPr>
-        <w:t>model</w:t>
-      </w:r>
-      <w:r>
-        <w:rPr>
-          <w:spacing w:val="-5"/>
-          <w:sz w:val="20"/>
-        </w:rPr>
-        <w:t xml:space="preserve"> </w:t>
-      </w:r>
-      <w:r>
-        <w:rPr>
-          <w:sz w:val="20"/>
-        </w:rPr>
-        <w:t>accuracy</w:t>
-      </w:r>
-      <w:r>
-        <w:rPr>
-          <w:spacing w:val="-4"/>
-          <w:sz w:val="20"/>
-        </w:rPr>
-        <w:t xml:space="preserve"> </w:t>
-      </w:r>
-      <w:r>
-        <w:rPr>
-          <w:sz w:val="20"/>
-        </w:rPr>
-        <w:t>and</w:t>
-      </w:r>
-      <w:r>
-        <w:rPr>
-          <w:spacing w:val="-4"/>
-          <w:sz w:val="20"/>
-        </w:rPr>
-        <w:t xml:space="preserve"> </w:t>
-      </w:r>
-      <w:r>
-        <w:rPr>
-          <w:sz w:val="20"/>
-        </w:rPr>
-        <w:t>reliability</w:t>
-      </w:r>
-      <w:r>
-        <w:rPr>
-          <w:spacing w:val="-4"/>
-          <w:sz w:val="20"/>
-        </w:rPr>
-        <w:t xml:space="preserve"> </w:t>
-      </w:r>
-      <w:r>
-        <w:rPr>
-          <w:sz w:val="20"/>
-        </w:rPr>
-        <w:t>in</w:t>
-      </w:r>
-      <w:r>
-        <w:rPr>
-          <w:spacing w:val="-4"/>
-          <w:sz w:val="20"/>
-        </w:rPr>
-        <w:t xml:space="preserve"> </w:t>
-      </w:r>
-      <w:r>
-        <w:rPr>
-          <w:sz w:val="20"/>
-        </w:rPr>
-        <w:t>production</w:t>
-      </w:r>
-      <w:r>
-        <w:rPr>
-          <w:spacing w:val="-2"/>
-          <w:sz w:val="20"/>
-        </w:rPr>
-        <w:t>environments.</w:t>
+        <w:t>PPO for production-grade AI solutions.</w:t>
       </w:r>
     </w:p>
     <w:p>
@@ -1567,19 +1566,6 @@
         <w:rPr>
           <w:sz w:val="20"/>
         </w:rPr>
-        <w:t>streaming</w:t>
-      </w:r>
-      <w:r>
-        <w:rPr>
-          <w:spacing w:val="-4"/>
-          <w:sz w:val="20"/>
-        </w:rPr>
-        <w:t xml:space="preserve"> </w:t>
-      </w:r>
-      <w:r>
-        <w:rPr>
-          <w:sz w:val="20"/>
-        </w:rPr>
         <w:t>data</w:t>
       </w:r>
       <w:r>
@@ -1593,6 +1579,19 @@
         <w:rPr>
           <w:sz w:val="20"/>
         </w:rPr>
+        <w:t>processing</w:t>
+      </w:r>
+      <w:r>
+        <w:rPr>
+          <w:spacing w:val="-4"/>
+          <w:sz w:val="20"/>
+        </w:rPr>
+        <w:t xml:space="preserve"> </w:t>
+      </w:r>
+      <w:r>
+        <w:rPr>
+          <w:sz w:val="20"/>
+        </w:rPr>
         <w:t>pipelines</w:t>
       </w:r>
       <w:r>
@@ -1606,6 +1605,32 @@
         <w:rPr>
           <w:sz w:val="20"/>
         </w:rPr>
+        <w:t>on</w:t>
+      </w:r>
+      <w:r>
+        <w:rPr>
+          <w:spacing w:val="-4"/>
+          <w:sz w:val="20"/>
+        </w:rPr>
+        <w:t xml:space="preserve"> </w:t>
+      </w:r>
+      <w:r>
+        <w:rPr>
+          <w:sz w:val="20"/>
+        </w:rPr>
+        <w:t>AWS</w:t>
+      </w:r>
+      <w:r>
+        <w:rPr>
+          <w:spacing w:val="-3"/>
+          <w:sz w:val="20"/>
+        </w:rPr>
+        <w:t xml:space="preserve"> </w:t>
+      </w:r>
+      <w:r>
+        <w:rPr>
+          <w:sz w:val="20"/>
+        </w:rPr>
         <w:t>for</w:t>
       </w:r>
       <w:r>
@@ -1619,46 +1644,33 @@
         <w:rPr>
           <w:sz w:val="20"/>
         </w:rPr>
-        <w:t>audio</w:t>
-      </w:r>
-      <w:r>
-        <w:rPr>
-          <w:spacing w:val="-3"/>
-          <w:sz w:val="20"/>
-        </w:rPr>
-        <w:t xml:space="preserve"> </w:t>
-      </w:r>
-      <w:r>
-        <w:rPr>
-          <w:sz w:val="20"/>
-        </w:rPr>
-        <w:t>processing,</w:t>
-      </w:r>
-      <w:r>
-        <w:rPr>
-          <w:spacing w:val="-4"/>
-          <w:sz w:val="20"/>
-        </w:rPr>
-        <w:t xml:space="preserve"> </w:t>
-      </w:r>
-      <w:r>
-        <w:rPr>
-          <w:sz w:val="20"/>
-        </w:rPr>
-        <w:t>including</w:t>
-      </w:r>
-      <w:r>
-        <w:rPr>
-          <w:spacing w:val="-4"/>
-          <w:sz w:val="20"/>
-        </w:rPr>
-        <w:t xml:space="preserve"> </w:t>
-      </w:r>
-      <w:r>
-        <w:rPr>
-          <w:sz w:val="20"/>
-        </w:rPr>
-        <w:t>speech-to-text</w:t>
+        <w:t>speech-to-text,</w:t>
+      </w:r>
+      <w:r>
+        <w:rPr>
+          <w:spacing w:val="-4"/>
+          <w:sz w:val="20"/>
+        </w:rPr>
+        <w:t xml:space="preserve"> </w:t>
+      </w:r>
+      <w:r>
+        <w:rPr>
+          <w:sz w:val="20"/>
+        </w:rPr>
+        <w:t>sentiment</w:t>
+      </w:r>
+      <w:r>
+        <w:rPr>
+          <w:spacing w:val="-4"/>
+          <w:sz w:val="20"/>
+        </w:rPr>
+        <w:t xml:space="preserve"> </w:t>
+      </w:r>
+      <w:r>
+        <w:rPr>
+          <w:sz w:val="20"/>
+        </w:rPr>
+        <w:t>analysis,</w:t>
       </w:r>
       <w:r>
         <w:rPr>
@@ -1684,20 +1696,7 @@
         <w:rPr>
           <w:sz w:val="20"/>
         </w:rPr>
-        <w:t>sentiment</w:t>
-      </w:r>
-      <w:r>
-        <w:rPr>
-          <w:spacing w:val="-4"/>
-          <w:sz w:val="20"/>
-        </w:rPr>
-        <w:t xml:space="preserve"> </w:t>
-      </w:r>
-      <w:r>
-        <w:rPr>
-          <w:sz w:val="20"/>
-        </w:rPr>
-        <w:t>analysis, using AWS services and advanced streaming architectures.</w:t>
+        <w:t>actionable insights, supporting streaming architectures at scale.</w:t>
       </w:r>
     </w:p>
     <w:p>
@@ -1787,7 +1786,6 @@
       <w:r>
         <w:rPr/>
         <w:tab/>
-        <w:t>Senior</w:t>
       </w:r>
       <w:r>
         <w:rPr>
@@ -1842,11 +1840,50 @@
         <w:rPr>
           <w:sz w:val="20"/>
         </w:rPr>
-        <w:t>Designed</w:t>
-      </w:r>
-      <w:r>
-        <w:rPr>
-          <w:spacing w:val="-3"/>
+        <w:t>Developed</w:t>
+      </w:r>
+      <w:r>
+        <w:rPr>
+          <w:spacing w:val="-3"/>
+          <w:sz w:val="20"/>
+        </w:rPr>
+        <w:t xml:space="preserve"> </w:t>
+      </w:r>
+      <w:r>
+        <w:rPr>
+          <w:sz w:val="20"/>
+        </w:rPr>
+        <w:t>scalable</w:t>
+      </w:r>
+      <w:r>
+        <w:rPr>
+          <w:spacing w:val="-4"/>
+          <w:sz w:val="20"/>
+        </w:rPr>
+        <w:t xml:space="preserve"> </w:t>
+      </w:r>
+      <w:r>
+        <w:rPr>
+          <w:sz w:val="20"/>
+        </w:rPr>
+        <w:t>data</w:t>
+      </w:r>
+      <w:r>
+        <w:rPr>
+          <w:spacing w:val="-4"/>
+          <w:sz w:val="20"/>
+        </w:rPr>
+        <w:t xml:space="preserve"> </w:t>
+      </w:r>
+      <w:r>
+        <w:rPr>
+          <w:sz w:val="20"/>
+        </w:rPr>
+        <w:t>architectures</w:t>
+      </w:r>
+      <w:r>
+        <w:rPr>
+          <w:spacing w:val="-4"/>
           <w:sz w:val="20"/>
         </w:rPr>
         <w:t xml:space="preserve"> </w:t>
@@ -1859,45 +1896,6 @@
       </w:r>
       <w:r>
         <w:rPr>
-          <w:spacing w:val="-4"/>
-          <w:sz w:val="20"/>
-        </w:rPr>
-        <w:t xml:space="preserve"> </w:t>
-      </w:r>
-      <w:r>
-        <w:rPr>
-          <w:sz w:val="20"/>
-        </w:rPr>
-        <w:t>implemented</w:t>
-      </w:r>
-      <w:r>
-        <w:rPr>
-          <w:spacing w:val="-4"/>
-          <w:sz w:val="20"/>
-        </w:rPr>
-        <w:t xml:space="preserve"> </w:t>
-      </w:r>
-      <w:r>
-        <w:rPr>
-          <w:sz w:val="20"/>
-        </w:rPr>
-        <w:t>scalable</w:t>
-      </w:r>
-      <w:r>
-        <w:rPr>
-          <w:spacing w:val="-4"/>
-          <w:sz w:val="20"/>
-        </w:rPr>
-        <w:t xml:space="preserve"> </w:t>
-      </w:r>
-      <w:r>
-        <w:rPr>
-          <w:sz w:val="20"/>
-        </w:rPr>
-        <w:t>data</w:t>
-      </w:r>
-      <w:r>
-        <w:rPr>
           <w:spacing w:val="-3"/>
           <w:sz w:val="20"/>
         </w:rPr>
@@ -1920,7 +1918,7 @@
         <w:rPr>
           <w:sz w:val="20"/>
         </w:rPr>
-        <w:t>to</w:t>
+        <w:t>for</w:t>
       </w:r>
       <w:r>
         <w:rPr>
@@ -1933,46 +1931,46 @@
         <w:rPr>
           <w:sz w:val="20"/>
         </w:rPr>
-        <w:t>ingest,</w:t>
-      </w:r>
-      <w:r>
-        <w:rPr>
-          <w:spacing w:val="-3"/>
-          <w:sz w:val="20"/>
-        </w:rPr>
-        <w:t xml:space="preserve"> </w:t>
-      </w:r>
-      <w:r>
-        <w:rPr>
-          <w:sz w:val="20"/>
-        </w:rPr>
-        <w:t>transform,</w:t>
-      </w:r>
-      <w:r>
-        <w:rPr>
-          <w:spacing w:val="-3"/>
-          <w:sz w:val="20"/>
-        </w:rPr>
-        <w:t xml:space="preserve"> </w:t>
-      </w:r>
-      <w:r>
-        <w:rPr>
-          <w:sz w:val="20"/>
-        </w:rPr>
-        <w:t>and</w:t>
-      </w:r>
-      <w:r>
-        <w:rPr>
-          <w:spacing w:val="-4"/>
-          <w:sz w:val="20"/>
-        </w:rPr>
-        <w:t xml:space="preserve"> </w:t>
-      </w:r>
-      <w:r>
-        <w:rPr>
-          <w:sz w:val="20"/>
-        </w:rPr>
-        <w:t>structure</w:t>
+        <w:t>enterprise</w:t>
+      </w:r>
+      <w:r>
+        <w:rPr>
+          <w:spacing w:val="-3"/>
+          <w:sz w:val="20"/>
+        </w:rPr>
+        <w:t xml:space="preserve"> </w:t>
+      </w:r>
+      <w:r>
+        <w:rPr>
+          <w:sz w:val="20"/>
+        </w:rPr>
+        <w:t>transformation,</w:t>
+      </w:r>
+      <w:r>
+        <w:rPr>
+          <w:spacing w:val="-3"/>
+          <w:sz w:val="20"/>
+        </w:rPr>
+        <w:t xml:space="preserve"> </w:t>
+      </w:r>
+      <w:r>
+        <w:rPr>
+          <w:sz w:val="20"/>
+        </w:rPr>
+        <w:t>integrating</w:t>
+      </w:r>
+      <w:r>
+        <w:rPr>
+          <w:spacing w:val="-4"/>
+          <w:sz w:val="20"/>
+        </w:rPr>
+        <w:t xml:space="preserve"> </w:t>
+      </w:r>
+      <w:r>
+        <w:rPr>
+          <w:sz w:val="20"/>
+        </w:rPr>
+        <w:t>AWS</w:t>
       </w:r>
       <w:r>
         <w:rPr>
@@ -1985,20 +1983,20 @@
         <w:rPr>
           <w:sz w:val="20"/>
         </w:rPr>
-        <w:t>business</w:t>
-      </w:r>
-      <w:r>
-        <w:rPr>
-          <w:spacing w:val="-3"/>
-          <w:sz w:val="20"/>
-        </w:rPr>
-        <w:t xml:space="preserve"> </w:t>
-      </w:r>
-      <w:r>
-        <w:rPr>
-          <w:sz w:val="20"/>
-        </w:rPr>
-        <w:t>documents into technical assets, leveraging Python, SQL, and AWS services.</w:t>
+        <w:t>services</w:t>
+      </w:r>
+      <w:r>
+        <w:rPr>
+          <w:spacing w:val="-3"/>
+          <w:sz w:val="20"/>
+        </w:rPr>
+        <w:t xml:space="preserve"> </w:t>
+      </w:r>
+      <w:r>
+        <w:rPr>
+          <w:sz w:val="20"/>
+        </w:rPr>
+        <w:t>like S3, Glue, and Redshift to process and structure large-scale datasets.</w:t>
       </w:r>
     </w:p>
     <w:p>
@@ -2022,7 +2020,7 @@
         <w:rPr>
           <w:sz w:val="20"/>
         </w:rPr>
-        <w:t>Architected</w:t>
+        <w:t>Designed</w:t>
       </w:r>
       <w:r>
         <w:rPr>
@@ -2035,20 +2033,20 @@
         <w:rPr>
           <w:sz w:val="20"/>
         </w:rPr>
-        <w:t>data</w:t>
-      </w:r>
-      <w:r>
-        <w:rPr>
-          <w:spacing w:val="-3"/>
-          <w:sz w:val="20"/>
-        </w:rPr>
-        <w:t xml:space="preserve"> </w:t>
-      </w:r>
-      <w:r>
-        <w:rPr>
-          <w:sz w:val="20"/>
-        </w:rPr>
-        <w:t>workflows</w:t>
+        <w:t>and</w:t>
+      </w:r>
+      <w:r>
+        <w:rPr>
+          <w:spacing w:val="-3"/>
+          <w:sz w:val="20"/>
+        </w:rPr>
+        <w:t xml:space="preserve"> </w:t>
+      </w:r>
+      <w:r>
+        <w:rPr>
+          <w:sz w:val="20"/>
+        </w:rPr>
+        <w:t>optimized</w:t>
       </w:r>
       <w:r>
         <w:rPr>
@@ -2061,20 +2059,20 @@
         <w:rPr>
           <w:sz w:val="20"/>
         </w:rPr>
-        <w:t>using</w:t>
-      </w:r>
-      <w:r>
-        <w:rPr>
-          <w:spacing w:val="-3"/>
-          <w:sz w:val="20"/>
-        </w:rPr>
-        <w:t xml:space="preserve"> </w:t>
-      </w:r>
-      <w:r>
-        <w:rPr>
-          <w:sz w:val="20"/>
-        </w:rPr>
-        <w:t>Apache</w:t>
+        <w:t>ETL</w:t>
+      </w:r>
+      <w:r>
+        <w:rPr>
+          <w:spacing w:val="-3"/>
+          <w:sz w:val="20"/>
+        </w:rPr>
+        <w:t xml:space="preserve"> </w:t>
+      </w:r>
+      <w:r>
+        <w:rPr>
+          <w:sz w:val="20"/>
+        </w:rPr>
+        <w:t>pipelines</w:t>
       </w:r>
       <w:r>
         <w:rPr>
@@ -2087,11 +2085,24 @@
         <w:rPr>
           <w:sz w:val="20"/>
         </w:rPr>
-        <w:t>Spark</w:t>
-      </w:r>
-      <w:r>
-        <w:rPr>
-          <w:spacing w:val="-3"/>
+        <w:t>for</w:t>
+      </w:r>
+      <w:r>
+        <w:rPr>
+          <w:spacing w:val="-3"/>
+          <w:sz w:val="20"/>
+        </w:rPr>
+        <w:t xml:space="preserve"> </w:t>
+      </w:r>
+      <w:r>
+        <w:rPr>
+          <w:sz w:val="20"/>
+        </w:rPr>
+        <w:t>ingesting</w:t>
+      </w:r>
+      <w:r>
+        <w:rPr>
+          <w:spacing w:val="-5"/>
           <w:sz w:val="20"/>
         </w:rPr>
         <w:t xml:space="preserve"> </w:t>
@@ -2104,68 +2115,55 @@
       </w:r>
       <w:r>
         <w:rPr>
-          <w:spacing w:val="-5"/>
-          <w:sz w:val="20"/>
-        </w:rPr>
-        <w:t xml:space="preserve"> </w:t>
-      </w:r>
-      <w:r>
-        <w:rPr>
-          <w:sz w:val="20"/>
-        </w:rPr>
-        <w:t>Airflow</w:t>
-      </w:r>
-      <w:r>
-        <w:rPr>
-          <w:spacing w:val="-3"/>
-          <w:sz w:val="20"/>
-        </w:rPr>
-        <w:t xml:space="preserve"> </w:t>
-      </w:r>
-      <w:r>
-        <w:rPr>
-          <w:sz w:val="20"/>
-        </w:rPr>
-        <w:t>to</w:t>
-      </w:r>
-      <w:r>
-        <w:rPr>
-          <w:spacing w:val="-4"/>
-          <w:sz w:val="20"/>
-        </w:rPr>
-        <w:t xml:space="preserve"> </w:t>
-      </w:r>
-      <w:r>
-        <w:rPr>
-          <w:sz w:val="20"/>
-        </w:rPr>
-        <w:t>enable</w:t>
-      </w:r>
-      <w:r>
-        <w:rPr>
-          <w:spacing w:val="-4"/>
-          <w:sz w:val="20"/>
-        </w:rPr>
-        <w:t xml:space="preserve"> </w:t>
-      </w:r>
-      <w:r>
-        <w:rPr>
-          <w:sz w:val="20"/>
-        </w:rPr>
-        <w:t>efficient</w:t>
-      </w:r>
-      <w:r>
-        <w:rPr>
-          <w:spacing w:val="-4"/>
-          <w:sz w:val="20"/>
-        </w:rPr>
-        <w:t xml:space="preserve"> </w:t>
-      </w:r>
-      <w:r>
-        <w:rPr>
-          <w:sz w:val="20"/>
-        </w:rPr>
-        <w:t>processing and orchestration of large-scale datasets in regulated environments.</w:t>
+          <w:spacing w:val="-3"/>
+          <w:sz w:val="20"/>
+        </w:rPr>
+        <w:t xml:space="preserve"> </w:t>
+      </w:r>
+      <w:r>
+        <w:rPr>
+          <w:sz w:val="20"/>
+        </w:rPr>
+        <w:t>transforming</w:t>
+      </w:r>
+      <w:r>
+        <w:rPr>
+          <w:spacing w:val="-4"/>
+          <w:sz w:val="20"/>
+        </w:rPr>
+        <w:t xml:space="preserve"> </w:t>
+      </w:r>
+      <w:r>
+        <w:rPr>
+          <w:sz w:val="20"/>
+        </w:rPr>
+        <w:t>unstructured</w:t>
+      </w:r>
+      <w:r>
+        <w:rPr>
+          <w:spacing w:val="-4"/>
+          <w:sz w:val="20"/>
+        </w:rPr>
+        <w:t xml:space="preserve"> </w:t>
+      </w:r>
+      <w:r>
+        <w:rPr>
+          <w:sz w:val="20"/>
+        </w:rPr>
+        <w:t>business</w:t>
+      </w:r>
+      <w:r>
+        <w:rPr>
+          <w:spacing w:val="-4"/>
+          <w:sz w:val="20"/>
+        </w:rPr>
+        <w:t xml:space="preserve"> </w:t>
+      </w:r>
+      <w:r>
+        <w:rPr>
+          <w:sz w:val="20"/>
+        </w:rPr>
+        <w:t>documents into structured technical assets using Python and Apache Spark.</w:t>
       </w:r>
     </w:p>
     <w:p>
@@ -2189,7 +2187,7 @@
         <w:rPr>
           <w:sz w:val="20"/>
         </w:rPr>
-        <w:t>Integrated</w:t>
+        <w:t>Implemented</w:t>
       </w:r>
       <w:r>
         <w:rPr>
@@ -2202,7 +2200,7 @@
         <w:rPr>
           <w:sz w:val="20"/>
         </w:rPr>
-        <w:t>real-time</w:t>
+        <w:t>data</w:t>
       </w:r>
       <w:r>
         <w:rPr>
@@ -2215,7 +2213,7 @@
         <w:rPr>
           <w:sz w:val="20"/>
         </w:rPr>
-        <w:t>data</w:t>
+        <w:t>orchestration</w:t>
       </w:r>
       <w:r>
         <w:rPr>
@@ -2228,20 +2226,20 @@
         <w:rPr>
           <w:sz w:val="20"/>
         </w:rPr>
-        <w:t>streaming</w:t>
-      </w:r>
-      <w:r>
-        <w:rPr>
-          <w:spacing w:val="-3"/>
-          <w:sz w:val="20"/>
-        </w:rPr>
-        <w:t xml:space="preserve"> </w:t>
-      </w:r>
-      <w:r>
-        <w:rPr>
-          <w:sz w:val="20"/>
-        </w:rPr>
-        <w:t>solutions</w:t>
+        <w:t>workflows</w:t>
+      </w:r>
+      <w:r>
+        <w:rPr>
+          <w:spacing w:val="-3"/>
+          <w:sz w:val="20"/>
+        </w:rPr>
+        <w:t xml:space="preserve"> </w:t>
+      </w:r>
+      <w:r>
+        <w:rPr>
+          <w:sz w:val="20"/>
+        </w:rPr>
+        <w:t>leveraging</w:t>
       </w:r>
       <w:r>
         <w:rPr>
@@ -2254,20 +2252,20 @@
         <w:rPr>
           <w:sz w:val="20"/>
         </w:rPr>
-        <w:t>with</w:t>
-      </w:r>
-      <w:r>
-        <w:rPr>
-          <w:spacing w:val="-4"/>
-          <w:sz w:val="20"/>
-        </w:rPr>
-        <w:t xml:space="preserve"> </w:t>
-      </w:r>
-      <w:r>
-        <w:rPr>
-          <w:sz w:val="20"/>
-        </w:rPr>
-        <w:t>Kafka</w:t>
+        <w:t>Airflow</w:t>
+      </w:r>
+      <w:r>
+        <w:rPr>
+          <w:spacing w:val="-4"/>
+          <w:sz w:val="20"/>
+        </w:rPr>
+        <w:t xml:space="preserve"> </w:t>
+      </w:r>
+      <w:r>
+        <w:rPr>
+          <w:sz w:val="20"/>
+        </w:rPr>
+        <w:t>and</w:t>
       </w:r>
       <w:r>
         <w:rPr>
@@ -2280,7 +2278,7 @@
         <w:rPr>
           <w:sz w:val="20"/>
         </w:rPr>
-        <w:t>to</w:t>
+        <w:t>cloud-native</w:t>
       </w:r>
       <w:r>
         <w:rPr>
@@ -2293,7 +2291,7 @@
         <w:rPr>
           <w:sz w:val="20"/>
         </w:rPr>
-        <w:t>support</w:t>
+        <w:t>tools,</w:t>
       </w:r>
       <w:r>
         <w:rPr>
@@ -2306,7 +2304,7 @@
         <w:rPr>
           <w:sz w:val="20"/>
         </w:rPr>
-        <w:t>dynamic</w:t>
+        <w:t>ensuring</w:t>
       </w:r>
       <w:r>
         <w:rPr>
@@ -2319,7 +2317,7 @@
         <w:rPr>
           <w:sz w:val="20"/>
         </w:rPr>
-        <w:t>and responsive data processing for enterprise applications.</w:t>
+        <w:t>compliance with governance and audit requirements in regulated environments.</w:t>
       </w:r>
     </w:p>
     <w:p>
@@ -2343,20 +2341,20 @@
         <w:rPr>
           <w:sz w:val="20"/>
         </w:rPr>
-        <w:t>Developed</w:t>
-      </w:r>
-      <w:r>
-        <w:rPr>
-          <w:spacing w:val="-4"/>
-          <w:sz w:val="20"/>
-        </w:rPr>
-        <w:t xml:space="preserve"> </w:t>
-      </w:r>
-      <w:r>
-        <w:rPr>
-          <w:sz w:val="20"/>
-        </w:rPr>
-        <w:t>audit-ready</w:t>
+        <w:t>Built</w:t>
+      </w:r>
+      <w:r>
+        <w:rPr>
+          <w:spacing w:val="-4"/>
+          <w:sz w:val="20"/>
+        </w:rPr>
+        <w:t xml:space="preserve"> </w:t>
+      </w:r>
+      <w:r>
+        <w:rPr>
+          <w:sz w:val="20"/>
+        </w:rPr>
+        <w:t>robust</w:t>
       </w:r>
       <w:r>
         <w:rPr>
@@ -2434,59 +2432,59 @@
         <w:rPr>
           <w:sz w:val="20"/>
         </w:rPr>
-        <w:t>compliance</w:t>
-      </w:r>
-      <w:r>
-        <w:rPr>
-          <w:spacing w:val="-4"/>
-          <w:sz w:val="20"/>
-        </w:rPr>
-        <w:t xml:space="preserve"> </w:t>
-      </w:r>
-      <w:r>
-        <w:rPr>
-          <w:sz w:val="20"/>
-        </w:rPr>
-        <w:t>with</w:t>
-      </w:r>
-      <w:r>
-        <w:rPr>
-          <w:spacing w:val="-4"/>
-          <w:sz w:val="20"/>
-        </w:rPr>
-        <w:t xml:space="preserve"> </w:t>
-      </w:r>
-      <w:r>
-        <w:rPr>
-          <w:sz w:val="20"/>
-        </w:rPr>
-        <w:t>governance</w:t>
-      </w:r>
-      <w:r>
-        <w:rPr>
-          <w:spacing w:val="-4"/>
-          <w:sz w:val="20"/>
-        </w:rPr>
-        <w:t xml:space="preserve"> </w:t>
-      </w:r>
-      <w:r>
-        <w:rPr>
-          <w:sz w:val="20"/>
-        </w:rPr>
-        <w:t>standards</w:t>
-      </w:r>
-      <w:r>
-        <w:rPr>
-          <w:spacing w:val="-4"/>
-          <w:sz w:val="20"/>
-        </w:rPr>
-        <w:t xml:space="preserve"> </w:t>
-      </w:r>
-      <w:r>
-        <w:rPr>
-          <w:sz w:val="20"/>
-        </w:rPr>
-        <w:t>and maintain traceability across all data pipelines.</w:t>
+        <w:t>traceability</w:t>
+      </w:r>
+      <w:r>
+        <w:rPr>
+          <w:spacing w:val="-4"/>
+          <w:sz w:val="20"/>
+        </w:rPr>
+        <w:t xml:space="preserve"> </w:t>
+      </w:r>
+      <w:r>
+        <w:rPr>
+          <w:sz w:val="20"/>
+        </w:rPr>
+        <w:t>and</w:t>
+      </w:r>
+      <w:r>
+        <w:rPr>
+          <w:spacing w:val="-4"/>
+          <w:sz w:val="20"/>
+        </w:rPr>
+        <w:t xml:space="preserve"> </w:t>
+      </w:r>
+      <w:r>
+        <w:rPr>
+          <w:sz w:val="20"/>
+        </w:rPr>
+        <w:t>adherence</w:t>
+      </w:r>
+      <w:r>
+        <w:rPr>
+          <w:spacing w:val="-4"/>
+          <w:sz w:val="20"/>
+        </w:rPr>
+        <w:t xml:space="preserve"> </w:t>
+      </w:r>
+      <w:r>
+        <w:rPr>
+          <w:sz w:val="20"/>
+        </w:rPr>
+        <w:t>to</w:t>
+      </w:r>
+      <w:r>
+        <w:rPr>
+          <w:spacing w:val="-4"/>
+          <w:sz w:val="20"/>
+        </w:rPr>
+        <w:t xml:space="preserve"> </w:t>
+      </w:r>
+      <w:r>
+        <w:rPr>
+          <w:sz w:val="20"/>
+        </w:rPr>
+        <w:t>data modeling and warehousing best practices across all deliverables.</w:t>
       </w:r>
     </w:p>
     <w:p>
@@ -2510,20 +2508,20 @@
         <w:rPr>
           <w:sz w:val="20"/>
         </w:rPr>
-        <w:t>Utilized</w:t>
-      </w:r>
-      <w:r>
-        <w:rPr>
-          <w:spacing w:val="-3"/>
-          <w:sz w:val="20"/>
-        </w:rPr>
-        <w:t xml:space="preserve"> </w:t>
-      </w:r>
-      <w:r>
-        <w:rPr>
-          <w:sz w:val="20"/>
-        </w:rPr>
-        <w:t>AWS</w:t>
+        <w:t>Engineered</w:t>
+      </w:r>
+      <w:r>
+        <w:rPr>
+          <w:spacing w:val="-3"/>
+          <w:sz w:val="20"/>
+        </w:rPr>
+        <w:t xml:space="preserve"> </w:t>
+      </w:r>
+      <w:r>
+        <w:rPr>
+          <w:sz w:val="20"/>
+        </w:rPr>
+        <w:t>real-time</w:t>
       </w:r>
       <w:r>
         <w:rPr>
@@ -2536,20 +2534,20 @@
         <w:rPr>
           <w:sz w:val="20"/>
         </w:rPr>
-        <w:t>services,</w:t>
-      </w:r>
-      <w:r>
-        <w:rPr>
-          <w:spacing w:val="-4"/>
-          <w:sz w:val="20"/>
-        </w:rPr>
-        <w:t xml:space="preserve"> </w:t>
-      </w:r>
-      <w:r>
-        <w:rPr>
-          <w:sz w:val="20"/>
-        </w:rPr>
-        <w:t>including</w:t>
+        <w:t>data</w:t>
+      </w:r>
+      <w:r>
+        <w:rPr>
+          <w:spacing w:val="-4"/>
+          <w:sz w:val="20"/>
+        </w:rPr>
+        <w:t xml:space="preserve"> </w:t>
+      </w:r>
+      <w:r>
+        <w:rPr>
+          <w:sz w:val="20"/>
+        </w:rPr>
+        <w:t>retrieval</w:t>
       </w:r>
       <w:r>
         <w:rPr>
@@ -2562,20 +2560,20 @@
         <w:rPr>
           <w:sz w:val="20"/>
         </w:rPr>
-        <w:t>S3,</w:t>
-      </w:r>
-      <w:r>
-        <w:rPr>
-          <w:spacing w:val="-4"/>
-          <w:sz w:val="20"/>
-        </w:rPr>
-        <w:t xml:space="preserve"> </w:t>
-      </w:r>
-      <w:r>
-        <w:rPr>
-          <w:sz w:val="20"/>
-        </w:rPr>
-        <w:t>Glue,</w:t>
+        <w:t>mechanisms</w:t>
+      </w:r>
+      <w:r>
+        <w:rPr>
+          <w:spacing w:val="-4"/>
+          <w:sz w:val="20"/>
+        </w:rPr>
+        <w:t xml:space="preserve"> </w:t>
+      </w:r>
+      <w:r>
+        <w:rPr>
+          <w:sz w:val="20"/>
+        </w:rPr>
+        <w:t>using</w:t>
       </w:r>
       <w:r>
         <w:rPr>
@@ -2588,24 +2586,76 @@
         <w:rPr>
           <w:sz w:val="20"/>
         </w:rPr>
+        <w:t>RAG</w:t>
+      </w:r>
+      <w:r>
+        <w:rPr>
+          <w:spacing w:val="-4"/>
+          <w:sz w:val="20"/>
+        </w:rPr>
+        <w:t xml:space="preserve"> </w:t>
+      </w:r>
+      <w:r>
+        <w:rPr>
+          <w:sz w:val="20"/>
+        </w:rPr>
+        <w:t>architectures</w:t>
+      </w:r>
+      <w:r>
+        <w:rPr>
+          <w:spacing w:val="-5"/>
+          <w:sz w:val="20"/>
+        </w:rPr>
+        <w:t xml:space="preserve"> </w:t>
+      </w:r>
+      <w:r>
+        <w:rPr>
+          <w:sz w:val="20"/>
+        </w:rPr>
         <w:t>and</w:t>
       </w:r>
       <w:r>
         <w:rPr>
-          <w:spacing w:val="-4"/>
-          <w:sz w:val="20"/>
-        </w:rPr>
-        <w:t xml:space="preserve"> </w:t>
-      </w:r>
-      <w:r>
-        <w:rPr>
-          <w:sz w:val="20"/>
-        </w:rPr>
-        <w:t>DynamoDB,</w:t>
-      </w:r>
-      <w:r>
-        <w:rPr>
-          <w:spacing w:val="-5"/>
+          <w:spacing w:val="-2"/>
+          <w:sz w:val="20"/>
+        </w:rPr>
+        <w:t xml:space="preserve"> </w:t>
+      </w:r>
+      <w:r>
+        <w:rPr>
+          <w:sz w:val="20"/>
+        </w:rPr>
+        <w:t>streaming</w:t>
+      </w:r>
+      <w:r>
+        <w:rPr>
+          <w:spacing w:val="-3"/>
+          <w:sz w:val="20"/>
+        </w:rPr>
+        <w:t xml:space="preserve"> </w:t>
+      </w:r>
+      <w:r>
+        <w:rPr>
+          <w:sz w:val="20"/>
+        </w:rPr>
+        <w:t>data</w:t>
+      </w:r>
+      <w:r>
+        <w:rPr>
+          <w:spacing w:val="-6"/>
+          <w:sz w:val="20"/>
+        </w:rPr>
+        <w:t xml:space="preserve"> </w:t>
+      </w:r>
+      <w:r>
+        <w:rPr>
+          <w:sz w:val="20"/>
+        </w:rPr>
+        <w:t>systems</w:t>
+      </w:r>
+      <w:r>
+        <w:rPr>
+          <w:spacing w:val="-3"/>
           <w:sz w:val="20"/>
         </w:rPr>
         <w:t xml:space="preserve"> </w:t>
@@ -2618,68 +2668,16 @@
       </w:r>
       <w:r>
         <w:rPr>
-          <w:spacing w:val="-2"/>
-          <w:sz w:val="20"/>
-        </w:rPr>
-        <w:t xml:space="preserve"> </w:t>
-      </w:r>
-      <w:r>
-        <w:rPr>
-          <w:sz w:val="20"/>
-        </w:rPr>
-        <w:t>build</w:t>
-      </w:r>
-      <w:r>
-        <w:rPr>
-          <w:spacing w:val="-3"/>
-          <w:sz w:val="20"/>
-        </w:rPr>
-        <w:t xml:space="preserve"> </w:t>
-      </w:r>
-      <w:r>
-        <w:rPr>
-          <w:sz w:val="20"/>
-        </w:rPr>
-        <w:t>and</w:t>
-      </w:r>
-      <w:r>
-        <w:rPr>
-          <w:spacing w:val="-6"/>
-          <w:sz w:val="20"/>
-        </w:rPr>
-        <w:t xml:space="preserve"> </w:t>
-      </w:r>
-      <w:r>
-        <w:rPr>
-          <w:sz w:val="20"/>
-        </w:rPr>
-        <w:t>optimize</w:t>
-      </w:r>
-      <w:r>
-        <w:rPr>
-          <w:spacing w:val="-3"/>
-          <w:sz w:val="20"/>
-        </w:rPr>
-        <w:t xml:space="preserve"> </w:t>
-      </w:r>
-      <w:r>
-        <w:rPr>
-          <w:sz w:val="20"/>
-        </w:rPr>
-        <w:t>ETL/ELT</w:t>
-      </w:r>
-      <w:r>
-        <w:rPr>
-          <w:spacing w:val="-4"/>
-          <w:sz w:val="20"/>
-        </w:rPr>
-        <w:t xml:space="preserve"> </w:t>
-      </w:r>
-      <w:r>
-        <w:rPr>
-          <w:sz w:val="20"/>
-        </w:rPr>
-        <w:t>pipelines, ensuring high performance and scalability.</w:t>
+          <w:spacing w:val="-4"/>
+          <w:sz w:val="20"/>
+        </w:rPr>
+        <w:t xml:space="preserve"> </w:t>
+      </w:r>
+      <w:r>
+        <w:rPr>
+          <w:sz w:val="20"/>
+        </w:rPr>
+        <w:t>ensure accurate and domain-specific outputs.</w:t>
       </w:r>
     </w:p>
     <w:p>
@@ -2742,7 +2740,59 @@
         <w:rPr>
           <w:sz w:val="20"/>
         </w:rPr>
-        <w:t>teams</w:t>
+        <w:t>stakeholders</w:t>
+      </w:r>
+      <w:r>
+        <w:rPr>
+          <w:spacing w:val="-3"/>
+          <w:sz w:val="20"/>
+        </w:rPr>
+        <w:t xml:space="preserve"> </w:t>
+      </w:r>
+      <w:r>
+        <w:rPr>
+          <w:sz w:val="20"/>
+        </w:rPr>
+        <w:t>to</w:t>
+      </w:r>
+      <w:r>
+        <w:rPr>
+          <w:spacing w:val="-5"/>
+          <w:sz w:val="20"/>
+        </w:rPr>
+        <w:t xml:space="preserve"> </w:t>
+      </w:r>
+      <w:r>
+        <w:rPr>
+          <w:sz w:val="20"/>
+        </w:rPr>
+        <w:t>validate</w:t>
+      </w:r>
+      <w:r>
+        <w:rPr>
+          <w:spacing w:val="-3"/>
+          <w:sz w:val="20"/>
+        </w:rPr>
+        <w:t xml:space="preserve"> </w:t>
+      </w:r>
+      <w:r>
+        <w:rPr>
+          <w:sz w:val="20"/>
+        </w:rPr>
+        <w:t>data</w:t>
+      </w:r>
+      <w:r>
+        <w:rPr>
+          <w:spacing w:val="-3"/>
+          <w:sz w:val="20"/>
+        </w:rPr>
+        <w:t xml:space="preserve"> </w:t>
+      </w:r>
+      <w:r>
+        <w:rPr>
+          <w:sz w:val="20"/>
+        </w:rPr>
+        <w:t>workflows</w:t>
       </w:r>
       <w:r>
         <w:rPr>
@@ -2759,6 +2809,32 @@
       </w:r>
       <w:r>
         <w:rPr>
+          <w:spacing w:val="-3"/>
+          <w:sz w:val="20"/>
+        </w:rPr>
+        <w:t xml:space="preserve"> </w:t>
+      </w:r>
+      <w:r>
+        <w:rPr>
+          <w:sz w:val="20"/>
+        </w:rPr>
+        <w:t>optimize</w:t>
+      </w:r>
+      <w:r>
+        <w:rPr>
+          <w:spacing w:val="-4"/>
+          <w:sz w:val="20"/>
+        </w:rPr>
+        <w:t xml:space="preserve"> </w:t>
+      </w:r>
+      <w:r>
+        <w:rPr>
+          <w:sz w:val="20"/>
+        </w:rPr>
+        <w:t>adoption</w:t>
+      </w:r>
+      <w:r>
+        <w:rPr>
           <w:spacing w:val="-5"/>
           <w:sz w:val="20"/>
         </w:rPr>
@@ -2768,85 +2844,7 @@
         <w:rPr>
           <w:sz w:val="20"/>
         </w:rPr>
-        <w:t>stakeholders</w:t>
-      </w:r>
-      <w:r>
-        <w:rPr>
-          <w:spacing w:val="-3"/>
-          <w:sz w:val="20"/>
-        </w:rPr>
-        <w:t xml:space="preserve"> </w:t>
-      </w:r>
-      <w:r>
-        <w:rPr>
-          <w:sz w:val="20"/>
-        </w:rPr>
-        <w:t>to</w:t>
-      </w:r>
-      <w:r>
-        <w:rPr>
-          <w:spacing w:val="-3"/>
-          <w:sz w:val="20"/>
-        </w:rPr>
-        <w:t xml:space="preserve"> </w:t>
-      </w:r>
-      <w:r>
-        <w:rPr>
-          <w:sz w:val="20"/>
-        </w:rPr>
-        <w:t>validate</w:t>
-      </w:r>
-      <w:r>
-        <w:rPr>
-          <w:spacing w:val="-3"/>
-          <w:sz w:val="20"/>
-        </w:rPr>
-        <w:t xml:space="preserve"> </w:t>
-      </w:r>
-      <w:r>
-        <w:rPr>
-          <w:sz w:val="20"/>
-        </w:rPr>
-        <w:t>and</w:t>
-      </w:r>
-      <w:r>
-        <w:rPr>
-          <w:spacing w:val="-3"/>
-          <w:sz w:val="20"/>
-        </w:rPr>
-        <w:t xml:space="preserve"> </w:t>
-      </w:r>
-      <w:r>
-        <w:rPr>
-          <w:sz w:val="20"/>
-        </w:rPr>
-        <w:t>refine</w:t>
-      </w:r>
-      <w:r>
-        <w:rPr>
-          <w:spacing w:val="-4"/>
-          <w:sz w:val="20"/>
-        </w:rPr>
-        <w:t xml:space="preserve"> </w:t>
-      </w:r>
-      <w:r>
-        <w:rPr>
-          <w:sz w:val="20"/>
-        </w:rPr>
-        <w:t>data</w:t>
-      </w:r>
-      <w:r>
-        <w:rPr>
-          <w:spacing w:val="-5"/>
-          <w:sz w:val="20"/>
-        </w:rPr>
-        <w:t xml:space="preserve"> </w:t>
-      </w:r>
-      <w:r>
-        <w:rPr>
-          <w:sz w:val="20"/>
-        </w:rPr>
-        <w:t>workflows,</w:t>
+        <w:t>of</w:t>
       </w:r>
       <w:r>
         <w:rPr>
@@ -2859,7 +2857,7 @@
         <w:rPr>
           <w:sz w:val="20"/>
         </w:rPr>
-        <w:t>ensuring alignment with business objectives and regulatory requirements.</w:t>
+        <w:t>data-driven insights in production environments.</w:t>
       </w:r>
     </w:p>
     <w:p>
@@ -3104,7 +3102,7 @@
         <w:rPr>
           <w:sz w:val="20"/>
         </w:rPr>
-        <w:t>data</w:t>
+        <w:t>AI</w:t>
       </w:r>
       <w:r>
         <w:rPr>
@@ -3117,11 +3115,50 @@
         <w:rPr>
           <w:sz w:val="20"/>
         </w:rPr>
-        <w:t>pipelines</w:t>
-      </w:r>
-      <w:r>
-        <w:rPr>
-          <w:spacing w:val="-4"/>
+        <w:t>solutions</w:t>
+      </w:r>
+      <w:r>
+        <w:rPr>
+          <w:spacing w:val="-4"/>
+          <w:sz w:val="20"/>
+        </w:rPr>
+        <w:t xml:space="preserve"> </w:t>
+      </w:r>
+      <w:r>
+        <w:rPr>
+          <w:sz w:val="20"/>
+        </w:rPr>
+        <w:t>on</w:t>
+      </w:r>
+      <w:r>
+        <w:rPr>
+          <w:spacing w:val="-4"/>
+          <w:sz w:val="20"/>
+        </w:rPr>
+        <w:t xml:space="preserve"> </w:t>
+      </w:r>
+      <w:r>
+        <w:rPr>
+          <w:sz w:val="20"/>
+        </w:rPr>
+        <w:t>AWS,</w:t>
+      </w:r>
+      <w:r>
+        <w:rPr>
+          <w:spacing w:val="-3"/>
+          <w:sz w:val="20"/>
+        </w:rPr>
+        <w:t xml:space="preserve"> </w:t>
+      </w:r>
+      <w:r>
+        <w:rPr>
+          <w:sz w:val="20"/>
+        </w:rPr>
+        <w:t>Azure,</w:t>
+      </w:r>
+      <w:r>
+        <w:rPr>
+          <w:spacing w:val="-2"/>
           <w:sz w:val="20"/>
         </w:rPr>
         <w:t xml:space="preserve"> </w:t>
@@ -3134,29 +3171,55 @@
       </w:r>
       <w:r>
         <w:rPr>
-          <w:spacing w:val="-4"/>
-          <w:sz w:val="20"/>
-        </w:rPr>
-        <w:t xml:space="preserve"> </w:t>
-      </w:r>
-      <w:r>
-        <w:rPr>
-          <w:sz w:val="20"/>
-        </w:rPr>
-        <w:t>AI</w:t>
-      </w:r>
-      <w:r>
-        <w:rPr>
-          <w:spacing w:val="-3"/>
-          <w:sz w:val="20"/>
-        </w:rPr>
-        <w:t xml:space="preserve"> </w:t>
-      </w:r>
-      <w:r>
-        <w:rPr>
-          <w:sz w:val="20"/>
-        </w:rPr>
-        <w:t>solutions</w:t>
+          <w:spacing w:val="-5"/>
+          <w:sz w:val="20"/>
+        </w:rPr>
+        <w:t xml:space="preserve"> </w:t>
+      </w:r>
+      <w:r>
+        <w:rPr>
+          <w:sz w:val="20"/>
+        </w:rPr>
+        <w:t>GCP,</w:t>
+      </w:r>
+      <w:r>
+        <w:rPr>
+          <w:spacing w:val="-3"/>
+          <w:sz w:val="20"/>
+        </w:rPr>
+        <w:t xml:space="preserve"> </w:t>
+      </w:r>
+      <w:r>
+        <w:rPr>
+          <w:sz w:val="20"/>
+        </w:rPr>
+        <w:t>addressing</w:t>
+      </w:r>
+      <w:r>
+        <w:rPr>
+          <w:spacing w:val="-3"/>
+          <w:sz w:val="20"/>
+        </w:rPr>
+        <w:t xml:space="preserve"> </w:t>
+      </w:r>
+      <w:r>
+        <w:rPr>
+          <w:sz w:val="20"/>
+        </w:rPr>
+        <w:t>complex</w:t>
+      </w:r>
+      <w:r>
+        <w:rPr>
+          <w:spacing w:val="-3"/>
+          <w:sz w:val="20"/>
+        </w:rPr>
+        <w:t xml:space="preserve"> </w:t>
+      </w:r>
+      <w:r>
+        <w:rPr>
+          <w:sz w:val="20"/>
+        </w:rPr>
+        <w:t>business</w:t>
       </w:r>
       <w:r>
         <w:rPr>
@@ -3169,72 +3232,7 @@
         <w:rPr>
           <w:sz w:val="20"/>
         </w:rPr>
-        <w:t>on</w:t>
-      </w:r>
-      <w:r>
-        <w:rPr>
-          <w:spacing w:val="-5"/>
-          <w:sz w:val="20"/>
-        </w:rPr>
-        <w:t xml:space="preserve"> </w:t>
-      </w:r>
-      <w:r>
-        <w:rPr>
-          <w:sz w:val="20"/>
-        </w:rPr>
-        <w:t>AWS,</w:t>
-      </w:r>
-      <w:r>
-        <w:rPr>
-          <w:spacing w:val="-3"/>
-          <w:sz w:val="20"/>
-        </w:rPr>
-        <w:t xml:space="preserve"> </w:t>
-      </w:r>
-      <w:r>
-        <w:rPr>
-          <w:sz w:val="20"/>
-        </w:rPr>
-        <w:t>Azure,</w:t>
-      </w:r>
-      <w:r>
-        <w:rPr>
-          <w:spacing w:val="-3"/>
-          <w:sz w:val="20"/>
-        </w:rPr>
-        <w:t xml:space="preserve"> </w:t>
-      </w:r>
-      <w:r>
-        <w:rPr>
-          <w:sz w:val="20"/>
-        </w:rPr>
-        <w:t>and</w:t>
-      </w:r>
-      <w:r>
-        <w:rPr>
-          <w:spacing w:val="-3"/>
-          <w:sz w:val="20"/>
-        </w:rPr>
-        <w:t xml:space="preserve"> </w:t>
-      </w:r>
-      <w:r>
-        <w:rPr>
-          <w:sz w:val="20"/>
-        </w:rPr>
-        <w:t>GCP,</w:t>
-      </w:r>
-      <w:r>
-        <w:rPr>
-          <w:spacing w:val="-2"/>
-          <w:sz w:val="20"/>
-        </w:rPr>
-        <w:t xml:space="preserve"> </w:t>
-      </w:r>
-      <w:r>
-        <w:rPr>
-          <w:sz w:val="20"/>
-        </w:rPr>
-        <w:t>addressing complex business data challenges for enterprise clients.</w:t>
+        <w:t>data challenges for enterprise clients.</w:t>
       </w:r>
     </w:p>
     <w:p>
@@ -3297,10 +3295,88 @@
         <w:rPr>
           <w:sz w:val="20"/>
         </w:rPr>
+        <w:t>data</w:t>
+      </w:r>
+      <w:r>
+        <w:rPr>
+          <w:spacing w:val="-2"/>
+          <w:sz w:val="20"/>
+        </w:rPr>
+        <w:t xml:space="preserve"> </w:t>
+      </w:r>
+      <w:r>
+        <w:rPr>
+          <w:sz w:val="20"/>
+        </w:rPr>
+        <w:t>pipelines</w:t>
+      </w:r>
+      <w:r>
+        <w:rPr>
+          <w:spacing w:val="-3"/>
+          <w:sz w:val="20"/>
+        </w:rPr>
+        <w:t xml:space="preserve"> </w:t>
+      </w:r>
+      <w:r>
+        <w:rPr>
+          <w:sz w:val="20"/>
+        </w:rPr>
+        <w:t>using</w:t>
+      </w:r>
+      <w:r>
+        <w:rPr>
+          <w:spacing w:val="-3"/>
+          <w:sz w:val="20"/>
+        </w:rPr>
+        <w:t xml:space="preserve"> </w:t>
+      </w:r>
+      <w:r>
+        <w:rPr>
+          <w:sz w:val="20"/>
+        </w:rPr>
         <w:t>ETL/ELT</w:t>
       </w:r>
       <w:r>
         <w:rPr>
+          <w:spacing w:val="-5"/>
+          <w:sz w:val="20"/>
+        </w:rPr>
+        <w:t xml:space="preserve"> </w:t>
+      </w:r>
+      <w:r>
+        <w:rPr>
+          <w:sz w:val="20"/>
+        </w:rPr>
+        <w:t>workflows,</w:t>
+      </w:r>
+      <w:r>
+        <w:rPr>
+          <w:spacing w:val="-3"/>
+          <w:sz w:val="20"/>
+        </w:rPr>
+        <w:t xml:space="preserve"> </w:t>
+      </w:r>
+      <w:r>
+        <w:rPr>
+          <w:sz w:val="20"/>
+        </w:rPr>
+        <w:t>integrating</w:t>
+      </w:r>
+      <w:r>
+        <w:rPr>
+          <w:spacing w:val="-6"/>
+          <w:sz w:val="20"/>
+        </w:rPr>
+        <w:t xml:space="preserve"> </w:t>
+      </w:r>
+      <w:r>
+        <w:rPr>
+          <w:sz w:val="20"/>
+        </w:rPr>
+        <w:t>seamlessly</w:t>
+      </w:r>
+      <w:r>
+        <w:rPr>
           <w:spacing w:val="-2"/>
           <w:sz w:val="20"/>
         </w:rPr>
@@ -3310,37 +3386,24 @@
         <w:rPr>
           <w:sz w:val="20"/>
         </w:rPr>
-        <w:t>workflows</w:t>
-      </w:r>
-      <w:r>
-        <w:rPr>
-          <w:spacing w:val="-3"/>
-          <w:sz w:val="20"/>
-        </w:rPr>
-        <w:t xml:space="preserve"> </w:t>
-      </w:r>
-      <w:r>
-        <w:rPr>
-          <w:sz w:val="20"/>
-        </w:rPr>
-        <w:t>and</w:t>
-      </w:r>
-      <w:r>
-        <w:rPr>
-          <w:spacing w:val="-3"/>
-          <w:sz w:val="20"/>
-        </w:rPr>
-        <w:t xml:space="preserve"> </w:t>
-      </w:r>
-      <w:r>
-        <w:rPr>
-          <w:sz w:val="20"/>
-        </w:rPr>
-        <w:t>real-time</w:t>
-      </w:r>
-      <w:r>
-        <w:rPr>
-          <w:spacing w:val="-5"/>
+        <w:t>with</w:t>
+      </w:r>
+      <w:r>
+        <w:rPr>
+          <w:spacing w:val="-3"/>
+          <w:sz w:val="20"/>
+        </w:rPr>
+        <w:t xml:space="preserve"> </w:t>
+      </w:r>
+      <w:r>
+        <w:rPr>
+          <w:sz w:val="20"/>
+        </w:rPr>
+        <w:t>enterprise</w:t>
+      </w:r>
+      <w:r>
+        <w:rPr>
+          <w:spacing w:val="-2"/>
           <w:sz w:val="20"/>
         </w:rPr>
         <w:t xml:space="preserve"> </w:t>
@@ -3362,72 +3425,7 @@
         <w:rPr>
           <w:sz w:val="20"/>
         </w:rPr>
-        <w:t>processing</w:t>
-      </w:r>
-      <w:r>
-        <w:rPr>
-          <w:spacing w:val="-6"/>
-          <w:sz w:val="20"/>
-        </w:rPr>
-        <w:t xml:space="preserve"> </w:t>
-      </w:r>
-      <w:r>
-        <w:rPr>
-          <w:sz w:val="20"/>
-        </w:rPr>
-        <w:t>pipelines,</w:t>
-      </w:r>
-      <w:r>
-        <w:rPr>
-          <w:spacing w:val="-2"/>
-          <w:sz w:val="20"/>
-        </w:rPr>
-        <w:t xml:space="preserve"> </w:t>
-      </w:r>
-      <w:r>
-        <w:rPr>
-          <w:sz w:val="20"/>
-        </w:rPr>
-        <w:t>optimizing</w:t>
-      </w:r>
-      <w:r>
-        <w:rPr>
-          <w:spacing w:val="-3"/>
-          <w:sz w:val="20"/>
-        </w:rPr>
-        <w:t xml:space="preserve"> </w:t>
-      </w:r>
-      <w:r>
-        <w:rPr>
-          <w:sz w:val="20"/>
-        </w:rPr>
-        <w:t>data</w:t>
-      </w:r>
-      <w:r>
-        <w:rPr>
-          <w:spacing w:val="-2"/>
-          <w:sz w:val="20"/>
-        </w:rPr>
-        <w:t xml:space="preserve"> </w:t>
-      </w:r>
-      <w:r>
-        <w:rPr>
-          <w:sz w:val="20"/>
-        </w:rPr>
-        <w:t>integration</w:t>
-      </w:r>
-      <w:r>
-        <w:rPr>
-          <w:spacing w:val="-3"/>
-          <w:sz w:val="20"/>
-        </w:rPr>
-        <w:t xml:space="preserve"> </w:t>
-      </w:r>
-      <w:r>
-        <w:rPr>
-          <w:sz w:val="20"/>
-        </w:rPr>
-        <w:t>within enterprise ecosystems.</w:t>
+        <w:t>ecosystems and optimizing performance.</w:t>
       </w:r>
     </w:p>
     <w:p>
@@ -3451,46 +3449,46 @@
         <w:rPr>
           <w:sz w:val="20"/>
         </w:rPr>
-        <w:t>Utilized</w:t>
-      </w:r>
-      <w:r>
-        <w:rPr>
-          <w:spacing w:val="-3"/>
-          <w:sz w:val="20"/>
-        </w:rPr>
-        <w:t xml:space="preserve"> </w:t>
-      </w:r>
-      <w:r>
-        <w:rPr>
-          <w:sz w:val="20"/>
-        </w:rPr>
-        <w:t>AWS</w:t>
-      </w:r>
-      <w:r>
-        <w:rPr>
-          <w:spacing w:val="-4"/>
-          <w:sz w:val="20"/>
-        </w:rPr>
-        <w:t xml:space="preserve"> </w:t>
-      </w:r>
-      <w:r>
-        <w:rPr>
-          <w:sz w:val="20"/>
-        </w:rPr>
-        <w:t>services</w:t>
-      </w:r>
-      <w:r>
-        <w:rPr>
-          <w:spacing w:val="-4"/>
-          <w:sz w:val="20"/>
-        </w:rPr>
-        <w:t xml:space="preserve"> </w:t>
-      </w:r>
-      <w:r>
-        <w:rPr>
-          <w:sz w:val="20"/>
-        </w:rPr>
-        <w:t>including</w:t>
+        <w:t>Built</w:t>
+      </w:r>
+      <w:r>
+        <w:rPr>
+          <w:spacing w:val="-3"/>
+          <w:sz w:val="20"/>
+        </w:rPr>
+        <w:t xml:space="preserve"> </w:t>
+      </w:r>
+      <w:r>
+        <w:rPr>
+          <w:sz w:val="20"/>
+        </w:rPr>
+        <w:t>real-time</w:t>
+      </w:r>
+      <w:r>
+        <w:rPr>
+          <w:spacing w:val="-4"/>
+          <w:sz w:val="20"/>
+        </w:rPr>
+        <w:t xml:space="preserve"> </w:t>
+      </w:r>
+      <w:r>
+        <w:rPr>
+          <w:sz w:val="20"/>
+        </w:rPr>
+        <w:t>data</w:t>
+      </w:r>
+      <w:r>
+        <w:rPr>
+          <w:spacing w:val="-4"/>
+          <w:sz w:val="20"/>
+        </w:rPr>
+        <w:t xml:space="preserve"> </w:t>
+      </w:r>
+      <w:r>
+        <w:rPr>
+          <w:sz w:val="20"/>
+        </w:rPr>
+        <w:t>processing</w:t>
       </w:r>
       <w:r>
         <w:rPr>
@@ -3503,20 +3501,72 @@
         <w:rPr>
           <w:sz w:val="20"/>
         </w:rPr>
-        <w:t>S3,</w:t>
-      </w:r>
-      <w:r>
-        <w:rPr>
-          <w:spacing w:val="-4"/>
-          <w:sz w:val="20"/>
-        </w:rPr>
-        <w:t xml:space="preserve"> </w:t>
-      </w:r>
-      <w:r>
-        <w:rPr>
-          <w:sz w:val="20"/>
-        </w:rPr>
-        <w:t>Lambda,</w:t>
+        <w:t>pipelines</w:t>
+      </w:r>
+      <w:r>
+        <w:rPr>
+          <w:spacing w:val="-4"/>
+          <w:sz w:val="20"/>
+        </w:rPr>
+        <w:t xml:space="preserve"> </w:t>
+      </w:r>
+      <w:r>
+        <w:rPr>
+          <w:sz w:val="20"/>
+        </w:rPr>
+        <w:t>leveraging</w:t>
+      </w:r>
+      <w:r>
+        <w:rPr>
+          <w:spacing w:val="-4"/>
+          <w:sz w:val="20"/>
+        </w:rPr>
+        <w:t xml:space="preserve"> </w:t>
+      </w:r>
+      <w:r>
+        <w:rPr>
+          <w:sz w:val="20"/>
+        </w:rPr>
+        <w:t>tools</w:t>
+      </w:r>
+      <w:r>
+        <w:rPr>
+          <w:spacing w:val="-2"/>
+          <w:sz w:val="20"/>
+        </w:rPr>
+        <w:t xml:space="preserve"> </w:t>
+      </w:r>
+      <w:r>
+        <w:rPr>
+          <w:sz w:val="20"/>
+        </w:rPr>
+        <w:t>like</w:t>
+      </w:r>
+      <w:r>
+        <w:rPr>
+          <w:spacing w:val="-6"/>
+          <w:sz w:val="20"/>
+        </w:rPr>
+        <w:t xml:space="preserve"> </w:t>
+      </w:r>
+      <w:r>
+        <w:rPr>
+          <w:sz w:val="20"/>
+        </w:rPr>
+        <w:t>Apache</w:t>
+      </w:r>
+      <w:r>
+        <w:rPr>
+          <w:spacing w:val="-5"/>
+          <w:sz w:val="20"/>
+        </w:rPr>
+        <w:t xml:space="preserve"> </w:t>
+      </w:r>
+      <w:r>
+        <w:rPr>
+          <w:sz w:val="20"/>
+        </w:rPr>
+        <w:t>Kafka</w:t>
       </w:r>
       <w:r>
         <w:rPr>
@@ -3533,68 +3583,16 @@
       </w:r>
       <w:r>
         <w:rPr>
-          <w:spacing w:val="-2"/>
-          <w:sz w:val="20"/>
-        </w:rPr>
-        <w:t xml:space="preserve"> </w:t>
-      </w:r>
-      <w:r>
-        <w:rPr>
-          <w:sz w:val="20"/>
-        </w:rPr>
-        <w:t>Glue</w:t>
-      </w:r>
-      <w:r>
-        <w:rPr>
-          <w:spacing w:val="-6"/>
-          <w:sz w:val="20"/>
-        </w:rPr>
-        <w:t xml:space="preserve"> </w:t>
-      </w:r>
-      <w:r>
-        <w:rPr>
-          <w:sz w:val="20"/>
-        </w:rPr>
-        <w:t>to</w:t>
-      </w:r>
-      <w:r>
-        <w:rPr>
-          <w:spacing w:val="-5"/>
-          <w:sz w:val="20"/>
-        </w:rPr>
-        <w:t xml:space="preserve"> </w:t>
-      </w:r>
-      <w:r>
-        <w:rPr>
-          <w:sz w:val="20"/>
-        </w:rPr>
-        <w:t>build</w:t>
-      </w:r>
-      <w:r>
-        <w:rPr>
-          <w:spacing w:val="-4"/>
-          <w:sz w:val="20"/>
-        </w:rPr>
-        <w:t xml:space="preserve"> </w:t>
-      </w:r>
-      <w:r>
-        <w:rPr>
-          <w:sz w:val="20"/>
-        </w:rPr>
-        <w:t>automated</w:t>
-      </w:r>
-      <w:r>
-        <w:rPr>
-          <w:spacing w:val="-4"/>
-          <w:sz w:val="20"/>
-        </w:rPr>
-        <w:t xml:space="preserve"> </w:t>
-      </w:r>
-      <w:r>
-        <w:rPr>
-          <w:sz w:val="20"/>
-        </w:rPr>
-        <w:t>data pipelines and support large-scale data migration projects.</w:t>
+          <w:spacing w:val="-4"/>
+          <w:sz w:val="20"/>
+        </w:rPr>
+        <w:t xml:space="preserve"> </w:t>
+      </w:r>
+      <w:r>
+        <w:rPr>
+          <w:sz w:val="20"/>
+        </w:rPr>
+        <w:t>applied best practices in data modeling and warehousing.</w:t>
       </w:r>
     </w:p>
     <w:p>
@@ -3735,6 +3733,19 @@
         <w:rPr>
           <w:sz w:val="20"/>
         </w:rPr>
+        <w:t>infrastructure,</w:t>
+      </w:r>
+      <w:r>
+        <w:rPr>
+          <w:spacing w:val="-5"/>
+          <w:sz w:val="20"/>
+        </w:rPr>
+        <w:t xml:space="preserve"> </w:t>
+      </w:r>
+      <w:r>
+        <w:rPr>
+          <w:sz w:val="20"/>
+        </w:rPr>
         <w:t>data</w:t>
       </w:r>
       <w:r>
@@ -3752,19 +3763,6 @@
       </w:r>
       <w:r>
         <w:rPr>
-          <w:spacing w:val="-5"/>
-          <w:sz w:val="20"/>
-        </w:rPr>
-        <w:t xml:space="preserve"> </w:t>
-      </w:r>
-      <w:r>
-        <w:rPr>
-          <w:sz w:val="20"/>
-        </w:rPr>
-        <w:t>roadmaps</w:t>
-      </w:r>
-      <w:r>
-        <w:rPr>
           <w:spacing w:val="-2"/>
           <w:sz w:val="20"/>
         </w:rPr>
@@ -3774,7 +3772,7 @@
         <w:rPr>
           <w:sz w:val="20"/>
         </w:rPr>
-        <w:t>and automation strategies with business objectives.</w:t>
+        <w:t>roadmaps, and automation strategies.</w:t>
       </w:r>
     </w:p>
     <w:p>
@@ -3811,37 +3809,11 @@
         <w:rPr>
           <w:sz w:val="20"/>
         </w:rPr>
-        <w:t>compliance</w:t>
-      </w:r>
-      <w:r>
-        <w:rPr>
-          <w:spacing w:val="-3"/>
-          <w:sz w:val="20"/>
-        </w:rPr>
-        <w:t xml:space="preserve"> </w:t>
-      </w:r>
-      <w:r>
-        <w:rPr>
-          <w:sz w:val="20"/>
-        </w:rPr>
-        <w:t>with</w:t>
-      </w:r>
-      <w:r>
-        <w:rPr>
-          <w:spacing w:val="-3"/>
-          <w:sz w:val="20"/>
-        </w:rPr>
-        <w:t xml:space="preserve"> </w:t>
-      </w:r>
-      <w:r>
-        <w:rPr>
-          <w:sz w:val="20"/>
-        </w:rPr>
         <w:t>security</w:t>
       </w:r>
       <w:r>
         <w:rPr>
-          <w:spacing w:val="-4"/>
+          <w:spacing w:val="-3"/>
           <w:sz w:val="20"/>
         </w:rPr>
         <w:t xml:space="preserve"> </w:t>
@@ -3854,6 +3826,32 @@
       </w:r>
       <w:r>
         <w:rPr>
+          <w:spacing w:val="-3"/>
+          <w:sz w:val="20"/>
+        </w:rPr>
+        <w:t xml:space="preserve"> </w:t>
+      </w:r>
+      <w:r>
+        <w:rPr>
+          <w:sz w:val="20"/>
+        </w:rPr>
+        <w:t>performance</w:t>
+      </w:r>
+      <w:r>
+        <w:rPr>
+          <w:spacing w:val="-4"/>
+          <w:sz w:val="20"/>
+        </w:rPr>
+        <w:t xml:space="preserve"> </w:t>
+      </w:r>
+      <w:r>
+        <w:rPr>
+          <w:sz w:val="20"/>
+        </w:rPr>
+        <w:t>standards</w:t>
+      </w:r>
+      <w:r>
+        <w:rPr>
           <w:spacing w:val="-5"/>
           <w:sz w:val="20"/>
         </w:rPr>
@@ -3863,7 +3861,7 @@
         <w:rPr>
           <w:sz w:val="20"/>
         </w:rPr>
-        <w:t>performance</w:t>
+        <w:t>across</w:t>
       </w:r>
       <w:r>
         <w:rPr>
@@ -3876,36 +3874,36 @@
         <w:rPr>
           <w:sz w:val="20"/>
         </w:rPr>
-        <w:t>standards</w:t>
-      </w:r>
-      <w:r>
-        <w:rPr>
-          <w:spacing w:val="-4"/>
-          <w:sz w:val="20"/>
-        </w:rPr>
-        <w:t xml:space="preserve"> </w:t>
-      </w:r>
-      <w:r>
-        <w:rPr>
-          <w:sz w:val="20"/>
-        </w:rPr>
-        <w:t>across</w:t>
-      </w:r>
-      <w:r>
-        <w:rPr>
-          <w:spacing w:val="-3"/>
-          <w:sz w:val="20"/>
-        </w:rPr>
-        <w:t xml:space="preserve"> </w:t>
-      </w:r>
-      <w:r>
-        <w:rPr>
-          <w:sz w:val="20"/>
-        </w:rPr>
         <w:t>cloud</w:t>
       </w:r>
       <w:r>
         <w:rPr>
+          <w:spacing w:val="-4"/>
+          <w:sz w:val="20"/>
+        </w:rPr>
+        <w:t xml:space="preserve"> </w:t>
+      </w:r>
+      <w:r>
+        <w:rPr>
+          <w:sz w:val="20"/>
+        </w:rPr>
+        <w:t>data</w:t>
+      </w:r>
+      <w:r>
+        <w:rPr>
+          <w:spacing w:val="-3"/>
+          <w:sz w:val="20"/>
+        </w:rPr>
+        <w:t xml:space="preserve"> </w:t>
+      </w:r>
+      <w:r>
+        <w:rPr>
+          <w:sz w:val="20"/>
+        </w:rPr>
+        <w:t>deployments,</w:t>
+      </w:r>
+      <w:r>
+        <w:rPr>
           <w:spacing w:val="-6"/>
           <w:sz w:val="20"/>
         </w:rPr>
@@ -3915,7 +3913,7 @@
         <w:rPr>
           <w:sz w:val="20"/>
         </w:rPr>
-        <w:t>data</w:t>
+        <w:t>reducing</w:t>
       </w:r>
       <w:r>
         <w:rPr>
@@ -3928,33 +3926,33 @@
         <w:rPr>
           <w:sz w:val="20"/>
         </w:rPr>
-        <w:t>deployments,</w:t>
-      </w:r>
-      <w:r>
-        <w:rPr>
-          <w:spacing w:val="-4"/>
-          <w:sz w:val="20"/>
-        </w:rPr>
-        <w:t xml:space="preserve"> </w:t>
-      </w:r>
-      <w:r>
-        <w:rPr>
-          <w:sz w:val="20"/>
-        </w:rPr>
-        <w:t>reducing</w:t>
-      </w:r>
-      <w:r>
-        <w:rPr>
-          <w:spacing w:val="-3"/>
-          <w:sz w:val="20"/>
-        </w:rPr>
-        <w:t xml:space="preserve"> </w:t>
-      </w:r>
-      <w:r>
-        <w:rPr>
-          <w:sz w:val="20"/>
-        </w:rPr>
-        <w:t>operational overhead through automation.</w:t>
+        <w:t>operational</w:t>
+      </w:r>
+      <w:r>
+        <w:rPr>
+          <w:spacing w:val="-4"/>
+          <w:sz w:val="20"/>
+        </w:rPr>
+        <w:t xml:space="preserve"> </w:t>
+      </w:r>
+      <w:r>
+        <w:rPr>
+          <w:sz w:val="20"/>
+        </w:rPr>
+        <w:t>overhead</w:t>
+      </w:r>
+      <w:r>
+        <w:rPr>
+          <w:spacing w:val="-3"/>
+          <w:sz w:val="20"/>
+        </w:rPr>
+        <w:t xml:space="preserve"> </w:t>
+      </w:r>
+      <w:r>
+        <w:rPr>
+          <w:sz w:val="20"/>
+        </w:rPr>
+        <w:t>through automation and optimization.</w:t>
       </w:r>
     </w:p>
     <w:p>
@@ -4067,7 +4065,6 @@
       <w:r>
         <w:rPr/>
         <w:tab/>
-        <w:t>Senior</w:t>
       </w:r>
       <w:r>
         <w:rPr>
@@ -4164,20 +4161,98 @@
         <w:rPr>
           <w:sz w:val="20"/>
         </w:rPr>
+        <w:t>using</w:t>
+      </w:r>
+      <w:r>
+        <w:rPr>
+          <w:spacing w:val="-4"/>
+          <w:sz w:val="20"/>
+        </w:rPr>
+        <w:t xml:space="preserve"> </w:t>
+      </w:r>
+      <w:r>
+        <w:rPr>
+          <w:sz w:val="20"/>
+        </w:rPr>
+        <w:t>Python,</w:t>
+      </w:r>
+      <w:r>
+        <w:rPr>
+          <w:spacing w:val="-2"/>
+          <w:sz w:val="20"/>
+        </w:rPr>
+        <w:t xml:space="preserve"> </w:t>
+      </w:r>
+      <w:r>
+        <w:rPr>
+          <w:sz w:val="20"/>
+        </w:rPr>
+        <w:t>PySpark,</w:t>
+      </w:r>
+      <w:r>
+        <w:rPr>
+          <w:spacing w:val="-4"/>
+          <w:sz w:val="20"/>
+        </w:rPr>
+        <w:t xml:space="preserve"> </w:t>
+      </w:r>
+      <w:r>
+        <w:rPr>
+          <w:sz w:val="20"/>
+        </w:rPr>
+        <w:t>and</w:t>
+      </w:r>
+      <w:r>
+        <w:rPr>
+          <w:spacing w:val="-1"/>
+          <w:sz w:val="20"/>
+        </w:rPr>
+        <w:t xml:space="preserve"> </w:t>
+      </w:r>
+      <w:r>
+        <w:rPr>
+          <w:sz w:val="20"/>
+        </w:rPr>
+        <w:t>Airflow</w:t>
+      </w:r>
+      <w:r>
+        <w:rPr>
+          <w:spacing w:val="-3"/>
+          <w:sz w:val="20"/>
+        </w:rPr>
+        <w:t xml:space="preserve"> </w:t>
+      </w:r>
+      <w:r>
+        <w:rPr>
+          <w:sz w:val="20"/>
+        </w:rPr>
         <w:t>for</w:t>
       </w:r>
       <w:r>
         <w:rPr>
-          <w:spacing w:val="-4"/>
-          <w:sz w:val="20"/>
-        </w:rPr>
-        <w:t xml:space="preserve"> </w:t>
-      </w:r>
-      <w:r>
-        <w:rPr>
-          <w:sz w:val="20"/>
-        </w:rPr>
-        <w:t>context-aware</w:t>
+          <w:spacing w:val="-7"/>
+          <w:sz w:val="20"/>
+        </w:rPr>
+        <w:t xml:space="preserve"> </w:t>
+      </w:r>
+      <w:r>
+        <w:rPr>
+          <w:sz w:val="20"/>
+        </w:rPr>
+        <w:t>processing</w:t>
+      </w:r>
+      <w:r>
+        <w:rPr>
+          <w:spacing w:val="-5"/>
+          <w:sz w:val="20"/>
+        </w:rPr>
+        <w:t xml:space="preserve"> </w:t>
+      </w:r>
+      <w:r>
+        <w:rPr>
+          <w:sz w:val="20"/>
+        </w:rPr>
+        <w:t>and</w:t>
       </w:r>
       <w:r>
         <w:rPr>
@@ -4190,85 +4265,7 @@
         <w:rPr>
           <w:sz w:val="20"/>
         </w:rPr>
-        <w:t>enterprise</w:t>
-      </w:r>
-      <w:r>
-        <w:rPr>
-          <w:spacing w:val="-4"/>
-          <w:sz w:val="20"/>
-        </w:rPr>
-        <w:t xml:space="preserve"> </w:t>
-      </w:r>
-      <w:r>
-        <w:rPr>
-          <w:sz w:val="20"/>
-        </w:rPr>
-        <w:t>search</w:t>
-      </w:r>
-      <w:r>
-        <w:rPr>
-          <w:spacing w:val="-1"/>
-          <w:sz w:val="20"/>
-        </w:rPr>
-        <w:t xml:space="preserve"> </w:t>
-      </w:r>
-      <w:r>
-        <w:rPr>
-          <w:sz w:val="20"/>
-        </w:rPr>
-        <w:t>using</w:t>
-      </w:r>
-      <w:r>
-        <w:rPr>
-          <w:spacing w:val="-3"/>
-          <w:sz w:val="20"/>
-        </w:rPr>
-        <w:t xml:space="preserve"> </w:t>
-      </w:r>
-      <w:r>
-        <w:rPr>
-          <w:sz w:val="20"/>
-        </w:rPr>
-        <w:t>LangChain,</w:t>
-      </w:r>
-      <w:r>
-        <w:rPr>
-          <w:spacing w:val="-7"/>
-          <w:sz w:val="20"/>
-        </w:rPr>
-        <w:t xml:space="preserve"> </w:t>
-      </w:r>
-      <w:r>
-        <w:rPr>
-          <w:sz w:val="20"/>
-        </w:rPr>
-        <w:t>FAISS,</w:t>
-      </w:r>
-      <w:r>
-        <w:rPr>
-          <w:spacing w:val="-5"/>
-          <w:sz w:val="20"/>
-        </w:rPr>
-        <w:t xml:space="preserve"> </w:t>
-      </w:r>
-      <w:r>
-        <w:rPr>
-          <w:sz w:val="20"/>
-        </w:rPr>
-        <w:t>and</w:t>
-      </w:r>
-      <w:r>
-        <w:rPr>
-          <w:spacing w:val="-2"/>
-          <w:sz w:val="20"/>
-        </w:rPr>
-        <w:t xml:space="preserve"> </w:t>
-      </w:r>
-      <w:r>
-        <w:rPr>
-          <w:sz w:val="20"/>
-        </w:rPr>
-        <w:t>ChromaDB, processing over 2TB of document data.</w:t>
+        <w:t>transforming over 2TB of enterprise data.</w:t>
       </w:r>
     </w:p>
     <w:p>
@@ -4331,23 +4328,23 @@
         <w:rPr>
           <w:sz w:val="20"/>
         </w:rPr>
-        <w:t>end-to-end</w:t>
-      </w:r>
-      <w:r>
-        <w:rPr>
-          <w:spacing w:val="-3"/>
-          <w:sz w:val="20"/>
-        </w:rPr>
-        <w:t xml:space="preserve"> </w:t>
-      </w:r>
-      <w:r>
-        <w:rPr>
-          <w:sz w:val="20"/>
-        </w:rPr>
         <w:t>ETL</w:t>
       </w:r>
       <w:r>
         <w:rPr>
+          <w:spacing w:val="-3"/>
+          <w:sz w:val="20"/>
+        </w:rPr>
+        <w:t xml:space="preserve"> </w:t>
+      </w:r>
+      <w:r>
+        <w:rPr>
+          <w:sz w:val="20"/>
+        </w:rPr>
+        <w:t>workflows</w:t>
+      </w:r>
+      <w:r>
+        <w:rPr>
           <w:spacing w:val="-7"/>
           <w:sz w:val="20"/>
         </w:rPr>
@@ -4357,7 +4354,7 @@
         <w:rPr>
           <w:sz w:val="20"/>
         </w:rPr>
-        <w:t>pipelines</w:t>
+        <w:t>for</w:t>
       </w:r>
       <w:r>
         <w:rPr>
@@ -4370,19 +4367,6 @@
         <w:rPr>
           <w:sz w:val="20"/>
         </w:rPr>
-        <w:t>for</w:t>
-      </w:r>
-      <w:r>
-        <w:rPr>
-          <w:spacing w:val="-4"/>
-          <w:sz w:val="20"/>
-        </w:rPr>
-        <w:t xml:space="preserve"> </w:t>
-      </w:r>
-      <w:r>
-        <w:rPr>
-          <w:sz w:val="20"/>
-        </w:rPr>
         <w:t>data</w:t>
       </w:r>
       <w:r>
@@ -4409,33 +4393,46 @@
         <w:rPr>
           <w:sz w:val="20"/>
         </w:rPr>
+        <w:t>validation,</w:t>
+      </w:r>
+      <w:r>
+        <w:rPr>
+          <w:spacing w:val="-4"/>
+          <w:sz w:val="20"/>
+        </w:rPr>
+        <w:t xml:space="preserve"> </w:t>
+      </w:r>
+      <w:r>
+        <w:rPr>
+          <w:sz w:val="20"/>
+        </w:rPr>
+        <w:t>and</w:t>
+      </w:r>
+      <w:r>
+        <w:rPr>
+          <w:spacing w:val="-5"/>
+          <w:sz w:val="20"/>
+        </w:rPr>
+        <w:t xml:space="preserve"> </w:t>
+      </w:r>
+      <w:r>
+        <w:rPr>
+          <w:sz w:val="20"/>
+        </w:rPr>
         <w:t>transformation,</w:t>
       </w:r>
       <w:r>
         <w:rPr>
-          <w:spacing w:val="-5"/>
-          <w:sz w:val="20"/>
-        </w:rPr>
-        <w:t xml:space="preserve"> </w:t>
-      </w:r>
-      <w:r>
-        <w:rPr>
-          <w:sz w:val="20"/>
-        </w:rPr>
-        <w:t>and</w:t>
-      </w:r>
-      <w:r>
-        <w:rPr>
-          <w:spacing w:val="-4"/>
-          <w:sz w:val="20"/>
-        </w:rPr>
-        <w:t xml:space="preserve"> </w:t>
-      </w:r>
-      <w:r>
-        <w:rPr>
-          <w:sz w:val="20"/>
-        </w:rPr>
-        <w:t>validation</w:t>
+          <w:spacing w:val="-4"/>
+          <w:sz w:val="20"/>
+        </w:rPr>
+        <w:t xml:space="preserve"> </w:t>
+      </w:r>
+      <w:r>
+        <w:rPr>
+          <w:sz w:val="20"/>
+        </w:rPr>
+        <w:t>ensuring</w:t>
       </w:r>
       <w:r>
         <w:rPr>
@@ -4448,7 +4445,7 @@
         <w:rPr>
           <w:sz w:val="20"/>
         </w:rPr>
-        <w:t>using Python, PySpark, and Airflow.</w:t>
+        <w:t>high data quality and reliability.</w:t>
       </w:r>
     </w:p>
     <w:p>
@@ -4513,20 +4510,20 @@
         <w:rPr>
           <w:sz w:val="20"/>
         </w:rPr>
-        <w:t>machine</w:t>
-      </w:r>
-      <w:r>
-        <w:rPr>
-          <w:spacing w:val="-3"/>
-          <w:sz w:val="20"/>
-        </w:rPr>
-        <w:t xml:space="preserve"> </w:t>
-      </w:r>
-      <w:r>
-        <w:rPr>
-          <w:sz w:val="20"/>
-        </w:rPr>
-        <w:t>learning</w:t>
+        <w:t>models</w:t>
+      </w:r>
+      <w:r>
+        <w:rPr>
+          <w:spacing w:val="-3"/>
+          <w:sz w:val="20"/>
+        </w:rPr>
+        <w:t xml:space="preserve"> </w:t>
+      </w:r>
+      <w:r>
+        <w:rPr>
+          <w:sz w:val="20"/>
+        </w:rPr>
+        <w:t>on</w:t>
       </w:r>
       <w:r>
         <w:rPr>
@@ -4539,20 +4536,20 @@
         <w:rPr>
           <w:sz w:val="20"/>
         </w:rPr>
-        <w:t>models</w:t>
-      </w:r>
-      <w:r>
-        <w:rPr>
-          <w:spacing w:val="-4"/>
-          <w:sz w:val="20"/>
-        </w:rPr>
-        <w:t xml:space="preserve"> </w:t>
-      </w:r>
-      <w:r>
-        <w:rPr>
-          <w:sz w:val="20"/>
-        </w:rPr>
-        <w:t>on</w:t>
+        <w:t>AWS</w:t>
+      </w:r>
+      <w:r>
+        <w:rPr>
+          <w:spacing w:val="-4"/>
+          <w:sz w:val="20"/>
+        </w:rPr>
+        <w:t xml:space="preserve"> </w:t>
+      </w:r>
+      <w:r>
+        <w:rPr>
+          <w:sz w:val="20"/>
+        </w:rPr>
+        <w:t>SageMaker,</w:t>
       </w:r>
       <w:r>
         <w:rPr>
@@ -4565,7 +4562,7 @@
         <w:rPr>
           <w:sz w:val="20"/>
         </w:rPr>
-        <w:t>AWS</w:t>
+        <w:t>leveraging</w:t>
       </w:r>
       <w:r>
         <w:rPr>
@@ -4578,7 +4575,7 @@
         <w:rPr>
           <w:sz w:val="20"/>
         </w:rPr>
-        <w:t>SageMaker</w:t>
+        <w:t>LoRA</w:t>
       </w:r>
       <w:r>
         <w:rPr>
@@ -4591,20 +4588,20 @@
         <w:rPr>
           <w:sz w:val="20"/>
         </w:rPr>
-        <w:t>using</w:t>
-      </w:r>
-      <w:r>
-        <w:rPr>
-          <w:spacing w:val="-4"/>
-          <w:sz w:val="20"/>
-        </w:rPr>
-        <w:t xml:space="preserve"> </w:t>
-      </w:r>
-      <w:r>
-        <w:rPr>
-          <w:sz w:val="20"/>
-        </w:rPr>
-        <w:t>LoRA</w:t>
+        <w:t>and</w:t>
+      </w:r>
+      <w:r>
+        <w:rPr>
+          <w:spacing w:val="-4"/>
+          <w:sz w:val="20"/>
+        </w:rPr>
+        <w:t xml:space="preserve"> </w:t>
+      </w:r>
+      <w:r>
+        <w:rPr>
+          <w:sz w:val="20"/>
+        </w:rPr>
+        <w:t>QLoRA</w:t>
       </w:r>
       <w:r>
         <w:rPr>
@@ -4617,7 +4614,7 @@
         <w:rPr>
           <w:sz w:val="20"/>
         </w:rPr>
-        <w:t>and</w:t>
+        <w:t>to</w:t>
       </w:r>
       <w:r>
         <w:rPr>
@@ -4630,7 +4627,7 @@
         <w:rPr>
           <w:sz w:val="20"/>
         </w:rPr>
-        <w:t>QLoRA</w:t>
+        <w:t>reduce</w:t>
       </w:r>
       <w:r>
         <w:rPr>
@@ -4643,7 +4640,7 @@
         <w:rPr>
           <w:sz w:val="20"/>
         </w:rPr>
-        <w:t>techniques,</w:t>
+        <w:t>operational</w:t>
       </w:r>
       <w:r>
         <w:rPr>
@@ -4656,7 +4653,7 @@
         <w:rPr>
           <w:sz w:val="20"/>
         </w:rPr>
-        <w:t>achieving a 40% reduction in API costs.</w:t>
+        <w:t>costs by 40%.</w:t>
       </w:r>
     </w:p>
     <w:p>
@@ -4693,7 +4690,7 @@
         <w:rPr>
           <w:sz w:val="20"/>
         </w:rPr>
-        <w:t>scalable</w:t>
+        <w:t>containerized</w:t>
       </w:r>
       <w:r>
         <w:rPr>
@@ -4732,7 +4729,7 @@
         <w:rPr>
           <w:sz w:val="20"/>
         </w:rPr>
-        <w:t>with</w:t>
+        <w:t>solutions</w:t>
       </w:r>
       <w:r>
         <w:rPr>
@@ -4745,7 +4742,7 @@
         <w:rPr>
           <w:sz w:val="20"/>
         </w:rPr>
-        <w:t>VLLM</w:t>
+        <w:t>using</w:t>
       </w:r>
       <w:r>
         <w:rPr>
@@ -4758,7 +4755,7 @@
         <w:rPr>
           <w:sz w:val="20"/>
         </w:rPr>
-        <w:t>and</w:t>
+        <w:t>Docker</w:t>
       </w:r>
       <w:r>
         <w:rPr>
@@ -4771,7 +4768,46 @@
         <w:rPr>
           <w:sz w:val="20"/>
         </w:rPr>
-        <w:t>optimized</w:t>
+        <w:t>on</w:t>
+      </w:r>
+      <w:r>
+        <w:rPr>
+          <w:spacing w:val="-3"/>
+          <w:sz w:val="20"/>
+        </w:rPr>
+        <w:t xml:space="preserve"> </w:t>
+      </w:r>
+      <w:r>
+        <w:rPr>
+          <w:sz w:val="20"/>
+        </w:rPr>
+        <w:t>AWS</w:t>
+      </w:r>
+      <w:r>
+        <w:rPr>
+          <w:spacing w:val="-4"/>
+          <w:sz w:val="20"/>
+        </w:rPr>
+        <w:t xml:space="preserve"> </w:t>
+      </w:r>
+      <w:r>
+        <w:rPr>
+          <w:sz w:val="20"/>
+        </w:rPr>
+        <w:t>ECS/ECR,</w:t>
+      </w:r>
+      <w:r>
+        <w:rPr>
+          <w:spacing w:val="-1"/>
+          <w:sz w:val="20"/>
+        </w:rPr>
+        <w:t xml:space="preserve"> </w:t>
+      </w:r>
+      <w:r>
+        <w:rPr>
+          <w:sz w:val="20"/>
+        </w:rPr>
+        <w:t>optimizing</w:t>
       </w:r>
       <w:r>
         <w:rPr>
@@ -4788,7 +4824,7 @@
       </w:r>
       <w:r>
         <w:rPr>
-          <w:spacing w:val="-4"/>
+          <w:spacing w:val="-3"/>
           <w:sz w:val="20"/>
         </w:rPr>
         <w:t xml:space="preserve"> </w:t>
@@ -4801,55 +4837,16 @@
       </w:r>
       <w:r>
         <w:rPr>
-          <w:spacing w:val="-1"/>
-          <w:sz w:val="20"/>
-        </w:rPr>
-        <w:t xml:space="preserve"> </w:t>
-      </w:r>
-      <w:r>
-        <w:rPr>
-          <w:sz w:val="20"/>
-        </w:rPr>
-        <w:t>through</w:t>
-      </w:r>
-      <w:r>
-        <w:rPr>
-          <w:spacing w:val="-3"/>
-          <w:sz w:val="20"/>
-        </w:rPr>
-        <w:t xml:space="preserve"> </w:t>
-      </w:r>
-      <w:r>
-        <w:rPr>
-          <w:sz w:val="20"/>
-        </w:rPr>
-        <w:t>CUDA,</w:t>
-      </w:r>
-      <w:r>
-        <w:rPr>
-          <w:spacing w:val="-3"/>
-          <w:sz w:val="20"/>
-        </w:rPr>
-        <w:t xml:space="preserve"> </w:t>
-      </w:r>
-      <w:r>
-        <w:rPr>
-          <w:sz w:val="20"/>
-        </w:rPr>
-        <w:t>containerized</w:t>
-      </w:r>
-      <w:r>
-        <w:rPr>
-          <w:spacing w:val="-3"/>
-          <w:sz w:val="20"/>
-        </w:rPr>
-        <w:t xml:space="preserve"> </w:t>
-      </w:r>
-      <w:r>
-        <w:rPr>
-          <w:sz w:val="20"/>
-        </w:rPr>
-        <w:t>via Docker on AWS ECS/ECR.</w:t>
+          <w:spacing w:val="-3"/>
+          <w:sz w:val="20"/>
+        </w:rPr>
+        <w:t xml:space="preserve"> </w:t>
+      </w:r>
+      <w:r>
+        <w:rPr>
+          <w:sz w:val="20"/>
+        </w:rPr>
+        <w:t>with CUDA for scalability.</w:t>
       </w:r>
     </w:p>
     <w:p>
@@ -4873,20 +4870,20 @@
         <w:rPr>
           <w:sz w:val="20"/>
         </w:rPr>
-        <w:t>Engineered</w:t>
-      </w:r>
-      <w:r>
-        <w:rPr>
-          <w:spacing w:val="-3"/>
-          <w:sz w:val="20"/>
-        </w:rPr>
-        <w:t xml:space="preserve"> </w:t>
-      </w:r>
-      <w:r>
-        <w:rPr>
-          <w:sz w:val="20"/>
-        </w:rPr>
-        <w:t>autonomous</w:t>
+        <w:t>Built</w:t>
+      </w:r>
+      <w:r>
+        <w:rPr>
+          <w:spacing w:val="-3"/>
+          <w:sz w:val="20"/>
+        </w:rPr>
+        <w:t xml:space="preserve"> </w:t>
+      </w:r>
+      <w:r>
+        <w:rPr>
+          <w:sz w:val="20"/>
+        </w:rPr>
+        <w:t>real-time</w:t>
       </w:r>
       <w:r>
         <w:rPr>
@@ -4912,7 +4909,7 @@
         <w:rPr>
           <w:sz w:val="20"/>
         </w:rPr>
-        <w:t>workflows</w:t>
+        <w:t>processing</w:t>
       </w:r>
       <w:r>
         <w:rPr>
@@ -4925,11 +4922,50 @@
         <w:rPr>
           <w:sz w:val="20"/>
         </w:rPr>
-        <w:t>by</w:t>
-      </w:r>
-      <w:r>
-        <w:rPr>
-          <w:spacing w:val="-4"/>
+        <w:t>pipelines</w:t>
+      </w:r>
+      <w:r>
+        <w:rPr>
+          <w:spacing w:val="-4"/>
+          <w:sz w:val="20"/>
+        </w:rPr>
+        <w:t xml:space="preserve"> </w:t>
+      </w:r>
+      <w:r>
+        <w:rPr>
+          <w:sz w:val="20"/>
+        </w:rPr>
+        <w:t>for</w:t>
+      </w:r>
+      <w:r>
+        <w:rPr>
+          <w:spacing w:val="-1"/>
+          <w:sz w:val="20"/>
+        </w:rPr>
+        <w:t xml:space="preserve"> </w:t>
+      </w:r>
+      <w:r>
+        <w:rPr>
+          <w:sz w:val="20"/>
+        </w:rPr>
+        <w:t>streaming</w:t>
+      </w:r>
+      <w:r>
+        <w:rPr>
+          <w:spacing w:val="-6"/>
+          <w:sz w:val="20"/>
+        </w:rPr>
+        <w:t xml:space="preserve"> </w:t>
+      </w:r>
+      <w:r>
+        <w:rPr>
+          <w:sz w:val="20"/>
+        </w:rPr>
+        <w:t>architectures,</w:t>
+      </w:r>
+      <w:r>
+        <w:rPr>
+          <w:spacing w:val="-5"/>
           <w:sz w:val="20"/>
         </w:rPr>
         <w:t xml:space="preserve"> </w:t>
@@ -4942,33 +4978,46 @@
       </w:r>
       <w:r>
         <w:rPr>
-          <w:spacing w:val="-1"/>
-          <w:sz w:val="20"/>
-        </w:rPr>
-        <w:t xml:space="preserve"> </w:t>
-      </w:r>
-      <w:r>
-        <w:rPr>
-          <w:sz w:val="20"/>
-        </w:rPr>
-        <w:t>APIs,</w:t>
-      </w:r>
-      <w:r>
-        <w:rPr>
-          <w:spacing w:val="-6"/>
-          <w:sz w:val="20"/>
-        </w:rPr>
-        <w:t xml:space="preserve"> </w:t>
-      </w:r>
-      <w:r>
-        <w:rPr>
-          <w:sz w:val="20"/>
-        </w:rPr>
-        <w:t>databases,</w:t>
-      </w:r>
-      <w:r>
-        <w:rPr>
-          <w:spacing w:val="-5"/>
+          <w:spacing w:val="-4"/>
+          <w:sz w:val="20"/>
+        </w:rPr>
+        <w:t xml:space="preserve"> </w:t>
+      </w:r>
+      <w:r>
+        <w:rPr>
+          <w:sz w:val="20"/>
+        </w:rPr>
+        <w:t>with</w:t>
+      </w:r>
+      <w:r>
+        <w:rPr>
+          <w:spacing w:val="-4"/>
+          <w:sz w:val="20"/>
+        </w:rPr>
+        <w:t xml:space="preserve"> </w:t>
+      </w:r>
+      <w:r>
+        <w:rPr>
+          <w:sz w:val="20"/>
+        </w:rPr>
+        <w:t>internal</w:t>
+      </w:r>
+      <w:r>
+        <w:rPr>
+          <w:spacing w:val="-4"/>
+          <w:sz w:val="20"/>
+        </w:rPr>
+        <w:t xml:space="preserve"> </w:t>
+      </w:r>
+      <w:r>
+        <w:rPr>
+          <w:sz w:val="20"/>
+        </w:rPr>
+        <w:t>APIs</w:t>
+      </w:r>
+      <w:r>
+        <w:rPr>
+          <w:spacing w:val="-4"/>
           <w:sz w:val="20"/>
         </w:rPr>
         <w:t xml:space="preserve"> </w:t>
@@ -4981,68 +5030,16 @@
       </w:r>
       <w:r>
         <w:rPr>
-          <w:spacing w:val="-4"/>
-          <w:sz w:val="20"/>
-        </w:rPr>
-        <w:t xml:space="preserve"> </w:t>
-      </w:r>
-      <w:r>
-        <w:rPr>
-          <w:sz w:val="20"/>
-        </w:rPr>
-        <w:t>messaging</w:t>
-      </w:r>
-      <w:r>
-        <w:rPr>
-          <w:spacing w:val="-4"/>
-          <w:sz w:val="20"/>
-        </w:rPr>
-        <w:t xml:space="preserve"> </w:t>
-      </w:r>
-      <w:r>
-        <w:rPr>
-          <w:sz w:val="20"/>
-        </w:rPr>
-        <w:t>platforms</w:t>
-      </w:r>
-      <w:r>
-        <w:rPr>
-          <w:spacing w:val="-4"/>
-          <w:sz w:val="20"/>
-        </w:rPr>
-        <w:t xml:space="preserve"> </w:t>
-      </w:r>
-      <w:r>
-        <w:rPr>
-          <w:sz w:val="20"/>
-        </w:rPr>
-        <w:t>with</w:t>
-      </w:r>
-      <w:r>
-        <w:rPr>
-          <w:spacing w:val="-4"/>
-          <w:sz w:val="20"/>
-        </w:rPr>
-        <w:t xml:space="preserve"> </w:t>
-      </w:r>
-      <w:r>
-        <w:rPr>
-          <w:sz w:val="20"/>
-        </w:rPr>
-        <w:t>Python</w:t>
-      </w:r>
-      <w:r>
-        <w:rPr>
-          <w:spacing w:val="-3"/>
-          <w:sz w:val="20"/>
-        </w:rPr>
-        <w:t xml:space="preserve"> </w:t>
-      </w:r>
-      <w:r>
-        <w:rPr>
-          <w:sz w:val="20"/>
-        </w:rPr>
-        <w:t>for real-time task execution.</w:t>
+          <w:spacing w:val="-3"/>
+          <w:sz w:val="20"/>
+        </w:rPr>
+        <w:t xml:space="preserve"> </w:t>
+      </w:r>
+      <w:r>
+        <w:rPr>
+          <w:sz w:val="20"/>
+        </w:rPr>
+        <w:t>databases for autonomous workflows.</w:t>
       </w:r>
     </w:p>
     <w:p>
@@ -5066,7 +5063,7 @@
         <w:rPr>
           <w:sz w:val="20"/>
         </w:rPr>
-        <w:t>Enhanced</w:t>
+        <w:t>Integrated</w:t>
       </w:r>
       <w:r>
         <w:rPr>
@@ -5079,7 +5076,7 @@
         <w:rPr>
           <w:sz w:val="20"/>
         </w:rPr>
-        <w:t>pipeline</w:t>
+        <w:t>C++</w:t>
       </w:r>
       <w:r>
         <w:rPr>
@@ -5092,7 +5089,7 @@
         <w:rPr>
           <w:sz w:val="20"/>
         </w:rPr>
-        <w:t>performance</w:t>
+        <w:t>modules</w:t>
       </w:r>
       <w:r>
         <w:rPr>
@@ -5105,7 +5102,7 @@
         <w:rPr>
           <w:sz w:val="20"/>
         </w:rPr>
-        <w:t>by</w:t>
+        <w:t>into</w:t>
       </w:r>
       <w:r>
         <w:rPr>
@@ -5118,7 +5115,7 @@
         <w:rPr>
           <w:sz w:val="20"/>
         </w:rPr>
-        <w:t>integrating</w:t>
+        <w:t>data</w:t>
       </w:r>
       <w:r>
         <w:rPr>
@@ -5131,7 +5128,7 @@
         <w:rPr>
           <w:sz w:val="20"/>
         </w:rPr>
-        <w:t>C++</w:t>
+        <w:t>processing</w:t>
       </w:r>
       <w:r>
         <w:rPr>
@@ -5144,7 +5141,7 @@
         <w:rPr>
           <w:sz w:val="20"/>
         </w:rPr>
-        <w:t>modules,</w:t>
+        <w:t>pipelines,</w:t>
       </w:r>
       <w:r>
         <w:rPr>
@@ -5157,7 +5154,7 @@
         <w:rPr>
           <w:sz w:val="20"/>
         </w:rPr>
-        <w:t>reducing</w:t>
+        <w:t>achieving</w:t>
       </w:r>
       <w:r>
         <w:rPr>
@@ -5170,20 +5167,20 @@
         <w:rPr>
           <w:sz w:val="20"/>
         </w:rPr>
-        <w:t>data</w:t>
-      </w:r>
-      <w:r>
-        <w:rPr>
-          <w:spacing w:val="-4"/>
-          <w:sz w:val="20"/>
-        </w:rPr>
-        <w:t xml:space="preserve"> </w:t>
-      </w:r>
-      <w:r>
-        <w:rPr>
-          <w:sz w:val="20"/>
-        </w:rPr>
-        <w:t>processing</w:t>
+        <w:t>a</w:t>
+      </w:r>
+      <w:r>
+        <w:rPr>
+          <w:spacing w:val="-4"/>
+          <w:sz w:val="20"/>
+        </w:rPr>
+        <w:t xml:space="preserve"> </w:t>
+      </w:r>
+      <w:r>
+        <w:rPr>
+          <w:sz w:val="20"/>
+        </w:rPr>
+        <w:t>25%</w:t>
       </w:r>
       <w:r>
         <w:rPr>
@@ -5197,7 +5194,7 @@
           <w:spacing w:val="-4"/>
           <w:sz w:val="20"/>
         </w:rPr>
-        <w:t>latency by 25%.</w:t>
+        <w:t>reduction in latency for high-throughput applications.</w:t>
       </w:r>
     </w:p>
     <w:p>
@@ -5221,7 +5218,7 @@
         <w:rPr>
           <w:sz w:val="20"/>
         </w:rPr>
-        <w:t>Developed</w:t>
+        <w:t>Designed</w:t>
       </w:r>
       <w:r>
         <w:rPr>
@@ -5234,36 +5231,88 @@
         <w:rPr>
           <w:sz w:val="20"/>
         </w:rPr>
+        <w:t>and</w:t>
+      </w:r>
+      <w:r>
+        <w:rPr>
+          <w:spacing w:val="-10"/>
+          <w:sz w:val="20"/>
+        </w:rPr>
+        <w:t xml:space="preserve"> </w:t>
+      </w:r>
+      <w:r>
+        <w:rPr>
+          <w:sz w:val="20"/>
+        </w:rPr>
+        <w:t>implemented</w:t>
+      </w:r>
+      <w:r>
+        <w:rPr>
+          <w:spacing w:val="-5"/>
+          <w:sz w:val="20"/>
+        </w:rPr>
+        <w:t xml:space="preserve"> </w:t>
+      </w:r>
+      <w:r>
+        <w:rPr>
+          <w:sz w:val="20"/>
+        </w:rPr>
+        <w:t>audio</w:t>
+      </w:r>
+      <w:r>
+        <w:rPr>
+          <w:spacing w:val="-8"/>
+          <w:sz w:val="20"/>
+        </w:rPr>
+        <w:t xml:space="preserve"> </w:t>
+      </w:r>
+      <w:r>
+        <w:rPr>
+          <w:sz w:val="20"/>
+        </w:rPr>
+        <w:t>data</w:t>
+      </w:r>
+      <w:r>
+        <w:rPr>
+          <w:spacing w:val="-7"/>
+          <w:sz w:val="20"/>
+        </w:rPr>
+        <w:t xml:space="preserve"> </w:t>
+      </w:r>
+      <w:r>
+        <w:rPr>
+          <w:sz w:val="20"/>
+        </w:rPr>
+        <w:t>pipelines</w:t>
+      </w:r>
+      <w:r>
+        <w:rPr>
+          <w:spacing w:val="-10"/>
+          <w:sz w:val="20"/>
+        </w:rPr>
+        <w:t xml:space="preserve"> </w:t>
+      </w:r>
+      <w:r>
+        <w:rPr>
+          <w:sz w:val="20"/>
+        </w:rPr>
+        <w:t>for</w:t>
+      </w:r>
+      <w:r>
+        <w:rPr>
+          <w:spacing w:val="-7"/>
+          <w:sz w:val="20"/>
+        </w:rPr>
+        <w:t xml:space="preserve"> </w:t>
+      </w:r>
+      <w:r>
+        <w:rPr>
+          <w:sz w:val="20"/>
+        </w:rPr>
         <w:t>real-time</w:t>
       </w:r>
       <w:r>
         <w:rPr>
-          <w:spacing w:val="-10"/>
-          <w:sz w:val="20"/>
-        </w:rPr>
-        <w:t xml:space="preserve"> </w:t>
-      </w:r>
-      <w:r>
-        <w:rPr>
-          <w:sz w:val="20"/>
-        </w:rPr>
-        <w:t>streaming</w:t>
-      </w:r>
-      <w:r>
-        <w:rPr>
-          <w:spacing w:val="-5"/>
-          <w:sz w:val="20"/>
-        </w:rPr>
-        <w:t xml:space="preserve"> </w:t>
-      </w:r>
-      <w:r>
-        <w:rPr>
-          <w:sz w:val="20"/>
-        </w:rPr>
-        <w:t>data</w:t>
-      </w:r>
-      <w:r>
-        <w:rPr>
           <w:spacing w:val="-8"/>
           <w:sz w:val="20"/>
         </w:rPr>
@@ -5273,46 +5322,20 @@
         <w:rPr>
           <w:sz w:val="20"/>
         </w:rPr>
-        <w:t>pipelines</w:t>
-      </w:r>
-      <w:r>
-        <w:rPr>
-          <w:spacing w:val="-7"/>
-          <w:sz w:val="20"/>
-        </w:rPr>
-        <w:t xml:space="preserve"> </w:t>
-      </w:r>
-      <w:r>
-        <w:rPr>
-          <w:sz w:val="20"/>
-        </w:rPr>
-        <w:t>for</w:t>
-      </w:r>
-      <w:r>
-        <w:rPr>
-          <w:spacing w:val="-10"/>
-          <w:sz w:val="20"/>
-        </w:rPr>
-        <w:t xml:space="preserve"> </w:t>
-      </w:r>
-      <w:r>
-        <w:rPr>
-          <w:sz w:val="20"/>
-        </w:rPr>
-        <w:t>audio</w:t>
-      </w:r>
-      <w:r>
-        <w:rPr>
-          <w:spacing w:val="-7"/>
-          <w:sz w:val="20"/>
-        </w:rPr>
-        <w:t xml:space="preserve"> </w:t>
-      </w:r>
-      <w:r>
-        <w:rPr>
-          <w:sz w:val="20"/>
-        </w:rPr>
-        <w:t>processing</w:t>
+        <w:t>streaming,</w:t>
+      </w:r>
+      <w:r>
+        <w:rPr>
+          <w:spacing w:val="-4"/>
+          <w:sz w:val="20"/>
+        </w:rPr>
+        <w:t xml:space="preserve"> </w:t>
+      </w:r>
+      <w:r>
+        <w:rPr>
+          <w:sz w:val="20"/>
+        </w:rPr>
+        <w:t>leveraging</w:t>
       </w:r>
       <w:r>
         <w:rPr>
@@ -5323,36 +5346,10 @@
       </w:r>
       <w:r>
         <w:rPr>
-          <w:sz w:val="20"/>
-        </w:rPr>
-        <w:t>and</w:t>
-      </w:r>
-      <w:r>
-        <w:rPr>
-          <w:spacing w:val="-4"/>
-          <w:sz w:val="20"/>
-        </w:rPr>
-        <w:t xml:space="preserve"> </w:t>
-      </w:r>
-      <w:r>
-        <w:rPr>
-          <w:sz w:val="20"/>
-        </w:rPr>
-        <w:t>speech-to-text</w:t>
-      </w:r>
-      <w:r>
-        <w:rPr>
-          <w:spacing w:val="-8"/>
-          <w:sz w:val="20"/>
-        </w:rPr>
-        <w:t xml:space="preserve"> </w:t>
-      </w:r>
-      <w:r>
-        <w:rPr>
           <w:spacing w:val="-2"/>
           <w:sz w:val="20"/>
         </w:rPr>
-        <w:t>applications using scalable architectures.</w:t>
+        <w:t>best practices in data modeling and warehousing.</w:t>
       </w:r>
     </w:p>
     <w:p>
@@ -5376,7 +5373,7 @@
         <w:rPr>
           <w:sz w:val="20"/>
         </w:rPr>
-        <w:t>Built</w:t>
+        <w:t>Developed</w:t>
       </w:r>
       <w:r>
         <w:rPr>
@@ -5389,7 +5386,7 @@
         <w:rPr>
           <w:sz w:val="20"/>
         </w:rPr>
-        <w:t>low-latency</w:t>
+        <w:t>high-performance</w:t>
       </w:r>
       <w:r>
         <w:rPr>
@@ -5428,7 +5425,7 @@
         <w:rPr>
           <w:sz w:val="20"/>
         </w:rPr>
-        <w:t>conversational</w:t>
+        <w:t>data</w:t>
       </w:r>
       <w:r>
         <w:rPr>
@@ -5441,7 +5438,7 @@
         <w:rPr>
           <w:sz w:val="20"/>
         </w:rPr>
-        <w:t>AI</w:t>
+        <w:t>access</w:t>
       </w:r>
       <w:r>
         <w:rPr>
@@ -5454,7 +5451,7 @@
         <w:rPr>
           <w:sz w:val="20"/>
         </w:rPr>
-        <w:t>systems,</w:t>
+        <w:t>and</w:t>
       </w:r>
       <w:r>
         <w:rPr>
@@ -5467,7 +5464,7 @@
         <w:rPr>
           <w:sz w:val="20"/>
         </w:rPr>
-        <w:t>leveraging</w:t>
+        <w:t>analytics,</w:t>
       </w:r>
       <w:r>
         <w:rPr>
@@ -5480,7 +5477,7 @@
         <w:rPr>
           <w:sz w:val="20"/>
         </w:rPr>
-        <w:t>OpenAI</w:t>
+        <w:t>reducing</w:t>
       </w:r>
       <w:r>
         <w:rPr>
@@ -5493,7 +5490,7 @@
         <w:rPr>
           <w:sz w:val="20"/>
         </w:rPr>
-        <w:t>models</w:t>
+        <w:t>response</w:t>
       </w:r>
       <w:r>
         <w:rPr>
@@ -5506,7 +5503,7 @@
         <w:rPr>
           <w:sz w:val="20"/>
         </w:rPr>
-        <w:t>to</w:t>
+        <w:t>times</w:t>
       </w:r>
       <w:r>
         <w:rPr>
@@ -5520,7 +5517,7 @@
           <w:spacing w:val="-4"/>
           <w:sz w:val="20"/>
         </w:rPr>
-        <w:t>improve response times by 35%.</w:t>
+        <w:t>by 35% and enhancing stakeholder decision-making.</w:t>
       </w:r>
     </w:p>
     <w:p>
@@ -5643,7 +5640,6 @@
       <w:r>
         <w:rPr/>
         <w:tab/>
-        <w:t>Senior</w:t>
       </w:r>
       <w:r>
         <w:rPr>
@@ -5698,7 +5694,7 @@
         <w:rPr>
           <w:sz w:val="20"/>
         </w:rPr>
-        <w:t>Developed</w:t>
+        <w:t>Designed</w:t>
       </w:r>
       <w:r>
         <w:rPr>
@@ -5867,7 +5863,7 @@
         <w:rPr>
           <w:sz w:val="20"/>
         </w:rPr>
-        <w:t>quality, reliability, and efficiency for accounts generating $200K+ monthly revenue.</w:t>
+        <w:t>quality, reliability, and timely updates for machine learning models supporting $200K+ monthly revenue accounts.</w:t>
       </w:r>
     </w:p>
     <w:p>
@@ -5982,20 +5978,20 @@
         <w:rPr>
           <w:sz w:val="20"/>
         </w:rPr>
-        <w:t>to</w:t>
-      </w:r>
-      <w:r>
-        <w:rPr>
-          <w:spacing w:val="-3"/>
-          <w:sz w:val="20"/>
-        </w:rPr>
-        <w:t xml:space="preserve"> </w:t>
-      </w:r>
-      <w:r>
-        <w:rPr>
-          <w:sz w:val="20"/>
-        </w:rPr>
-        <w:t>enhance</w:t>
+        <w:t>for</w:t>
+      </w:r>
+      <w:r>
+        <w:rPr>
+          <w:spacing w:val="-3"/>
+          <w:sz w:val="20"/>
+        </w:rPr>
+        <w:t xml:space="preserve"> </w:t>
+      </w:r>
+      <w:r>
+        <w:rPr>
+          <w:sz w:val="20"/>
+        </w:rPr>
+        <w:t>pipelines,</w:t>
       </w:r>
       <w:r>
         <w:rPr>
@@ -6008,46 +6004,46 @@
         <w:rPr>
           <w:sz w:val="20"/>
         </w:rPr>
-        <w:t>pipeline</w:t>
-      </w:r>
-      <w:r>
-        <w:rPr>
-          <w:spacing w:val="-3"/>
-          <w:sz w:val="20"/>
-        </w:rPr>
-        <w:t xml:space="preserve"> </w:t>
-      </w:r>
-      <w:r>
-        <w:rPr>
-          <w:sz w:val="20"/>
-        </w:rPr>
-        <w:t>reliability</w:t>
-      </w:r>
-      <w:r>
-        <w:rPr>
-          <w:spacing w:val="-4"/>
-          <w:sz w:val="20"/>
-        </w:rPr>
-        <w:t xml:space="preserve"> </w:t>
-      </w:r>
-      <w:r>
-        <w:rPr>
-          <w:sz w:val="20"/>
-        </w:rPr>
-        <w:t>and</w:t>
-      </w:r>
-      <w:r>
-        <w:rPr>
-          <w:spacing w:val="-3"/>
-          <w:sz w:val="20"/>
-        </w:rPr>
-        <w:t xml:space="preserve"> </w:t>
-      </w:r>
-      <w:r>
-        <w:rPr>
-          <w:sz w:val="20"/>
-        </w:rPr>
-        <w:t>support analytics for $1M+ accounts, aligning with stakeholder requirements.</w:t>
+        <w:t>delivering</w:t>
+      </w:r>
+      <w:r>
+        <w:rPr>
+          <w:spacing w:val="-3"/>
+          <w:sz w:val="20"/>
+        </w:rPr>
+        <w:t xml:space="preserve"> </w:t>
+      </w:r>
+      <w:r>
+        <w:rPr>
+          <w:sz w:val="20"/>
+        </w:rPr>
+        <w:t>scalable</w:t>
+      </w:r>
+      <w:r>
+        <w:rPr>
+          <w:spacing w:val="-4"/>
+          <w:sz w:val="20"/>
+        </w:rPr>
+        <w:t xml:space="preserve"> </w:t>
+      </w:r>
+      <w:r>
+        <w:rPr>
+          <w:sz w:val="20"/>
+        </w:rPr>
+        <w:t>solutions</w:t>
+      </w:r>
+      <w:r>
+        <w:rPr>
+          <w:spacing w:val="-3"/>
+          <w:sz w:val="20"/>
+        </w:rPr>
+        <w:t xml:space="preserve"> </w:t>
+      </w:r>
+      <w:r>
+        <w:rPr>
+          <w:sz w:val="20"/>
+        </w:rPr>
+        <w:t>tailored to meet the needs of accounts exceeding $1M in revenue.</w:t>
       </w:r>
     </w:p>
     <w:p>
@@ -6071,7 +6067,46 @@
         <w:rPr>
           <w:sz w:val="20"/>
         </w:rPr>
-        <w:t>Designed</w:t>
+        <w:t>Developed</w:t>
+      </w:r>
+      <w:r>
+        <w:rPr>
+          <w:spacing w:val="-3"/>
+          <w:sz w:val="20"/>
+        </w:rPr>
+        <w:t xml:space="preserve"> </w:t>
+      </w:r>
+      <w:r>
+        <w:rPr>
+          <w:sz w:val="20"/>
+        </w:rPr>
+        <w:t>feature</w:t>
+      </w:r>
+      <w:r>
+        <w:rPr>
+          <w:spacing w:val="-4"/>
+          <w:sz w:val="20"/>
+        </w:rPr>
+        <w:t xml:space="preserve"> </w:t>
+      </w:r>
+      <w:r>
+        <w:rPr>
+          <w:sz w:val="20"/>
+        </w:rPr>
+        <w:t>engineering</w:t>
+      </w:r>
+      <w:r>
+        <w:rPr>
+          <w:spacing w:val="-3"/>
+          <w:sz w:val="20"/>
+        </w:rPr>
+        <w:t xml:space="preserve"> </w:t>
+      </w:r>
+      <w:r>
+        <w:rPr>
+          <w:sz w:val="20"/>
+        </w:rPr>
+        <w:t>pipelines</w:t>
       </w:r>
       <w:r>
         <w:rPr>
@@ -6097,37 +6132,11 @@
         <w:rPr>
           <w:sz w:val="20"/>
         </w:rPr>
-        <w:t>managed</w:t>
-      </w:r>
-      <w:r>
-        <w:rPr>
-          <w:spacing w:val="-3"/>
-          <w:sz w:val="20"/>
-        </w:rPr>
-        <w:t xml:space="preserve"> </w:t>
-      </w:r>
-      <w:r>
-        <w:rPr>
-          <w:sz w:val="20"/>
-        </w:rPr>
-        <w:t>feature</w:t>
-      </w:r>
-      <w:r>
-        <w:rPr>
-          <w:spacing w:val="-3"/>
-          <w:sz w:val="20"/>
-        </w:rPr>
-        <w:t xml:space="preserve"> </w:t>
-      </w:r>
-      <w:r>
-        <w:rPr>
-          <w:sz w:val="20"/>
-        </w:rPr>
-        <w:t>engineering</w:t>
-      </w:r>
-      <w:r>
-        <w:rPr>
-          <w:spacing w:val="-4"/>
+        <w:t>automated</w:t>
+      </w:r>
+      <w:r>
+        <w:rPr>
+          <w:spacing w:val="-3"/>
           <w:sz w:val="20"/>
         </w:rPr>
         <w:t xml:space="preserve"> </w:t>
@@ -6140,7 +6149,7 @@
       </w:r>
       <w:r>
         <w:rPr>
-          <w:spacing w:val="-3"/>
+          <w:spacing w:val="-2"/>
           <w:sz w:val="20"/>
         </w:rPr>
         <w:t xml:space="preserve"> </w:t>
@@ -6153,7 +6162,7 @@
       </w:r>
       <w:r>
         <w:rPr>
-          <w:spacing w:val="-2"/>
+          <w:spacing w:val="-3"/>
           <w:sz w:val="20"/>
         </w:rPr>
         <w:t xml:space="preserve"> </w:t>
@@ -6166,7 +6175,7 @@
       </w:r>
       <w:r>
         <w:rPr>
-          <w:spacing w:val="-3"/>
+          <w:spacing w:val="-4"/>
           <w:sz w:val="20"/>
         </w:rPr>
         <w:t xml:space="preserve"> </w:t>
@@ -6192,45 +6201,6 @@
       </w:r>
       <w:r>
         <w:rPr>
-          <w:spacing w:val="-4"/>
-          <w:sz w:val="20"/>
-        </w:rPr>
-        <w:t xml:space="preserve"> </w:t>
-      </w:r>
-      <w:r>
-        <w:rPr>
-          <w:sz w:val="20"/>
-        </w:rPr>
-        <w:t>models,</w:t>
-      </w:r>
-      <w:r>
-        <w:rPr>
-          <w:spacing w:val="-3"/>
-          <w:sz w:val="20"/>
-        </w:rPr>
-        <w:t xml:space="preserve"> </w:t>
-      </w:r>
-      <w:r>
-        <w:rPr>
-          <w:sz w:val="20"/>
-        </w:rPr>
-        <w:t>ensuring</w:t>
-      </w:r>
-      <w:r>
-        <w:rPr>
-          <w:spacing w:val="-3"/>
-          <w:sz w:val="20"/>
-        </w:rPr>
-        <w:t xml:space="preserve"> </w:t>
-      </w:r>
-      <w:r>
-        <w:rPr>
-          <w:sz w:val="20"/>
-        </w:rPr>
-        <w:t>timely</w:t>
-      </w:r>
-      <w:r>
-        <w:rPr>
           <w:spacing w:val="-3"/>
           <w:sz w:val="20"/>
         </w:rPr>
@@ -6253,7 +6223,33 @@
         <w:rPr>
           <w:sz w:val="20"/>
         </w:rPr>
-        <w:t>accurate data availability for training and inference.</w:t>
+        <w:t>data</w:t>
+      </w:r>
+      <w:r>
+        <w:rPr>
+          <w:spacing w:val="-3"/>
+          <w:sz w:val="20"/>
+        </w:rPr>
+        <w:t xml:space="preserve"> </w:t>
+      </w:r>
+      <w:r>
+        <w:rPr>
+          <w:sz w:val="20"/>
+        </w:rPr>
+        <w:t>science</w:t>
+      </w:r>
+      <w:r>
+        <w:rPr>
+          <w:spacing w:val="-3"/>
+          <w:sz w:val="20"/>
+        </w:rPr>
+        <w:t xml:space="preserve"> </w:t>
+      </w:r>
+      <w:r>
+        <w:rPr>
+          <w:sz w:val="20"/>
+        </w:rPr>
+        <w:t>projects, ensuring availability of high-quality training data.</w:t>
       </w:r>
     </w:p>
     <w:p>
@@ -6277,7 +6273,46 @@
         <w:rPr>
           <w:sz w:val="20"/>
         </w:rPr>
-        <w:t>Built</w:t>
+        <w:t>Created</w:t>
+      </w:r>
+      <w:r>
+        <w:rPr>
+          <w:spacing w:val="-3"/>
+          <w:sz w:val="20"/>
+        </w:rPr>
+        <w:t xml:space="preserve"> </w:t>
+      </w:r>
+      <w:r>
+        <w:rPr>
+          <w:sz w:val="20"/>
+        </w:rPr>
+        <w:t>real-time</w:t>
+      </w:r>
+      <w:r>
+        <w:rPr>
+          <w:spacing w:val="-6"/>
+          <w:sz w:val="20"/>
+        </w:rPr>
+        <w:t xml:space="preserve"> </w:t>
+      </w:r>
+      <w:r>
+        <w:rPr>
+          <w:sz w:val="20"/>
+        </w:rPr>
+        <w:t>data</w:t>
+      </w:r>
+      <w:r>
+        <w:rPr>
+          <w:spacing w:val="-5"/>
+          <w:sz w:val="20"/>
+        </w:rPr>
+        <w:t xml:space="preserve"> </w:t>
+      </w:r>
+      <w:r>
+        <w:rPr>
+          <w:sz w:val="20"/>
+        </w:rPr>
+        <w:t>analysis</w:t>
       </w:r>
       <w:r>
         <w:rPr>
@@ -6294,45 +6329,6 @@
       </w:r>
       <w:r>
         <w:rPr>
-          <w:spacing w:val="-6"/>
-          <w:sz w:val="20"/>
-        </w:rPr>
-        <w:t xml:space="preserve"> </w:t>
-      </w:r>
-      <w:r>
-        <w:rPr>
-          <w:sz w:val="20"/>
-        </w:rPr>
-        <w:t>maintained</w:t>
-      </w:r>
-      <w:r>
-        <w:rPr>
-          <w:spacing w:val="-5"/>
-          <w:sz w:val="20"/>
-        </w:rPr>
-        <w:t xml:space="preserve"> </w:t>
-      </w:r>
-      <w:r>
-        <w:rPr>
-          <w:sz w:val="20"/>
-        </w:rPr>
-        <w:t>real-time</w:t>
-      </w:r>
-      <w:r>
-        <w:rPr>
-          <w:spacing w:val="-3"/>
-          <w:sz w:val="20"/>
-        </w:rPr>
-        <w:t xml:space="preserve"> </w:t>
-      </w:r>
-      <w:r>
-        <w:rPr>
-          <w:sz w:val="20"/>
-        </w:rPr>
-        <w:t>data</w:t>
-      </w:r>
-      <w:r>
-        <w:rPr>
           <w:spacing w:val="-1"/>
           <w:sz w:val="20"/>
         </w:rPr>
@@ -6342,20 +6338,20 @@
         <w:rPr>
           <w:sz w:val="20"/>
         </w:rPr>
-        <w:t>analysis</w:t>
-      </w:r>
-      <w:r>
-        <w:rPr>
-          <w:spacing w:val="-4"/>
-          <w:sz w:val="20"/>
-        </w:rPr>
-        <w:t xml:space="preserve"> </w:t>
-      </w:r>
-      <w:r>
-        <w:rPr>
-          <w:sz w:val="20"/>
-        </w:rPr>
-        <w:t>workflows</w:t>
+        <w:t>monitoring</w:t>
+      </w:r>
+      <w:r>
+        <w:rPr>
+          <w:spacing w:val="-4"/>
+          <w:sz w:val="20"/>
+        </w:rPr>
+        <w:t xml:space="preserve"> </w:t>
+      </w:r>
+      <w:r>
+        <w:rPr>
+          <w:sz w:val="20"/>
+        </w:rPr>
+        <w:t>solutions</w:t>
       </w:r>
       <w:r>
         <w:rPr>
@@ -6433,7 +6429,7 @@
         <w:rPr>
           <w:sz w:val="20"/>
         </w:rPr>
-        <w:t>Tableau to enable proactive monitoring and actionable insights.</w:t>
+        <w:t>Tableau, enabling actionable insights and operational efficiency.</w:t>
       </w:r>
     </w:p>
     <w:p>
@@ -6509,10 +6505,114 @@
         <w:rPr>
           <w:sz w:val="20"/>
         </w:rPr>
+        <w:t>to</w:t>
+      </w:r>
+      <w:r>
+        <w:rPr>
+          <w:spacing w:val="-6"/>
+          <w:sz w:val="20"/>
+        </w:rPr>
+        <w:t xml:space="preserve"> </w:t>
+      </w:r>
+      <w:r>
+        <w:rPr>
+          <w:sz w:val="20"/>
+        </w:rPr>
+        <w:t>manage</w:t>
+      </w:r>
+      <w:r>
+        <w:rPr>
+          <w:spacing w:val="-9"/>
+          <w:sz w:val="20"/>
+        </w:rPr>
+        <w:t xml:space="preserve"> </w:t>
+      </w:r>
+      <w:r>
+        <w:rPr>
+          <w:sz w:val="20"/>
+        </w:rPr>
+        <w:t>data</w:t>
+      </w:r>
+      <w:r>
+        <w:rPr>
+          <w:spacing w:val="-6"/>
+          <w:sz w:val="20"/>
+        </w:rPr>
+        <w:t xml:space="preserve"> </w:t>
+      </w:r>
+      <w:r>
+        <w:rPr>
+          <w:sz w:val="20"/>
+        </w:rPr>
+        <w:t>workflows</w:t>
+      </w:r>
+      <w:r>
+        <w:rPr>
+          <w:spacing w:val="-6"/>
+          <w:sz w:val="20"/>
+        </w:rPr>
+        <w:t xml:space="preserve"> </w:t>
+      </w:r>
+      <w:r>
+        <w:rPr>
+          <w:sz w:val="20"/>
+        </w:rPr>
+        <w:t>and</w:t>
+      </w:r>
+      <w:r>
+        <w:rPr>
+          <w:spacing w:val="-6"/>
+          <w:sz w:val="20"/>
+        </w:rPr>
+        <w:t xml:space="preserve"> </w:t>
+      </w:r>
+      <w:r>
+        <w:rPr>
+          <w:sz w:val="20"/>
+        </w:rPr>
+        <w:t>resolve</w:t>
+      </w:r>
+      <w:r>
+        <w:rPr>
+          <w:spacing w:val="-7"/>
+          <w:sz w:val="20"/>
+        </w:rPr>
+        <w:t xml:space="preserve"> </w:t>
+      </w:r>
+      <w:r>
+        <w:rPr>
+          <w:sz w:val="20"/>
+        </w:rPr>
+        <w:t>issues</w:t>
+      </w:r>
+      <w:r>
+        <w:rPr>
+          <w:spacing w:val="-7"/>
+          <w:sz w:val="20"/>
+        </w:rPr>
+        <w:t xml:space="preserve"> </w:t>
+      </w:r>
+      <w:r>
+        <w:rPr>
+          <w:sz w:val="20"/>
+        </w:rPr>
         <w:t>in</w:t>
       </w:r>
       <w:r>
         <w:rPr>
+          <w:spacing w:val="-8"/>
+          <w:sz w:val="20"/>
+        </w:rPr>
+        <w:t xml:space="preserve"> </w:t>
+      </w:r>
+      <w:r>
+        <w:rPr>
+          <w:sz w:val="20"/>
+        </w:rPr>
+        <w:t>a</w:t>
+      </w:r>
+      <w:r>
+        <w:rPr>
           <w:spacing w:val="-6"/>
           <w:sz w:val="20"/>
         </w:rPr>
@@ -6520,114 +6620,10 @@
       </w:r>
       <w:r>
         <w:rPr>
-          <w:sz w:val="20"/>
-        </w:rPr>
-        <w:t>a</w:t>
-      </w:r>
-      <w:r>
-        <w:rPr>
-          <w:spacing w:val="-9"/>
-          <w:sz w:val="20"/>
-        </w:rPr>
-        <w:t xml:space="preserve"> </w:t>
-      </w:r>
-      <w:r>
-        <w:rPr>
-          <w:sz w:val="20"/>
-        </w:rPr>
-        <w:t>fast-paced</w:t>
-      </w:r>
-      <w:r>
-        <w:rPr>
-          <w:spacing w:val="-6"/>
-          <w:sz w:val="20"/>
-        </w:rPr>
-        <w:t xml:space="preserve"> </w:t>
-      </w:r>
-      <w:r>
-        <w:rPr>
-          <w:sz w:val="20"/>
-        </w:rPr>
-        <w:t>environment,</w:t>
-      </w:r>
-      <w:r>
-        <w:rPr>
-          <w:spacing w:val="-6"/>
-          <w:sz w:val="20"/>
-        </w:rPr>
-        <w:t xml:space="preserve"> </w:t>
-      </w:r>
-      <w:r>
-        <w:rPr>
-          <w:sz w:val="20"/>
-        </w:rPr>
-        <w:t>leveraging</w:t>
-      </w:r>
-      <w:r>
-        <w:rPr>
-          <w:spacing w:val="-6"/>
-          <w:sz w:val="20"/>
-        </w:rPr>
-        <w:t xml:space="preserve"> </w:t>
-      </w:r>
-      <w:r>
-        <w:rPr>
-          <w:sz w:val="20"/>
-        </w:rPr>
-        <w:t>tools</w:t>
-      </w:r>
-      <w:r>
-        <w:rPr>
-          <w:spacing w:val="-7"/>
-          <w:sz w:val="20"/>
-        </w:rPr>
-        <w:t xml:space="preserve"> </w:t>
-      </w:r>
-      <w:r>
-        <w:rPr>
-          <w:sz w:val="20"/>
-        </w:rPr>
-        <w:t>like</w:t>
-      </w:r>
-      <w:r>
-        <w:rPr>
-          <w:spacing w:val="-7"/>
-          <w:sz w:val="20"/>
-        </w:rPr>
-        <w:t xml:space="preserve"> </w:t>
-      </w:r>
-      <w:r>
-        <w:rPr>
-          <w:sz w:val="20"/>
-        </w:rPr>
-        <w:t>Jira</w:t>
-      </w:r>
-      <w:r>
-        <w:rPr>
-          <w:spacing w:val="-8"/>
-          <w:sz w:val="20"/>
-        </w:rPr>
-        <w:t xml:space="preserve"> </w:t>
-      </w:r>
-      <w:r>
-        <w:rPr>
-          <w:sz w:val="20"/>
-        </w:rPr>
-        <w:t>and</w:t>
-      </w:r>
-      <w:r>
-        <w:rPr>
-          <w:spacing w:val="-6"/>
-          <w:sz w:val="20"/>
-        </w:rPr>
-        <w:t xml:space="preserve"> </w:t>
-      </w:r>
-      <w:r>
-        <w:rPr>
           <w:spacing w:val="-2"/>
           <w:sz w:val="20"/>
         </w:rPr>
-        <w:t>Slack to ensure seamless communication and issue resolution.</w:t>
+        <w:t>fast-paced, 24/7 production environment using Jira, Slack, and Trello.</w:t>
       </w:r>
     </w:p>
     <w:p>
@@ -6750,7 +6746,6 @@
       <w:r>
         <w:rPr/>
         <w:tab/>
-        <w:t>AI</w:t>
       </w:r>
       <w:r>
         <w:rPr>
@@ -6821,7 +6816,7 @@
         <w:rPr>
           <w:sz w:val="20"/>
         </w:rPr>
-        <w:t>monitored</w:t>
+        <w:t>optimized</w:t>
       </w:r>
       <w:r>
         <w:rPr>
@@ -6860,7 +6855,7 @@
         <w:rPr>
           <w:sz w:val="20"/>
         </w:rPr>
-        <w:t>pipelines,</w:t>
+        <w:t>pipelines</w:t>
       </w:r>
       <w:r>
         <w:rPr>
@@ -6873,6 +6868,45 @@
         <w:rPr>
           <w:sz w:val="20"/>
         </w:rPr>
+        <w:t>and</w:t>
+      </w:r>
+      <w:r>
+        <w:rPr>
+          <w:spacing w:val="-3"/>
+          <w:sz w:val="20"/>
+        </w:rPr>
+        <w:t xml:space="preserve"> </w:t>
+      </w:r>
+      <w:r>
+        <w:rPr>
+          <w:sz w:val="20"/>
+        </w:rPr>
+        <w:t>ML</w:t>
+      </w:r>
+      <w:r>
+        <w:rPr>
+          <w:spacing w:val="-3"/>
+          <w:sz w:val="20"/>
+        </w:rPr>
+        <w:t xml:space="preserve"> </w:t>
+      </w:r>
+      <w:r>
+        <w:rPr>
+          <w:sz w:val="20"/>
+        </w:rPr>
+        <w:t>operations,</w:t>
+      </w:r>
+      <w:r>
+        <w:rPr>
+          <w:spacing w:val="-3"/>
+          <w:sz w:val="20"/>
+        </w:rPr>
+        <w:t xml:space="preserve"> </w:t>
+      </w:r>
+      <w:r>
+        <w:rPr>
+          <w:sz w:val="20"/>
+        </w:rPr>
         <w:t>ensuring</w:t>
       </w:r>
       <w:r>
@@ -6890,7 +6924,7 @@
       </w:r>
       <w:r>
         <w:rPr>
-          <w:spacing w:val="-3"/>
+          <w:spacing w:val="-2"/>
           <w:sz w:val="20"/>
         </w:rPr>
         <w:t xml:space="preserve"> </w:t>
@@ -6916,55 +6950,16 @@
       </w:r>
       <w:r>
         <w:rPr>
-          <w:spacing w:val="-3"/>
-          <w:sz w:val="20"/>
-        </w:rPr>
-        <w:t xml:space="preserve"> </w:t>
-      </w:r>
-      <w:r>
-        <w:rPr>
-          <w:sz w:val="20"/>
-        </w:rPr>
-        <w:t>data</w:t>
-      </w:r>
-      <w:r>
-        <w:rPr>
-          <w:spacing w:val="-2"/>
-          <w:sz w:val="20"/>
-        </w:rPr>
-        <w:t xml:space="preserve"> </w:t>
-      </w:r>
-      <w:r>
-        <w:rPr>
-          <w:sz w:val="20"/>
-        </w:rPr>
-        <w:t>integrity</w:t>
-      </w:r>
-      <w:r>
-        <w:rPr>
-          <w:spacing w:val="-3"/>
-          <w:sz w:val="20"/>
-        </w:rPr>
-        <w:t xml:space="preserve"> </w:t>
-      </w:r>
-      <w:r>
-        <w:rPr>
-          <w:sz w:val="20"/>
-        </w:rPr>
-        <w:t>across</w:t>
-      </w:r>
-      <w:r>
-        <w:rPr>
-          <w:spacing w:val="-4"/>
-          <w:sz w:val="20"/>
-        </w:rPr>
-        <w:t xml:space="preserve"> </w:t>
-      </w:r>
-      <w:r>
-        <w:rPr>
-          <w:sz w:val="20"/>
-        </w:rPr>
-        <w:t>large-scale enterprise systems.</w:t>
+          <w:spacing w:val="-4"/>
+          <w:sz w:val="20"/>
+        </w:rPr>
+        <w:t xml:space="preserve"> </w:t>
+      </w:r>
+      <w:r>
+        <w:rPr>
+          <w:sz w:val="20"/>
+        </w:rPr>
+        <w:t>data integrity across large-scale enterprise systems.</w:t>
       </w:r>
     </w:p>
     <w:p>
@@ -7027,7 +7022,7 @@
         <w:rPr>
           <w:sz w:val="20"/>
         </w:rPr>
-        <w:t>churn</w:t>
+        <w:t>predictive</w:t>
       </w:r>
       <w:r>
         <w:rPr>
@@ -7040,7 +7035,7 @@
         <w:rPr>
           <w:sz w:val="20"/>
         </w:rPr>
-        <w:t>risk</w:t>
+        <w:t>models</w:t>
       </w:r>
       <w:r>
         <w:rPr>
@@ -7053,37 +7048,24 @@
         <w:rPr>
           <w:sz w:val="20"/>
         </w:rPr>
-        <w:t>models</w:t>
-      </w:r>
-      <w:r>
-        <w:rPr>
-          <w:spacing w:val="-4"/>
-          <w:sz w:val="20"/>
-        </w:rPr>
-        <w:t xml:space="preserve"> </w:t>
-      </w:r>
-      <w:r>
-        <w:rPr>
-          <w:sz w:val="20"/>
-        </w:rPr>
         <w:t>integrated</w:t>
       </w:r>
       <w:r>
         <w:rPr>
-          <w:spacing w:val="-3"/>
-          <w:sz w:val="20"/>
-        </w:rPr>
-        <w:t xml:space="preserve"> </w:t>
-      </w:r>
-      <w:r>
-        <w:rPr>
-          <w:sz w:val="20"/>
-        </w:rPr>
-        <w:t>into</w:t>
-      </w:r>
-      <w:r>
-        <w:rPr>
-          <w:spacing w:val="-4"/>
+          <w:spacing w:val="-4"/>
+          <w:sz w:val="20"/>
+        </w:rPr>
+        <w:t xml:space="preserve"> </w:t>
+      </w:r>
+      <w:r>
+        <w:rPr>
+          <w:sz w:val="20"/>
+        </w:rPr>
+        <w:t>with</w:t>
+      </w:r>
+      <w:r>
+        <w:rPr>
+          <w:spacing w:val="-3"/>
           <w:sz w:val="20"/>
         </w:rPr>
         <w:t xml:space="preserve"> </w:t>
@@ -7096,29 +7078,42 @@
       </w:r>
       <w:r>
         <w:rPr>
-          <w:spacing w:val="-3"/>
-          <w:sz w:val="20"/>
-        </w:rPr>
-        <w:t xml:space="preserve"> </w:t>
-      </w:r>
-      <w:r>
-        <w:rPr>
-          <w:sz w:val="20"/>
-        </w:rPr>
-        <w:t>decision</w:t>
-      </w:r>
-      <w:r>
-        <w:rPr>
-          <w:spacing w:val="-4"/>
-          <w:sz w:val="20"/>
-        </w:rPr>
-        <w:t xml:space="preserve"> </w:t>
-      </w:r>
-      <w:r>
-        <w:rPr>
-          <w:sz w:val="20"/>
-        </w:rPr>
-        <w:t>systems,</w:t>
+          <w:spacing w:val="-4"/>
+          <w:sz w:val="20"/>
+        </w:rPr>
+        <w:t xml:space="preserve"> </w:t>
+      </w:r>
+      <w:r>
+        <w:rPr>
+          <w:sz w:val="20"/>
+        </w:rPr>
+        <w:t>workflows,</w:t>
+      </w:r>
+      <w:r>
+        <w:rPr>
+          <w:spacing w:val="-3"/>
+          <w:sz w:val="20"/>
+        </w:rPr>
+        <w:t xml:space="preserve"> </w:t>
+      </w:r>
+      <w:r>
+        <w:rPr>
+          <w:sz w:val="20"/>
+        </w:rPr>
+        <w:t>enhancing</w:t>
+      </w:r>
+      <w:r>
+        <w:rPr>
+          <w:spacing w:val="-4"/>
+          <w:sz w:val="20"/>
+        </w:rPr>
+        <w:t xml:space="preserve"> </w:t>
+      </w:r>
+      <w:r>
+        <w:rPr>
+          <w:sz w:val="20"/>
+        </w:rPr>
+        <w:t>decision-making</w:t>
       </w:r>
       <w:r>
         <w:rPr>
@@ -7131,20 +7126,20 @@
         <w:rPr>
           <w:sz w:val="20"/>
         </w:rPr>
-        <w:t>optimizing</w:t>
-      </w:r>
-      <w:r>
-        <w:rPr>
-          <w:spacing w:val="-4"/>
-          <w:sz w:val="20"/>
-        </w:rPr>
-        <w:t xml:space="preserve"> </w:t>
-      </w:r>
-      <w:r>
-        <w:rPr>
-          <w:sz w:val="20"/>
-        </w:rPr>
-        <w:t>workflows</w:t>
+        <w:t>and</w:t>
+      </w:r>
+      <w:r>
+        <w:rPr>
+          <w:spacing w:val="-4"/>
+          <w:sz w:val="20"/>
+        </w:rPr>
+        <w:t xml:space="preserve"> </w:t>
+      </w:r>
+      <w:r>
+        <w:rPr>
+          <w:sz w:val="20"/>
+        </w:rPr>
+        <w:t>improving</w:t>
       </w:r>
       <w:r>
         <w:rPr>
@@ -7157,7 +7152,7 @@
         <w:rPr>
           <w:sz w:val="20"/>
         </w:rPr>
-        <w:t>and improving key performance metrics.</w:t>
+        <w:t>sales conversion rates.</w:t>
       </w:r>
     </w:p>
     <w:p>
@@ -7194,11 +7189,24 @@
         <w:rPr>
           <w:sz w:val="20"/>
         </w:rPr>
+        <w:t>in-depth</w:t>
+      </w:r>
+      <w:r>
+        <w:rPr>
+          <w:spacing w:val="-4"/>
+          <w:sz w:val="20"/>
+        </w:rPr>
+        <w:t xml:space="preserve"> </w:t>
+      </w:r>
+      <w:r>
+        <w:rPr>
+          <w:sz w:val="20"/>
+        </w:rPr>
         <w:t>production</w:t>
       </w:r>
       <w:r>
         <w:rPr>
-          <w:spacing w:val="-4"/>
+          <w:spacing w:val="-5"/>
           <w:sz w:val="20"/>
         </w:rPr>
         <w:t xml:space="preserve"> </w:t>
@@ -7211,7 +7219,7 @@
       </w:r>
       <w:r>
         <w:rPr>
-          <w:spacing w:val="-5"/>
+          <w:spacing w:val="-3"/>
           <w:sz w:val="20"/>
         </w:rPr>
         <w:t xml:space="preserve"> </w:t>
@@ -7224,7 +7232,7 @@
       </w:r>
       <w:r>
         <w:rPr>
-          <w:spacing w:val="-3"/>
+          <w:spacing w:val="-4"/>
           <w:sz w:val="20"/>
         </w:rPr>
         <w:t xml:space="preserve"> </w:t>
@@ -7276,19 +7284,6 @@
       </w:r>
       <w:r>
         <w:rPr>
-          <w:spacing w:val="-4"/>
-          <w:sz w:val="20"/>
-        </w:rPr>
-        <w:t xml:space="preserve"> </w:t>
-      </w:r>
-      <w:r>
-        <w:rPr>
-          <w:sz w:val="20"/>
-        </w:rPr>
-        <w:t>Grafana,</w:t>
-      </w:r>
-      <w:r>
-        <w:rPr>
           <w:spacing w:val="-1"/>
           <w:sz w:val="20"/>
         </w:rPr>
@@ -7298,7 +7293,7 @@
         <w:rPr>
           <w:sz w:val="20"/>
         </w:rPr>
-        <w:t>delivering</w:t>
+        <w:t>visualization</w:t>
       </w:r>
       <w:r>
         <w:rPr>
@@ -7311,20 +7306,20 @@
         <w:rPr>
           <w:sz w:val="20"/>
         </w:rPr>
-        <w:t>actionable</w:t>
-      </w:r>
-      <w:r>
-        <w:rPr>
-          <w:spacing w:val="-4"/>
-          <w:sz w:val="20"/>
-        </w:rPr>
-        <w:t xml:space="preserve"> </w:t>
-      </w:r>
-      <w:r>
-        <w:rPr>
-          <w:sz w:val="20"/>
-        </w:rPr>
-        <w:t>insights</w:t>
+        <w:t>tools</w:t>
+      </w:r>
+      <w:r>
+        <w:rPr>
+          <w:spacing w:val="-4"/>
+          <w:sz w:val="20"/>
+        </w:rPr>
+        <w:t xml:space="preserve"> </w:t>
+      </w:r>
+      <w:r>
+        <w:rPr>
+          <w:sz w:val="20"/>
+        </w:rPr>
+        <w:t>like</w:t>
       </w:r>
       <w:r>
         <w:rPr>
@@ -7337,14 +7332,14 @@
         <w:rPr>
           <w:sz w:val="20"/>
         </w:rPr>
-        <w:t>for</w:t>
+        <w:t>Grafana</w:t>
       </w:r>
       <w:r>
         <w:rPr>
           <w:spacing w:val="-2"/>
           <w:sz w:val="20"/>
         </w:rPr>
-        <w:t>operational monitoring and reporting.</w:t>
+        <w:t>and Tableau to support operational insights.</w:t>
       </w:r>
     </w:p>
     <w:p>
@@ -7368,7 +7363,111 @@
         <w:rPr>
           <w:sz w:val="20"/>
         </w:rPr>
-        <w:t>Collaborated</w:t>
+        <w:t>Streamlined</w:t>
+      </w:r>
+      <w:r>
+        <w:rPr>
+          <w:spacing w:val="-4"/>
+          <w:sz w:val="20"/>
+        </w:rPr>
+        <w:t xml:space="preserve"> </w:t>
+      </w:r>
+      <w:r>
+        <w:rPr>
+          <w:sz w:val="20"/>
+        </w:rPr>
+        <w:t>incident</w:t>
+      </w:r>
+      <w:r>
+        <w:rPr>
+          <w:spacing w:val="-4"/>
+          <w:sz w:val="20"/>
+        </w:rPr>
+        <w:t xml:space="preserve"> </w:t>
+      </w:r>
+      <w:r>
+        <w:rPr>
+          <w:sz w:val="20"/>
+        </w:rPr>
+        <w:t>management</w:t>
+      </w:r>
+      <w:r>
+        <w:rPr>
+          <w:spacing w:val="-1"/>
+          <w:sz w:val="20"/>
+        </w:rPr>
+        <w:t xml:space="preserve"> </w:t>
+      </w:r>
+      <w:r>
+        <w:rPr>
+          <w:sz w:val="20"/>
+        </w:rPr>
+        <w:t>for</w:t>
+      </w:r>
+      <w:r>
+        <w:rPr>
+          <w:spacing w:val="-5"/>
+          <w:sz w:val="20"/>
+        </w:rPr>
+        <w:t xml:space="preserve"> </w:t>
+      </w:r>
+      <w:r>
+        <w:rPr>
+          <w:sz w:val="20"/>
+        </w:rPr>
+        <w:t>data</w:t>
+      </w:r>
+      <w:r>
+        <w:rPr>
+          <w:spacing w:val="-5"/>
+          <w:sz w:val="20"/>
+        </w:rPr>
+        <w:t xml:space="preserve"> </w:t>
+      </w:r>
+      <w:r>
+        <w:rPr>
+          <w:sz w:val="20"/>
+        </w:rPr>
+        <w:t>pipelines</w:t>
+      </w:r>
+      <w:r>
+        <w:rPr>
+          <w:spacing w:val="-4"/>
+          <w:sz w:val="20"/>
+        </w:rPr>
+        <w:t xml:space="preserve"> </w:t>
+      </w:r>
+      <w:r>
+        <w:rPr>
+          <w:sz w:val="20"/>
+        </w:rPr>
+        <w:t>using</w:t>
+      </w:r>
+      <w:r>
+        <w:rPr>
+          <w:spacing w:val="-5"/>
+          <w:sz w:val="20"/>
+        </w:rPr>
+        <w:t xml:space="preserve"> </w:t>
+      </w:r>
+      <w:r>
+        <w:rPr>
+          <w:sz w:val="20"/>
+        </w:rPr>
+        <w:t>JIRA,</w:t>
+      </w:r>
+      <w:r>
+        <w:rPr>
+          <w:spacing w:val="-2"/>
+          <w:sz w:val="20"/>
+        </w:rPr>
+        <w:t xml:space="preserve"> </w:t>
+      </w:r>
+      <w:r>
+        <w:rPr>
+          <w:sz w:val="20"/>
+        </w:rPr>
+        <w:t>collaborating</w:t>
       </w:r>
       <w:r>
         <w:rPr>
@@ -7398,7 +7497,7 @@
       </w:r>
       <w:r>
         <w:rPr>
-          <w:spacing w:val="-1"/>
+          <w:spacing w:val="-3"/>
           <w:sz w:val="20"/>
         </w:rPr>
         <w:t xml:space="preserve"> </w:t>
@@ -7411,7 +7510,7 @@
       </w:r>
       <w:r>
         <w:rPr>
-          <w:spacing w:val="-5"/>
+          <w:spacing w:val="-3"/>
           <w:sz w:val="20"/>
         </w:rPr>
         <w:t xml:space="preserve"> </w:t>
@@ -7424,127 +7523,23 @@
       </w:r>
       <w:r>
         <w:rPr>
-          <w:spacing w:val="-5"/>
-          <w:sz w:val="20"/>
-        </w:rPr>
-        <w:t xml:space="preserve"> </w:t>
-      </w:r>
-      <w:r>
-        <w:rPr>
-          <w:sz w:val="20"/>
-        </w:rPr>
-        <w:t>resolve</w:t>
-      </w:r>
-      <w:r>
-        <w:rPr>
-          <w:spacing w:val="-4"/>
-          <w:sz w:val="20"/>
-        </w:rPr>
-        <w:t xml:space="preserve"> </w:t>
-      </w:r>
-      <w:r>
-        <w:rPr>
-          <w:sz w:val="20"/>
-        </w:rPr>
-        <w:t>pipeline</w:t>
-      </w:r>
-      <w:r>
-        <w:rPr>
-          <w:spacing w:val="-5"/>
-          <w:sz w:val="20"/>
-        </w:rPr>
-        <w:t xml:space="preserve"> </w:t>
-      </w:r>
-      <w:r>
-        <w:rPr>
-          <w:sz w:val="20"/>
-        </w:rPr>
-        <w:t>incidents,</w:t>
+          <w:spacing w:val="-4"/>
+          <w:sz w:val="20"/>
+        </w:rPr>
+        <w:t xml:space="preserve"> </w:t>
+      </w:r>
+      <w:r>
+        <w:rPr>
+          <w:sz w:val="20"/>
+        </w:rPr>
+        <w:t>ensure</w:t>
       </w:r>
       <w:r>
         <w:rPr>
           <w:spacing w:val="-2"/>
           <w:sz w:val="20"/>
         </w:rPr>
-        <w:t xml:space="preserve"> </w:t>
-      </w:r>
-      <w:r>
-        <w:rPr>
-          <w:sz w:val="20"/>
-        </w:rPr>
-        <w:t>leveraging</w:t>
-      </w:r>
-      <w:r>
-        <w:rPr>
-          <w:spacing w:val="-4"/>
-          <w:sz w:val="20"/>
-        </w:rPr>
-        <w:t xml:space="preserve"> </w:t>
-      </w:r>
-      <w:r>
-        <w:rPr>
-          <w:sz w:val="20"/>
-        </w:rPr>
-        <w:t>JIRA</w:t>
-      </w:r>
-      <w:r>
-        <w:rPr>
-          <w:spacing w:val="-4"/>
-          <w:sz w:val="20"/>
-        </w:rPr>
-        <w:t xml:space="preserve"> </w:t>
-      </w:r>
-      <w:r>
-        <w:rPr>
-          <w:sz w:val="20"/>
-        </w:rPr>
-        <w:t>to</w:t>
-      </w:r>
-      <w:r>
-        <w:rPr>
-          <w:spacing w:val="-3"/>
-          <w:sz w:val="20"/>
-        </w:rPr>
-        <w:t xml:space="preserve"> </w:t>
-      </w:r>
-      <w:r>
-        <w:rPr>
-          <w:sz w:val="20"/>
-        </w:rPr>
-        <w:t>streamline</w:t>
-      </w:r>
-      <w:r>
-        <w:rPr>
-          <w:spacing w:val="-3"/>
-          <w:sz w:val="20"/>
-        </w:rPr>
-        <w:t xml:space="preserve"> </w:t>
-      </w:r>
-      <w:r>
-        <w:rPr>
-          <w:sz w:val="20"/>
-        </w:rPr>
-        <w:t>workflows</w:t>
-      </w:r>
-      <w:r>
-        <w:rPr>
-          <w:spacing w:val="-4"/>
-          <w:sz w:val="20"/>
-        </w:rPr>
-        <w:t xml:space="preserve"> </w:t>
-      </w:r>
-      <w:r>
-        <w:rPr>
-          <w:sz w:val="20"/>
-        </w:rPr>
-        <w:t>and</w:t>
-      </w:r>
-      <w:r>
-        <w:rPr>
-          <w:spacing w:val="-2"/>
-          <w:sz w:val="20"/>
-        </w:rPr>
-        <w:t>enhance system reliability.</w:t>
+        <w:t>rapid issue resolution.</w:t>
       </w:r>
     </w:p>
     <w:p>
@@ -7668,7 +7663,6 @@
       <w:r>
         <w:rPr/>
         <w:tab/>
-        <w:t>Junior</w:t>
       </w:r>
       <w:r>
         <w:rPr>
@@ -7752,10 +7746,101 @@
         <w:rPr>
           <w:sz w:val="20"/>
         </w:rPr>
+        <w:t>scalable</w:t>
+      </w:r>
+      <w:r>
+        <w:rPr>
+          <w:spacing w:val="-7"/>
+          <w:sz w:val="20"/>
+        </w:rPr>
+        <w:t xml:space="preserve"> </w:t>
+      </w:r>
+      <w:r>
+        <w:rPr>
+          <w:sz w:val="20"/>
+        </w:rPr>
         <w:t>ETL</w:t>
       </w:r>
       <w:r>
         <w:rPr>
+          <w:spacing w:val="-6"/>
+          <w:sz w:val="20"/>
+        </w:rPr>
+        <w:t xml:space="preserve"> </w:t>
+      </w:r>
+      <w:r>
+        <w:rPr>
+          <w:sz w:val="20"/>
+        </w:rPr>
+        <w:t>pipelines</w:t>
+      </w:r>
+      <w:r>
+        <w:rPr>
+          <w:spacing w:val="-3"/>
+          <w:sz w:val="20"/>
+        </w:rPr>
+        <w:t xml:space="preserve"> </w:t>
+      </w:r>
+      <w:r>
+        <w:rPr>
+          <w:sz w:val="20"/>
+        </w:rPr>
+        <w:t>to</w:t>
+      </w:r>
+      <w:r>
+        <w:rPr>
+          <w:spacing w:val="-6"/>
+          <w:sz w:val="20"/>
+        </w:rPr>
+        <w:t xml:space="preserve"> </w:t>
+      </w:r>
+      <w:r>
+        <w:rPr>
+          <w:sz w:val="20"/>
+        </w:rPr>
+        <w:t>process</w:t>
+      </w:r>
+      <w:r>
+        <w:rPr>
+          <w:spacing w:val="-6"/>
+          <w:sz w:val="20"/>
+        </w:rPr>
+        <w:t xml:space="preserve"> </w:t>
+      </w:r>
+      <w:r>
+        <w:rPr>
+          <w:sz w:val="20"/>
+        </w:rPr>
+        <w:t>and</w:t>
+      </w:r>
+      <w:r>
+        <w:rPr>
+          <w:spacing w:val="-5"/>
+          <w:sz w:val="20"/>
+        </w:rPr>
+        <w:t xml:space="preserve"> </w:t>
+      </w:r>
+      <w:r>
+        <w:rPr>
+          <w:sz w:val="20"/>
+        </w:rPr>
+        <w:t>analyze</w:t>
+      </w:r>
+      <w:r>
+        <w:rPr>
+          <w:spacing w:val="-8"/>
+          <w:sz w:val="20"/>
+        </w:rPr>
+        <w:t xml:space="preserve"> </w:t>
+      </w:r>
+      <w:r>
+        <w:rPr>
+          <w:sz w:val="20"/>
+        </w:rPr>
+        <w:t>IoT</w:t>
+      </w:r>
+      <w:r>
+        <w:rPr>
           <w:spacing w:val="-7"/>
           <w:sz w:val="20"/>
         </w:rPr>
@@ -7765,7 +7850,46 @@
         <w:rPr>
           <w:sz w:val="20"/>
         </w:rPr>
-        <w:t>pipelines</w:t>
+        <w:t>sensor</w:t>
+      </w:r>
+      <w:r>
+        <w:rPr>
+          <w:spacing w:val="-5"/>
+          <w:sz w:val="20"/>
+        </w:rPr>
+        <w:t xml:space="preserve"> </w:t>
+      </w:r>
+      <w:r>
+        <w:rPr>
+          <w:sz w:val="20"/>
+        </w:rPr>
+        <w:t>data,</w:t>
+      </w:r>
+      <w:r>
+        <w:rPr>
+          <w:spacing w:val="-5"/>
+          <w:sz w:val="20"/>
+        </w:rPr>
+        <w:t xml:space="preserve"> </w:t>
+      </w:r>
+      <w:r>
+        <w:rPr>
+          <w:sz w:val="20"/>
+        </w:rPr>
+        <w:t>leveraging</w:t>
+      </w:r>
+      <w:r>
+        <w:rPr>
+          <w:spacing w:val="-5"/>
+          <w:sz w:val="20"/>
+        </w:rPr>
+        <w:t xml:space="preserve"> </w:t>
+      </w:r>
+      <w:r>
+        <w:rPr>
+          <w:sz w:val="20"/>
+        </w:rPr>
+        <w:t>Python</w:t>
       </w:r>
       <w:r>
         <w:rPr>
@@ -7776,140 +7900,10 @@
       </w:r>
       <w:r>
         <w:rPr>
-          <w:sz w:val="20"/>
-        </w:rPr>
-        <w:t>to</w:t>
-      </w:r>
-      <w:r>
-        <w:rPr>
-          <w:spacing w:val="-3"/>
-          <w:sz w:val="20"/>
-        </w:rPr>
-        <w:t xml:space="preserve"> </w:t>
-      </w:r>
-      <w:r>
-        <w:rPr>
-          <w:sz w:val="20"/>
-        </w:rPr>
-        <w:t>process</w:t>
-      </w:r>
-      <w:r>
-        <w:rPr>
-          <w:spacing w:val="-6"/>
-          <w:sz w:val="20"/>
-        </w:rPr>
-        <w:t xml:space="preserve"> </w:t>
-      </w:r>
-      <w:r>
-        <w:rPr>
-          <w:sz w:val="20"/>
-        </w:rPr>
-        <w:t>and</w:t>
-      </w:r>
-      <w:r>
-        <w:rPr>
-          <w:spacing w:val="-6"/>
-          <w:sz w:val="20"/>
-        </w:rPr>
-        <w:t xml:space="preserve"> </w:t>
-      </w:r>
-      <w:r>
-        <w:rPr>
-          <w:sz w:val="20"/>
-        </w:rPr>
-        <w:t>analyze</w:t>
-      </w:r>
-      <w:r>
-        <w:rPr>
-          <w:spacing w:val="-5"/>
-          <w:sz w:val="20"/>
-        </w:rPr>
-        <w:t xml:space="preserve"> </w:t>
-      </w:r>
-      <w:r>
-        <w:rPr>
-          <w:sz w:val="20"/>
-        </w:rPr>
-        <w:t>large-scale</w:t>
-      </w:r>
-      <w:r>
-        <w:rPr>
-          <w:spacing w:val="-8"/>
-          <w:sz w:val="20"/>
-        </w:rPr>
-        <w:t xml:space="preserve"> </w:t>
-      </w:r>
-      <w:r>
-        <w:rPr>
-          <w:sz w:val="20"/>
-        </w:rPr>
-        <w:t>IoT</w:t>
-      </w:r>
-      <w:r>
-        <w:rPr>
-          <w:spacing w:val="-7"/>
-          <w:sz w:val="20"/>
-        </w:rPr>
-        <w:t xml:space="preserve"> </w:t>
-      </w:r>
-      <w:r>
-        <w:rPr>
-          <w:sz w:val="20"/>
-        </w:rPr>
-        <w:t>sensor</w:t>
-      </w:r>
-      <w:r>
-        <w:rPr>
-          <w:spacing w:val="-5"/>
-          <w:sz w:val="20"/>
-        </w:rPr>
-        <w:t xml:space="preserve"> </w:t>
-      </w:r>
-      <w:r>
-        <w:rPr>
-          <w:sz w:val="20"/>
-        </w:rPr>
-        <w:t>data</w:t>
-      </w:r>
-      <w:r>
-        <w:rPr>
-          <w:spacing w:val="-5"/>
-          <w:sz w:val="20"/>
-        </w:rPr>
-        <w:t xml:space="preserve"> </w:t>
-      </w:r>
-      <w:r>
-        <w:rPr>
-          <w:sz w:val="20"/>
-        </w:rPr>
-        <w:t>from</w:t>
-      </w:r>
-      <w:r>
-        <w:rPr>
-          <w:spacing w:val="-5"/>
-          <w:sz w:val="20"/>
-        </w:rPr>
-        <w:t xml:space="preserve"> </w:t>
-      </w:r>
-      <w:r>
-        <w:rPr>
-          <w:sz w:val="20"/>
-        </w:rPr>
-        <w:t>connected</w:t>
-      </w:r>
-      <w:r>
-        <w:rPr>
-          <w:spacing w:val="-6"/>
-          <w:sz w:val="20"/>
-        </w:rPr>
-        <w:t xml:space="preserve"> </w:t>
-      </w:r>
-      <w:r>
-        <w:rPr>
           <w:spacing w:val="-2"/>
           <w:sz w:val="20"/>
         </w:rPr>
-        <w:t>devices, ensuring data quality and reliability.</w:t>
+        <w:t>and SQL for data transformation.</w:t>
       </w:r>
     </w:p>
     <w:p>
@@ -7933,7 +7927,72 @@
         <w:rPr>
           <w:sz w:val="20"/>
         </w:rPr>
-        <w:t>Developed</w:t>
+        <w:t>Utilized</w:t>
+      </w:r>
+      <w:r>
+        <w:rPr>
+          <w:spacing w:val="-4"/>
+          <w:sz w:val="20"/>
+        </w:rPr>
+        <w:t xml:space="preserve"> </w:t>
+      </w:r>
+      <w:r>
+        <w:rPr>
+          <w:sz w:val="20"/>
+        </w:rPr>
+        <w:t>PostgreSQL</w:t>
+      </w:r>
+      <w:r>
+        <w:rPr>
+          <w:spacing w:val="-5"/>
+          <w:sz w:val="20"/>
+        </w:rPr>
+        <w:t xml:space="preserve"> </w:t>
+      </w:r>
+      <w:r>
+        <w:rPr>
+          <w:sz w:val="20"/>
+        </w:rPr>
+        <w:t>and</w:t>
+      </w:r>
+      <w:r>
+        <w:rPr>
+          <w:spacing w:val="-1"/>
+          <w:sz w:val="20"/>
+        </w:rPr>
+        <w:t xml:space="preserve"> </w:t>
+      </w:r>
+      <w:r>
+        <w:rPr>
+          <w:sz w:val="20"/>
+        </w:rPr>
+        <w:t>MySQL</w:t>
+      </w:r>
+      <w:r>
+        <w:rPr>
+          <w:spacing w:val="-4"/>
+          <w:sz w:val="20"/>
+        </w:rPr>
+        <w:t xml:space="preserve"> </w:t>
+      </w:r>
+      <w:r>
+        <w:rPr>
+          <w:sz w:val="20"/>
+        </w:rPr>
+        <w:t>to</w:t>
+      </w:r>
+      <w:r>
+        <w:rPr>
+          <w:spacing w:val="-4"/>
+          <w:sz w:val="20"/>
+        </w:rPr>
+        <w:t xml:space="preserve"> </w:t>
+      </w:r>
+      <w:r>
+        <w:rPr>
+          <w:sz w:val="20"/>
+        </w:rPr>
+        <w:t>implement</w:t>
       </w:r>
       <w:r>
         <w:rPr>
@@ -7950,42 +8009,16 @@
       </w:r>
       <w:r>
         <w:rPr>
-          <w:spacing w:val="-5"/>
-          <w:sz w:val="20"/>
-        </w:rPr>
-        <w:t xml:space="preserve"> </w:t>
-      </w:r>
-      <w:r>
-        <w:rPr>
-          <w:sz w:val="20"/>
-        </w:rPr>
-        <w:t>workflows</w:t>
-      </w:r>
-      <w:r>
-        <w:rPr>
-          <w:spacing w:val="-1"/>
-          <w:sz w:val="20"/>
-        </w:rPr>
-        <w:t xml:space="preserve"> </w:t>
-      </w:r>
-      <w:r>
-        <w:rPr>
-          <w:sz w:val="20"/>
-        </w:rPr>
-        <w:t>using</w:t>
-      </w:r>
-      <w:r>
-        <w:rPr>
-          <w:spacing w:val="-4"/>
-          <w:sz w:val="20"/>
-        </w:rPr>
-        <w:t xml:space="preserve"> </w:t>
-      </w:r>
-      <w:r>
-        <w:rPr>
-          <w:sz w:val="20"/>
-        </w:rPr>
-        <w:t>Python</w:t>
+          <w:spacing w:val="-4"/>
+          <w:sz w:val="20"/>
+        </w:rPr>
+        <w:t xml:space="preserve"> </w:t>
+      </w:r>
+      <w:r>
+        <w:rPr>
+          <w:sz w:val="20"/>
+        </w:rPr>
+        <w:t>models</w:t>
       </w:r>
       <w:r>
         <w:rPr>
@@ -8011,85 +8044,46 @@
         <w:rPr>
           <w:sz w:val="20"/>
         </w:rPr>
-        <w:t>PostgreSQL</w:t>
-      </w:r>
-      <w:r>
-        <w:rPr>
-          <w:spacing w:val="-4"/>
-          <w:sz w:val="20"/>
-        </w:rPr>
-        <w:t xml:space="preserve"> </w:t>
-      </w:r>
-      <w:r>
-        <w:rPr>
-          <w:sz w:val="20"/>
-        </w:rPr>
-        <w:t>to</w:t>
-      </w:r>
-      <w:r>
-        <w:rPr>
-          <w:spacing w:val="-4"/>
-          <w:sz w:val="20"/>
-        </w:rPr>
-        <w:t xml:space="preserve"> </w:t>
-      </w:r>
-      <w:r>
-        <w:rPr>
-          <w:sz w:val="20"/>
-        </w:rPr>
-        <w:t>uncover</w:t>
-      </w:r>
-      <w:r>
-        <w:rPr>
-          <w:spacing w:val="-4"/>
-          <w:sz w:val="20"/>
-        </w:rPr>
-        <w:t xml:space="preserve"> </w:t>
-      </w:r>
-      <w:r>
-        <w:rPr>
-          <w:sz w:val="20"/>
-        </w:rPr>
-        <w:t>patterns</w:t>
-      </w:r>
-      <w:r>
-        <w:rPr>
-          <w:spacing w:val="-4"/>
-          <w:sz w:val="20"/>
-        </w:rPr>
-        <w:t xml:space="preserve"> </w:t>
-      </w:r>
-      <w:r>
-        <w:rPr>
-          <w:sz w:val="20"/>
-        </w:rPr>
-        <w:t>and</w:t>
-      </w:r>
-      <w:r>
-        <w:rPr>
-          <w:spacing w:val="-4"/>
-          <w:sz w:val="20"/>
-        </w:rPr>
-        <w:t xml:space="preserve"> </w:t>
-      </w:r>
-      <w:r>
-        <w:rPr>
-          <w:sz w:val="20"/>
-        </w:rPr>
-        <w:t>trends</w:t>
-      </w:r>
-      <w:r>
-        <w:rPr>
-          <w:spacing w:val="-4"/>
-          <w:sz w:val="20"/>
-        </w:rPr>
-        <w:t xml:space="preserve"> </w:t>
-      </w:r>
-      <w:r>
-        <w:rPr>
-          <w:sz w:val="20"/>
-        </w:rPr>
-        <w:t>in IoT datasets, aligning with data modeling best practices.</w:t>
+        <w:t>ensure</w:t>
+      </w:r>
+      <w:r>
+        <w:rPr>
+          <w:spacing w:val="-4"/>
+          <w:sz w:val="20"/>
+        </w:rPr>
+        <w:t xml:space="preserve"> </w:t>
+      </w:r>
+      <w:r>
+        <w:rPr>
+          <w:sz w:val="20"/>
+        </w:rPr>
+        <w:t>efficient</w:t>
+      </w:r>
+      <w:r>
+        <w:rPr>
+          <w:spacing w:val="-4"/>
+          <w:sz w:val="20"/>
+        </w:rPr>
+        <w:t xml:space="preserve"> </w:t>
+      </w:r>
+      <w:r>
+        <w:rPr>
+          <w:sz w:val="20"/>
+        </w:rPr>
+        <w:t>querying</w:t>
+      </w:r>
+      <w:r>
+        <w:rPr>
+          <w:spacing w:val="-4"/>
+          <w:sz w:val="20"/>
+        </w:rPr>
+        <w:t xml:space="preserve"> </w:t>
+      </w:r>
+      <w:r>
+        <w:rPr>
+          <w:sz w:val="20"/>
+        </w:rPr>
+        <w:t>and storage for IoT datasets.</w:t>
       </w:r>
     </w:p>
     <w:p>
@@ -8113,7 +8107,7 @@
         <w:rPr>
           <w:sz w:val="20"/>
         </w:rPr>
-        <w:t>Built</w:t>
+        <w:t>Developed</w:t>
       </w:r>
       <w:r>
         <w:rPr>
@@ -8243,7 +8237,7 @@
         <w:rPr>
           <w:sz w:val="20"/>
         </w:rPr>
-        <w:t>stakeholder</w:t>
+        <w:t>data-driven</w:t>
       </w:r>
       <w:r>
         <w:rPr>
@@ -8269,7 +8263,7 @@
         <w:rPr>
           <w:sz w:val="20"/>
         </w:rPr>
-        <w:t>and</w:t>
+        <w:t>for</w:t>
       </w:r>
       <w:r>
         <w:rPr>
@@ -8282,14 +8276,13 @@
         <w:rPr>
           <w:sz w:val="20"/>
         </w:rPr>
-        <w:t>business</w:t>
+        <w:t>stakeholders.</w:t>
       </w:r>
       <w:r>
         <w:rPr>
           <w:spacing w:val="-2"/>
           <w:sz w:val="20"/>
         </w:rPr>
-        <w:t>analytics.</w:t>
       </w:r>
     </w:p>
     <w:p>
@@ -8313,7 +8306,7 @@
         <w:rPr>
           <w:sz w:val="20"/>
         </w:rPr>
-        <w:t>Implemented</w:t>
+        <w:t>Applied</w:t>
       </w:r>
       <w:r>
         <w:rPr>
@@ -8443,40 +8436,40 @@
         <w:rPr>
           <w:sz w:val="20"/>
         </w:rPr>
-        <w:t>derive</w:t>
-      </w:r>
-      <w:r>
-        <w:rPr>
-          <w:spacing w:val="-3"/>
-          <w:sz w:val="20"/>
-        </w:rPr>
-        <w:t xml:space="preserve"> </w:t>
-      </w:r>
-      <w:r>
-        <w:rPr>
-          <w:sz w:val="20"/>
-        </w:rPr>
-        <w:t>predictive</w:t>
-      </w:r>
-      <w:r>
-        <w:rPr>
-          <w:spacing w:val="-4"/>
-          <w:sz w:val="20"/>
-        </w:rPr>
-        <w:t xml:space="preserve"> </w:t>
-      </w:r>
-      <w:r>
-        <w:rPr>
-          <w:sz w:val="20"/>
-        </w:rPr>
-        <w:t>maintenance</w:t>
+        <w:t>IoT</w:t>
+      </w:r>
+      <w:r>
+        <w:rPr>
+          <w:spacing w:val="-3"/>
+          <w:sz w:val="20"/>
+        </w:rPr>
+        <w:t xml:space="preserve"> </w:t>
+      </w:r>
+      <w:r>
+        <w:rPr>
+          <w:sz w:val="20"/>
+        </w:rPr>
+        <w:t>time-series</w:t>
+      </w:r>
+      <w:r>
+        <w:rPr>
+          <w:spacing w:val="-4"/>
+          <w:sz w:val="20"/>
+        </w:rPr>
+        <w:t xml:space="preserve"> </w:t>
+      </w:r>
+      <w:r>
+        <w:rPr>
+          <w:sz w:val="20"/>
+        </w:rPr>
+        <w:t>data</w:t>
       </w:r>
       <w:r>
         <w:rPr>
           <w:spacing w:val="-2"/>
           <w:sz w:val="20"/>
         </w:rPr>
-        <w:t>insights from IoT time-series data.</w:t>
+        <w:t>for predictive maintenance.</w:t>
       </w:r>
     </w:p>
     <w:p>
@@ -8970,7 +8963,7 @@
         <w:rPr>
           <w:sz w:val="20"/>
         </w:rPr>
-        <w:t>SQL, Apache Kafka, PySpark, Apache Airflow, ETL/ELT Pipelines, Data Modeling, Data Warehousing, Real-Time Streaming, DynamoDB, PostgreSQL, MongoDB, Redis, MySQL, dbt, Data Quality, Grafana, Tableau, Power BI.</w:t>
+        <w:t>SQL, PySpark, Apache Kafka, Apache Airflow, ETL/ELT Pipelines, Data Modeling, Data Warehousing, Real-Time Streaming, DynamoDB, PostgreSQL, MongoDB, Redis, MySQL, dbt, Data Quality, Grafana, Tableau, Power BI.</w:t>
       </w:r>
       <w:r>
         <w:rPr>
@@ -9071,7 +9064,7 @@
       </w:r>
       <w:r>
         <w:rPr/>
-        <w:t>AWS (S3, Redshift, Glue, EMR, Lambda, ECS, ECR, SageMaker, RDS), Terraform, CI/CD, Docker, Kubernetes, Microservices, Azure, GCP.</w:t>
+        <w:t>AWS (S3, Lambda, Glue, Redshift, EMR, SageMaker, ECS, ECR, RDS), Terraform, CI/CD, Docker, Kubernetes, Microservices, Azure, GCP.</w:t>
       </w:r>
       <w:r>
         <w:rPr>
@@ -9175,7 +9168,7 @@
       </w:r>
       <w:r>
         <w:rPr/>
-        <w:t>Python, scikit-learn, PyTorch, TensorFlow, C++, FastAPI, Flask, gRPC, REST APIs, WebSockets, Shell Scripting, OpenCV, RLHF, PPO, CUDA, Quantization.</w:t>
+        <w:t>Python, scikit-learn, PyTorch, TensorFlow, FastAPI, Flask, gRPC, REST APIs, WebSockets, C++, Shell Scripting, OpenCV, RLHF, PPO, CUDA, Quantization.</w:t>
       </w:r>
       <w:r>
         <w:rPr>

--- a/output/Rehan_Malik_Resume_data_engineer_amazon.docx
+++ b/output/Rehan_Malik_Resume_data_engineer_amazon.docx
@@ -208,11 +208,10 @@
         <w:rPr>
           <w:spacing w:val="-5"/>
         </w:rPr>
-        <w:t xml:space="preserve"> </w:t>
-      </w:r>
-      <w:r>
-        <w:rPr/>
-        <w:t>Senior</w:t>
+        <w:t>Senior Data &amp; AI Lead</w:t>
+      </w:r>
+      <w:r>
+        <w:rPr/>
       </w:r>
       <w:r>
         <w:rPr>
@@ -223,7 +222,6 @@
         <w:rPr>
           <w:spacing w:val="-4"/>
         </w:rPr>
-        <w:t>Data &amp; AI Lead</w:t>
       </w:r>
     </w:p>
     <w:p>
@@ -377,7 +375,7 @@
         <w:rPr>
           <w:sz w:val="20"/>
         </w:rPr>
-        <w:t>and WebSockets, enabling zero-latency ingestion of 500+ concurrent voice streams for business-critical analytics.</w:t>
+        <w:t>and WebSockets, enabling zero-latency processing for 500+ concurrent data streams.</w:t>
       </w:r>
     </w:p>
     <w:p>
@@ -453,6 +451,58 @@
         <w:rPr>
           <w:sz w:val="20"/>
         </w:rPr>
+        <w:t>to</w:t>
+      </w:r>
+      <w:r>
+        <w:rPr>
+          <w:spacing w:val="-4"/>
+          <w:sz w:val="20"/>
+        </w:rPr>
+        <w:t xml:space="preserve"> </w:t>
+      </w:r>
+      <w:r>
+        <w:rPr>
+          <w:sz w:val="20"/>
+        </w:rPr>
+        <w:t>automate</w:t>
+      </w:r>
+      <w:r>
+        <w:rPr>
+          <w:spacing w:val="-6"/>
+          <w:sz w:val="20"/>
+        </w:rPr>
+        <w:t xml:space="preserve"> </w:t>
+      </w:r>
+      <w:r>
+        <w:rPr>
+          <w:sz w:val="20"/>
+        </w:rPr>
+        <w:t>complex</w:t>
+      </w:r>
+      <w:r>
+        <w:rPr>
+          <w:spacing w:val="-3"/>
+          <w:sz w:val="20"/>
+        </w:rPr>
+        <w:t xml:space="preserve"> </w:t>
+      </w:r>
+      <w:r>
+        <w:rPr>
+          <w:sz w:val="20"/>
+        </w:rPr>
+        <w:t>workflows,</w:t>
+      </w:r>
+      <w:r>
+        <w:rPr>
+          <w:spacing w:val="-3"/>
+          <w:sz w:val="20"/>
+        </w:rPr>
+        <w:t xml:space="preserve"> </w:t>
+      </w:r>
+      <w:r>
+        <w:rPr>
+          <w:sz w:val="20"/>
+        </w:rPr>
         <w:t>leveraging</w:t>
       </w:r>
       <w:r>
@@ -470,7 +520,7 @@
       </w:r>
       <w:r>
         <w:rPr>
-          <w:spacing w:val="-6"/>
+          <w:spacing w:val="-4"/>
           <w:sz w:val="20"/>
         </w:rPr>
         <w:t xml:space="preserve"> </w:t>
@@ -483,81 +533,29 @@
       </w:r>
       <w:r>
         <w:rPr>
-          <w:spacing w:val="-3"/>
-          <w:sz w:val="20"/>
-        </w:rPr>
-        <w:t xml:space="preserve"> </w:t>
-      </w:r>
-      <w:r>
-        <w:rPr>
-          <w:sz w:val="20"/>
-        </w:rPr>
-        <w:t>AWS</w:t>
-      </w:r>
-      <w:r>
-        <w:rPr>
-          <w:spacing w:val="-3"/>
-          <w:sz w:val="20"/>
-        </w:rPr>
-        <w:t xml:space="preserve"> </w:t>
-      </w:r>
-      <w:r>
-        <w:rPr>
-          <w:sz w:val="20"/>
-        </w:rPr>
-        <w:t>services</w:t>
-      </w:r>
-      <w:r>
-        <w:rPr>
-          <w:spacing w:val="-4"/>
-          <w:sz w:val="20"/>
-        </w:rPr>
-        <w:t xml:space="preserve"> </w:t>
-      </w:r>
-      <w:r>
-        <w:rPr>
-          <w:sz w:val="20"/>
-        </w:rPr>
-        <w:t>to</w:t>
-      </w:r>
-      <w:r>
-        <w:rPr>
-          <w:spacing w:val="-4"/>
-          <w:sz w:val="20"/>
-        </w:rPr>
-        <w:t xml:space="preserve"> </w:t>
-      </w:r>
-      <w:r>
-        <w:rPr>
-          <w:sz w:val="20"/>
-        </w:rPr>
-        <w:t>automate</w:t>
-      </w:r>
-      <w:r>
-        <w:rPr>
-          <w:spacing w:val="-4"/>
-          <w:sz w:val="20"/>
-        </w:rPr>
-        <w:t xml:space="preserve"> </w:t>
-      </w:r>
-      <w:r>
-        <w:rPr>
-          <w:sz w:val="20"/>
-        </w:rPr>
-        <w:t>complex</w:t>
-      </w:r>
-      <w:r>
-        <w:rPr>
-          <w:spacing w:val="-4"/>
-          <w:sz w:val="20"/>
-        </w:rPr>
-        <w:t xml:space="preserve"> </w:t>
-      </w:r>
-      <w:r>
-        <w:rPr>
-          <w:sz w:val="20"/>
-        </w:rPr>
-        <w:t>workflows, optimizing data processing for large-scale SEO and content operations.</w:t>
+          <w:spacing w:val="-4"/>
+          <w:sz w:val="20"/>
+        </w:rPr>
+        <w:t xml:space="preserve"> </w:t>
+      </w:r>
+      <w:r>
+        <w:rPr>
+          <w:sz w:val="20"/>
+        </w:rPr>
+        <w:t>data</w:t>
+      </w:r>
+      <w:r>
+        <w:rPr>
+          <w:spacing w:val="-4"/>
+          <w:sz w:val="20"/>
+        </w:rPr>
+        <w:t xml:space="preserve"> </w:t>
+      </w:r>
+      <w:r>
+        <w:rPr>
+          <w:sz w:val="20"/>
+        </w:rPr>
+        <w:t>orchestration frameworks for seamless data ingestion and transformation.</w:t>
       </w:r>
     </w:p>
     <w:p>
@@ -607,7 +605,7 @@
         <w:rPr>
           <w:sz w:val="20"/>
         </w:rPr>
-        <w:t>processes</w:t>
+        <w:t>pipelines</w:t>
       </w:r>
       <w:r>
         <w:rPr>
@@ -633,11 +631,37 @@
         <w:rPr>
           <w:sz w:val="20"/>
         </w:rPr>
+        <w:t>implemented</w:t>
+      </w:r>
+      <w:r>
+        <w:rPr>
+          <w:spacing w:val="-3"/>
+          <w:sz w:val="20"/>
+        </w:rPr>
+        <w:t xml:space="preserve"> </w:t>
+      </w:r>
+      <w:r>
+        <w:rPr>
+          <w:sz w:val="20"/>
+        </w:rPr>
+        <w:t>data</w:t>
+      </w:r>
+      <w:r>
+        <w:rPr>
+          <w:spacing w:val="-4"/>
+          <w:sz w:val="20"/>
+        </w:rPr>
+        <w:t xml:space="preserve"> </w:t>
+      </w:r>
+      <w:r>
+        <w:rPr>
+          <w:sz w:val="20"/>
+        </w:rPr>
         <w:t>partitioning</w:t>
       </w:r>
       <w:r>
         <w:rPr>
-          <w:spacing w:val="-3"/>
+          <w:spacing w:val="-6"/>
           <w:sz w:val="20"/>
         </w:rPr>
         <w:t xml:space="preserve"> </w:t>
@@ -650,7 +674,7 @@
       </w:r>
       <w:r>
         <w:rPr>
-          <w:spacing w:val="-4"/>
+          <w:spacing w:val="-3"/>
           <w:sz w:val="20"/>
         </w:rPr>
         <w:t xml:space="preserve"> </w:t>
@@ -663,7 +687,7 @@
       </w:r>
       <w:r>
         <w:rPr>
-          <w:spacing w:val="-6"/>
+          <w:spacing w:val="-3"/>
           <w:sz w:val="20"/>
         </w:rPr>
         <w:t xml:space="preserve"> </w:t>
@@ -689,7 +713,7 @@
       </w:r>
       <w:r>
         <w:rPr>
-          <w:spacing w:val="-3"/>
+          <w:spacing w:val="-5"/>
           <w:sz w:val="20"/>
         </w:rPr>
         <w:t xml:space="preserve"> </w:t>
@@ -715,42 +739,16 @@
       </w:r>
       <w:r>
         <w:rPr>
-          <w:spacing w:val="-5"/>
-          <w:sz w:val="20"/>
-        </w:rPr>
-        <w:t xml:space="preserve"> </w:t>
-      </w:r>
-      <w:r>
-        <w:rPr>
-          <w:sz w:val="20"/>
-        </w:rPr>
-        <w:t>improving</w:t>
-      </w:r>
-      <w:r>
-        <w:rPr>
-          <w:spacing w:val="-3"/>
-          <w:sz w:val="20"/>
-        </w:rPr>
-        <w:t xml:space="preserve"> </w:t>
-      </w:r>
-      <w:r>
-        <w:rPr>
-          <w:sz w:val="20"/>
-        </w:rPr>
-        <w:t>processing</w:t>
-      </w:r>
-      <w:r>
-        <w:rPr>
-          <w:spacing w:val="-4"/>
-          <w:sz w:val="20"/>
-        </w:rPr>
-        <w:t xml:space="preserve"> </w:t>
-      </w:r>
-      <w:r>
-        <w:rPr>
-          <w:sz w:val="20"/>
-        </w:rPr>
-        <w:t>capacity by 60% and managing 2TB+ datasets efficiently.</w:t>
+          <w:spacing w:val="-4"/>
+          <w:sz w:val="20"/>
+        </w:rPr>
+        <w:t xml:space="preserve"> </w:t>
+      </w:r>
+      <w:r>
+        <w:rPr>
+          <w:sz w:val="20"/>
+        </w:rPr>
+        <w:t>increasing processing capacity by 60% for 2TB+ datasets.</w:t>
       </w:r>
     </w:p>
     <w:p>
@@ -787,7 +785,7 @@
         <w:rPr>
           <w:sz w:val="20"/>
         </w:rPr>
-        <w:t>robust</w:t>
+        <w:t>scalable</w:t>
       </w:r>
       <w:r>
         <w:rPr>
@@ -800,11 +798,37 @@
         <w:rPr>
           <w:sz w:val="20"/>
         </w:rPr>
-        <w:t>data</w:t>
-      </w:r>
-      <w:r>
-        <w:rPr>
-          <w:spacing w:val="-3"/>
+        <w:t>and</w:t>
+      </w:r>
+      <w:r>
+        <w:rPr>
+          <w:spacing w:val="-3"/>
+          <w:sz w:val="20"/>
+        </w:rPr>
+        <w:t xml:space="preserve"> </w:t>
+      </w:r>
+      <w:r>
+        <w:rPr>
+          <w:sz w:val="20"/>
+        </w:rPr>
+        <w:t>resilient</w:t>
+      </w:r>
+      <w:r>
+        <w:rPr>
+          <w:spacing w:val="-2"/>
+          <w:sz w:val="20"/>
+        </w:rPr>
+        <w:t xml:space="preserve"> </w:t>
+      </w:r>
+      <w:r>
+        <w:rPr>
+          <w:sz w:val="20"/>
+        </w:rPr>
+        <w:t>cloud</w:t>
+      </w:r>
+      <w:r>
+        <w:rPr>
+          <w:spacing w:val="-5"/>
           <w:sz w:val="20"/>
         </w:rPr>
         <w:t xml:space="preserve"> </w:t>
@@ -817,7 +841,7 @@
       </w:r>
       <w:r>
         <w:rPr>
-          <w:spacing w:val="-2"/>
+          <w:spacing w:val="-4"/>
           <w:sz w:val="20"/>
         </w:rPr>
         <w:t xml:space="preserve"> </w:t>
@@ -830,6 +854,84 @@
       </w:r>
       <w:r>
         <w:rPr>
+          <w:spacing w:val="-3"/>
+          <w:sz w:val="20"/>
+        </w:rPr>
+        <w:t xml:space="preserve"> </w:t>
+      </w:r>
+      <w:r>
+        <w:rPr>
+          <w:sz w:val="20"/>
+        </w:rPr>
+        <w:t>AWS</w:t>
+      </w:r>
+      <w:r>
+        <w:rPr>
+          <w:spacing w:val="-3"/>
+          <w:sz w:val="20"/>
+        </w:rPr>
+        <w:t xml:space="preserve"> </w:t>
+      </w:r>
+      <w:r>
+        <w:rPr>
+          <w:sz w:val="20"/>
+        </w:rPr>
+        <w:t>(Lambda,</w:t>
+      </w:r>
+      <w:r>
+        <w:rPr>
+          <w:spacing w:val="-6"/>
+          <w:sz w:val="20"/>
+        </w:rPr>
+        <w:t xml:space="preserve"> </w:t>
+      </w:r>
+      <w:r>
+        <w:rPr>
+          <w:sz w:val="20"/>
+        </w:rPr>
+        <w:t>S3,</w:t>
+      </w:r>
+      <w:r>
+        <w:rPr>
+          <w:spacing w:val="-3"/>
+          <w:sz w:val="20"/>
+        </w:rPr>
+        <w:t xml:space="preserve"> </w:t>
+      </w:r>
+      <w:r>
+        <w:rPr>
+          <w:sz w:val="20"/>
+        </w:rPr>
+        <w:t>RDS,</w:t>
+      </w:r>
+      <w:r>
+        <w:rPr>
+          <w:spacing w:val="-3"/>
+          <w:sz w:val="20"/>
+        </w:rPr>
+        <w:t xml:space="preserve"> </w:t>
+      </w:r>
+      <w:r>
+        <w:rPr>
+          <w:sz w:val="20"/>
+        </w:rPr>
+        <w:t>ECS)</w:t>
+      </w:r>
+      <w:r>
+        <w:rPr>
+          <w:spacing w:val="-3"/>
+          <w:sz w:val="20"/>
+        </w:rPr>
+        <w:t xml:space="preserve"> </w:t>
+      </w:r>
+      <w:r>
+        <w:rPr>
+          <w:sz w:val="20"/>
+        </w:rPr>
+        <w:t>to</w:t>
+      </w:r>
+      <w:r>
+        <w:rPr>
           <w:spacing w:val="-5"/>
           <w:sz w:val="20"/>
         </w:rPr>
@@ -839,84 +941,6 @@
         <w:rPr>
           <w:sz w:val="20"/>
         </w:rPr>
-        <w:t>AWS</w:t>
-      </w:r>
-      <w:r>
-        <w:rPr>
-          <w:spacing w:val="-4"/>
-          <w:sz w:val="20"/>
-        </w:rPr>
-        <w:t xml:space="preserve"> </w:t>
-      </w:r>
-      <w:r>
-        <w:rPr>
-          <w:sz w:val="20"/>
-        </w:rPr>
-        <w:t>(Lambda,</w:t>
-      </w:r>
-      <w:r>
-        <w:rPr>
-          <w:spacing w:val="-3"/>
-          <w:sz w:val="20"/>
-        </w:rPr>
-        <w:t xml:space="preserve"> </w:t>
-      </w:r>
-      <w:r>
-        <w:rPr>
-          <w:sz w:val="20"/>
-        </w:rPr>
-        <w:t>S3,</w:t>
-      </w:r>
-      <w:r>
-        <w:rPr>
-          <w:spacing w:val="-3"/>
-          <w:sz w:val="20"/>
-        </w:rPr>
-        <w:t xml:space="preserve"> </w:t>
-      </w:r>
-      <w:r>
-        <w:rPr>
-          <w:sz w:val="20"/>
-        </w:rPr>
-        <w:t>RDS,</w:t>
-      </w:r>
-      <w:r>
-        <w:rPr>
-          <w:spacing w:val="-6"/>
-          <w:sz w:val="20"/>
-        </w:rPr>
-        <w:t xml:space="preserve"> </w:t>
-      </w:r>
-      <w:r>
-        <w:rPr>
-          <w:sz w:val="20"/>
-        </w:rPr>
-        <w:t>ECS)</w:t>
-      </w:r>
-      <w:r>
-        <w:rPr>
-          <w:spacing w:val="-3"/>
-          <w:sz w:val="20"/>
-        </w:rPr>
-        <w:t xml:space="preserve"> </w:t>
-      </w:r>
-      <w:r>
-        <w:rPr>
-          <w:sz w:val="20"/>
-        </w:rPr>
-        <w:t>to</w:t>
-      </w:r>
-      <w:r>
-        <w:rPr>
-          <w:spacing w:val="-3"/>
-          <w:sz w:val="20"/>
-        </w:rPr>
-        <w:t xml:space="preserve"> </w:t>
-      </w:r>
-      <w:r>
-        <w:rPr>
-          <w:sz w:val="20"/>
-        </w:rPr>
         <w:t>support</w:t>
       </w:r>
       <w:r>
@@ -930,33 +954,7 @@
         <w:rPr>
           <w:sz w:val="20"/>
         </w:rPr>
-        <w:t>high-volume</w:t>
-      </w:r>
-      <w:r>
-        <w:rPr>
-          <w:spacing w:val="-5"/>
-          <w:sz w:val="20"/>
-        </w:rPr>
-        <w:t xml:space="preserve"> </w:t>
-      </w:r>
-      <w:r>
-        <w:rPr>
-          <w:sz w:val="20"/>
-        </w:rPr>
-        <w:t>machine</w:t>
-      </w:r>
-      <w:r>
-        <w:rPr>
-          <w:spacing w:val="-3"/>
-          <w:sz w:val="20"/>
-        </w:rPr>
-        <w:t xml:space="preserve"> </w:t>
-      </w:r>
-      <w:r>
-        <w:rPr>
-          <w:sz w:val="20"/>
-        </w:rPr>
-        <w:t>learning</w:t>
+        <w:t>large-scale</w:t>
       </w:r>
       <w:r>
         <w:rPr>
@@ -969,7 +967,7 @@
         <w:rPr>
           <w:sz w:val="20"/>
         </w:rPr>
-        <w:t>and data analytics workloads.</w:t>
+        <w:t>data processing and machine learning workloads.</w:t>
       </w:r>
     </w:p>
     <w:p>
@@ -993,7 +991,46 @@
         <w:rPr>
           <w:sz w:val="20"/>
         </w:rPr>
-        <w:t>Engineered</w:t>
+        <w:t>Built</w:t>
+      </w:r>
+      <w:r>
+        <w:rPr>
+          <w:spacing w:val="-3"/>
+          <w:sz w:val="20"/>
+        </w:rPr>
+        <w:t xml:space="preserve"> </w:t>
+      </w:r>
+      <w:r>
+        <w:rPr>
+          <w:sz w:val="20"/>
+        </w:rPr>
+        <w:t>high-performance</w:t>
+      </w:r>
+      <w:r>
+        <w:rPr>
+          <w:spacing w:val="-5"/>
+          <w:sz w:val="20"/>
+        </w:rPr>
+        <w:t xml:space="preserve"> </w:t>
+      </w:r>
+      <w:r>
+        <w:rPr>
+          <w:sz w:val="20"/>
+        </w:rPr>
+        <w:t>microservices</w:t>
+      </w:r>
+      <w:r>
+        <w:rPr>
+          <w:spacing w:val="-6"/>
+          <w:sz w:val="20"/>
+        </w:rPr>
+        <w:t xml:space="preserve"> </w:t>
+      </w:r>
+      <w:r>
+        <w:rPr>
+          <w:sz w:val="20"/>
+        </w:rPr>
+        <w:t>with</w:t>
       </w:r>
       <w:r>
         <w:rPr>
@@ -1010,6 +1047,19 @@
       </w:r>
       <w:r>
         <w:rPr>
+          <w:spacing w:val="-4"/>
+          <w:sz w:val="20"/>
+        </w:rPr>
+        <w:t xml:space="preserve"> </w:t>
+      </w:r>
+      <w:r>
+        <w:rPr>
+          <w:sz w:val="20"/>
+        </w:rPr>
+        <w:t>and</w:t>
+      </w:r>
+      <w:r>
+        <w:rPr>
           <w:spacing w:val="-5"/>
           <w:sz w:val="20"/>
         </w:rPr>
@@ -1019,37 +1069,24 @@
         <w:rPr>
           <w:sz w:val="20"/>
         </w:rPr>
-        <w:t>microservices</w:t>
-      </w:r>
-      <w:r>
-        <w:rPr>
-          <w:spacing w:val="-6"/>
-          <w:sz w:val="20"/>
-        </w:rPr>
-        <w:t xml:space="preserve"> </w:t>
-      </w:r>
-      <w:r>
-        <w:rPr>
-          <w:sz w:val="20"/>
-        </w:rPr>
-        <w:t>with</w:t>
-      </w:r>
-      <w:r>
-        <w:rPr>
-          <w:spacing w:val="-3"/>
-          <w:sz w:val="20"/>
-        </w:rPr>
-        <w:t xml:space="preserve"> </w:t>
-      </w:r>
-      <w:r>
-        <w:rPr>
-          <w:sz w:val="20"/>
-        </w:rPr>
-        <w:t>performance-optimized</w:t>
-      </w:r>
-      <w:r>
-        <w:rPr>
-          <w:spacing w:val="-4"/>
+        <w:t>optimized</w:t>
+      </w:r>
+      <w:r>
+        <w:rPr>
+          <w:spacing w:val="-3"/>
+          <w:sz w:val="20"/>
+        </w:rPr>
+        <w:t xml:space="preserve"> </w:t>
+      </w:r>
+      <w:r>
+        <w:rPr>
+          <w:sz w:val="20"/>
+        </w:rPr>
+        <w:t>C++</w:t>
+      </w:r>
+      <w:r>
+        <w:rPr>
+          <w:spacing w:val="-2"/>
           <w:sz w:val="20"/>
         </w:rPr>
         <w:t xml:space="preserve"> </w:t>
@@ -1062,6 +1099,32 @@
       </w:r>
       <w:r>
         <w:rPr>
+          <w:spacing w:val="-4"/>
+          <w:sz w:val="20"/>
+        </w:rPr>
+        <w:t xml:space="preserve"> </w:t>
+      </w:r>
+      <w:r>
+        <w:rPr>
+          <w:sz w:val="20"/>
+        </w:rPr>
+        <w:t>reducing</w:t>
+      </w:r>
+      <w:r>
+        <w:rPr>
+          <w:spacing w:val="-4"/>
+          <w:sz w:val="20"/>
+        </w:rPr>
+        <w:t xml:space="preserve"> </w:t>
+      </w:r>
+      <w:r>
+        <w:rPr>
+          <w:sz w:val="20"/>
+        </w:rPr>
+        <w:t>data</w:t>
+      </w:r>
+      <w:r>
+        <w:rPr>
           <w:spacing w:val="-5"/>
           <w:sz w:val="20"/>
         </w:rPr>
@@ -1071,72 +1134,7 @@
         <w:rPr>
           <w:sz w:val="20"/>
         </w:rPr>
-        <w:t>reducing</w:t>
-      </w:r>
-      <w:r>
-        <w:rPr>
-          <w:spacing w:val="-3"/>
-          <w:sz w:val="20"/>
-        </w:rPr>
-        <w:t xml:space="preserve"> </w:t>
-      </w:r>
-      <w:r>
-        <w:rPr>
-          <w:sz w:val="20"/>
-        </w:rPr>
-        <w:t>latency</w:t>
-      </w:r>
-      <w:r>
-        <w:rPr>
-          <w:spacing w:val="-2"/>
-          <w:sz w:val="20"/>
-        </w:rPr>
-        <w:t xml:space="preserve"> </w:t>
-      </w:r>
-      <w:r>
-        <w:rPr>
-          <w:sz w:val="20"/>
-        </w:rPr>
-        <w:t>by</w:t>
-      </w:r>
-      <w:r>
-        <w:rPr>
-          <w:spacing w:val="-4"/>
-          <w:sz w:val="20"/>
-        </w:rPr>
-        <w:t xml:space="preserve"> </w:t>
-      </w:r>
-      <w:r>
-        <w:rPr>
-          <w:sz w:val="20"/>
-        </w:rPr>
-        <w:t>25%</w:t>
-      </w:r>
-      <w:r>
-        <w:rPr>
-          <w:spacing w:val="-4"/>
-          <w:sz w:val="20"/>
-        </w:rPr>
-        <w:t xml:space="preserve"> </w:t>
-      </w:r>
-      <w:r>
-        <w:rPr>
-          <w:sz w:val="20"/>
-        </w:rPr>
-        <w:t>and</w:t>
-      </w:r>
-      <w:r>
-        <w:rPr>
-          <w:spacing w:val="-5"/>
-          <w:sz w:val="20"/>
-        </w:rPr>
-        <w:t xml:space="preserve"> </w:t>
-      </w:r>
-      <w:r>
-        <w:rPr>
-          <w:sz w:val="20"/>
-        </w:rPr>
-        <w:t>increasing system throughput to handle 15% more concurrent users.</w:t>
+        <w:t>processing latency by 25% and enhancing system scalability.</w:t>
       </w:r>
     </w:p>
     <w:p>
@@ -1290,7 +1288,7 @@
         <w:rPr>
           <w:sz w:val="20"/>
         </w:rPr>
-        <w:t>enabling</w:t>
+        <w:t>integrating</w:t>
       </w:r>
       <w:r>
         <w:rPr>
@@ -1303,7 +1301,7 @@
         <w:rPr>
           <w:sz w:val="20"/>
         </w:rPr>
-        <w:t>efficient</w:t>
+        <w:t>structured</w:t>
       </w:r>
       <w:r>
         <w:rPr>
@@ -1316,7 +1314,7 @@
         <w:rPr>
           <w:sz w:val="20"/>
         </w:rPr>
-        <w:t>querying across structured and unstructured enterprise datasets.</w:t>
+        <w:t>and unstructured data for enterprise analytics.</w:t>
       </w:r>
     </w:p>
     <w:p>
@@ -1353,7 +1351,7 @@
         <w:rPr>
           <w:sz w:val="20"/>
         </w:rPr>
-        <w:t>machine</w:t>
+        <w:t>data</w:t>
       </w:r>
       <w:r>
         <w:rPr>
@@ -1366,46 +1364,124 @@
         <w:rPr>
           <w:sz w:val="20"/>
         </w:rPr>
+        <w:t>quality</w:t>
+      </w:r>
+      <w:r>
+        <w:rPr>
+          <w:spacing w:val="-3"/>
+          <w:sz w:val="20"/>
+        </w:rPr>
+        <w:t xml:space="preserve"> </w:t>
+      </w:r>
+      <w:r>
+        <w:rPr>
+          <w:sz w:val="20"/>
+        </w:rPr>
+        <w:t>and</w:t>
+      </w:r>
+      <w:r>
+        <w:rPr>
+          <w:spacing w:val="-4"/>
+          <w:sz w:val="20"/>
+        </w:rPr>
+        <w:t xml:space="preserve"> </w:t>
+      </w:r>
+      <w:r>
+        <w:rPr>
+          <w:sz w:val="20"/>
+        </w:rPr>
+        <w:t>model</w:t>
+      </w:r>
+      <w:r>
+        <w:rPr>
+          <w:spacing w:val="-5"/>
+          <w:sz w:val="20"/>
+        </w:rPr>
+        <w:t xml:space="preserve"> </w:t>
+      </w:r>
+      <w:r>
+        <w:rPr>
+          <w:sz w:val="20"/>
+        </w:rPr>
+        <w:t>performance</w:t>
+      </w:r>
+      <w:r>
+        <w:rPr>
+          <w:spacing w:val="-4"/>
+          <w:sz w:val="20"/>
+        </w:rPr>
+        <w:t xml:space="preserve"> </w:t>
+      </w:r>
+      <w:r>
+        <w:rPr>
+          <w:sz w:val="20"/>
+        </w:rPr>
+        <w:t>by</w:t>
+      </w:r>
+      <w:r>
+        <w:rPr>
+          <w:spacing w:val="-2"/>
+          <w:sz w:val="20"/>
+        </w:rPr>
+        <w:t xml:space="preserve"> </w:t>
+      </w:r>
+      <w:r>
+        <w:rPr>
+          <w:sz w:val="20"/>
+        </w:rPr>
+        <w:t>implementing</w:t>
+      </w:r>
+      <w:r>
+        <w:rPr>
+          <w:spacing w:val="-4"/>
+          <w:sz w:val="20"/>
+        </w:rPr>
+        <w:t xml:space="preserve"> </w:t>
+      </w:r>
+      <w:r>
+        <w:rPr>
+          <w:sz w:val="20"/>
+        </w:rPr>
+        <w:t>reinforcement</w:t>
+      </w:r>
+      <w:r>
+        <w:rPr>
+          <w:spacing w:val="-5"/>
+          <w:sz w:val="20"/>
+        </w:rPr>
+        <w:t xml:space="preserve"> </w:t>
+      </w:r>
+      <w:r>
+        <w:rPr>
+          <w:sz w:val="20"/>
+        </w:rPr>
         <w:t>learning</w:t>
       </w:r>
       <w:r>
         <w:rPr>
-          <w:spacing w:val="-3"/>
-          <w:sz w:val="20"/>
-        </w:rPr>
-        <w:t xml:space="preserve"> </w:t>
-      </w:r>
-      <w:r>
-        <w:rPr>
-          <w:sz w:val="20"/>
-        </w:rPr>
-        <w:t>model</w:t>
-      </w:r>
-      <w:r>
-        <w:rPr>
-          <w:spacing w:val="-4"/>
-          <w:sz w:val="20"/>
-        </w:rPr>
-        <w:t xml:space="preserve"> </w:t>
-      </w:r>
-      <w:r>
-        <w:rPr>
-          <w:sz w:val="20"/>
-        </w:rPr>
-        <w:t>performance</w:t>
-      </w:r>
-      <w:r>
-        <w:rPr>
-          <w:spacing w:val="-5"/>
-          <w:sz w:val="20"/>
-        </w:rPr>
-        <w:t xml:space="preserve"> </w:t>
-      </w:r>
-      <w:r>
-        <w:rPr>
-          <w:sz w:val="20"/>
-        </w:rPr>
-        <w:t>and</w:t>
+          <w:spacing w:val="-4"/>
+          <w:sz w:val="20"/>
+        </w:rPr>
+        <w:t xml:space="preserve"> </w:t>
+      </w:r>
+      <w:r>
+        <w:rPr>
+          <w:sz w:val="20"/>
+        </w:rPr>
+        <w:t>frameworks,</w:t>
+      </w:r>
+      <w:r>
+        <w:rPr>
+          <w:spacing w:val="-4"/>
+          <w:sz w:val="20"/>
+        </w:rPr>
+        <w:t xml:space="preserve"> </w:t>
+      </w:r>
+      <w:r>
+        <w:rPr>
+          <w:sz w:val="20"/>
+        </w:rPr>
+        <w:t>ensuring</w:t>
       </w:r>
       <w:r>
         <w:rPr>
@@ -1422,101 +1498,23 @@
       </w:r>
       <w:r>
         <w:rPr>
+          <w:spacing w:val="-4"/>
+          <w:sz w:val="20"/>
+        </w:rPr>
+        <w:t xml:space="preserve"> </w:t>
+      </w:r>
+      <w:r>
+        <w:rPr>
+          <w:sz w:val="20"/>
+        </w:rPr>
+        <w:t>in</w:t>
+      </w:r>
+      <w:r>
+        <w:rPr>
           <w:spacing w:val="-2"/>
           <w:sz w:val="20"/>
         </w:rPr>
-        <w:t xml:space="preserve"> </w:t>
-      </w:r>
-      <w:r>
-        <w:rPr>
-          <w:sz w:val="20"/>
-        </w:rPr>
-        <w:t>by</w:t>
-      </w:r>
-      <w:r>
-        <w:rPr>
-          <w:spacing w:val="-4"/>
-          <w:sz w:val="20"/>
-        </w:rPr>
-        <w:t xml:space="preserve"> </w:t>
-      </w:r>
-      <w:r>
-        <w:rPr>
-          <w:sz w:val="20"/>
-        </w:rPr>
-        <w:t>integrating</w:t>
-      </w:r>
-      <w:r>
-        <w:rPr>
-          <w:spacing w:val="-5"/>
-          <w:sz w:val="20"/>
-        </w:rPr>
-        <w:t xml:space="preserve"> </w:t>
-      </w:r>
-      <w:r>
-        <w:rPr>
-          <w:sz w:val="20"/>
-        </w:rPr>
-        <w:t>RLHF</w:t>
-      </w:r>
-      <w:r>
-        <w:rPr>
-          <w:spacing w:val="-4"/>
-          <w:sz w:val="20"/>
-        </w:rPr>
-        <w:t xml:space="preserve"> </w:t>
-      </w:r>
-      <w:r>
-        <w:rPr>
-          <w:sz w:val="20"/>
-        </w:rPr>
-        <w:t>frameworks</w:t>
-      </w:r>
-      <w:r>
-        <w:rPr>
-          <w:spacing w:val="-4"/>
-          <w:sz w:val="20"/>
-        </w:rPr>
-        <w:t xml:space="preserve"> </w:t>
-      </w:r>
-      <w:r>
-        <w:rPr>
-          <w:sz w:val="20"/>
-        </w:rPr>
-        <w:t>and</w:t>
-      </w:r>
-      <w:r>
-        <w:rPr>
-          <w:spacing w:val="-4"/>
-          <w:sz w:val="20"/>
-        </w:rPr>
-        <w:t xml:space="preserve"> </w:t>
-      </w:r>
-      <w:r>
-        <w:rPr>
-          <w:sz w:val="20"/>
-        </w:rPr>
-        <w:t>fine-tuning</w:t>
-      </w:r>
-      <w:r>
-        <w:rPr>
-          <w:spacing w:val="-4"/>
-          <w:sz w:val="20"/>
-        </w:rPr>
-        <w:t xml:space="preserve"> </w:t>
-      </w:r>
-      <w:r>
-        <w:rPr>
-          <w:sz w:val="20"/>
-        </w:rPr>
-        <w:t>with</w:t>
-      </w:r>
-      <w:r>
-        <w:rPr>
-          <w:spacing w:val="-2"/>
-          <w:sz w:val="20"/>
-        </w:rPr>
-        <w:t>PPO for production-grade AI solutions.</w:t>
+        <w:t>production machine learning systems.</w:t>
       </w:r>
     </w:p>
     <w:p>
@@ -1540,7 +1538,7 @@
         <w:rPr>
           <w:sz w:val="20"/>
         </w:rPr>
-        <w:t>Built</w:t>
+        <w:t>Created</w:t>
       </w:r>
       <w:r>
         <w:rPr>
@@ -1579,19 +1577,6 @@
         <w:rPr>
           <w:sz w:val="20"/>
         </w:rPr>
-        <w:t>processing</w:t>
-      </w:r>
-      <w:r>
-        <w:rPr>
-          <w:spacing w:val="-4"/>
-          <w:sz w:val="20"/>
-        </w:rPr>
-        <w:t xml:space="preserve"> </w:t>
-      </w:r>
-      <w:r>
-        <w:rPr>
-          <w:sz w:val="20"/>
-        </w:rPr>
         <w:t>pipelines</w:t>
       </w:r>
       <w:r>
@@ -1622,7 +1607,7 @@
       </w:r>
       <w:r>
         <w:rPr>
-          <w:spacing w:val="-3"/>
+          <w:spacing w:val="-4"/>
           <w:sz w:val="20"/>
         </w:rPr>
         <w:t xml:space="preserve"> </w:t>
@@ -1635,6 +1620,45 @@
       </w:r>
       <w:r>
         <w:rPr>
+          <w:spacing w:val="-3"/>
+          <w:sz w:val="20"/>
+        </w:rPr>
+        <w:t xml:space="preserve"> </w:t>
+      </w:r>
+      <w:r>
+        <w:rPr>
+          <w:sz w:val="20"/>
+        </w:rPr>
+        <w:t>audio</w:t>
+      </w:r>
+      <w:r>
+        <w:rPr>
+          <w:spacing w:val="-4"/>
+          <w:sz w:val="20"/>
+        </w:rPr>
+        <w:t xml:space="preserve"> </w:t>
+      </w:r>
+      <w:r>
+        <w:rPr>
+          <w:sz w:val="20"/>
+        </w:rPr>
+        <w:t>processing,</w:t>
+      </w:r>
+      <w:r>
+        <w:rPr>
+          <w:spacing w:val="-4"/>
+          <w:sz w:val="20"/>
+        </w:rPr>
+        <w:t xml:space="preserve"> </w:t>
+      </w:r>
+      <w:r>
+        <w:rPr>
+          <w:sz w:val="20"/>
+        </w:rPr>
+        <w:t>enabling</w:t>
+      </w:r>
+      <w:r>
+        <w:rPr>
           <w:spacing w:val="-4"/>
           <w:sz w:val="20"/>
         </w:rPr>
@@ -1670,33 +1694,7 @@
         <w:rPr>
           <w:sz w:val="20"/>
         </w:rPr>
-        <w:t>analysis,</w:t>
-      </w:r>
-      <w:r>
-        <w:rPr>
-          <w:spacing w:val="-4"/>
-          <w:sz w:val="20"/>
-        </w:rPr>
-        <w:t xml:space="preserve"> </w:t>
-      </w:r>
-      <w:r>
-        <w:rPr>
-          <w:sz w:val="20"/>
-        </w:rPr>
-        <w:t>and</w:t>
-      </w:r>
-      <w:r>
-        <w:rPr>
-          <w:spacing w:val="-4"/>
-          <w:sz w:val="20"/>
-        </w:rPr>
-        <w:t xml:space="preserve"> </w:t>
-      </w:r>
-      <w:r>
-        <w:rPr>
-          <w:sz w:val="20"/>
-        </w:rPr>
-        <w:t>actionable insights, supporting streaming architectures at scale.</w:t>
+        <w:t>analysis, and actionable insights for business intelligence.</w:t>
       </w:r>
     </w:p>
     <w:p>
@@ -1791,21 +1789,18 @@
         <w:rPr>
           <w:spacing w:val="-7"/>
         </w:rPr>
-        <w:t xml:space="preserve"> </w:t>
-      </w:r>
-      <w:r>
-        <w:rPr/>
-        <w:t>Senior</w:t>
+        <w:t>Senior Data Engineer - Generative AI</w:t>
+      </w:r>
+      <w:r>
+        <w:rPr/>
       </w:r>
       <w:r>
         <w:rPr>
           <w:spacing w:val="-7"/>
         </w:rPr>
-        <w:t xml:space="preserve"> </w:t>
-      </w:r>
-      <w:r>
-        <w:rPr/>
-        <w:t>Data</w:t>
+      </w:r>
+      <w:r>
+        <w:rPr/>
       </w:r>
       <w:r>
         <w:rPr>
@@ -1816,7 +1811,6 @@
         <w:rPr>
           <w:spacing w:val="-2"/>
         </w:rPr>
-        <w:t>Engineer - Generative AI</w:t>
       </w:r>
     </w:p>
     <w:p>
@@ -1879,7 +1873,33 @@
         <w:rPr>
           <w:sz w:val="20"/>
         </w:rPr>
-        <w:t>architectures</w:t>
+        <w:t>pipelines</w:t>
+      </w:r>
+      <w:r>
+        <w:rPr>
+          <w:spacing w:val="-4"/>
+          <w:sz w:val="20"/>
+        </w:rPr>
+        <w:t xml:space="preserve"> </w:t>
+      </w:r>
+      <w:r>
+        <w:rPr>
+          <w:sz w:val="20"/>
+        </w:rPr>
+        <w:t>to</w:t>
+      </w:r>
+      <w:r>
+        <w:rPr>
+          <w:spacing w:val="-3"/>
+          <w:sz w:val="20"/>
+        </w:rPr>
+        <w:t xml:space="preserve"> </w:t>
+      </w:r>
+      <w:r>
+        <w:rPr>
+          <w:sz w:val="20"/>
+        </w:rPr>
+        <w:t>process</w:t>
       </w:r>
       <w:r>
         <w:rPr>
@@ -1896,32 +1916,6 @@
       </w:r>
       <w:r>
         <w:rPr>
-          <w:spacing w:val="-3"/>
-          <w:sz w:val="20"/>
-        </w:rPr>
-        <w:t xml:space="preserve"> </w:t>
-      </w:r>
-      <w:r>
-        <w:rPr>
-          <w:sz w:val="20"/>
-        </w:rPr>
-        <w:t>pipelines</w:t>
-      </w:r>
-      <w:r>
-        <w:rPr>
-          <w:spacing w:val="-4"/>
-          <w:sz w:val="20"/>
-        </w:rPr>
-        <w:t xml:space="preserve"> </w:t>
-      </w:r>
-      <w:r>
-        <w:rPr>
-          <w:sz w:val="20"/>
-        </w:rPr>
-        <w:t>for</w:t>
-      </w:r>
-      <w:r>
-        <w:rPr>
           <w:spacing w:val="-5"/>
           <w:sz w:val="20"/>
         </w:rPr>
@@ -1931,46 +1925,46 @@
         <w:rPr>
           <w:sz w:val="20"/>
         </w:rPr>
-        <w:t>enterprise</w:t>
-      </w:r>
-      <w:r>
-        <w:rPr>
-          <w:spacing w:val="-3"/>
-          <w:sz w:val="20"/>
-        </w:rPr>
-        <w:t xml:space="preserve"> </w:t>
-      </w:r>
-      <w:r>
-        <w:rPr>
-          <w:sz w:val="20"/>
-        </w:rPr>
-        <w:t>transformation,</w:t>
-      </w:r>
-      <w:r>
-        <w:rPr>
-          <w:spacing w:val="-3"/>
-          <w:sz w:val="20"/>
-        </w:rPr>
-        <w:t xml:space="preserve"> </w:t>
-      </w:r>
-      <w:r>
-        <w:rPr>
-          <w:sz w:val="20"/>
-        </w:rPr>
-        <w:t>integrating</w:t>
-      </w:r>
-      <w:r>
-        <w:rPr>
-          <w:spacing w:val="-4"/>
-          <w:sz w:val="20"/>
-        </w:rPr>
-        <w:t xml:space="preserve"> </w:t>
-      </w:r>
-      <w:r>
-        <w:rPr>
-          <w:sz w:val="20"/>
-        </w:rPr>
-        <w:t>AWS</w:t>
+        <w:t>transform</w:t>
+      </w:r>
+      <w:r>
+        <w:rPr>
+          <w:spacing w:val="-3"/>
+          <w:sz w:val="20"/>
+        </w:rPr>
+        <w:t xml:space="preserve"> </w:t>
+      </w:r>
+      <w:r>
+        <w:rPr>
+          <w:sz w:val="20"/>
+        </w:rPr>
+        <w:t>large</w:t>
+      </w:r>
+      <w:r>
+        <w:rPr>
+          <w:spacing w:val="-3"/>
+          <w:sz w:val="20"/>
+        </w:rPr>
+        <w:t xml:space="preserve"> </w:t>
+      </w:r>
+      <w:r>
+        <w:rPr>
+          <w:sz w:val="20"/>
+        </w:rPr>
+        <w:t>volumes</w:t>
+      </w:r>
+      <w:r>
+        <w:rPr>
+          <w:spacing w:val="-4"/>
+          <w:sz w:val="20"/>
+        </w:rPr>
+        <w:t xml:space="preserve"> </w:t>
+      </w:r>
+      <w:r>
+        <w:rPr>
+          <w:sz w:val="20"/>
+        </w:rPr>
+        <w:t>of</w:t>
       </w:r>
       <w:r>
         <w:rPr>
@@ -1983,20 +1977,20 @@
         <w:rPr>
           <w:sz w:val="20"/>
         </w:rPr>
-        <w:t>services</w:t>
-      </w:r>
-      <w:r>
-        <w:rPr>
-          <w:spacing w:val="-3"/>
-          <w:sz w:val="20"/>
-        </w:rPr>
-        <w:t xml:space="preserve"> </w:t>
-      </w:r>
-      <w:r>
-        <w:rPr>
-          <w:sz w:val="20"/>
-        </w:rPr>
-        <w:t>like S3, Glue, and Redshift to process and structure large-scale datasets.</w:t>
+        <w:t>structured</w:t>
+      </w:r>
+      <w:r>
+        <w:rPr>
+          <w:spacing w:val="-3"/>
+          <w:sz w:val="20"/>
+        </w:rPr>
+        <w:t xml:space="preserve"> </w:t>
+      </w:r>
+      <w:r>
+        <w:rPr>
+          <w:sz w:val="20"/>
+        </w:rPr>
+        <w:t>and unstructured data, ensuring compliance with governance standards in regulated environments.</w:t>
       </w:r>
     </w:p>
     <w:p>
@@ -2020,7 +2014,7 @@
         <w:rPr>
           <w:sz w:val="20"/>
         </w:rPr>
-        <w:t>Designed</w:t>
+        <w:t>Architected</w:t>
       </w:r>
       <w:r>
         <w:rPr>
@@ -2072,7 +2066,7 @@
         <w:rPr>
           <w:sz w:val="20"/>
         </w:rPr>
-        <w:t>pipelines</w:t>
+        <w:t>workflows</w:t>
       </w:r>
       <w:r>
         <w:rPr>
@@ -2085,20 +2079,20 @@
         <w:rPr>
           <w:sz w:val="20"/>
         </w:rPr>
-        <w:t>for</w:t>
-      </w:r>
-      <w:r>
-        <w:rPr>
-          <w:spacing w:val="-3"/>
-          <w:sz w:val="20"/>
-        </w:rPr>
-        <w:t xml:space="preserve"> </w:t>
-      </w:r>
-      <w:r>
-        <w:rPr>
-          <w:sz w:val="20"/>
-        </w:rPr>
-        <w:t>ingesting</w:t>
+        <w:t>using</w:t>
+      </w:r>
+      <w:r>
+        <w:rPr>
+          <w:spacing w:val="-3"/>
+          <w:sz w:val="20"/>
+        </w:rPr>
+        <w:t xml:space="preserve"> </w:t>
+      </w:r>
+      <w:r>
+        <w:rPr>
+          <w:sz w:val="20"/>
+        </w:rPr>
+        <w:t>Python</w:t>
       </w:r>
       <w:r>
         <w:rPr>
@@ -2124,46 +2118,46 @@
         <w:rPr>
           <w:sz w:val="20"/>
         </w:rPr>
-        <w:t>transforming</w:t>
-      </w:r>
-      <w:r>
-        <w:rPr>
-          <w:spacing w:val="-4"/>
-          <w:sz w:val="20"/>
-        </w:rPr>
-        <w:t xml:space="preserve"> </w:t>
-      </w:r>
-      <w:r>
-        <w:rPr>
-          <w:sz w:val="20"/>
-        </w:rPr>
-        <w:t>unstructured</w:t>
-      </w:r>
-      <w:r>
-        <w:rPr>
-          <w:spacing w:val="-4"/>
-          <w:sz w:val="20"/>
-        </w:rPr>
-        <w:t xml:space="preserve"> </w:t>
-      </w:r>
-      <w:r>
-        <w:rPr>
-          <w:sz w:val="20"/>
-        </w:rPr>
-        <w:t>business</w:t>
-      </w:r>
-      <w:r>
-        <w:rPr>
-          <w:spacing w:val="-4"/>
-          <w:sz w:val="20"/>
-        </w:rPr>
-        <w:t xml:space="preserve"> </w:t>
-      </w:r>
-      <w:r>
-        <w:rPr>
-          <w:sz w:val="20"/>
-        </w:rPr>
-        <w:t>documents into structured technical assets using Python and Apache Spark.</w:t>
+        <w:t>SQL</w:t>
+      </w:r>
+      <w:r>
+        <w:rPr>
+          <w:spacing w:val="-4"/>
+          <w:sz w:val="20"/>
+        </w:rPr>
+        <w:t xml:space="preserve"> </w:t>
+      </w:r>
+      <w:r>
+        <w:rPr>
+          <w:sz w:val="20"/>
+        </w:rPr>
+        <w:t>to</w:t>
+      </w:r>
+      <w:r>
+        <w:rPr>
+          <w:spacing w:val="-4"/>
+          <w:sz w:val="20"/>
+        </w:rPr>
+        <w:t xml:space="preserve"> </w:t>
+      </w:r>
+      <w:r>
+        <w:rPr>
+          <w:sz w:val="20"/>
+        </w:rPr>
+        <w:t>convert</w:t>
+      </w:r>
+      <w:r>
+        <w:rPr>
+          <w:spacing w:val="-4"/>
+          <w:sz w:val="20"/>
+        </w:rPr>
+        <w:t xml:space="preserve"> </w:t>
+      </w:r>
+      <w:r>
+        <w:rPr>
+          <w:sz w:val="20"/>
+        </w:rPr>
+        <w:t>business documents into structured technical assets, leveraging cloud-based data systems.</w:t>
       </w:r>
     </w:p>
     <w:p>
@@ -2226,46 +2220,46 @@
         <w:rPr>
           <w:sz w:val="20"/>
         </w:rPr>
+        <w:t>frameworks</w:t>
+      </w:r>
+      <w:r>
+        <w:rPr>
+          <w:spacing w:val="-3"/>
+          <w:sz w:val="20"/>
+        </w:rPr>
+        <w:t xml:space="preserve"> </w:t>
+      </w:r>
+      <w:r>
+        <w:rPr>
+          <w:sz w:val="20"/>
+        </w:rPr>
+        <w:t>and</w:t>
+      </w:r>
+      <w:r>
+        <w:rPr>
+          <w:spacing w:val="-6"/>
+          <w:sz w:val="20"/>
+        </w:rPr>
+        <w:t xml:space="preserve"> </w:t>
+      </w:r>
+      <w:r>
+        <w:rPr>
+          <w:sz w:val="20"/>
+        </w:rPr>
         <w:t>workflows</w:t>
       </w:r>
       <w:r>
         <w:rPr>
-          <w:spacing w:val="-3"/>
-          <w:sz w:val="20"/>
-        </w:rPr>
-        <w:t xml:space="preserve"> </w:t>
-      </w:r>
-      <w:r>
-        <w:rPr>
-          <w:sz w:val="20"/>
-        </w:rPr>
-        <w:t>leveraging</w:t>
-      </w:r>
-      <w:r>
-        <w:rPr>
-          <w:spacing w:val="-6"/>
-          <w:sz w:val="20"/>
-        </w:rPr>
-        <w:t xml:space="preserve"> </w:t>
-      </w:r>
-      <w:r>
-        <w:rPr>
-          <w:sz w:val="20"/>
-        </w:rPr>
-        <w:t>Airflow</w:t>
-      </w:r>
-      <w:r>
-        <w:rPr>
-          <w:spacing w:val="-4"/>
-          <w:sz w:val="20"/>
-        </w:rPr>
-        <w:t xml:space="preserve"> </w:t>
-      </w:r>
-      <w:r>
-        <w:rPr>
-          <w:sz w:val="20"/>
-        </w:rPr>
-        <w:t>and</w:t>
+          <w:spacing w:val="-4"/>
+          <w:sz w:val="20"/>
+        </w:rPr>
+        <w:t xml:space="preserve"> </w:t>
+      </w:r>
+      <w:r>
+        <w:rPr>
+          <w:sz w:val="20"/>
+        </w:rPr>
+        <w:t>aligned</w:t>
       </w:r>
       <w:r>
         <w:rPr>
@@ -2278,7 +2272,7 @@
         <w:rPr>
           <w:sz w:val="20"/>
         </w:rPr>
-        <w:t>cloud-native</w:t>
+        <w:t>with</w:t>
       </w:r>
       <w:r>
         <w:rPr>
@@ -2291,7 +2285,7 @@
         <w:rPr>
           <w:sz w:val="20"/>
         </w:rPr>
-        <w:t>tools,</w:t>
+        <w:t>enterprise</w:t>
       </w:r>
       <w:r>
         <w:rPr>
@@ -2304,7 +2298,7 @@
         <w:rPr>
           <w:sz w:val="20"/>
         </w:rPr>
-        <w:t>ensuring</w:t>
+        <w:t>cloud</w:t>
       </w:r>
       <w:r>
         <w:rPr>
@@ -2317,7 +2311,7 @@
         <w:rPr>
           <w:sz w:val="20"/>
         </w:rPr>
-        <w:t>compliance with governance and audit requirements in regulated environments.</w:t>
+        <w:t>architecture, utilizing tools like Apache Airflow to meet stringent industry requirements.</w:t>
       </w:r>
     </w:p>
     <w:p>
@@ -2341,20 +2335,20 @@
         <w:rPr>
           <w:sz w:val="20"/>
         </w:rPr>
-        <w:t>Built</w:t>
-      </w:r>
-      <w:r>
-        <w:rPr>
-          <w:spacing w:val="-4"/>
-          <w:sz w:val="20"/>
-        </w:rPr>
-        <w:t xml:space="preserve"> </w:t>
-      </w:r>
-      <w:r>
-        <w:rPr>
-          <w:sz w:val="20"/>
-        </w:rPr>
-        <w:t>robust</w:t>
+        <w:t>Designed</w:t>
+      </w:r>
+      <w:r>
+        <w:rPr>
+          <w:spacing w:val="-4"/>
+          <w:sz w:val="20"/>
+        </w:rPr>
+        <w:t xml:space="preserve"> </w:t>
+      </w:r>
+      <w:r>
+        <w:rPr>
+          <w:sz w:val="20"/>
+        </w:rPr>
+        <w:t>and</w:t>
       </w:r>
       <w:r>
         <w:rPr>
@@ -2367,11 +2361,24 @@
         <w:rPr>
           <w:sz w:val="20"/>
         </w:rPr>
+        <w:t>enforced</w:t>
+      </w:r>
+      <w:r>
+        <w:rPr>
+          <w:spacing w:val="-4"/>
+          <w:sz w:val="20"/>
+        </w:rPr>
+        <w:t xml:space="preserve"> </w:t>
+      </w:r>
+      <w:r>
+        <w:rPr>
+          <w:sz w:val="20"/>
+        </w:rPr>
         <w:t>data</w:t>
       </w:r>
       <w:r>
         <w:rPr>
-          <w:spacing w:val="-4"/>
+          <w:spacing w:val="-3"/>
           <w:sz w:val="20"/>
         </w:rPr>
         <w:t xml:space="preserve"> </w:t>
@@ -2384,29 +2391,16 @@
       </w:r>
       <w:r>
         <w:rPr>
-          <w:spacing w:val="-3"/>
-          <w:sz w:val="20"/>
-        </w:rPr>
-        <w:t xml:space="preserve"> </w:t>
-      </w:r>
-      <w:r>
-        <w:rPr>
-          <w:sz w:val="20"/>
-        </w:rPr>
-        <w:t>frameworks</w:t>
-      </w:r>
-      <w:r>
-        <w:rPr>
-          <w:spacing w:val="-4"/>
-          <w:sz w:val="20"/>
-        </w:rPr>
-        <w:t xml:space="preserve"> </w:t>
-      </w:r>
-      <w:r>
-        <w:rPr>
-          <w:sz w:val="20"/>
-        </w:rPr>
-        <w:t>to</w:t>
+          <w:spacing w:val="-4"/>
+          <w:sz w:val="20"/>
+        </w:rPr>
+        <w:t xml:space="preserve"> </w:t>
+      </w:r>
+      <w:r>
+        <w:rPr>
+          <w:sz w:val="20"/>
+        </w:rPr>
+        <w:t>and</w:t>
       </w:r>
       <w:r>
         <w:rPr>
@@ -2419,7 +2413,7 @@
         <w:rPr>
           <w:sz w:val="20"/>
         </w:rPr>
-        <w:t>ensure</w:t>
+        <w:t>governance</w:t>
       </w:r>
       <w:r>
         <w:rPr>
@@ -2432,59 +2426,59 @@
         <w:rPr>
           <w:sz w:val="20"/>
         </w:rPr>
-        <w:t>traceability</w:t>
-      </w:r>
-      <w:r>
-        <w:rPr>
-          <w:spacing w:val="-4"/>
-          <w:sz w:val="20"/>
-        </w:rPr>
-        <w:t xml:space="preserve"> </w:t>
-      </w:r>
-      <w:r>
-        <w:rPr>
-          <w:sz w:val="20"/>
-        </w:rPr>
-        <w:t>and</w:t>
-      </w:r>
-      <w:r>
-        <w:rPr>
-          <w:spacing w:val="-4"/>
-          <w:sz w:val="20"/>
-        </w:rPr>
-        <w:t xml:space="preserve"> </w:t>
-      </w:r>
-      <w:r>
-        <w:rPr>
-          <w:sz w:val="20"/>
-        </w:rPr>
-        <w:t>adherence</w:t>
-      </w:r>
-      <w:r>
-        <w:rPr>
-          <w:spacing w:val="-4"/>
-          <w:sz w:val="20"/>
-        </w:rPr>
-        <w:t xml:space="preserve"> </w:t>
-      </w:r>
-      <w:r>
-        <w:rPr>
-          <w:sz w:val="20"/>
-        </w:rPr>
-        <w:t>to</w:t>
-      </w:r>
-      <w:r>
-        <w:rPr>
-          <w:spacing w:val="-4"/>
-          <w:sz w:val="20"/>
-        </w:rPr>
-        <w:t xml:space="preserve"> </w:t>
-      </w:r>
-      <w:r>
-        <w:rPr>
-          <w:sz w:val="20"/>
-        </w:rPr>
-        <w:t>data modeling and warehousing best practices across all deliverables.</w:t>
+        <w:t>frameworks,</w:t>
+      </w:r>
+      <w:r>
+        <w:rPr>
+          <w:spacing w:val="-4"/>
+          <w:sz w:val="20"/>
+        </w:rPr>
+        <w:t xml:space="preserve"> </w:t>
+      </w:r>
+      <w:r>
+        <w:rPr>
+          <w:sz w:val="20"/>
+        </w:rPr>
+        <w:t>ensuring</w:t>
+      </w:r>
+      <w:r>
+        <w:rPr>
+          <w:spacing w:val="-4"/>
+          <w:sz w:val="20"/>
+        </w:rPr>
+        <w:t xml:space="preserve"> </w:t>
+      </w:r>
+      <w:r>
+        <w:rPr>
+          <w:sz w:val="20"/>
+        </w:rPr>
+        <w:t>audit</w:t>
+      </w:r>
+      <w:r>
+        <w:rPr>
+          <w:spacing w:val="-4"/>
+          <w:sz w:val="20"/>
+        </w:rPr>
+        <w:t xml:space="preserve"> </w:t>
+      </w:r>
+      <w:r>
+        <w:rPr>
+          <w:sz w:val="20"/>
+        </w:rPr>
+        <w:t>readiness</w:t>
+      </w:r>
+      <w:r>
+        <w:rPr>
+          <w:spacing w:val="-4"/>
+          <w:sz w:val="20"/>
+        </w:rPr>
+        <w:t xml:space="preserve"> </w:t>
+      </w:r>
+      <w:r>
+        <w:rPr>
+          <w:sz w:val="20"/>
+        </w:rPr>
+        <w:t>and adherence to data warehousing best practices.</w:t>
       </w:r>
     </w:p>
     <w:p>
@@ -2508,7 +2502,7 @@
         <w:rPr>
           <w:sz w:val="20"/>
         </w:rPr>
-        <w:t>Engineered</w:t>
+        <w:t>Built</w:t>
       </w:r>
       <w:r>
         <w:rPr>
@@ -2560,6 +2554,32 @@
         <w:rPr>
           <w:sz w:val="20"/>
         </w:rPr>
+        <w:t>and</w:t>
+      </w:r>
+      <w:r>
+        <w:rPr>
+          <w:spacing w:val="-4"/>
+          <w:sz w:val="20"/>
+        </w:rPr>
+        <w:t xml:space="preserve"> </w:t>
+      </w:r>
+      <w:r>
+        <w:rPr>
+          <w:sz w:val="20"/>
+        </w:rPr>
+        <w:t>processing</w:t>
+      </w:r>
+      <w:r>
+        <w:rPr>
+          <w:spacing w:val="-6"/>
+          <w:sz w:val="20"/>
+        </w:rPr>
+        <w:t xml:space="preserve"> </w:t>
+      </w:r>
+      <w:r>
+        <w:rPr>
+          <w:sz w:val="20"/>
+        </w:rPr>
         <w:t>mechanisms</w:t>
       </w:r>
       <w:r>
@@ -2577,6 +2597,45 @@
       </w:r>
       <w:r>
         <w:rPr>
+          <w:spacing w:val="-5"/>
+          <w:sz w:val="20"/>
+        </w:rPr>
+        <w:t xml:space="preserve"> </w:t>
+      </w:r>
+      <w:r>
+        <w:rPr>
+          <w:sz w:val="20"/>
+        </w:rPr>
+        <w:t>retrieval-augmented</w:t>
+      </w:r>
+      <w:r>
+        <w:rPr>
+          <w:spacing w:val="-2"/>
+          <w:sz w:val="20"/>
+        </w:rPr>
+        <w:t xml:space="preserve"> </w:t>
+      </w:r>
+      <w:r>
+        <w:rPr>
+          <w:sz w:val="20"/>
+        </w:rPr>
+        <w:t>generation</w:t>
+      </w:r>
+      <w:r>
+        <w:rPr>
+          <w:spacing w:val="-3"/>
+          <w:sz w:val="20"/>
+        </w:rPr>
+        <w:t xml:space="preserve"> </w:t>
+      </w:r>
+      <w:r>
+        <w:rPr>
+          <w:sz w:val="20"/>
+        </w:rPr>
+        <w:t>(RAG)</w:t>
+      </w:r>
+      <w:r>
+        <w:rPr>
           <w:spacing w:val="-6"/>
           <w:sz w:val="20"/>
         </w:rPr>
@@ -2586,75 +2645,10 @@
         <w:rPr>
           <w:sz w:val="20"/>
         </w:rPr>
-        <w:t>RAG</w:t>
-      </w:r>
-      <w:r>
-        <w:rPr>
-          <w:spacing w:val="-4"/>
-          <w:sz w:val="20"/>
-        </w:rPr>
-        <w:t xml:space="preserve"> </w:t>
-      </w:r>
-      <w:r>
-        <w:rPr>
-          <w:sz w:val="20"/>
-        </w:rPr>
         <w:t>architectures</w:t>
       </w:r>
       <w:r>
         <w:rPr>
-          <w:spacing w:val="-5"/>
-          <w:sz w:val="20"/>
-        </w:rPr>
-        <w:t xml:space="preserve"> </w:t>
-      </w:r>
-      <w:r>
-        <w:rPr>
-          <w:sz w:val="20"/>
-        </w:rPr>
-        <w:t>and</w:t>
-      </w:r>
-      <w:r>
-        <w:rPr>
-          <w:spacing w:val="-2"/>
-          <w:sz w:val="20"/>
-        </w:rPr>
-        <w:t xml:space="preserve"> </w:t>
-      </w:r>
-      <w:r>
-        <w:rPr>
-          <w:sz w:val="20"/>
-        </w:rPr>
-        <w:t>streaming</w:t>
-      </w:r>
-      <w:r>
-        <w:rPr>
-          <w:spacing w:val="-3"/>
-          <w:sz w:val="20"/>
-        </w:rPr>
-        <w:t xml:space="preserve"> </w:t>
-      </w:r>
-      <w:r>
-        <w:rPr>
-          <w:sz w:val="20"/>
-        </w:rPr>
-        <w:t>data</w:t>
-      </w:r>
-      <w:r>
-        <w:rPr>
-          <w:spacing w:val="-6"/>
-          <w:sz w:val="20"/>
-        </w:rPr>
-        <w:t xml:space="preserve"> </w:t>
-      </w:r>
-      <w:r>
-        <w:rPr>
-          <w:sz w:val="20"/>
-        </w:rPr>
-        <w:t>systems</w:t>
-      </w:r>
-      <w:r>
-        <w:rPr>
           <w:spacing w:val="-3"/>
           <w:sz w:val="20"/>
         </w:rPr>
@@ -2677,7 +2671,7 @@
         <w:rPr>
           <w:sz w:val="20"/>
         </w:rPr>
-        <w:t>ensure accurate and domain-specific outputs.</w:t>
+        <w:t>support domain-specific analytics.</w:t>
       </w:r>
     </w:p>
     <w:p>
@@ -2740,6 +2734,32 @@
         <w:rPr>
           <w:sz w:val="20"/>
         </w:rPr>
+        <w:t>teams</w:t>
+      </w:r>
+      <w:r>
+        <w:rPr>
+          <w:spacing w:val="-3"/>
+          <w:sz w:val="20"/>
+        </w:rPr>
+        <w:t xml:space="preserve"> </w:t>
+      </w:r>
+      <w:r>
+        <w:rPr>
+          <w:sz w:val="20"/>
+        </w:rPr>
+        <w:t>and</w:t>
+      </w:r>
+      <w:r>
+        <w:rPr>
+          <w:spacing w:val="-5"/>
+          <w:sz w:val="20"/>
+        </w:rPr>
+        <w:t xml:space="preserve"> </w:t>
+      </w:r>
+      <w:r>
+        <w:rPr>
+          <w:sz w:val="20"/>
+        </w:rPr>
         <w:t>stakeholders</w:t>
       </w:r>
       <w:r>
@@ -2757,6 +2777,58 @@
       </w:r>
       <w:r>
         <w:rPr>
+          <w:spacing w:val="-3"/>
+          <w:sz w:val="20"/>
+        </w:rPr>
+        <w:t xml:space="preserve"> </w:t>
+      </w:r>
+      <w:r>
+        <w:rPr>
+          <w:sz w:val="20"/>
+        </w:rPr>
+        <w:t>validate</w:t>
+      </w:r>
+      <w:r>
+        <w:rPr>
+          <w:spacing w:val="-3"/>
+          <w:sz w:val="20"/>
+        </w:rPr>
+        <w:t xml:space="preserve"> </w:t>
+      </w:r>
+      <w:r>
+        <w:rPr>
+          <w:sz w:val="20"/>
+        </w:rPr>
+        <w:t>data</w:t>
+      </w:r>
+      <w:r>
+        <w:rPr>
+          <w:spacing w:val="-3"/>
+          <w:sz w:val="20"/>
+        </w:rPr>
+        <w:t xml:space="preserve"> </w:t>
+      </w:r>
+      <w:r>
+        <w:rPr>
+          <w:sz w:val="20"/>
+        </w:rPr>
+        <w:t>workflows,</w:t>
+      </w:r>
+      <w:r>
+        <w:rPr>
+          <w:spacing w:val="-4"/>
+          <w:sz w:val="20"/>
+        </w:rPr>
+        <w:t xml:space="preserve"> </w:t>
+      </w:r>
+      <w:r>
+        <w:rPr>
+          <w:sz w:val="20"/>
+        </w:rPr>
+        <w:t>ensuring</w:t>
+      </w:r>
+      <w:r>
+        <w:rPr>
           <w:spacing w:val="-5"/>
           <w:sz w:val="20"/>
         </w:rPr>
@@ -2766,85 +2838,7 @@
         <w:rPr>
           <w:sz w:val="20"/>
         </w:rPr>
-        <w:t>validate</w:t>
-      </w:r>
-      <w:r>
-        <w:rPr>
-          <w:spacing w:val="-3"/>
-          <w:sz w:val="20"/>
-        </w:rPr>
-        <w:t xml:space="preserve"> </w:t>
-      </w:r>
-      <w:r>
-        <w:rPr>
-          <w:sz w:val="20"/>
-        </w:rPr>
-        <w:t>data</w:t>
-      </w:r>
-      <w:r>
-        <w:rPr>
-          <w:spacing w:val="-3"/>
-          <w:sz w:val="20"/>
-        </w:rPr>
-        <w:t xml:space="preserve"> </w:t>
-      </w:r>
-      <w:r>
-        <w:rPr>
-          <w:sz w:val="20"/>
-        </w:rPr>
-        <w:t>workflows</w:t>
-      </w:r>
-      <w:r>
-        <w:rPr>
-          <w:spacing w:val="-3"/>
-          <w:sz w:val="20"/>
-        </w:rPr>
-        <w:t xml:space="preserve"> </w:t>
-      </w:r>
-      <w:r>
-        <w:rPr>
-          <w:sz w:val="20"/>
-        </w:rPr>
-        <w:t>and</w:t>
-      </w:r>
-      <w:r>
-        <w:rPr>
-          <w:spacing w:val="-3"/>
-          <w:sz w:val="20"/>
-        </w:rPr>
-        <w:t xml:space="preserve"> </w:t>
-      </w:r>
-      <w:r>
-        <w:rPr>
-          <w:sz w:val="20"/>
-        </w:rPr>
-        <w:t>optimize</w:t>
-      </w:r>
-      <w:r>
-        <w:rPr>
-          <w:spacing w:val="-4"/>
-          <w:sz w:val="20"/>
-        </w:rPr>
-        <w:t xml:space="preserve"> </w:t>
-      </w:r>
-      <w:r>
-        <w:rPr>
-          <w:sz w:val="20"/>
-        </w:rPr>
-        <w:t>adoption</w:t>
-      </w:r>
-      <w:r>
-        <w:rPr>
-          <w:spacing w:val="-5"/>
-          <w:sz w:val="20"/>
-        </w:rPr>
-        <w:t xml:space="preserve"> </w:t>
-      </w:r>
-      <w:r>
-        <w:rPr>
-          <w:sz w:val="20"/>
-        </w:rPr>
-        <w:t>of</w:t>
+        <w:t>accurate</w:t>
       </w:r>
       <w:r>
         <w:rPr>
@@ -2857,7 +2851,7 @@
         <w:rPr>
           <w:sz w:val="20"/>
         </w:rPr>
-        <w:t>data-driven insights in production environments.</w:t>
+        <w:t>and reliable outputs for production use cases.</w:t>
       </w:r>
     </w:p>
     <w:p>
@@ -3115,11 +3109,37 @@
         <w:rPr>
           <w:sz w:val="20"/>
         </w:rPr>
+        <w:t>and</w:t>
+      </w:r>
+      <w:r>
+        <w:rPr>
+          <w:spacing w:val="-4"/>
+          <w:sz w:val="20"/>
+        </w:rPr>
+        <w:t xml:space="preserve"> </w:t>
+      </w:r>
+      <w:r>
+        <w:rPr>
+          <w:sz w:val="20"/>
+        </w:rPr>
+        <w:t>data</w:t>
+      </w:r>
+      <w:r>
+        <w:rPr>
+          <w:spacing w:val="-4"/>
+          <w:sz w:val="20"/>
+        </w:rPr>
+        <w:t xml:space="preserve"> </w:t>
+      </w:r>
+      <w:r>
+        <w:rPr>
+          <w:sz w:val="20"/>
+        </w:rPr>
         <w:t>solutions</w:t>
       </w:r>
       <w:r>
         <w:rPr>
-          <w:spacing w:val="-4"/>
+          <w:spacing w:val="-3"/>
           <w:sz w:val="20"/>
         </w:rPr>
         <w:t xml:space="preserve"> </w:t>
@@ -3132,7 +3152,7 @@
       </w:r>
       <w:r>
         <w:rPr>
-          <w:spacing w:val="-4"/>
+          <w:spacing w:val="-2"/>
           <w:sz w:val="20"/>
         </w:rPr>
         <w:t xml:space="preserve"> </w:t>
@@ -3145,7 +3165,7 @@
       </w:r>
       <w:r>
         <w:rPr>
-          <w:spacing w:val="-3"/>
+          <w:spacing w:val="-5"/>
           <w:sz w:val="20"/>
         </w:rPr>
         <w:t xml:space="preserve"> </w:t>
@@ -3158,6 +3178,45 @@
       </w:r>
       <w:r>
         <w:rPr>
+          <w:spacing w:val="-3"/>
+          <w:sz w:val="20"/>
+        </w:rPr>
+        <w:t xml:space="preserve"> </w:t>
+      </w:r>
+      <w:r>
+        <w:rPr>
+          <w:sz w:val="20"/>
+        </w:rPr>
+        <w:t>and</w:t>
+      </w:r>
+      <w:r>
+        <w:rPr>
+          <w:spacing w:val="-3"/>
+          <w:sz w:val="20"/>
+        </w:rPr>
+        <w:t xml:space="preserve"> </w:t>
+      </w:r>
+      <w:r>
+        <w:rPr>
+          <w:sz w:val="20"/>
+        </w:rPr>
+        <w:t>GCP,</w:t>
+      </w:r>
+      <w:r>
+        <w:rPr>
+          <w:spacing w:val="-3"/>
+          <w:sz w:val="20"/>
+        </w:rPr>
+        <w:t xml:space="preserve"> </w:t>
+      </w:r>
+      <w:r>
+        <w:rPr>
+          <w:sz w:val="20"/>
+        </w:rPr>
+        <w:t>addressing</w:t>
+      </w:r>
+      <w:r>
+        <w:rPr>
           <w:spacing w:val="-2"/>
           <w:sz w:val="20"/>
         </w:rPr>
@@ -3167,72 +3226,7 @@
         <w:rPr>
           <w:sz w:val="20"/>
         </w:rPr>
-        <w:t>and</w:t>
-      </w:r>
-      <w:r>
-        <w:rPr>
-          <w:spacing w:val="-5"/>
-          <w:sz w:val="20"/>
-        </w:rPr>
-        <w:t xml:space="preserve"> </w:t>
-      </w:r>
-      <w:r>
-        <w:rPr>
-          <w:sz w:val="20"/>
-        </w:rPr>
-        <w:t>GCP,</w:t>
-      </w:r>
-      <w:r>
-        <w:rPr>
-          <w:spacing w:val="-3"/>
-          <w:sz w:val="20"/>
-        </w:rPr>
-        <w:t xml:space="preserve"> </w:t>
-      </w:r>
-      <w:r>
-        <w:rPr>
-          <w:sz w:val="20"/>
-        </w:rPr>
-        <w:t>addressing</w:t>
-      </w:r>
-      <w:r>
-        <w:rPr>
-          <w:spacing w:val="-3"/>
-          <w:sz w:val="20"/>
-        </w:rPr>
-        <w:t xml:space="preserve"> </w:t>
-      </w:r>
-      <w:r>
-        <w:rPr>
-          <w:sz w:val="20"/>
-        </w:rPr>
-        <w:t>complex</w:t>
-      </w:r>
-      <w:r>
-        <w:rPr>
-          <w:spacing w:val="-3"/>
-          <w:sz w:val="20"/>
-        </w:rPr>
-        <w:t xml:space="preserve"> </w:t>
-      </w:r>
-      <w:r>
-        <w:rPr>
-          <w:sz w:val="20"/>
-        </w:rPr>
-        <w:t>business</w:t>
-      </w:r>
-      <w:r>
-        <w:rPr>
-          <w:spacing w:val="-2"/>
-          <w:sz w:val="20"/>
-        </w:rPr>
-        <w:t xml:space="preserve"> </w:t>
-      </w:r>
-      <w:r>
-        <w:rPr>
-          <w:sz w:val="20"/>
-        </w:rPr>
-        <w:t>data challenges for enterprise clients.</w:t>
+        <w:t>complex business data challenges for enterprise clients.</w:t>
       </w:r>
     </w:p>
     <w:p>
@@ -3321,20 +3315,20 @@
         <w:rPr>
           <w:sz w:val="20"/>
         </w:rPr>
-        <w:t>using</w:t>
-      </w:r>
-      <w:r>
-        <w:rPr>
-          <w:spacing w:val="-3"/>
-          <w:sz w:val="20"/>
-        </w:rPr>
-        <w:t xml:space="preserve"> </w:t>
-      </w:r>
-      <w:r>
-        <w:rPr>
-          <w:sz w:val="20"/>
-        </w:rPr>
-        <w:t>ETL/ELT</w:t>
+        <w:t>leveraging</w:t>
+      </w:r>
+      <w:r>
+        <w:rPr>
+          <w:spacing w:val="-3"/>
+          <w:sz w:val="20"/>
+        </w:rPr>
+        <w:t xml:space="preserve"> </w:t>
+      </w:r>
+      <w:r>
+        <w:rPr>
+          <w:sz w:val="20"/>
+        </w:rPr>
+        <w:t>AWS</w:t>
       </w:r>
       <w:r>
         <w:rPr>
@@ -3347,20 +3341,20 @@
         <w:rPr>
           <w:sz w:val="20"/>
         </w:rPr>
-        <w:t>workflows,</w:t>
-      </w:r>
-      <w:r>
-        <w:rPr>
-          <w:spacing w:val="-3"/>
-          <w:sz w:val="20"/>
-        </w:rPr>
-        <w:t xml:space="preserve"> </w:t>
-      </w:r>
-      <w:r>
-        <w:rPr>
-          <w:sz w:val="20"/>
-        </w:rPr>
-        <w:t>integrating</w:t>
+        <w:t>services</w:t>
+      </w:r>
+      <w:r>
+        <w:rPr>
+          <w:spacing w:val="-3"/>
+          <w:sz w:val="20"/>
+        </w:rPr>
+        <w:t xml:space="preserve"> </w:t>
+      </w:r>
+      <w:r>
+        <w:rPr>
+          <w:sz w:val="20"/>
+        </w:rPr>
+        <w:t>like</w:t>
       </w:r>
       <w:r>
         <w:rPr>
@@ -3373,7 +3367,7 @@
         <w:rPr>
           <w:sz w:val="20"/>
         </w:rPr>
-        <w:t>seamlessly</w:t>
+        <w:t>Glue,</w:t>
       </w:r>
       <w:r>
         <w:rPr>
@@ -3386,20 +3380,20 @@
         <w:rPr>
           <w:sz w:val="20"/>
         </w:rPr>
-        <w:t>with</w:t>
-      </w:r>
-      <w:r>
-        <w:rPr>
-          <w:spacing w:val="-3"/>
-          <w:sz w:val="20"/>
-        </w:rPr>
-        <w:t xml:space="preserve"> </w:t>
-      </w:r>
-      <w:r>
-        <w:rPr>
-          <w:sz w:val="20"/>
-        </w:rPr>
-        <w:t>enterprise</w:t>
+        <w:t>S3,</w:t>
+      </w:r>
+      <w:r>
+        <w:rPr>
+          <w:spacing w:val="-3"/>
+          <w:sz w:val="20"/>
+        </w:rPr>
+        <w:t xml:space="preserve"> </w:t>
+      </w:r>
+      <w:r>
+        <w:rPr>
+          <w:sz w:val="20"/>
+        </w:rPr>
+        <w:t>and</w:t>
       </w:r>
       <w:r>
         <w:rPr>
@@ -3412,20 +3406,20 @@
         <w:rPr>
           <w:sz w:val="20"/>
         </w:rPr>
-        <w:t>data</w:t>
-      </w:r>
-      <w:r>
-        <w:rPr>
-          <w:spacing w:val="-3"/>
-          <w:sz w:val="20"/>
-        </w:rPr>
-        <w:t xml:space="preserve"> </w:t>
-      </w:r>
-      <w:r>
-        <w:rPr>
-          <w:sz w:val="20"/>
-        </w:rPr>
-        <w:t>ecosystems and optimizing performance.</w:t>
+        <w:t>Lambda,</w:t>
+      </w:r>
+      <w:r>
+        <w:rPr>
+          <w:spacing w:val="-3"/>
+          <w:sz w:val="20"/>
+        </w:rPr>
+        <w:t xml:space="preserve"> </w:t>
+      </w:r>
+      <w:r>
+        <w:rPr>
+          <w:sz w:val="20"/>
+        </w:rPr>
+        <w:t>ensuring seamless integration with enterprise data ecosystems.</w:t>
       </w:r>
     </w:p>
     <w:p>
@@ -3462,11 +3456,76 @@
         <w:rPr>
           <w:sz w:val="20"/>
         </w:rPr>
+        <w:t>and</w:t>
+      </w:r>
+      <w:r>
+        <w:rPr>
+          <w:spacing w:val="-4"/>
+          <w:sz w:val="20"/>
+        </w:rPr>
+        <w:t xml:space="preserve"> </w:t>
+      </w:r>
+      <w:r>
+        <w:rPr>
+          <w:sz w:val="20"/>
+        </w:rPr>
+        <w:t>optimized</w:t>
+      </w:r>
+      <w:r>
+        <w:rPr>
+          <w:spacing w:val="-4"/>
+          <w:sz w:val="20"/>
+        </w:rPr>
+        <w:t xml:space="preserve"> </w:t>
+      </w:r>
+      <w:r>
+        <w:rPr>
+          <w:sz w:val="20"/>
+        </w:rPr>
+        <w:t>ETL/ELT</w:t>
+      </w:r>
+      <w:r>
+        <w:rPr>
+          <w:spacing w:val="-6"/>
+          <w:sz w:val="20"/>
+        </w:rPr>
+        <w:t xml:space="preserve"> </w:t>
+      </w:r>
+      <w:r>
+        <w:rPr>
+          <w:sz w:val="20"/>
+        </w:rPr>
+        <w:t>workflows</w:t>
+      </w:r>
+      <w:r>
+        <w:rPr>
+          <w:spacing w:val="-4"/>
+          <w:sz w:val="20"/>
+        </w:rPr>
+        <w:t xml:space="preserve"> </w:t>
+      </w:r>
+      <w:r>
+        <w:rPr>
+          <w:sz w:val="20"/>
+        </w:rPr>
+        <w:t>and</w:t>
+      </w:r>
+      <w:r>
+        <w:rPr>
+          <w:spacing w:val="-4"/>
+          <w:sz w:val="20"/>
+        </w:rPr>
+        <w:t xml:space="preserve"> </w:t>
+      </w:r>
+      <w:r>
+        <w:rPr>
+          <w:sz w:val="20"/>
+        </w:rPr>
         <w:t>real-time</w:t>
       </w:r>
       <w:r>
         <w:rPr>
-          <w:spacing w:val="-4"/>
+          <w:spacing w:val="-2"/>
           <w:sz w:val="20"/>
         </w:rPr>
         <w:t xml:space="preserve"> </w:t>
@@ -3479,7 +3538,7 @@
       </w:r>
       <w:r>
         <w:rPr>
-          <w:spacing w:val="-4"/>
+          <w:spacing w:val="-6"/>
           <w:sz w:val="20"/>
         </w:rPr>
         <w:t xml:space="preserve"> </w:t>
@@ -3492,7 +3551,7 @@
       </w:r>
       <w:r>
         <w:rPr>
-          <w:spacing w:val="-6"/>
+          <w:spacing w:val="-5"/>
           <w:sz w:val="20"/>
         </w:rPr>
         <w:t xml:space="preserve"> </w:t>
@@ -3514,85 +3573,20 @@
         <w:rPr>
           <w:sz w:val="20"/>
         </w:rPr>
-        <w:t>leveraging</w:t>
-      </w:r>
-      <w:r>
-        <w:rPr>
-          <w:spacing w:val="-4"/>
-          <w:sz w:val="20"/>
-        </w:rPr>
-        <w:t xml:space="preserve"> </w:t>
-      </w:r>
-      <w:r>
-        <w:rPr>
-          <w:sz w:val="20"/>
-        </w:rPr>
-        <w:t>tools</w:t>
-      </w:r>
-      <w:r>
-        <w:rPr>
-          <w:spacing w:val="-2"/>
-          <w:sz w:val="20"/>
-        </w:rPr>
-        <w:t xml:space="preserve"> </w:t>
-      </w:r>
-      <w:r>
-        <w:rPr>
-          <w:sz w:val="20"/>
-        </w:rPr>
-        <w:t>like</w:t>
-      </w:r>
-      <w:r>
-        <w:rPr>
-          <w:spacing w:val="-6"/>
-          <w:sz w:val="20"/>
-        </w:rPr>
-        <w:t xml:space="preserve"> </w:t>
-      </w:r>
-      <w:r>
-        <w:rPr>
-          <w:sz w:val="20"/>
-        </w:rPr>
-        <w:t>Apache</w:t>
-      </w:r>
-      <w:r>
-        <w:rPr>
-          <w:spacing w:val="-5"/>
-          <w:sz w:val="20"/>
-        </w:rPr>
-        <w:t xml:space="preserve"> </w:t>
-      </w:r>
-      <w:r>
-        <w:rPr>
-          <w:sz w:val="20"/>
-        </w:rPr>
-        <w:t>Kafka</w:t>
-      </w:r>
-      <w:r>
-        <w:rPr>
-          <w:spacing w:val="-4"/>
-          <w:sz w:val="20"/>
-        </w:rPr>
-        <w:t xml:space="preserve"> </w:t>
-      </w:r>
-      <w:r>
-        <w:rPr>
-          <w:sz w:val="20"/>
-        </w:rPr>
-        <w:t>and</w:t>
-      </w:r>
-      <w:r>
-        <w:rPr>
-          <w:spacing w:val="-4"/>
-          <w:sz w:val="20"/>
-        </w:rPr>
-        <w:t xml:space="preserve"> </w:t>
-      </w:r>
-      <w:r>
-        <w:rPr>
-          <w:sz w:val="20"/>
-        </w:rPr>
-        <w:t>applied best practices in data modeling and warehousing.</w:t>
+        <w:t>using</w:t>
+      </w:r>
+      <w:r>
+        <w:rPr>
+          <w:spacing w:val="-4"/>
+          <w:sz w:val="20"/>
+        </w:rPr>
+        <w:t xml:space="preserve"> </w:t>
+      </w:r>
+      <w:r>
+        <w:rPr>
+          <w:sz w:val="20"/>
+        </w:rPr>
+        <w:t>Apache Spark and Kafka for efficient data migration and processing.</w:t>
       </w:r>
     </w:p>
     <w:p>
@@ -3655,7 +3649,7 @@
         <w:rPr>
           <w:sz w:val="20"/>
         </w:rPr>
-        <w:t>during</w:t>
+        <w:t>in</w:t>
       </w:r>
       <w:r>
         <w:rPr>
@@ -3733,7 +3727,7 @@
         <w:rPr>
           <w:sz w:val="20"/>
         </w:rPr>
-        <w:t>infrastructure,</w:t>
+        <w:t>infrastructure</w:t>
       </w:r>
       <w:r>
         <w:rPr>
@@ -3746,23 +3740,23 @@
         <w:rPr>
           <w:sz w:val="20"/>
         </w:rPr>
+        <w:t>and</w:t>
+      </w:r>
+      <w:r>
+        <w:rPr>
+          <w:spacing w:val="-5"/>
+          <w:sz w:val="20"/>
+        </w:rPr>
+        <w:t xml:space="preserve"> </w:t>
+      </w:r>
+      <w:r>
+        <w:rPr>
+          <w:sz w:val="20"/>
+        </w:rPr>
         <w:t>data</w:t>
       </w:r>
       <w:r>
         <w:rPr>
-          <w:spacing w:val="-5"/>
-          <w:sz w:val="20"/>
-        </w:rPr>
-        <w:t xml:space="preserve"> </w:t>
-      </w:r>
-      <w:r>
-        <w:rPr>
-          <w:sz w:val="20"/>
-        </w:rPr>
-        <w:t>architecture</w:t>
-      </w:r>
-      <w:r>
-        <w:rPr>
           <w:spacing w:val="-2"/>
           <w:sz w:val="20"/>
         </w:rPr>
@@ -3772,7 +3766,7 @@
         <w:rPr>
           <w:sz w:val="20"/>
         </w:rPr>
-        <w:t>roadmaps, and automation strategies.</w:t>
+        <w:t>architecture strategies with business objectives.</w:t>
       </w:r>
     </w:p>
     <w:p>
@@ -3809,11 +3803,37 @@
         <w:rPr>
           <w:sz w:val="20"/>
         </w:rPr>
+        <w:t>compliance</w:t>
+      </w:r>
+      <w:r>
+        <w:rPr>
+          <w:spacing w:val="-3"/>
+          <w:sz w:val="20"/>
+        </w:rPr>
+        <w:t xml:space="preserve"> </w:t>
+      </w:r>
+      <w:r>
+        <w:rPr>
+          <w:sz w:val="20"/>
+        </w:rPr>
+        <w:t>with</w:t>
+      </w:r>
+      <w:r>
+        <w:rPr>
+          <w:spacing w:val="-3"/>
+          <w:sz w:val="20"/>
+        </w:rPr>
+        <w:t xml:space="preserve"> </w:t>
+      </w:r>
+      <w:r>
+        <w:rPr>
+          <w:sz w:val="20"/>
+        </w:rPr>
         <w:t>security</w:t>
       </w:r>
       <w:r>
         <w:rPr>
-          <w:spacing w:val="-3"/>
+          <w:spacing w:val="-4"/>
           <w:sz w:val="20"/>
         </w:rPr>
         <w:t xml:space="preserve"> </w:t>
@@ -3826,7 +3846,7 @@
       </w:r>
       <w:r>
         <w:rPr>
-          <w:spacing w:val="-3"/>
+          <w:spacing w:val="-5"/>
           <w:sz w:val="20"/>
         </w:rPr>
         <w:t xml:space="preserve"> </w:t>
@@ -3839,7 +3859,7 @@
       </w:r>
       <w:r>
         <w:rPr>
-          <w:spacing w:val="-4"/>
+          <w:spacing w:val="-2"/>
           <w:sz w:val="20"/>
         </w:rPr>
         <w:t xml:space="preserve"> </w:t>
@@ -3852,7 +3872,7 @@
       </w:r>
       <w:r>
         <w:rPr>
-          <w:spacing w:val="-5"/>
+          <w:spacing w:val="-4"/>
           <w:sz w:val="20"/>
         </w:rPr>
         <w:t xml:space="preserve"> </w:t>
@@ -3865,6 +3885,32 @@
       </w:r>
       <w:r>
         <w:rPr>
+          <w:spacing w:val="-3"/>
+          <w:sz w:val="20"/>
+        </w:rPr>
+        <w:t xml:space="preserve"> </w:t>
+      </w:r>
+      <w:r>
+        <w:rPr>
+          <w:sz w:val="20"/>
+        </w:rPr>
+        <w:t>cloud</w:t>
+      </w:r>
+      <w:r>
+        <w:rPr>
+          <w:spacing w:val="-6"/>
+          <w:sz w:val="20"/>
+        </w:rPr>
+        <w:t xml:space="preserve"> </w:t>
+      </w:r>
+      <w:r>
+        <w:rPr>
+          <w:sz w:val="20"/>
+        </w:rPr>
+        <w:t>data</w:t>
+      </w:r>
+      <w:r>
+        <w:rPr>
           <w:spacing w:val="-2"/>
           <w:sz w:val="20"/>
         </w:rPr>
@@ -3874,37 +3920,11 @@
         <w:rPr>
           <w:sz w:val="20"/>
         </w:rPr>
-        <w:t>cloud</w:t>
-      </w:r>
-      <w:r>
-        <w:rPr>
-          <w:spacing w:val="-4"/>
-          <w:sz w:val="20"/>
-        </w:rPr>
-        <w:t xml:space="preserve"> </w:t>
-      </w:r>
-      <w:r>
-        <w:rPr>
-          <w:sz w:val="20"/>
-        </w:rPr>
-        <w:t>data</w:t>
-      </w:r>
-      <w:r>
-        <w:rPr>
-          <w:spacing w:val="-3"/>
-          <w:sz w:val="20"/>
-        </w:rPr>
-        <w:t xml:space="preserve"> </w:t>
-      </w:r>
-      <w:r>
-        <w:rPr>
-          <w:sz w:val="20"/>
-        </w:rPr>
         <w:t>deployments,</w:t>
       </w:r>
       <w:r>
         <w:rPr>
-          <w:spacing w:val="-6"/>
+          <w:spacing w:val="-4"/>
           <w:sz w:val="20"/>
         </w:rPr>
         <w:t xml:space="preserve"> </w:t>
@@ -3917,42 +3937,16 @@
       </w:r>
       <w:r>
         <w:rPr>
-          <w:spacing w:val="-2"/>
-          <w:sz w:val="20"/>
-        </w:rPr>
-        <w:t xml:space="preserve"> </w:t>
-      </w:r>
-      <w:r>
-        <w:rPr>
-          <w:sz w:val="20"/>
-        </w:rPr>
-        <w:t>operational</w:t>
-      </w:r>
-      <w:r>
-        <w:rPr>
-          <w:spacing w:val="-4"/>
-          <w:sz w:val="20"/>
-        </w:rPr>
-        <w:t xml:space="preserve"> </w:t>
-      </w:r>
-      <w:r>
-        <w:rPr>
-          <w:sz w:val="20"/>
-        </w:rPr>
-        <w:t>overhead</w:t>
-      </w:r>
-      <w:r>
-        <w:rPr>
-          <w:spacing w:val="-3"/>
-          <w:sz w:val="20"/>
-        </w:rPr>
-        <w:t xml:space="preserve"> </w:t>
-      </w:r>
-      <w:r>
-        <w:rPr>
-          <w:sz w:val="20"/>
-        </w:rPr>
-        <w:t>through automation and optimization.</w:t>
+          <w:spacing w:val="-3"/>
+          <w:sz w:val="20"/>
+        </w:rPr>
+        <w:t xml:space="preserve"> </w:t>
+      </w:r>
+      <w:r>
+        <w:rPr>
+          <w:sz w:val="20"/>
+        </w:rPr>
+        <w:t>manual operational overhead by automating processes.</w:t>
       </w:r>
     </w:p>
     <w:p>
@@ -4070,11 +4064,10 @@
         <w:rPr>
           <w:spacing w:val="-8"/>
         </w:rPr>
-        <w:t xml:space="preserve"> </w:t>
-      </w:r>
-      <w:r>
-        <w:rPr/>
-        <w:t>Senior</w:t>
+        <w:t>Senior Data &amp; ML Engineer</w:t>
+      </w:r>
+      <w:r>
+        <w:rPr/>
       </w:r>
       <w:r>
         <w:rPr>
@@ -4085,7 +4078,6 @@
         <w:rPr>
           <w:spacing w:val="-2"/>
         </w:rPr>
-        <w:t>Data &amp; ML Engineer</w:t>
       </w:r>
     </w:p>
     <w:p>
@@ -4239,7 +4231,7 @@
         <w:rPr>
           <w:sz w:val="20"/>
         </w:rPr>
-        <w:t>processing</w:t>
+        <w:t>ingesting,</w:t>
       </w:r>
       <w:r>
         <w:rPr>
@@ -4252,7 +4244,7 @@
         <w:rPr>
           <w:sz w:val="20"/>
         </w:rPr>
-        <w:t>and</w:t>
+        <w:t>transforming,</w:t>
       </w:r>
       <w:r>
         <w:rPr>
@@ -4265,7 +4257,7 @@
         <w:rPr>
           <w:sz w:val="20"/>
         </w:rPr>
-        <w:t>transforming over 2TB of enterprise data.</w:t>
+        <w:t>and validating over 2TB of enterprise data.</w:t>
       </w:r>
     </w:p>
     <w:p>
@@ -4289,7 +4281,98 @@
         <w:rPr>
           <w:sz w:val="20"/>
         </w:rPr>
-        <w:t>Designed</w:t>
+        <w:t>Implemented</w:t>
+      </w:r>
+      <w:r>
+        <w:rPr>
+          <w:spacing w:val="-4"/>
+          <w:sz w:val="20"/>
+        </w:rPr>
+        <w:t xml:space="preserve"> </w:t>
+      </w:r>
+      <w:r>
+        <w:rPr>
+          <w:sz w:val="20"/>
+        </w:rPr>
+        <w:t>real-time</w:t>
+      </w:r>
+      <w:r>
+        <w:rPr>
+          <w:spacing w:val="-4"/>
+          <w:sz w:val="20"/>
+        </w:rPr>
+        <w:t xml:space="preserve"> </w:t>
+      </w:r>
+      <w:r>
+        <w:rPr>
+          <w:sz w:val="20"/>
+        </w:rPr>
+        <w:t>streaming</w:t>
+      </w:r>
+      <w:r>
+        <w:rPr>
+          <w:spacing w:val="-5"/>
+          <w:sz w:val="20"/>
+        </w:rPr>
+        <w:t xml:space="preserve"> </w:t>
+      </w:r>
+      <w:r>
+        <w:rPr>
+          <w:sz w:val="20"/>
+        </w:rPr>
+        <w:t>data</w:t>
+      </w:r>
+      <w:r>
+        <w:rPr>
+          <w:spacing w:val="-3"/>
+          <w:sz w:val="20"/>
+        </w:rPr>
+        <w:t xml:space="preserve"> </w:t>
+      </w:r>
+      <w:r>
+        <w:rPr>
+          <w:sz w:val="20"/>
+        </w:rPr>
+        <w:t>architectures</w:t>
+      </w:r>
+      <w:r>
+        <w:rPr>
+          <w:spacing w:val="-7"/>
+          <w:sz w:val="20"/>
+        </w:rPr>
+        <w:t xml:space="preserve"> </w:t>
+      </w:r>
+      <w:r>
+        <w:rPr>
+          <w:sz w:val="20"/>
+        </w:rPr>
+        <w:t>with</w:t>
+      </w:r>
+      <w:r>
+        <w:rPr>
+          <w:spacing w:val="-2"/>
+          <w:sz w:val="20"/>
+        </w:rPr>
+        <w:t xml:space="preserve"> </w:t>
+      </w:r>
+      <w:r>
+        <w:rPr>
+          <w:sz w:val="20"/>
+        </w:rPr>
+        <w:t>audio</w:t>
+      </w:r>
+      <w:r>
+        <w:rPr>
+          <w:spacing w:val="-4"/>
+          <w:sz w:val="20"/>
+        </w:rPr>
+        <w:t xml:space="preserve"> </w:t>
+      </w:r>
+      <w:r>
+        <w:rPr>
+          <w:sz w:val="20"/>
+        </w:rPr>
+        <w:t>processing</w:t>
       </w:r>
       <w:r>
         <w:rPr>
@@ -4315,7 +4398,7 @@
         <w:rPr>
           <w:sz w:val="20"/>
         </w:rPr>
-        <w:t>optimized</w:t>
+        <w:t>speech-to-text</w:t>
       </w:r>
       <w:r>
         <w:rPr>
@@ -4328,111 +4411,20 @@
         <w:rPr>
           <w:sz w:val="20"/>
         </w:rPr>
-        <w:t>ETL</w:t>
-      </w:r>
-      <w:r>
-        <w:rPr>
-          <w:spacing w:val="-3"/>
-          <w:sz w:val="20"/>
-        </w:rPr>
-        <w:t xml:space="preserve"> </w:t>
-      </w:r>
-      <w:r>
-        <w:rPr>
-          <w:sz w:val="20"/>
-        </w:rPr>
-        <w:t>workflows</w:t>
-      </w:r>
-      <w:r>
-        <w:rPr>
-          <w:spacing w:val="-7"/>
-          <w:sz w:val="20"/>
-        </w:rPr>
-        <w:t xml:space="preserve"> </w:t>
-      </w:r>
-      <w:r>
-        <w:rPr>
-          <w:sz w:val="20"/>
-        </w:rPr>
-        <w:t>for</w:t>
-      </w:r>
-      <w:r>
-        <w:rPr>
-          <w:spacing w:val="-2"/>
-          <w:sz w:val="20"/>
-        </w:rPr>
-        <w:t xml:space="preserve"> </w:t>
-      </w:r>
-      <w:r>
-        <w:rPr>
-          <w:sz w:val="20"/>
-        </w:rPr>
-        <w:t>data</w:t>
-      </w:r>
-      <w:r>
-        <w:rPr>
-          <w:spacing w:val="-4"/>
-          <w:sz w:val="20"/>
-        </w:rPr>
-        <w:t xml:space="preserve"> </w:t>
-      </w:r>
-      <w:r>
-        <w:rPr>
-          <w:sz w:val="20"/>
-        </w:rPr>
-        <w:t>ingestion,</w:t>
-      </w:r>
-      <w:r>
-        <w:rPr>
-          <w:spacing w:val="-4"/>
-          <w:sz w:val="20"/>
-        </w:rPr>
-        <w:t xml:space="preserve"> </w:t>
-      </w:r>
-      <w:r>
-        <w:rPr>
-          <w:sz w:val="20"/>
-        </w:rPr>
-        <w:t>validation,</w:t>
-      </w:r>
-      <w:r>
-        <w:rPr>
-          <w:spacing w:val="-4"/>
-          <w:sz w:val="20"/>
-        </w:rPr>
-        <w:t xml:space="preserve"> </w:t>
-      </w:r>
-      <w:r>
-        <w:rPr>
-          <w:sz w:val="20"/>
-        </w:rPr>
-        <w:t>and</w:t>
-      </w:r>
-      <w:r>
-        <w:rPr>
-          <w:spacing w:val="-5"/>
-          <w:sz w:val="20"/>
-        </w:rPr>
-        <w:t xml:space="preserve"> </w:t>
-      </w:r>
-      <w:r>
-        <w:rPr>
-          <w:sz w:val="20"/>
-        </w:rPr>
-        <w:t>transformation,</w:t>
-      </w:r>
-      <w:r>
-        <w:rPr>
-          <w:spacing w:val="-4"/>
-          <w:sz w:val="20"/>
-        </w:rPr>
-        <w:t xml:space="preserve"> </w:t>
-      </w:r>
-      <w:r>
-        <w:rPr>
-          <w:sz w:val="20"/>
-        </w:rPr>
-        <w:t>ensuring</w:t>
+        <w:t>pipelines,</w:t>
+      </w:r>
+      <w:r>
+        <w:rPr>
+          <w:spacing w:val="-4"/>
+          <w:sz w:val="20"/>
+        </w:rPr>
+        <w:t xml:space="preserve"> </w:t>
+      </w:r>
+      <w:r>
+        <w:rPr>
+          <w:sz w:val="20"/>
+        </w:rPr>
+        <w:t>optimizing</w:t>
       </w:r>
       <w:r>
         <w:rPr>
@@ -4445,7 +4437,7 @@
         <w:rPr>
           <w:sz w:val="20"/>
         </w:rPr>
-        <w:t>high data quality and reliability.</w:t>
+        <w:t>performance for low-latency applications.</w:t>
       </w:r>
     </w:p>
     <w:p>
@@ -4484,37 +4476,89 @@
         <w:rPr>
           <w:sz w:val="20"/>
         </w:rPr>
-        <w:t>Deployed</w:t>
-      </w:r>
-      <w:r>
-        <w:rPr>
-          <w:spacing w:val="-4"/>
-          <w:sz w:val="20"/>
-        </w:rPr>
-        <w:t xml:space="preserve"> </w:t>
-      </w:r>
-      <w:r>
-        <w:rPr>
-          <w:sz w:val="20"/>
-        </w:rPr>
-        <w:t>fine-tuned</w:t>
-      </w:r>
-      <w:r>
-        <w:rPr>
-          <w:spacing w:val="-4"/>
-          <w:sz w:val="20"/>
-        </w:rPr>
-        <w:t xml:space="preserve"> </w:t>
-      </w:r>
-      <w:r>
-        <w:rPr>
-          <w:sz w:val="20"/>
-        </w:rPr>
-        <w:t>models</w:t>
-      </w:r>
-      <w:r>
-        <w:rPr>
-          <w:spacing w:val="-3"/>
+        <w:t>Optimized</w:t>
+      </w:r>
+      <w:r>
+        <w:rPr>
+          <w:spacing w:val="-4"/>
+          <w:sz w:val="20"/>
+        </w:rPr>
+        <w:t xml:space="preserve"> </w:t>
+      </w:r>
+      <w:r>
+        <w:rPr>
+          <w:sz w:val="20"/>
+        </w:rPr>
+        <w:t>GPU</w:t>
+      </w:r>
+      <w:r>
+        <w:rPr>
+          <w:spacing w:val="-4"/>
+          <w:sz w:val="20"/>
+        </w:rPr>
+        <w:t xml:space="preserve"> </w:t>
+      </w:r>
+      <w:r>
+        <w:rPr>
+          <w:sz w:val="20"/>
+        </w:rPr>
+        <w:t>utilization</w:t>
+      </w:r>
+      <w:r>
+        <w:rPr>
+          <w:spacing w:val="-3"/>
+          <w:sz w:val="20"/>
+        </w:rPr>
+        <w:t xml:space="preserve"> </w:t>
+      </w:r>
+      <w:r>
+        <w:rPr>
+          <w:sz w:val="20"/>
+        </w:rPr>
+        <w:t>for</w:t>
+      </w:r>
+      <w:r>
+        <w:rPr>
+          <w:spacing w:val="-2"/>
+          <w:sz w:val="20"/>
+        </w:rPr>
+        <w:t xml:space="preserve"> </w:t>
+      </w:r>
+      <w:r>
+        <w:rPr>
+          <w:sz w:val="20"/>
+        </w:rPr>
+        <w:t>large-scale</w:t>
+      </w:r>
+      <w:r>
+        <w:rPr>
+          <w:spacing w:val="-4"/>
+          <w:sz w:val="20"/>
+        </w:rPr>
+        <w:t xml:space="preserve"> </w:t>
+      </w:r>
+      <w:r>
+        <w:rPr>
+          <w:sz w:val="20"/>
+        </w:rPr>
+        <w:t>model</w:t>
+      </w:r>
+      <w:r>
+        <w:rPr>
+          <w:spacing w:val="-1"/>
+          <w:sz w:val="20"/>
+        </w:rPr>
+        <w:t xml:space="preserve"> </w:t>
+      </w:r>
+      <w:r>
+        <w:rPr>
+          <w:sz w:val="20"/>
+        </w:rPr>
+        <w:t>serving</w:t>
+      </w:r>
+      <w:r>
+        <w:rPr>
+          <w:spacing w:val="-2"/>
           <w:sz w:val="20"/>
         </w:rPr>
         <w:t xml:space="preserve"> </w:t>
@@ -4549,20 +4593,46 @@
         <w:rPr>
           <w:sz w:val="20"/>
         </w:rPr>
-        <w:t>SageMaker,</w:t>
-      </w:r>
-      <w:r>
-        <w:rPr>
-          <w:spacing w:val="-1"/>
-          <w:sz w:val="20"/>
-        </w:rPr>
-        <w:t xml:space="preserve"> </w:t>
-      </w:r>
-      <w:r>
-        <w:rPr>
-          <w:sz w:val="20"/>
-        </w:rPr>
-        <w:t>leveraging</w:t>
+        <w:t>ECS/ECR</w:t>
+      </w:r>
+      <w:r>
+        <w:rPr>
+          <w:spacing w:val="-7"/>
+          <w:sz w:val="20"/>
+        </w:rPr>
+        <w:t xml:space="preserve"> </w:t>
+      </w:r>
+      <w:r>
+        <w:rPr>
+          <w:sz w:val="20"/>
+        </w:rPr>
+        <w:t>using</w:t>
+      </w:r>
+      <w:r>
+        <w:rPr>
+          <w:spacing w:val="-6"/>
+          <w:sz w:val="20"/>
+        </w:rPr>
+        <w:t xml:space="preserve"> </w:t>
+      </w:r>
+      <w:r>
+        <w:rPr>
+          <w:sz w:val="20"/>
+        </w:rPr>
+        <w:t>VLLM</w:t>
+      </w:r>
+      <w:r>
+        <w:rPr>
+          <w:spacing w:val="-5"/>
+          <w:sz w:val="20"/>
+        </w:rPr>
+        <w:t xml:space="preserve"> </w:t>
+      </w:r>
+      <w:r>
+        <w:rPr>
+          <w:sz w:val="20"/>
+        </w:rPr>
+        <w:t>and</w:t>
       </w:r>
       <w:r>
         <w:rPr>
@@ -4575,85 +4645,7 @@
         <w:rPr>
           <w:sz w:val="20"/>
         </w:rPr>
-        <w:t>LoRA</w:t>
-      </w:r>
-      <w:r>
-        <w:rPr>
-          <w:spacing w:val="-2"/>
-          <w:sz w:val="20"/>
-        </w:rPr>
-        <w:t xml:space="preserve"> </w:t>
-      </w:r>
-      <w:r>
-        <w:rPr>
-          <w:sz w:val="20"/>
-        </w:rPr>
-        <w:t>and</w:t>
-      </w:r>
-      <w:r>
-        <w:rPr>
-          <w:spacing w:val="-4"/>
-          <w:sz w:val="20"/>
-        </w:rPr>
-        <w:t xml:space="preserve"> </w:t>
-      </w:r>
-      <w:r>
-        <w:rPr>
-          <w:sz w:val="20"/>
-        </w:rPr>
-        <w:t>QLoRA</w:t>
-      </w:r>
-      <w:r>
-        <w:rPr>
-          <w:spacing w:val="-7"/>
-          <w:sz w:val="20"/>
-        </w:rPr>
-        <w:t xml:space="preserve"> </w:t>
-      </w:r>
-      <w:r>
-        <w:rPr>
-          <w:sz w:val="20"/>
-        </w:rPr>
-        <w:t>to</w:t>
-      </w:r>
-      <w:r>
-        <w:rPr>
-          <w:spacing w:val="-6"/>
-          <w:sz w:val="20"/>
-        </w:rPr>
-        <w:t xml:space="preserve"> </w:t>
-      </w:r>
-      <w:r>
-        <w:rPr>
-          <w:sz w:val="20"/>
-        </w:rPr>
-        <w:t>reduce</w:t>
-      </w:r>
-      <w:r>
-        <w:rPr>
-          <w:spacing w:val="-5"/>
-          <w:sz w:val="20"/>
-        </w:rPr>
-        <w:t xml:space="preserve"> </w:t>
-      </w:r>
-      <w:r>
-        <w:rPr>
-          <w:sz w:val="20"/>
-        </w:rPr>
-        <w:t>operational</w:t>
-      </w:r>
-      <w:r>
-        <w:rPr>
-          <w:spacing w:val="-2"/>
-          <w:sz w:val="20"/>
-        </w:rPr>
-        <w:t xml:space="preserve"> </w:t>
-      </w:r>
-      <w:r>
-        <w:rPr>
-          <w:sz w:val="20"/>
-        </w:rPr>
-        <w:t>costs by 40%.</w:t>
+        <w:t>CUDA, improving system efficiency.</w:t>
       </w:r>
     </w:p>
     <w:p>
@@ -4677,20 +4669,20 @@
         <w:rPr>
           <w:sz w:val="20"/>
         </w:rPr>
-        <w:t>Implemented</w:t>
-      </w:r>
-      <w:r>
-        <w:rPr>
-          <w:spacing w:val="-3"/>
-          <w:sz w:val="20"/>
-        </w:rPr>
-        <w:t xml:space="preserve"> </w:t>
-      </w:r>
-      <w:r>
-        <w:rPr>
-          <w:sz w:val="20"/>
-        </w:rPr>
-        <w:t>containerized</w:t>
+        <w:t>Deployed</w:t>
+      </w:r>
+      <w:r>
+        <w:rPr>
+          <w:spacing w:val="-3"/>
+          <w:sz w:val="20"/>
+        </w:rPr>
+        <w:t xml:space="preserve"> </w:t>
+      </w:r>
+      <w:r>
+        <w:rPr>
+          <w:sz w:val="20"/>
+        </w:rPr>
+        <w:t>fine-tuned</w:t>
       </w:r>
       <w:r>
         <w:rPr>
@@ -4703,33 +4695,33 @@
         <w:rPr>
           <w:sz w:val="20"/>
         </w:rPr>
-        <w:t>model</w:t>
-      </w:r>
-      <w:r>
-        <w:rPr>
-          <w:spacing w:val="-4"/>
-          <w:sz w:val="20"/>
-        </w:rPr>
-        <w:t xml:space="preserve"> </w:t>
-      </w:r>
-      <w:r>
-        <w:rPr>
-          <w:sz w:val="20"/>
-        </w:rPr>
-        <w:t>serving</w:t>
-      </w:r>
-      <w:r>
-        <w:rPr>
-          <w:spacing w:val="-4"/>
-          <w:sz w:val="20"/>
-        </w:rPr>
-        <w:t xml:space="preserve"> </w:t>
-      </w:r>
-      <w:r>
-        <w:rPr>
-          <w:sz w:val="20"/>
-        </w:rPr>
-        <w:t>solutions</w:t>
+        <w:t>models</w:t>
+      </w:r>
+      <w:r>
+        <w:rPr>
+          <w:spacing w:val="-4"/>
+          <w:sz w:val="20"/>
+        </w:rPr>
+        <w:t xml:space="preserve"> </w:t>
+      </w:r>
+      <w:r>
+        <w:rPr>
+          <w:sz w:val="20"/>
+        </w:rPr>
+        <w:t>on</w:t>
+      </w:r>
+      <w:r>
+        <w:rPr>
+          <w:spacing w:val="-4"/>
+          <w:sz w:val="20"/>
+        </w:rPr>
+        <w:t xml:space="preserve"> </w:t>
+      </w:r>
+      <w:r>
+        <w:rPr>
+          <w:sz w:val="20"/>
+        </w:rPr>
+        <w:t>AWS</w:t>
       </w:r>
       <w:r>
         <w:rPr>
@@ -4742,7 +4734,7 @@
         <w:rPr>
           <w:sz w:val="20"/>
         </w:rPr>
-        <w:t>using</w:t>
+        <w:t>SageMaker</w:t>
       </w:r>
       <w:r>
         <w:rPr>
@@ -4755,7 +4747,7 @@
         <w:rPr>
           <w:sz w:val="20"/>
         </w:rPr>
-        <w:t>Docker</w:t>
+        <w:t>with</w:t>
       </w:r>
       <w:r>
         <w:rPr>
@@ -4768,33 +4760,33 @@
         <w:rPr>
           <w:sz w:val="20"/>
         </w:rPr>
-        <w:t>on</w:t>
-      </w:r>
-      <w:r>
-        <w:rPr>
-          <w:spacing w:val="-3"/>
-          <w:sz w:val="20"/>
-        </w:rPr>
-        <w:t xml:space="preserve"> </w:t>
-      </w:r>
-      <w:r>
-        <w:rPr>
-          <w:sz w:val="20"/>
-        </w:rPr>
-        <w:t>AWS</w:t>
-      </w:r>
-      <w:r>
-        <w:rPr>
-          <w:spacing w:val="-4"/>
-          <w:sz w:val="20"/>
-        </w:rPr>
-        <w:t xml:space="preserve"> </w:t>
-      </w:r>
-      <w:r>
-        <w:rPr>
-          <w:sz w:val="20"/>
-        </w:rPr>
-        <w:t>ECS/ECR,</w:t>
+        <w:t>LoRA</w:t>
+      </w:r>
+      <w:r>
+        <w:rPr>
+          <w:spacing w:val="-3"/>
+          <w:sz w:val="20"/>
+        </w:rPr>
+        <w:t xml:space="preserve"> </w:t>
+      </w:r>
+      <w:r>
+        <w:rPr>
+          <w:sz w:val="20"/>
+        </w:rPr>
+        <w:t>and</w:t>
+      </w:r>
+      <w:r>
+        <w:rPr>
+          <w:spacing w:val="-4"/>
+          <w:sz w:val="20"/>
+        </w:rPr>
+        <w:t xml:space="preserve"> </w:t>
+      </w:r>
+      <w:r>
+        <w:rPr>
+          <w:sz w:val="20"/>
+        </w:rPr>
+        <w:t>QLoRA</w:t>
       </w:r>
       <w:r>
         <w:rPr>
@@ -4807,46 +4799,46 @@
         <w:rPr>
           <w:sz w:val="20"/>
         </w:rPr>
-        <w:t>optimizing</w:t>
-      </w:r>
-      <w:r>
-        <w:rPr>
-          <w:spacing w:val="-3"/>
-          <w:sz w:val="20"/>
-        </w:rPr>
-        <w:t xml:space="preserve"> </w:t>
-      </w:r>
-      <w:r>
-        <w:rPr>
-          <w:sz w:val="20"/>
-        </w:rPr>
-        <w:t>GPU</w:t>
-      </w:r>
-      <w:r>
-        <w:rPr>
-          <w:spacing w:val="-3"/>
-          <w:sz w:val="20"/>
-        </w:rPr>
-        <w:t xml:space="preserve"> </w:t>
-      </w:r>
-      <w:r>
-        <w:rPr>
-          <w:sz w:val="20"/>
-        </w:rPr>
-        <w:t>utilization</w:t>
-      </w:r>
-      <w:r>
-        <w:rPr>
-          <w:spacing w:val="-3"/>
-          <w:sz w:val="20"/>
-        </w:rPr>
-        <w:t xml:space="preserve"> </w:t>
-      </w:r>
-      <w:r>
-        <w:rPr>
-          <w:sz w:val="20"/>
-        </w:rPr>
-        <w:t>with CUDA for scalability.</w:t>
+        <w:t>techniques,</w:t>
+      </w:r>
+      <w:r>
+        <w:rPr>
+          <w:spacing w:val="-3"/>
+          <w:sz w:val="20"/>
+        </w:rPr>
+        <w:t xml:space="preserve"> </w:t>
+      </w:r>
+      <w:r>
+        <w:rPr>
+          <w:sz w:val="20"/>
+        </w:rPr>
+        <w:t>reducing</w:t>
+      </w:r>
+      <w:r>
+        <w:rPr>
+          <w:spacing w:val="-3"/>
+          <w:sz w:val="20"/>
+        </w:rPr>
+        <w:t xml:space="preserve"> </w:t>
+      </w:r>
+      <w:r>
+        <w:rPr>
+          <w:sz w:val="20"/>
+        </w:rPr>
+        <w:t>API</w:t>
+      </w:r>
+      <w:r>
+        <w:rPr>
+          <w:spacing w:val="-3"/>
+          <w:sz w:val="20"/>
+        </w:rPr>
+        <w:t xml:space="preserve"> </w:t>
+      </w:r>
+      <w:r>
+        <w:rPr>
+          <w:sz w:val="20"/>
+        </w:rPr>
+        <w:t>costs by 40% compared to hosted solutions.</w:t>
       </w:r>
     </w:p>
     <w:p>
@@ -4870,20 +4862,20 @@
         <w:rPr>
           <w:sz w:val="20"/>
         </w:rPr>
-        <w:t>Built</w:t>
-      </w:r>
-      <w:r>
-        <w:rPr>
-          <w:spacing w:val="-3"/>
-          <w:sz w:val="20"/>
-        </w:rPr>
-        <w:t xml:space="preserve"> </w:t>
-      </w:r>
-      <w:r>
-        <w:rPr>
-          <w:sz w:val="20"/>
-        </w:rPr>
-        <w:t>real-time</w:t>
+        <w:t>Integrated</w:t>
+      </w:r>
+      <w:r>
+        <w:rPr>
+          <w:spacing w:val="-3"/>
+          <w:sz w:val="20"/>
+        </w:rPr>
+        <w:t xml:space="preserve"> </w:t>
+      </w:r>
+      <w:r>
+        <w:rPr>
+          <w:sz w:val="20"/>
+        </w:rPr>
+        <w:t>Apache</w:t>
       </w:r>
       <w:r>
         <w:rPr>
@@ -4896,6 +4888,97 @@
         <w:rPr>
           <w:sz w:val="20"/>
         </w:rPr>
+        <w:t>Spark</w:t>
+      </w:r>
+      <w:r>
+        <w:rPr>
+          <w:spacing w:val="-4"/>
+          <w:sz w:val="20"/>
+        </w:rPr>
+        <w:t xml:space="preserve"> </w:t>
+      </w:r>
+      <w:r>
+        <w:rPr>
+          <w:sz w:val="20"/>
+        </w:rPr>
+        <w:t>and</w:t>
+      </w:r>
+      <w:r>
+        <w:rPr>
+          <w:spacing w:val="-1"/>
+          <w:sz w:val="20"/>
+        </w:rPr>
+        <w:t xml:space="preserve"> </w:t>
+      </w:r>
+      <w:r>
+        <w:rPr>
+          <w:sz w:val="20"/>
+        </w:rPr>
+        <w:t>Airflow</w:t>
+      </w:r>
+      <w:r>
+        <w:rPr>
+          <w:spacing w:val="-4"/>
+          <w:sz w:val="20"/>
+        </w:rPr>
+        <w:t xml:space="preserve"> </w:t>
+      </w:r>
+      <w:r>
+        <w:rPr>
+          <w:sz w:val="20"/>
+        </w:rPr>
+        <w:t>for</w:t>
+      </w:r>
+      <w:r>
+        <w:rPr>
+          <w:spacing w:val="-1"/>
+          <w:sz w:val="20"/>
+        </w:rPr>
+        <w:t xml:space="preserve"> </w:t>
+      </w:r>
+      <w:r>
+        <w:rPr>
+          <w:sz w:val="20"/>
+        </w:rPr>
+        <w:t>ETL</w:t>
+      </w:r>
+      <w:r>
+        <w:rPr>
+          <w:spacing w:val="-6"/>
+          <w:sz w:val="20"/>
+        </w:rPr>
+        <w:t xml:space="preserve"> </w:t>
+      </w:r>
+      <w:r>
+        <w:rPr>
+          <w:sz w:val="20"/>
+        </w:rPr>
+        <w:t>workflows,</w:t>
+      </w:r>
+      <w:r>
+        <w:rPr>
+          <w:spacing w:val="-5"/>
+          <w:sz w:val="20"/>
+        </w:rPr>
+        <w:t xml:space="preserve"> </w:t>
+      </w:r>
+      <w:r>
+        <w:rPr>
+          <w:sz w:val="20"/>
+        </w:rPr>
+        <w:t>enhancing</w:t>
+      </w:r>
+      <w:r>
+        <w:rPr>
+          <w:spacing w:val="-4"/>
+          <w:sz w:val="20"/>
+        </w:rPr>
+        <w:t xml:space="preserve"> </w:t>
+      </w:r>
+      <w:r>
+        <w:rPr>
+          <w:sz w:val="20"/>
+        </w:rPr>
         <w:t>data</w:t>
       </w:r>
       <w:r>
@@ -4913,110 +4996,6 @@
       </w:r>
       <w:r>
         <w:rPr>
-          <w:spacing w:val="-1"/>
-          <w:sz w:val="20"/>
-        </w:rPr>
-        <w:t xml:space="preserve"> </w:t>
-      </w:r>
-      <w:r>
-        <w:rPr>
-          <w:sz w:val="20"/>
-        </w:rPr>
-        <w:t>pipelines</w:t>
-      </w:r>
-      <w:r>
-        <w:rPr>
-          <w:spacing w:val="-4"/>
-          <w:sz w:val="20"/>
-        </w:rPr>
-        <w:t xml:space="preserve"> </w:t>
-      </w:r>
-      <w:r>
-        <w:rPr>
-          <w:sz w:val="20"/>
-        </w:rPr>
-        <w:t>for</w:t>
-      </w:r>
-      <w:r>
-        <w:rPr>
-          <w:spacing w:val="-1"/>
-          <w:sz w:val="20"/>
-        </w:rPr>
-        <w:t xml:space="preserve"> </w:t>
-      </w:r>
-      <w:r>
-        <w:rPr>
-          <w:sz w:val="20"/>
-        </w:rPr>
-        <w:t>streaming</w:t>
-      </w:r>
-      <w:r>
-        <w:rPr>
-          <w:spacing w:val="-6"/>
-          <w:sz w:val="20"/>
-        </w:rPr>
-        <w:t xml:space="preserve"> </w:t>
-      </w:r>
-      <w:r>
-        <w:rPr>
-          <w:sz w:val="20"/>
-        </w:rPr>
-        <w:t>architectures,</w:t>
-      </w:r>
-      <w:r>
-        <w:rPr>
-          <w:spacing w:val="-5"/>
-          <w:sz w:val="20"/>
-        </w:rPr>
-        <w:t xml:space="preserve"> </w:t>
-      </w:r>
-      <w:r>
-        <w:rPr>
-          <w:sz w:val="20"/>
-        </w:rPr>
-        <w:t>integrating</w:t>
-      </w:r>
-      <w:r>
-        <w:rPr>
-          <w:spacing w:val="-4"/>
-          <w:sz w:val="20"/>
-        </w:rPr>
-        <w:t xml:space="preserve"> </w:t>
-      </w:r>
-      <w:r>
-        <w:rPr>
-          <w:sz w:val="20"/>
-        </w:rPr>
-        <w:t>with</w:t>
-      </w:r>
-      <w:r>
-        <w:rPr>
-          <w:spacing w:val="-4"/>
-          <w:sz w:val="20"/>
-        </w:rPr>
-        <w:t xml:space="preserve"> </w:t>
-      </w:r>
-      <w:r>
-        <w:rPr>
-          <w:sz w:val="20"/>
-        </w:rPr>
-        <w:t>internal</w:t>
-      </w:r>
-      <w:r>
-        <w:rPr>
-          <w:spacing w:val="-4"/>
-          <w:sz w:val="20"/>
-        </w:rPr>
-        <w:t xml:space="preserve"> </w:t>
-      </w:r>
-      <w:r>
-        <w:rPr>
-          <w:sz w:val="20"/>
-        </w:rPr>
-        <w:t>APIs</w:t>
-      </w:r>
-      <w:r>
-        <w:rPr>
           <w:spacing w:val="-4"/>
           <w:sz w:val="20"/>
         </w:rPr>
@@ -5030,16 +5009,29 @@
       </w:r>
       <w:r>
         <w:rPr>
-          <w:spacing w:val="-3"/>
-          <w:sz w:val="20"/>
-        </w:rPr>
-        <w:t xml:space="preserve"> </w:t>
-      </w:r>
-      <w:r>
-        <w:rPr>
-          <w:sz w:val="20"/>
-        </w:rPr>
-        <w:t>databases for autonomous workflows.</w:t>
+          <w:spacing w:val="-4"/>
+          <w:sz w:val="20"/>
+        </w:rPr>
+        <w:t xml:space="preserve"> </w:t>
+      </w:r>
+      <w:r>
+        <w:rPr>
+          <w:sz w:val="20"/>
+        </w:rPr>
+        <w:t>transformation</w:t>
+      </w:r>
+      <w:r>
+        <w:rPr>
+          <w:spacing w:val="-3"/>
+          <w:sz w:val="20"/>
+        </w:rPr>
+        <w:t xml:space="preserve"> </w:t>
+      </w:r>
+      <w:r>
+        <w:rPr>
+          <w:sz w:val="20"/>
+        </w:rPr>
+        <w:t>efficiency.</w:t>
       </w:r>
     </w:p>
     <w:p>
@@ -5063,7 +5055,7 @@
         <w:rPr>
           <w:sz w:val="20"/>
         </w:rPr>
-        <w:t>Integrated</w:t>
+        <w:t>Designed</w:t>
       </w:r>
       <w:r>
         <w:rPr>
@@ -5076,7 +5068,7 @@
         <w:rPr>
           <w:sz w:val="20"/>
         </w:rPr>
-        <w:t>C++</w:t>
+        <w:t>and</w:t>
       </w:r>
       <w:r>
         <w:rPr>
@@ -5089,7 +5081,7 @@
         <w:rPr>
           <w:sz w:val="20"/>
         </w:rPr>
-        <w:t>modules</w:t>
+        <w:t>deployed</w:t>
       </w:r>
       <w:r>
         <w:rPr>
@@ -5102,7 +5094,7 @@
         <w:rPr>
           <w:sz w:val="20"/>
         </w:rPr>
-        <w:t>into</w:t>
+        <w:t>agent-driven</w:t>
       </w:r>
       <w:r>
         <w:rPr>
@@ -5115,7 +5107,7 @@
         <w:rPr>
           <w:sz w:val="20"/>
         </w:rPr>
-        <w:t>data</w:t>
+        <w:t>workflows</w:t>
       </w:r>
       <w:r>
         <w:rPr>
@@ -5128,7 +5120,7 @@
         <w:rPr>
           <w:sz w:val="20"/>
         </w:rPr>
-        <w:t>processing</w:t>
+        <w:t>connecting</w:t>
       </w:r>
       <w:r>
         <w:rPr>
@@ -5141,7 +5133,7 @@
         <w:rPr>
           <w:sz w:val="20"/>
         </w:rPr>
-        <w:t>pipelines,</w:t>
+        <w:t>databases,</w:t>
       </w:r>
       <w:r>
         <w:rPr>
@@ -5154,7 +5146,7 @@
         <w:rPr>
           <w:sz w:val="20"/>
         </w:rPr>
-        <w:t>achieving</w:t>
+        <w:t>APIs,</w:t>
       </w:r>
       <w:r>
         <w:rPr>
@@ -5167,20 +5159,20 @@
         <w:rPr>
           <w:sz w:val="20"/>
         </w:rPr>
-        <w:t>a</w:t>
-      </w:r>
-      <w:r>
-        <w:rPr>
-          <w:spacing w:val="-4"/>
-          <w:sz w:val="20"/>
-        </w:rPr>
-        <w:t xml:space="preserve"> </w:t>
-      </w:r>
-      <w:r>
-        <w:rPr>
-          <w:sz w:val="20"/>
-        </w:rPr>
-        <w:t>25%</w:t>
+        <w:t>and</w:t>
+      </w:r>
+      <w:r>
+        <w:rPr>
+          <w:spacing w:val="-4"/>
+          <w:sz w:val="20"/>
+        </w:rPr>
+        <w:t xml:space="preserve"> </w:t>
+      </w:r>
+      <w:r>
+        <w:rPr>
+          <w:sz w:val="20"/>
+        </w:rPr>
+        <w:t>messaging</w:t>
       </w:r>
       <w:r>
         <w:rPr>
@@ -5194,7 +5186,7 @@
           <w:spacing w:val="-4"/>
           <w:sz w:val="20"/>
         </w:rPr>
-        <w:t>reduction in latency for high-throughput applications.</w:t>
+        <w:t>platforms for autonomous data-driven operations.</w:t>
       </w:r>
     </w:p>
     <w:p>
@@ -5218,7 +5210,7 @@
         <w:rPr>
           <w:sz w:val="20"/>
         </w:rPr>
-        <w:t>Designed</w:t>
+        <w:t>Enhanced</w:t>
       </w:r>
       <w:r>
         <w:rPr>
@@ -5231,7 +5223,7 @@
         <w:rPr>
           <w:sz w:val="20"/>
         </w:rPr>
-        <w:t>and</w:t>
+        <w:t>data</w:t>
       </w:r>
       <w:r>
         <w:rPr>
@@ -5244,7 +5236,7 @@
         <w:rPr>
           <w:sz w:val="20"/>
         </w:rPr>
-        <w:t>implemented</w:t>
+        <w:t>pipeline</w:t>
       </w:r>
       <w:r>
         <w:rPr>
@@ -5257,7 +5249,7 @@
         <w:rPr>
           <w:sz w:val="20"/>
         </w:rPr>
-        <w:t>audio</w:t>
+        <w:t>performance</w:t>
       </w:r>
       <w:r>
         <w:rPr>
@@ -5270,7 +5262,7 @@
         <w:rPr>
           <w:sz w:val="20"/>
         </w:rPr>
-        <w:t>data</w:t>
+        <w:t>by</w:t>
       </w:r>
       <w:r>
         <w:rPr>
@@ -5283,7 +5275,7 @@
         <w:rPr>
           <w:sz w:val="20"/>
         </w:rPr>
-        <w:t>pipelines</w:t>
+        <w:t>integrating</w:t>
       </w:r>
       <w:r>
         <w:rPr>
@@ -5296,7 +5288,7 @@
         <w:rPr>
           <w:sz w:val="20"/>
         </w:rPr>
-        <w:t>for</w:t>
+        <w:t>C++</w:t>
       </w:r>
       <w:r>
         <w:rPr>
@@ -5309,7 +5301,7 @@
         <w:rPr>
           <w:sz w:val="20"/>
         </w:rPr>
-        <w:t>real-time</w:t>
+        <w:t>modules,</w:t>
       </w:r>
       <w:r>
         <w:rPr>
@@ -5322,20 +5314,20 @@
         <w:rPr>
           <w:sz w:val="20"/>
         </w:rPr>
-        <w:t>streaming,</w:t>
-      </w:r>
-      <w:r>
-        <w:rPr>
-          <w:spacing w:val="-4"/>
-          <w:sz w:val="20"/>
-        </w:rPr>
-        <w:t xml:space="preserve"> </w:t>
-      </w:r>
-      <w:r>
-        <w:rPr>
-          <w:sz w:val="20"/>
-        </w:rPr>
-        <w:t>leveraging</w:t>
+        <w:t>reducing</w:t>
+      </w:r>
+      <w:r>
+        <w:rPr>
+          <w:spacing w:val="-4"/>
+          <w:sz w:val="20"/>
+        </w:rPr>
+        <w:t xml:space="preserve"> </w:t>
+      </w:r>
+      <w:r>
+        <w:rPr>
+          <w:sz w:val="20"/>
+        </w:rPr>
+        <w:t>processing</w:t>
       </w:r>
       <w:r>
         <w:rPr>
@@ -5349,7 +5341,7 @@
           <w:spacing w:val="-2"/>
           <w:sz w:val="20"/>
         </w:rPr>
-        <w:t>best practices in data modeling and warehousing.</w:t>
+        <w:t>latency by 25%.</w:t>
       </w:r>
     </w:p>
     <w:p>
@@ -5373,7 +5365,7 @@
         <w:rPr>
           <w:sz w:val="20"/>
         </w:rPr>
-        <w:t>Developed</w:t>
+        <w:t>Built</w:t>
       </w:r>
       <w:r>
         <w:rPr>
@@ -5477,7 +5469,7 @@
         <w:rPr>
           <w:sz w:val="20"/>
         </w:rPr>
-        <w:t>reducing</w:t>
+        <w:t>achieving</w:t>
       </w:r>
       <w:r>
         <w:rPr>
@@ -5490,7 +5482,7 @@
         <w:rPr>
           <w:sz w:val="20"/>
         </w:rPr>
-        <w:t>response</w:t>
+        <w:t>a</w:t>
       </w:r>
       <w:r>
         <w:rPr>
@@ -5503,7 +5495,7 @@
         <w:rPr>
           <w:sz w:val="20"/>
         </w:rPr>
-        <w:t>times</w:t>
+        <w:t>35%</w:t>
       </w:r>
       <w:r>
         <w:rPr>
@@ -5517,7 +5509,7 @@
           <w:spacing w:val="-4"/>
           <w:sz w:val="20"/>
         </w:rPr>
-        <w:t>by 35% and enhancing stakeholder decision-making.</w:t>
+        <w:t>reduction in response times.</w:t>
       </w:r>
     </w:p>
     <w:p>
@@ -5645,21 +5637,18 @@
         <w:rPr>
           <w:spacing w:val="-9"/>
         </w:rPr>
-        <w:t xml:space="preserve"> </w:t>
-      </w:r>
-      <w:r>
-        <w:rPr/>
-        <w:t>Senior</w:t>
+        <w:t>Senior Data Engineer</w:t>
+      </w:r>
+      <w:r>
+        <w:rPr/>
       </w:r>
       <w:r>
         <w:rPr>
           <w:spacing w:val="-9"/>
         </w:rPr>
-        <w:t xml:space="preserve"> </w:t>
-      </w:r>
-      <w:r>
-        <w:rPr/>
-        <w:t>Data</w:t>
+      </w:r>
+      <w:r>
+        <w:rPr/>
       </w:r>
       <w:r>
         <w:rPr>
@@ -5670,7 +5659,6 @@
         <w:rPr>
           <w:spacing w:val="-2"/>
         </w:rPr>
-        <w:t>Engineer</w:t>
       </w:r>
     </w:p>
     <w:p>
@@ -5863,7 +5851,7 @@
         <w:rPr>
           <w:sz w:val="20"/>
         </w:rPr>
-        <w:t>quality, reliability, and timely updates for machine learning models supporting $200K+ monthly revenue accounts.</w:t>
+        <w:t>quality, reliability, and timely availability for critical business analytics and ML model retraining.</w:t>
       </w:r>
     </w:p>
     <w:p>
@@ -5887,11 +5875,37 @@
         <w:rPr>
           <w:sz w:val="20"/>
         </w:rPr>
-        <w:t>Implemented</w:t>
-      </w:r>
-      <w:r>
-        <w:rPr>
-          <w:spacing w:val="-3"/>
+        <w:t>Monitored</w:t>
+      </w:r>
+      <w:r>
+        <w:rPr>
+          <w:spacing w:val="-3"/>
+          <w:sz w:val="20"/>
+        </w:rPr>
+        <w:t xml:space="preserve"> </w:t>
+      </w:r>
+      <w:r>
+        <w:rPr>
+          <w:sz w:val="20"/>
+        </w:rPr>
+        <w:t>and</w:t>
+      </w:r>
+      <w:r>
+        <w:rPr>
+          <w:spacing w:val="-4"/>
+          <w:sz w:val="20"/>
+        </w:rPr>
+        <w:t xml:space="preserve"> </w:t>
+      </w:r>
+      <w:r>
+        <w:rPr>
+          <w:sz w:val="20"/>
+        </w:rPr>
+        <w:t>enhanced</w:t>
+      </w:r>
+      <w:r>
+        <w:rPr>
+          <w:spacing w:val="-2"/>
           <w:sz w:val="20"/>
         </w:rPr>
         <w:t xml:space="preserve"> </w:t>
@@ -5917,20 +5931,7 @@
       </w:r>
       <w:r>
         <w:rPr>
-          <w:spacing w:val="-2"/>
-          <w:sz w:val="20"/>
-        </w:rPr>
-        <w:t xml:space="preserve"> </w:t>
-      </w:r>
-      <w:r>
-        <w:rPr>
-          <w:sz w:val="20"/>
-        </w:rPr>
-        <w:t>checks</w:t>
-      </w:r>
-      <w:r>
-        <w:rPr>
-          <w:spacing w:val="-4"/>
+          <w:spacing w:val="-3"/>
           <w:sz w:val="20"/>
         </w:rPr>
         <w:t xml:space="preserve"> </w:t>
@@ -5952,20 +5953,59 @@
         <w:rPr>
           <w:sz w:val="20"/>
         </w:rPr>
-        <w:t>performance</w:t>
-      </w:r>
-      <w:r>
-        <w:rPr>
-          <w:spacing w:val="-3"/>
-          <w:sz w:val="20"/>
-        </w:rPr>
-        <w:t xml:space="preserve"> </w:t>
-      </w:r>
-      <w:r>
-        <w:rPr>
-          <w:sz w:val="20"/>
-        </w:rPr>
-        <w:t>monitoring</w:t>
+        <w:t>pipeline</w:t>
+      </w:r>
+      <w:r>
+        <w:rPr>
+          <w:spacing w:val="-4"/>
+          <w:sz w:val="20"/>
+        </w:rPr>
+        <w:t xml:space="preserve"> </w:t>
+      </w:r>
+      <w:r>
+        <w:rPr>
+          <w:sz w:val="20"/>
+        </w:rPr>
+        <w:t>performance,</w:t>
+      </w:r>
+      <w:r>
+        <w:rPr>
+          <w:spacing w:val="-3"/>
+          <w:sz w:val="20"/>
+        </w:rPr>
+        <w:t xml:space="preserve"> </w:t>
+      </w:r>
+      <w:r>
+        <w:rPr>
+          <w:sz w:val="20"/>
+        </w:rPr>
+        <w:t>delivering</w:t>
+      </w:r>
+      <w:r>
+        <w:rPr>
+          <w:spacing w:val="-5"/>
+          <w:sz w:val="20"/>
+        </w:rPr>
+        <w:t xml:space="preserve"> </w:t>
+      </w:r>
+      <w:r>
+        <w:rPr>
+          <w:sz w:val="20"/>
+        </w:rPr>
+        <w:t>scalable</w:t>
+      </w:r>
+      <w:r>
+        <w:rPr>
+          <w:spacing w:val="-3"/>
+          <w:sz w:val="20"/>
+        </w:rPr>
+        <w:t xml:space="preserve"> </w:t>
+      </w:r>
+      <w:r>
+        <w:rPr>
+          <w:sz w:val="20"/>
+        </w:rPr>
+        <w:t>solutions</w:t>
       </w:r>
       <w:r>
         <w:rPr>
@@ -5991,59 +6031,7 @@
         <w:rPr>
           <w:sz w:val="20"/>
         </w:rPr>
-        <w:t>pipelines,</w:t>
-      </w:r>
-      <w:r>
-        <w:rPr>
-          <w:spacing w:val="-5"/>
-          <w:sz w:val="20"/>
-        </w:rPr>
-        <w:t xml:space="preserve"> </w:t>
-      </w:r>
-      <w:r>
-        <w:rPr>
-          <w:sz w:val="20"/>
-        </w:rPr>
-        <w:t>delivering</w:t>
-      </w:r>
-      <w:r>
-        <w:rPr>
-          <w:spacing w:val="-3"/>
-          <w:sz w:val="20"/>
-        </w:rPr>
-        <w:t xml:space="preserve"> </w:t>
-      </w:r>
-      <w:r>
-        <w:rPr>
-          <w:sz w:val="20"/>
-        </w:rPr>
-        <w:t>scalable</w:t>
-      </w:r>
-      <w:r>
-        <w:rPr>
-          <w:spacing w:val="-4"/>
-          <w:sz w:val="20"/>
-        </w:rPr>
-        <w:t xml:space="preserve"> </w:t>
-      </w:r>
-      <w:r>
-        <w:rPr>
-          <w:sz w:val="20"/>
-        </w:rPr>
-        <w:t>solutions</w:t>
-      </w:r>
-      <w:r>
-        <w:rPr>
-          <w:spacing w:val="-3"/>
-          <w:sz w:val="20"/>
-        </w:rPr>
-        <w:t xml:space="preserve"> </w:t>
-      </w:r>
-      <w:r>
-        <w:rPr>
-          <w:sz w:val="20"/>
-        </w:rPr>
-        <w:t>tailored to meet the needs of accounts exceeding $1M in revenue.</w:t>
+        <w:t>high-value accounts exceeding $1M in revenue.</w:t>
       </w:r>
     </w:p>
     <w:p>
@@ -6080,11 +6068,76 @@
         <w:rPr>
           <w:sz w:val="20"/>
         </w:rPr>
+        <w:t>and</w:t>
+      </w:r>
+      <w:r>
+        <w:rPr>
+          <w:spacing w:val="-4"/>
+          <w:sz w:val="20"/>
+        </w:rPr>
+        <w:t xml:space="preserve"> </w:t>
+      </w:r>
+      <w:r>
+        <w:rPr>
+          <w:sz w:val="20"/>
+        </w:rPr>
+        <w:t>maintained</w:t>
+      </w:r>
+      <w:r>
+        <w:rPr>
+          <w:spacing w:val="-3"/>
+          <w:sz w:val="20"/>
+        </w:rPr>
+        <w:t xml:space="preserve"> </w:t>
+      </w:r>
+      <w:r>
+        <w:rPr>
+          <w:sz w:val="20"/>
+        </w:rPr>
+        <w:t>data</w:t>
+      </w:r>
+      <w:r>
+        <w:rPr>
+          <w:spacing w:val="-3"/>
+          <w:sz w:val="20"/>
+        </w:rPr>
+        <w:t xml:space="preserve"> </w:t>
+      </w:r>
+      <w:r>
+        <w:rPr>
+          <w:sz w:val="20"/>
+        </w:rPr>
+        <w:t>workflows</w:t>
+      </w:r>
+      <w:r>
+        <w:rPr>
+          <w:spacing w:val="-4"/>
+          <w:sz w:val="20"/>
+        </w:rPr>
+        <w:t xml:space="preserve"> </w:t>
+      </w:r>
+      <w:r>
+        <w:rPr>
+          <w:sz w:val="20"/>
+        </w:rPr>
+        <w:t>for</w:t>
+      </w:r>
+      <w:r>
+        <w:rPr>
+          <w:spacing w:val="-3"/>
+          <w:sz w:val="20"/>
+        </w:rPr>
+        <w:t xml:space="preserve"> </w:t>
+      </w:r>
+      <w:r>
+        <w:rPr>
+          <w:sz w:val="20"/>
+        </w:rPr>
         <w:t>feature</w:t>
       </w:r>
       <w:r>
         <w:rPr>
-          <w:spacing w:val="-4"/>
+          <w:spacing w:val="-2"/>
           <w:sz w:val="20"/>
         </w:rPr>
         <w:t xml:space="preserve"> </w:t>
@@ -6106,19 +6159,6 @@
         <w:rPr>
           <w:sz w:val="20"/>
         </w:rPr>
-        <w:t>pipelines</w:t>
-      </w:r>
-      <w:r>
-        <w:rPr>
-          <w:spacing w:val="-3"/>
-          <w:sz w:val="20"/>
-        </w:rPr>
-        <w:t xml:space="preserve"> </w:t>
-      </w:r>
-      <w:r>
-        <w:rPr>
-          <w:sz w:val="20"/>
-        </w:rPr>
         <w:t>and</w:t>
       </w:r>
       <w:r>
@@ -6132,50 +6172,37 @@
         <w:rPr>
           <w:sz w:val="20"/>
         </w:rPr>
-        <w:t>automated</w:t>
-      </w:r>
-      <w:r>
-        <w:rPr>
-          <w:spacing w:val="-3"/>
-          <w:sz w:val="20"/>
-        </w:rPr>
-        <w:t xml:space="preserve"> </w:t>
-      </w:r>
-      <w:r>
-        <w:rPr>
-          <w:sz w:val="20"/>
-        </w:rPr>
-        <w:t>workflows</w:t>
-      </w:r>
-      <w:r>
-        <w:rPr>
-          <w:spacing w:val="-2"/>
-          <w:sz w:val="20"/>
-        </w:rPr>
-        <w:t xml:space="preserve"> </w:t>
-      </w:r>
-      <w:r>
-        <w:rPr>
-          <w:sz w:val="20"/>
-        </w:rPr>
-        <w:t>to</w:t>
-      </w:r>
-      <w:r>
-        <w:rPr>
-          <w:spacing w:val="-3"/>
-          <w:sz w:val="20"/>
-        </w:rPr>
-        <w:t xml:space="preserve"> </w:t>
-      </w:r>
-      <w:r>
-        <w:rPr>
-          <w:sz w:val="20"/>
-        </w:rPr>
-        <w:t>support</w:t>
-      </w:r>
-      <w:r>
-        <w:rPr>
-          <w:spacing w:val="-4"/>
+        <w:t>data</w:t>
+      </w:r>
+      <w:r>
+        <w:rPr>
+          <w:spacing w:val="-4"/>
+          <w:sz w:val="20"/>
+        </w:rPr>
+        <w:t xml:space="preserve"> </w:t>
+      </w:r>
+      <w:r>
+        <w:rPr>
+          <w:sz w:val="20"/>
+        </w:rPr>
+        <w:t>modeling,</w:t>
+      </w:r>
+      <w:r>
+        <w:rPr>
+          <w:spacing w:val="-3"/>
+          <w:sz w:val="20"/>
+        </w:rPr>
+        <w:t xml:space="preserve"> </w:t>
+      </w:r>
+      <w:r>
+        <w:rPr>
+          <w:sz w:val="20"/>
+        </w:rPr>
+        <w:t>supporting</w:t>
+      </w:r>
+      <w:r>
+        <w:rPr>
+          <w:spacing w:val="-3"/>
           <w:sz w:val="20"/>
         </w:rPr>
         <w:t xml:space="preserve"> </w:t>
@@ -6188,7 +6215,7 @@
       </w:r>
       <w:r>
         <w:rPr>
-          <w:spacing w:val="-4"/>
+          <w:spacing w:val="-3"/>
           <w:sz w:val="20"/>
         </w:rPr>
         <w:t xml:space="preserve"> </w:t>
@@ -6210,46 +6237,7 @@
         <w:rPr>
           <w:sz w:val="20"/>
         </w:rPr>
-        <w:t>and</w:t>
-      </w:r>
-      <w:r>
-        <w:rPr>
-          <w:spacing w:val="-3"/>
-          <w:sz w:val="20"/>
-        </w:rPr>
-        <w:t xml:space="preserve"> </w:t>
-      </w:r>
-      <w:r>
-        <w:rPr>
-          <w:sz w:val="20"/>
-        </w:rPr>
-        <w:t>data</w:t>
-      </w:r>
-      <w:r>
-        <w:rPr>
-          <w:spacing w:val="-3"/>
-          <w:sz w:val="20"/>
-        </w:rPr>
-        <w:t xml:space="preserve"> </w:t>
-      </w:r>
-      <w:r>
-        <w:rPr>
-          <w:sz w:val="20"/>
-        </w:rPr>
-        <w:t>science</w:t>
-      </w:r>
-      <w:r>
-        <w:rPr>
-          <w:spacing w:val="-3"/>
-          <w:sz w:val="20"/>
-        </w:rPr>
-        <w:t xml:space="preserve"> </w:t>
-      </w:r>
-      <w:r>
-        <w:rPr>
-          <w:sz w:val="20"/>
-        </w:rPr>
-        <w:t>projects, ensuring availability of high-quality training data.</w:t>
+        <w:t>projects with robust and timely datasets.</w:t>
       </w:r>
     </w:p>
     <w:p>
@@ -6273,7 +6261,7 @@
         <w:rPr>
           <w:sz w:val="20"/>
         </w:rPr>
-        <w:t>Created</w:t>
+        <w:t>Implemented</w:t>
       </w:r>
       <w:r>
         <w:rPr>
@@ -6312,7 +6300,7 @@
         <w:rPr>
           <w:sz w:val="20"/>
         </w:rPr>
-        <w:t>analysis</w:t>
+        <w:t>monitoring</w:t>
       </w:r>
       <w:r>
         <w:rPr>
@@ -6338,7 +6326,7 @@
         <w:rPr>
           <w:sz w:val="20"/>
         </w:rPr>
-        <w:t>monitoring</w:t>
+        <w:t>reporting</w:t>
       </w:r>
       <w:r>
         <w:rPr>
@@ -6505,10 +6493,114 @@
         <w:rPr>
           <w:sz w:val="20"/>
         </w:rPr>
+        <w:t>using</w:t>
+      </w:r>
+      <w:r>
+        <w:rPr>
+          <w:spacing w:val="-6"/>
+          <w:sz w:val="20"/>
+        </w:rPr>
+        <w:t xml:space="preserve"> </w:t>
+      </w:r>
+      <w:r>
+        <w:rPr>
+          <w:sz w:val="20"/>
+        </w:rPr>
+        <w:t>Agile</w:t>
+      </w:r>
+      <w:r>
+        <w:rPr>
+          <w:spacing w:val="-9"/>
+          <w:sz w:val="20"/>
+        </w:rPr>
+        <w:t xml:space="preserve"> </w:t>
+      </w:r>
+      <w:r>
+        <w:rPr>
+          <w:sz w:val="20"/>
+        </w:rPr>
+        <w:t>tools</w:t>
+      </w:r>
+      <w:r>
+        <w:rPr>
+          <w:spacing w:val="-6"/>
+          <w:sz w:val="20"/>
+        </w:rPr>
+        <w:t xml:space="preserve"> </w:t>
+      </w:r>
+      <w:r>
+        <w:rPr>
+          <w:sz w:val="20"/>
+        </w:rPr>
+        <w:t>like</w:t>
+      </w:r>
+      <w:r>
+        <w:rPr>
+          <w:spacing w:val="-6"/>
+          <w:sz w:val="20"/>
+        </w:rPr>
+        <w:t xml:space="preserve"> </w:t>
+      </w:r>
+      <w:r>
+        <w:rPr>
+          <w:sz w:val="20"/>
+        </w:rPr>
+        <w:t>Jira</w:t>
+      </w:r>
+      <w:r>
+        <w:rPr>
+          <w:spacing w:val="-6"/>
+          <w:sz w:val="20"/>
+        </w:rPr>
+        <w:t xml:space="preserve"> </w:t>
+      </w:r>
+      <w:r>
+        <w:rPr>
+          <w:sz w:val="20"/>
+        </w:rPr>
+        <w:t>and</w:t>
+      </w:r>
+      <w:r>
+        <w:rPr>
+          <w:spacing w:val="-7"/>
+          <w:sz w:val="20"/>
+        </w:rPr>
+        <w:t xml:space="preserve"> </w:t>
+      </w:r>
+      <w:r>
+        <w:rPr>
+          <w:sz w:val="20"/>
+        </w:rPr>
+        <w:t>Trello</w:t>
+      </w:r>
+      <w:r>
+        <w:rPr>
+          <w:spacing w:val="-7"/>
+          <w:sz w:val="20"/>
+        </w:rPr>
+        <w:t xml:space="preserve"> </w:t>
+      </w:r>
+      <w:r>
+        <w:rPr>
+          <w:sz w:val="20"/>
+        </w:rPr>
         <w:t>to</w:t>
       </w:r>
       <w:r>
         <w:rPr>
+          <w:spacing w:val="-8"/>
+          <w:sz w:val="20"/>
+        </w:rPr>
+        <w:t xml:space="preserve"> </w:t>
+      </w:r>
+      <w:r>
+        <w:rPr>
+          <w:sz w:val="20"/>
+        </w:rPr>
+        <w:t>ensure</w:t>
+      </w:r>
+      <w:r>
+        <w:rPr>
           <w:spacing w:val="-6"/>
           <w:sz w:val="20"/>
         </w:rPr>
@@ -6516,114 +6608,10 @@
       </w:r>
       <w:r>
         <w:rPr>
-          <w:sz w:val="20"/>
-        </w:rPr>
-        <w:t>manage</w:t>
-      </w:r>
-      <w:r>
-        <w:rPr>
-          <w:spacing w:val="-9"/>
-          <w:sz w:val="20"/>
-        </w:rPr>
-        <w:t xml:space="preserve"> </w:t>
-      </w:r>
-      <w:r>
-        <w:rPr>
-          <w:sz w:val="20"/>
-        </w:rPr>
-        <w:t>data</w:t>
-      </w:r>
-      <w:r>
-        <w:rPr>
-          <w:spacing w:val="-6"/>
-          <w:sz w:val="20"/>
-        </w:rPr>
-        <w:t xml:space="preserve"> </w:t>
-      </w:r>
-      <w:r>
-        <w:rPr>
-          <w:sz w:val="20"/>
-        </w:rPr>
-        <w:t>workflows</w:t>
-      </w:r>
-      <w:r>
-        <w:rPr>
-          <w:spacing w:val="-6"/>
-          <w:sz w:val="20"/>
-        </w:rPr>
-        <w:t xml:space="preserve"> </w:t>
-      </w:r>
-      <w:r>
-        <w:rPr>
-          <w:sz w:val="20"/>
-        </w:rPr>
-        <w:t>and</w:t>
-      </w:r>
-      <w:r>
-        <w:rPr>
-          <w:spacing w:val="-6"/>
-          <w:sz w:val="20"/>
-        </w:rPr>
-        <w:t xml:space="preserve"> </w:t>
-      </w:r>
-      <w:r>
-        <w:rPr>
-          <w:sz w:val="20"/>
-        </w:rPr>
-        <w:t>resolve</w:t>
-      </w:r>
-      <w:r>
-        <w:rPr>
-          <w:spacing w:val="-7"/>
-          <w:sz w:val="20"/>
-        </w:rPr>
-        <w:t xml:space="preserve"> </w:t>
-      </w:r>
-      <w:r>
-        <w:rPr>
-          <w:sz w:val="20"/>
-        </w:rPr>
-        <w:t>issues</w:t>
-      </w:r>
-      <w:r>
-        <w:rPr>
-          <w:spacing w:val="-7"/>
-          <w:sz w:val="20"/>
-        </w:rPr>
-        <w:t xml:space="preserve"> </w:t>
-      </w:r>
-      <w:r>
-        <w:rPr>
-          <w:sz w:val="20"/>
-        </w:rPr>
-        <w:t>in</w:t>
-      </w:r>
-      <w:r>
-        <w:rPr>
-          <w:spacing w:val="-8"/>
-          <w:sz w:val="20"/>
-        </w:rPr>
-        <w:t xml:space="preserve"> </w:t>
-      </w:r>
-      <w:r>
-        <w:rPr>
-          <w:sz w:val="20"/>
-        </w:rPr>
-        <w:t>a</w:t>
-      </w:r>
-      <w:r>
-        <w:rPr>
-          <w:spacing w:val="-6"/>
-          <w:sz w:val="20"/>
-        </w:rPr>
-        <w:t xml:space="preserve"> </w:t>
-      </w:r>
-      <w:r>
-        <w:rPr>
           <w:spacing w:val="-2"/>
           <w:sz w:val="20"/>
         </w:rPr>
-        <w:t>fast-paced, 24/7 production environment using Jira, Slack, and Trello.</w:t>
+        <w:t>seamless communication and support in a high-availability production environment.</w:t>
       </w:r>
     </w:p>
     <w:p>
@@ -6751,11 +6739,10 @@
         <w:rPr>
           <w:spacing w:val="-6"/>
         </w:rPr>
-        <w:t xml:space="preserve"> </w:t>
-      </w:r>
-      <w:r>
-        <w:rPr/>
-        <w:t>Data</w:t>
+        <w:t>Data Engineer - AI Products</w:t>
+      </w:r>
+      <w:r>
+        <w:rPr/>
       </w:r>
       <w:r>
         <w:rPr>
@@ -6766,7 +6753,6 @@
         <w:rPr>
           <w:spacing w:val="-2"/>
         </w:rPr>
-        <w:t>Engineer - AI Products</w:t>
       </w:r>
     </w:p>
     <w:p>
@@ -6829,23 +6815,23 @@
         <w:rPr>
           <w:sz w:val="20"/>
         </w:rPr>
-        <w:t>production</w:t>
-      </w:r>
-      <w:r>
-        <w:rPr>
-          <w:spacing w:val="-3"/>
-          <w:sz w:val="20"/>
-        </w:rPr>
-        <w:t xml:space="preserve"> </w:t>
-      </w:r>
-      <w:r>
-        <w:rPr>
-          <w:sz w:val="20"/>
-        </w:rPr>
         <w:t>ETL</w:t>
       </w:r>
       <w:r>
         <w:rPr>
+          <w:spacing w:val="-3"/>
+          <w:sz w:val="20"/>
+        </w:rPr>
+        <w:t xml:space="preserve"> </w:t>
+      </w:r>
+      <w:r>
+        <w:rPr>
+          <w:sz w:val="20"/>
+        </w:rPr>
+        <w:t>pipelines</w:t>
+      </w:r>
+      <w:r>
+        <w:rPr>
           <w:spacing w:val="-6"/>
           <w:sz w:val="20"/>
         </w:rPr>
@@ -6855,7 +6841,7 @@
         <w:rPr>
           <w:sz w:val="20"/>
         </w:rPr>
-        <w:t>pipelines</w:t>
+        <w:t>and</w:t>
       </w:r>
       <w:r>
         <w:rPr>
@@ -6868,6 +6854,71 @@
         <w:rPr>
           <w:sz w:val="20"/>
         </w:rPr>
+        <w:t>ML</w:t>
+      </w:r>
+      <w:r>
+        <w:rPr>
+          <w:spacing w:val="-3"/>
+          <w:sz w:val="20"/>
+        </w:rPr>
+        <w:t xml:space="preserve"> </w:t>
+      </w:r>
+      <w:r>
+        <w:rPr>
+          <w:sz w:val="20"/>
+        </w:rPr>
+        <w:t>workflows,</w:t>
+      </w:r>
+      <w:r>
+        <w:rPr>
+          <w:spacing w:val="-3"/>
+          <w:sz w:val="20"/>
+        </w:rPr>
+        <w:t xml:space="preserve"> </w:t>
+      </w:r>
+      <w:r>
+        <w:rPr>
+          <w:sz w:val="20"/>
+        </w:rPr>
+        <w:t>ensuring</w:t>
+      </w:r>
+      <w:r>
+        <w:rPr>
+          <w:spacing w:val="-3"/>
+          <w:sz w:val="20"/>
+        </w:rPr>
+        <w:t xml:space="preserve"> </w:t>
+      </w:r>
+      <w:r>
+        <w:rPr>
+          <w:sz w:val="20"/>
+        </w:rPr>
+        <w:t>high</w:t>
+      </w:r>
+      <w:r>
+        <w:rPr>
+          <w:spacing w:val="-3"/>
+          <w:sz w:val="20"/>
+        </w:rPr>
+        <w:t xml:space="preserve"> </w:t>
+      </w:r>
+      <w:r>
+        <w:rPr>
+          <w:sz w:val="20"/>
+        </w:rPr>
+        <w:t>availability</w:t>
+      </w:r>
+      <w:r>
+        <w:rPr>
+          <w:spacing w:val="-2"/>
+          <w:sz w:val="20"/>
+        </w:rPr>
+        <w:t xml:space="preserve"> </w:t>
+      </w:r>
+      <w:r>
+        <w:rPr>
+          <w:sz w:val="20"/>
+        </w:rPr>
         <w:t>and</w:t>
       </w:r>
       <w:r>
@@ -6881,85 +6932,20 @@
         <w:rPr>
           <w:sz w:val="20"/>
         </w:rPr>
-        <w:t>ML</w:t>
-      </w:r>
-      <w:r>
-        <w:rPr>
-          <w:spacing w:val="-3"/>
-          <w:sz w:val="20"/>
-        </w:rPr>
-        <w:t xml:space="preserve"> </w:t>
-      </w:r>
-      <w:r>
-        <w:rPr>
-          <w:sz w:val="20"/>
-        </w:rPr>
-        <w:t>operations,</w:t>
-      </w:r>
-      <w:r>
-        <w:rPr>
-          <w:spacing w:val="-3"/>
-          <w:sz w:val="20"/>
-        </w:rPr>
-        <w:t xml:space="preserve"> </w:t>
-      </w:r>
-      <w:r>
-        <w:rPr>
-          <w:sz w:val="20"/>
-        </w:rPr>
-        <w:t>ensuring</w:t>
-      </w:r>
-      <w:r>
-        <w:rPr>
-          <w:spacing w:val="-3"/>
-          <w:sz w:val="20"/>
-        </w:rPr>
-        <w:t xml:space="preserve"> </w:t>
-      </w:r>
-      <w:r>
-        <w:rPr>
-          <w:sz w:val="20"/>
-        </w:rPr>
-        <w:t>high</w:t>
-      </w:r>
-      <w:r>
-        <w:rPr>
-          <w:spacing w:val="-2"/>
-          <w:sz w:val="20"/>
-        </w:rPr>
-        <w:t xml:space="preserve"> </w:t>
-      </w:r>
-      <w:r>
-        <w:rPr>
-          <w:sz w:val="20"/>
-        </w:rPr>
-        <w:t>availability</w:t>
-      </w:r>
-      <w:r>
-        <w:rPr>
-          <w:spacing w:val="-3"/>
-          <w:sz w:val="20"/>
-        </w:rPr>
-        <w:t xml:space="preserve"> </w:t>
-      </w:r>
-      <w:r>
-        <w:rPr>
-          <w:sz w:val="20"/>
-        </w:rPr>
-        <w:t>and</w:t>
-      </w:r>
-      <w:r>
-        <w:rPr>
-          <w:spacing w:val="-4"/>
-          <w:sz w:val="20"/>
-        </w:rPr>
-        <w:t xml:space="preserve"> </w:t>
-      </w:r>
-      <w:r>
-        <w:rPr>
-          <w:sz w:val="20"/>
-        </w:rPr>
-        <w:t>data integrity across large-scale enterprise systems.</w:t>
+        <w:t>data</w:t>
+      </w:r>
+      <w:r>
+        <w:rPr>
+          <w:spacing w:val="-4"/>
+          <w:sz w:val="20"/>
+        </w:rPr>
+        <w:t xml:space="preserve"> </w:t>
+      </w:r>
+      <w:r>
+        <w:rPr>
+          <w:sz w:val="20"/>
+        </w:rPr>
+        <w:t>accuracy across large-scale enterprise systems.</w:t>
       </w:r>
     </w:p>
     <w:p>
@@ -7048,11 +7034,50 @@
         <w:rPr>
           <w:sz w:val="20"/>
         </w:rPr>
-        <w:t>integrated</w:t>
-      </w:r>
-      <w:r>
-        <w:rPr>
-          <w:spacing w:val="-4"/>
+        <w:t>for</w:t>
+      </w:r>
+      <w:r>
+        <w:rPr>
+          <w:spacing w:val="-4"/>
+          <w:sz w:val="20"/>
+        </w:rPr>
+        <w:t xml:space="preserve"> </w:t>
+      </w:r>
+      <w:r>
+        <w:rPr>
+          <w:sz w:val="20"/>
+        </w:rPr>
+        <w:t>customer</w:t>
+      </w:r>
+      <w:r>
+        <w:rPr>
+          <w:spacing w:val="-3"/>
+          <w:sz w:val="20"/>
+        </w:rPr>
+        <w:t xml:space="preserve"> </w:t>
+      </w:r>
+      <w:r>
+        <w:rPr>
+          <w:sz w:val="20"/>
+        </w:rPr>
+        <w:t>churn,</w:t>
+      </w:r>
+      <w:r>
+        <w:rPr>
+          <w:spacing w:val="-4"/>
+          <w:sz w:val="20"/>
+        </w:rPr>
+        <w:t xml:space="preserve"> </w:t>
+      </w:r>
+      <w:r>
+        <w:rPr>
+          <w:sz w:val="20"/>
+        </w:rPr>
+        <w:t>integrating</w:t>
+      </w:r>
+      <w:r>
+        <w:rPr>
+          <w:spacing w:val="-3"/>
           <w:sz w:val="20"/>
         </w:rPr>
         <w:t xml:space="preserve"> </w:t>
@@ -7065,7 +7090,7 @@
       </w:r>
       <w:r>
         <w:rPr>
-          <w:spacing w:val="-3"/>
+          <w:spacing w:val="-4"/>
           <w:sz w:val="20"/>
         </w:rPr>
         <w:t xml:space="preserve"> </w:t>
@@ -7078,45 +7103,6 @@
       </w:r>
       <w:r>
         <w:rPr>
-          <w:spacing w:val="-4"/>
-          <w:sz w:val="20"/>
-        </w:rPr>
-        <w:t xml:space="preserve"> </w:t>
-      </w:r>
-      <w:r>
-        <w:rPr>
-          <w:sz w:val="20"/>
-        </w:rPr>
-        <w:t>workflows,</w:t>
-      </w:r>
-      <w:r>
-        <w:rPr>
-          <w:spacing w:val="-3"/>
-          <w:sz w:val="20"/>
-        </w:rPr>
-        <w:t xml:space="preserve"> </w:t>
-      </w:r>
-      <w:r>
-        <w:rPr>
-          <w:sz w:val="20"/>
-        </w:rPr>
-        <w:t>enhancing</w:t>
-      </w:r>
-      <w:r>
-        <w:rPr>
-          <w:spacing w:val="-4"/>
-          <w:sz w:val="20"/>
-        </w:rPr>
-        <w:t xml:space="preserve"> </w:t>
-      </w:r>
-      <w:r>
-        <w:rPr>
-          <w:sz w:val="20"/>
-        </w:rPr>
-        <w:t>decision-making</w:t>
-      </w:r>
-      <w:r>
-        <w:rPr>
           <w:spacing w:val="-2"/>
           <w:sz w:val="20"/>
         </w:rPr>
@@ -7126,20 +7112,20 @@
         <w:rPr>
           <w:sz w:val="20"/>
         </w:rPr>
-        <w:t>and</w:t>
-      </w:r>
-      <w:r>
-        <w:rPr>
-          <w:spacing w:val="-4"/>
-          <w:sz w:val="20"/>
-        </w:rPr>
-        <w:t xml:space="preserve"> </w:t>
-      </w:r>
-      <w:r>
-        <w:rPr>
-          <w:sz w:val="20"/>
-        </w:rPr>
-        <w:t>improving</w:t>
+        <w:t>decision</w:t>
+      </w:r>
+      <w:r>
+        <w:rPr>
+          <w:spacing w:val="-4"/>
+          <w:sz w:val="20"/>
+        </w:rPr>
+        <w:t xml:space="preserve"> </w:t>
+      </w:r>
+      <w:r>
+        <w:rPr>
+          <w:sz w:val="20"/>
+        </w:rPr>
+        <w:t>systems</w:t>
       </w:r>
       <w:r>
         <w:rPr>
@@ -7152,7 +7138,7 @@
         <w:rPr>
           <w:sz w:val="20"/>
         </w:rPr>
-        <w:t>sales conversion rates.</w:t>
+        <w:t>to enhance operational efficiency.</w:t>
       </w:r>
     </w:p>
     <w:p>
@@ -7202,7 +7188,7 @@
         <w:rPr>
           <w:sz w:val="20"/>
         </w:rPr>
-        <w:t>production</w:t>
+        <w:t>data</w:t>
       </w:r>
       <w:r>
         <w:rPr>
@@ -7215,24 +7201,11 @@
         <w:rPr>
           <w:sz w:val="20"/>
         </w:rPr>
-        <w:t>data</w:t>
-      </w:r>
-      <w:r>
-        <w:rPr>
-          <w:spacing w:val="-3"/>
-          <w:sz w:val="20"/>
-        </w:rPr>
-        <w:t xml:space="preserve"> </w:t>
-      </w:r>
-      <w:r>
-        <w:rPr>
-          <w:sz w:val="20"/>
-        </w:rPr>
         <w:t>analysis</w:t>
       </w:r>
       <w:r>
         <w:rPr>
-          <w:spacing w:val="-4"/>
+          <w:spacing w:val="-3"/>
           <w:sz w:val="20"/>
         </w:rPr>
         <w:t xml:space="preserve"> </w:t>
@@ -7284,6 +7257,19 @@
       </w:r>
       <w:r>
         <w:rPr>
+          <w:spacing w:val="-4"/>
+          <w:sz w:val="20"/>
+        </w:rPr>
+        <w:t xml:space="preserve"> </w:t>
+      </w:r>
+      <w:r>
+        <w:rPr>
+          <w:sz w:val="20"/>
+        </w:rPr>
+        <w:t>visualization</w:t>
+      </w:r>
+      <w:r>
+        <w:rPr>
           <w:spacing w:val="-1"/>
           <w:sz w:val="20"/>
         </w:rPr>
@@ -7293,7 +7279,7 @@
         <w:rPr>
           <w:sz w:val="20"/>
         </w:rPr>
-        <w:t>visualization</w:t>
+        <w:t>tools</w:t>
       </w:r>
       <w:r>
         <w:rPr>
@@ -7306,23 +7292,23 @@
         <w:rPr>
           <w:sz w:val="20"/>
         </w:rPr>
-        <w:t>tools</w:t>
-      </w:r>
-      <w:r>
-        <w:rPr>
-          <w:spacing w:val="-4"/>
-          <w:sz w:val="20"/>
-        </w:rPr>
-        <w:t xml:space="preserve"> </w:t>
-      </w:r>
-      <w:r>
-        <w:rPr>
-          <w:sz w:val="20"/>
-        </w:rPr>
         <w:t>like</w:t>
       </w:r>
       <w:r>
         <w:rPr>
+          <w:spacing w:val="-4"/>
+          <w:sz w:val="20"/>
+        </w:rPr>
+        <w:t xml:space="preserve"> </w:t>
+      </w:r>
+      <w:r>
+        <w:rPr>
+          <w:sz w:val="20"/>
+        </w:rPr>
+        <w:t>Grafana</w:t>
+      </w:r>
+      <w:r>
+        <w:rPr>
           <w:spacing w:val="-2"/>
           <w:sz w:val="20"/>
         </w:rPr>
@@ -7332,14 +7318,14 @@
         <w:rPr>
           <w:sz w:val="20"/>
         </w:rPr>
-        <w:t>Grafana</w:t>
+        <w:t>and</w:t>
       </w:r>
       <w:r>
         <w:rPr>
           <w:spacing w:val="-2"/>
           <w:sz w:val="20"/>
         </w:rPr>
-        <w:t>and Tableau to support operational insights.</w:t>
+        <w:t>Tableau to support real-time monitoring and insights.</w:t>
       </w:r>
     </w:p>
     <w:p>
@@ -7539,7 +7525,7 @@
           <w:spacing w:val="-2"/>
           <w:sz w:val="20"/>
         </w:rPr>
-        <w:t>rapid issue resolution.</w:t>
+        <w:t>swift issue resolution.</w:t>
       </w:r>
     </w:p>
     <w:p>
@@ -7668,11 +7654,10 @@
         <w:rPr>
           <w:spacing w:val="-5"/>
         </w:rPr>
-        <w:t xml:space="preserve"> </w:t>
-      </w:r>
-      <w:r>
-        <w:rPr/>
-        <w:t>Junior</w:t>
+        <w:t>Junior Data Engineer</w:t>
+      </w:r>
+      <w:r>
+        <w:rPr/>
       </w:r>
       <w:r>
         <w:rPr>
@@ -7683,7 +7668,6 @@
         <w:rPr>
           <w:spacing w:val="-2"/>
         </w:rPr>
-        <w:t>Data Engineer</w:t>
       </w:r>
     </w:p>
     <w:p>
@@ -7733,7 +7717,7 @@
         <w:rPr>
           <w:sz w:val="20"/>
         </w:rPr>
-        <w:t>optimized</w:t>
+        <w:t>implemented</w:t>
       </w:r>
       <w:r>
         <w:rPr>
@@ -7903,7 +7887,7 @@
           <w:spacing w:val="-2"/>
           <w:sz w:val="20"/>
         </w:rPr>
-        <w:t>and SQL for data transformation.</w:t>
+        <w:t>and SQL for data transformation and optimization.</w:t>
       </w:r>
     </w:p>
     <w:p>
@@ -7992,33 +7976,59 @@
         <w:rPr>
           <w:sz w:val="20"/>
         </w:rPr>
-        <w:t>implement</w:t>
-      </w:r>
-      <w:r>
-        <w:rPr>
-          <w:spacing w:val="-4"/>
-          <w:sz w:val="20"/>
-        </w:rPr>
-        <w:t xml:space="preserve"> </w:t>
-      </w:r>
-      <w:r>
-        <w:rPr>
-          <w:sz w:val="20"/>
-        </w:rPr>
-        <w:t>data</w:t>
-      </w:r>
-      <w:r>
-        <w:rPr>
-          <w:spacing w:val="-4"/>
-          <w:sz w:val="20"/>
-        </w:rPr>
-        <w:t xml:space="preserve"> </w:t>
-      </w:r>
-      <w:r>
-        <w:rPr>
-          <w:sz w:val="20"/>
-        </w:rPr>
-        <w:t>models</w:t>
+        <w:t>develop</w:t>
+      </w:r>
+      <w:r>
+        <w:rPr>
+          <w:spacing w:val="-4"/>
+          <w:sz w:val="20"/>
+        </w:rPr>
+        <w:t xml:space="preserve"> </w:t>
+      </w:r>
+      <w:r>
+        <w:rPr>
+          <w:sz w:val="20"/>
+        </w:rPr>
+        <w:t>workflows</w:t>
+      </w:r>
+      <w:r>
+        <w:rPr>
+          <w:spacing w:val="-4"/>
+          <w:sz w:val="20"/>
+        </w:rPr>
+        <w:t xml:space="preserve"> </w:t>
+      </w:r>
+      <w:r>
+        <w:rPr>
+          <w:sz w:val="20"/>
+        </w:rPr>
+        <w:t>for</w:t>
+      </w:r>
+      <w:r>
+        <w:rPr>
+          <w:spacing w:val="-4"/>
+          <w:sz w:val="20"/>
+        </w:rPr>
+        <w:t xml:space="preserve"> </w:t>
+      </w:r>
+      <w:r>
+        <w:rPr>
+          <w:sz w:val="20"/>
+        </w:rPr>
+        <w:t>pattern</w:t>
+      </w:r>
+      <w:r>
+        <w:rPr>
+          <w:spacing w:val="-4"/>
+          <w:sz w:val="20"/>
+        </w:rPr>
+        <w:t xml:space="preserve"> </w:t>
+      </w:r>
+      <w:r>
+        <w:rPr>
+          <w:sz w:val="20"/>
+        </w:rPr>
+        <w:t>detection</w:t>
       </w:r>
       <w:r>
         <w:rPr>
@@ -8044,46 +8054,20 @@
         <w:rPr>
           <w:sz w:val="20"/>
         </w:rPr>
-        <w:t>ensure</w:t>
-      </w:r>
-      <w:r>
-        <w:rPr>
-          <w:spacing w:val="-4"/>
-          <w:sz w:val="20"/>
-        </w:rPr>
-        <w:t xml:space="preserve"> </w:t>
-      </w:r>
-      <w:r>
-        <w:rPr>
-          <w:sz w:val="20"/>
-        </w:rPr>
-        <w:t>efficient</w:t>
-      </w:r>
-      <w:r>
-        <w:rPr>
-          <w:spacing w:val="-4"/>
-          <w:sz w:val="20"/>
-        </w:rPr>
-        <w:t xml:space="preserve"> </w:t>
-      </w:r>
-      <w:r>
-        <w:rPr>
-          <w:sz w:val="20"/>
-        </w:rPr>
-        <w:t>querying</w:t>
-      </w:r>
-      <w:r>
-        <w:rPr>
-          <w:spacing w:val="-4"/>
-          <w:sz w:val="20"/>
-        </w:rPr>
-        <w:t xml:space="preserve"> </w:t>
-      </w:r>
-      <w:r>
-        <w:rPr>
-          <w:sz w:val="20"/>
-        </w:rPr>
-        <w:t>and storage for IoT datasets.</w:t>
+        <w:t>anomaly</w:t>
+      </w:r>
+      <w:r>
+        <w:rPr>
+          <w:spacing w:val="-4"/>
+          <w:sz w:val="20"/>
+        </w:rPr>
+        <w:t xml:space="preserve"> </w:t>
+      </w:r>
+      <w:r>
+        <w:rPr>
+          <w:sz w:val="20"/>
+        </w:rPr>
+        <w:t>identification in large-scale IoT datasets, adhering to data modeling best practices.</w:t>
       </w:r>
     </w:p>
     <w:p>
@@ -8107,7 +8091,7 @@
         <w:rPr>
           <w:sz w:val="20"/>
         </w:rPr>
-        <w:t>Developed</w:t>
+        <w:t>Built</w:t>
       </w:r>
       <w:r>
         <w:rPr>
@@ -8263,7 +8247,7 @@
         <w:rPr>
           <w:sz w:val="20"/>
         </w:rPr>
-        <w:t>for</w:t>
+        <w:t>and</w:t>
       </w:r>
       <w:r>
         <w:rPr>
@@ -8276,13 +8260,14 @@
         <w:rPr>
           <w:sz w:val="20"/>
         </w:rPr>
-        <w:t>stakeholders.</w:t>
+        <w:t>stakeholder</w:t>
       </w:r>
       <w:r>
         <w:rPr>
           <w:spacing w:val="-2"/>
           <w:sz w:val="20"/>
         </w:rPr>
+        <w:t>communication.</w:t>
       </w:r>
     </w:p>
     <w:p>
@@ -8462,14 +8447,14 @@
         <w:rPr>
           <w:sz w:val="20"/>
         </w:rPr>
-        <w:t>data</w:t>
+        <w:t>data,</w:t>
       </w:r>
       <w:r>
         <w:rPr>
           <w:spacing w:val="-2"/>
           <w:sz w:val="20"/>
         </w:rPr>
-        <w:t>for predictive maintenance.</w:t>
+        <w:t>contributing to predictive maintenance initiatives.</w:t>
       </w:r>
     </w:p>
     <w:p>
@@ -8963,7 +8948,7 @@
         <w:rPr>
           <w:sz w:val="20"/>
         </w:rPr>
-        <w:t>SQL, PySpark, Apache Kafka, Apache Airflow, ETL/ELT Pipelines, Data Modeling, Data Warehousing, Real-Time Streaming, DynamoDB, PostgreSQL, MongoDB, Redis, MySQL, dbt, Data Quality, Grafana, Tableau, Power BI.</w:t>
+        <w:t>SQL, Apache Kafka, PySpark, Apache Airflow, ETL/ELT Pipelines, Data Modeling, Data Warehousing, Real-Time Streaming, DynamoDB, PostgreSQL, MongoDB, Redis, MySQL, dbt, Data Quality, Grafana, Tableau, Power BI.</w:t>
       </w:r>
       <w:r>
         <w:rPr>
@@ -9064,7 +9049,7 @@
       </w:r>
       <w:r>
         <w:rPr/>
-        <w:t>AWS (S3, Lambda, Glue, Redshift, EMR, SageMaker, ECS, ECR, RDS), Terraform, CI/CD, Docker, Kubernetes, Microservices, Azure, GCP.</w:t>
+        <w:t>AWS (S3, Redshift, Glue, EMR, Lambda, ECS, ECR, SageMaker, RDS), Terraform, CI/CD, Docker, Kubernetes, Microservices, Azure, GCP.</w:t>
       </w:r>
       <w:r>
         <w:rPr>
@@ -9168,7 +9153,7 @@
       </w:r>
       <w:r>
         <w:rPr/>
-        <w:t>Python, scikit-learn, PyTorch, TensorFlow, FastAPI, Flask, gRPC, REST APIs, WebSockets, C++, Shell Scripting, OpenCV, RLHF, PPO, CUDA, Quantization.</w:t>
+        <w:t>Python, scikit-learn, PyTorch, TensorFlow, C++, FastAPI, Flask, gRPC, REST APIs, WebSockets, Shell Scripting, OpenCV, RLHF, PPO, CUDA, Quantization.</w:t>
       </w:r>
       <w:r>
         <w:rPr>

--- a/output/Rehan_Malik_Resume_data_engineer_amazon.docx
+++ b/output/Rehan_Malik_Resume_data_engineer_amazon.docx
@@ -210,19 +210,6 @@
         </w:rPr>
         <w:t>Senior Data &amp; AI Lead</w:t>
       </w:r>
-      <w:r>
-        <w:rPr/>
-      </w:r>
-      <w:r>
-        <w:rPr>
-          <w:spacing w:val="-6"/>
-        </w:rPr>
-      </w:r>
-      <w:r>
-        <w:rPr>
-          <w:spacing w:val="-4"/>
-        </w:rPr>
-      </w:r>
     </w:p>
     <w:p>
       <w:pPr>
@@ -375,7 +362,7 @@
         <w:rPr>
           <w:sz w:val="20"/>
         </w:rPr>
-        <w:t>and WebSockets, enabling zero-latency processing for 500+ concurrent data streams.</w:t>
+        <w:t>and WebSockets, enabling zero-latency ingestion of 500+ concurrent voice streams.</w:t>
       </w:r>
     </w:p>
     <w:p>
@@ -438,33 +425,33 @@
         <w:rPr>
           <w:sz w:val="20"/>
         </w:rPr>
-        <w:t>pipelines</w:t>
-      </w:r>
-      <w:r>
-        <w:rPr>
-          <w:spacing w:val="-4"/>
-          <w:sz w:val="20"/>
-        </w:rPr>
-        <w:t xml:space="preserve"> </w:t>
-      </w:r>
-      <w:r>
-        <w:rPr>
-          <w:sz w:val="20"/>
-        </w:rPr>
-        <w:t>to</w:t>
-      </w:r>
-      <w:r>
-        <w:rPr>
-          <w:spacing w:val="-4"/>
-          <w:sz w:val="20"/>
-        </w:rPr>
-        <w:t xml:space="preserve"> </w:t>
-      </w:r>
-      <w:r>
-        <w:rPr>
-          <w:sz w:val="20"/>
-        </w:rPr>
-        <w:t>automate</w:t>
+        <w:t>workflows</w:t>
+      </w:r>
+      <w:r>
+        <w:rPr>
+          <w:spacing w:val="-4"/>
+          <w:sz w:val="20"/>
+        </w:rPr>
+        <w:t xml:space="preserve"> </w:t>
+      </w:r>
+      <w:r>
+        <w:rPr>
+          <w:sz w:val="20"/>
+        </w:rPr>
+        <w:t>leveraging</w:t>
+      </w:r>
+      <w:r>
+        <w:rPr>
+          <w:spacing w:val="-4"/>
+          <w:sz w:val="20"/>
+        </w:rPr>
+        <w:t xml:space="preserve"> </w:t>
+      </w:r>
+      <w:r>
+        <w:rPr>
+          <w:sz w:val="20"/>
+        </w:rPr>
+        <w:t>Python</w:t>
       </w:r>
       <w:r>
         <w:rPr>
@@ -477,62 +464,49 @@
         <w:rPr>
           <w:sz w:val="20"/>
         </w:rPr>
+        <w:t>and</w:t>
+      </w:r>
+      <w:r>
+        <w:rPr>
+          <w:spacing w:val="-3"/>
+          <w:sz w:val="20"/>
+        </w:rPr>
+        <w:t xml:space="preserve"> </w:t>
+      </w:r>
+      <w:r>
+        <w:rPr>
+          <w:sz w:val="20"/>
+        </w:rPr>
+        <w:t>SQL,</w:t>
+      </w:r>
+      <w:r>
+        <w:rPr>
+          <w:spacing w:val="-3"/>
+          <w:sz w:val="20"/>
+        </w:rPr>
+        <w:t xml:space="preserve"> </w:t>
+      </w:r>
+      <w:r>
+        <w:rPr>
+          <w:sz w:val="20"/>
+        </w:rPr>
+        <w:t>automating</w:t>
+      </w:r>
+      <w:r>
+        <w:rPr>
+          <w:spacing w:val="-4"/>
+          <w:sz w:val="20"/>
+        </w:rPr>
+        <w:t xml:space="preserve"> </w:t>
+      </w:r>
+      <w:r>
+        <w:rPr>
+          <w:sz w:val="20"/>
+        </w:rPr>
         <w:t>complex</w:t>
       </w:r>
       <w:r>
         <w:rPr>
-          <w:spacing w:val="-3"/>
-          <w:sz w:val="20"/>
-        </w:rPr>
-        <w:t xml:space="preserve"> </w:t>
-      </w:r>
-      <w:r>
-        <w:rPr>
-          <w:sz w:val="20"/>
-        </w:rPr>
-        <w:t>workflows,</w:t>
-      </w:r>
-      <w:r>
-        <w:rPr>
-          <w:spacing w:val="-3"/>
-          <w:sz w:val="20"/>
-        </w:rPr>
-        <w:t xml:space="preserve"> </w:t>
-      </w:r>
-      <w:r>
-        <w:rPr>
-          <w:sz w:val="20"/>
-        </w:rPr>
-        <w:t>leveraging</w:t>
-      </w:r>
-      <w:r>
-        <w:rPr>
-          <w:spacing w:val="-4"/>
-          <w:sz w:val="20"/>
-        </w:rPr>
-        <w:t xml:space="preserve"> </w:t>
-      </w:r>
-      <w:r>
-        <w:rPr>
-          <w:sz w:val="20"/>
-        </w:rPr>
-        <w:t>Python</w:t>
-      </w:r>
-      <w:r>
-        <w:rPr>
-          <w:spacing w:val="-4"/>
-          <w:sz w:val="20"/>
-        </w:rPr>
-        <w:t xml:space="preserve"> </w:t>
-      </w:r>
-      <w:r>
-        <w:rPr>
-          <w:sz w:val="20"/>
-        </w:rPr>
-        <w:t>and</w:t>
-      </w:r>
-      <w:r>
-        <w:rPr>
           <w:spacing w:val="-4"/>
           <w:sz w:val="20"/>
         </w:rPr>
@@ -555,7 +529,20 @@
         <w:rPr>
           <w:sz w:val="20"/>
         </w:rPr>
-        <w:t>orchestration frameworks for seamless data ingestion and transformation.</w:t>
+        <w:t>processing</w:t>
+      </w:r>
+      <w:r>
+        <w:rPr>
+          <w:spacing w:val="-4"/>
+          <w:sz w:val="20"/>
+        </w:rPr>
+        <w:t xml:space="preserve"> </w:t>
+      </w:r>
+      <w:r>
+        <w:rPr>
+          <w:sz w:val="20"/>
+        </w:rPr>
+        <w:t>tasks and optimizing pipeline performance for large-scale datasets.</w:t>
       </w:r>
     </w:p>
     <w:p>
@@ -709,7 +696,7 @@
         <w:rPr>
           <w:sz w:val="20"/>
         </w:rPr>
-        <w:t>cloud</w:t>
+        <w:t>data</w:t>
       </w:r>
       <w:r>
         <w:rPr>
@@ -722,33 +709,33 @@
         <w:rPr>
           <w:sz w:val="20"/>
         </w:rPr>
-        <w:t>data</w:t>
-      </w:r>
-      <w:r>
-        <w:rPr>
-          <w:spacing w:val="-3"/>
-          <w:sz w:val="20"/>
-        </w:rPr>
-        <w:t xml:space="preserve"> </w:t>
-      </w:r>
-      <w:r>
-        <w:rPr>
-          <w:sz w:val="20"/>
-        </w:rPr>
         <w:t>infrastructure,</w:t>
       </w:r>
       <w:r>
         <w:rPr>
-          <w:spacing w:val="-4"/>
-          <w:sz w:val="20"/>
-        </w:rPr>
-        <w:t xml:space="preserve"> </w:t>
-      </w:r>
-      <w:r>
-        <w:rPr>
-          <w:sz w:val="20"/>
-        </w:rPr>
-        <w:t>increasing processing capacity by 60% for 2TB+ datasets.</w:t>
+          <w:spacing w:val="-3"/>
+          <w:sz w:val="20"/>
+        </w:rPr>
+        <w:t xml:space="preserve"> </w:t>
+      </w:r>
+      <w:r>
+        <w:rPr>
+          <w:sz w:val="20"/>
+        </w:rPr>
+        <w:t>increasing</w:t>
+      </w:r>
+      <w:r>
+        <w:rPr>
+          <w:spacing w:val="-4"/>
+          <w:sz w:val="20"/>
+        </w:rPr>
+        <w:t xml:space="preserve"> </w:t>
+      </w:r>
+      <w:r>
+        <w:rPr>
+          <w:sz w:val="20"/>
+        </w:rPr>
+        <w:t>processing capacity by 60% for datasets exceeding 2TB.</w:t>
       </w:r>
     </w:p>
     <w:p>
@@ -772,7 +759,7 @@
         <w:rPr>
           <w:sz w:val="20"/>
         </w:rPr>
-        <w:t>Architected</w:t>
+        <w:t>Built</w:t>
       </w:r>
       <w:r>
         <w:rPr>
@@ -785,7 +772,7 @@
         <w:rPr>
           <w:sz w:val="20"/>
         </w:rPr>
-        <w:t>scalable</w:t>
+        <w:t>and</w:t>
       </w:r>
       <w:r>
         <w:rPr>
@@ -798,20 +785,20 @@
         <w:rPr>
           <w:sz w:val="20"/>
         </w:rPr>
-        <w:t>and</w:t>
-      </w:r>
-      <w:r>
-        <w:rPr>
-          <w:spacing w:val="-3"/>
-          <w:sz w:val="20"/>
-        </w:rPr>
-        <w:t xml:space="preserve"> </w:t>
-      </w:r>
-      <w:r>
-        <w:rPr>
-          <w:sz w:val="20"/>
-        </w:rPr>
-        <w:t>resilient</w:t>
+        <w:t>managed</w:t>
+      </w:r>
+      <w:r>
+        <w:rPr>
+          <w:spacing w:val="-3"/>
+          <w:sz w:val="20"/>
+        </w:rPr>
+        <w:t xml:space="preserve"> </w:t>
+      </w:r>
+      <w:r>
+        <w:rPr>
+          <w:sz w:val="20"/>
+        </w:rPr>
+        <w:t>cloud-based</w:t>
       </w:r>
       <w:r>
         <w:rPr>
@@ -824,7 +811,7 @@
         <w:rPr>
           <w:sz w:val="20"/>
         </w:rPr>
-        <w:t>cloud</w:t>
+        <w:t>data</w:t>
       </w:r>
       <w:r>
         <w:rPr>
@@ -837,7 +824,7 @@
         <w:rPr>
           <w:sz w:val="20"/>
         </w:rPr>
-        <w:t>solutions</w:t>
+        <w:t>architectures</w:t>
       </w:r>
       <w:r>
         <w:rPr>
@@ -954,7 +941,7 @@
         <w:rPr>
           <w:sz w:val="20"/>
         </w:rPr>
-        <w:t>large-scale</w:t>
+        <w:t>high-throughput</w:t>
       </w:r>
       <w:r>
         <w:rPr>
@@ -991,7 +978,7 @@
         <w:rPr>
           <w:sz w:val="20"/>
         </w:rPr>
-        <w:t>Built</w:t>
+        <w:t>Engineered</w:t>
       </w:r>
       <w:r>
         <w:rPr>
@@ -1030,7 +1017,7 @@
         <w:rPr>
           <w:sz w:val="20"/>
         </w:rPr>
-        <w:t>with</w:t>
+        <w:t>using</w:t>
       </w:r>
       <w:r>
         <w:rPr>
@@ -1069,20 +1056,20 @@
         <w:rPr>
           <w:sz w:val="20"/>
         </w:rPr>
-        <w:t>optimized</w:t>
-      </w:r>
-      <w:r>
-        <w:rPr>
-          <w:spacing w:val="-3"/>
-          <w:sz w:val="20"/>
-        </w:rPr>
-        <w:t xml:space="preserve"> </w:t>
-      </w:r>
-      <w:r>
-        <w:rPr>
-          <w:sz w:val="20"/>
-        </w:rPr>
-        <w:t>C++</w:t>
+        <w:t>Python,</w:t>
+      </w:r>
+      <w:r>
+        <w:rPr>
+          <w:spacing w:val="-3"/>
+          <w:sz w:val="20"/>
+        </w:rPr>
+        <w:t xml:space="preserve"> </w:t>
+      </w:r>
+      <w:r>
+        <w:rPr>
+          <w:sz w:val="20"/>
+        </w:rPr>
+        <w:t>reducing</w:t>
       </w:r>
       <w:r>
         <w:rPr>
@@ -1095,33 +1082,33 @@
         <w:rPr>
           <w:sz w:val="20"/>
         </w:rPr>
-        <w:t>modules,</w:t>
-      </w:r>
-      <w:r>
-        <w:rPr>
-          <w:spacing w:val="-4"/>
-          <w:sz w:val="20"/>
-        </w:rPr>
-        <w:t xml:space="preserve"> </w:t>
-      </w:r>
-      <w:r>
-        <w:rPr>
-          <w:sz w:val="20"/>
-        </w:rPr>
-        <w:t>reducing</w:t>
-      </w:r>
-      <w:r>
-        <w:rPr>
-          <w:spacing w:val="-4"/>
-          <w:sz w:val="20"/>
-        </w:rPr>
-        <w:t xml:space="preserve"> </w:t>
-      </w:r>
-      <w:r>
-        <w:rPr>
-          <w:sz w:val="20"/>
-        </w:rPr>
-        <w:t>data</w:t>
+        <w:t>latency</w:t>
+      </w:r>
+      <w:r>
+        <w:rPr>
+          <w:spacing w:val="-4"/>
+          <w:sz w:val="20"/>
+        </w:rPr>
+        <w:t xml:space="preserve"> </w:t>
+      </w:r>
+      <w:r>
+        <w:rPr>
+          <w:sz w:val="20"/>
+        </w:rPr>
+        <w:t>by</w:t>
+      </w:r>
+      <w:r>
+        <w:rPr>
+          <w:spacing w:val="-4"/>
+          <w:sz w:val="20"/>
+        </w:rPr>
+        <w:t xml:space="preserve"> </w:t>
+      </w:r>
+      <w:r>
+        <w:rPr>
+          <w:sz w:val="20"/>
+        </w:rPr>
+        <w:t>25%</w:t>
       </w:r>
       <w:r>
         <w:rPr>
@@ -1134,7 +1121,7 @@
         <w:rPr>
           <w:sz w:val="20"/>
         </w:rPr>
-        <w:t>processing latency by 25% and enhancing system scalability.</w:t>
+        <w:t>and enabling support for 15% more concurrent users.</w:t>
       </w:r>
     </w:p>
     <w:p>
@@ -1236,62 +1223,75 @@
         <w:rPr>
           <w:sz w:val="20"/>
         </w:rPr>
+        <w:t>for</w:t>
+      </w:r>
+      <w:r>
+        <w:rPr>
+          <w:spacing w:val="-4"/>
+          <w:sz w:val="20"/>
+        </w:rPr>
+        <w:t xml:space="preserve"> </w:t>
+      </w:r>
+      <w:r>
+        <w:rPr>
+          <w:sz w:val="20"/>
+        </w:rPr>
+        <w:t>structured</w:t>
+      </w:r>
+      <w:r>
+        <w:rPr>
+          <w:spacing w:val="-3"/>
+          <w:sz w:val="20"/>
+        </w:rPr>
+        <w:t xml:space="preserve"> </w:t>
+      </w:r>
+      <w:r>
+        <w:rPr>
+          <w:sz w:val="20"/>
+        </w:rPr>
+        <w:t>and</w:t>
+      </w:r>
+      <w:r>
+        <w:rPr>
+          <w:spacing w:val="-4"/>
+          <w:sz w:val="20"/>
+        </w:rPr>
+        <w:t xml:space="preserve"> </w:t>
+      </w:r>
+      <w:r>
+        <w:rPr>
+          <w:sz w:val="20"/>
+        </w:rPr>
+        <w:t>unstructured</w:t>
+      </w:r>
+      <w:r>
+        <w:rPr>
+          <w:spacing w:val="-2"/>
+          <w:sz w:val="20"/>
+        </w:rPr>
+        <w:t xml:space="preserve"> </w:t>
+      </w:r>
+      <w:r>
+        <w:rPr>
+          <w:sz w:val="20"/>
+        </w:rPr>
+        <w:t>data</w:t>
+      </w:r>
+      <w:r>
+        <w:rPr>
+          <w:spacing w:val="-5"/>
+          <w:sz w:val="20"/>
+        </w:rPr>
+        <w:t xml:space="preserve"> </w:t>
+      </w:r>
+      <w:r>
+        <w:rPr>
+          <w:sz w:val="20"/>
+        </w:rPr>
         <w:t>using</w:t>
       </w:r>
       <w:r>
         <w:rPr>
-          <w:spacing w:val="-4"/>
-          <w:sz w:val="20"/>
-        </w:rPr>
-        <w:t xml:space="preserve"> </w:t>
-      </w:r>
-      <w:r>
-        <w:rPr>
-          <w:sz w:val="20"/>
-        </w:rPr>
-        <w:t>FAISS</w:t>
-      </w:r>
-      <w:r>
-        <w:rPr>
-          <w:spacing w:val="-3"/>
-          <w:sz w:val="20"/>
-        </w:rPr>
-        <w:t xml:space="preserve"> </w:t>
-      </w:r>
-      <w:r>
-        <w:rPr>
-          <w:sz w:val="20"/>
-        </w:rPr>
-        <w:t>and</w:t>
-      </w:r>
-      <w:r>
-        <w:rPr>
-          <w:spacing w:val="-4"/>
-          <w:sz w:val="20"/>
-        </w:rPr>
-        <w:t xml:space="preserve"> </w:t>
-      </w:r>
-      <w:r>
-        <w:rPr>
-          <w:sz w:val="20"/>
-        </w:rPr>
-        <w:t>ChromaDB,</w:t>
-      </w:r>
-      <w:r>
-        <w:rPr>
-          <w:spacing w:val="-2"/>
-          <w:sz w:val="20"/>
-        </w:rPr>
-        <w:t xml:space="preserve"> </w:t>
-      </w:r>
-      <w:r>
-        <w:rPr>
-          <w:sz w:val="20"/>
-        </w:rPr>
-        <w:t>integrating</w:t>
-      </w:r>
-      <w:r>
-        <w:rPr>
           <w:spacing w:val="-5"/>
           <w:sz w:val="20"/>
         </w:rPr>
@@ -1301,20 +1301,7 @@
         <w:rPr>
           <w:sz w:val="20"/>
         </w:rPr>
-        <w:t>structured</w:t>
-      </w:r>
-      <w:r>
-        <w:rPr>
-          <w:spacing w:val="-5"/>
-          <w:sz w:val="20"/>
-        </w:rPr>
-        <w:t xml:space="preserve"> </w:t>
-      </w:r>
-      <w:r>
-        <w:rPr>
-          <w:sz w:val="20"/>
-        </w:rPr>
-        <w:t>and unstructured data for enterprise analytics.</w:t>
+        <w:t>modern frameworks such as FAISS and ChromaDB.</w:t>
       </w:r>
     </w:p>
     <w:p>
@@ -1390,7 +1377,7 @@
         <w:rPr>
           <w:sz w:val="20"/>
         </w:rPr>
-        <w:t>model</w:t>
+        <w:t>reliability</w:t>
       </w:r>
       <w:r>
         <w:rPr>
@@ -1403,11 +1390,50 @@
         <w:rPr>
           <w:sz w:val="20"/>
         </w:rPr>
-        <w:t>performance</w:t>
-      </w:r>
-      <w:r>
-        <w:rPr>
-          <w:spacing w:val="-4"/>
+        <w:t>in</w:t>
+      </w:r>
+      <w:r>
+        <w:rPr>
+          <w:spacing w:val="-4"/>
+          <w:sz w:val="20"/>
+        </w:rPr>
+        <w:t xml:space="preserve"> </w:t>
+      </w:r>
+      <w:r>
+        <w:rPr>
+          <w:sz w:val="20"/>
+        </w:rPr>
+        <w:t>machine</w:t>
+      </w:r>
+      <w:r>
+        <w:rPr>
+          <w:spacing w:val="-2"/>
+          <w:sz w:val="20"/>
+        </w:rPr>
+        <w:t xml:space="preserve"> </w:t>
+      </w:r>
+      <w:r>
+        <w:rPr>
+          <w:sz w:val="20"/>
+        </w:rPr>
+        <w:t>learning</w:t>
+      </w:r>
+      <w:r>
+        <w:rPr>
+          <w:spacing w:val="-4"/>
+          <w:sz w:val="20"/>
+        </w:rPr>
+        <w:t xml:space="preserve"> </w:t>
+      </w:r>
+      <w:r>
+        <w:rPr>
+          <w:sz w:val="20"/>
+        </w:rPr>
+        <w:t>pipelines</w:t>
+      </w:r>
+      <w:r>
+        <w:rPr>
+          <w:spacing w:val="-5"/>
           <w:sz w:val="20"/>
         </w:rPr>
         <w:t xml:space="preserve"> </w:t>
@@ -1420,101 +1446,62 @@
       </w:r>
       <w:r>
         <w:rPr>
+          <w:spacing w:val="-4"/>
+          <w:sz w:val="20"/>
+        </w:rPr>
+        <w:t xml:space="preserve"> </w:t>
+      </w:r>
+      <w:r>
+        <w:rPr>
+          <w:sz w:val="20"/>
+        </w:rPr>
+        <w:t>implementing</w:t>
+      </w:r>
+      <w:r>
+        <w:rPr>
+          <w:spacing w:val="-4"/>
+          <w:sz w:val="20"/>
+        </w:rPr>
+        <w:t xml:space="preserve"> </w:t>
+      </w:r>
+      <w:r>
+        <w:rPr>
+          <w:sz w:val="20"/>
+        </w:rPr>
+        <w:t>reinforcement</w:t>
+      </w:r>
+      <w:r>
+        <w:rPr>
+          <w:spacing w:val="-4"/>
+          <w:sz w:val="20"/>
+        </w:rPr>
+        <w:t xml:space="preserve"> </w:t>
+      </w:r>
+      <w:r>
+        <w:rPr>
+          <w:sz w:val="20"/>
+        </w:rPr>
+        <w:t>learning</w:t>
+      </w:r>
+      <w:r>
+        <w:rPr>
+          <w:spacing w:val="-4"/>
+          <w:sz w:val="20"/>
+        </w:rPr>
+        <w:t xml:space="preserve"> </w:t>
+      </w:r>
+      <w:r>
+        <w:rPr>
+          <w:sz w:val="20"/>
+        </w:rPr>
+        <w:t>techniques</w:t>
+      </w:r>
+      <w:r>
+        <w:rPr>
           <w:spacing w:val="-2"/>
           <w:sz w:val="20"/>
         </w:rPr>
-        <w:t xml:space="preserve"> </w:t>
-      </w:r>
-      <w:r>
-        <w:rPr>
-          <w:sz w:val="20"/>
-        </w:rPr>
-        <w:t>implementing</w:t>
-      </w:r>
-      <w:r>
-        <w:rPr>
-          <w:spacing w:val="-4"/>
-          <w:sz w:val="20"/>
-        </w:rPr>
-        <w:t xml:space="preserve"> </w:t>
-      </w:r>
-      <w:r>
-        <w:rPr>
-          <w:sz w:val="20"/>
-        </w:rPr>
-        <w:t>reinforcement</w:t>
-      </w:r>
-      <w:r>
-        <w:rPr>
-          <w:spacing w:val="-5"/>
-          <w:sz w:val="20"/>
-        </w:rPr>
-        <w:t xml:space="preserve"> </w:t>
-      </w:r>
-      <w:r>
-        <w:rPr>
-          <w:sz w:val="20"/>
-        </w:rPr>
-        <w:t>learning</w:t>
-      </w:r>
-      <w:r>
-        <w:rPr>
-          <w:spacing w:val="-4"/>
-          <w:sz w:val="20"/>
-        </w:rPr>
-        <w:t xml:space="preserve"> </w:t>
-      </w:r>
-      <w:r>
-        <w:rPr>
-          <w:sz w:val="20"/>
-        </w:rPr>
-        <w:t>frameworks,</w:t>
-      </w:r>
-      <w:r>
-        <w:rPr>
-          <w:spacing w:val="-4"/>
-          <w:sz w:val="20"/>
-        </w:rPr>
-        <w:t xml:space="preserve"> </w:t>
-      </w:r>
-      <w:r>
-        <w:rPr>
-          <w:sz w:val="20"/>
-        </w:rPr>
-        <w:t>ensuring</w:t>
-      </w:r>
-      <w:r>
-        <w:rPr>
-          <w:spacing w:val="-4"/>
-          <w:sz w:val="20"/>
-        </w:rPr>
-        <w:t xml:space="preserve"> </w:t>
-      </w:r>
-      <w:r>
-        <w:rPr>
-          <w:sz w:val="20"/>
-        </w:rPr>
-        <w:t>reliability</w:t>
-      </w:r>
-      <w:r>
-        <w:rPr>
-          <w:spacing w:val="-4"/>
-          <w:sz w:val="20"/>
-        </w:rPr>
-        <w:t xml:space="preserve"> </w:t>
-      </w:r>
-      <w:r>
-        <w:rPr>
-          <w:sz w:val="20"/>
-        </w:rPr>
-        <w:t>in</w:t>
-      </w:r>
-      <w:r>
-        <w:rPr>
-          <w:spacing w:val="-2"/>
-          <w:sz w:val="20"/>
-        </w:rPr>
-        <w:t>production machine learning systems.</w:t>
+        <w:t>and scalable orchestration frameworks.</w:t>
       </w:r>
     </w:p>
     <w:p>
@@ -1538,7 +1525,7 @@
         <w:rPr>
           <w:sz w:val="20"/>
         </w:rPr>
-        <w:t>Created</w:t>
+        <w:t>Built</w:t>
       </w:r>
       <w:r>
         <w:rPr>
@@ -1577,6 +1564,19 @@
         <w:rPr>
           <w:sz w:val="20"/>
         </w:rPr>
+        <w:t>processing</w:t>
+      </w:r>
+      <w:r>
+        <w:rPr>
+          <w:spacing w:val="-4"/>
+          <w:sz w:val="20"/>
+        </w:rPr>
+        <w:t xml:space="preserve"> </w:t>
+      </w:r>
+      <w:r>
+        <w:rPr>
+          <w:sz w:val="20"/>
+        </w:rPr>
         <w:t>pipelines</w:t>
       </w:r>
       <w:r>
@@ -1590,37 +1590,11 @@
         <w:rPr>
           <w:sz w:val="20"/>
         </w:rPr>
-        <w:t>on</w:t>
-      </w:r>
-      <w:r>
-        <w:rPr>
-          <w:spacing w:val="-4"/>
-          <w:sz w:val="20"/>
-        </w:rPr>
-        <w:t xml:space="preserve"> </w:t>
-      </w:r>
-      <w:r>
-        <w:rPr>
-          <w:sz w:val="20"/>
-        </w:rPr>
-        <w:t>AWS</w:t>
-      </w:r>
-      <w:r>
-        <w:rPr>
-          <w:spacing w:val="-4"/>
-          <w:sz w:val="20"/>
-        </w:rPr>
-        <w:t xml:space="preserve"> </w:t>
-      </w:r>
-      <w:r>
-        <w:rPr>
-          <w:sz w:val="20"/>
-        </w:rPr>
         <w:t>for</w:t>
       </w:r>
       <w:r>
         <w:rPr>
-          <w:spacing w:val="-3"/>
+          <w:spacing w:val="-4"/>
           <w:sz w:val="20"/>
         </w:rPr>
         <w:t xml:space="preserve"> </w:t>
@@ -1633,42 +1607,55 @@
       </w:r>
       <w:r>
         <w:rPr>
-          <w:spacing w:val="-4"/>
-          <w:sz w:val="20"/>
-        </w:rPr>
-        <w:t xml:space="preserve"> </w:t>
-      </w:r>
-      <w:r>
-        <w:rPr>
-          <w:sz w:val="20"/>
-        </w:rPr>
-        <w:t>processing,</w:t>
-      </w:r>
-      <w:r>
-        <w:rPr>
-          <w:spacing w:val="-4"/>
-          <w:sz w:val="20"/>
-        </w:rPr>
-        <w:t xml:space="preserve"> </w:t>
-      </w:r>
-      <w:r>
-        <w:rPr>
-          <w:sz w:val="20"/>
-        </w:rPr>
-        <w:t>enabling</w:t>
-      </w:r>
-      <w:r>
-        <w:rPr>
-          <w:spacing w:val="-4"/>
-          <w:sz w:val="20"/>
-        </w:rPr>
-        <w:t xml:space="preserve"> </w:t>
-      </w:r>
-      <w:r>
-        <w:rPr>
-          <w:sz w:val="20"/>
-        </w:rPr>
-        <w:t>speech-to-text,</w:t>
+          <w:spacing w:val="-3"/>
+          <w:sz w:val="20"/>
+        </w:rPr>
+        <w:t xml:space="preserve"> </w:t>
+      </w:r>
+      <w:r>
+        <w:rPr>
+          <w:sz w:val="20"/>
+        </w:rPr>
+        <w:t>analytics,</w:t>
+      </w:r>
+      <w:r>
+        <w:rPr>
+          <w:spacing w:val="-4"/>
+          <w:sz w:val="20"/>
+        </w:rPr>
+        <w:t xml:space="preserve"> </w:t>
+      </w:r>
+      <w:r>
+        <w:rPr>
+          <w:sz w:val="20"/>
+        </w:rPr>
+        <w:t>including</w:t>
+      </w:r>
+      <w:r>
+        <w:rPr>
+          <w:spacing w:val="-4"/>
+          <w:sz w:val="20"/>
+        </w:rPr>
+        <w:t xml:space="preserve"> </w:t>
+      </w:r>
+      <w:r>
+        <w:rPr>
+          <w:sz w:val="20"/>
+        </w:rPr>
+        <w:t>speech-to-text</w:t>
+      </w:r>
+      <w:r>
+        <w:rPr>
+          <w:spacing w:val="-4"/>
+          <w:sz w:val="20"/>
+        </w:rPr>
+        <w:t xml:space="preserve"> </w:t>
+      </w:r>
+      <w:r>
+        <w:rPr>
+          <w:sz w:val="20"/>
+        </w:rPr>
+        <w:t>and</w:t>
       </w:r>
       <w:r>
         <w:rPr>
@@ -1694,7 +1681,7 @@
         <w:rPr>
           <w:sz w:val="20"/>
         </w:rPr>
-        <w:t>analysis, and actionable insights for business intelligence.</w:t>
+        <w:t>analysis, using AWS services and streaming architectures.</w:t>
       </w:r>
     </w:p>
     <w:p>
@@ -1791,27 +1778,6 @@
         </w:rPr>
         <w:t>Senior Data Engineer - Generative AI</w:t>
       </w:r>
-      <w:r>
-        <w:rPr/>
-      </w:r>
-      <w:r>
-        <w:rPr>
-          <w:spacing w:val="-7"/>
-        </w:rPr>
-      </w:r>
-      <w:r>
-        <w:rPr/>
-      </w:r>
-      <w:r>
-        <w:rPr>
-          <w:spacing w:val="-5"/>
-        </w:rPr>
-      </w:r>
-      <w:r>
-        <w:rPr>
-          <w:spacing w:val="-2"/>
-        </w:rPr>
-      </w:r>
     </w:p>
     <w:p>
       <w:pPr>
@@ -1834,11 +1800,37 @@
         <w:rPr>
           <w:sz w:val="20"/>
         </w:rPr>
-        <w:t>Developed</w:t>
-      </w:r>
-      <w:r>
-        <w:rPr>
-          <w:spacing w:val="-3"/>
+        <w:t>Designed</w:t>
+      </w:r>
+      <w:r>
+        <w:rPr>
+          <w:spacing w:val="-3"/>
+          <w:sz w:val="20"/>
+        </w:rPr>
+        <w:t xml:space="preserve"> </w:t>
+      </w:r>
+      <w:r>
+        <w:rPr>
+          <w:sz w:val="20"/>
+        </w:rPr>
+        <w:t>and</w:t>
+      </w:r>
+      <w:r>
+        <w:rPr>
+          <w:spacing w:val="-4"/>
+          <w:sz w:val="20"/>
+        </w:rPr>
+        <w:t xml:space="preserve"> </w:t>
+      </w:r>
+      <w:r>
+        <w:rPr>
+          <w:sz w:val="20"/>
+        </w:rPr>
+        <w:t>optimized</w:t>
+      </w:r>
+      <w:r>
+        <w:rPr>
+          <w:spacing w:val="-4"/>
           <w:sz w:val="20"/>
         </w:rPr>
         <w:t xml:space="preserve"> </w:t>
@@ -1864,7 +1856,7 @@
       </w:r>
       <w:r>
         <w:rPr>
-          <w:spacing w:val="-4"/>
+          <w:spacing w:val="-3"/>
           <w:sz w:val="20"/>
         </w:rPr>
         <w:t xml:space="preserve"> </w:t>
@@ -1890,32 +1882,6 @@
       </w:r>
       <w:r>
         <w:rPr>
-          <w:spacing w:val="-3"/>
-          <w:sz w:val="20"/>
-        </w:rPr>
-        <w:t xml:space="preserve"> </w:t>
-      </w:r>
-      <w:r>
-        <w:rPr>
-          <w:sz w:val="20"/>
-        </w:rPr>
-        <w:t>process</w:t>
-      </w:r>
-      <w:r>
-        <w:rPr>
-          <w:spacing w:val="-4"/>
-          <w:sz w:val="20"/>
-        </w:rPr>
-        <w:t xml:space="preserve"> </w:t>
-      </w:r>
-      <w:r>
-        <w:rPr>
-          <w:sz w:val="20"/>
-        </w:rPr>
-        <w:t>and</w:t>
-      </w:r>
-      <w:r>
-        <w:rPr>
           <w:spacing w:val="-5"/>
           <w:sz w:val="20"/>
         </w:rPr>
@@ -1938,33 +1904,33 @@
         <w:rPr>
           <w:sz w:val="20"/>
         </w:rPr>
-        <w:t>large</w:t>
-      </w:r>
-      <w:r>
-        <w:rPr>
-          <w:spacing w:val="-3"/>
-          <w:sz w:val="20"/>
-        </w:rPr>
-        <w:t xml:space="preserve"> </w:t>
-      </w:r>
-      <w:r>
-        <w:rPr>
-          <w:sz w:val="20"/>
-        </w:rPr>
-        <w:t>volumes</w:t>
-      </w:r>
-      <w:r>
-        <w:rPr>
-          <w:spacing w:val="-4"/>
-          <w:sz w:val="20"/>
-        </w:rPr>
-        <w:t xml:space="preserve"> </w:t>
-      </w:r>
-      <w:r>
-        <w:rPr>
-          <w:sz w:val="20"/>
-        </w:rPr>
-        <w:t>of</w:t>
+        <w:t>unstructured</w:t>
+      </w:r>
+      <w:r>
+        <w:rPr>
+          <w:spacing w:val="-3"/>
+          <w:sz w:val="20"/>
+        </w:rPr>
+        <w:t xml:space="preserve"> </w:t>
+      </w:r>
+      <w:r>
+        <w:rPr>
+          <w:sz w:val="20"/>
+        </w:rPr>
+        <w:t>business</w:t>
+      </w:r>
+      <w:r>
+        <w:rPr>
+          <w:spacing w:val="-4"/>
+          <w:sz w:val="20"/>
+        </w:rPr>
+        <w:t xml:space="preserve"> </w:t>
+      </w:r>
+      <w:r>
+        <w:rPr>
+          <w:sz w:val="20"/>
+        </w:rPr>
+        <w:t>documents</w:t>
       </w:r>
       <w:r>
         <w:rPr>
@@ -1977,20 +1943,20 @@
         <w:rPr>
           <w:sz w:val="20"/>
         </w:rPr>
-        <w:t>structured</w:t>
-      </w:r>
-      <w:r>
-        <w:rPr>
-          <w:spacing w:val="-3"/>
-          <w:sz w:val="20"/>
-        </w:rPr>
-        <w:t xml:space="preserve"> </w:t>
-      </w:r>
-      <w:r>
-        <w:rPr>
-          <w:sz w:val="20"/>
-        </w:rPr>
-        <w:t>and unstructured data, ensuring compliance with governance standards in regulated environments.</w:t>
+        <w:t>into</w:t>
+      </w:r>
+      <w:r>
+        <w:rPr>
+          <w:spacing w:val="-3"/>
+          <w:sz w:val="20"/>
+        </w:rPr>
+        <w:t xml:space="preserve"> </w:t>
+      </w:r>
+      <w:r>
+        <w:rPr>
+          <w:sz w:val="20"/>
+        </w:rPr>
+        <w:t>structured technical assets, leveraging Python and cloud-based orchestration tools.</w:t>
       </w:r>
     </w:p>
     <w:p>
@@ -2014,7 +1980,7 @@
         <w:rPr>
           <w:sz w:val="20"/>
         </w:rPr>
-        <w:t>Architected</w:t>
+        <w:t>Implemented</w:t>
       </w:r>
       <w:r>
         <w:rPr>
@@ -2027,20 +1993,72 @@
         <w:rPr>
           <w:sz w:val="20"/>
         </w:rPr>
+        <w:t>robust</w:t>
+      </w:r>
+      <w:r>
+        <w:rPr>
+          <w:spacing w:val="-3"/>
+          <w:sz w:val="20"/>
+        </w:rPr>
+        <w:t xml:space="preserve"> </w:t>
+      </w:r>
+      <w:r>
+        <w:rPr>
+          <w:sz w:val="20"/>
+        </w:rPr>
+        <w:t>data</w:t>
+      </w:r>
+      <w:r>
+        <w:rPr>
+          <w:spacing w:val="-5"/>
+          <w:sz w:val="20"/>
+        </w:rPr>
+        <w:t xml:space="preserve"> </w:t>
+      </w:r>
+      <w:r>
+        <w:rPr>
+          <w:sz w:val="20"/>
+        </w:rPr>
+        <w:t>architectures</w:t>
+      </w:r>
+      <w:r>
+        <w:rPr>
+          <w:spacing w:val="-3"/>
+          <w:sz w:val="20"/>
+        </w:rPr>
+        <w:t xml:space="preserve"> </w:t>
+      </w:r>
+      <w:r>
+        <w:rPr>
+          <w:sz w:val="20"/>
+        </w:rPr>
         <w:t>and</w:t>
       </w:r>
       <w:r>
         <w:rPr>
-          <w:spacing w:val="-3"/>
-          <w:sz w:val="20"/>
-        </w:rPr>
-        <w:t xml:space="preserve"> </w:t>
-      </w:r>
-      <w:r>
-        <w:rPr>
-          <w:sz w:val="20"/>
-        </w:rPr>
-        <w:t>optimized</w:t>
+          <w:spacing w:val="-7"/>
+          <w:sz w:val="20"/>
+        </w:rPr>
+        <w:t xml:space="preserve"> </w:t>
+      </w:r>
+      <w:r>
+        <w:rPr>
+          <w:sz w:val="20"/>
+        </w:rPr>
+        <w:t>ETL</w:t>
+      </w:r>
+      <w:r>
+        <w:rPr>
+          <w:spacing w:val="-3"/>
+          <w:sz w:val="20"/>
+        </w:rPr>
+        <w:t xml:space="preserve"> </w:t>
+      </w:r>
+      <w:r>
+        <w:rPr>
+          <w:sz w:val="20"/>
+        </w:rPr>
+        <w:t>pipelines</w:t>
       </w:r>
       <w:r>
         <w:rPr>
@@ -2053,32 +2071,6 @@
         <w:rPr>
           <w:sz w:val="20"/>
         </w:rPr>
-        <w:t>ETL</w:t>
-      </w:r>
-      <w:r>
-        <w:rPr>
-          <w:spacing w:val="-3"/>
-          <w:sz w:val="20"/>
-        </w:rPr>
-        <w:t xml:space="preserve"> </w:t>
-      </w:r>
-      <w:r>
-        <w:rPr>
-          <w:sz w:val="20"/>
-        </w:rPr>
-        <w:t>workflows</w:t>
-      </w:r>
-      <w:r>
-        <w:rPr>
-          <w:spacing w:val="-7"/>
-          <w:sz w:val="20"/>
-        </w:rPr>
-        <w:t xml:space="preserve"> </w:t>
-      </w:r>
-      <w:r>
-        <w:rPr>
-          <w:sz w:val="20"/>
-        </w:rPr>
         <w:t>using</w:t>
       </w:r>
       <w:r>
@@ -2092,33 +2084,20 @@
         <w:rPr>
           <w:sz w:val="20"/>
         </w:rPr>
-        <w:t>Python</w:t>
-      </w:r>
-      <w:r>
-        <w:rPr>
-          <w:spacing w:val="-5"/>
-          <w:sz w:val="20"/>
-        </w:rPr>
-        <w:t xml:space="preserve"> </w:t>
-      </w:r>
-      <w:r>
-        <w:rPr>
-          <w:sz w:val="20"/>
-        </w:rPr>
-        <w:t>and</w:t>
-      </w:r>
-      <w:r>
-        <w:rPr>
-          <w:spacing w:val="-3"/>
-          <w:sz w:val="20"/>
-        </w:rPr>
-        <w:t xml:space="preserve"> </w:t>
-      </w:r>
-      <w:r>
-        <w:rPr>
-          <w:sz w:val="20"/>
-        </w:rPr>
-        <w:t>SQL</w:t>
+        <w:t>AWS</w:t>
+      </w:r>
+      <w:r>
+        <w:rPr>
+          <w:spacing w:val="-4"/>
+          <w:sz w:val="20"/>
+        </w:rPr>
+        <w:t xml:space="preserve"> </w:t>
+      </w:r>
+      <w:r>
+        <w:rPr>
+          <w:sz w:val="20"/>
+        </w:rPr>
+        <w:t>services</w:t>
       </w:r>
       <w:r>
         <w:rPr>
@@ -2144,20 +2123,7 @@
         <w:rPr>
           <w:sz w:val="20"/>
         </w:rPr>
-        <w:t>convert</w:t>
-      </w:r>
-      <w:r>
-        <w:rPr>
-          <w:spacing w:val="-4"/>
-          <w:sz w:val="20"/>
-        </w:rPr>
-        <w:t xml:space="preserve"> </w:t>
-      </w:r>
-      <w:r>
-        <w:rPr>
-          <w:sz w:val="20"/>
-        </w:rPr>
-        <w:t>business documents into structured technical assets, leveraging cloud-based data systems.</w:t>
+        <w:t>support compliance and governance in regulated environments.</w:t>
       </w:r>
     </w:p>
     <w:p>
@@ -2181,7 +2147,7 @@
         <w:rPr>
           <w:sz w:val="20"/>
         </w:rPr>
-        <w:t>Implemented</w:t>
+        <w:t>Developed</w:t>
       </w:r>
       <w:r>
         <w:rPr>
@@ -2194,10 +2160,75 @@
         <w:rPr>
           <w:sz w:val="20"/>
         </w:rPr>
+        <w:t>and</w:t>
+      </w:r>
+      <w:r>
+        <w:rPr>
+          <w:spacing w:val="-5"/>
+          <w:sz w:val="20"/>
+        </w:rPr>
+        <w:t xml:space="preserve"> </w:t>
+      </w:r>
+      <w:r>
+        <w:rPr>
+          <w:sz w:val="20"/>
+        </w:rPr>
+        <w:t>deployed</w:t>
+      </w:r>
+      <w:r>
+        <w:rPr>
+          <w:spacing w:val="-5"/>
+          <w:sz w:val="20"/>
+        </w:rPr>
+        <w:t xml:space="preserve"> </w:t>
+      </w:r>
+      <w:r>
+        <w:rPr>
+          <w:sz w:val="20"/>
+        </w:rPr>
         <w:t>data</w:t>
       </w:r>
       <w:r>
         <w:rPr>
+          <w:spacing w:val="-3"/>
+          <w:sz w:val="20"/>
+        </w:rPr>
+        <w:t xml:space="preserve"> </w:t>
+      </w:r>
+      <w:r>
+        <w:rPr>
+          <w:sz w:val="20"/>
+        </w:rPr>
+        <w:t>processing</w:t>
+      </w:r>
+      <w:r>
+        <w:rPr>
+          <w:spacing w:val="-6"/>
+          <w:sz w:val="20"/>
+        </w:rPr>
+        <w:t xml:space="preserve"> </w:t>
+      </w:r>
+      <w:r>
+        <w:rPr>
+          <w:sz w:val="20"/>
+        </w:rPr>
+        <w:t>frameworks</w:t>
+      </w:r>
+      <w:r>
+        <w:rPr>
+          <w:spacing w:val="-4"/>
+          <w:sz w:val="20"/>
+        </w:rPr>
+        <w:t xml:space="preserve"> </w:t>
+      </w:r>
+      <w:r>
+        <w:rPr>
+          <w:sz w:val="20"/>
+        </w:rPr>
+        <w:t>with</w:t>
+      </w:r>
+      <w:r>
+        <w:rPr>
           <w:spacing w:val="-5"/>
           <w:sz w:val="20"/>
         </w:rPr>
@@ -2207,7 +2238,7 @@
         <w:rPr>
           <w:sz w:val="20"/>
         </w:rPr>
-        <w:t>orchestration</w:t>
+        <w:t>audit-ready</w:t>
       </w:r>
       <w:r>
         <w:rPr>
@@ -2220,46 +2251,7 @@
         <w:rPr>
           <w:sz w:val="20"/>
         </w:rPr>
-        <w:t>frameworks</w:t>
-      </w:r>
-      <w:r>
-        <w:rPr>
-          <w:spacing w:val="-3"/>
-          <w:sz w:val="20"/>
-        </w:rPr>
-        <w:t xml:space="preserve"> </w:t>
-      </w:r>
-      <w:r>
-        <w:rPr>
-          <w:sz w:val="20"/>
-        </w:rPr>
-        <w:t>and</w:t>
-      </w:r>
-      <w:r>
-        <w:rPr>
-          <w:spacing w:val="-6"/>
-          <w:sz w:val="20"/>
-        </w:rPr>
-        <w:t xml:space="preserve"> </w:t>
-      </w:r>
-      <w:r>
-        <w:rPr>
-          <w:sz w:val="20"/>
-        </w:rPr>
-        <w:t>workflows</w:t>
-      </w:r>
-      <w:r>
-        <w:rPr>
-          <w:spacing w:val="-4"/>
-          <w:sz w:val="20"/>
-        </w:rPr>
-        <w:t xml:space="preserve"> </w:t>
-      </w:r>
-      <w:r>
-        <w:rPr>
-          <w:sz w:val="20"/>
-        </w:rPr>
-        <w:t>aligned</w:t>
+        <w:t>lineage,</w:t>
       </w:r>
       <w:r>
         <w:rPr>
@@ -2272,7 +2264,7 @@
         <w:rPr>
           <w:sz w:val="20"/>
         </w:rPr>
-        <w:t>with</w:t>
+        <w:t>ensuring</w:t>
       </w:r>
       <w:r>
         <w:rPr>
@@ -2285,33 +2277,7 @@
         <w:rPr>
           <w:sz w:val="20"/>
         </w:rPr>
-        <w:t>enterprise</w:t>
-      </w:r>
-      <w:r>
-        <w:rPr>
-          <w:spacing w:val="-5"/>
-          <w:sz w:val="20"/>
-        </w:rPr>
-        <w:t xml:space="preserve"> </w:t>
-      </w:r>
-      <w:r>
-        <w:rPr>
-          <w:sz w:val="20"/>
-        </w:rPr>
-        <w:t>cloud</w:t>
-      </w:r>
-      <w:r>
-        <w:rPr>
-          <w:spacing w:val="-5"/>
-          <w:sz w:val="20"/>
-        </w:rPr>
-        <w:t xml:space="preserve"> </w:t>
-      </w:r>
-      <w:r>
-        <w:rPr>
-          <w:sz w:val="20"/>
-        </w:rPr>
-        <w:t>architecture, utilizing tools like Apache Airflow to meet stringent industry requirements.</w:t>
+        <w:t>adherence to data modeling and warehousing best practices.</w:t>
       </w:r>
     </w:p>
     <w:p>
@@ -2335,7 +2301,33 @@
         <w:rPr>
           <w:sz w:val="20"/>
         </w:rPr>
-        <w:t>Designed</w:t>
+        <w:t>Utilized</w:t>
+      </w:r>
+      <w:r>
+        <w:rPr>
+          <w:spacing w:val="-4"/>
+          <w:sz w:val="20"/>
+        </w:rPr>
+        <w:t xml:space="preserve"> </w:t>
+      </w:r>
+      <w:r>
+        <w:rPr>
+          <w:sz w:val="20"/>
+        </w:rPr>
+        <w:t>Apache</w:t>
+      </w:r>
+      <w:r>
+        <w:rPr>
+          <w:spacing w:val="-5"/>
+          <w:sz w:val="20"/>
+        </w:rPr>
+        <w:t xml:space="preserve"> </w:t>
+      </w:r>
+      <w:r>
+        <w:rPr>
+          <w:sz w:val="20"/>
+        </w:rPr>
+        <w:t>Spark</w:t>
       </w:r>
       <w:r>
         <w:rPr>
@@ -2352,6 +2344,45 @@
       </w:r>
       <w:r>
         <w:rPr>
+          <w:spacing w:val="-3"/>
+          <w:sz w:val="20"/>
+        </w:rPr>
+        <w:t xml:space="preserve"> </w:t>
+      </w:r>
+      <w:r>
+        <w:rPr>
+          <w:sz w:val="20"/>
+        </w:rPr>
+        <w:t>real-time</w:t>
+      </w:r>
+      <w:r>
+        <w:rPr>
+          <w:spacing w:val="-4"/>
+          <w:sz w:val="20"/>
+        </w:rPr>
+        <w:t xml:space="preserve"> </w:t>
+      </w:r>
+      <w:r>
+        <w:rPr>
+          <w:sz w:val="20"/>
+        </w:rPr>
+        <w:t>streaming</w:t>
+      </w:r>
+      <w:r>
+        <w:rPr>
+          <w:spacing w:val="-6"/>
+          <w:sz w:val="20"/>
+        </w:rPr>
+        <w:t xml:space="preserve"> </w:t>
+      </w:r>
+      <w:r>
+        <w:rPr>
+          <w:sz w:val="20"/>
+        </w:rPr>
+        <w:t>frameworks</w:t>
+      </w:r>
+      <w:r>
+        <w:rPr>
           <w:spacing w:val="-5"/>
           <w:sz w:val="20"/>
         </w:rPr>
@@ -2361,7 +2392,20 @@
         <w:rPr>
           <w:sz w:val="20"/>
         </w:rPr>
-        <w:t>enforced</w:t>
+        <w:t>to</w:t>
+      </w:r>
+      <w:r>
+        <w:rPr>
+          <w:spacing w:val="-4"/>
+          <w:sz w:val="20"/>
+        </w:rPr>
+        <w:t xml:space="preserve"> </w:t>
+      </w:r>
+      <w:r>
+        <w:rPr>
+          <w:sz w:val="20"/>
+        </w:rPr>
+        <w:t>build</w:t>
       </w:r>
       <w:r>
         <w:rPr>
@@ -2378,107 +2422,29 @@
       </w:r>
       <w:r>
         <w:rPr>
-          <w:spacing w:val="-3"/>
-          <w:sz w:val="20"/>
-        </w:rPr>
-        <w:t xml:space="preserve"> </w:t>
-      </w:r>
-      <w:r>
-        <w:rPr>
-          <w:sz w:val="20"/>
-        </w:rPr>
-        <w:t>lineage</w:t>
-      </w:r>
-      <w:r>
-        <w:rPr>
-          <w:spacing w:val="-4"/>
-          <w:sz w:val="20"/>
-        </w:rPr>
-        <w:t xml:space="preserve"> </w:t>
-      </w:r>
-      <w:r>
-        <w:rPr>
-          <w:sz w:val="20"/>
-        </w:rPr>
-        <w:t>and</w:t>
-      </w:r>
-      <w:r>
-        <w:rPr>
-          <w:spacing w:val="-6"/>
-          <w:sz w:val="20"/>
-        </w:rPr>
-        <w:t xml:space="preserve"> </w:t>
-      </w:r>
-      <w:r>
-        <w:rPr>
-          <w:sz w:val="20"/>
-        </w:rPr>
-        <w:t>governance</w:t>
-      </w:r>
-      <w:r>
-        <w:rPr>
-          <w:spacing w:val="-5"/>
-          <w:sz w:val="20"/>
-        </w:rPr>
-        <w:t xml:space="preserve"> </w:t>
-      </w:r>
-      <w:r>
-        <w:rPr>
-          <w:sz w:val="20"/>
-        </w:rPr>
-        <w:t>frameworks,</w:t>
-      </w:r>
-      <w:r>
-        <w:rPr>
-          <w:spacing w:val="-4"/>
-          <w:sz w:val="20"/>
-        </w:rPr>
-        <w:t xml:space="preserve"> </w:t>
-      </w:r>
-      <w:r>
-        <w:rPr>
-          <w:sz w:val="20"/>
-        </w:rPr>
-        <w:t>ensuring</w:t>
-      </w:r>
-      <w:r>
-        <w:rPr>
-          <w:spacing w:val="-4"/>
-          <w:sz w:val="20"/>
-        </w:rPr>
-        <w:t xml:space="preserve"> </w:t>
-      </w:r>
-      <w:r>
-        <w:rPr>
-          <w:sz w:val="20"/>
-        </w:rPr>
-        <w:t>audit</w:t>
-      </w:r>
-      <w:r>
-        <w:rPr>
-          <w:spacing w:val="-4"/>
-          <w:sz w:val="20"/>
-        </w:rPr>
-        <w:t xml:space="preserve"> </w:t>
-      </w:r>
-      <w:r>
-        <w:rPr>
-          <w:sz w:val="20"/>
-        </w:rPr>
-        <w:t>readiness</w:t>
-      </w:r>
-      <w:r>
-        <w:rPr>
-          <w:spacing w:val="-4"/>
-          <w:sz w:val="20"/>
-        </w:rPr>
-        <w:t xml:space="preserve"> </w:t>
-      </w:r>
-      <w:r>
-        <w:rPr>
-          <w:sz w:val="20"/>
-        </w:rPr>
-        <w:t>and adherence to data warehousing best practices.</w:t>
+          <w:spacing w:val="-4"/>
+          <w:sz w:val="20"/>
+        </w:rPr>
+        <w:t xml:space="preserve"> </w:t>
+      </w:r>
+      <w:r>
+        <w:rPr>
+          <w:sz w:val="20"/>
+        </w:rPr>
+        <w:t>ingestion</w:t>
+      </w:r>
+      <w:r>
+        <w:rPr>
+          <w:spacing w:val="-4"/>
+          <w:sz w:val="20"/>
+        </w:rPr>
+        <w:t xml:space="preserve"> </w:t>
+      </w:r>
+      <w:r>
+        <w:rPr>
+          <w:sz w:val="20"/>
+        </w:rPr>
+        <w:t>and transformation workflows for enterprise-scale applications.</w:t>
       </w:r>
     </w:p>
     <w:p>
@@ -2502,20 +2468,20 @@
         <w:rPr>
           <w:sz w:val="20"/>
         </w:rPr>
-        <w:t>Built</w:t>
-      </w:r>
-      <w:r>
-        <w:rPr>
-          <w:spacing w:val="-3"/>
-          <w:sz w:val="20"/>
-        </w:rPr>
-        <w:t xml:space="preserve"> </w:t>
-      </w:r>
-      <w:r>
-        <w:rPr>
-          <w:sz w:val="20"/>
-        </w:rPr>
-        <w:t>real-time</w:t>
+        <w:t>Integrated</w:t>
+      </w:r>
+      <w:r>
+        <w:rPr>
+          <w:spacing w:val="-3"/>
+          <w:sz w:val="20"/>
+        </w:rPr>
+        <w:t xml:space="preserve"> </w:t>
+      </w:r>
+      <w:r>
+        <w:rPr>
+          <w:sz w:val="20"/>
+        </w:rPr>
+        <w:t>retrieval-augmented</w:t>
       </w:r>
       <w:r>
         <w:rPr>
@@ -2528,24 +2494,89 @@
         <w:rPr>
           <w:sz w:val="20"/>
         </w:rPr>
+        <w:t>generation</w:t>
+      </w:r>
+      <w:r>
+        <w:rPr>
+          <w:spacing w:val="-4"/>
+          <w:sz w:val="20"/>
+        </w:rPr>
+        <w:t xml:space="preserve"> </w:t>
+      </w:r>
+      <w:r>
+        <w:rPr>
+          <w:sz w:val="20"/>
+        </w:rPr>
+        <w:t>(RAG)</w:t>
+      </w:r>
+      <w:r>
+        <w:rPr>
+          <w:spacing w:val="-1"/>
+          <w:sz w:val="20"/>
+        </w:rPr>
+        <w:t xml:space="preserve"> </w:t>
+      </w:r>
+      <w:r>
+        <w:rPr>
+          <w:sz w:val="20"/>
+        </w:rPr>
+        <w:t>mechanisms</w:t>
+      </w:r>
+      <w:r>
+        <w:rPr>
+          <w:spacing w:val="-4"/>
+          <w:sz w:val="20"/>
+        </w:rPr>
+        <w:t xml:space="preserve"> </w:t>
+      </w:r>
+      <w:r>
+        <w:rPr>
+          <w:sz w:val="20"/>
+        </w:rPr>
+        <w:t>to</w:t>
+      </w:r>
+      <w:r>
+        <w:rPr>
+          <w:spacing w:val="-6"/>
+          <w:sz w:val="20"/>
+        </w:rPr>
+        <w:t xml:space="preserve"> </w:t>
+      </w:r>
+      <w:r>
+        <w:rPr>
+          <w:sz w:val="20"/>
+        </w:rPr>
+        <w:t>enhance</w:t>
+      </w:r>
+      <w:r>
+        <w:rPr>
+          <w:spacing w:val="-4"/>
+          <w:sz w:val="20"/>
+        </w:rPr>
+        <w:t xml:space="preserve"> </w:t>
+      </w:r>
+      <w:r>
+        <w:rPr>
+          <w:sz w:val="20"/>
+        </w:rPr>
         <w:t>data</w:t>
       </w:r>
       <w:r>
         <w:rPr>
-          <w:spacing w:val="-4"/>
-          <w:sz w:val="20"/>
-        </w:rPr>
-        <w:t xml:space="preserve"> </w:t>
-      </w:r>
-      <w:r>
-        <w:rPr>
-          <w:sz w:val="20"/>
-        </w:rPr>
-        <w:t>retrieval</w:t>
-      </w:r>
-      <w:r>
-        <w:rPr>
-          <w:spacing w:val="-1"/>
+          <w:spacing w:val="-5"/>
+          <w:sz w:val="20"/>
+        </w:rPr>
+        <w:t xml:space="preserve"> </w:t>
+      </w:r>
+      <w:r>
+        <w:rPr>
+          <w:sz w:val="20"/>
+        </w:rPr>
+        <w:t>accuracy</w:t>
+      </w:r>
+      <w:r>
+        <w:rPr>
+          <w:spacing w:val="-2"/>
           <w:sz w:val="20"/>
         </w:rPr>
         <w:t xml:space="preserve"> </w:t>
@@ -2558,16 +2589,16 @@
       </w:r>
       <w:r>
         <w:rPr>
-          <w:spacing w:val="-4"/>
-          <w:sz w:val="20"/>
-        </w:rPr>
-        <w:t xml:space="preserve"> </w:t>
-      </w:r>
-      <w:r>
-        <w:rPr>
-          <w:sz w:val="20"/>
-        </w:rPr>
-        <w:t>processing</w:t>
+          <w:spacing w:val="-3"/>
+          <w:sz w:val="20"/>
+        </w:rPr>
+        <w:t xml:space="preserve"> </w:t>
+      </w:r>
+      <w:r>
+        <w:rPr>
+          <w:sz w:val="20"/>
+        </w:rPr>
+        <w:t>relevance,</w:t>
       </w:r>
       <w:r>
         <w:rPr>
@@ -2580,98 +2611,33 @@
         <w:rPr>
           <w:sz w:val="20"/>
         </w:rPr>
-        <w:t>mechanisms</w:t>
-      </w:r>
-      <w:r>
-        <w:rPr>
-          <w:spacing w:val="-4"/>
-          <w:sz w:val="20"/>
-        </w:rPr>
-        <w:t xml:space="preserve"> </w:t>
-      </w:r>
-      <w:r>
-        <w:rPr>
-          <w:sz w:val="20"/>
-        </w:rPr>
-        <w:t>using</w:t>
-      </w:r>
-      <w:r>
-        <w:rPr>
-          <w:spacing w:val="-5"/>
-          <w:sz w:val="20"/>
-        </w:rPr>
-        <w:t xml:space="preserve"> </w:t>
-      </w:r>
-      <w:r>
-        <w:rPr>
-          <w:sz w:val="20"/>
-        </w:rPr>
-        <w:t>retrieval-augmented</w:t>
-      </w:r>
-      <w:r>
-        <w:rPr>
-          <w:spacing w:val="-2"/>
-          <w:sz w:val="20"/>
-        </w:rPr>
-        <w:t xml:space="preserve"> </w:t>
-      </w:r>
-      <w:r>
-        <w:rPr>
-          <w:sz w:val="20"/>
-        </w:rPr>
-        <w:t>generation</w:t>
-      </w:r>
-      <w:r>
-        <w:rPr>
-          <w:spacing w:val="-3"/>
-          <w:sz w:val="20"/>
-        </w:rPr>
-        <w:t xml:space="preserve"> </w:t>
-      </w:r>
-      <w:r>
-        <w:rPr>
-          <w:sz w:val="20"/>
-        </w:rPr>
-        <w:t>(RAG)</w:t>
-      </w:r>
-      <w:r>
-        <w:rPr>
-          <w:spacing w:val="-6"/>
-          <w:sz w:val="20"/>
-        </w:rPr>
-        <w:t xml:space="preserve"> </w:t>
-      </w:r>
-      <w:r>
-        <w:rPr>
-          <w:sz w:val="20"/>
-        </w:rPr>
-        <w:t>architectures</w:t>
-      </w:r>
-      <w:r>
-        <w:rPr>
-          <w:spacing w:val="-3"/>
-          <w:sz w:val="20"/>
-        </w:rPr>
-        <w:t xml:space="preserve"> </w:t>
-      </w:r>
-      <w:r>
-        <w:rPr>
-          <w:sz w:val="20"/>
-        </w:rPr>
-        <w:t>to</w:t>
-      </w:r>
-      <w:r>
-        <w:rPr>
-          <w:spacing w:val="-4"/>
-          <w:sz w:val="20"/>
-        </w:rPr>
-        <w:t xml:space="preserve"> </w:t>
-      </w:r>
-      <w:r>
-        <w:rPr>
-          <w:sz w:val="20"/>
-        </w:rPr>
-        <w:t>support domain-specific analytics.</w:t>
+        <w:t>supporting</w:t>
+      </w:r>
+      <w:r>
+        <w:rPr>
+          <w:spacing w:val="-3"/>
+          <w:sz w:val="20"/>
+        </w:rPr>
+        <w:t xml:space="preserve"> </w:t>
+      </w:r>
+      <w:r>
+        <w:rPr>
+          <w:sz w:val="20"/>
+        </w:rPr>
+        <w:t>advanced</w:t>
+      </w:r>
+      <w:r>
+        <w:rPr>
+          <w:spacing w:val="-4"/>
+          <w:sz w:val="20"/>
+        </w:rPr>
+        <w:t xml:space="preserve"> </w:t>
+      </w:r>
+      <w:r>
+        <w:rPr>
+          <w:sz w:val="20"/>
+        </w:rPr>
+        <w:t>analytics and machine learning models.</w:t>
       </w:r>
     </w:p>
     <w:p>
@@ -2734,7 +2700,33 @@
         <w:rPr>
           <w:sz w:val="20"/>
         </w:rPr>
-        <w:t>teams</w:t>
+        <w:t>stakeholders</w:t>
+      </w:r>
+      <w:r>
+        <w:rPr>
+          <w:spacing w:val="-3"/>
+          <w:sz w:val="20"/>
+        </w:rPr>
+        <w:t xml:space="preserve"> </w:t>
+      </w:r>
+      <w:r>
+        <w:rPr>
+          <w:sz w:val="20"/>
+        </w:rPr>
+        <w:t>to</w:t>
+      </w:r>
+      <w:r>
+        <w:rPr>
+          <w:spacing w:val="-5"/>
+          <w:sz w:val="20"/>
+        </w:rPr>
+        <w:t xml:space="preserve"> </w:t>
+      </w:r>
+      <w:r>
+        <w:rPr>
+          <w:sz w:val="20"/>
+        </w:rPr>
+        <w:t>validate</w:t>
       </w:r>
       <w:r>
         <w:rPr>
@@ -2751,6 +2743,58 @@
       </w:r>
       <w:r>
         <w:rPr>
+          <w:spacing w:val="-3"/>
+          <w:sz w:val="20"/>
+        </w:rPr>
+        <w:t xml:space="preserve"> </w:t>
+      </w:r>
+      <w:r>
+        <w:rPr>
+          <w:sz w:val="20"/>
+        </w:rPr>
+        <w:t>refine</w:t>
+      </w:r>
+      <w:r>
+        <w:rPr>
+          <w:spacing w:val="-3"/>
+          <w:sz w:val="20"/>
+        </w:rPr>
+        <w:t xml:space="preserve"> </w:t>
+      </w:r>
+      <w:r>
+        <w:rPr>
+          <w:sz w:val="20"/>
+        </w:rPr>
+        <w:t>data</w:t>
+      </w:r>
+      <w:r>
+        <w:rPr>
+          <w:spacing w:val="-3"/>
+          <w:sz w:val="20"/>
+        </w:rPr>
+        <w:t xml:space="preserve"> </w:t>
+      </w:r>
+      <w:r>
+        <w:rPr>
+          <w:sz w:val="20"/>
+        </w:rPr>
+        <w:t>workflows,</w:t>
+      </w:r>
+      <w:r>
+        <w:rPr>
+          <w:spacing w:val="-4"/>
+          <w:sz w:val="20"/>
+        </w:rPr>
+        <w:t xml:space="preserve"> </w:t>
+      </w:r>
+      <w:r>
+        <w:rPr>
+          <w:sz w:val="20"/>
+        </w:rPr>
+        <w:t>ensuring</w:t>
+      </w:r>
+      <w:r>
+        <w:rPr>
           <w:spacing w:val="-5"/>
           <w:sz w:val="20"/>
         </w:rPr>
@@ -2760,85 +2804,7 @@
         <w:rPr>
           <w:sz w:val="20"/>
         </w:rPr>
-        <w:t>stakeholders</w:t>
-      </w:r>
-      <w:r>
-        <w:rPr>
-          <w:spacing w:val="-3"/>
-          <w:sz w:val="20"/>
-        </w:rPr>
-        <w:t xml:space="preserve"> </w:t>
-      </w:r>
-      <w:r>
-        <w:rPr>
-          <w:sz w:val="20"/>
-        </w:rPr>
-        <w:t>to</w:t>
-      </w:r>
-      <w:r>
-        <w:rPr>
-          <w:spacing w:val="-3"/>
-          <w:sz w:val="20"/>
-        </w:rPr>
-        <w:t xml:space="preserve"> </w:t>
-      </w:r>
-      <w:r>
-        <w:rPr>
-          <w:sz w:val="20"/>
-        </w:rPr>
-        <w:t>validate</w:t>
-      </w:r>
-      <w:r>
-        <w:rPr>
-          <w:spacing w:val="-3"/>
-          <w:sz w:val="20"/>
-        </w:rPr>
-        <w:t xml:space="preserve"> </w:t>
-      </w:r>
-      <w:r>
-        <w:rPr>
-          <w:sz w:val="20"/>
-        </w:rPr>
-        <w:t>data</w:t>
-      </w:r>
-      <w:r>
-        <w:rPr>
-          <w:spacing w:val="-3"/>
-          <w:sz w:val="20"/>
-        </w:rPr>
-        <w:t xml:space="preserve"> </w:t>
-      </w:r>
-      <w:r>
-        <w:rPr>
-          <w:sz w:val="20"/>
-        </w:rPr>
-        <w:t>workflows,</w:t>
-      </w:r>
-      <w:r>
-        <w:rPr>
-          <w:spacing w:val="-4"/>
-          <w:sz w:val="20"/>
-        </w:rPr>
-        <w:t xml:space="preserve"> </w:t>
-      </w:r>
-      <w:r>
-        <w:rPr>
-          <w:sz w:val="20"/>
-        </w:rPr>
-        <w:t>ensuring</w:t>
-      </w:r>
-      <w:r>
-        <w:rPr>
-          <w:spacing w:val="-5"/>
-          <w:sz w:val="20"/>
-        </w:rPr>
-        <w:t xml:space="preserve"> </w:t>
-      </w:r>
-      <w:r>
-        <w:rPr>
-          <w:sz w:val="20"/>
-        </w:rPr>
-        <w:t>accurate</w:t>
+        <w:t>alignment</w:t>
       </w:r>
       <w:r>
         <w:rPr>
@@ -2851,7 +2817,7 @@
         <w:rPr>
           <w:sz w:val="20"/>
         </w:rPr>
-        <w:t>and reliable outputs for production use cases.</w:t>
+        <w:t>with business requirements and operational safety standards.</w:t>
       </w:r>
     </w:p>
     <w:p>
@@ -3096,10 +3062,62 @@
         <w:rPr>
           <w:sz w:val="20"/>
         </w:rPr>
+        <w:t>data</w:t>
+      </w:r>
+      <w:r>
+        <w:rPr>
+          <w:spacing w:val="-2"/>
+          <w:sz w:val="20"/>
+        </w:rPr>
+        <w:t xml:space="preserve"> </w:t>
+      </w:r>
+      <w:r>
+        <w:rPr>
+          <w:sz w:val="20"/>
+        </w:rPr>
+        <w:t>pipelines</w:t>
+      </w:r>
+      <w:r>
+        <w:rPr>
+          <w:spacing w:val="-4"/>
+          <w:sz w:val="20"/>
+        </w:rPr>
+        <w:t xml:space="preserve"> </w:t>
+      </w:r>
+      <w:r>
+        <w:rPr>
+          <w:sz w:val="20"/>
+        </w:rPr>
+        <w:t>and</w:t>
+      </w:r>
+      <w:r>
+        <w:rPr>
+          <w:spacing w:val="-4"/>
+          <w:sz w:val="20"/>
+        </w:rPr>
+        <w:t xml:space="preserve"> </w:t>
+      </w:r>
+      <w:r>
+        <w:rPr>
+          <w:sz w:val="20"/>
+        </w:rPr>
         <w:t>AI</w:t>
       </w:r>
       <w:r>
         <w:rPr>
+          <w:spacing w:val="-3"/>
+          <w:sz w:val="20"/>
+        </w:rPr>
+        <w:t xml:space="preserve"> </w:t>
+      </w:r>
+      <w:r>
+        <w:rPr>
+          <w:sz w:val="20"/>
+        </w:rPr>
+        <w:t>solutions</w:t>
+      </w:r>
+      <w:r>
+        <w:rPr>
           <w:spacing w:val="-2"/>
           <w:sz w:val="20"/>
         </w:rPr>
@@ -3109,46 +3127,59 @@
         <w:rPr>
           <w:sz w:val="20"/>
         </w:rPr>
+        <w:t>on</w:t>
+      </w:r>
+      <w:r>
+        <w:rPr>
+          <w:spacing w:val="-5"/>
+          <w:sz w:val="20"/>
+        </w:rPr>
+        <w:t xml:space="preserve"> </w:t>
+      </w:r>
+      <w:r>
+        <w:rPr>
+          <w:sz w:val="20"/>
+        </w:rPr>
+        <w:t>AWS,</w:t>
+      </w:r>
+      <w:r>
+        <w:rPr>
+          <w:spacing w:val="-3"/>
+          <w:sz w:val="20"/>
+        </w:rPr>
+        <w:t xml:space="preserve"> </w:t>
+      </w:r>
+      <w:r>
+        <w:rPr>
+          <w:sz w:val="20"/>
+        </w:rPr>
+        <w:t>Azure,</w:t>
+      </w:r>
+      <w:r>
+        <w:rPr>
+          <w:spacing w:val="-3"/>
+          <w:sz w:val="20"/>
+        </w:rPr>
+        <w:t xml:space="preserve"> </w:t>
+      </w:r>
+      <w:r>
+        <w:rPr>
+          <w:sz w:val="20"/>
+        </w:rPr>
         <w:t>and</w:t>
       </w:r>
       <w:r>
         <w:rPr>
-          <w:spacing w:val="-4"/>
-          <w:sz w:val="20"/>
-        </w:rPr>
-        <w:t xml:space="preserve"> </w:t>
-      </w:r>
-      <w:r>
-        <w:rPr>
-          <w:sz w:val="20"/>
-        </w:rPr>
-        <w:t>data</w:t>
-      </w:r>
-      <w:r>
-        <w:rPr>
-          <w:spacing w:val="-4"/>
-          <w:sz w:val="20"/>
-        </w:rPr>
-        <w:t xml:space="preserve"> </w:t>
-      </w:r>
-      <w:r>
-        <w:rPr>
-          <w:sz w:val="20"/>
-        </w:rPr>
-        <w:t>solutions</w:t>
-      </w:r>
-      <w:r>
-        <w:rPr>
-          <w:spacing w:val="-3"/>
-          <w:sz w:val="20"/>
-        </w:rPr>
-        <w:t xml:space="preserve"> </w:t>
-      </w:r>
-      <w:r>
-        <w:rPr>
-          <w:sz w:val="20"/>
-        </w:rPr>
-        <w:t>on</w:t>
+          <w:spacing w:val="-3"/>
+          <w:sz w:val="20"/>
+        </w:rPr>
+        <w:t xml:space="preserve"> </w:t>
+      </w:r>
+      <w:r>
+        <w:rPr>
+          <w:sz w:val="20"/>
+        </w:rPr>
+        <w:t>GCP,</w:t>
       </w:r>
       <w:r>
         <w:rPr>
@@ -3161,72 +3192,7 @@
         <w:rPr>
           <w:sz w:val="20"/>
         </w:rPr>
-        <w:t>AWS,</w:t>
-      </w:r>
-      <w:r>
-        <w:rPr>
-          <w:spacing w:val="-5"/>
-          <w:sz w:val="20"/>
-        </w:rPr>
-        <w:t xml:space="preserve"> </w:t>
-      </w:r>
-      <w:r>
-        <w:rPr>
-          <w:sz w:val="20"/>
-        </w:rPr>
-        <w:t>Azure,</w:t>
-      </w:r>
-      <w:r>
-        <w:rPr>
-          <w:spacing w:val="-3"/>
-          <w:sz w:val="20"/>
-        </w:rPr>
-        <w:t xml:space="preserve"> </w:t>
-      </w:r>
-      <w:r>
-        <w:rPr>
-          <w:sz w:val="20"/>
-        </w:rPr>
-        <w:t>and</w:t>
-      </w:r>
-      <w:r>
-        <w:rPr>
-          <w:spacing w:val="-3"/>
-          <w:sz w:val="20"/>
-        </w:rPr>
-        <w:t xml:space="preserve"> </w:t>
-      </w:r>
-      <w:r>
-        <w:rPr>
-          <w:sz w:val="20"/>
-        </w:rPr>
-        <w:t>GCP,</w:t>
-      </w:r>
-      <w:r>
-        <w:rPr>
-          <w:spacing w:val="-3"/>
-          <w:sz w:val="20"/>
-        </w:rPr>
-        <w:t xml:space="preserve"> </w:t>
-      </w:r>
-      <w:r>
-        <w:rPr>
-          <w:sz w:val="20"/>
-        </w:rPr>
-        <w:t>addressing</w:t>
-      </w:r>
-      <w:r>
-        <w:rPr>
-          <w:spacing w:val="-2"/>
-          <w:sz w:val="20"/>
-        </w:rPr>
-        <w:t xml:space="preserve"> </w:t>
-      </w:r>
-      <w:r>
-        <w:rPr>
-          <w:sz w:val="20"/>
-        </w:rPr>
-        <w:t>complex business data challenges for enterprise clients.</w:t>
+        <w:t>addressing complex business data challenges for enterprise clients.</w:t>
       </w:r>
     </w:p>
     <w:p>
@@ -3289,10 +3255,88 @@
         <w:rPr>
           <w:sz w:val="20"/>
         </w:rPr>
+        <w:t>ETL/ELT</w:t>
+      </w:r>
+      <w:r>
+        <w:rPr>
+          <w:spacing w:val="-2"/>
+          <w:sz w:val="20"/>
+        </w:rPr>
+        <w:t xml:space="preserve"> </w:t>
+      </w:r>
+      <w:r>
+        <w:rPr>
+          <w:sz w:val="20"/>
+        </w:rPr>
+        <w:t>workflows</w:t>
+      </w:r>
+      <w:r>
+        <w:rPr>
+          <w:spacing w:val="-3"/>
+          <w:sz w:val="20"/>
+        </w:rPr>
+        <w:t xml:space="preserve"> </w:t>
+      </w:r>
+      <w:r>
+        <w:rPr>
+          <w:sz w:val="20"/>
+        </w:rPr>
+        <w:t>and</w:t>
+      </w:r>
+      <w:r>
+        <w:rPr>
+          <w:spacing w:val="-3"/>
+          <w:sz w:val="20"/>
+        </w:rPr>
+        <w:t xml:space="preserve"> </w:t>
+      </w:r>
+      <w:r>
+        <w:rPr>
+          <w:sz w:val="20"/>
+        </w:rPr>
+        <w:t>real-time</w:t>
+      </w:r>
+      <w:r>
+        <w:rPr>
+          <w:spacing w:val="-5"/>
+          <w:sz w:val="20"/>
+        </w:rPr>
+        <w:t xml:space="preserve"> </w:t>
+      </w:r>
+      <w:r>
+        <w:rPr>
+          <w:sz w:val="20"/>
+        </w:rPr>
         <w:t>data</w:t>
       </w:r>
       <w:r>
         <w:rPr>
+          <w:spacing w:val="-3"/>
+          <w:sz w:val="20"/>
+        </w:rPr>
+        <w:t xml:space="preserve"> </w:t>
+      </w:r>
+      <w:r>
+        <w:rPr>
+          <w:sz w:val="20"/>
+        </w:rPr>
+        <w:t>processing</w:t>
+      </w:r>
+      <w:r>
+        <w:rPr>
+          <w:spacing w:val="-6"/>
+          <w:sz w:val="20"/>
+        </w:rPr>
+        <w:t xml:space="preserve"> </w:t>
+      </w:r>
+      <w:r>
+        <w:rPr>
+          <w:sz w:val="20"/>
+        </w:rPr>
+        <w:t>pipelines,</w:t>
+      </w:r>
+      <w:r>
+        <w:rPr>
           <w:spacing w:val="-2"/>
           <w:sz w:val="20"/>
         </w:rPr>
@@ -3302,72 +3346,20 @@
         <w:rPr>
           <w:sz w:val="20"/>
         </w:rPr>
-        <w:t>pipelines</w:t>
-      </w:r>
-      <w:r>
-        <w:rPr>
-          <w:spacing w:val="-3"/>
-          <w:sz w:val="20"/>
-        </w:rPr>
-        <w:t xml:space="preserve"> </w:t>
-      </w:r>
-      <w:r>
-        <w:rPr>
-          <w:sz w:val="20"/>
-        </w:rPr>
-        <w:t>leveraging</w:t>
-      </w:r>
-      <w:r>
-        <w:rPr>
-          <w:spacing w:val="-3"/>
-          <w:sz w:val="20"/>
-        </w:rPr>
-        <w:t xml:space="preserve"> </w:t>
-      </w:r>
-      <w:r>
-        <w:rPr>
-          <w:sz w:val="20"/>
-        </w:rPr>
-        <w:t>AWS</w:t>
-      </w:r>
-      <w:r>
-        <w:rPr>
-          <w:spacing w:val="-5"/>
-          <w:sz w:val="20"/>
-        </w:rPr>
-        <w:t xml:space="preserve"> </w:t>
-      </w:r>
-      <w:r>
-        <w:rPr>
-          <w:sz w:val="20"/>
-        </w:rPr>
-        <w:t>services</w:t>
-      </w:r>
-      <w:r>
-        <w:rPr>
-          <w:spacing w:val="-3"/>
-          <w:sz w:val="20"/>
-        </w:rPr>
-        <w:t xml:space="preserve"> </w:t>
-      </w:r>
-      <w:r>
-        <w:rPr>
-          <w:sz w:val="20"/>
-        </w:rPr>
-        <w:t>like</w:t>
-      </w:r>
-      <w:r>
-        <w:rPr>
-          <w:spacing w:val="-6"/>
-          <w:sz w:val="20"/>
-        </w:rPr>
-        <w:t xml:space="preserve"> </w:t>
-      </w:r>
-      <w:r>
-        <w:rPr>
-          <w:sz w:val="20"/>
-        </w:rPr>
-        <w:t>Glue,</w:t>
+        <w:t>optimizing</w:t>
+      </w:r>
+      <w:r>
+        <w:rPr>
+          <w:spacing w:val="-3"/>
+          <w:sz w:val="20"/>
+        </w:rPr>
+        <w:t xml:space="preserve"> </w:t>
+      </w:r>
+      <w:r>
+        <w:rPr>
+          <w:sz w:val="20"/>
+        </w:rPr>
+        <w:t>performance</w:t>
       </w:r>
       <w:r>
         <w:rPr>
@@ -3380,33 +3372,7 @@
         <w:rPr>
           <w:sz w:val="20"/>
         </w:rPr>
-        <w:t>S3,</w:t>
-      </w:r>
-      <w:r>
-        <w:rPr>
-          <w:spacing w:val="-3"/>
-          <w:sz w:val="20"/>
-        </w:rPr>
-        <w:t xml:space="preserve"> </w:t>
-      </w:r>
-      <w:r>
-        <w:rPr>
-          <w:sz w:val="20"/>
-        </w:rPr>
         <w:t>and</w:t>
-      </w:r>
-      <w:r>
-        <w:rPr>
-          <w:spacing w:val="-2"/>
-          <w:sz w:val="20"/>
-        </w:rPr>
-        <w:t xml:space="preserve"> </w:t>
-      </w:r>
-      <w:r>
-        <w:rPr>
-          <w:sz w:val="20"/>
-        </w:rPr>
-        <w:t>Lambda,</w:t>
       </w:r>
       <w:r>
         <w:rPr>
@@ -3469,20 +3435,20 @@
         <w:rPr>
           <w:sz w:val="20"/>
         </w:rPr>
-        <w:t>optimized</w:t>
-      </w:r>
-      <w:r>
-        <w:rPr>
-          <w:spacing w:val="-4"/>
-          <w:sz w:val="20"/>
-        </w:rPr>
-        <w:t xml:space="preserve"> </w:t>
-      </w:r>
-      <w:r>
-        <w:rPr>
-          <w:sz w:val="20"/>
-        </w:rPr>
-        <w:t>ETL/ELT</w:t>
+        <w:t>deployed</w:t>
+      </w:r>
+      <w:r>
+        <w:rPr>
+          <w:spacing w:val="-4"/>
+          <w:sz w:val="20"/>
+        </w:rPr>
+        <w:t xml:space="preserve"> </w:t>
+      </w:r>
+      <w:r>
+        <w:rPr>
+          <w:sz w:val="20"/>
+        </w:rPr>
+        <w:t>data</w:t>
       </w:r>
       <w:r>
         <w:rPr>
@@ -3495,33 +3461,33 @@
         <w:rPr>
           <w:sz w:val="20"/>
         </w:rPr>
-        <w:t>workflows</w:t>
-      </w:r>
-      <w:r>
-        <w:rPr>
-          <w:spacing w:val="-4"/>
-          <w:sz w:val="20"/>
-        </w:rPr>
-        <w:t xml:space="preserve"> </w:t>
-      </w:r>
-      <w:r>
-        <w:rPr>
-          <w:sz w:val="20"/>
-        </w:rPr>
-        <w:t>and</w:t>
-      </w:r>
-      <w:r>
-        <w:rPr>
-          <w:spacing w:val="-4"/>
-          <w:sz w:val="20"/>
-        </w:rPr>
-        <w:t xml:space="preserve"> </w:t>
-      </w:r>
-      <w:r>
-        <w:rPr>
-          <w:sz w:val="20"/>
-        </w:rPr>
-        <w:t>real-time</w:t>
+        <w:t>pipelines</w:t>
+      </w:r>
+      <w:r>
+        <w:rPr>
+          <w:spacing w:val="-4"/>
+          <w:sz w:val="20"/>
+        </w:rPr>
+        <w:t xml:space="preserve"> </w:t>
+      </w:r>
+      <w:r>
+        <w:rPr>
+          <w:sz w:val="20"/>
+        </w:rPr>
+        <w:t>leveraging</w:t>
+      </w:r>
+      <w:r>
+        <w:rPr>
+          <w:spacing w:val="-4"/>
+          <w:sz w:val="20"/>
+        </w:rPr>
+        <w:t xml:space="preserve"> </w:t>
+      </w:r>
+      <w:r>
+        <w:rPr>
+          <w:sz w:val="20"/>
+        </w:rPr>
+        <w:t>AWS</w:t>
       </w:r>
       <w:r>
         <w:rPr>
@@ -3534,7 +3500,7 @@
         <w:rPr>
           <w:sz w:val="20"/>
         </w:rPr>
-        <w:t>data</w:t>
+        <w:t>services</w:t>
       </w:r>
       <w:r>
         <w:rPr>
@@ -3547,7 +3513,7 @@
         <w:rPr>
           <w:sz w:val="20"/>
         </w:rPr>
-        <w:t>processing</w:t>
+        <w:t>such</w:t>
       </w:r>
       <w:r>
         <w:rPr>
@@ -3560,33 +3526,33 @@
         <w:rPr>
           <w:sz w:val="20"/>
         </w:rPr>
-        <w:t>pipelines</w:t>
-      </w:r>
-      <w:r>
-        <w:rPr>
-          <w:spacing w:val="-4"/>
-          <w:sz w:val="20"/>
-        </w:rPr>
-        <w:t xml:space="preserve"> </w:t>
-      </w:r>
-      <w:r>
-        <w:rPr>
-          <w:sz w:val="20"/>
-        </w:rPr>
-        <w:t>using</w:t>
-      </w:r>
-      <w:r>
-        <w:rPr>
-          <w:spacing w:val="-4"/>
-          <w:sz w:val="20"/>
-        </w:rPr>
-        <w:t xml:space="preserve"> </w:t>
-      </w:r>
-      <w:r>
-        <w:rPr>
-          <w:sz w:val="20"/>
-        </w:rPr>
-        <w:t>Apache Spark and Kafka for efficient data migration and processing.</w:t>
+        <w:t>as</w:t>
+      </w:r>
+      <w:r>
+        <w:rPr>
+          <w:spacing w:val="-4"/>
+          <w:sz w:val="20"/>
+        </w:rPr>
+        <w:t xml:space="preserve"> </w:t>
+      </w:r>
+      <w:r>
+        <w:rPr>
+          <w:sz w:val="20"/>
+        </w:rPr>
+        <w:t>S3,</w:t>
+      </w:r>
+      <w:r>
+        <w:rPr>
+          <w:spacing w:val="-4"/>
+          <w:sz w:val="20"/>
+        </w:rPr>
+        <w:t xml:space="preserve"> </w:t>
+      </w:r>
+      <w:r>
+        <w:rPr>
+          <w:sz w:val="20"/>
+        </w:rPr>
+        <w:t>Glue, and Lambda, enabling efficient cloud data migration and processing.</w:t>
       </w:r>
     </w:p>
     <w:p>
@@ -3727,7 +3693,7 @@
         <w:rPr>
           <w:sz w:val="20"/>
         </w:rPr>
-        <w:t>infrastructure</w:t>
+        <w:t>data</w:t>
       </w:r>
       <w:r>
         <w:rPr>
@@ -3740,7 +3706,7 @@
         <w:rPr>
           <w:sz w:val="20"/>
         </w:rPr>
-        <w:t>and</w:t>
+        <w:t>architecture</w:t>
       </w:r>
       <w:r>
         <w:rPr>
@@ -3753,7 +3719,7 @@
         <w:rPr>
           <w:sz w:val="20"/>
         </w:rPr>
-        <w:t>data</w:t>
+        <w:t>roadmaps</w:t>
       </w:r>
       <w:r>
         <w:rPr>
@@ -3766,7 +3732,7 @@
         <w:rPr>
           <w:sz w:val="20"/>
         </w:rPr>
-        <w:t>architecture strategies with business objectives.</w:t>
+        <w:t>and automation strategies with business objectives.</w:t>
       </w:r>
     </w:p>
     <w:p>
@@ -3946,7 +3912,7 @@
         <w:rPr>
           <w:sz w:val="20"/>
         </w:rPr>
-        <w:t>manual operational overhead by automating processes.</w:t>
+        <w:t>operational overhead through automation.</w:t>
       </w:r>
     </w:p>
     <w:p>
@@ -4066,19 +4032,6 @@
         </w:rPr>
         <w:t>Senior Data &amp; ML Engineer</w:t>
       </w:r>
-      <w:r>
-        <w:rPr/>
-      </w:r>
-      <w:r>
-        <w:rPr>
-          <w:spacing w:val="-5"/>
-        </w:rPr>
-      </w:r>
-      <w:r>
-        <w:rPr>
-          <w:spacing w:val="-2"/>
-        </w:rPr>
-      </w:r>
     </w:p>
     <w:p>
       <w:pPr>
@@ -4166,7 +4119,7 @@
         <w:rPr>
           <w:sz w:val="20"/>
         </w:rPr>
-        <w:t>Python,</w:t>
+        <w:t>LangChain,</w:t>
       </w:r>
       <w:r>
         <w:rPr>
@@ -4179,7 +4132,7 @@
         <w:rPr>
           <w:sz w:val="20"/>
         </w:rPr>
-        <w:t>PySpark,</w:t>
+        <w:t>FAISS,</w:t>
       </w:r>
       <w:r>
         <w:rPr>
@@ -4205,20 +4158,20 @@
         <w:rPr>
           <w:sz w:val="20"/>
         </w:rPr>
-        <w:t>Airflow</w:t>
-      </w:r>
-      <w:r>
-        <w:rPr>
-          <w:spacing w:val="-3"/>
-          <w:sz w:val="20"/>
-        </w:rPr>
-        <w:t xml:space="preserve"> </w:t>
-      </w:r>
-      <w:r>
-        <w:rPr>
-          <w:sz w:val="20"/>
-        </w:rPr>
-        <w:t>for</w:t>
+        <w:t>ChromaDB</w:t>
+      </w:r>
+      <w:r>
+        <w:rPr>
+          <w:spacing w:val="-3"/>
+          <w:sz w:val="20"/>
+        </w:rPr>
+        <w:t xml:space="preserve"> </w:t>
+      </w:r>
+      <w:r>
+        <w:rPr>
+          <w:sz w:val="20"/>
+        </w:rPr>
+        <w:t>to</w:t>
       </w:r>
       <w:r>
         <w:rPr>
@@ -4231,7 +4184,7 @@
         <w:rPr>
           <w:sz w:val="20"/>
         </w:rPr>
-        <w:t>ingesting,</w:t>
+        <w:t>enable</w:t>
       </w:r>
       <w:r>
         <w:rPr>
@@ -4244,7 +4197,7 @@
         <w:rPr>
           <w:sz w:val="20"/>
         </w:rPr>
-        <w:t>transforming,</w:t>
+        <w:t>context-aware</w:t>
       </w:r>
       <w:r>
         <w:rPr>
@@ -4257,7 +4210,7 @@
         <w:rPr>
           <w:sz w:val="20"/>
         </w:rPr>
-        <w:t>and validating over 2TB of enterprise data.</w:t>
+        <w:t>enterprise search across 2TB+ document repositories, adhering to data modeling best practices.</w:t>
       </w:r>
     </w:p>
     <w:p>
@@ -4281,33 +4234,33 @@
         <w:rPr>
           <w:sz w:val="20"/>
         </w:rPr>
-        <w:t>Implemented</w:t>
-      </w:r>
-      <w:r>
-        <w:rPr>
-          <w:spacing w:val="-4"/>
-          <w:sz w:val="20"/>
-        </w:rPr>
-        <w:t xml:space="preserve"> </w:t>
-      </w:r>
-      <w:r>
-        <w:rPr>
-          <w:sz w:val="20"/>
-        </w:rPr>
-        <w:t>real-time</w:t>
-      </w:r>
-      <w:r>
-        <w:rPr>
-          <w:spacing w:val="-4"/>
-          <w:sz w:val="20"/>
-        </w:rPr>
-        <w:t xml:space="preserve"> </w:t>
-      </w:r>
-      <w:r>
-        <w:rPr>
-          <w:sz w:val="20"/>
-        </w:rPr>
-        <w:t>streaming</w:t>
+        <w:t>Designed</w:t>
+      </w:r>
+      <w:r>
+        <w:rPr>
+          <w:spacing w:val="-4"/>
+          <w:sz w:val="20"/>
+        </w:rPr>
+        <w:t xml:space="preserve"> </w:t>
+      </w:r>
+      <w:r>
+        <w:rPr>
+          <w:sz w:val="20"/>
+        </w:rPr>
+        <w:t>and</w:t>
+      </w:r>
+      <w:r>
+        <w:rPr>
+          <w:spacing w:val="-4"/>
+          <w:sz w:val="20"/>
+        </w:rPr>
+        <w:t xml:space="preserve"> </w:t>
+      </w:r>
+      <w:r>
+        <w:rPr>
+          <w:sz w:val="20"/>
+        </w:rPr>
+        <w:t>optimized</w:t>
       </w:r>
       <w:r>
         <w:rPr>
@@ -4320,63 +4273,89 @@
         <w:rPr>
           <w:sz w:val="20"/>
         </w:rPr>
+        <w:t>ETL</w:t>
+      </w:r>
+      <w:r>
+        <w:rPr>
+          <w:spacing w:val="-3"/>
+          <w:sz w:val="20"/>
+        </w:rPr>
+        <w:t xml:space="preserve"> </w:t>
+      </w:r>
+      <w:r>
+        <w:rPr>
+          <w:sz w:val="20"/>
+        </w:rPr>
+        <w:t>pipelines</w:t>
+      </w:r>
+      <w:r>
+        <w:rPr>
+          <w:spacing w:val="-7"/>
+          <w:sz w:val="20"/>
+        </w:rPr>
+        <w:t xml:space="preserve"> </w:t>
+      </w:r>
+      <w:r>
+        <w:rPr>
+          <w:sz w:val="20"/>
+        </w:rPr>
+        <w:t>for</w:t>
+      </w:r>
+      <w:r>
+        <w:rPr>
+          <w:spacing w:val="-2"/>
+          <w:sz w:val="20"/>
+        </w:rPr>
+        <w:t xml:space="preserve"> </w:t>
+      </w:r>
+      <w:r>
+        <w:rPr>
+          <w:sz w:val="20"/>
+        </w:rPr>
         <w:t>data</w:t>
       </w:r>
       <w:r>
         <w:rPr>
-          <w:spacing w:val="-3"/>
-          <w:sz w:val="20"/>
-        </w:rPr>
-        <w:t xml:space="preserve"> </w:t>
-      </w:r>
-      <w:r>
-        <w:rPr>
-          <w:sz w:val="20"/>
-        </w:rPr>
-        <w:t>architectures</w:t>
-      </w:r>
-      <w:r>
-        <w:rPr>
-          <w:spacing w:val="-7"/>
-          <w:sz w:val="20"/>
-        </w:rPr>
-        <w:t xml:space="preserve"> </w:t>
-      </w:r>
-      <w:r>
-        <w:rPr>
-          <w:sz w:val="20"/>
-        </w:rPr>
-        <w:t>with</w:t>
-      </w:r>
-      <w:r>
-        <w:rPr>
-          <w:spacing w:val="-2"/>
-          <w:sz w:val="20"/>
-        </w:rPr>
-        <w:t xml:space="preserve"> </w:t>
-      </w:r>
-      <w:r>
-        <w:rPr>
-          <w:sz w:val="20"/>
-        </w:rPr>
-        <w:t>audio</w:t>
-      </w:r>
-      <w:r>
-        <w:rPr>
-          <w:spacing w:val="-4"/>
-          <w:sz w:val="20"/>
-        </w:rPr>
-        <w:t xml:space="preserve"> </w:t>
-      </w:r>
-      <w:r>
-        <w:rPr>
-          <w:sz w:val="20"/>
-        </w:rPr>
-        <w:t>processing</w:t>
-      </w:r>
-      <w:r>
-        <w:rPr>
-          <w:spacing w:val="-4"/>
+          <w:spacing w:val="-4"/>
+          <w:sz w:val="20"/>
+        </w:rPr>
+        <w:t xml:space="preserve"> </w:t>
+      </w:r>
+      <w:r>
+        <w:rPr>
+          <w:sz w:val="20"/>
+        </w:rPr>
+        <w:t>ingestion,</w:t>
+      </w:r>
+      <w:r>
+        <w:rPr>
+          <w:spacing w:val="-4"/>
+          <w:sz w:val="20"/>
+        </w:rPr>
+        <w:t xml:space="preserve"> </w:t>
+      </w:r>
+      <w:r>
+        <w:rPr>
+          <w:sz w:val="20"/>
+        </w:rPr>
+        <w:t>transformation,</w:t>
+      </w:r>
+      <w:r>
+        <w:rPr>
+          <w:spacing w:val="-4"/>
+          <w:sz w:val="20"/>
+        </w:rPr>
+        <w:t xml:space="preserve"> </w:t>
+      </w:r>
+      <w:r>
+        <w:rPr>
+          <w:sz w:val="20"/>
+        </w:rPr>
+        <w:t>validation,</w:t>
+      </w:r>
+      <w:r>
+        <w:rPr>
+          <w:spacing w:val="-5"/>
           <w:sz w:val="20"/>
         </w:rPr>
         <w:t xml:space="preserve"> </w:t>
@@ -4398,33 +4377,7 @@
         <w:rPr>
           <w:sz w:val="20"/>
         </w:rPr>
-        <w:t>speech-to-text</w:t>
-      </w:r>
-      <w:r>
-        <w:rPr>
-          <w:spacing w:val="-5"/>
-          <w:sz w:val="20"/>
-        </w:rPr>
-        <w:t xml:space="preserve"> </w:t>
-      </w:r>
-      <w:r>
-        <w:rPr>
-          <w:sz w:val="20"/>
-        </w:rPr>
-        <w:t>pipelines,</w:t>
-      </w:r>
-      <w:r>
-        <w:rPr>
-          <w:spacing w:val="-4"/>
-          <w:sz w:val="20"/>
-        </w:rPr>
-        <w:t xml:space="preserve"> </w:t>
-      </w:r>
-      <w:r>
-        <w:rPr>
-          <w:sz w:val="20"/>
-        </w:rPr>
-        <w:t>optimizing</w:t>
+        <w:t>model</w:t>
       </w:r>
       <w:r>
         <w:rPr>
@@ -4437,7 +4390,7 @@
         <w:rPr>
           <w:sz w:val="20"/>
         </w:rPr>
-        <w:t>performance for low-latency applications.</w:t>
+        <w:t>deployment using Python, PySpark, and Airflow, ensuring robust data workflows.</w:t>
       </w:r>
     </w:p>
     <w:p>
@@ -4476,46 +4429,46 @@
         <w:rPr>
           <w:sz w:val="20"/>
         </w:rPr>
-        <w:t>Optimized</w:t>
-      </w:r>
-      <w:r>
-        <w:rPr>
-          <w:spacing w:val="-4"/>
-          <w:sz w:val="20"/>
-        </w:rPr>
-        <w:t xml:space="preserve"> </w:t>
-      </w:r>
-      <w:r>
-        <w:rPr>
-          <w:sz w:val="20"/>
-        </w:rPr>
-        <w:t>GPU</w:t>
-      </w:r>
-      <w:r>
-        <w:rPr>
-          <w:spacing w:val="-4"/>
-          <w:sz w:val="20"/>
-        </w:rPr>
-        <w:t xml:space="preserve"> </w:t>
-      </w:r>
-      <w:r>
-        <w:rPr>
-          <w:sz w:val="20"/>
-        </w:rPr>
-        <w:t>utilization</w:t>
-      </w:r>
-      <w:r>
-        <w:rPr>
-          <w:spacing w:val="-3"/>
-          <w:sz w:val="20"/>
-        </w:rPr>
-        <w:t xml:space="preserve"> </w:t>
-      </w:r>
-      <w:r>
-        <w:rPr>
-          <w:sz w:val="20"/>
-        </w:rPr>
-        <w:t>for</w:t>
+        <w:t>Deployed</w:t>
+      </w:r>
+      <w:r>
+        <w:rPr>
+          <w:spacing w:val="-4"/>
+          <w:sz w:val="20"/>
+        </w:rPr>
+        <w:t xml:space="preserve"> </w:t>
+      </w:r>
+      <w:r>
+        <w:rPr>
+          <w:sz w:val="20"/>
+        </w:rPr>
+        <w:t>fine-tuned</w:t>
+      </w:r>
+      <w:r>
+        <w:rPr>
+          <w:spacing w:val="-4"/>
+          <w:sz w:val="20"/>
+        </w:rPr>
+        <w:t xml:space="preserve"> </w:t>
+      </w:r>
+      <w:r>
+        <w:rPr>
+          <w:sz w:val="20"/>
+        </w:rPr>
+        <w:t>LLMs</w:t>
+      </w:r>
+      <w:r>
+        <w:rPr>
+          <w:spacing w:val="-3"/>
+          <w:sz w:val="20"/>
+        </w:rPr>
+        <w:t xml:space="preserve"> </w:t>
+      </w:r>
+      <w:r>
+        <w:rPr>
+          <w:sz w:val="20"/>
+        </w:rPr>
+        <w:t>on</w:t>
       </w:r>
       <w:r>
         <w:rPr>
@@ -4528,20 +4481,20 @@
         <w:rPr>
           <w:sz w:val="20"/>
         </w:rPr>
-        <w:t>large-scale</w:t>
-      </w:r>
-      <w:r>
-        <w:rPr>
-          <w:spacing w:val="-4"/>
-          <w:sz w:val="20"/>
-        </w:rPr>
-        <w:t xml:space="preserve"> </w:t>
-      </w:r>
-      <w:r>
-        <w:rPr>
-          <w:sz w:val="20"/>
-        </w:rPr>
-        <w:t>model</w:t>
+        <w:t>AWS</w:t>
+      </w:r>
+      <w:r>
+        <w:rPr>
+          <w:spacing w:val="-4"/>
+          <w:sz w:val="20"/>
+        </w:rPr>
+        <w:t xml:space="preserve"> </w:t>
+      </w:r>
+      <w:r>
+        <w:rPr>
+          <w:sz w:val="20"/>
+        </w:rPr>
+        <w:t>SageMaker</w:t>
       </w:r>
       <w:r>
         <w:rPr>
@@ -4554,7 +4507,7 @@
         <w:rPr>
           <w:sz w:val="20"/>
         </w:rPr>
-        <w:t>serving</w:t>
+        <w:t>using</w:t>
       </w:r>
       <w:r>
         <w:rPr>
@@ -4567,7 +4520,7 @@
         <w:rPr>
           <w:sz w:val="20"/>
         </w:rPr>
-        <w:t>on</w:t>
+        <w:t>LoRA,</w:t>
       </w:r>
       <w:r>
         <w:rPr>
@@ -4580,20 +4533,20 @@
         <w:rPr>
           <w:sz w:val="20"/>
         </w:rPr>
-        <w:t>AWS</w:t>
-      </w:r>
-      <w:r>
-        <w:rPr>
-          <w:spacing w:val="-4"/>
-          <w:sz w:val="20"/>
-        </w:rPr>
-        <w:t xml:space="preserve"> </w:t>
-      </w:r>
-      <w:r>
-        <w:rPr>
-          <w:sz w:val="20"/>
-        </w:rPr>
-        <w:t>ECS/ECR</w:t>
+        <w:t>QLoRA,</w:t>
+      </w:r>
+      <w:r>
+        <w:rPr>
+          <w:spacing w:val="-4"/>
+          <w:sz w:val="20"/>
+        </w:rPr>
+        <w:t xml:space="preserve"> </w:t>
+      </w:r>
+      <w:r>
+        <w:rPr>
+          <w:sz w:val="20"/>
+        </w:rPr>
+        <w:t>and</w:t>
       </w:r>
       <w:r>
         <w:rPr>
@@ -4606,7 +4559,7 @@
         <w:rPr>
           <w:sz w:val="20"/>
         </w:rPr>
-        <w:t>using</w:t>
+        <w:t>PEFT,</w:t>
       </w:r>
       <w:r>
         <w:rPr>
@@ -4619,7 +4572,7 @@
         <w:rPr>
           <w:sz w:val="20"/>
         </w:rPr>
-        <w:t>VLLM</w:t>
+        <w:t>achieving</w:t>
       </w:r>
       <w:r>
         <w:rPr>
@@ -4632,7 +4585,7 @@
         <w:rPr>
           <w:sz w:val="20"/>
         </w:rPr>
-        <w:t>and</w:t>
+        <w:t>a</w:t>
       </w:r>
       <w:r>
         <w:rPr>
@@ -4645,7 +4598,7 @@
         <w:rPr>
           <w:sz w:val="20"/>
         </w:rPr>
-        <w:t>CUDA, improving system efficiency.</w:t>
+        <w:t>40% reduction in API costs by leveraging AWS services effectively.</w:t>
       </w:r>
     </w:p>
     <w:p>
@@ -4669,20 +4622,20 @@
         <w:rPr>
           <w:sz w:val="20"/>
         </w:rPr>
-        <w:t>Deployed</w:t>
-      </w:r>
-      <w:r>
-        <w:rPr>
-          <w:spacing w:val="-3"/>
-          <w:sz w:val="20"/>
-        </w:rPr>
-        <w:t xml:space="preserve"> </w:t>
-      </w:r>
-      <w:r>
-        <w:rPr>
-          <w:sz w:val="20"/>
-        </w:rPr>
-        <w:t>fine-tuned</w:t>
+        <w:t>Implemented</w:t>
+      </w:r>
+      <w:r>
+        <w:rPr>
+          <w:spacing w:val="-3"/>
+          <w:sz w:val="20"/>
+        </w:rPr>
+        <w:t xml:space="preserve"> </w:t>
+      </w:r>
+      <w:r>
+        <w:rPr>
+          <w:sz w:val="20"/>
+        </w:rPr>
+        <w:t>scalable</w:t>
       </w:r>
       <w:r>
         <w:rPr>
@@ -4695,33 +4648,33 @@
         <w:rPr>
           <w:sz w:val="20"/>
         </w:rPr>
-        <w:t>models</w:t>
-      </w:r>
-      <w:r>
-        <w:rPr>
-          <w:spacing w:val="-4"/>
-          <w:sz w:val="20"/>
-        </w:rPr>
-        <w:t xml:space="preserve"> </w:t>
-      </w:r>
-      <w:r>
-        <w:rPr>
-          <w:sz w:val="20"/>
-        </w:rPr>
-        <w:t>on</w:t>
-      </w:r>
-      <w:r>
-        <w:rPr>
-          <w:spacing w:val="-4"/>
-          <w:sz w:val="20"/>
-        </w:rPr>
-        <w:t xml:space="preserve"> </w:t>
-      </w:r>
-      <w:r>
-        <w:rPr>
-          <w:sz w:val="20"/>
-        </w:rPr>
-        <w:t>AWS</w:t>
+        <w:t>model</w:t>
+      </w:r>
+      <w:r>
+        <w:rPr>
+          <w:spacing w:val="-4"/>
+          <w:sz w:val="20"/>
+        </w:rPr>
+        <w:t xml:space="preserve"> </w:t>
+      </w:r>
+      <w:r>
+        <w:rPr>
+          <w:sz w:val="20"/>
+        </w:rPr>
+        <w:t>serving</w:t>
+      </w:r>
+      <w:r>
+        <w:rPr>
+          <w:spacing w:val="-4"/>
+          <w:sz w:val="20"/>
+        </w:rPr>
+        <w:t xml:space="preserve"> </w:t>
+      </w:r>
+      <w:r>
+        <w:rPr>
+          <w:sz w:val="20"/>
+        </w:rPr>
+        <w:t>solutions</w:t>
       </w:r>
       <w:r>
         <w:rPr>
@@ -4734,7 +4687,7 @@
         <w:rPr>
           <w:sz w:val="20"/>
         </w:rPr>
-        <w:t>SageMaker</w:t>
+        <w:t>with</w:t>
       </w:r>
       <w:r>
         <w:rPr>
@@ -4747,98 +4700,98 @@
         <w:rPr>
           <w:sz w:val="20"/>
         </w:rPr>
+        <w:t>VLLM</w:t>
+      </w:r>
+      <w:r>
+        <w:rPr>
+          <w:spacing w:val="-6"/>
+          <w:sz w:val="20"/>
+        </w:rPr>
+        <w:t xml:space="preserve"> </w:t>
+      </w:r>
+      <w:r>
+        <w:rPr>
+          <w:sz w:val="20"/>
+        </w:rPr>
+        <w:t>and</w:t>
+      </w:r>
+      <w:r>
+        <w:rPr>
+          <w:spacing w:val="-3"/>
+          <w:sz w:val="20"/>
+        </w:rPr>
+        <w:t xml:space="preserve"> </w:t>
+      </w:r>
+      <w:r>
+        <w:rPr>
+          <w:sz w:val="20"/>
+        </w:rPr>
+        <w:t>CUDA-optimized</w:t>
+      </w:r>
+      <w:r>
+        <w:rPr>
+          <w:spacing w:val="-4"/>
+          <w:sz w:val="20"/>
+        </w:rPr>
+        <w:t xml:space="preserve"> </w:t>
+      </w:r>
+      <w:r>
+        <w:rPr>
+          <w:sz w:val="20"/>
+        </w:rPr>
+        <w:t>GPU</w:t>
+      </w:r>
+      <w:r>
+        <w:rPr>
+          <w:spacing w:val="-1"/>
+          <w:sz w:val="20"/>
+        </w:rPr>
+        <w:t xml:space="preserve"> </w:t>
+      </w:r>
+      <w:r>
+        <w:rPr>
+          <w:sz w:val="20"/>
+        </w:rPr>
+        <w:t>utilization,</w:t>
+      </w:r>
+      <w:r>
+        <w:rPr>
+          <w:spacing w:val="-3"/>
+          <w:sz w:val="20"/>
+        </w:rPr>
+        <w:t xml:space="preserve"> </w:t>
+      </w:r>
+      <w:r>
+        <w:rPr>
+          <w:sz w:val="20"/>
+        </w:rPr>
+        <w:t>containerized</w:t>
+      </w:r>
+      <w:r>
+        <w:rPr>
+          <w:spacing w:val="-3"/>
+          <w:sz w:val="20"/>
+        </w:rPr>
+        <w:t xml:space="preserve"> </w:t>
+      </w:r>
+      <w:r>
+        <w:rPr>
+          <w:sz w:val="20"/>
+        </w:rPr>
         <w:t>with</w:t>
       </w:r>
       <w:r>
         <w:rPr>
-          <w:spacing w:val="-6"/>
-          <w:sz w:val="20"/>
-        </w:rPr>
-        <w:t xml:space="preserve"> </w:t>
-      </w:r>
-      <w:r>
-        <w:rPr>
-          <w:sz w:val="20"/>
-        </w:rPr>
-        <w:t>LoRA</w:t>
-      </w:r>
-      <w:r>
-        <w:rPr>
-          <w:spacing w:val="-3"/>
-          <w:sz w:val="20"/>
-        </w:rPr>
-        <w:t xml:space="preserve"> </w:t>
-      </w:r>
-      <w:r>
-        <w:rPr>
-          <w:sz w:val="20"/>
-        </w:rPr>
-        <w:t>and</w:t>
-      </w:r>
-      <w:r>
-        <w:rPr>
-          <w:spacing w:val="-4"/>
-          <w:sz w:val="20"/>
-        </w:rPr>
-        <w:t xml:space="preserve"> </w:t>
-      </w:r>
-      <w:r>
-        <w:rPr>
-          <w:sz w:val="20"/>
-        </w:rPr>
-        <w:t>QLoRA</w:t>
-      </w:r>
-      <w:r>
-        <w:rPr>
-          <w:spacing w:val="-1"/>
-          <w:sz w:val="20"/>
-        </w:rPr>
-        <w:t xml:space="preserve"> </w:t>
-      </w:r>
-      <w:r>
-        <w:rPr>
-          <w:sz w:val="20"/>
-        </w:rPr>
-        <w:t>techniques,</w:t>
-      </w:r>
-      <w:r>
-        <w:rPr>
-          <w:spacing w:val="-3"/>
-          <w:sz w:val="20"/>
-        </w:rPr>
-        <w:t xml:space="preserve"> </w:t>
-      </w:r>
-      <w:r>
-        <w:rPr>
-          <w:sz w:val="20"/>
-        </w:rPr>
-        <w:t>reducing</w:t>
-      </w:r>
-      <w:r>
-        <w:rPr>
-          <w:spacing w:val="-3"/>
-          <w:sz w:val="20"/>
-        </w:rPr>
-        <w:t xml:space="preserve"> </w:t>
-      </w:r>
-      <w:r>
-        <w:rPr>
-          <w:sz w:val="20"/>
-        </w:rPr>
-        <w:t>API</w:t>
-      </w:r>
-      <w:r>
-        <w:rPr>
-          <w:spacing w:val="-3"/>
-          <w:sz w:val="20"/>
-        </w:rPr>
-        <w:t xml:space="preserve"> </w:t>
-      </w:r>
-      <w:r>
-        <w:rPr>
-          <w:sz w:val="20"/>
-        </w:rPr>
-        <w:t>costs by 40% compared to hosted solutions.</w:t>
+          <w:spacing w:val="-3"/>
+          <w:sz w:val="20"/>
+        </w:rPr>
+        <w:t xml:space="preserve"> </w:t>
+      </w:r>
+      <w:r>
+        <w:rPr>
+          <w:sz w:val="20"/>
+        </w:rPr>
+        <w:t>Docker and deployed on AWS ECS/ECR.</w:t>
       </w:r>
     </w:p>
     <w:p>
@@ -4862,20 +4815,20 @@
         <w:rPr>
           <w:sz w:val="20"/>
         </w:rPr>
-        <w:t>Integrated</w:t>
-      </w:r>
-      <w:r>
-        <w:rPr>
-          <w:spacing w:val="-3"/>
-          <w:sz w:val="20"/>
-        </w:rPr>
-        <w:t xml:space="preserve"> </w:t>
-      </w:r>
-      <w:r>
-        <w:rPr>
-          <w:sz w:val="20"/>
-        </w:rPr>
-        <w:t>Apache</w:t>
+        <w:t>Built</w:t>
+      </w:r>
+      <w:r>
+        <w:rPr>
+          <w:spacing w:val="-3"/>
+          <w:sz w:val="20"/>
+        </w:rPr>
+        <w:t xml:space="preserve"> </w:t>
+      </w:r>
+      <w:r>
+        <w:rPr>
+          <w:sz w:val="20"/>
+        </w:rPr>
+        <w:t>autonomous</w:t>
       </w:r>
       <w:r>
         <w:rPr>
@@ -4888,7 +4841,111 @@
         <w:rPr>
           <w:sz w:val="20"/>
         </w:rPr>
-        <w:t>Spark</w:t>
+        <w:t>data</w:t>
+      </w:r>
+      <w:r>
+        <w:rPr>
+          <w:spacing w:val="-4"/>
+          <w:sz w:val="20"/>
+        </w:rPr>
+        <w:t xml:space="preserve"> </w:t>
+      </w:r>
+      <w:r>
+        <w:rPr>
+          <w:sz w:val="20"/>
+        </w:rPr>
+        <w:t>workflows</w:t>
+      </w:r>
+      <w:r>
+        <w:rPr>
+          <w:spacing w:val="-1"/>
+          <w:sz w:val="20"/>
+        </w:rPr>
+        <w:t xml:space="preserve"> </w:t>
+      </w:r>
+      <w:r>
+        <w:rPr>
+          <w:sz w:val="20"/>
+        </w:rPr>
+        <w:t>by</w:t>
+      </w:r>
+      <w:r>
+        <w:rPr>
+          <w:spacing w:val="-4"/>
+          <w:sz w:val="20"/>
+        </w:rPr>
+        <w:t xml:space="preserve"> </w:t>
+      </w:r>
+      <w:r>
+        <w:rPr>
+          <w:sz w:val="20"/>
+        </w:rPr>
+        <w:t>integrating</w:t>
+      </w:r>
+      <w:r>
+        <w:rPr>
+          <w:spacing w:val="-1"/>
+          <w:sz w:val="20"/>
+        </w:rPr>
+        <w:t xml:space="preserve"> </w:t>
+      </w:r>
+      <w:r>
+        <w:rPr>
+          <w:sz w:val="20"/>
+        </w:rPr>
+        <w:t>LLMs</w:t>
+      </w:r>
+      <w:r>
+        <w:rPr>
+          <w:spacing w:val="-6"/>
+          <w:sz w:val="20"/>
+        </w:rPr>
+        <w:t xml:space="preserve"> </w:t>
+      </w:r>
+      <w:r>
+        <w:rPr>
+          <w:sz w:val="20"/>
+        </w:rPr>
+        <w:t>with</w:t>
+      </w:r>
+      <w:r>
+        <w:rPr>
+          <w:spacing w:val="-5"/>
+          <w:sz w:val="20"/>
+        </w:rPr>
+        <w:t xml:space="preserve"> </w:t>
+      </w:r>
+      <w:r>
+        <w:rPr>
+          <w:sz w:val="20"/>
+        </w:rPr>
+        <w:t>internal</w:t>
+      </w:r>
+      <w:r>
+        <w:rPr>
+          <w:spacing w:val="-4"/>
+          <w:sz w:val="20"/>
+        </w:rPr>
+        <w:t xml:space="preserve"> </w:t>
+      </w:r>
+      <w:r>
+        <w:rPr>
+          <w:sz w:val="20"/>
+        </w:rPr>
+        <w:t>APIs,</w:t>
+      </w:r>
+      <w:r>
+        <w:rPr>
+          <w:spacing w:val="-4"/>
+          <w:sz w:val="20"/>
+        </w:rPr>
+        <w:t xml:space="preserve"> </w:t>
+      </w:r>
+      <w:r>
+        <w:rPr>
+          <w:sz w:val="20"/>
+        </w:rPr>
+        <w:t>databases,</w:t>
       </w:r>
       <w:r>
         <w:rPr>
@@ -4905,133 +4962,29 @@
       </w:r>
       <w:r>
         <w:rPr>
-          <w:spacing w:val="-1"/>
-          <w:sz w:val="20"/>
-        </w:rPr>
-        <w:t xml:space="preserve"> </w:t>
-      </w:r>
-      <w:r>
-        <w:rPr>
-          <w:sz w:val="20"/>
-        </w:rPr>
-        <w:t>Airflow</w:t>
-      </w:r>
-      <w:r>
-        <w:rPr>
-          <w:spacing w:val="-4"/>
-          <w:sz w:val="20"/>
-        </w:rPr>
-        <w:t xml:space="preserve"> </w:t>
-      </w:r>
-      <w:r>
-        <w:rPr>
-          <w:sz w:val="20"/>
-        </w:rPr>
-        <w:t>for</w:t>
-      </w:r>
-      <w:r>
-        <w:rPr>
-          <w:spacing w:val="-1"/>
-          <w:sz w:val="20"/>
-        </w:rPr>
-        <w:t xml:space="preserve"> </w:t>
-      </w:r>
-      <w:r>
-        <w:rPr>
-          <w:sz w:val="20"/>
-        </w:rPr>
-        <w:t>ETL</w:t>
-      </w:r>
-      <w:r>
-        <w:rPr>
-          <w:spacing w:val="-6"/>
-          <w:sz w:val="20"/>
-        </w:rPr>
-        <w:t xml:space="preserve"> </w:t>
-      </w:r>
-      <w:r>
-        <w:rPr>
-          <w:sz w:val="20"/>
-        </w:rPr>
-        <w:t>workflows,</w:t>
-      </w:r>
-      <w:r>
-        <w:rPr>
-          <w:spacing w:val="-5"/>
-          <w:sz w:val="20"/>
-        </w:rPr>
-        <w:t xml:space="preserve"> </w:t>
-      </w:r>
-      <w:r>
-        <w:rPr>
-          <w:sz w:val="20"/>
-        </w:rPr>
-        <w:t>enhancing</w:t>
-      </w:r>
-      <w:r>
-        <w:rPr>
-          <w:spacing w:val="-4"/>
-          <w:sz w:val="20"/>
-        </w:rPr>
-        <w:t xml:space="preserve"> </w:t>
-      </w:r>
-      <w:r>
-        <w:rPr>
-          <w:sz w:val="20"/>
-        </w:rPr>
-        <w:t>data</w:t>
-      </w:r>
-      <w:r>
-        <w:rPr>
-          <w:spacing w:val="-4"/>
-          <w:sz w:val="20"/>
-        </w:rPr>
-        <w:t xml:space="preserve"> </w:t>
-      </w:r>
-      <w:r>
-        <w:rPr>
-          <w:sz w:val="20"/>
-        </w:rPr>
-        <w:t>processing</w:t>
-      </w:r>
-      <w:r>
-        <w:rPr>
-          <w:spacing w:val="-4"/>
-          <w:sz w:val="20"/>
-        </w:rPr>
-        <w:t xml:space="preserve"> </w:t>
-      </w:r>
-      <w:r>
-        <w:rPr>
-          <w:sz w:val="20"/>
-        </w:rPr>
-        <w:t>and</w:t>
-      </w:r>
-      <w:r>
-        <w:rPr>
-          <w:spacing w:val="-4"/>
-          <w:sz w:val="20"/>
-        </w:rPr>
-        <w:t xml:space="preserve"> </w:t>
-      </w:r>
-      <w:r>
-        <w:rPr>
-          <w:sz w:val="20"/>
-        </w:rPr>
-        <w:t>transformation</w:t>
-      </w:r>
-      <w:r>
-        <w:rPr>
-          <w:spacing w:val="-3"/>
-          <w:sz w:val="20"/>
-        </w:rPr>
-        <w:t xml:space="preserve"> </w:t>
-      </w:r>
-      <w:r>
-        <w:rPr>
-          <w:sz w:val="20"/>
-        </w:rPr>
-        <w:t>efficiency.</w:t>
+          <w:spacing w:val="-4"/>
+          <w:sz w:val="20"/>
+        </w:rPr>
+        <w:t xml:space="preserve"> </w:t>
+      </w:r>
+      <w:r>
+        <w:rPr>
+          <w:sz w:val="20"/>
+        </w:rPr>
+        <w:t>messaging</w:t>
+      </w:r>
+      <w:r>
+        <w:rPr>
+          <w:spacing w:val="-3"/>
+          <w:sz w:val="20"/>
+        </w:rPr>
+        <w:t xml:space="preserve"> </w:t>
+      </w:r>
+      <w:r>
+        <w:rPr>
+          <w:sz w:val="20"/>
+        </w:rPr>
+        <w:t>platforms to support real-time decision-making processes.</w:t>
       </w:r>
     </w:p>
     <w:p>
@@ -5055,7 +5008,7 @@
         <w:rPr>
           <w:sz w:val="20"/>
         </w:rPr>
-        <w:t>Designed</w:t>
+        <w:t>Enhanced</w:t>
       </w:r>
       <w:r>
         <w:rPr>
@@ -5068,7 +5021,7 @@
         <w:rPr>
           <w:sz w:val="20"/>
         </w:rPr>
-        <w:t>and</w:t>
+        <w:t>pipeline</w:t>
       </w:r>
       <w:r>
         <w:rPr>
@@ -5081,7 +5034,7 @@
         <w:rPr>
           <w:sz w:val="20"/>
         </w:rPr>
-        <w:t>deployed</w:t>
+        <w:t>performance</w:t>
       </w:r>
       <w:r>
         <w:rPr>
@@ -5094,7 +5047,7 @@
         <w:rPr>
           <w:sz w:val="20"/>
         </w:rPr>
-        <w:t>agent-driven</w:t>
+        <w:t>by</w:t>
       </w:r>
       <w:r>
         <w:rPr>
@@ -5107,7 +5060,7 @@
         <w:rPr>
           <w:sz w:val="20"/>
         </w:rPr>
-        <w:t>workflows</w:t>
+        <w:t>integrating</w:t>
       </w:r>
       <w:r>
         <w:rPr>
@@ -5120,7 +5073,7 @@
         <w:rPr>
           <w:sz w:val="20"/>
         </w:rPr>
-        <w:t>connecting</w:t>
+        <w:t>C++</w:t>
       </w:r>
       <w:r>
         <w:rPr>
@@ -5133,7 +5086,7 @@
         <w:rPr>
           <w:sz w:val="20"/>
         </w:rPr>
-        <w:t>databases,</w:t>
+        <w:t>modules,</w:t>
       </w:r>
       <w:r>
         <w:rPr>
@@ -5146,7 +5099,7 @@
         <w:rPr>
           <w:sz w:val="20"/>
         </w:rPr>
-        <w:t>APIs,</w:t>
+        <w:t>reducing</w:t>
       </w:r>
       <w:r>
         <w:rPr>
@@ -5159,20 +5112,20 @@
         <w:rPr>
           <w:sz w:val="20"/>
         </w:rPr>
-        <w:t>and</w:t>
-      </w:r>
-      <w:r>
-        <w:rPr>
-          <w:spacing w:val="-4"/>
-          <w:sz w:val="20"/>
-        </w:rPr>
-        <w:t xml:space="preserve"> </w:t>
-      </w:r>
-      <w:r>
-        <w:rPr>
-          <w:sz w:val="20"/>
-        </w:rPr>
-        <w:t>messaging</w:t>
+        <w:t>model</w:t>
+      </w:r>
+      <w:r>
+        <w:rPr>
+          <w:spacing w:val="-4"/>
+          <w:sz w:val="20"/>
+        </w:rPr>
+        <w:t xml:space="preserve"> </w:t>
+      </w:r>
+      <w:r>
+        <w:rPr>
+          <w:sz w:val="20"/>
+        </w:rPr>
+        <w:t>inference</w:t>
       </w:r>
       <w:r>
         <w:rPr>
@@ -5186,7 +5139,7 @@
           <w:spacing w:val="-4"/>
           <w:sz w:val="20"/>
         </w:rPr>
-        <w:t>platforms for autonomous data-driven operations.</w:t>
+        <w:t>latency by 25% and improving overall system efficiency.</w:t>
       </w:r>
     </w:p>
     <w:p>
@@ -5210,7 +5163,7 @@
         <w:rPr>
           <w:sz w:val="20"/>
         </w:rPr>
-        <w:t>Enhanced</w:t>
+        <w:t>Designed</w:t>
       </w:r>
       <w:r>
         <w:rPr>
@@ -5223,6 +5176,58 @@
         <w:rPr>
           <w:sz w:val="20"/>
         </w:rPr>
+        <w:t>and</w:t>
+      </w:r>
+      <w:r>
+        <w:rPr>
+          <w:spacing w:val="-10"/>
+          <w:sz w:val="20"/>
+        </w:rPr>
+        <w:t xml:space="preserve"> </w:t>
+      </w:r>
+      <w:r>
+        <w:rPr>
+          <w:sz w:val="20"/>
+        </w:rPr>
+        <w:t>implemented</w:t>
+      </w:r>
+      <w:r>
+        <w:rPr>
+          <w:spacing w:val="-5"/>
+          <w:sz w:val="20"/>
+        </w:rPr>
+        <w:t xml:space="preserve"> </w:t>
+      </w:r>
+      <w:r>
+        <w:rPr>
+          <w:sz w:val="20"/>
+        </w:rPr>
+        <w:t>real-time</w:t>
+      </w:r>
+      <w:r>
+        <w:rPr>
+          <w:spacing w:val="-8"/>
+          <w:sz w:val="20"/>
+        </w:rPr>
+        <w:t xml:space="preserve"> </w:t>
+      </w:r>
+      <w:r>
+        <w:rPr>
+          <w:sz w:val="20"/>
+        </w:rPr>
+        <w:t>streaming</w:t>
+      </w:r>
+      <w:r>
+        <w:rPr>
+          <w:spacing w:val="-7"/>
+          <w:sz w:val="20"/>
+        </w:rPr>
+        <w:t xml:space="preserve"> </w:t>
+      </w:r>
+      <w:r>
+        <w:rPr>
+          <w:sz w:val="20"/>
+        </w:rPr>
         <w:t>data</w:t>
       </w:r>
       <w:r>
@@ -5236,20 +5241,20 @@
         <w:rPr>
           <w:sz w:val="20"/>
         </w:rPr>
-        <w:t>pipeline</w:t>
-      </w:r>
-      <w:r>
-        <w:rPr>
-          <w:spacing w:val="-5"/>
-          <w:sz w:val="20"/>
-        </w:rPr>
-        <w:t xml:space="preserve"> </w:t>
-      </w:r>
-      <w:r>
-        <w:rPr>
-          <w:sz w:val="20"/>
-        </w:rPr>
-        <w:t>performance</w:t>
+        <w:t>architectures</w:t>
+      </w:r>
+      <w:r>
+        <w:rPr>
+          <w:spacing w:val="-7"/>
+          <w:sz w:val="20"/>
+        </w:rPr>
+        <w:t xml:space="preserve"> </w:t>
+      </w:r>
+      <w:r>
+        <w:rPr>
+          <w:sz w:val="20"/>
+        </w:rPr>
+        <w:t>for</w:t>
       </w:r>
       <w:r>
         <w:rPr>
@@ -5262,46 +5267,20 @@
         <w:rPr>
           <w:sz w:val="20"/>
         </w:rPr>
-        <w:t>by</w:t>
-      </w:r>
-      <w:r>
-        <w:rPr>
-          <w:spacing w:val="-7"/>
-          <w:sz w:val="20"/>
-        </w:rPr>
-        <w:t xml:space="preserve"> </w:t>
-      </w:r>
-      <w:r>
-        <w:rPr>
-          <w:sz w:val="20"/>
-        </w:rPr>
-        <w:t>integrating</w:t>
-      </w:r>
-      <w:r>
-        <w:rPr>
-          <w:spacing w:val="-10"/>
-          <w:sz w:val="20"/>
-        </w:rPr>
-        <w:t xml:space="preserve"> </w:t>
-      </w:r>
-      <w:r>
-        <w:rPr>
-          <w:sz w:val="20"/>
-        </w:rPr>
-        <w:t>C++</w:t>
-      </w:r>
-      <w:r>
-        <w:rPr>
-          <w:spacing w:val="-7"/>
-          <w:sz w:val="20"/>
-        </w:rPr>
-        <w:t xml:space="preserve"> </w:t>
-      </w:r>
-      <w:r>
-        <w:rPr>
-          <w:sz w:val="20"/>
-        </w:rPr>
-        <w:t>modules,</w:t>
+        <w:t>audio</w:t>
+      </w:r>
+      <w:r>
+        <w:rPr>
+          <w:spacing w:val="-4"/>
+          <w:sz w:val="20"/>
+        </w:rPr>
+        <w:t xml:space="preserve"> </w:t>
+      </w:r>
+      <w:r>
+        <w:rPr>
+          <w:sz w:val="20"/>
+        </w:rPr>
+        <w:t>processing</w:t>
       </w:r>
       <w:r>
         <w:rPr>
@@ -5312,36 +5291,10 @@
       </w:r>
       <w:r>
         <w:rPr>
-          <w:sz w:val="20"/>
-        </w:rPr>
-        <w:t>reducing</w:t>
-      </w:r>
-      <w:r>
-        <w:rPr>
-          <w:spacing w:val="-4"/>
-          <w:sz w:val="20"/>
-        </w:rPr>
-        <w:t xml:space="preserve"> </w:t>
-      </w:r>
-      <w:r>
-        <w:rPr>
-          <w:sz w:val="20"/>
-        </w:rPr>
-        <w:t>processing</w:t>
-      </w:r>
-      <w:r>
-        <w:rPr>
-          <w:spacing w:val="-8"/>
-          <w:sz w:val="20"/>
-        </w:rPr>
-        <w:t xml:space="preserve"> </w:t>
-      </w:r>
-      <w:r>
-        <w:rPr>
           <w:spacing w:val="-2"/>
           <w:sz w:val="20"/>
         </w:rPr>
-        <w:t>latency by 25%.</w:t>
+        <w:t>and speech-to-text pipelines, leveraging best practices in data engineering.</w:t>
       </w:r>
     </w:p>
     <w:p>
@@ -5365,7 +5318,7 @@
         <w:rPr>
           <w:sz w:val="20"/>
         </w:rPr>
-        <w:t>Built</w:t>
+        <w:t>Developed</w:t>
       </w:r>
       <w:r>
         <w:rPr>
@@ -5417,6 +5370,19 @@
         <w:rPr>
           <w:sz w:val="20"/>
         </w:rPr>
+        <w:t>conversational</w:t>
+      </w:r>
+      <w:r>
+        <w:rPr>
+          <w:spacing w:val="-9"/>
+          <w:sz w:val="20"/>
+        </w:rPr>
+        <w:t xml:space="preserve"> </w:t>
+      </w:r>
+      <w:r>
+        <w:rPr>
+          <w:sz w:val="20"/>
+        </w:rPr>
         <w:t>data</w:t>
       </w:r>
       <w:r>
@@ -5430,7 +5396,59 @@
         <w:rPr>
           <w:sz w:val="20"/>
         </w:rPr>
-        <w:t>access</w:t>
+        <w:t>applications,</w:t>
+      </w:r>
+      <w:r>
+        <w:rPr>
+          <w:spacing w:val="-7"/>
+          <w:sz w:val="20"/>
+        </w:rPr>
+        <w:t xml:space="preserve"> </w:t>
+      </w:r>
+      <w:r>
+        <w:rPr>
+          <w:sz w:val="20"/>
+        </w:rPr>
+        <w:t>achieving</w:t>
+      </w:r>
+      <w:r>
+        <w:rPr>
+          <w:spacing w:val="-5"/>
+          <w:sz w:val="20"/>
+        </w:rPr>
+        <w:t xml:space="preserve"> </w:t>
+      </w:r>
+      <w:r>
+        <w:rPr>
+          <w:sz w:val="20"/>
+        </w:rPr>
+        <w:t>a</w:t>
+      </w:r>
+      <w:r>
+        <w:rPr>
+          <w:spacing w:val="-8"/>
+          <w:sz w:val="20"/>
+        </w:rPr>
+        <w:t xml:space="preserve"> </w:t>
+      </w:r>
+      <w:r>
+        <w:rPr>
+          <w:sz w:val="20"/>
+        </w:rPr>
+        <w:t>35%</w:t>
+      </w:r>
+      <w:r>
+        <w:rPr>
+          <w:spacing w:val="-7"/>
+          <w:sz w:val="20"/>
+        </w:rPr>
+        <w:t xml:space="preserve"> </w:t>
+      </w:r>
+      <w:r>
+        <w:rPr>
+          <w:sz w:val="20"/>
+        </w:rPr>
+        <w:t>reduction</w:t>
       </w:r>
       <w:r>
         <w:rPr>
@@ -5441,75 +5459,10 @@
       </w:r>
       <w:r>
         <w:rPr>
-          <w:sz w:val="20"/>
-        </w:rPr>
-        <w:t>and</w:t>
-      </w:r>
-      <w:r>
-        <w:rPr>
-          <w:spacing w:val="-7"/>
-          <w:sz w:val="20"/>
-        </w:rPr>
-        <w:t xml:space="preserve"> </w:t>
-      </w:r>
-      <w:r>
-        <w:rPr>
-          <w:sz w:val="20"/>
-        </w:rPr>
-        <w:t>analytics,</w:t>
-      </w:r>
-      <w:r>
-        <w:rPr>
-          <w:spacing w:val="-5"/>
-          <w:sz w:val="20"/>
-        </w:rPr>
-        <w:t xml:space="preserve"> </w:t>
-      </w:r>
-      <w:r>
-        <w:rPr>
-          <w:sz w:val="20"/>
-        </w:rPr>
-        <w:t>achieving</w:t>
-      </w:r>
-      <w:r>
-        <w:rPr>
-          <w:spacing w:val="-8"/>
-          <w:sz w:val="20"/>
-        </w:rPr>
-        <w:t xml:space="preserve"> </w:t>
-      </w:r>
-      <w:r>
-        <w:rPr>
-          <w:sz w:val="20"/>
-        </w:rPr>
-        <w:t>a</w:t>
-      </w:r>
-      <w:r>
-        <w:rPr>
-          <w:spacing w:val="-7"/>
-          <w:sz w:val="20"/>
-        </w:rPr>
-        <w:t xml:space="preserve"> </w:t>
-      </w:r>
-      <w:r>
-        <w:rPr>
-          <w:sz w:val="20"/>
-        </w:rPr>
-        <w:t>35%</w:t>
-      </w:r>
-      <w:r>
-        <w:rPr>
-          <w:spacing w:val="-9"/>
-          <w:sz w:val="20"/>
-        </w:rPr>
-        <w:t xml:space="preserve"> </w:t>
-      </w:r>
-      <w:r>
-        <w:rPr>
-          <w:spacing w:val="-4"/>
-          <w:sz w:val="20"/>
-        </w:rPr>
-        <w:t>reduction in response times.</w:t>
+          <w:spacing w:val="-4"/>
+          <w:sz w:val="20"/>
+        </w:rPr>
+        <w:t>in response times through optimization and scalable architecture.</w:t>
       </w:r>
     </w:p>
     <w:p>
@@ -5639,27 +5592,6 @@
         </w:rPr>
         <w:t>Senior Data Engineer</w:t>
       </w:r>
-      <w:r>
-        <w:rPr/>
-      </w:r>
-      <w:r>
-        <w:rPr>
-          <w:spacing w:val="-9"/>
-        </w:rPr>
-      </w:r>
-      <w:r>
-        <w:rPr/>
-      </w:r>
-      <w:r>
-        <w:rPr>
-          <w:spacing w:val="-8"/>
-        </w:rPr>
-      </w:r>
-      <w:r>
-        <w:rPr>
-          <w:spacing w:val="-2"/>
-        </w:rPr>
-      </w:r>
     </w:p>
     <w:p>
       <w:pPr>
@@ -5682,7 +5614,7 @@
         <w:rPr>
           <w:sz w:val="20"/>
         </w:rPr>
-        <w:t>Designed</w:t>
+        <w:t>Developed</w:t>
       </w:r>
       <w:r>
         <w:rPr>
@@ -5721,11 +5653,24 @@
         <w:rPr>
           <w:sz w:val="20"/>
         </w:rPr>
+        <w:t>large-scale</w:t>
+      </w:r>
+      <w:r>
+        <w:rPr>
+          <w:spacing w:val="-3"/>
+          <w:sz w:val="20"/>
+        </w:rPr>
+        <w:t xml:space="preserve"> </w:t>
+      </w:r>
+      <w:r>
+        <w:rPr>
+          <w:sz w:val="20"/>
+        </w:rPr>
         <w:t>ETL</w:t>
       </w:r>
       <w:r>
         <w:rPr>
-          <w:spacing w:val="-3"/>
+          <w:spacing w:val="-5"/>
           <w:sz w:val="20"/>
         </w:rPr>
         <w:t xml:space="preserve"> </w:t>
@@ -5738,7 +5683,7 @@
       </w:r>
       <w:r>
         <w:rPr>
-          <w:spacing w:val="-5"/>
+          <w:spacing w:val="-1"/>
           <w:sz w:val="20"/>
         </w:rPr>
         <w:t xml:space="preserve"> </w:t>
@@ -5751,6 +5696,84 @@
       </w:r>
       <w:r>
         <w:rPr>
+          <w:spacing w:val="-3"/>
+          <w:sz w:val="20"/>
+        </w:rPr>
+        <w:t xml:space="preserve"> </w:t>
+      </w:r>
+      <w:r>
+        <w:rPr>
+          <w:sz w:val="20"/>
+        </w:rPr>
+        <w:t>process</w:t>
+      </w:r>
+      <w:r>
+        <w:rPr>
+          <w:spacing w:val="-6"/>
+          <w:sz w:val="20"/>
+        </w:rPr>
+        <w:t xml:space="preserve"> </w:t>
+      </w:r>
+      <w:r>
+        <w:rPr>
+          <w:sz w:val="20"/>
+        </w:rPr>
+        <w:t>production</w:t>
+      </w:r>
+      <w:r>
+        <w:rPr>
+          <w:spacing w:val="-4"/>
+          <w:sz w:val="20"/>
+        </w:rPr>
+        <w:t xml:space="preserve"> </w:t>
+      </w:r>
+      <w:r>
+        <w:rPr>
+          <w:sz w:val="20"/>
+        </w:rPr>
+        <w:t>data,</w:t>
+      </w:r>
+      <w:r>
+        <w:rPr>
+          <w:spacing w:val="-3"/>
+          <w:sz w:val="20"/>
+        </w:rPr>
+        <w:t xml:space="preserve"> </w:t>
+      </w:r>
+      <w:r>
+        <w:rPr>
+          <w:sz w:val="20"/>
+        </w:rPr>
+        <w:t>ensuring</w:t>
+      </w:r>
+      <w:r>
+        <w:rPr>
+          <w:spacing w:val="-3"/>
+          <w:sz w:val="20"/>
+        </w:rPr>
+        <w:t xml:space="preserve"> </w:t>
+      </w:r>
+      <w:r>
+        <w:rPr>
+          <w:sz w:val="20"/>
+        </w:rPr>
+        <w:t>high</w:t>
+      </w:r>
+      <w:r>
+        <w:rPr>
+          <w:spacing w:val="-4"/>
+          <w:sz w:val="20"/>
+        </w:rPr>
+        <w:t xml:space="preserve"> </w:t>
+      </w:r>
+      <w:r>
+        <w:rPr>
+          <w:sz w:val="20"/>
+        </w:rPr>
+        <w:t>data</w:t>
+      </w:r>
+      <w:r>
+        <w:rPr>
           <w:spacing w:val="-1"/>
           <w:sz w:val="20"/>
         </w:rPr>
@@ -5760,98 +5783,7 @@
         <w:rPr>
           <w:sz w:val="20"/>
         </w:rPr>
-        <w:t>process</w:t>
-      </w:r>
-      <w:r>
-        <w:rPr>
-          <w:spacing w:val="-3"/>
-          <w:sz w:val="20"/>
-        </w:rPr>
-        <w:t xml:space="preserve"> </w:t>
-      </w:r>
-      <w:r>
-        <w:rPr>
-          <w:sz w:val="20"/>
-        </w:rPr>
-        <w:t>large-scale</w:t>
-      </w:r>
-      <w:r>
-        <w:rPr>
-          <w:spacing w:val="-6"/>
-          <w:sz w:val="20"/>
-        </w:rPr>
-        <w:t xml:space="preserve"> </w:t>
-      </w:r>
-      <w:r>
-        <w:rPr>
-          <w:sz w:val="20"/>
-        </w:rPr>
-        <w:t>production</w:t>
-      </w:r>
-      <w:r>
-        <w:rPr>
-          <w:spacing w:val="-4"/>
-          <w:sz w:val="20"/>
-        </w:rPr>
-        <w:t xml:space="preserve"> </w:t>
-      </w:r>
-      <w:r>
-        <w:rPr>
-          <w:sz w:val="20"/>
-        </w:rPr>
-        <w:t>data,</w:t>
-      </w:r>
-      <w:r>
-        <w:rPr>
-          <w:spacing w:val="-3"/>
-          <w:sz w:val="20"/>
-        </w:rPr>
-        <w:t xml:space="preserve"> </w:t>
-      </w:r>
-      <w:r>
-        <w:rPr>
-          <w:sz w:val="20"/>
-        </w:rPr>
-        <w:t>ensuring</w:t>
-      </w:r>
-      <w:r>
-        <w:rPr>
-          <w:spacing w:val="-3"/>
-          <w:sz w:val="20"/>
-        </w:rPr>
-        <w:t xml:space="preserve"> </w:t>
-      </w:r>
-      <w:r>
-        <w:rPr>
-          <w:sz w:val="20"/>
-        </w:rPr>
-        <w:t>high</w:t>
-      </w:r>
-      <w:r>
-        <w:rPr>
-          <w:spacing w:val="-4"/>
-          <w:sz w:val="20"/>
-        </w:rPr>
-        <w:t xml:space="preserve"> </w:t>
-      </w:r>
-      <w:r>
-        <w:rPr>
-          <w:sz w:val="20"/>
-        </w:rPr>
-        <w:t>data</w:t>
-      </w:r>
-      <w:r>
-        <w:rPr>
-          <w:spacing w:val="-1"/>
-          <w:sz w:val="20"/>
-        </w:rPr>
-        <w:t xml:space="preserve"> </w:t>
-      </w:r>
-      <w:r>
-        <w:rPr>
-          <w:sz w:val="20"/>
-        </w:rPr>
-        <w:t>quality, reliability, and timely availability for critical business analytics and ML model retraining.</w:t>
+        <w:t>quality, pipeline reliability, and timely availability for ML models supporting accounts generating $200K+ in monthly revenue.</w:t>
       </w:r>
     </w:p>
     <w:p>
@@ -5875,11 +5807,50 @@
         <w:rPr>
           <w:sz w:val="20"/>
         </w:rPr>
-        <w:t>Monitored</w:t>
-      </w:r>
-      <w:r>
-        <w:rPr>
-          <w:spacing w:val="-3"/>
+        <w:t>Implemented</w:t>
+      </w:r>
+      <w:r>
+        <w:rPr>
+          <w:spacing w:val="-3"/>
+          <w:sz w:val="20"/>
+        </w:rPr>
+        <w:t xml:space="preserve"> </w:t>
+      </w:r>
+      <w:r>
+        <w:rPr>
+          <w:sz w:val="20"/>
+        </w:rPr>
+        <w:t>data</w:t>
+      </w:r>
+      <w:r>
+        <w:rPr>
+          <w:spacing w:val="-4"/>
+          <w:sz w:val="20"/>
+        </w:rPr>
+        <w:t xml:space="preserve"> </w:t>
+      </w:r>
+      <w:r>
+        <w:rPr>
+          <w:sz w:val="20"/>
+        </w:rPr>
+        <w:t>quality</w:t>
+      </w:r>
+      <w:r>
+        <w:rPr>
+          <w:spacing w:val="-2"/>
+          <w:sz w:val="20"/>
+        </w:rPr>
+        <w:t xml:space="preserve"> </w:t>
+      </w:r>
+      <w:r>
+        <w:rPr>
+          <w:sz w:val="20"/>
+        </w:rPr>
+        <w:t>checks</w:t>
+      </w:r>
+      <w:r>
+        <w:rPr>
+          <w:spacing w:val="-4"/>
           <w:sz w:val="20"/>
         </w:rPr>
         <w:t xml:space="preserve"> </w:t>
@@ -5892,20 +5863,46 @@
       </w:r>
       <w:r>
         <w:rPr>
-          <w:spacing w:val="-4"/>
-          <w:sz w:val="20"/>
-        </w:rPr>
-        <w:t xml:space="preserve"> </w:t>
-      </w:r>
-      <w:r>
-        <w:rPr>
-          <w:sz w:val="20"/>
-        </w:rPr>
-        <w:t>enhanced</w:t>
-      </w:r>
-      <w:r>
-        <w:rPr>
-          <w:spacing w:val="-2"/>
+          <w:spacing w:val="-3"/>
+          <w:sz w:val="20"/>
+        </w:rPr>
+        <w:t xml:space="preserve"> </w:t>
+      </w:r>
+      <w:r>
+        <w:rPr>
+          <w:sz w:val="20"/>
+        </w:rPr>
+        <w:t>performance</w:t>
+      </w:r>
+      <w:r>
+        <w:rPr>
+          <w:spacing w:val="-3"/>
+          <w:sz w:val="20"/>
+        </w:rPr>
+        <w:t xml:space="preserve"> </w:t>
+      </w:r>
+      <w:r>
+        <w:rPr>
+          <w:sz w:val="20"/>
+        </w:rPr>
+        <w:t>optimizations</w:t>
+      </w:r>
+      <w:r>
+        <w:rPr>
+          <w:spacing w:val="-4"/>
+          <w:sz w:val="20"/>
+        </w:rPr>
+        <w:t xml:space="preserve"> </w:t>
+      </w:r>
+      <w:r>
+        <w:rPr>
+          <w:sz w:val="20"/>
+        </w:rPr>
+        <w:t>for</w:t>
+      </w:r>
+      <w:r>
+        <w:rPr>
+          <w:spacing w:val="-3"/>
           <w:sz w:val="20"/>
         </w:rPr>
         <w:t xml:space="preserve"> </w:t>
@@ -5918,71 +5915,6 @@
       </w:r>
       <w:r>
         <w:rPr>
-          <w:spacing w:val="-4"/>
-          <w:sz w:val="20"/>
-        </w:rPr>
-        <w:t xml:space="preserve"> </w:t>
-      </w:r>
-      <w:r>
-        <w:rPr>
-          <w:sz w:val="20"/>
-        </w:rPr>
-        <w:t>quality</w:t>
-      </w:r>
-      <w:r>
-        <w:rPr>
-          <w:spacing w:val="-3"/>
-          <w:sz w:val="20"/>
-        </w:rPr>
-        <w:t xml:space="preserve"> </w:t>
-      </w:r>
-      <w:r>
-        <w:rPr>
-          <w:sz w:val="20"/>
-        </w:rPr>
-        <w:t>and</w:t>
-      </w:r>
-      <w:r>
-        <w:rPr>
-          <w:spacing w:val="-3"/>
-          <w:sz w:val="20"/>
-        </w:rPr>
-        <w:t xml:space="preserve"> </w:t>
-      </w:r>
-      <w:r>
-        <w:rPr>
-          <w:sz w:val="20"/>
-        </w:rPr>
-        <w:t>pipeline</w:t>
-      </w:r>
-      <w:r>
-        <w:rPr>
-          <w:spacing w:val="-4"/>
-          <w:sz w:val="20"/>
-        </w:rPr>
-        <w:t xml:space="preserve"> </w:t>
-      </w:r>
-      <w:r>
-        <w:rPr>
-          <w:sz w:val="20"/>
-        </w:rPr>
-        <w:t>performance,</w:t>
-      </w:r>
-      <w:r>
-        <w:rPr>
-          <w:spacing w:val="-3"/>
-          <w:sz w:val="20"/>
-        </w:rPr>
-        <w:t xml:space="preserve"> </w:t>
-      </w:r>
-      <w:r>
-        <w:rPr>
-          <w:sz w:val="20"/>
-        </w:rPr>
-        <w:t>delivering</w:t>
-      </w:r>
-      <w:r>
-        <w:rPr>
           <w:spacing w:val="-5"/>
           <w:sz w:val="20"/>
         </w:rPr>
@@ -5992,46 +5924,46 @@
         <w:rPr>
           <w:sz w:val="20"/>
         </w:rPr>
-        <w:t>scalable</w:t>
-      </w:r>
-      <w:r>
-        <w:rPr>
-          <w:spacing w:val="-3"/>
-          <w:sz w:val="20"/>
-        </w:rPr>
-        <w:t xml:space="preserve"> </w:t>
-      </w:r>
-      <w:r>
-        <w:rPr>
-          <w:sz w:val="20"/>
-        </w:rPr>
-        <w:t>solutions</w:t>
-      </w:r>
-      <w:r>
-        <w:rPr>
-          <w:spacing w:val="-4"/>
-          <w:sz w:val="20"/>
-        </w:rPr>
-        <w:t xml:space="preserve"> </w:t>
-      </w:r>
-      <w:r>
-        <w:rPr>
-          <w:sz w:val="20"/>
-        </w:rPr>
-        <w:t>for</w:t>
-      </w:r>
-      <w:r>
-        <w:rPr>
-          <w:spacing w:val="-3"/>
-          <w:sz w:val="20"/>
-        </w:rPr>
-        <w:t xml:space="preserve"> </w:t>
-      </w:r>
-      <w:r>
-        <w:rPr>
-          <w:sz w:val="20"/>
-        </w:rPr>
-        <w:t>high-value accounts exceeding $1M in revenue.</w:t>
+        <w:t>pipelines,</w:t>
+      </w:r>
+      <w:r>
+        <w:rPr>
+          <w:spacing w:val="-3"/>
+          <w:sz w:val="20"/>
+        </w:rPr>
+        <w:t xml:space="preserve"> </w:t>
+      </w:r>
+      <w:r>
+        <w:rPr>
+          <w:sz w:val="20"/>
+        </w:rPr>
+        <w:t>aligning</w:t>
+      </w:r>
+      <w:r>
+        <w:rPr>
+          <w:spacing w:val="-4"/>
+          <w:sz w:val="20"/>
+        </w:rPr>
+        <w:t xml:space="preserve"> </w:t>
+      </w:r>
+      <w:r>
+        <w:rPr>
+          <w:sz w:val="20"/>
+        </w:rPr>
+        <w:t>with</w:t>
+      </w:r>
+      <w:r>
+        <w:rPr>
+          <w:spacing w:val="-3"/>
+          <w:sz w:val="20"/>
+        </w:rPr>
+        <w:t xml:space="preserve"> </w:t>
+      </w:r>
+      <w:r>
+        <w:rPr>
+          <w:sz w:val="20"/>
+        </w:rPr>
+        <w:t>client requirements and supporting analytics for $1M+ accounts.</w:t>
       </w:r>
     </w:p>
     <w:p>
@@ -6055,7 +5987,7 @@
         <w:rPr>
           <w:sz w:val="20"/>
         </w:rPr>
-        <w:t>Developed</w:t>
+        <w:t>Designed</w:t>
       </w:r>
       <w:r>
         <w:rPr>
@@ -6081,7 +6013,137 @@
         <w:rPr>
           <w:sz w:val="20"/>
         </w:rPr>
-        <w:t>maintained</w:t>
+        <w:t>managed</w:t>
+      </w:r>
+      <w:r>
+        <w:rPr>
+          <w:spacing w:val="-3"/>
+          <w:sz w:val="20"/>
+        </w:rPr>
+        <w:t xml:space="preserve"> </w:t>
+      </w:r>
+      <w:r>
+        <w:rPr>
+          <w:sz w:val="20"/>
+        </w:rPr>
+        <w:t>feature</w:t>
+      </w:r>
+      <w:r>
+        <w:rPr>
+          <w:spacing w:val="-3"/>
+          <w:sz w:val="20"/>
+        </w:rPr>
+        <w:t xml:space="preserve"> </w:t>
+      </w:r>
+      <w:r>
+        <w:rPr>
+          <w:sz w:val="20"/>
+        </w:rPr>
+        <w:t>engineering</w:t>
+      </w:r>
+      <w:r>
+        <w:rPr>
+          <w:spacing w:val="-4"/>
+          <w:sz w:val="20"/>
+        </w:rPr>
+        <w:t xml:space="preserve"> </w:t>
+      </w:r>
+      <w:r>
+        <w:rPr>
+          <w:sz w:val="20"/>
+        </w:rPr>
+        <w:t>workflows</w:t>
+      </w:r>
+      <w:r>
+        <w:rPr>
+          <w:spacing w:val="-3"/>
+          <w:sz w:val="20"/>
+        </w:rPr>
+        <w:t xml:space="preserve"> </w:t>
+      </w:r>
+      <w:r>
+        <w:rPr>
+          <w:sz w:val="20"/>
+        </w:rPr>
+        <w:t>to</w:t>
+      </w:r>
+      <w:r>
+        <w:rPr>
+          <w:spacing w:val="-2"/>
+          <w:sz w:val="20"/>
+        </w:rPr>
+        <w:t xml:space="preserve"> </w:t>
+      </w:r>
+      <w:r>
+        <w:rPr>
+          <w:sz w:val="20"/>
+        </w:rPr>
+        <w:t>support</w:t>
+      </w:r>
+      <w:r>
+        <w:rPr>
+          <w:spacing w:val="-3"/>
+          <w:sz w:val="20"/>
+        </w:rPr>
+        <w:t xml:space="preserve"> </w:t>
+      </w:r>
+      <w:r>
+        <w:rPr>
+          <w:sz w:val="20"/>
+        </w:rPr>
+        <w:t>machine</w:t>
+      </w:r>
+      <w:r>
+        <w:rPr>
+          <w:spacing w:val="-4"/>
+          <w:sz w:val="20"/>
+        </w:rPr>
+        <w:t xml:space="preserve"> </w:t>
+      </w:r>
+      <w:r>
+        <w:rPr>
+          <w:sz w:val="20"/>
+        </w:rPr>
+        <w:t>learning</w:t>
+      </w:r>
+      <w:r>
+        <w:rPr>
+          <w:spacing w:val="-4"/>
+          <w:sz w:val="20"/>
+        </w:rPr>
+        <w:t xml:space="preserve"> </w:t>
+      </w:r>
+      <w:r>
+        <w:rPr>
+          <w:sz w:val="20"/>
+        </w:rPr>
+        <w:t>projects,</w:t>
+      </w:r>
+      <w:r>
+        <w:rPr>
+          <w:spacing w:val="-3"/>
+          <w:sz w:val="20"/>
+        </w:rPr>
+        <w:t xml:space="preserve"> </w:t>
+      </w:r>
+      <w:r>
+        <w:rPr>
+          <w:sz w:val="20"/>
+        </w:rPr>
+        <w:t>ensuring</w:t>
+      </w:r>
+      <w:r>
+        <w:rPr>
+          <w:spacing w:val="-3"/>
+          <w:sz w:val="20"/>
+        </w:rPr>
+        <w:t xml:space="preserve"> </w:t>
+      </w:r>
+      <w:r>
+        <w:rPr>
+          <w:sz w:val="20"/>
+        </w:rPr>
+        <w:t>efficient</w:t>
       </w:r>
       <w:r>
         <w:rPr>
@@ -6107,137 +6169,7 @@
         <w:rPr>
           <w:sz w:val="20"/>
         </w:rPr>
-        <w:t>workflows</w:t>
-      </w:r>
-      <w:r>
-        <w:rPr>
-          <w:spacing w:val="-4"/>
-          <w:sz w:val="20"/>
-        </w:rPr>
-        <w:t xml:space="preserve"> </w:t>
-      </w:r>
-      <w:r>
-        <w:rPr>
-          <w:sz w:val="20"/>
-        </w:rPr>
-        <w:t>for</w:t>
-      </w:r>
-      <w:r>
-        <w:rPr>
-          <w:spacing w:val="-3"/>
-          <w:sz w:val="20"/>
-        </w:rPr>
-        <w:t xml:space="preserve"> </w:t>
-      </w:r>
-      <w:r>
-        <w:rPr>
-          <w:sz w:val="20"/>
-        </w:rPr>
-        <w:t>feature</w:t>
-      </w:r>
-      <w:r>
-        <w:rPr>
-          <w:spacing w:val="-2"/>
-          <w:sz w:val="20"/>
-        </w:rPr>
-        <w:t xml:space="preserve"> </w:t>
-      </w:r>
-      <w:r>
-        <w:rPr>
-          <w:sz w:val="20"/>
-        </w:rPr>
-        <w:t>engineering</w:t>
-      </w:r>
-      <w:r>
-        <w:rPr>
-          <w:spacing w:val="-3"/>
-          <w:sz w:val="20"/>
-        </w:rPr>
-        <w:t xml:space="preserve"> </w:t>
-      </w:r>
-      <w:r>
-        <w:rPr>
-          <w:sz w:val="20"/>
-        </w:rPr>
-        <w:t>and</w:t>
-      </w:r>
-      <w:r>
-        <w:rPr>
-          <w:spacing w:val="-4"/>
-          <w:sz w:val="20"/>
-        </w:rPr>
-        <w:t xml:space="preserve"> </w:t>
-      </w:r>
-      <w:r>
-        <w:rPr>
-          <w:sz w:val="20"/>
-        </w:rPr>
-        <w:t>data</w:t>
-      </w:r>
-      <w:r>
-        <w:rPr>
-          <w:spacing w:val="-4"/>
-          <w:sz w:val="20"/>
-        </w:rPr>
-        <w:t xml:space="preserve"> </w:t>
-      </w:r>
-      <w:r>
-        <w:rPr>
-          <w:sz w:val="20"/>
-        </w:rPr>
-        <w:t>modeling,</w:t>
-      </w:r>
-      <w:r>
-        <w:rPr>
-          <w:spacing w:val="-3"/>
-          <w:sz w:val="20"/>
-        </w:rPr>
-        <w:t xml:space="preserve"> </w:t>
-      </w:r>
-      <w:r>
-        <w:rPr>
-          <w:sz w:val="20"/>
-        </w:rPr>
-        <w:t>supporting</w:t>
-      </w:r>
-      <w:r>
-        <w:rPr>
-          <w:spacing w:val="-3"/>
-          <w:sz w:val="20"/>
-        </w:rPr>
-        <w:t xml:space="preserve"> </w:t>
-      </w:r>
-      <w:r>
-        <w:rPr>
-          <w:sz w:val="20"/>
-        </w:rPr>
-        <w:t>machine</w:t>
-      </w:r>
-      <w:r>
-        <w:rPr>
-          <w:spacing w:val="-3"/>
-          <w:sz w:val="20"/>
-        </w:rPr>
-        <w:t xml:space="preserve"> </w:t>
-      </w:r>
-      <w:r>
-        <w:rPr>
-          <w:sz w:val="20"/>
-        </w:rPr>
-        <w:t>learning</w:t>
-      </w:r>
-      <w:r>
-        <w:rPr>
-          <w:spacing w:val="-3"/>
-          <w:sz w:val="20"/>
-        </w:rPr>
-        <w:t xml:space="preserve"> </w:t>
-      </w:r>
-      <w:r>
-        <w:rPr>
-          <w:sz w:val="20"/>
-        </w:rPr>
-        <w:t>projects with robust and timely datasets.</w:t>
+        <w:t>preparation and quality for model training.</w:t>
       </w:r>
     </w:p>
     <w:p>
@@ -6261,20 +6193,20 @@
         <w:rPr>
           <w:sz w:val="20"/>
         </w:rPr>
-        <w:t>Implemented</w:t>
-      </w:r>
-      <w:r>
-        <w:rPr>
-          <w:spacing w:val="-3"/>
-          <w:sz w:val="20"/>
-        </w:rPr>
-        <w:t xml:space="preserve"> </w:t>
-      </w:r>
-      <w:r>
-        <w:rPr>
-          <w:sz w:val="20"/>
-        </w:rPr>
-        <w:t>real-time</w:t>
+        <w:t>Built</w:t>
+      </w:r>
+      <w:r>
+        <w:rPr>
+          <w:spacing w:val="-3"/>
+          <w:sz w:val="20"/>
+        </w:rPr>
+        <w:t xml:space="preserve"> </w:t>
+      </w:r>
+      <w:r>
+        <w:rPr>
+          <w:sz w:val="20"/>
+        </w:rPr>
+        <w:t>and</w:t>
       </w:r>
       <w:r>
         <w:rPr>
@@ -6287,24 +6219,102 @@
         <w:rPr>
           <w:sz w:val="20"/>
         </w:rPr>
+        <w:t>maintained</w:t>
+      </w:r>
+      <w:r>
+        <w:rPr>
+          <w:spacing w:val="-5"/>
+          <w:sz w:val="20"/>
+        </w:rPr>
+        <w:t xml:space="preserve"> </w:t>
+      </w:r>
+      <w:r>
+        <w:rPr>
+          <w:sz w:val="20"/>
+        </w:rPr>
         <w:t>data</w:t>
       </w:r>
       <w:r>
         <w:rPr>
-          <w:spacing w:val="-5"/>
-          <w:sz w:val="20"/>
-        </w:rPr>
-        <w:t xml:space="preserve"> </w:t>
-      </w:r>
-      <w:r>
-        <w:rPr>
-          <w:sz w:val="20"/>
-        </w:rPr>
-        <w:t>monitoring</w:t>
-      </w:r>
-      <w:r>
-        <w:rPr>
-          <w:spacing w:val="-3"/>
+          <w:spacing w:val="-3"/>
+          <w:sz w:val="20"/>
+        </w:rPr>
+        <w:t xml:space="preserve"> </w:t>
+      </w:r>
+      <w:r>
+        <w:rPr>
+          <w:sz w:val="20"/>
+        </w:rPr>
+        <w:t>analysis</w:t>
+      </w:r>
+      <w:r>
+        <w:rPr>
+          <w:spacing w:val="-1"/>
+          <w:sz w:val="20"/>
+        </w:rPr>
+        <w:t xml:space="preserve"> </w:t>
+      </w:r>
+      <w:r>
+        <w:rPr>
+          <w:sz w:val="20"/>
+        </w:rPr>
+        <w:t>workflows</w:t>
+      </w:r>
+      <w:r>
+        <w:rPr>
+          <w:spacing w:val="-4"/>
+          <w:sz w:val="20"/>
+        </w:rPr>
+        <w:t xml:space="preserve"> </w:t>
+      </w:r>
+      <w:r>
+        <w:rPr>
+          <w:sz w:val="20"/>
+        </w:rPr>
+        <w:t>leveraging</w:t>
+      </w:r>
+      <w:r>
+        <w:rPr>
+          <w:spacing w:val="-4"/>
+          <w:sz w:val="20"/>
+        </w:rPr>
+        <w:t xml:space="preserve"> </w:t>
+      </w:r>
+      <w:r>
+        <w:rPr>
+          <w:sz w:val="20"/>
+        </w:rPr>
+        <w:t>SQL,</w:t>
+      </w:r>
+      <w:r>
+        <w:rPr>
+          <w:spacing w:val="-4"/>
+          <w:sz w:val="20"/>
+        </w:rPr>
+        <w:t xml:space="preserve"> </w:t>
+      </w:r>
+      <w:r>
+        <w:rPr>
+          <w:sz w:val="20"/>
+        </w:rPr>
+        <w:t>PostgreSQL,</w:t>
+      </w:r>
+      <w:r>
+        <w:rPr>
+          <w:spacing w:val="-4"/>
+          <w:sz w:val="20"/>
+        </w:rPr>
+        <w:t xml:space="preserve"> </w:t>
+      </w:r>
+      <w:r>
+        <w:rPr>
+          <w:sz w:val="20"/>
+        </w:rPr>
+        <w:t>Grafana,</w:t>
+      </w:r>
+      <w:r>
+        <w:rPr>
+          <w:spacing w:val="-4"/>
           <w:sz w:val="20"/>
         </w:rPr>
         <w:t xml:space="preserve"> </w:t>
@@ -6317,107 +6327,29 @@
       </w:r>
       <w:r>
         <w:rPr>
-          <w:spacing w:val="-1"/>
-          <w:sz w:val="20"/>
-        </w:rPr>
-        <w:t xml:space="preserve"> </w:t>
-      </w:r>
-      <w:r>
-        <w:rPr>
-          <w:sz w:val="20"/>
-        </w:rPr>
-        <w:t>reporting</w:t>
-      </w:r>
-      <w:r>
-        <w:rPr>
-          <w:spacing w:val="-4"/>
-          <w:sz w:val="20"/>
-        </w:rPr>
-        <w:t xml:space="preserve"> </w:t>
-      </w:r>
-      <w:r>
-        <w:rPr>
-          <w:sz w:val="20"/>
-        </w:rPr>
-        <w:t>solutions</w:t>
-      </w:r>
-      <w:r>
-        <w:rPr>
-          <w:spacing w:val="-4"/>
-          <w:sz w:val="20"/>
-        </w:rPr>
-        <w:t xml:space="preserve"> </w:t>
-      </w:r>
-      <w:r>
-        <w:rPr>
-          <w:sz w:val="20"/>
-        </w:rPr>
-        <w:t>using</w:t>
-      </w:r>
-      <w:r>
-        <w:rPr>
-          <w:spacing w:val="-4"/>
-          <w:sz w:val="20"/>
-        </w:rPr>
-        <w:t xml:space="preserve"> </w:t>
-      </w:r>
-      <w:r>
-        <w:rPr>
-          <w:sz w:val="20"/>
-        </w:rPr>
-        <w:t>SQL,</w:t>
-      </w:r>
-      <w:r>
-        <w:rPr>
-          <w:spacing w:val="-4"/>
-          <w:sz w:val="20"/>
-        </w:rPr>
-        <w:t xml:space="preserve"> </w:t>
-      </w:r>
-      <w:r>
-        <w:rPr>
-          <w:sz w:val="20"/>
-        </w:rPr>
-        <w:t>PostgreSQL,</w:t>
-      </w:r>
-      <w:r>
-        <w:rPr>
-          <w:spacing w:val="-4"/>
-          <w:sz w:val="20"/>
-        </w:rPr>
-        <w:t xml:space="preserve"> </w:t>
-      </w:r>
-      <w:r>
-        <w:rPr>
-          <w:sz w:val="20"/>
-        </w:rPr>
-        <w:t>Grafana,</w:t>
-      </w:r>
-      <w:r>
-        <w:rPr>
-          <w:spacing w:val="-4"/>
-          <w:sz w:val="20"/>
-        </w:rPr>
-        <w:t xml:space="preserve"> </w:t>
-      </w:r>
-      <w:r>
-        <w:rPr>
-          <w:sz w:val="20"/>
-        </w:rPr>
-        <w:t>and</w:t>
-      </w:r>
-      <w:r>
-        <w:rPr>
-          <w:spacing w:val="-4"/>
-          <w:sz w:val="20"/>
-        </w:rPr>
-        <w:t xml:space="preserve"> </w:t>
-      </w:r>
-      <w:r>
-        <w:rPr>
-          <w:sz w:val="20"/>
-        </w:rPr>
-        <w:t>Tableau, enabling actionable insights and operational efficiency.</w:t>
+          <w:spacing w:val="-4"/>
+          <w:sz w:val="20"/>
+        </w:rPr>
+        <w:t xml:space="preserve"> </w:t>
+      </w:r>
+      <w:r>
+        <w:rPr>
+          <w:sz w:val="20"/>
+        </w:rPr>
+        <w:t>Tableau</w:t>
+      </w:r>
+      <w:r>
+        <w:rPr>
+          <w:spacing w:val="-4"/>
+          <w:sz w:val="20"/>
+        </w:rPr>
+        <w:t xml:space="preserve"> </w:t>
+      </w:r>
+      <w:r>
+        <w:rPr>
+          <w:sz w:val="20"/>
+        </w:rPr>
+        <w:t>for real-time monitoring and actionable business insights.</w:t>
       </w:r>
     </w:p>
     <w:p>
@@ -6493,7 +6425,7 @@
         <w:rPr>
           <w:sz w:val="20"/>
         </w:rPr>
-        <w:t>using</w:t>
+        <w:t>in</w:t>
       </w:r>
       <w:r>
         <w:rPr>
@@ -6506,7 +6438,7 @@
         <w:rPr>
           <w:sz w:val="20"/>
         </w:rPr>
-        <w:t>Agile</w:t>
+        <w:t>a</w:t>
       </w:r>
       <w:r>
         <w:rPr>
@@ -6519,10 +6451,88 @@
         <w:rPr>
           <w:sz w:val="20"/>
         </w:rPr>
+        <w:t>fast-paced</w:t>
+      </w:r>
+      <w:r>
+        <w:rPr>
+          <w:spacing w:val="-6"/>
+          <w:sz w:val="20"/>
+        </w:rPr>
+        <w:t xml:space="preserve"> </w:t>
+      </w:r>
+      <w:r>
+        <w:rPr>
+          <w:sz w:val="20"/>
+        </w:rPr>
+        <w:t>production</w:t>
+      </w:r>
+      <w:r>
+        <w:rPr>
+          <w:spacing w:val="-6"/>
+          <w:sz w:val="20"/>
+        </w:rPr>
+        <w:t xml:space="preserve"> </w:t>
+      </w:r>
+      <w:r>
+        <w:rPr>
+          <w:sz w:val="20"/>
+        </w:rPr>
+        <w:t>environment,</w:t>
+      </w:r>
+      <w:r>
+        <w:rPr>
+          <w:spacing w:val="-6"/>
+          <w:sz w:val="20"/>
+        </w:rPr>
+        <w:t xml:space="preserve"> </w:t>
+      </w:r>
+      <w:r>
+        <w:rPr>
+          <w:sz w:val="20"/>
+        </w:rPr>
+        <w:t>utilizing</w:t>
+      </w:r>
+      <w:r>
+        <w:rPr>
+          <w:spacing w:val="-7"/>
+          <w:sz w:val="20"/>
+        </w:rPr>
+        <w:t xml:space="preserve"> </w:t>
+      </w:r>
+      <w:r>
+        <w:rPr>
+          <w:sz w:val="20"/>
+        </w:rPr>
         <w:t>tools</w:t>
       </w:r>
       <w:r>
         <w:rPr>
+          <w:spacing w:val="-7"/>
+          <w:sz w:val="20"/>
+        </w:rPr>
+        <w:t xml:space="preserve"> </w:t>
+      </w:r>
+      <w:r>
+        <w:rPr>
+          <w:sz w:val="20"/>
+        </w:rPr>
+        <w:t>like</w:t>
+      </w:r>
+      <w:r>
+        <w:rPr>
+          <w:spacing w:val="-8"/>
+          <w:sz w:val="20"/>
+        </w:rPr>
+        <w:t xml:space="preserve"> </w:t>
+      </w:r>
+      <w:r>
+        <w:rPr>
+          <w:sz w:val="20"/>
+        </w:rPr>
+        <w:t>Jira</w:t>
+      </w:r>
+      <w:r>
+        <w:rPr>
           <w:spacing w:val="-6"/>
           <w:sz w:val="20"/>
         </w:rPr>
@@ -6530,88 +6540,10 @@
       </w:r>
       <w:r>
         <w:rPr>
-          <w:sz w:val="20"/>
-        </w:rPr>
-        <w:t>like</w:t>
-      </w:r>
-      <w:r>
-        <w:rPr>
-          <w:spacing w:val="-6"/>
-          <w:sz w:val="20"/>
-        </w:rPr>
-        <w:t xml:space="preserve"> </w:t>
-      </w:r>
-      <w:r>
-        <w:rPr>
-          <w:sz w:val="20"/>
-        </w:rPr>
-        <w:t>Jira</w:t>
-      </w:r>
-      <w:r>
-        <w:rPr>
-          <w:spacing w:val="-6"/>
-          <w:sz w:val="20"/>
-        </w:rPr>
-        <w:t xml:space="preserve"> </w:t>
-      </w:r>
-      <w:r>
-        <w:rPr>
-          <w:sz w:val="20"/>
-        </w:rPr>
-        <w:t>and</w:t>
-      </w:r>
-      <w:r>
-        <w:rPr>
-          <w:spacing w:val="-7"/>
-          <w:sz w:val="20"/>
-        </w:rPr>
-        <w:t xml:space="preserve"> </w:t>
-      </w:r>
-      <w:r>
-        <w:rPr>
-          <w:sz w:val="20"/>
-        </w:rPr>
-        <w:t>Trello</w:t>
-      </w:r>
-      <w:r>
-        <w:rPr>
-          <w:spacing w:val="-7"/>
-          <w:sz w:val="20"/>
-        </w:rPr>
-        <w:t xml:space="preserve"> </w:t>
-      </w:r>
-      <w:r>
-        <w:rPr>
-          <w:sz w:val="20"/>
-        </w:rPr>
-        <w:t>to</w:t>
-      </w:r>
-      <w:r>
-        <w:rPr>
-          <w:spacing w:val="-8"/>
-          <w:sz w:val="20"/>
-        </w:rPr>
-        <w:t xml:space="preserve"> </w:t>
-      </w:r>
-      <w:r>
-        <w:rPr>
-          <w:sz w:val="20"/>
-        </w:rPr>
-        <w:t>ensure</w:t>
-      </w:r>
-      <w:r>
-        <w:rPr>
-          <w:spacing w:val="-6"/>
-          <w:sz w:val="20"/>
-        </w:rPr>
-        <w:t xml:space="preserve"> </w:t>
-      </w:r>
-      <w:r>
-        <w:rPr>
           <w:spacing w:val="-2"/>
           <w:sz w:val="20"/>
         </w:rPr>
-        <w:t>seamless communication and support in a high-availability production environment.</w:t>
+        <w:t>and Slack to ensure seamless communication and project delivery.</w:t>
       </w:r>
     </w:p>
     <w:p>
@@ -6739,20 +6671,7 @@
         <w:rPr>
           <w:spacing w:val="-6"/>
         </w:rPr>
-        <w:t>Data Engineer - AI Products</w:t>
-      </w:r>
-      <w:r>
-        <w:rPr/>
-      </w:r>
-      <w:r>
-        <w:rPr>
-          <w:spacing w:val="-5"/>
-        </w:rPr>
-      </w:r>
-      <w:r>
-        <w:rPr>
-          <w:spacing w:val="-2"/>
-        </w:rPr>
+        <w:t>Data &amp; AI Product Engineer</w:t>
       </w:r>
     </w:p>
     <w:p>
@@ -6867,7 +6786,7 @@
         <w:rPr>
           <w:sz w:val="20"/>
         </w:rPr>
-        <w:t>workflows,</w:t>
+        <w:t>operations,</w:t>
       </w:r>
       <w:r>
         <w:rPr>
@@ -6945,7 +6864,7 @@
         <w:rPr>
           <w:sz w:val="20"/>
         </w:rPr>
-        <w:t>accuracy across large-scale enterprise systems.</w:t>
+        <w:t>quality across large-scale enterprise systems.</w:t>
       </w:r>
     </w:p>
     <w:p>
@@ -7047,20 +6966,20 @@
         <w:rPr>
           <w:sz w:val="20"/>
         </w:rPr>
-        <w:t>customer</w:t>
-      </w:r>
-      <w:r>
-        <w:rPr>
-          <w:spacing w:val="-3"/>
-          <w:sz w:val="20"/>
-        </w:rPr>
-        <w:t xml:space="preserve"> </w:t>
-      </w:r>
-      <w:r>
-        <w:rPr>
-          <w:sz w:val="20"/>
-        </w:rPr>
-        <w:t>churn,</w:t>
+        <w:t>churn</w:t>
+      </w:r>
+      <w:r>
+        <w:rPr>
+          <w:spacing w:val="-3"/>
+          <w:sz w:val="20"/>
+        </w:rPr>
+        <w:t xml:space="preserve"> </w:t>
+      </w:r>
+      <w:r>
+        <w:rPr>
+          <w:sz w:val="20"/>
+        </w:rPr>
+        <w:t>risk,</w:t>
       </w:r>
       <w:r>
         <w:rPr>
@@ -7099,7 +7018,7 @@
         <w:rPr>
           <w:sz w:val="20"/>
         </w:rPr>
-        <w:t>real-time</w:t>
+        <w:t>operational</w:t>
       </w:r>
       <w:r>
         <w:rPr>
@@ -7112,20 +7031,20 @@
         <w:rPr>
           <w:sz w:val="20"/>
         </w:rPr>
-        <w:t>decision</w:t>
-      </w:r>
-      <w:r>
-        <w:rPr>
-          <w:spacing w:val="-4"/>
-          <w:sz w:val="20"/>
-        </w:rPr>
-        <w:t xml:space="preserve"> </w:t>
-      </w:r>
-      <w:r>
-        <w:rPr>
-          <w:sz w:val="20"/>
-        </w:rPr>
-        <w:t>systems</w:t>
+        <w:t>workflows</w:t>
+      </w:r>
+      <w:r>
+        <w:rPr>
+          <w:spacing w:val="-4"/>
+          <w:sz w:val="20"/>
+        </w:rPr>
+        <w:t xml:space="preserve"> </w:t>
+      </w:r>
+      <w:r>
+        <w:rPr>
+          <w:sz w:val="20"/>
+        </w:rPr>
+        <w:t>to</w:t>
       </w:r>
       <w:r>
         <w:rPr>
@@ -7138,7 +7057,7 @@
         <w:rPr>
           <w:sz w:val="20"/>
         </w:rPr>
-        <w:t>to enhance operational efficiency.</w:t>
+        <w:t>enhance decision-making and boost conversion rates.</w:t>
       </w:r>
     </w:p>
     <w:p>
@@ -7175,7 +7094,7 @@
         <w:rPr>
           <w:sz w:val="20"/>
         </w:rPr>
-        <w:t>in-depth</w:t>
+        <w:t>advanced</w:t>
       </w:r>
       <w:r>
         <w:rPr>
@@ -7253,23 +7172,23 @@
         <w:rPr>
           <w:sz w:val="20"/>
         </w:rPr>
+        <w:t>Grafana,</w:t>
+      </w:r>
+      <w:r>
+        <w:rPr>
+          <w:spacing w:val="-4"/>
+          <w:sz w:val="20"/>
+        </w:rPr>
+        <w:t xml:space="preserve"> </w:t>
+      </w:r>
+      <w:r>
+        <w:rPr>
+          <w:sz w:val="20"/>
+        </w:rPr>
         <w:t>and</w:t>
       </w:r>
       <w:r>
         <w:rPr>
-          <w:spacing w:val="-4"/>
-          <w:sz w:val="20"/>
-        </w:rPr>
-        <w:t xml:space="preserve"> </w:t>
-      </w:r>
-      <w:r>
-        <w:rPr>
-          <w:sz w:val="20"/>
-        </w:rPr>
-        <w:t>visualization</w:t>
-      </w:r>
-      <w:r>
-        <w:rPr>
           <w:spacing w:val="-1"/>
           <w:sz w:val="20"/>
         </w:rPr>
@@ -7279,7 +7198,7 @@
         <w:rPr>
           <w:sz w:val="20"/>
         </w:rPr>
-        <w:t>tools</w:t>
+        <w:t>Tableau</w:t>
       </w:r>
       <w:r>
         <w:rPr>
@@ -7292,20 +7211,20 @@
         <w:rPr>
           <w:sz w:val="20"/>
         </w:rPr>
-        <w:t>like</w:t>
-      </w:r>
-      <w:r>
-        <w:rPr>
-          <w:spacing w:val="-4"/>
-          <w:sz w:val="20"/>
-        </w:rPr>
-        <w:t xml:space="preserve"> </w:t>
-      </w:r>
-      <w:r>
-        <w:rPr>
-          <w:sz w:val="20"/>
-        </w:rPr>
-        <w:t>Grafana</w:t>
+        <w:t>to</w:t>
+      </w:r>
+      <w:r>
+        <w:rPr>
+          <w:spacing w:val="-4"/>
+          <w:sz w:val="20"/>
+        </w:rPr>
+        <w:t xml:space="preserve"> </w:t>
+      </w:r>
+      <w:r>
+        <w:rPr>
+          <w:sz w:val="20"/>
+        </w:rPr>
+        <w:t>support</w:t>
       </w:r>
       <w:r>
         <w:rPr>
@@ -7318,14 +7237,14 @@
         <w:rPr>
           <w:sz w:val="20"/>
         </w:rPr>
-        <w:t>and</w:t>
+        <w:t>real-time</w:t>
       </w:r>
       <w:r>
         <w:rPr>
           <w:spacing w:val="-2"/>
           <w:sz w:val="20"/>
         </w:rPr>
-        <w:t>Tableau to support real-time monitoring and insights.</w:t>
+        <w:t>monitoring and business intelligence needs.</w:t>
       </w:r>
     </w:p>
     <w:p>
@@ -7525,7 +7444,7 @@
           <w:spacing w:val="-2"/>
           <w:sz w:val="20"/>
         </w:rPr>
-        <w:t>swift issue resolution.</w:t>
+        <w:t>timely resolution and system reliability.</w:t>
       </w:r>
     </w:p>
     <w:p>
@@ -7654,20 +7573,7 @@
         <w:rPr>
           <w:spacing w:val="-5"/>
         </w:rPr>
-        <w:t>Junior Data Engineer</w:t>
-      </w:r>
-      <w:r>
-        <w:rPr/>
-      </w:r>
-      <w:r>
-        <w:rPr>
-          <w:spacing w:val="-6"/>
-        </w:rPr>
-      </w:r>
-      <w:r>
-        <w:rPr>
-          <w:spacing w:val="-2"/>
-        </w:rPr>
+        <w:t>Data Engineer</w:t>
       </w:r>
     </w:p>
     <w:p>
@@ -7860,7 +7766,7 @@
         <w:rPr>
           <w:sz w:val="20"/>
         </w:rPr>
-        <w:t>leveraging</w:t>
+        <w:t>optimizing</w:t>
       </w:r>
       <w:r>
         <w:rPr>
@@ -7873,7 +7779,7 @@
         <w:rPr>
           <w:sz w:val="20"/>
         </w:rPr>
-        <w:t>Python</w:t>
+        <w:t>performance</w:t>
       </w:r>
       <w:r>
         <w:rPr>
@@ -7887,7 +7793,7 @@
           <w:spacing w:val="-2"/>
           <w:sz w:val="20"/>
         </w:rPr>
-        <w:t>and SQL for data transformation and optimization.</w:t>
+        <w:t>for large datasets.</w:t>
       </w:r>
     </w:p>
     <w:p>
@@ -7911,20 +7817,20 @@
         <w:rPr>
           <w:sz w:val="20"/>
         </w:rPr>
-        <w:t>Utilized</w:t>
-      </w:r>
-      <w:r>
-        <w:rPr>
-          <w:spacing w:val="-4"/>
-          <w:sz w:val="20"/>
-        </w:rPr>
-        <w:t xml:space="preserve"> </w:t>
-      </w:r>
-      <w:r>
-        <w:rPr>
-          <w:sz w:val="20"/>
-        </w:rPr>
-        <w:t>PostgreSQL</w:t>
+        <w:t>Developed</w:t>
+      </w:r>
+      <w:r>
+        <w:rPr>
+          <w:spacing w:val="-4"/>
+          <w:sz w:val="20"/>
+        </w:rPr>
+        <w:t xml:space="preserve"> </w:t>
+      </w:r>
+      <w:r>
+        <w:rPr>
+          <w:sz w:val="20"/>
+        </w:rPr>
+        <w:t>data</w:t>
       </w:r>
       <w:r>
         <w:rPr>
@@ -7937,137 +7843,137 @@
         <w:rPr>
           <w:sz w:val="20"/>
         </w:rPr>
+        <w:t>workflows</w:t>
+      </w:r>
+      <w:r>
+        <w:rPr>
+          <w:spacing w:val="-1"/>
+          <w:sz w:val="20"/>
+        </w:rPr>
+        <w:t xml:space="preserve"> </w:t>
+      </w:r>
+      <w:r>
+        <w:rPr>
+          <w:sz w:val="20"/>
+        </w:rPr>
+        <w:t>using</w:t>
+      </w:r>
+      <w:r>
+        <w:rPr>
+          <w:spacing w:val="-4"/>
+          <w:sz w:val="20"/>
+        </w:rPr>
+        <w:t xml:space="preserve"> </w:t>
+      </w:r>
+      <w:r>
+        <w:rPr>
+          <w:sz w:val="20"/>
+        </w:rPr>
+        <w:t>Python</w:t>
+      </w:r>
+      <w:r>
+        <w:rPr>
+          <w:spacing w:val="-4"/>
+          <w:sz w:val="20"/>
+        </w:rPr>
+        <w:t xml:space="preserve"> </w:t>
+      </w:r>
+      <w:r>
+        <w:rPr>
+          <w:sz w:val="20"/>
+        </w:rPr>
         <w:t>and</w:t>
       </w:r>
       <w:r>
         <w:rPr>
-          <w:spacing w:val="-1"/>
-          <w:sz w:val="20"/>
-        </w:rPr>
-        <w:t xml:space="preserve"> </w:t>
-      </w:r>
-      <w:r>
-        <w:rPr>
-          <w:sz w:val="20"/>
-        </w:rPr>
-        <w:t>MySQL</w:t>
-      </w:r>
-      <w:r>
-        <w:rPr>
-          <w:spacing w:val="-4"/>
-          <w:sz w:val="20"/>
-        </w:rPr>
-        <w:t xml:space="preserve"> </w:t>
-      </w:r>
-      <w:r>
-        <w:rPr>
-          <w:sz w:val="20"/>
-        </w:rPr>
-        <w:t>to</w:t>
-      </w:r>
-      <w:r>
-        <w:rPr>
-          <w:spacing w:val="-4"/>
-          <w:sz w:val="20"/>
-        </w:rPr>
-        <w:t xml:space="preserve"> </w:t>
-      </w:r>
-      <w:r>
-        <w:rPr>
-          <w:sz w:val="20"/>
-        </w:rPr>
-        <w:t>develop</w:t>
-      </w:r>
-      <w:r>
-        <w:rPr>
-          <w:spacing w:val="-4"/>
-          <w:sz w:val="20"/>
-        </w:rPr>
-        <w:t xml:space="preserve"> </w:t>
-      </w:r>
-      <w:r>
-        <w:rPr>
-          <w:sz w:val="20"/>
-        </w:rPr>
-        <w:t>workflows</w:t>
-      </w:r>
-      <w:r>
-        <w:rPr>
-          <w:spacing w:val="-4"/>
-          <w:sz w:val="20"/>
-        </w:rPr>
-        <w:t xml:space="preserve"> </w:t>
-      </w:r>
-      <w:r>
-        <w:rPr>
-          <w:sz w:val="20"/>
-        </w:rPr>
-        <w:t>for</w:t>
-      </w:r>
-      <w:r>
-        <w:rPr>
-          <w:spacing w:val="-4"/>
-          <w:sz w:val="20"/>
-        </w:rPr>
-        <w:t xml:space="preserve"> </w:t>
-      </w:r>
-      <w:r>
-        <w:rPr>
-          <w:sz w:val="20"/>
-        </w:rPr>
-        <w:t>pattern</w:t>
-      </w:r>
-      <w:r>
-        <w:rPr>
-          <w:spacing w:val="-4"/>
-          <w:sz w:val="20"/>
-        </w:rPr>
-        <w:t xml:space="preserve"> </w:t>
-      </w:r>
-      <w:r>
-        <w:rPr>
-          <w:sz w:val="20"/>
-        </w:rPr>
-        <w:t>detection</w:t>
-      </w:r>
-      <w:r>
-        <w:rPr>
-          <w:spacing w:val="-4"/>
-          <w:sz w:val="20"/>
-        </w:rPr>
-        <w:t xml:space="preserve"> </w:t>
-      </w:r>
-      <w:r>
-        <w:rPr>
-          <w:sz w:val="20"/>
-        </w:rPr>
-        <w:t>and</w:t>
-      </w:r>
-      <w:r>
-        <w:rPr>
-          <w:spacing w:val="-4"/>
-          <w:sz w:val="20"/>
-        </w:rPr>
-        <w:t xml:space="preserve"> </w:t>
-      </w:r>
-      <w:r>
-        <w:rPr>
-          <w:sz w:val="20"/>
-        </w:rPr>
-        <w:t>anomaly</w:t>
-      </w:r>
-      <w:r>
-        <w:rPr>
-          <w:spacing w:val="-4"/>
-          <w:sz w:val="20"/>
-        </w:rPr>
-        <w:t xml:space="preserve"> </w:t>
-      </w:r>
-      <w:r>
-        <w:rPr>
-          <w:sz w:val="20"/>
-        </w:rPr>
-        <w:t>identification in large-scale IoT datasets, adhering to data modeling best practices.</w:t>
+          <w:spacing w:val="-4"/>
+          <w:sz w:val="20"/>
+        </w:rPr>
+        <w:t xml:space="preserve"> </w:t>
+      </w:r>
+      <w:r>
+        <w:rPr>
+          <w:sz w:val="20"/>
+        </w:rPr>
+        <w:t>PostgreSQL,</w:t>
+      </w:r>
+      <w:r>
+        <w:rPr>
+          <w:spacing w:val="-4"/>
+          <w:sz w:val="20"/>
+        </w:rPr>
+        <w:t xml:space="preserve"> </w:t>
+      </w:r>
+      <w:r>
+        <w:rPr>
+          <w:sz w:val="20"/>
+        </w:rPr>
+        <w:t>applying</w:t>
+      </w:r>
+      <w:r>
+        <w:rPr>
+          <w:spacing w:val="-4"/>
+          <w:sz w:val="20"/>
+        </w:rPr>
+        <w:t xml:space="preserve"> </w:t>
+      </w:r>
+      <w:r>
+        <w:rPr>
+          <w:sz w:val="20"/>
+        </w:rPr>
+        <w:t>data</w:t>
+      </w:r>
+      <w:r>
+        <w:rPr>
+          <w:spacing w:val="-4"/>
+          <w:sz w:val="20"/>
+        </w:rPr>
+        <w:t xml:space="preserve"> </w:t>
+      </w:r>
+      <w:r>
+        <w:rPr>
+          <w:sz w:val="20"/>
+        </w:rPr>
+        <w:t>modeling</w:t>
+      </w:r>
+      <w:r>
+        <w:rPr>
+          <w:spacing w:val="-4"/>
+          <w:sz w:val="20"/>
+        </w:rPr>
+        <w:t xml:space="preserve"> </w:t>
+      </w:r>
+      <w:r>
+        <w:rPr>
+          <w:sz w:val="20"/>
+        </w:rPr>
+        <w:t>best</w:t>
+      </w:r>
+      <w:r>
+        <w:rPr>
+          <w:spacing w:val="-4"/>
+          <w:sz w:val="20"/>
+        </w:rPr>
+        <w:t xml:space="preserve"> </w:t>
+      </w:r>
+      <w:r>
+        <w:rPr>
+          <w:sz w:val="20"/>
+        </w:rPr>
+        <w:t>practices</w:t>
+      </w:r>
+      <w:r>
+        <w:rPr>
+          <w:spacing w:val="-4"/>
+          <w:sz w:val="20"/>
+        </w:rPr>
+        <w:t xml:space="preserve"> </w:t>
+      </w:r>
+      <w:r>
+        <w:rPr>
+          <w:sz w:val="20"/>
+        </w:rPr>
+        <w:t>to uncover patterns and trends in IoT datasets.</w:t>
       </w:r>
     </w:p>
     <w:p>
@@ -8091,7 +7997,7 @@
         <w:rPr>
           <w:sz w:val="20"/>
         </w:rPr>
-        <w:t>Built</w:t>
+        <w:t>Created</w:t>
       </w:r>
       <w:r>
         <w:rPr>
@@ -8104,7 +8010,7 @@
         <w:rPr>
           <w:sz w:val="20"/>
         </w:rPr>
-        <w:t>interactive</w:t>
+        <w:t>dynamic</w:t>
       </w:r>
       <w:r>
         <w:rPr>
@@ -8221,7 +8127,7 @@
         <w:rPr>
           <w:sz w:val="20"/>
         </w:rPr>
-        <w:t>data-driven</w:t>
+        <w:t>stakeholder</w:t>
       </w:r>
       <w:r>
         <w:rPr>
@@ -8260,14 +8166,14 @@
         <w:rPr>
           <w:sz w:val="20"/>
         </w:rPr>
-        <w:t>stakeholder</w:t>
+        <w:t>business</w:t>
       </w:r>
       <w:r>
         <w:rPr>
           <w:spacing w:val="-2"/>
           <w:sz w:val="20"/>
         </w:rPr>
-        <w:t>communication.</w:t>
+        <w:t>analytics.</w:t>
       </w:r>
     </w:p>
     <w:p>
@@ -8291,7 +8197,7 @@
         <w:rPr>
           <w:sz w:val="20"/>
         </w:rPr>
-        <w:t>Applied</w:t>
+        <w:t>Utilized</w:t>
       </w:r>
       <w:r>
         <w:rPr>
@@ -8421,40 +8327,40 @@
         <w:rPr>
           <w:sz w:val="20"/>
         </w:rPr>
-        <w:t>IoT</w:t>
-      </w:r>
-      <w:r>
-        <w:rPr>
-          <w:spacing w:val="-3"/>
-          <w:sz w:val="20"/>
-        </w:rPr>
-        <w:t xml:space="preserve"> </w:t>
-      </w:r>
-      <w:r>
-        <w:rPr>
-          <w:sz w:val="20"/>
-        </w:rPr>
-        <w:t>time-series</w:t>
-      </w:r>
-      <w:r>
-        <w:rPr>
-          <w:spacing w:val="-4"/>
-          <w:sz w:val="20"/>
-        </w:rPr>
-        <w:t xml:space="preserve"> </w:t>
-      </w:r>
-      <w:r>
-        <w:rPr>
-          <w:sz w:val="20"/>
-        </w:rPr>
-        <w:t>data,</w:t>
+        <w:t>derive</w:t>
+      </w:r>
+      <w:r>
+        <w:rPr>
+          <w:spacing w:val="-3"/>
+          <w:sz w:val="20"/>
+        </w:rPr>
+        <w:t xml:space="preserve"> </w:t>
+      </w:r>
+      <w:r>
+        <w:rPr>
+          <w:sz w:val="20"/>
+        </w:rPr>
+        <w:t>predictive</w:t>
+      </w:r>
+      <w:r>
+        <w:rPr>
+          <w:spacing w:val="-4"/>
+          <w:sz w:val="20"/>
+        </w:rPr>
+        <w:t xml:space="preserve"> </w:t>
+      </w:r>
+      <w:r>
+        <w:rPr>
+          <w:sz w:val="20"/>
+        </w:rPr>
+        <w:t>maintenance</w:t>
       </w:r>
       <w:r>
         <w:rPr>
           <w:spacing w:val="-2"/>
           <w:sz w:val="20"/>
         </w:rPr>
-        <w:t>contributing to predictive maintenance initiatives.</w:t>
+        <w:t>insights from time-series data.</w:t>
       </w:r>
     </w:p>
     <w:p>
@@ -8939,61 +8845,9 @@
       </w:r>
       <w:r>
         <w:rPr>
-          <w:b/>
-          <w:spacing w:val="-11"/>
-          <w:sz w:val="20"/>
-        </w:rPr>
-      </w:r>
-      <w:r>
-        <w:rPr>
-          <w:sz w:val="20"/>
-        </w:rPr>
-        <w:t>SQL, Apache Kafka, PySpark, Apache Airflow, ETL/ELT Pipelines, Data Modeling, Data Warehousing, Real-Time Streaming, DynamoDB, PostgreSQL, MongoDB, Redis, MySQL, dbt, Data Quality, Grafana, Tableau, Power BI.</w:t>
-      </w:r>
-      <w:r>
-        <w:rPr>
-          <w:spacing w:val="-10"/>
-          <w:sz w:val="20"/>
-        </w:rPr>
-      </w:r>
-      <w:r>
-        <w:rPr>
-          <w:sz w:val="20"/>
-        </w:rPr>
-      </w:r>
-      <w:r>
-        <w:rPr>
-          <w:spacing w:val="-10"/>
-          <w:sz w:val="20"/>
-        </w:rPr>
-      </w:r>
-      <w:r>
-        <w:rPr>
-          <w:sz w:val="20"/>
-        </w:rPr>
-      </w:r>
-      <w:r>
-        <w:rPr>
-          <w:spacing w:val="-9"/>
-          <w:sz w:val="20"/>
-        </w:rPr>
-      </w:r>
-      <w:r>
-        <w:rPr>
-          <w:sz w:val="20"/>
-        </w:rPr>
-      </w:r>
-      <w:r>
-        <w:rPr>
-          <w:spacing w:val="-7"/>
-          <w:sz w:val="20"/>
-        </w:rPr>
-      </w:r>
-      <w:r>
-        <w:rPr>
-          <w:spacing w:val="-2"/>
-          <w:sz w:val="20"/>
-        </w:rPr>
+          <w:sz w:val="20"/>
+        </w:rPr>
+        <w:t>SQL, PySpark, Apache Kafka, Apache Airflow, ETL/ELT Pipelines, Data Modeling, Data Warehousing, Real-Time Streaming, DynamoDB, PostgreSQL, dbt, Data Quality, Grafana, Tableau, Power BI, MongoDB, Redis, MySQL.</w:t>
       </w:r>
     </w:p>
     <w:p>
@@ -9009,119 +8863,8 @@
         <w:t xml:space="preserve">AWS &amp; Cloud: </w:t>
       </w:r>
       <w:r>
-        <w:rPr>
-          <w:b/>
-          <w:spacing w:val="-4"/>
-        </w:rPr>
-      </w:r>
-      <w:r>
-        <w:rPr>
-          <w:b/>
-        </w:rPr>
-      </w:r>
-      <w:r>
-        <w:rPr>
-          <w:b/>
-          <w:spacing w:val="-5"/>
-        </w:rPr>
-      </w:r>
-      <w:r>
-        <w:rPr>
-          <w:b/>
-        </w:rPr>
-      </w:r>
-      <w:r>
-        <w:rPr>
-          <w:b/>
-          <w:spacing w:val="-4"/>
-        </w:rPr>
-      </w:r>
-      <w:r>
-        <w:rPr>
-          <w:b/>
-        </w:rPr>
-      </w:r>
-      <w:r>
-        <w:rPr>
-          <w:b/>
-          <w:spacing w:val="-3"/>
-        </w:rPr>
-      </w:r>
-      <w:r>
         <w:rPr/>
-        <w:t>AWS (S3, Redshift, Glue, EMR, Lambda, ECS, ECR, SageMaker, RDS), Terraform, CI/CD, Docker, Kubernetes, Microservices, Azure, GCP.</w:t>
-      </w:r>
-      <w:r>
-        <w:rPr>
-          <w:spacing w:val="-3"/>
-        </w:rPr>
-      </w:r>
-      <w:r>
-        <w:rPr/>
-      </w:r>
-      <w:r>
-        <w:rPr>
-          <w:spacing w:val="-2"/>
-        </w:rPr>
-      </w:r>
-      <w:r>
-        <w:rPr/>
-      </w:r>
-      <w:r>
-        <w:rPr>
-          <w:spacing w:val="-3"/>
-        </w:rPr>
-      </w:r>
-      <w:r>
-        <w:rPr/>
-      </w:r>
-      <w:r>
-        <w:rPr>
-          <w:spacing w:val="-2"/>
-        </w:rPr>
-      </w:r>
-      <w:r>
-        <w:rPr/>
-      </w:r>
-      <w:r>
-        <w:rPr>
-          <w:spacing w:val="-2"/>
-        </w:rPr>
-      </w:r>
-      <w:r>
-        <w:rPr/>
-      </w:r>
-      <w:r>
-        <w:rPr>
-          <w:spacing w:val="-3"/>
-        </w:rPr>
-      </w:r>
-      <w:r>
-        <w:rPr/>
-      </w:r>
-      <w:r>
-        <w:rPr>
-          <w:spacing w:val="-3"/>
-        </w:rPr>
-      </w:r>
-      <w:r>
-        <w:rPr/>
-      </w:r>
-      <w:r>
-        <w:rPr>
-          <w:spacing w:val="-6"/>
-        </w:rPr>
-      </w:r>
-      <w:r>
-        <w:rPr/>
-      </w:r>
-      <w:r>
-        <w:rPr>
-          <w:spacing w:val="-2"/>
-        </w:rPr>
-      </w:r>
-      <w:r>
-        <w:rPr/>
+        <w:t>AWS (S3, Redshift, Glue, EMR, Lambda, SageMaker, ECS, ECR, RDS), Terraform, CI/CD, Docker, Kubernetes, Microservices, Azure, GCP.</w:t>
       </w:r>
     </w:p>
     <w:p>
@@ -9153,100 +8896,7 @@
       </w:r>
       <w:r>
         <w:rPr/>
-        <w:t>Python, scikit-learn, PyTorch, TensorFlow, C++, FastAPI, Flask, gRPC, REST APIs, WebSockets, Shell Scripting, OpenCV, RLHF, PPO, CUDA, Quantization.</w:t>
-      </w:r>
-      <w:r>
-        <w:rPr>
-          <w:spacing w:val="-4"/>
-        </w:rPr>
-      </w:r>
-      <w:r>
-        <w:rPr/>
-      </w:r>
-      <w:r>
-        <w:rPr>
-          <w:spacing w:val="-2"/>
-        </w:rPr>
-      </w:r>
-      <w:r>
-        <w:rPr/>
-      </w:r>
-      <w:r>
-        <w:rPr>
-          <w:spacing w:val="-4"/>
-        </w:rPr>
-      </w:r>
-      <w:r>
-        <w:rPr/>
-      </w:r>
-      <w:r>
-        <w:rPr>
-          <w:spacing w:val="-1"/>
-        </w:rPr>
-      </w:r>
-      <w:r>
-        <w:rPr/>
-      </w:r>
-      <w:r>
-        <w:rPr>
-          <w:spacing w:val="-4"/>
-        </w:rPr>
-      </w:r>
-      <w:r>
-        <w:rPr/>
-      </w:r>
-      <w:r>
-        <w:rPr>
-          <w:spacing w:val="-4"/>
-        </w:rPr>
-      </w:r>
-      <w:r>
-        <w:rPr/>
-      </w:r>
-      <w:r>
-        <w:rPr>
-          <w:spacing w:val="-3"/>
-        </w:rPr>
-      </w:r>
-      <w:r>
-        <w:rPr/>
-      </w:r>
-      <w:r>
-        <w:rPr>
-          <w:spacing w:val="-7"/>
-        </w:rPr>
-      </w:r>
-      <w:r>
-        <w:rPr/>
-      </w:r>
-      <w:r>
-        <w:rPr>
-          <w:spacing w:val="-2"/>
-        </w:rPr>
-      </w:r>
-      <w:r>
-        <w:rPr/>
-      </w:r>
-      <w:r>
-        <w:rPr>
-          <w:spacing w:val="-4"/>
-        </w:rPr>
-      </w:r>
-      <w:r>
-        <w:rPr/>
-      </w:r>
-      <w:r>
-        <w:rPr>
-          <w:spacing w:val="-4"/>
-        </w:rPr>
-      </w:r>
-      <w:r>
-        <w:rPr/>
-      </w:r>
-      <w:r>
-        <w:rPr>
-          <w:spacing w:val="-2"/>
-        </w:rPr>
+        <w:t>Python, scikit-learn, PyTorch, TensorFlow, FastAPI, Flask, gRPC, REST APIs, WebSockets, Shell Scripting, C++, OpenCV, RLHF, PPO, CUDA, Quantization.</w:t>
       </w:r>
     </w:p>
     <w:p>
@@ -9262,124 +8912,8 @@
         <w:t xml:space="preserve">GenAI &amp; LLMs: </w:t>
       </w:r>
       <w:r>
-        <w:rPr>
-          <w:b/>
-          <w:spacing w:val="-2"/>
-        </w:rPr>
-      </w:r>
-      <w:r>
-        <w:rPr>
-          <w:b/>
-        </w:rPr>
-      </w:r>
-      <w:r>
-        <w:rPr>
-          <w:b/>
-          <w:spacing w:val="-4"/>
-        </w:rPr>
-      </w:r>
-      <w:r>
-        <w:rPr>
-          <w:b/>
-        </w:rPr>
-      </w:r>
-      <w:r>
-        <w:rPr>
-          <w:b/>
-          <w:spacing w:val="-1"/>
-        </w:rPr>
-      </w:r>
-      <w:r>
         <w:rPr/>
         <w:t>LangChain, RAG Architectures, Agentic AI, Fine-Tuning (LoRA, QLoRA, PEFT), OpenAI, Claude/Anthropic, LLaMA, Mistral, Hugging Face, VLLM, Prompt Engineering, FAISS, ChromaDB, Pinecone, PG-Vector.</w:t>
-      </w:r>
-      <w:r>
-        <w:rPr>
-          <w:spacing w:val="-4"/>
-        </w:rPr>
-      </w:r>
-      <w:r>
-        <w:rPr/>
-      </w:r>
-      <w:r>
-        <w:rPr>
-          <w:spacing w:val="-1"/>
-        </w:rPr>
-      </w:r>
-      <w:r>
-        <w:rPr/>
-      </w:r>
-      <w:r>
-        <w:rPr>
-          <w:spacing w:val="-1"/>
-        </w:rPr>
-      </w:r>
-      <w:r>
-        <w:rPr/>
-      </w:r>
-      <w:r>
-        <w:rPr>
-          <w:spacing w:val="-6"/>
-        </w:rPr>
-      </w:r>
-      <w:r>
-        <w:rPr/>
-      </w:r>
-      <w:r>
-        <w:rPr>
-          <w:spacing w:val="-3"/>
-        </w:rPr>
-      </w:r>
-      <w:r>
-        <w:rPr/>
-      </w:r>
-      <w:r>
-        <w:rPr>
-          <w:spacing w:val="-3"/>
-        </w:rPr>
-      </w:r>
-      <w:r>
-        <w:rPr/>
-      </w:r>
-      <w:r>
-        <w:rPr>
-          <w:spacing w:val="-3"/>
-        </w:rPr>
-      </w:r>
-      <w:r>
-        <w:rPr/>
-      </w:r>
-      <w:r>
-        <w:rPr>
-          <w:spacing w:val="-3"/>
-        </w:rPr>
-      </w:r>
-      <w:r>
-        <w:rPr/>
-      </w:r>
-      <w:r>
-        <w:rPr>
-          <w:spacing w:val="-6"/>
-        </w:rPr>
-      </w:r>
-      <w:r>
-        <w:rPr/>
-      </w:r>
-      <w:r>
-        <w:rPr>
-          <w:spacing w:val="-1"/>
-        </w:rPr>
-      </w:r>
-      <w:r>
-        <w:rPr/>
-      </w:r>
-      <w:r>
-        <w:rPr>
-          <w:spacing w:val="-6"/>
-        </w:rPr>
-      </w:r>
-      <w:r>
-        <w:rPr/>
       </w:r>
     </w:p>
     <w:p>
@@ -9395,99 +8929,8 @@
         <w:t xml:space="preserve">Certifications: </w:t>
       </w:r>
       <w:r>
-        <w:rPr>
-          <w:b/>
-          <w:spacing w:val="-9"/>
-        </w:rPr>
-      </w:r>
-      <w:r>
-        <w:rPr>
-          <w:b/>
-        </w:rPr>
-      </w:r>
-      <w:r>
-        <w:rPr>
-          <w:b/>
-          <w:spacing w:val="-7"/>
-        </w:rPr>
-      </w:r>
-      <w:r>
         <w:rPr/>
         <w:t>Foundations: Data, Data, Everywhere (Google).</w:t>
-      </w:r>
-      <w:r>
-        <w:rPr>
-          <w:spacing w:val="-8"/>
-        </w:rPr>
-      </w:r>
-      <w:r>
-        <w:rPr/>
-      </w:r>
-      <w:r>
-        <w:rPr>
-          <w:spacing w:val="-7"/>
-        </w:rPr>
-      </w:r>
-      <w:r>
-        <w:rPr/>
-      </w:r>
-      <w:r>
-        <w:rPr>
-          <w:spacing w:val="-7"/>
-        </w:rPr>
-      </w:r>
-      <w:r>
-        <w:rPr/>
-      </w:r>
-      <w:r>
-        <w:rPr>
-          <w:spacing w:val="-5"/>
-        </w:rPr>
-      </w:r>
-      <w:r>
-        <w:rPr/>
-      </w:r>
-      <w:r>
-        <w:rPr>
-          <w:spacing w:val="-5"/>
-        </w:rPr>
-      </w:r>
-      <w:r>
-        <w:rPr/>
-      </w:r>
-      <w:r>
-        <w:rPr>
-          <w:spacing w:val="-10"/>
-        </w:rPr>
-      </w:r>
-      <w:r>
-        <w:rPr/>
-      </w:r>
-      <w:r>
-        <w:rPr>
-          <w:spacing w:val="-5"/>
-        </w:rPr>
-      </w:r>
-      <w:r>
-        <w:rPr/>
-      </w:r>
-      <w:r>
-        <w:rPr>
-          <w:spacing w:val="-7"/>
-        </w:rPr>
-      </w:r>
-      <w:r>
-        <w:rPr/>
-      </w:r>
-      <w:r>
-        <w:rPr>
-          <w:spacing w:val="-8"/>
-        </w:rPr>
-      </w:r>
-      <w:r>
-        <w:rPr>
-          <w:spacing w:val="-2"/>
-        </w:rPr>
       </w:r>
     </w:p>
     <w:p>
@@ -9496,105 +8939,6 @@
         <w:spacing w:line="247" w:lineRule="auto" w:before="27"/>
         <w:ind w:left="1694" w:firstLine="0"/>
       </w:pPr>
-      <w:r>
-        <w:rPr/>
-      </w:r>
-      <w:r>
-        <w:rPr>
-          <w:spacing w:val="-5"/>
-        </w:rPr>
-      </w:r>
-      <w:r>
-        <w:rPr/>
-      </w:r>
-      <w:r>
-        <w:rPr>
-          <w:spacing w:val="-4"/>
-        </w:rPr>
-      </w:r>
-      <w:r>
-        <w:rPr/>
-      </w:r>
-      <w:r>
-        <w:rPr>
-          <w:spacing w:val="-2"/>
-        </w:rPr>
-      </w:r>
-      <w:r>
-        <w:rPr/>
-      </w:r>
-      <w:r>
-        <w:rPr>
-          <w:spacing w:val="-4"/>
-        </w:rPr>
-      </w:r>
-      <w:r>
-        <w:rPr/>
-      </w:r>
-      <w:r>
-        <w:rPr>
-          <w:spacing w:val="-4"/>
-        </w:rPr>
-      </w:r>
-      <w:r>
-        <w:rPr/>
-      </w:r>
-      <w:r>
-        <w:rPr>
-          <w:spacing w:val="-4"/>
-        </w:rPr>
-      </w:r>
-      <w:r>
-        <w:rPr/>
-      </w:r>
-      <w:r>
-        <w:rPr>
-          <w:spacing w:val="-6"/>
-        </w:rPr>
-      </w:r>
-      <w:r>
-        <w:rPr/>
-      </w:r>
-      <w:r>
-        <w:rPr>
-          <w:spacing w:val="-2"/>
-        </w:rPr>
-      </w:r>
-      <w:r>
-        <w:rPr/>
-      </w:r>
-      <w:r>
-        <w:rPr>
-          <w:spacing w:val="-2"/>
-        </w:rPr>
-      </w:r>
-      <w:r>
-        <w:rPr/>
-      </w:r>
-      <w:r>
-        <w:rPr>
-          <w:spacing w:val="-4"/>
-        </w:rPr>
-      </w:r>
-      <w:r>
-        <w:rPr/>
-      </w:r>
-      <w:r>
-        <w:rPr>
-          <w:spacing w:val="-4"/>
-        </w:rPr>
-      </w:r>
-      <w:r>
-        <w:rPr/>
-      </w:r>
-      <w:r>
-        <w:rPr>
-          <w:spacing w:val="-6"/>
-        </w:rPr>
-      </w:r>
-      <w:r>
-        <w:rPr/>
-      </w:r>
     </w:p>
     <w:sectPr>
       <w:pgSz w:w="12240" w:h="15840"/>
